--- a/download/studien-aktuell.docx
+++ b/download/studien-aktuell.docx
@@ -62,7 +62,7 @@
           <w:color w:val="666666"/>
           <w:sz w:val="18"/>
         </w:rPr>
-        <w:t>Stand: 10.09.2026  |  6 Studien  |  onkologie.m-vf.de</w:t>
+        <w:t>Stand: 11.09.2026  |  6 Studien  |  onkologie.m-vf.de</w:t>
       </w:r>
     </w:p>
     <w:p>
@@ -70,7 +70,7 @@
         <w:pStyle w:val="Heading1"/>
       </w:pPr>
       <w:r>
-        <w:t>Aufgenommen am 10.09.2026</w:t>
+        <w:t>Aufgenommen am 11.09.2026</w:t>
       </w:r>
     </w:p>
     <w:p>
@@ -78,7 +78,7 @@
         <w:pStyle w:val="Heading2"/>
       </w:pPr>
       <w:r>
-        <w:t>LGsig-Klassifikation verbessert Therapievorhersage beim Diffusen großzelligen B-Zell-Lymphom</w:t>
+        <w:t>Acht Mutationsmuster definieren Prostatakrebs-Subtypen mit unterschiedlichem Metastasierungs- und Therapierisiko</w:t>
       </w:r>
     </w:p>
     <w:p>
@@ -88,12 +88,12 @@
           <w:color w:val="666666"/>
           <w:sz w:val="18"/>
         </w:rPr>
-        <w:t>Tumuluru S et al.  ·  J Clin Oncol  ·  09.09.2026  ·  PMID 42715516</w:t>
+        <w:t>Gruber AJ et al.  ·  Nature  ·  09.09.2026  ·  PMID 42717097</w:t>
       </w:r>
     </w:p>
     <w:p>
       <w:r>
-        <w:t>Eine neue Klassifikationsmethode (LGsig) integriert genetische und Genexpressions-Profile, um Patienten mit diffusem großzelligem B-Zell-Lymphom in biologisch relevante Subtypen einzuordnen und deren Ansprechen auf gezielte Therapien besser vorherzusagen.</w:t>
+        <w:t>Internationale Kohorte von 959 Patienten mit 959 Prostatakrebstumoren wurde mittels Mutationssignatur-Analyse charakterisiert, um klinisch relevante Subtypen zu identifizieren.</w:t>
       </w:r>
     </w:p>
     <w:p>
@@ -104,7 +104,7 @@
         <w:t xml:space="preserve">Ergebnis: </w:t>
       </w:r>
       <w:r>
-        <w:t>LGsig klassifizierte alle DLBCL-Fälle, einschließlich zuvor unklassifizierbarer Tumoren. In der POLARIX-Studie zeigte sich ein signifikanter Überlebensvorteil für Patienten mit bestimmten LGsig-Subtypen unter Polatuzumab vedotin-R-CHP versus R-CHOP in sowohl genetisch klassifizierten als auch unklassifizierten Fällen.</w:t>
+        <w:t>Acht integrierte Mutationsfuß­abdrücke (IMF) erklären 85% der Pri­märtumoren; vier IMF (in 37% vorhanden) assoziierten mit verkürzter Zeit bis Metastasierung; Biomarker sagten Ansprechen auf Androgen-Rezeptor-Inhibitoren voraus.</w:t>
       </w:r>
     </w:p>
     <w:p>
@@ -119,7 +119,7 @@
         <w:rPr>
           <w:sz w:val="19"/>
         </w:rPr>
-        <w:t>Plattformübergreifend einsetzbare Genexpressions-Technik; Anwendbarkeit auf archivale Proben erleichtert klinische Integration in deutschen Tumorzentren.</w:t>
+        <w:t>Europäische Zentren, deutsche DKFZ-Beteiligung; Grundlage für zukünftige Risikoschichtung im deutschen Versorgungssystem.</w:t>
       </w:r>
     </w:p>
     <w:p>
@@ -128,7 +128,7 @@
           <w:color w:val="5A7D3A"/>
           <w:sz w:val="18"/>
         </w:rPr>
-        <w:t>https://pubmed.ncbi.nlm.nih.gov/42715516/</w:t>
+        <w:t>https://pubmed.ncbi.nlm.nih.gov/42717097/</w:t>
       </w:r>
     </w:p>
     <w:p>
@@ -136,7 +136,7 @@
         <w:pStyle w:val="Heading2"/>
       </w:pPr>
       <w:r>
-        <w:t>NECTIN4-Scoring-System und Amplifikation vorhersagen Ansprechen auf Enfortumab vedotin beim Urothelkarzinom</w:t>
+        <w:t>DEGRO-Leitlinien-Update: Proton­therapie vs. Photonen-Radiotherapie bei Oropharynxkarzinom – keine klare Überlegenheit trotz Phase-III-Daten</w:t>
       </w:r>
     </w:p>
     <w:p>
@@ -146,12 +146,12 @@
           <w:color w:val="666666"/>
           <w:sz w:val="18"/>
         </w:rPr>
-        <w:t>Klümper N et al.  ·  Clin Cancer Res  ·  09.09.2026  ·  PMID 42714834</w:t>
+        <w:t>Reichl S et al.  ·  Strahlenther Onkol  ·  07.09.2026  ·  PMID 42706355</w:t>
       </w:r>
     </w:p>
     <w:p>
       <w:r>
-        <w:t>Eine deutsche und internationale Studie entwickelte ein kombiniertes Scoring-System, das NECTIN4-Gen-Amplifikation und membranöse Proteinexpression integriert, um Patienten mit metastasiertem Urothelkarzinom zu identifizieren, die von Enfortumab vedotin profitieren werden.</w:t>
+        <w:t>Stellungnahme der DEGRO-Arbeitsgruppe Kopf-Hals-Tumoren zur Interpretation widersprüchlicher Phase-III-Evidenz zwischen Proton- und Photonen-Strahlentherapie beim Oropharynxkarzinom.</w:t>
       </w:r>
     </w:p>
     <w:p>
@@ -162,7 +162,7 @@
         <w:t xml:space="preserve">Ergebnis: </w:t>
       </w:r>
       <w:r>
-        <w:t>Das integrierte Drei-Strata-Modell (amplifiziert, nicht-amplifiziert/hohe membranöse Expression, nicht-amplifiziert/niedrige membranöse Expression) erreichte Ansprechquoten von 77,2%, 42,9% und 26,1% (p&lt;0,001). NECTIN4-amplierte Tumoren zeigten besonders günstige Ergebnisse (Progression-Free Survival 12,2 Monate, Overall Survival 30,1 Monate).</w:t>
+        <w:t>Panel-Konsens: Protontherapie zeigt in einzelnen Studien Vorteile bei Reduktion von Nebenwirkungen, aber keine konsistente Überlegenheit beim Gesamt­überleben; Empfehlung für Risk-adaptive Anwendung und Zentrumskonzentration; kein Wechsel der Leitlinie zu Routineprotontherapie.</w:t>
       </w:r>
     </w:p>
     <w:p>
@@ -177,7 +177,7 @@
         <w:rPr>
           <w:sz w:val="19"/>
         </w:rPr>
-        <w:t>Deutschlandweite Multizenterstudie mit 39 Zentren; direkt transferierbar auf Zertifizierungsanforderungen und Tumorboard-Entscheidungen.</w:t>
+        <w:t>Deutsche Fachgesellschaft (DEGRO), deutschsprachiger Raum; direkte Auswirkung auf Zertifizierungskriterien und Versorgungsvergütung im deutschen System.</w:t>
       </w:r>
     </w:p>
     <w:p>
@@ -186,7 +186,7 @@
           <w:color w:val="5A7D3A"/>
           <w:sz w:val="18"/>
         </w:rPr>
-        <w:t>https://pubmed.ncbi.nlm.nih.gov/42714834/</w:t>
+        <w:t>https://pubmed.ncbi.nlm.nih.gov/42706355/</w:t>
       </w:r>
     </w:p>
     <w:p>
@@ -194,7 +194,7 @@
         <w:pStyle w:val="Heading2"/>
       </w:pPr>
       <w:r>
-        <w:t>DEGRO-Empfehlungen zur Strahlentherapie des Merkelzellkarzinoms mit Fokus auf Hypofraktionierung</w:t>
+        <w:t>Atezolizumab neoadjuvant in dreifach-negativem Brustkrebs: NSABP-B-59/Gepar­Douze Phase-III-Trial senkt nicht signifikant EFS</w:t>
       </w:r>
     </w:p>
     <w:p>
@@ -204,12 +204,12 @@
           <w:color w:val="666666"/>
           <w:sz w:val="18"/>
         </w:rPr>
-        <w:t>Elsayad K et al.  ·  Strahlenther Onkol  ·  09.09.2026  ·  PMID 42714572</w:t>
+        <w:t>Loibl S et al.  ·  Nat Med  ·  01.09.2026  ·  PMID 42680950</w:t>
       </w:r>
     </w:p>
     <w:p>
       <w:r>
-        <w:t>Eine Arbeitsgruppe der Deutschen Gesellschaft für Radioonkologie (DEGRO) formulierte evidenzbasierte Empfehlungen zur Strahlentherapie von Merkelzellkarzinomen, einschließlich Optionen für moderate und ultrahypofraktionierte Regime.</w:t>
+        <w:t>Randomisiert 1.550 Patientinnen mit Stadium II–III Brustkrebs ohne HR, HER2; Atezolizumab oder Placebo zusätzlich zu Taxan-Carboplatin-Anthrazyklin-Chemotherapie neoadjuvant.</w:t>
       </w:r>
     </w:p>
     <w:p>
@@ -220,7 +220,7 @@
         <w:t xml:space="preserve">Ergebnis: </w:t>
       </w:r>
       <w:r>
-        <w:t>Adjuvante Strahlentherapie nach Chirurgie sollte idealerweise innerhalb von 8 Wochen eingeleitet werden. Für Patienten mit Gebrechlichkeit oder Komorbiditäten sind kürzere, moderat-hypofraktionierte oder ultrahypofraktionierte Schemata wirksame Alternativen zur klassischen Fraktionierung. Die Kombination von Immuntherapie mit Strahlung wird als Schwerpunkt zukünftiger Forschung identifiziert.</w:t>
+        <w:t>Hazard Ratio für ereignisfreies Überleben 0,80 (95%-CI 0,62–1,03; p = 0,083), 4-Jahres-EFS-Differenz 3,3%; Subgruppe mit lymphonodalen Metastasen möglicherweise profitierend; Immunnebenwirkungen in Atezolizumab-Arm 27,6% versus 11,4%.</w:t>
       </w:r>
     </w:p>
     <w:p>
@@ -235,7 +235,7 @@
         <w:rPr>
           <w:sz w:val="19"/>
         </w:rPr>
-        <w:t>Deutsche Fachgesellschafts-Leitlinie; direkte Implementierbarkeit in Zertifizierungsprozesse und klinische Routine.</w:t>
+        <w:t>Deutschland und USA (GBG/NSABP-Netzwerk), europäische Zentren führend; keine Änderung deutschen Leitlinien zu erwarten.</w:t>
       </w:r>
     </w:p>
     <w:p>
@@ -244,7 +244,7 @@
           <w:color w:val="5A7D3A"/>
           <w:sz w:val="18"/>
         </w:rPr>
-        <w:t>https://pubmed.ncbi.nlm.nih.gov/42714572/</w:t>
+        <w:t>https://pubmed.ncbi.nlm.nih.gov/42680950/</w:t>
       </w:r>
     </w:p>
     <w:p>
@@ -252,7 +252,7 @@
         <w:pStyle w:val="Heading2"/>
       </w:pPr>
       <w:r>
-        <w:t>Pembrolizumab-Olaparib verbessert Progression-Free Survival bei BRCA-wildtyp-Ovarialkarzinom um 29%</w:t>
+        <w:t>Tisagenlecleucel bei Post-HSCT-Relaps in pädiatrischer ALL: europäische Real-World-Daten nennen Risikofaktoren für CAR-T-Versagen</w:t>
       </w:r>
     </w:p>
     <w:p>
@@ -262,12 +262,12 @@
           <w:color w:val="666666"/>
           <w:sz w:val="18"/>
         </w:rPr>
-        <w:t>Vergote I et al.  ·  Lancet Oncol  ·  07.09.2026  ·  PMID 42705254</w:t>
+        <w:t>Moser LM et al.  ·  Leukemia  ·  31.08.2026  ·  PMID 42675139</w:t>
       </w:r>
     </w:p>
     <w:p>
       <w:r>
-        <w:t>Eine internationale Phase-3-Studie (ENGOT-OV43) untersuchte Pembrolizumab plus Chemotherapie gefolgt von Pembrolizumab-Olaparib-Erhaltungstherapie versus Chemotherapie allein bei BRCA-wildtyp-fortgeschrittenem Ovarialkarzinom.</w:t>
+        <w:t>Europäisches Multizenter-Register 220 Kindern/jungen Erwachsenen mit B-ALL nach Stammzelltransplantation und Rezidiv, behandelt mit CAR-T; Median-Follow-up 30 Monate.</w:t>
       </w:r>
     </w:p>
     <w:p>
@@ -278,7 +278,7 @@
         <w:t xml:space="preserve">Ergebnis: </w:t>
       </w:r>
       <w:r>
-        <w:t>Pembrolizumab-Olaparib zeigte signifikante Verbesserung der Progression-Free Survival gegenüber Kontrolle in der CPS≥10-Population (Hazard Ratio 0,63; p&lt;0,0001) und in der Intention-to-treat-Population (HR 0,68; p&lt;0,0001), mit Erhaltung der Effekte beim finalen Follow-up nach median 49,6 Monaten (HR 0,71). Grade ≥3 Nebenwirkungen traten bei 66% der Pembrolizumab-Olaparib-Gruppe auf.</w:t>
+        <w:t>2-Jahres-EFS 43,6%, OS 67,2%, CAR-T-Versagensrate 57,1%; niedriges OS bei MSD-Vorbehandlung (59,1% vs. Alternative-Donor 80,2%, p = 0,046); frühes Relaps (&lt;6 Mo post-HSCT) führte zu 2J-EFS 23,7% vs. 49,8% bei spätem Relaps (p = 0,001); Krankheitslast bei Lymphodeplation war signifikanter Outcome-Prädiktor.</w:t>
       </w:r>
     </w:p>
     <w:p>
@@ -293,7 +293,7 @@
         <w:rPr>
           <w:sz w:val="19"/>
         </w:rPr>
-        <w:t>Europäische und globale Studie mit vergleichbarer Patientenselektion; Registerzulassung und AMNOG-Bewertung folgen regulärem Prozess in Deutschland.</w:t>
+        <w:t>Zentren aus Deutschland, Österreich, Italien, Skandinavien; identifiziert hochrisiko-Kandidaten für verbesserte Nachbetreuung in deutschem System.</w:t>
       </w:r>
     </w:p>
     <w:p>
@@ -302,7 +302,7 @@
           <w:color w:val="5A7D3A"/>
           <w:sz w:val="18"/>
         </w:rPr>
-        <w:t>https://pubmed.ncbi.nlm.nih.gov/42705254/</w:t>
+        <w:t>https://pubmed.ncbi.nlm.nih.gov/42675139/</w:t>
       </w:r>
     </w:p>
     <w:p>
@@ -310,7 +310,7 @@
         <w:pStyle w:val="Heading2"/>
       </w:pPr>
       <w:r>
-        <w:t>snoRNA-abgeleitete RNAs steuern Stress-Resilienz in AML und erlauben Risikoschichtung</w:t>
+        <w:t>Ältere Patienten (≥70J) mit resektablem Magenkrebs: Verträglichkeit perioperativer Therapie in TOPGEAR-Subanalyse vergleichbar mit Jüngeren trotz Dosisreduktionen</w:t>
       </w:r>
     </w:p>
     <w:p>
@@ -320,12 +320,12 @@
           <w:color w:val="666666"/>
           <w:sz w:val="18"/>
         </w:rPr>
-        <w:t>Zinz R et al.  ·  Leukemia  ·  04.09.2026  ·  PMID 42697931</w:t>
+        <w:t>Rühle A et al.  ·  Eur J Cancer  ·  05.10.2026  ·  PMID 42673704</w:t>
       </w:r>
     </w:p>
     <w:p>
       <w:r>
-        <w:t>Eine mechanistische Grundlagenstudie identifiziert snoRNA-abgeleitete RNAs (sdRNAs) als regulatorische Moleküle in akuter myeloischer Leukämie; hohe sd3'-RNA/snoRNA-Verhältnisse prognostizieren ungünstige Outcomes und könnten therapeutische Angriffspunkte darstellen.</w:t>
+        <w:t>Sekundäranalyse Phase-III-Trial TOPGEAR mit 135 älteren (≥70J) und 439 jüngeren Patienten mit resektablem Magen­/Ösophageal-Karzinom; randomisiert zu Perioperativ-Chemotherapie oder zusätzlich präoperativer Chemoradiotherapie.</w:t>
       </w:r>
     </w:p>
     <w:p>
@@ -336,7 +336,7 @@
         <w:t xml:space="preserve">Ergebnis: </w:t>
       </w:r>
       <w:r>
-        <w:t>Hochgradig sd3'-RNA-Verhältnisse waren mit inversem Patientenoutcome assoziiert. Insbesondere bei NPM1-mutierten Patienten mit günstiger Risikoklassifikation identifizierte ein hohes sd3'-RNA-Verhältnis eine Subgruppe mit inferiorem Ergebnis. Erzwungene Expression einzelner sdRNAs (sd3'-SNORD78, sd3'-SNORD76, sd5'-SNORD93) verstärkte die klonogene Potenz in AML-Zelllinien und primären HSPCs. NUDT21 wurde als nachgelagertes Ziel von sd3'-SNORD78 charakterisiert.</w:t>
+        <w:t>Ältere Patienten häufiger Chemotherapie-Dosismodifikationen (Chemoradiotherapie: 55% vs. 35%, p = 0,004); Grad-≥3-Nebenwirkungen vergleichbar (Chemoradiotherapie 66% vs. 67%); OS und PFS numerisch günstiger bei älteren (HR 0,86; HR 0,75); Operationsraten, chirurgische Komplikationen und 30/90-Tage-Mortalität ähnlich.</w:t>
       </w:r>
     </w:p>
     <w:p>
@@ -351,7 +351,7 @@
         <w:rPr>
           <w:sz w:val="19"/>
         </w:rPr>
-        <w:t>Deutsche Multizenterstudie (Heidelberg, Kiel, Dresden, Frankfurt); Mechanismus öffnet Wege zu klinischen Interventionen in der AML-Stratifikation.</w:t>
+        <w:t>Australisches/internationales Zentren-Netzwerk, aber Dosierungsschemen und ECOG-Kriterien Standard in Deutschland; liefert Evidenz für Machbarkeit im älteren Setting.</w:t>
       </w:r>
     </w:p>
     <w:p>
@@ -360,7 +360,7 @@
           <w:color w:val="5A7D3A"/>
           <w:sz w:val="18"/>
         </w:rPr>
-        <w:t>https://pubmed.ncbi.nlm.nih.gov/42697931/</w:t>
+        <w:t>https://pubmed.ncbi.nlm.nih.gov/42673704/</w:t>
       </w:r>
     </w:p>
     <w:p>
@@ -368,7 +368,7 @@
         <w:pStyle w:val="Heading2"/>
       </w:pPr>
       <w:r>
-        <w:t>Genomische Profilierung erhöht Progression-Free Survival beim Karzinom unbekannten Primärtumors um 38%</w:t>
+        <w:t>Diagnostische Zulassungs­pfade als unterschätzter Engpass: Real-World-Daten zeigen 129-Tage-Genehmigung für Biomarker-Tests überschreitet klinische Prüfungsanträge</w:t>
       </w:r>
     </w:p>
     <w:p>
@@ -378,12 +378,12 @@
           <w:color w:val="666666"/>
           <w:sz w:val="18"/>
         </w:rPr>
-        <w:t>Krämer A et al.  ·  J Clin Oncol  ·  03.09.2026  ·  PMID 42691436</w:t>
+        <w:t>Hersey S et al.  ·  Eur J Cancer  ·  05.10.2026  ·  PMID 42664749</w:t>
       </w:r>
     </w:p>
     <w:p>
       <w:r>
-        <w:t>Die CUPISCO-Studie vergleicht molekular geführte Therapie basierend auf umfassender genomischer Profilierung mit Standardchemotherapie bei Patienten mit ungünstigem Karzinom unbekannten Primärtumors nach Initial-Chemotherapie-Ansprechen.</w:t>
+        <w:t>Analyse 132 europäischer IVDR-2017/746-Anträge (PSA, Ethics-Committee) aus 18 EU-Ländern + 2 Nicht-EU-Ländern zu Genehmigungszeiten für Biomarker-Tests in Precision-Oncology-Trials.</w:t>
       </w:r>
     </w:p>
     <w:p>
@@ -394,7 +394,7 @@
         <w:t xml:space="preserve">Ergebnis: </w:t>
       </w:r>
       <w:r>
-        <w:t>Molekular geführte Therapie (n=326) versus fortgesetzte Chemotherapie (n=110): mediane Progression-Free Survival 6,1 Monate (95%-KI 4,7–6,5) versus 4,4 Monate (KI 4,2–6,4; HR 0,75; p=0,017). Medianes Gesamtüberleben 15,2 Monate (KI 13,9–18,4) versus 12,8 Monate (KI 9,8–15,4; HR 0,79; p=0,069) nach &gt;3 Jahren Follow-up.</w:t>
+        <w:t>Mittlere kombinierte Genehmigungszeit 129,4 Tage (Median 116,5); sequenziell eingereichte Anträge dauerten 139,97 Tage, parallele 121,11 Tage (15,6% länger, p = 0,041); Länder-Range 75,66–175 Tage; 24% der Studien zeigten signifikanten PFS-Benefit ohne OS-Vorteil; substantielle Länder-Variabilität in IVDR-Umsetzung.</w:t>
       </w:r>
     </w:p>
     <w:p>
@@ -409,7 +409,7 @@
         <w:rPr>
           <w:sz w:val="19"/>
         </w:rPr>
-        <w:t>Deutschlandweite Zentren beteiligt; Molekular-Tumorboard-Ansatz etabliert in deutschen Krebszentren.</w:t>
+        <w:t>Europäischer Datensatz, 18 EU-Mitgliedstaaten; direktes Policy-Hindernis für deutsche Precision-Oncology-Trials.</w:t>
       </w:r>
     </w:p>
     <w:p>
@@ -418,7 +418,7 @@
           <w:color w:val="5A7D3A"/>
           <w:sz w:val="18"/>
         </w:rPr>
-        <w:t>https://pubmed.ncbi.nlm.nih.gov/42691436/</w:t>
+        <w:t>https://pubmed.ncbi.nlm.nih.gov/42664749/</w:t>
       </w:r>
     </w:p>
     <w:sectPr>

--- a/download/studien-aktuell.docx
+++ b/download/studien-aktuell.docx
@@ -62,7 +62,7 @@
           <w:color w:val="666666"/>
           <w:sz w:val="18"/>
         </w:rPr>
-        <w:t>Stand: 11.09.2026  |  6 Studien  |  onkologie.m-vf.de</w:t>
+        <w:t>Stand: 12.09.2026  |  6 Studien  |  onkologie.m-vf.de</w:t>
       </w:r>
     </w:p>
     <w:p>
@@ -70,7 +70,7 @@
         <w:pStyle w:val="Heading1"/>
       </w:pPr>
       <w:r>
-        <w:t>Aufgenommen am 11.09.2026</w:t>
+        <w:t>Aufgenommen am 12.09.2026</w:t>
       </w:r>
     </w:p>
     <w:p>
@@ -78,7 +78,7 @@
         <w:pStyle w:val="Heading2"/>
       </w:pPr>
       <w:r>
-        <w:t>Acht Mutationsmuster definieren Prostatakrebs-Subtypen mit unterschiedlichem Metastasierungs- und Therapierisiko</w:t>
+        <w:t>PRO-Symptommonitoring bei Lungenkrebspatienten verlängert Gesamtüberleben um 5 Monate</w:t>
       </w:r>
     </w:p>
     <w:p>
@@ -88,12 +88,12 @@
           <w:color w:val="666666"/>
           <w:sz w:val="18"/>
         </w:rPr>
-        <w:t>Gruber AJ et al.  ·  Nature  ·  09.09.2026  ·  PMID 42717097</w:t>
+        <w:t>Hassing MJ et al.  ·  Lancet Oncol  ·  11.09.2026  ·  PMID 42727592</w:t>
       </w:r>
     </w:p>
     <w:p>
       <w:r>
-        <w:t>Internationale Kohorte von 959 Patienten mit 959 Prostatakrebstumoren wurde mittels Mutationssignatur-Analyse charakterisiert, um klinisch relevante Subtypen zu identifizieren.</w:t>
+        <w:t>Randomisierte niederländische Studie (14 medizinische Zentren, Stepped-Wedge-Design) zur Wirkung wöchentlicher Online-Symptomselbstberichte auf Überleben bei Patienten mit Lung Cancer im Stadium I-IV unter Behandlung.</w:t>
       </w:r>
     </w:p>
     <w:p>
@@ -104,7 +104,7 @@
         <w:t xml:space="preserve">Ergebnis: </w:t>
       </w:r>
       <w:r>
-        <w:t>Acht integrierte Mutationsfuß­abdrücke (IMF) erklären 85% der Pri­märtumoren; vier IMF (in 37% vorhanden) assoziierten mit verkürzter Zeit bis Metastasierung; Biomarker sagten Ansprechen auf Androgen-Rezeptor-Inhibitoren voraus.</w:t>
+        <w:t>Bei 446 Patienten (median 50 Monate Follow-up): Median Overall Survival in der Intervention 26 Monate versus Kontrolle 21 Monate (Hazard Ratio 0,80; 95%-CI 0,63–1,00; p=0,049). Progression-Free Survival zeigte keinen signifikanten Unterschied (HR 0,86; p=0,18). Praxisrelevant: strukturierte Patient-Reported Outcomes ermöglichen 5-Monate-Gewinn bei aktuellen Therapien.</w:t>
       </w:r>
     </w:p>
     <w:p>
@@ -119,7 +119,7 @@
         <w:rPr>
           <w:sz w:val="19"/>
         </w:rPr>
-        <w:t>Europäische Zentren, deutsche DKFZ-Beteiligung; Grundlage für zukünftige Risikoschichtung im deutschen Versorgungssystem.</w:t>
+        <w:t>Niederländische Klinikdaten mit Versorgungsauftrag ähnlich Deutschland</w:t>
       </w:r>
     </w:p>
     <w:p>
@@ -128,7 +128,7 @@
           <w:color w:val="5A7D3A"/>
           <w:sz w:val="18"/>
         </w:rPr>
-        <w:t>https://pubmed.ncbi.nlm.nih.gov/42717097/</w:t>
+        <w:t>https://pubmed.ncbi.nlm.nih.gov/42727592/</w:t>
       </w:r>
     </w:p>
     <w:p>
@@ -136,7 +136,7 @@
         <w:pStyle w:val="Heading2"/>
       </w:pPr>
       <w:r>
-        <w:t>DEGRO-Leitlinien-Update: Proton­therapie vs. Photonen-Radiotherapie bei Oropharynxkarzinom – keine klare Überlegenheit trotz Phase-III-Daten</w:t>
+        <w:t>Trastuzumab Botidotin gegenüber Trastuzumab Emtansine: 11,1 vs. 4,4 Monate progressionsfreies Überleben</w:t>
       </w:r>
     </w:p>
     <w:p>
@@ -146,12 +146,12 @@
           <w:color w:val="666666"/>
           <w:sz w:val="18"/>
         </w:rPr>
-        <w:t>Reichl S et al.  ·  Strahlenther Onkol  ·  07.09.2026  ·  PMID 42706355</w:t>
+        <w:t>Zhang J et al.  ·  J Clin Oncol  ·  11.09.2026  ·  PMID 42727044</w:t>
       </w:r>
     </w:p>
     <w:p>
       <w:r>
-        <w:t>Stellungnahme der DEGRO-Arbeitsgruppe Kopf-Hals-Tumoren zur Interpretation widersprüchlicher Phase-III-Evidenz zwischen Proton- und Photonen-Strahlentherapie beim Oropharynxkarzinom.</w:t>
+        <w:t>Phase-III-Studie (365 Patienten, China, 57 Zentren) mit randomisierter Direktvergleich zweier HER2-gerichteter Antikörper-Wirkstoff-Konjugate bei vorbehandeltem HER2-positivem metastasiertem Brustkrebs.</w:t>
       </w:r>
     </w:p>
     <w:p>
@@ -162,7 +162,7 @@
         <w:t xml:space="preserve">Ergebnis: </w:t>
       </w:r>
       <w:r>
-        <w:t>Panel-Konsens: Protontherapie zeigt in einzelnen Studien Vorteile bei Reduktion von Nebenwirkungen, aber keine konsistente Überlegenheit beim Gesamt­überleben; Empfehlung für Risk-adaptive Anwendung und Zentrumskonzentration; kein Wechsel der Leitlinie zu Routineprotontherapie.</w:t>
+        <w:t>Trastuzumab Botidotin vs. Trastuzumab Emtansine: medianes Progression-Free Survival 11,1 vs. 4,4 Monate (HR 0,39; p&lt;0,0001); Objective Response Rate 76,9% vs. 53,0%. Grade ≥3 unerwünschte Ereignisse 69,8% vs. 63,7%, höchste Inzidenz bei Augenoberflächen-Toxizität (47,7%), aber meist reversibel.</w:t>
       </w:r>
     </w:p>
     <w:p>
@@ -177,7 +177,7 @@
         <w:rPr>
           <w:sz w:val="19"/>
         </w:rPr>
-        <w:t>Deutsche Fachgesellschaft (DEGRO), deutschsprachiger Raum; direkte Auswirkung auf Zertifizierungskriterien und Versorgungsvergütung im deutschen System.</w:t>
+        <w:t>China-Studie, Botidotin hat EU-Zulassung; Übertragbarkeit für deutsche Zentren gegeben</w:t>
       </w:r>
     </w:p>
     <w:p>
@@ -186,7 +186,7 @@
           <w:color w:val="5A7D3A"/>
           <w:sz w:val="18"/>
         </w:rPr>
-        <w:t>https://pubmed.ncbi.nlm.nih.gov/42706355/</w:t>
+        <w:t>https://pubmed.ncbi.nlm.nih.gov/42727044/</w:t>
       </w:r>
     </w:p>
     <w:p>
@@ -194,7 +194,7 @@
         <w:pStyle w:val="Heading2"/>
       </w:pPr>
       <w:r>
-        <w:t>Atezolizumab neoadjuvant in dreifach-negativem Brustkrebs: NSABP-B-59/Gepar­Douze Phase-III-Trial senkt nicht signifikant EFS</w:t>
+        <w:t>Lokale Therapie + Immune Checkpoint Inhibitor bei rezidiviertem/metastasiertem Nasopharynxkarzinom: 30,5 vs. 16,8 Monate PFS</w:t>
       </w:r>
     </w:p>
     <w:p>
@@ -204,12 +204,12 @@
           <w:color w:val="666666"/>
           <w:sz w:val="18"/>
         </w:rPr>
-        <w:t>Loibl S et al.  ·  Nat Med  ·  01.09.2026  ·  PMID 42680950</w:t>
+        <w:t>Chen X et al.  ·  Eur J Cancer  ·  27.08.2026  ·  PMID 42721861</w:t>
       </w:r>
     </w:p>
     <w:p>
       <w:r>
-        <w:t>Randomisiert 1.550 Patientinnen mit Stadium II–III Brustkrebs ohne HR, HER2; Atezolizumab oder Placebo zusätzlich zu Taxan-Carboplatin-Anthrazyklin-Chemotherapie neoadjuvant.</w:t>
+        <w:t>Retrospektive chinesische Studie (223 Patienten, Fudan University Shanghai) zum Vergleich von ICI allein versus lokale Therapie kombiniert mit ICI (LOCI) bei rezidiviertem oder metastasiertem Nasopharynxkarzinom; IPTW und Propensity-Score-Matching zur Confounding-Kontrolle.</w:t>
       </w:r>
     </w:p>
     <w:p>
@@ -220,7 +220,7 @@
         <w:t xml:space="preserve">Ergebnis: </w:t>
       </w:r>
       <w:r>
-        <w:t>Hazard Ratio für ereignisfreies Überleben 0,80 (95%-CI 0,62–1,03; p = 0,083), 4-Jahres-EFS-Differenz 3,3%; Subgruppe mit lymphonodalen Metastasen möglicherweise profitierend; Immunnebenwirkungen in Atezolizumab-Arm 27,6% versus 11,4%.</w:t>
+        <w:t>Median Progression-Free Survival mit LOCI 30,53 Monate vs. ICI allein 16,77 Monate (HR 0,524; 95%-CI 0,339–0,785; log-rank p=0,0014). Benefit nach PSM und IPTW-Adjustment bestätigt. Bei lokalem Rezidiv oder Nodusbefall (LRR-NPC): verbessertes Distant-Metastasis-Free-Survival (HR 0,437). Bei Oligometastasen (≤3 Läsionen) ebenfalls PFS-Vorteil (HR 0,458; p=0,0416).</w:t>
       </w:r>
     </w:p>
     <w:p>
@@ -235,7 +235,7 @@
         <w:rPr>
           <w:sz w:val="19"/>
         </w:rPr>
-        <w:t>Deutschland und USA (GBG/NSABP-Netzwerk), europäische Zentren führend; keine Änderung deutschen Leitlinien zu erwarten.</w:t>
+        <w:t>China, Strahlentherapie mit ICI-Standard auch europäisch; Real-World-Ansatz übertragbar</w:t>
       </w:r>
     </w:p>
     <w:p>
@@ -244,7 +244,7 @@
           <w:color w:val="5A7D3A"/>
           <w:sz w:val="18"/>
         </w:rPr>
-        <w:t>https://pubmed.ncbi.nlm.nih.gov/42680950/</w:t>
+        <w:t>https://pubmed.ncbi.nlm.nih.gov/42721861/</w:t>
       </w:r>
     </w:p>
     <w:p>
@@ -252,7 +252,7 @@
         <w:pStyle w:val="Heading2"/>
       </w:pPr>
       <w:r>
-        <w:t>Tisagenlecleucel bei Post-HSCT-Relaps in pädiatrischer ALL: europäische Real-World-Daten nennen Risikofaktoren für CAR-T-Versagen</w:t>
+        <w:t>EORTC QLQ-CHI: erste Lebensqualitätsskala speziell für Kinder mit Krebs (8–14 Jahre)</w:t>
       </w:r>
     </w:p>
     <w:p>
@@ -262,12 +262,12 @@
           <w:color w:val="666666"/>
           <w:sz w:val="18"/>
         </w:rPr>
-        <w:t>Moser LM et al.  ·  Leukemia  ·  31.08.2026  ·  PMID 42675139</w:t>
+        <w:t>Vetrano C et al.  ·  Eur J Cancer  ·  05.10.2026  ·  PMID 42685381</w:t>
       </w:r>
     </w:p>
     <w:p>
       <w:r>
-        <w:t>Europäisches Multizenter-Register 220 Kindern/jungen Erwachsenen mit B-ALL nach Stammzelltransplantation und Rezidiv, behandelt mit CAR-T; Median-Follow-up 30 Monate.</w:t>
+        <w:t>Mixed-Methods-Studie (Phasen I/II) zur Entwicklung eines EORTC-Fragebogenmoduls; 47 Kinder, 45 Eltern, 22 Fachleute aus 6 Ländern; Leitlinien der EORTC Quality-of-Life Group.</w:t>
       </w:r>
     </w:p>
     <w:p>
@@ -278,7 +278,7 @@
         <w:t xml:space="preserve">Ergebnis: </w:t>
       </w:r>
       <w:r>
-        <w:t>2-Jahres-EFS 43,6%, OS 67,2%, CAR-T-Versagensrate 57,1%; niedriges OS bei MSD-Vorbehandlung (59,1% vs. Alternative-Donor 80,2%, p = 0,046); frühes Relaps (&lt;6 Mo post-HSCT) führte zu 2J-EFS 23,7% vs. 49,8% bei spätem Relaps (p = 0,001); Krankheitslast bei Lymphodeplation war signifikanter Outcome-Prädiktor.</w:t>
+        <w:t>57 Schlüsselprobleme identifiziert aus 1.200+ initial bewerteten Aspekten (Vergleich Kinder-, Eltern- und Fachperspektive). Kinder präferierten 4 Antwortoptionen (70,0%) und kürzere Recall-Periode (43,3%). Fragebogen mit 50 Items in zwei Skalenbereiche eingeteilt: symptomorientiert und psychosozial. Nächste Schritte: Pilottestung (Phase III/IV), Validierung.</w:t>
       </w:r>
     </w:p>
     <w:p>
@@ -293,7 +293,7 @@
         <w:rPr>
           <w:sz w:val="19"/>
         </w:rPr>
-        <w:t>Zentren aus Deutschland, Österreich, Italien, Skandinavien; identifiziert hochrisiko-Kandidaten für verbesserte Nachbetreuung in deutschem System.</w:t>
+        <w:t>Europäisches Netzwerk (EORTC), Grundlage für standardisierte Erfassung in Zentren</w:t>
       </w:r>
     </w:p>
     <w:p>
@@ -302,7 +302,7 @@
           <w:color w:val="5A7D3A"/>
           <w:sz w:val="18"/>
         </w:rPr>
-        <w:t>https://pubmed.ncbi.nlm.nih.gov/42675139/</w:t>
+        <w:t>https://pubmed.ncbi.nlm.nih.gov/42685381/</w:t>
       </w:r>
     </w:p>
     <w:p>
@@ -310,7 +310,7 @@
         <w:pStyle w:val="Heading2"/>
       </w:pPr>
       <w:r>
-        <w:t>Ältere Patienten (≥70J) mit resektablem Magenkrebs: Verträglichkeit perioperativer Therapie in TOPGEAR-Subanalyse vergleichbar mit Jüngeren trotz Dosisreduktionen</w:t>
+        <w:t>Tislelizumab + Chemotherapie bei Ösophaguskarzinom: 45-Monate-Überleben</w:t>
       </w:r>
     </w:p>
     <w:p>
@@ -320,12 +320,12 @@
           <w:color w:val="666666"/>
           <w:sz w:val="18"/>
         </w:rPr>
-        <w:t>Rühle A et al.  ·  Eur J Cancer  ·  05.10.2026  ·  PMID 42673704</w:t>
+        <w:t>Tougeron D et al.  ·  ESMO Open  ·  27.08.2026  ·  PMID 42659894</w:t>
       </w:r>
     </w:p>
     <w:p>
       <w:r>
-        <w:t>Sekundäranalyse Phase-III-Trial TOPGEAR mit 135 älteren (≥70J) und 439 jüngeren Patienten mit resektablem Magen­/Ösophageal-Karzinom; randomisiert zu Perioperativ-Chemotherapie oder zusätzlich präoperativer Chemoradiotherapie.</w:t>
+        <w:t>Randomisierte Phase-III-Studie (RATIONALE-306) mit 649 Patienten weltweit; Analyse der Subgruppe mit PD-L1 Tumor Area Positivity ≥5% im Langzeit-Follow-up.</w:t>
       </w:r>
     </w:p>
     <w:p>
@@ -336,7 +336,7 @@
         <w:t xml:space="preserve">Ergebnis: </w:t>
       </w:r>
       <w:r>
-        <w:t>Ältere Patienten häufiger Chemotherapie-Dosismodifikationen (Chemoradiotherapie: 55% vs. 35%, p = 0,004); Grad-≥3-Nebenwirkungen vergleichbar (Chemoradiotherapie 66% vs. 67%); OS und PFS numerisch günstiger bei älteren (HR 0,86; HR 0,75); Operationsraten, chirurgische Komplikationen und 30/90-Tage-Mortalität ähnlich.</w:t>
+        <w:t>Bei 358 Patienten mit PD-L1 TAP ≥5% (Tislelizumab+CT n=172, Placebo+CT n=186): Median Overall Survival 19,1 vs. 10,0 Monate (HR 0,61); Progression-Free Survival 8,2 vs. 5,5 Monate (HR 0,50); Objektive Ansprechrate 71,5% vs. 41,4%. Haltbarkeit über 45 Monate bestätigt; Sicherheitsprofil unverändert.</w:t>
       </w:r>
     </w:p>
     <w:p>
@@ -351,7 +351,7 @@
         <w:rPr>
           <w:sz w:val="19"/>
         </w:rPr>
-        <w:t>Australisches/internationales Zentren-Netzwerk, aber Dosierungsschemen und ECOG-Kriterien Standard in Deutschland; liefert Evidenz für Machbarkeit im älteren Setting.</w:t>
+        <w:t>Internationale Studie, Therapie europäisch zugelassen (EMA-Empfehlung PD-L1-Stratifizierung)</w:t>
       </w:r>
     </w:p>
     <w:p>
@@ -360,7 +360,7 @@
           <w:color w:val="5A7D3A"/>
           <w:sz w:val="18"/>
         </w:rPr>
-        <w:t>https://pubmed.ncbi.nlm.nih.gov/42673704/</w:t>
+        <w:t>https://pubmed.ncbi.nlm.nih.gov/42659894/</w:t>
       </w:r>
     </w:p>
     <w:p>
@@ -368,7 +368,7 @@
         <w:pStyle w:val="Heading2"/>
       </w:pPr>
       <w:r>
-        <w:t>Diagnostische Zulassungs­pfade als unterschätzter Engpass: Real-World-Daten zeigen 129-Tage-Genehmigung für Biomarker-Tests überschreitet klinische Prüfungsanträge</w:t>
+        <w:t>Hypomethylierende Mittel + Venetoclax bei älteren AML-Patienten: 69% komplette Remissionen, 19,1 Monate Überleben</w:t>
       </w:r>
     </w:p>
     <w:p>
@@ -378,12 +378,12 @@
           <w:color w:val="666666"/>
           <w:sz w:val="18"/>
         </w:rPr>
-        <w:t>Hersey S et al.  ·  Eur J Cancer  ·  05.10.2026  ·  PMID 42664749</w:t>
+        <w:t>Diekmann B et al.  ·  Eur J Cancer  ·  05.10.2026  ·  PMID 42659837</w:t>
       </w:r>
     </w:p>
     <w:p>
       <w:r>
-        <w:t>Analyse 132 europäischer IVDR-2017/746-Anträge (PSA, Ethics-Committee) aus 18 EU-Ländern + 2 Nicht-EU-Ländern zu Genehmigungszeiten für Biomarker-Tests in Precision-Oncology-Trials.</w:t>
+        <w:t>Niederländische Real-World-Studie in 15 Krankenhäusern mit 209 älteren Patienten (≥65 Jahre) mit neu diagnostizierter AML, die nicht für intensive Chemotherapie geeignet waren; Nachbeobachtung median 25,9 Monate.</w:t>
       </w:r>
     </w:p>
     <w:p>
@@ -394,7 +394,7 @@
         <w:t xml:space="preserve">Ergebnis: </w:t>
       </w:r>
       <w:r>
-        <w:t>Mittlere kombinierte Genehmigungszeit 129,4 Tage (Median 116,5); sequenziell eingereichte Anträge dauerten 139,97 Tage, parallele 121,11 Tage (15,6% länger, p = 0,041); Länder-Range 75,66–175 Tage; 24% der Studien zeigten signifikanten PFS-Benefit ohne OS-Vorteil; substantielle Länder-Variabilität in IVDR-Umsetzung.</w:t>
+        <w:t>Composite Complete Remission in 69%; 3-Monats-Mortalität 15%; medianes Gesamtüberleben 19,1 Monate (ELN2024 High-Benefit-Gruppe 22,1, Intermediate 10,9, Lower-Benefit 6,8 Monate). Allogene Stammzelltransplantation (37 Patienten, 18%) verbesserungsfähig mit HR 0,24 für Tod (p&lt;0,001). Antifungale Agenten in 72% der ersten Zyklen assoziiert mit reduzierter Mortalität (HR 0,605; p=0,010).</w:t>
       </w:r>
     </w:p>
     <w:p>
@@ -409,7 +409,7 @@
         <w:rPr>
           <w:sz w:val="19"/>
         </w:rPr>
-        <w:t>Europäischer Datensatz, 18 EU-Mitgliedstaaten; direktes Policy-Hindernis für deutsche Precision-Oncology-Trials.</w:t>
+        <w:t>Niederländisches Versicherungssystem, vergleichbar Deutschland; Dosierungsoptimierung und Wechselwirkungen reduzieren Kosten</w:t>
       </w:r>
     </w:p>
     <w:p>
@@ -418,7 +418,7 @@
           <w:color w:val="5A7D3A"/>
           <w:sz w:val="18"/>
         </w:rPr>
-        <w:t>https://pubmed.ncbi.nlm.nih.gov/42664749/</w:t>
+        <w:t>https://pubmed.ncbi.nlm.nih.gov/42659837/</w:t>
       </w:r>
     </w:p>
     <w:sectPr>

--- a/download/studien-aktuell.docx
+++ b/download/studien-aktuell.docx
@@ -62,7 +62,7 @@
           <w:color w:val="666666"/>
           <w:sz w:val="18"/>
         </w:rPr>
-        <w:t>Stand: 12.09.2026  |  6 Studien  |  onkologie.m-vf.de</w:t>
+        <w:t>Stand: 13.09.2026  |  6 Studien  |  onkologie.m-vf.de</w:t>
       </w:r>
     </w:p>
     <w:p>
@@ -70,7 +70,7 @@
         <w:pStyle w:val="Heading1"/>
       </w:pPr>
       <w:r>
-        <w:t>Aufgenommen am 12.09.2026</w:t>
+        <w:t>Aufgenommen am 13.09.2026</w:t>
       </w:r>
     </w:p>
     <w:p>
@@ -78,7 +78,7 @@
         <w:pStyle w:val="Heading2"/>
       </w:pPr>
       <w:r>
-        <w:t>PRO-Symptommonitoring bei Lungenkrebspatienten verlängert Gesamtüberleben um 5 Monate</w:t>
+        <w:t>Genomische Alterationen in Hirn-Metastasen von Brustkrebs: 76,8 % haben therapeutisch nutzbare Targets</w:t>
       </w:r>
     </w:p>
     <w:p>
@@ -88,12 +88,12 @@
           <w:color w:val="666666"/>
           <w:sz w:val="18"/>
         </w:rPr>
-        <w:t>Hassing MJ et al.  ·  Lancet Oncol  ·  11.09.2026  ·  PMID 42727592</w:t>
+        <w:t>Griguolo G et al.  ·  ESMO Open  ·  11.09.2026  ·  PMID 42727421</w:t>
       </w:r>
     </w:p>
     <w:p>
       <w:r>
-        <w:t>Randomisierte niederländische Studie (14 medizinische Zentren, Stepped-Wedge-Design) zur Wirkung wöchentlicher Online-Symptomselbstberichte auf Überleben bei Patienten mit Lung Cancer im Stadium I-IV unter Behandlung.</w:t>
+        <w:t>Whole-exome-Sequenzierung von 56 Hirn-Metastasen-Proben aus Brustkrebs-Patienten zur Identifikation klinisch umsetzbarer genomischer Alterationen nach ESCAT-Kriterien.</w:t>
       </w:r>
     </w:p>
     <w:p>
@@ -104,7 +104,7 @@
         <w:t xml:space="preserve">Ergebnis: </w:t>
       </w:r>
       <w:r>
-        <w:t>Bei 446 Patienten (median 50 Monate Follow-up): Median Overall Survival in der Intervention 26 Monate versus Kontrolle 21 Monate (Hazard Ratio 0,80; 95%-CI 0,63–1,00; p=0,049). Progression-Free Survival zeigte keinen signifikanten Unterschied (HR 0,86; p=0,18). Praxisrelevant: strukturierte Patient-Reported Outcomes ermöglichen 5-Monate-Gewinn bei aktuellen Therapien.</w:t>
+        <w:t>76,8 % zeigten ESCAT-I/II-Alterationen; häufigste waren DNA-Reparatur-Gene (BRCA1/2/PALB2: 53,6 %); biallele Inaktivierung bei 19,6 % (höher bei HER2-negativ: 26 % HR-neg/HER2-neg, 21 % HR-pos/HER2-neg); PIK3CA/AKT1/PTEN-Alterationen in 48,2 %; kein ESR1 in HR-positiven; hotspot PIK3CA bei HER2-positivem assoziiert mit schlechterer Prognose.</w:t>
       </w:r>
     </w:p>
     <w:p>
@@ -119,7 +119,7 @@
         <w:rPr>
           <w:sz w:val="19"/>
         </w:rPr>
-        <w:t>Niederländische Klinikdaten mit Versorgungsauftrag ähnlich Deutschland</w:t>
+        <w:t>Italienisch-französische Kooperation, ESCAT-Klassifikation europäisch – direkt auf deutsches Targeting-System übertragbar.</w:t>
       </w:r>
     </w:p>
     <w:p>
@@ -128,7 +128,7 @@
           <w:color w:val="5A7D3A"/>
           <w:sz w:val="18"/>
         </w:rPr>
-        <w:t>https://pubmed.ncbi.nlm.nih.gov/42727592/</w:t>
+        <w:t>https://pubmed.ncbi.nlm.nih.gov/42727421/</w:t>
       </w:r>
     </w:p>
     <w:p>
@@ -136,7 +136,7 @@
         <w:pStyle w:val="Heading2"/>
       </w:pPr>
       <w:r>
-        <w:t>Trastuzumab Botidotin gegenüber Trastuzumab Emtansine: 11,1 vs. 4,4 Monate progressionsfreies Überleben</w:t>
+        <w:t>Hautkrebs-Bestrahlungen um 79% gestiegen: Trends der Radioonkologie 2015–2022</w:t>
       </w:r>
     </w:p>
     <w:p>
@@ -146,12 +146,12 @@
           <w:color w:val="666666"/>
           <w:sz w:val="18"/>
         </w:rPr>
-        <w:t>Zhang J et al.  ·  J Clin Oncol  ·  11.09.2026  ·  PMID 42727044</w:t>
+        <w:t>Diefenhardt M et al.  ·  Strahlenther Onkol  ·  11.09.2026  ·  PMID 42726226</w:t>
       </w:r>
     </w:p>
     <w:p>
       <w:r>
-        <w:t>Phase-III-Studie (365 Patienten, China, 57 Zentren) mit randomisierter Direktvergleich zweier HER2-gerichteter Antikörper-Wirkstoff-Konjugate bei vorbehandeltem HER2-positivem metastasiertem Brustkrebs.</w:t>
+        <w:t>Retrospektive Analyse von 8.842 Patienten in einer deutschen Uniklinik-Radiotherapie zwischen 2015 und 2022 zu Trends in Tumorentitäten, Alter und Behandlungsabständen.</w:t>
       </w:r>
     </w:p>
     <w:p>
@@ -162,7 +162,7 @@
         <w:t xml:space="preserve">Ergebnis: </w:t>
       </w:r>
       <w:r>
-        <w:t>Trastuzumab Botidotin vs. Trastuzumab Emtansine: medianes Progression-Free Survival 11,1 vs. 4,4 Monate (HR 0,39; p&lt;0,0001); Objective Response Rate 76,9% vs. 53,0%. Grade ≥3 unerwünschte Ereignisse 69,8% vs. 63,7%, höchste Inzidenz bei Augenoberflächen-Toxizität (47,7%), aber meist reversibel.</w:t>
+        <w:t>Hautkrebs-Bestrahlungen stiegen um 79 %, Prostata um 10 %, Medianalter von 62 auf 64 Jahre; 47 % der Patienten kamen aus 10-km-Radius; Pandemie 2020-2021 führte zu keinen signifikanten Veränderungen in Patientenzahlen oder Tumortyp-Verteilung.</w:t>
       </w:r>
     </w:p>
     <w:p>
@@ -177,7 +177,7 @@
         <w:rPr>
           <w:sz w:val="19"/>
         </w:rPr>
-        <w:t>China-Studie, Botidotin hat EU-Zulassung; Übertragbarkeit für deutsche Zentren gegeben</w:t>
+        <w:t>Deutsche Uniklinik-Daten, direkt auf deutsches Radiotherapie-Versorgungssystem übertragbar.</w:t>
       </w:r>
     </w:p>
     <w:p>
@@ -186,7 +186,7 @@
           <w:color w:val="5A7D3A"/>
           <w:sz w:val="18"/>
         </w:rPr>
-        <w:t>https://pubmed.ncbi.nlm.nih.gov/42727044/</w:t>
+        <w:t>https://pubmed.ncbi.nlm.nih.gov/42726226/</w:t>
       </w:r>
     </w:p>
     <w:p>
@@ -194,7 +194,7 @@
         <w:pStyle w:val="Heading2"/>
       </w:pPr>
       <w:r>
-        <w:t>Lokale Therapie + Immune Checkpoint Inhibitor bei rezidiviertem/metastasiertem Nasopharynxkarzinom: 30,5 vs. 16,8 Monate PFS</w:t>
+        <w:t>Cell-free DNA in Großzelliger B-Zell-Lymphom: technische Anforderungen für Minimal-Residual-Disease-Monitoring</w:t>
       </w:r>
     </w:p>
     <w:p>
@@ -204,12 +204,12 @@
           <w:color w:val="666666"/>
           <w:sz w:val="18"/>
         </w:rPr>
-        <w:t>Chen X et al.  ·  Eur J Cancer  ·  27.08.2026  ·  PMID 42721861</w:t>
+        <w:t>Krupka JA et al.  ·  Blood  ·  03.09.2026  ·  PMID 42691013</w:t>
       </w:r>
     </w:p>
     <w:p>
       <w:r>
-        <w:t>Retrospektive chinesische Studie (223 Patienten, Fudan University Shanghai) zum Vergleich von ICI allein versus lokale Therapie kombiniert mit ICI (LOCI) bei rezidiviertem oder metastasiertem Nasopharynxkarzinom; IPTW und Propensity-Score-Matching zur Confounding-Kontrolle.</w:t>
+        <w:t>Narrative Übersichtsarbeit zu ctDNA-Einsatz im diffusen großzelligen B-Zell-Lymphom mit Fokus auf technische Herausforderungen, Assay-Design und klinische Implementierung.</w:t>
       </w:r>
     </w:p>
     <w:p>
@@ -220,7 +220,7 @@
         <w:t xml:space="preserve">Ergebnis: </w:t>
       </w:r>
       <w:r>
-        <w:t>Median Progression-Free Survival mit LOCI 30,53 Monate vs. ICI allein 16,77 Monate (HR 0,524; 95%-CI 0,339–0,785; log-rank p=0,0014). Benefit nach PSM und IPTW-Adjustment bestätigt. Bei lokalem Rezidiv oder Nodusbefall (LRR-NPC): verbessertes Distant-Metastasis-Free-Survival (HR 0,437). Bei Oligometastasen (≤3 Läsionen) ebenfalls PFS-Vorteil (HR 0,458; p=0,0416).</w:t>
+        <w:t>Tumor-informierte Assays mit mehreren genetischen Markern verbessern Sensitivität des Monitoring substanziell; Standardisierung und prospektive Validierung sind notwendig für Routineimplementierung; niedrige ctDNA-Häufigkeit und Unterscheidung von niedrigen Allel-Fraktionen bleiben Hauptprobleme.</w:t>
       </w:r>
     </w:p>
     <w:p>
@@ -235,7 +235,7 @@
         <w:rPr>
           <w:sz w:val="19"/>
         </w:rPr>
-        <w:t>China, Strahlentherapie mit ICI-Standard auch europäisch; Real-World-Ansatz übertragbar</w:t>
+        <w:t>Technisches Review ohne spezifische Zahlen, eher Empfehlungscharakter; europäische Kontributoren.</w:t>
       </w:r>
     </w:p>
     <w:p>
@@ -244,7 +244,7 @@
           <w:color w:val="5A7D3A"/>
           <w:sz w:val="18"/>
         </w:rPr>
-        <w:t>https://pubmed.ncbi.nlm.nih.gov/42721861/</w:t>
+        <w:t>https://pubmed.ncbi.nlm.nih.gov/42691013/</w:t>
       </w:r>
     </w:p>
     <w:p>
@@ -252,7 +252,7 @@
         <w:pStyle w:val="Heading2"/>
       </w:pPr>
       <w:r>
-        <w:t>EORTC QLQ-CHI: erste Lebensqualitätsskala speziell für Kinder mit Krebs (8–14 Jahre)</w:t>
+        <w:t>Tumor-Protein ADAMTSL4 treibt Kachexie durch TGFβ-Aktivierung – therapeutisches Ziel identifiziert</w:t>
       </w:r>
     </w:p>
     <w:p>
@@ -262,12 +262,12 @@
           <w:color w:val="666666"/>
           <w:sz w:val="18"/>
         </w:rPr>
-        <w:t>Vetrano C et al.  ·  Eur J Cancer  ·  05.10.2026  ·  PMID 42685381</w:t>
+        <w:t>Machado J et al.  ·  Cancer Discov  ·  01.09.2026  ·  PMID 42678278</w:t>
       </w:r>
     </w:p>
     <w:p>
       <w:r>
-        <w:t>Mixed-Methods-Studie (Phasen I/II) zur Entwicklung eines EORTC-Fragebogenmoduls; 47 Kinder, 45 Eltern, 22 Fachleute aus 6 Ländern; Leitlinien der EORTC Quality-of-Life Group.</w:t>
+        <w:t>Mechanistische Studie in Modellen und Patienten mit kolorektalem und Lungenkarzinom zur Rolle von Tumor-Sekretion von ADAMTSL4 in der Pathogenese von Krebs-Kachexie.</w:t>
       </w:r>
     </w:p>
     <w:p>
@@ -278,7 +278,7 @@
         <w:t xml:space="preserve">Ergebnis: </w:t>
       </w:r>
       <w:r>
-        <w:t>57 Schlüsselprobleme identifiziert aus 1.200+ initial bewerteten Aspekten (Vergleich Kinder-, Eltern- und Fachperspektive). Kinder präferierten 4 Antwortoptionen (70,0%) und kürzere Recall-Periode (43,3%). Fragebogen mit 50 Items in zwei Skalenbereiche eingeteilt: symptomorientiert und psychosozial. Nächste Schritte: Pilottestung (Phase III/IV), Validierung.</w:t>
+        <w:t>ADAMTSL4-Überexpression machte nicht-kachektische Tumoren zu kachektischen; ADAMTSL4-Knockout reduzierte Muskelatrophie-Signaturen und Kachexie-Schweregrad; erhöhte zirkulierende ADAMTSL4-Level waren mit TGFβ-getriebener Muskelatrophie in Kachexie-Patienten assoziiert; ADAMTSL4-Blockade könnte selektive Therapie ohne systemische TGFβ-Blockade ermöglichen.</w:t>
       </w:r>
     </w:p>
     <w:p>
@@ -293,7 +293,7 @@
         <w:rPr>
           <w:sz w:val="19"/>
         </w:rPr>
-        <w:t>Europäisches Netzwerk (EORTC), Grundlage für standardisierte Erfassung in Zentren</w:t>
+        <w:t>USA-Studie mit deutschen und internationalen Zentren; präklinisches Modell mit klinischer Validierung – Weg zur Therapeutik erkennbar.</w:t>
       </w:r>
     </w:p>
     <w:p>
@@ -302,7 +302,7 @@
           <w:color w:val="5A7D3A"/>
           <w:sz w:val="18"/>
         </w:rPr>
-        <w:t>https://pubmed.ncbi.nlm.nih.gov/42685381/</w:t>
+        <w:t>https://pubmed.ncbi.nlm.nih.gov/42678278/</w:t>
       </w:r>
     </w:p>
     <w:p>
@@ -310,7 +310,7 @@
         <w:pStyle w:val="Heading2"/>
       </w:pPr>
       <w:r>
-        <w:t>Tislelizumab + Chemotherapie bei Ösophaguskarzinom: 45-Monate-Überleben</w:t>
+        <w:t>Durvalumab perioperativ bei resektablem NSCLC: AEGEAN-Phase-III-Studie verbessert ereignisfreies Überleben</w:t>
       </w:r>
     </w:p>
     <w:p>
@@ -320,12 +320,12 @@
           <w:color w:val="666666"/>
           <w:sz w:val="18"/>
         </w:rPr>
-        <w:t>Tougeron D et al.  ·  ESMO Open  ·  27.08.2026  ·  PMID 42659894</w:t>
+        <w:t>Heymach JV et al.  ·  J Clin Oncol  ·  28.08.2026  ·  PMID 42664473</w:t>
       </w:r>
     </w:p>
     <w:p>
       <w:r>
-        <w:t>Randomisierte Phase-III-Studie (RATIONALE-306) mit 649 Patienten weltweit; Analyse der Subgruppe mit PD-L1 Tumor Area Positivity ≥5% im Langzeit-Follow-up.</w:t>
+        <w:t>Phase-III-Studie mit 740 Patienten zu neoadjuvanter Chemotherapie plus Durvalumab oder Placebo vor Operation und anschließender adjuvanter Durvalumab/Placebo-Therapie beim resektablen NSCLC Stadium II-IIIB.</w:t>
       </w:r>
     </w:p>
     <w:p>
@@ -336,7 +336,7 @@
         <w:t xml:space="preserve">Ergebnis: </w:t>
       </w:r>
       <w:r>
-        <w:t>Bei 358 Patienten mit PD-L1 TAP ≥5% (Tislelizumab+CT n=172, Placebo+CT n=186): Median Overall Survival 19,1 vs. 10,0 Monate (HR 0,61); Progression-Free Survival 8,2 vs. 5,5 Monate (HR 0,50); Objektive Ansprechrate 71,5% vs. 41,4%. Haltbarkeit über 45 Monate bestätigt; Sicherheitsprofil unverändert.</w:t>
+        <w:t>Durvalumab reduzierte ereignisfreies Überleben (HR 0,69; 95%-KI 0,55–0,88), Zahlentrend für progressionsfreies Überleben (HR 0,66) und Gesamtüberleben (HR 0,89); Grad-3/4-Nebenwirkungen unter adjuvanter Therapie: 15,4 % vs. 10,6 % Placebo; Sicherheitsprofil konsistent mit Einzelsubstanzen.</w:t>
       </w:r>
     </w:p>
     <w:p>
@@ -351,7 +351,7 @@
         <w:rPr>
           <w:sz w:val="19"/>
         </w:rPr>
-        <w:t>Internationale Studie, Therapie europäisch zugelassen (EMA-Empfehlung PD-L1-Stratifizierung)</w:t>
+        <w:t>Internationale Phase-III-Studie mit europäischen Zentren; praxisverändernd bei AMNOG und Zulassung.</w:t>
       </w:r>
     </w:p>
     <w:p>
@@ -360,7 +360,7 @@
           <w:color w:val="5A7D3A"/>
           <w:sz w:val="18"/>
         </w:rPr>
-        <w:t>https://pubmed.ncbi.nlm.nih.gov/42659894/</w:t>
+        <w:t>https://pubmed.ncbi.nlm.nih.gov/42664473/</w:t>
       </w:r>
     </w:p>
     <w:p>
@@ -368,7 +368,7 @@
         <w:pStyle w:val="Heading2"/>
       </w:pPr>
       <w:r>
-        <w:t>Hypomethylierende Mittel + Venetoclax bei älteren AML-Patienten: 69% komplette Remissionen, 19,1 Monate Überleben</w:t>
+        <w:t>Dynamisches Prognose-Modell CIRI2-CLL für Rezidivrisiko nach limitierter Therapie verbessert Vorhersage um bis zu 37 %</w:t>
       </w:r>
     </w:p>
     <w:p>
@@ -378,12 +378,12 @@
           <w:color w:val="666666"/>
           <w:sz w:val="18"/>
         </w:rPr>
-        <w:t>Diekmann B et al.  ·  Eur J Cancer  ·  05.10.2026  ·  PMID 42659837</w:t>
+        <w:t>Al-Sawaf O et al.  ·  J Clin Oncol  ·  27.08.2026  ·  PMID 42659576</w:t>
       </w:r>
     </w:p>
     <w:p>
       <w:r>
-        <w:t>Niederländische Real-World-Studie in 15 Krankenhäusern mit 209 älteren Patienten (≥65 Jahre) mit neu diagnostizierter AML, die nicht für intensive Chemotherapie geeignet waren; Nachbeobachtung median 25,9 Monate.</w:t>
+        <w:t>Validierungsstudie eines verfeinerten kontinuierlichen Risikoindex (CIRI2-CLL) zur Prognosebestimmung nach limitierter Behandlung der chronischen lymphatischen Leukämie mit Minimal-Residual-Disease-Status.</w:t>
       </w:r>
     </w:p>
     <w:p>
@@ -394,7 +394,7 @@
         <w:t xml:space="preserve">Ergebnis: </w:t>
       </w:r>
       <w:r>
-        <w:t>Composite Complete Remission in 69%; 3-Monats-Mortalität 15%; medianes Gesamtüberleben 19,1 Monate (ELN2024 High-Benefit-Gruppe 22,1, Intermediate 10,9, Lower-Benefit 6,8 Monate). Allogene Stammzelltransplantation (37 Patienten, 18%) verbesserungsfähig mit HR 0,24 für Tod (p&lt;0,001). Antifungale Agenten in 72% der ersten Zyklen assoziiert mit reduzierter Mortalität (HR 0,605; p=0,010).</w:t>
+        <w:t>CIRI2-CLL zeigte gute Kalibrierung (ca. 5 % Differenz zwischen beobachteter und vorhergesagter Ereigniswahrscheinlichkeit); C-Statistik 0,82–0,98 an allen Zeitpunkten; 14–37 % Verbesserung der PFS-Vorhersage gegenüber MRD und CLL-IPI; 3-Jahres-PFS: 100,0 % (niedrig), 70,2 % (mittel), 10,8 % (hoch); Modell frei verfügbar auf Stanford-Plattform für individualisierte Therapieentscheidung.</w:t>
       </w:r>
     </w:p>
     <w:p>
@@ -409,7 +409,7 @@
         <w:rPr>
           <w:sz w:val="19"/>
         </w:rPr>
-        <w:t>Niederländisches Versicherungssystem, vergleichbar Deutschland; Dosierungsoptimierung und Wechselwirkungen reduzieren Kosten</w:t>
+        <w:t>Deutsche CLL-Studiengruppe führend; validiert in europäischen und internationalen Kohorten.</w:t>
       </w:r>
     </w:p>
     <w:p>
@@ -418,7 +418,7 @@
           <w:color w:val="5A7D3A"/>
           <w:sz w:val="18"/>
         </w:rPr>
-        <w:t>https://pubmed.ncbi.nlm.nih.gov/42659837/</w:t>
+        <w:t>https://pubmed.ncbi.nlm.nih.gov/42659576/</w:t>
       </w:r>
     </w:p>
     <w:sectPr>

--- a/download/studien-aktuell.docx
+++ b/download/studien-aktuell.docx
@@ -62,7 +62,7 @@
           <w:color w:val="666666"/>
           <w:sz w:val="18"/>
         </w:rPr>
-        <w:t>Stand: 13.09.2026  |  6 Studien  |  onkologie.m-vf.de</w:t>
+        <w:t>Stand: 14.09.2026  |  6 Studien  |  onkologie.m-vf.de</w:t>
       </w:r>
     </w:p>
     <w:p>
@@ -70,7 +70,7 @@
         <w:pStyle w:val="Heading1"/>
       </w:pPr>
       <w:r>
-        <w:t>Aufgenommen am 13.09.2026</w:t>
+        <w:t>Aufgenommen am 14.09.2026</w:t>
       </w:r>
     </w:p>
     <w:p>
@@ -78,7 +78,7 @@
         <w:pStyle w:val="Heading2"/>
       </w:pPr>
       <w:r>
-        <w:t>Genomische Alterationen in Hirn-Metastasen von Brustkrebs: 76,8 % haben therapeutisch nutzbare Targets</w:t>
+        <w:t>Teclistamab in smolderendem Myelom hocheffektiv: Phase-2-Trial</w:t>
       </w:r>
     </w:p>
     <w:p>
@@ -88,12 +88,12 @@
           <w:color w:val="666666"/>
           <w:sz w:val="18"/>
         </w:rPr>
-        <w:t>Griguolo G et al.  ·  ESMO Open  ·  11.09.2026  ·  PMID 42727421</w:t>
+        <w:t>Nadeem O et al.  ·  Nat Med  ·  11.09.2026  ·  PMID 42728379</w:t>
       </w:r>
     </w:p>
     <w:p>
       <w:r>
-        <w:t>Whole-exome-Sequenzierung von 56 Hirn-Metastasen-Proben aus Brustkrebs-Patienten zur Identifikation klinisch umsetzbarer genomischer Alterationen nach ESCAT-Kriterien.</w:t>
+        <w:t>Randomisierte Phase-2-ImmunoPRISM-Studie verglich Teclistamab (BCMA-Bispecific Antibody, Fixdauer) mit Lenalidomid/Dexamethason bei 59 Patienten mit Hochrisiko-smolderendem multiplem Myelom.</w:t>
       </w:r>
     </w:p>
     <w:p>
@@ -104,7 +104,7 @@
         <w:t xml:space="preserve">Ergebnis: </w:t>
       </w:r>
       <w:r>
-        <w:t>76,8 % zeigten ESCAT-I/II-Alterationen; häufigste waren DNA-Reparatur-Gene (BRCA1/2/PALB2: 53,6 %); biallele Inaktivierung bei 19,6 % (höher bei HER2-negativ: 26 % HR-neg/HER2-neg, 21 % HR-pos/HER2-neg); PIK3CA/AKT1/PTEN-Alterationen in 48,2 %; kein ESR1 in HR-positiven; hotspot PIK3CA bei HER2-positivem assoziiert mit schlechterer Prognose.</w:t>
+        <w:t>Teclistamab: komplette Remission 77,8% vs. 0% (Rd); minimale Resterkrankung-Negativität (10-5) 82,2%; 2-Jahres-Progressionsfreies Überleben 92% vs. 49%; Grad 1–2 Zytokine-Freisetzung, kein Grade-3-Infektionsanstieg, keine Todesfälle.</w:t>
       </w:r>
     </w:p>
     <w:p>
@@ -119,7 +119,7 @@
         <w:rPr>
           <w:sz w:val="19"/>
         </w:rPr>
-        <w:t>Italienisch-französische Kooperation, ESCAT-Klassifikation europäisch – direkt auf deutsches Targeting-System übertragbar.</w:t>
+        <w:t>Phasen-2-Studie mit Potential für Frühintervention; internationale Prüfung, Übertragbarkeit begrenzt bis zur Phase-3-Validierung.</w:t>
       </w:r>
     </w:p>
     <w:p>
@@ -128,7 +128,7 @@
           <w:color w:val="5A7D3A"/>
           <w:sz w:val="18"/>
         </w:rPr>
-        <w:t>https://pubmed.ncbi.nlm.nih.gov/42727421/</w:t>
+        <w:t>https://pubmed.ncbi.nlm.nih.gov/42728379/</w:t>
       </w:r>
     </w:p>
     <w:p>
@@ -136,7 +136,7 @@
         <w:pStyle w:val="Heading2"/>
       </w:pPr>
       <w:r>
-        <w:t>Hautkrebs-Bestrahlungen um 79% gestiegen: Trends der Radioonkologie 2015–2022</w:t>
+        <w:t>HCC-Management in Asien nach europäischen Leitlinien adaptiert</w:t>
       </w:r>
     </w:p>
     <w:p>
@@ -146,12 +146,12 @@
           <w:color w:val="666666"/>
           <w:sz w:val="18"/>
         </w:rPr>
-        <w:t>Diefenhardt M et al.  ·  Strahlenther Onkol  ·  11.09.2026  ·  PMID 42726226</w:t>
+        <w:t>Tan CK et al.  ·  ESMO Open  ·  09.07.2026  ·  PMID 42660571</w:t>
       </w:r>
     </w:p>
     <w:p>
       <w:r>
-        <w:t>Retrospektive Analyse von 8.842 Patienten in einer deutschen Uniklinik-Radiotherapie zwischen 2015 und 2022 zu Trends in Tumorentitäten, Alter und Behandlungsabständen.</w:t>
+        <w:t>Pan-asiatische Expertengruppe adaptierte ESMO-Leitlinien zu Diagnose, Therapie und Nachsorge des Hepatozellulären Karzinoms für zehn asiatische Länder.</w:t>
       </w:r>
     </w:p>
     <w:p>
@@ -162,7 +162,7 @@
         <w:t xml:space="preserve">Ergebnis: </w:t>
       </w:r>
       <w:r>
-        <w:t>Hautkrebs-Bestrahlungen stiegen um 79 %, Prostata um 10 %, Medianalter von 62 auf 64 Jahre; 47 % der Patienten kamen aus 10-km-Radius; Pandemie 2020-2021 führte zu keinen signifikanten Veränderungen in Patientenzahlen oder Tumortyp-Verteilung.</w:t>
+        <w:t>Konsens-Richtlinie mit regionsspezifischen Empfehlungen verabschiedet; Fokus auf harmonisierte Behandlung und Zugang trotz regionaler Unterschiede in Arzneimittelzulassung und Erstattung.</w:t>
       </w:r>
     </w:p>
     <w:p>
@@ -177,7 +177,7 @@
         <w:rPr>
           <w:sz w:val="19"/>
         </w:rPr>
-        <w:t>Deutsche Uniklinik-Daten, direkt auf deutsches Radiotherapie-Versorgungssystem übertragbar.</w:t>
+        <w:t>Internationale Leitlinie mit europäischen Standards, aber auch asiatischen Besonderheiten; teilweise auf deutsches System übertragbar.</w:t>
       </w:r>
     </w:p>
     <w:p>
@@ -186,7 +186,7 @@
           <w:color w:val="5A7D3A"/>
           <w:sz w:val="18"/>
         </w:rPr>
-        <w:t>https://pubmed.ncbi.nlm.nih.gov/42726226/</w:t>
+        <w:t>https://pubmed.ncbi.nlm.nih.gov/42660571/</w:t>
       </w:r>
     </w:p>
     <w:p>
@@ -194,7 +194,7 @@
         <w:pStyle w:val="Heading2"/>
       </w:pPr>
       <w:r>
-        <w:t>Cell-free DNA in Großzelliger B-Zell-Lymphom: technische Anforderungen für Minimal-Residual-Disease-Monitoring</w:t>
+        <w:t>Epigenetisches Altern in Dickdarmgewebe zeigt Lebensstilfaktoren-Einfluss</w:t>
       </w:r>
     </w:p>
     <w:p>
@@ -204,12 +204,12 @@
           <w:color w:val="666666"/>
           <w:sz w:val="18"/>
         </w:rPr>
-        <w:t>Krupka JA et al.  ·  Blood  ·  03.09.2026  ·  PMID 42691013</w:t>
+        <w:t>Hardikar S et al.  ·  J Natl Cancer Inst  ·  25.08.2026  ·  PMID 42640567</w:t>
       </w:r>
     </w:p>
     <w:p>
       <w:r>
-        <w:t>Narrative Übersichtsarbeit zu ctDNA-Einsatz im diffusen großzelligen B-Zell-Lymphom mit Fokus auf technische Herausforderungen, Assay-Design und klinische Implementierung.</w:t>
+        <w:t>Analyse von epigenetischen Alterungsmodellen (Horvath, Hannum, Zhang u.a.) in Kolonialgewebe von 554 Proben (96 normal, 245 angrenzend, 208 Tumore) zur Untersuchung von Zusammenhängen mit Lebensstilfaktoren und Krebsentwicklung.</w:t>
       </w:r>
     </w:p>
     <w:p>
@@ -220,7 +220,7 @@
         <w:t xml:space="preserve">Ergebnis: </w:t>
       </w:r>
       <w:r>
-        <w:t>Tumor-informierte Assays mit mehreren genetischen Markern verbessern Sensitivität des Monitoring substanziell; Standardisierung und prospektive Validierung sind notwendig für Routineimplementierung; niedrige ctDNA-Häufigkeit und Unterscheidung von niedrigen Allel-Fraktionen bleiben Hauptprobleme.</w:t>
+        <w:t>Horvath-Modell zeigte beste Korrelation mit chronologischem Alter (r &gt;0,70) in normalem Gewebe; signifikante Alters-Beschleunigung in tumoren vs. normal/angrenzend bei allen Modellen; körperliche Aktivität (PhenoAge), Rauchen (GrimAge) und Alkoholkonsum (Horvath, Mitose-Uhren) assoziiert mit epigenetischem Altern in angrenzender Mukosa.</w:t>
       </w:r>
     </w:p>
     <w:p>
@@ -235,7 +235,7 @@
         <w:rPr>
           <w:sz w:val="19"/>
         </w:rPr>
-        <w:t>Technisches Review ohne spezifische Zahlen, eher Empfehlungscharakter; europäische Kontributoren.</w:t>
+        <w:t>USA/deutsche Zentren, diverse Populationen; Grundlagenforschung zu Risikostratifikation.</w:t>
       </w:r>
     </w:p>
     <w:p>
@@ -244,7 +244,7 @@
           <w:color w:val="5A7D3A"/>
           <w:sz w:val="18"/>
         </w:rPr>
-        <w:t>https://pubmed.ncbi.nlm.nih.gov/42691013/</w:t>
+        <w:t>https://pubmed.ncbi.nlm.nih.gov/42640567/</w:t>
       </w:r>
     </w:p>
     <w:p>
@@ -252,7 +252,7 @@
         <w:pStyle w:val="Heading2"/>
       </w:pPr>
       <w:r>
-        <w:t>Tumor-Protein ADAMTSL4 treibt Kachexie durch TGFβ-Aktivierung – therapeutisches Ziel identifiziert</w:t>
+        <w:t>Tebentafusp gegen Uveales Melanom im UK-Programm wirksam wie Phase-3-Daten</w:t>
       </w:r>
     </w:p>
     <w:p>
@@ -262,12 +262,12 @@
           <w:color w:val="666666"/>
           <w:sz w:val="18"/>
         </w:rPr>
-        <w:t>Machado J et al.  ·  Cancer Discov  ·  01.09.2026  ·  PMID 42678278</w:t>
+        <w:t>Joseph M et al.  ·  Oncologist  ·  09.09.2026  ·  PMID 42640561</w:t>
       </w:r>
     </w:p>
     <w:p>
       <w:r>
-        <w:t>Mechanistische Studie in Modellen und Patienten mit kolorektalem und Lungenkarzinom zur Rolle von Tumor-Sekretion von ADAMTSL4 in der Pathogenese von Krebs-Kachexie.</w:t>
+        <w:t>Retrospektive Real-World-Effektivitäts- und Toxizitäts-Analyse der UK Expanded Access Programme (EAP) mit 88 Patienten mit metastasiertem uvealen Melanom, behandelt Juli 2021–Juni 2023.</w:t>
       </w:r>
     </w:p>
     <w:p>
@@ -278,7 +278,7 @@
         <w:t xml:space="preserve">Ergebnis: </w:t>
       </w:r>
       <w:r>
-        <w:t>ADAMTSL4-Überexpression machte nicht-kachektische Tumoren zu kachektischen; ADAMTSL4-Knockout reduzierte Muskelatrophie-Signaturen und Kachexie-Schweregrad; erhöhte zirkulierende ADAMTSL4-Level waren mit TGFβ-getriebener Muskelatrophie in Kachexie-Patienten assoziiert; ADAMTSL4-Blockade könnte selektive Therapie ohne systemische TGFβ-Blockade ermöglichen.</w:t>
+        <w:t>Medianes Gesamtüberleben 21 Monate (95%-KI 17-NR); medianes progressionsfreies Überleben 2,76 Monate (95%-KI 2,53–3,22); 12-Monats-Überlebenrate 75% (95%-KI 66,1–85,6); niedrigere LDH und niedrigere Leberlastung tendierten zu besserem Überleben; LDH ≥2× obere Normgrenze zeigte sehr schlechte Prognose; keine Grade ≥3 Toxizität nach Dosis 5.</w:t>
       </w:r>
     </w:p>
     <w:p>
@@ -293,7 +293,7 @@
         <w:rPr>
           <w:sz w:val="19"/>
         </w:rPr>
-        <w:t>USA-Studie mit deutschen und internationalen Zentren; präklinisches Modell mit klinischer Validierung – Weg zur Therapeutik erkennbar.</w:t>
+        <w:t>Britisches NHS-System, vergleichbar mit deutschem, Real-World-Evidenz für Kostenträger relevant.</w:t>
       </w:r>
     </w:p>
     <w:p>
@@ -302,7 +302,7 @@
           <w:color w:val="5A7D3A"/>
           <w:sz w:val="18"/>
         </w:rPr>
-        <w:t>https://pubmed.ncbi.nlm.nih.gov/42678278/</w:t>
+        <w:t>https://pubmed.ncbi.nlm.nih.gov/42640561/</w:t>
       </w:r>
     </w:p>
     <w:p>
@@ -310,7 +310,7 @@
         <w:pStyle w:val="Heading2"/>
       </w:pPr>
       <w:r>
-        <w:t>Durvalumab perioperativ bei resektablem NSCLC: AEGEAN-Phase-III-Studie verbessert ereignisfreies Überleben</w:t>
+        <w:t>Daratumumab+Lenalidomid verlängert Überleben im älteren Myelom dauerhaft</w:t>
       </w:r>
     </w:p>
     <w:p>
@@ -320,12 +320,12 @@
           <w:color w:val="666666"/>
           <w:sz w:val="18"/>
         </w:rPr>
-        <w:t>Heymach JV et al.  ·  J Clin Oncol  ·  28.08.2026  ·  PMID 42664473</w:t>
+        <w:t>Facon T et al.  ·  Leukemia  ·  24.08.2026  ·  PMID 42637879</w:t>
       </w:r>
     </w:p>
     <w:p>
       <w:r>
-        <w:t>Phase-III-Studie mit 740 Patienten zu neoadjuvanter Chemotherapie plus Durvalumab oder Placebo vor Operation und anschließender adjuvanter Durvalumab/Placebo-Therapie beim resektablen NSCLC Stadium II-IIIB.</w:t>
+        <w:t>Finale Analyse der MAIA-Studie: Randomisierte Phase-III-Prüfung zu Daratumumab+Lenalidomid/Dexamethason (D-Rd) vs. Lenalidomid/Dexamethason (Rd) bei 737 nicht-transplant-fähigen Patienten mit neu diagnostiziertem multiplem Myelom.</w:t>
       </w:r>
     </w:p>
     <w:p>
@@ -336,7 +336,7 @@
         <w:t xml:space="preserve">Ergebnis: </w:t>
       </w:r>
       <w:r>
-        <w:t>Durvalumab reduzierte ereignisfreies Überleben (HR 0,69; 95%-KI 0,55–0,88), Zahlentrend für progressionsfreies Überleben (HR 0,66) und Gesamtüberleben (HR 0,89); Grad-3/4-Nebenwirkungen unter adjuvanter Therapie: 15,4 % vs. 10,6 % Placebo; Sicherheitsprofil konsistent mit Einzelsubstanzen.</w:t>
+        <w:t>Medianes Gesamtüberleben: 90,3 Monate (D-Rd) vs. 64,1 Monate (Rd), HR 0,67 (95%-KI 0,55–0,82); 7-Jahres-Überleben 53,1% vs. 39,3%; mediane Zeit bis Folgetherapie nicht erreicht vs. 42,4 Monate. Follow-up &gt;7 Jahre.</w:t>
       </w:r>
     </w:p>
     <w:p>
@@ -351,7 +351,7 @@
         <w:rPr>
           <w:sz w:val="19"/>
         </w:rPr>
-        <w:t>Internationale Phase-III-Studie mit europäischen Zentren; praxisverändernd bei AMNOG und Zulassung.</w:t>
+        <w:t>Multinationale Studie; Basis für Leitlinienstandard bei älteren Patienten, in Deutschland anwendbar.</w:t>
       </w:r>
     </w:p>
     <w:p>
@@ -360,7 +360,7 @@
           <w:color w:val="5A7D3A"/>
           <w:sz w:val="18"/>
         </w:rPr>
-        <w:t>https://pubmed.ncbi.nlm.nih.gov/42664473/</w:t>
+        <w:t>https://pubmed.ncbi.nlm.nih.gov/42637879/</w:t>
       </w:r>
     </w:p>
     <w:p>
@@ -368,7 +368,7 @@
         <w:pStyle w:val="Heading2"/>
       </w:pPr>
       <w:r>
-        <w:t>Dynamisches Prognose-Modell CIRI2-CLL für Rezidivrisiko nach limitierter Therapie verbessert Vorhersage um bis zu 37 %</w:t>
+        <w:t>Olaparib-Erhaltung bei BRCA-mutiertem Brustkrebs: 6-Jahres-Vorteile halten an</w:t>
       </w:r>
     </w:p>
     <w:p>
@@ -378,12 +378,12 @@
           <w:color w:val="666666"/>
           <w:sz w:val="18"/>
         </w:rPr>
-        <w:t>Al-Sawaf O et al.  ·  J Clin Oncol  ·  27.08.2026  ·  PMID 42659576</w:t>
+        <w:t>Garber JE et al.  ·  Ann Oncol  ·  24.08.2026  ·  PMID 42636977</w:t>
       </w:r>
     </w:p>
     <w:p>
       <w:r>
-        <w:t>Validierungsstudie eines verfeinerten kontinuierlichen Risikoindex (CIRI2-CLL) zur Prognosebestimmung nach limitierter Behandlung der chronischen lymphatischen Leukämie mit Minimal-Residual-Disease-Status.</w:t>
+        <w:t>Dritte geplante Zwischenanalyse der randomisierten Phase-III-OlympiA-Studie zu adjuvantem Olaparib (PARP-Inhibitor) versus Placebo nach Chemotherapie bei 1.836 Patientinnen mit Keimbahn-BRCA-Mutation und HER2-negativem Hochrisiko-Brustkrebs.</w:t>
       </w:r>
     </w:p>
     <w:p>
@@ -394,7 +394,7 @@
         <w:t xml:space="preserve">Ergebnis: </w:t>
       </w:r>
       <w:r>
-        <w:t>CIRI2-CLL zeigte gute Kalibrierung (ca. 5 % Differenz zwischen beobachteter und vorhergesagter Ereigniswahrscheinlichkeit); C-Statistik 0,82–0,98 an allen Zeitpunkten; 14–37 % Verbesserung der PFS-Vorhersage gegenüber MRD und CLL-IPI; 3-Jahres-PFS: 100,0 % (niedrig), 70,2 % (mittel), 10,8 % (hoch); Modell frei verfügbar auf Stanford-Plattform für individualisierte Therapieentscheidung.</w:t>
+        <w:t>Bei 6,1 Jahren medianer Nachbeobachtung: Invasives rezidivfreies Überleben (HR 0,65; 95%-KI 0,53–0,78), Gesamtüberleben (HR 0,72; 95%-KI 0,56–0,93); 6-Jahres-Überleben 87,5% vs. 83,2%; keine neuen Sicherheitssignale, kein erhöhtes MDS/AML-Risiko (0,4% vs. 0,7%).</w:t>
       </w:r>
     </w:p>
     <w:p>
@@ -409,7 +409,7 @@
         <w:rPr>
           <w:sz w:val="19"/>
         </w:rPr>
-        <w:t>Deutsche CLL-Studiengruppe führend; validiert in europäischen und internationalen Kohorten.</w:t>
+        <w:t>Multinationale Studie mit europäischen und deutschen Zentren; Befund ändert Leitlinienempfehlungen.</w:t>
       </w:r>
     </w:p>
     <w:p>
@@ -418,7 +418,7 @@
           <w:color w:val="5A7D3A"/>
           <w:sz w:val="18"/>
         </w:rPr>
-        <w:t>https://pubmed.ncbi.nlm.nih.gov/42659576/</w:t>
+        <w:t>https://pubmed.ncbi.nlm.nih.gov/42636977/</w:t>
       </w:r>
     </w:p>
     <w:sectPr>

--- a/download/studien-aktuell.docx
+++ b/download/studien-aktuell.docx
@@ -62,7 +62,7 @@
           <w:color w:val="666666"/>
           <w:sz w:val="18"/>
         </w:rPr>
-        <w:t>Stand: 14.09.2026  |  6 Studien  |  onkologie.m-vf.de</w:t>
+        <w:t>Stand: 15.09.2026  |  7 Studien  |  onkologie.m-vf.de</w:t>
       </w:r>
     </w:p>
     <w:p>
@@ -70,7 +70,7 @@
         <w:pStyle w:val="Heading1"/>
       </w:pPr>
       <w:r>
-        <w:t>Aufgenommen am 14.09.2026</w:t>
+        <w:t>Aufgenommen am 15.09.2026</w:t>
       </w:r>
     </w:p>
     <w:p>
@@ -78,7 +78,7 @@
         <w:pStyle w:val="Heading2"/>
       </w:pPr>
       <w:r>
-        <w:t>Teclistamab in smolderendem Myelom hocheffektiv: Phase-2-Trial</w:t>
+        <w:t>HDR-Brachytherapie nach Strahlentherapie bei älteren Rektumkarzinom-Patienten: lokale Kontrolle bei 80 %</w:t>
       </w:r>
     </w:p>
     <w:p>
@@ -88,12 +88,12 @@
           <w:color w:val="666666"/>
           <w:sz w:val="18"/>
         </w:rPr>
-        <w:t>Nadeem O et al.  ·  Nat Med  ·  11.09.2026  ·  PMID 42728379</w:t>
+        <w:t>Kristen A et al.  ·  Strahlenther Onkol  ·  14.09.2026  ·  PMID 42734824</w:t>
       </w:r>
     </w:p>
     <w:p>
       <w:r>
-        <w:t>Randomisierte Phase-2-ImmunoPRISM-Studie verglich Teclistamab (BCMA-Bispecific Antibody, Fixdauer) mit Lenalidomid/Dexamethason bei 59 Patienten mit Hochrisiko-smolderendem multiplem Myelom.</w:t>
+        <w:t>15 ältere/infirme Patienten mit Rektumkarzinom erhielten kombiniert externe Strahlentherapie (30-39 Gy/10-13 Fraktionen) und endorektale Hochdosis-Brachytherapie (12-24 Gy/2-3 Fraktionen); eine organerhaltende Methode für Operationsunfähige.</w:t>
       </w:r>
     </w:p>
     <w:p>
@@ -104,7 +104,7 @@
         <w:t xml:space="preserve">Ergebnis: </w:t>
       </w:r>
       <w:r>
-        <w:t>Teclistamab: komplette Remission 77,8% vs. 0% (Rd); minimale Resterkrankung-Negativität (10-5) 82,2%; 2-Jahres-Progressionsfreies Überleben 92% vs. 49%; Grad 1–2 Zytokine-Freisetzung, kein Grade-3-Infektionsanstieg, keine Todesfälle.</w:t>
+        <w:t>Nach 21 Monaten Median-Follow-up erreichten 12 von 15 Patienten (80 %) klinische komplette (n=6) oder nahezu komplette Remission (n=6); 4 Patienten (33 %) entwickelten später lokales Rezidiv, 4 (27 %) Fernmetastasen. Grad-3-Toxizität: 67 % Proktitis, 20 % schwere Rektalblutung (3 Patienten). Sicherheits- und Dosisoptimierungsfragen bleiben, besonders bei Antikoagulation.</w:t>
       </w:r>
     </w:p>
     <w:p>
@@ -119,7 +119,7 @@
         <w:rPr>
           <w:sz w:val="19"/>
         </w:rPr>
-        <w:t>Phasen-2-Studie mit Potential für Frühintervention; internationale Prüfung, Übertragbarkeit begrenzt bis zur Phase-3-Validierung.</w:t>
+        <w:t>Deutschland, einzelzentrisch; Ansatz für zertifizierte Zentren mit Brachytherapie-Expertise geeignet</w:t>
       </w:r>
     </w:p>
     <w:p>
@@ -128,7 +128,7 @@
           <w:color w:val="5A7D3A"/>
           <w:sz w:val="18"/>
         </w:rPr>
-        <w:t>https://pubmed.ncbi.nlm.nih.gov/42728379/</w:t>
+        <w:t>https://pubmed.ncbi.nlm.nih.gov/42734824/</w:t>
       </w:r>
     </w:p>
     <w:p>
@@ -136,7 +136,7 @@
         <w:pStyle w:val="Heading2"/>
       </w:pPr>
       <w:r>
-        <w:t>HCC-Management in Asien nach europäischen Leitlinien adaptiert</w:t>
+        <w:t>Tambotatug Pelitecan (B7-H3-ADC) bei kleinzelligem Lungenkarzinom nach Platin: OS-Vorteil gegenüber Topotekan</w:t>
       </w:r>
     </w:p>
     <w:p>
@@ -146,12 +146,12 @@
           <w:color w:val="666666"/>
           <w:sz w:val="18"/>
         </w:rPr>
-        <w:t>Tan CK et al.  ·  ESMO Open  ·  09.07.2026  ·  PMID 42660571</w:t>
+        <w:t>Zhao Y et al.  ·  N Engl J Med  ·  12.09.2026  ·  PMID 42734213</w:t>
       </w:r>
     </w:p>
     <w:p>
       <w:r>
-        <w:t>Pan-asiatische Expertengruppe adaptierte ESMO-Leitlinien zu Diagnose, Therapie und Nachsorge des Hepatozellulären Karzinoms für zehn asiatische Länder.</w:t>
+        <w:t>Phase-III-TAISHAN-302, China: 451 Patienten mit rezidivierendem SCLC nach Platin-basierter Erstlinien-Therapie, randomisiert 1:1 zu Tambotatug Pelitecan (neuer B7-H3-zielgerichteter Antikörper-Wirkstoff-Konjugat) versus Topotekan; Interim-Analyse.</w:t>
       </w:r>
     </w:p>
     <w:p>
@@ -162,7 +162,7 @@
         <w:t xml:space="preserve">Ergebnis: </w:t>
       </w:r>
       <w:r>
-        <w:t>Konsens-Richtlinie mit regionsspezifischen Empfehlungen verabschiedet; Fokus auf harmonisierte Behandlung und Zugang trotz regionaler Unterschiede in Arzneimittelzulassung und Erstattung.</w:t>
+        <w:t>Median-OS: 13,3 Monate (Tam-Peli) vs. 9,4 Monate (Topotekan), HR 0,46 (95% KI 0,35–0,62, p&lt;0,001). Median-PFS: 7,4 vs. 2,8 Monate, HR 0,29 (p&lt;0,001). ORR: 59,1% vs. 9,7% (p&lt;0,001). Grad-≥3-AE: 55,4% vs. 77,9% (Tam-Peli günstiger). Diese Ergebnisse könnten neuen Standard für rezidiviertes SCLC begründen.</w:t>
       </w:r>
     </w:p>
     <w:p>
@@ -177,7 +177,7 @@
         <w:rPr>
           <w:sz w:val="19"/>
         </w:rPr>
-        <w:t>Internationale Leitlinie mit europäischen Standards, aber auch asiatischen Besonderheiten; teilweise auf deutsches System übertragbar.</w:t>
+        <w:t>China-Studie, globales Design; Zulassungsantrag ausstehend, deutsche Verfügbarkeit unklar – USA nur mit Vorbehalt übertragbar</w:t>
       </w:r>
     </w:p>
     <w:p>
@@ -186,7 +186,7 @@
           <w:color w:val="5A7D3A"/>
           <w:sz w:val="18"/>
         </w:rPr>
-        <w:t>https://pubmed.ncbi.nlm.nih.gov/42660571/</w:t>
+        <w:t>https://pubmed.ncbi.nlm.nih.gov/42734213/</w:t>
       </w:r>
     </w:p>
     <w:p>
@@ -194,7 +194,7 @@
         <w:pStyle w:val="Heading2"/>
       </w:pPr>
       <w:r>
-        <w:t>Epigenetisches Altern in Dickdarmgewebe zeigt Lebensstilfaktoren-Einfluss</w:t>
+        <w:t>Tumoren unterdrücken T-Zell-Immunität durch Antioxidanzien – PRDX1 als therapeutisches Target</w:t>
       </w:r>
     </w:p>
     <w:p>
@@ -204,12 +204,12 @@
           <w:color w:val="666666"/>
           <w:sz w:val="18"/>
         </w:rPr>
-        <w:t>Hardikar S et al.  ·  J Natl Cancer Inst  ·  25.08.2026  ·  PMID 42640567</w:t>
+        <w:t>Wesolowski AJ et al.  ·  Science  ·  03.09.2026  ·  PMID 42691162</w:t>
       </w:r>
     </w:p>
     <w:p>
       <w:r>
-        <w:t>Analyse von epigenetischen Alterungsmodellen (Horvath, Hannum, Zhang u.a.) in Kolonialgewebe von 554 Proben (96 normal, 245 angrenzend, 208 Tumore) zur Untersuchung von Zusammenhängen mit Lebensstilfaktoren und Krebsentwicklung.</w:t>
+        <w:t>Grundlagenwerk zur Immunsuppression durch tumorales Peroxiredoxin-1 (PRDX1): Forschung zeigt, dass Tumoren Antioxidanzien in ihre Umgebung freisetzen und T-Zellen damit ihrer reaktiven Sauerstoffspezies berauben, was deren Signalübertragung blockiert.</w:t>
       </w:r>
     </w:p>
     <w:p>
@@ -220,7 +220,7 @@
         <w:t xml:space="preserve">Ergebnis: </w:t>
       </w:r>
       <w:r>
-        <w:t>Horvath-Modell zeigte beste Korrelation mit chronologischem Alter (r &gt;0,70) in normalem Gewebe; signifikante Alters-Beschleunigung in tumoren vs. normal/angrenzend bei allen Modellen; körperliche Aktivität (PhenoAge), Rauchen (GrimAge) und Alkoholkonsum (Horvath, Mitose-Uhren) assoziiert mit epigenetischem Altern in angrenzender Mukosa.</w:t>
+        <w:t>PRDX1-Mangel in Tumoren verstärkte Antitumor-Immunität und verbesserte Immuntherapie-Antworten in Mausmodellen; Liquid Biopsy könnte PRDX1-Spiegel messen. Der Befund eröffnet neuen therapeutischen Ansatz: PRDX1-Inhibition könnte Immuntherapie-Resistenz überwinden.</w:t>
       </w:r>
     </w:p>
     <w:p>
@@ -235,7 +235,7 @@
         <w:rPr>
           <w:sz w:val="19"/>
         </w:rPr>
-        <w:t>USA/deutsche Zentren, diverse Populationen; Grundlagenforschung zu Risikostratifikation.</w:t>
+        <w:t>Präklinisch; klinischer Weg unklar, aber identifiziertes Targetprotein (PRDX1) ist actionable für Therapeutika-Entwicklung</w:t>
       </w:r>
     </w:p>
     <w:p>
@@ -244,7 +244,7 @@
           <w:color w:val="5A7D3A"/>
           <w:sz w:val="18"/>
         </w:rPr>
-        <w:t>https://pubmed.ncbi.nlm.nih.gov/42640567/</w:t>
+        <w:t>https://pubmed.ncbi.nlm.nih.gov/42691162/</w:t>
       </w:r>
     </w:p>
     <w:p>
@@ -252,7 +252,7 @@
         <w:pStyle w:val="Heading2"/>
       </w:pPr>
       <w:r>
-        <w:t>Tebentafusp gegen Uveales Melanom im UK-Programm wirksam wie Phase-3-Daten</w:t>
+        <w:t>Real-World-Evidence zur Zulassung von Krebsmedikamenten: 18 Anträge mit Single-Arm-Trials und RWE, 2022–2025</w:t>
       </w:r>
     </w:p>
     <w:p>
@@ -262,12 +262,12 @@
           <w:color w:val="666666"/>
           <w:sz w:val="18"/>
         </w:rPr>
-        <w:t>Joseph M et al.  ·  Oncologist  ·  09.09.2026  ·  PMID 42640561</w:t>
+        <w:t>Su L et al.  ·  Oncologist  ·  06.08.2026  ·  PMID 42664160</w:t>
       </w:r>
     </w:p>
     <w:p>
       <w:r>
-        <w:t>Retrospektive Real-World-Effektivitäts- und Toxizitäts-Analyse der UK Expanded Access Programme (EAP) mit 88 Patienten mit metastasiertem uvealen Melanom, behandelt Juli 2021–Juni 2023.</w:t>
+        <w:t>Analyse von 200 Onkologie-Zulassungen (FDA 134, EMA 66) 2022–2025: 18 Anträge (7 FDA, 11 EMA) kombiniert Single-Arm-Trials mit Real-World-Evidence; meist für Hämatologika (53 %), Hälfte auf elektronischen Krankenhauspflichten basiert.</w:t>
       </w:r>
     </w:p>
     <w:p>
@@ -278,7 +278,7 @@
         <w:t xml:space="preserve">Ergebnis: </w:t>
       </w:r>
       <w:r>
-        <w:t>Medianes Gesamtüberleben 21 Monate (95%-KI 17-NR); medianes progressionsfreies Überleben 2,76 Monate (95%-KI 2,53–3,22); 12-Monats-Überlebenrate 75% (95%-KI 66,1–85,6); niedrigere LDH und niedrigere Leberlastung tendierten zu besserem Überleben; LDH ≥2× obere Normgrenze zeigte sehr schlechte Prognose; keine Grade ≥3 Toxizität nach Dosis 5.</w:t>
+        <w:t>RWE diente in 2 Fällen als "substantive evidence", ansonsten als kontextuell/supportiv. Häufige Mängel: kleine Fallzahlen, Population-Heterogenität, fehlende Kovariaten, non-kontempore Vergleiche, Post-hoc-Design. Regulatoren bestätigen methodologische Grenzen; Harmonisierung regulatorischer Guidance ist notwendig.</w:t>
       </w:r>
     </w:p>
     <w:p>
@@ -293,7 +293,7 @@
         <w:rPr>
           <w:sz w:val="19"/>
         </w:rPr>
-        <w:t>Britisches NHS-System, vergleichbar mit deutschem, Real-World-Evidenz für Kostenträger relevant.</w:t>
+        <w:t>USA-Zulassungssystem und EMA; Übertrag auf deutsches AMNOG-Verfahren begrenzt – AMNOG verlangt höhere RCT-Standard</w:t>
       </w:r>
     </w:p>
     <w:p>
@@ -302,7 +302,7 @@
           <w:color w:val="5A7D3A"/>
           <w:sz w:val="18"/>
         </w:rPr>
-        <w:t>https://pubmed.ncbi.nlm.nih.gov/42640561/</w:t>
+        <w:t>https://pubmed.ncbi.nlm.nih.gov/42664160/</w:t>
       </w:r>
     </w:p>
     <w:p>
@@ -310,7 +310,7 @@
         <w:pStyle w:val="Heading2"/>
       </w:pPr>
       <w:r>
-        <w:t>Daratumumab+Lenalidomid verlängert Überleben im älteren Myelom dauerhaft</w:t>
+        <w:t>Dosiseskalation (80 Gy) bei Hochrisiko-Prostatakarzinom erhöht 10-Jahres-PFS deutlich</w:t>
       </w:r>
     </w:p>
     <w:p>
@@ -320,12 +320,12 @@
           <w:color w:val="666666"/>
           <w:sz w:val="18"/>
         </w:rPr>
-        <w:t>Facon T et al.  ·  Leukemia  ·  24.08.2026  ·  PMID 42637879</w:t>
+        <w:t>Hennequin C et al.  ·  Lancet Oncol  ·  Sept. 2026  ·  PMID 42636837</w:t>
       </w:r>
     </w:p>
     <w:p>
       <w:r>
-        <w:t>Finale Analyse der MAIA-Studie: Randomisierte Phase-III-Prüfung zu Daratumumab+Lenalidomid/Dexamethason (D-Rd) vs. Lenalidomid/Dexamethason (Rd) bei 737 nicht-transplant-fähigen Patienten mit neu diagnostiziertem multiplem Myelom.</w:t>
+        <w:t>Französische Phase-III-Studie (GETUG-AFU-18) mit 505 Patienten mit hochrisiko Prostatakarzinom: Vergleich externe Strahlentherapie 80 Gy versus 70 Gy, kombiniert mit Langzeit-Androgenentzug, über 9,5 Jahre Median-Follow-up.</w:t>
       </w:r>
     </w:p>
     <w:p>
@@ -336,7 +336,7 @@
         <w:t xml:space="preserve">Ergebnis: </w:t>
       </w:r>
       <w:r>
-        <w:t>Medianes Gesamtüberleben: 90,3 Monate (D-Rd) vs. 64,1 Monate (Rd), HR 0,67 (95%-KI 0,55–0,82); 7-Jahres-Überleben 53,1% vs. 39,3%; mediane Zeit bis Folgetherapie nicht erreicht vs. 42,4 Monate. Follow-up &gt;7 Jahre.</w:t>
+        <w:t>10-Jahres-PFS: 83,6 % (80-Gy-Arm) vs. 72,2 % (70-Gy-Arm), Hazard Ratio 0,56 (95% KI 0,40–0,78, p&lt;0,0001). 5-Jahres-PFS: 91,4 % vs. 88,1 %. Grad-3-Toxizität akut 24–25 %, spät 7–8 % in beiden Gruppen. Sexuelle und urogenitale Nebenwirkungen waren frequent, aber nicht unterschiedlich.</w:t>
       </w:r>
     </w:p>
     <w:p>
@@ -351,7 +351,7 @@
         <w:rPr>
           <w:sz w:val="19"/>
         </w:rPr>
-        <w:t>Multinationale Studie; Basis für Leitlinienstandard bei älteren Patienten, in Deutschland anwendbar.</w:t>
+        <w:t>Frankreich, vergleichbare Versicherungsstruktur; deutsche S3-Leitlinien zu Hochrisiko-Prostata-Strahlentherapie sollten Dosiseskalation prüfen</w:t>
       </w:r>
     </w:p>
     <w:p>
@@ -360,7 +360,7 @@
           <w:color w:val="5A7D3A"/>
           <w:sz w:val="18"/>
         </w:rPr>
-        <w:t>https://pubmed.ncbi.nlm.nih.gov/42637879/</w:t>
+        <w:t>https://pubmed.ncbi.nlm.nih.gov/42636837/</w:t>
       </w:r>
     </w:p>
     <w:p>
@@ -368,7 +368,7 @@
         <w:pStyle w:val="Heading2"/>
       </w:pPr>
       <w:r>
-        <w:t>Olaparib-Erhaltung bei BRCA-mutiertem Brustkrebs: 6-Jahres-Vorteile halten an</w:t>
+        <w:t>Adjuvant Alectinib (600 mg b.i.d. × 24 Monate) bei ALK-positivem NSCLC nach Resektion: verträglicher, Lebensqualität erhalten</w:t>
       </w:r>
     </w:p>
     <w:p>
@@ -378,12 +378,12 @@
           <w:color w:val="666666"/>
           <w:sz w:val="18"/>
         </w:rPr>
-        <w:t>Garber JE et al.  ·  Ann Oncol  ·  24.08.2026  ·  PMID 42636977</w:t>
+        <w:t>Dziadziuszko R et al.  ·  Lancet Oncol  ·  Sept. 2026  ·  PMID 42636834</w:t>
       </w:r>
     </w:p>
     <w:p>
       <w:r>
-        <w:t>Dritte geplante Zwischenanalyse der randomisierten Phase-III-OlympiA-Studie zu adjuvantem Olaparib (PARP-Inhibitor) versus Placebo nach Chemotherapie bei 1.836 Patientinnen mit Keimbahn-BRCA-Mutation und HER2-negativem Hochrisiko-Brustkrebs.</w:t>
+        <w:t>Phase-III-ALINA-Studie, 257 Patienten mit reseziertem ALK+NSCLC (Stadium IB–IIIA): Vergleich Adjuvant-Alectinib versus Platinum-basierte Chemotherapie; Nebenwirkungen und Lebensqualität (SF-36v2) werden berichtet; Disease-Free-Survival bereits publiziert.</w:t>
       </w:r>
     </w:p>
     <w:p>
@@ -394,7 +394,7 @@
         <w:t xml:space="preserve">Ergebnis: </w:t>
       </w:r>
       <w:r>
-        <w:t>Bei 6,1 Jahren medianer Nachbeobachtung: Invasives rezidivfreies Überleben (HR 0,65; 95%-KI 0,53–0,78), Gesamtüberleben (HR 0,72; 95%-KI 0,56–0,93); 6-Jahres-Überleben 87,5% vs. 83,2%; keine neuen Sicherheitssignale, kein erhöhtes MDS/AML-Risiko (0,4% vs. 0,7%).</w:t>
+        <w:t>Schwergrad 3–4-AE mit Alectinib: 6% (CPK-Anstieg), vs. Chemotherapie 10% (Neutropenie). Therapie-Abbrüche: 5% vs. 13% (signifikant weniger mit Alectinib). SF-36v2-Domänen (Körperschmerz, Rollenfunktion, psychische Gesundheit, soziale Funktion, Vitalität) zeigten klinisch bedeutsame Verbesserung ab Woche 12; Scores blieben über 2 Jahre stabil bei Populationsnorm (50).</w:t>
       </w:r>
     </w:p>
     <w:p>
@@ -409,7 +409,7 @@
         <w:rPr>
           <w:sz w:val="19"/>
         </w:rPr>
-        <w:t>Multinationale Studie mit europäischen und deutschen Zentren; Befund ändert Leitlinienempfehlungen.</w:t>
+        <w:t>International; Alectinib bereits in Deutschland zugelassen, Verträglichkeitsdaten unterstützen adjuvante Standardisierung</w:t>
       </w:r>
     </w:p>
     <w:p>
@@ -418,7 +418,65 @@
           <w:color w:val="5A7D3A"/>
           <w:sz w:val="18"/>
         </w:rPr>
-        <w:t>https://pubmed.ncbi.nlm.nih.gov/42636977/</w:t>
+        <w:t>https://pubmed.ncbi.nlm.nih.gov/42636834/</w:t>
+      </w:r>
+    </w:p>
+    <w:p>
+      <w:pPr>
+        <w:pStyle w:val="Heading2"/>
+      </w:pPr>
+      <w:r>
+        <w:t>Durvalumab+Tremelimumab+Lenvatinib+TACE versus TACE allein bei Hepatozellulärem Karzinom: PFS-Vorteil</w:t>
+      </w:r>
+    </w:p>
+    <w:p>
+      <w:r>
+        <w:rPr>
+          <w:i/>
+          <w:color w:val="666666"/>
+          <w:sz w:val="18"/>
+        </w:rPr>
+        <w:t>Kudo M et al.  ·  Lancet Oncol  ·  Sept. 2026  ·  PMID 42636832</w:t>
+      </w:r>
+    </w:p>
+    <w:p>
+      <w:r>
+        <w:t>Phase-III-Studie EMERALD-3 mit 760 Patienten (embolisierbar, Child-Pugh A): Vergleich STRIDE (Durvalumab+Tremelimumab) mit oder ohne Lenvatinib, kombiniert mit transarterieller Chemoembolisation (TACE), versus TACE allein.</w:t>
+      </w:r>
+    </w:p>
+    <w:p>
+      <w:r>
+        <w:rPr>
+          <w:b/>
+        </w:rPr>
+        <w:t xml:space="preserve">Ergebnis: </w:t>
+      </w:r>
+      <w:r>
+        <w:t>Median-PFS (STRIDE+Lenvatinib vs. TACE): 13,0 vs. 9,8 Monate, HR 0,70 (95% KI 0,57–0,86, p=0,0007). Median-OS: 39,5 vs. 34,7 Monate, HR 0,84 (p=0,18, nicht signifikant). Grad-3/4-AE: Hypertonie 12% (STRIDE+Lenvatinib), post-embolization-Syndrom 6% (STRIDE+TACE). 7 Treatment-Related Deaths (2%). STRIDE-Regimen als neuer Standard empfohlen.</w:t>
+      </w:r>
+    </w:p>
+    <w:p>
+      <w:r>
+        <w:rPr>
+          <w:b/>
+          <w:sz w:val="19"/>
+        </w:rPr>
+        <w:t xml:space="preserve">Übertragbarkeit: </w:t>
+      </w:r>
+      <w:r>
+        <w:rPr>
+          <w:sz w:val="19"/>
+        </w:rPr>
+        <w:t>Global, inklusive europäischer Zentren; Zulassung in Genehmigungsverfahren, AMNOG-Bewertung ausstehend</w:t>
+      </w:r>
+    </w:p>
+    <w:p>
+      <w:r>
+        <w:rPr>
+          <w:color w:val="5A7D3A"/>
+          <w:sz w:val="18"/>
+        </w:rPr>
+        <w:t>https://pubmed.ncbi.nlm.nih.gov/42636832/</w:t>
       </w:r>
     </w:p>
     <w:sectPr>

--- a/download/studien-aktuell.docx
+++ b/download/studien-aktuell.docx
@@ -62,7 +62,7 @@
           <w:color w:val="666666"/>
           <w:sz w:val="18"/>
         </w:rPr>
-        <w:t>Stand: 15.09.2026  |  7 Studien  |  onkologie.m-vf.de</w:t>
+        <w:t>Stand: 16.09.2026  |  6 Studien  |  onkologie.m-vf.de</w:t>
       </w:r>
     </w:p>
     <w:p>
@@ -70,7 +70,7 @@
         <w:pStyle w:val="Heading1"/>
       </w:pPr>
       <w:r>
-        <w:t>Aufgenommen am 15.09.2026</w:t>
+        <w:t>Aufgenommen am 16.09.2026</w:t>
       </w:r>
     </w:p>
     <w:p>
@@ -78,7 +78,7 @@
         <w:pStyle w:val="Heading2"/>
       </w:pPr>
       <w:r>
-        <w:t>HDR-Brachytherapie nach Strahlentherapie bei älteren Rektumkarzinom-Patienten: lokale Kontrolle bei 80 %</w:t>
+        <w:t>Waldbrand-Feinstaub verstärkt Sterblichkeit von Lungenkrebspatienten um 78 % pro μg/m³</w:t>
       </w:r>
     </w:p>
     <w:p>
@@ -88,12 +88,12 @@
           <w:color w:val="666666"/>
           <w:sz w:val="18"/>
         </w:rPr>
-        <w:t>Kristen A et al.  ·  Strahlenther Onkol  ·  14.09.2026  ·  PMID 42734824</w:t>
+        <w:t>Zhang M et al.  ·  Lancet Oncol  ·  15.09.2026  ·  PMID 42743939</w:t>
       </w:r>
     </w:p>
     <w:p>
       <w:r>
-        <w:t>15 ältere/infirme Patienten mit Rektumkarzinom erhielten kombiniert externe Strahlentherapie (30-39 Gy/10-13 Fraktionen) und endorektale Hochdosis-Brachytherapie (12-24 Gy/2-3 Fraktionen); eine organerhaltende Methode für Operationsunfähige.</w:t>
+        <w:t>Retrospektive Kohortenstudie mit 414.016 älteren Lungenkrebspatienten aus SEER-Medicare (2006–2019) untersuchte die Auswirkung langfristiger Exposition gegenüber Waldbrand-assoziiertem PM2,5 vs. Nicht-Waldbrand-PM2,5 auf Overall Survival.</w:t>
       </w:r>
     </w:p>
     <w:p>
@@ -104,7 +104,7 @@
         <w:t xml:space="preserve">Ergebnis: </w:t>
       </w:r>
       <w:r>
-        <w:t>Nach 21 Monaten Median-Follow-up erreichten 12 von 15 Patienten (80 %) klinische komplette (n=6) oder nahezu komplette Remission (n=6); 4 Patienten (33 %) entwickelten später lokales Rezidiv, 4 (27 %) Fernmetastasen. Grad-3-Toxizität: 67 % Proktitis, 20 % schwere Rektalblutung (3 Patienten). Sicherheits- und Dosisoptimierungsfragen bleiben, besonders bei Antikoagulation.</w:t>
+        <w:t>Jeder 1-μg/m³-Anstieg Waldbrand-PM2,5 war mit HR 1,0782 (95%-KI 1,0641–1,0924; p&lt;0,0001) für erhöhte Mortalität assoziiert, nicht-Waldbrand-PM2,5 mit HR 1,0171. Insgesamt 696 (95%-KI 576–814) durchschnittliche jährliche überschüssige Todesfälle waren der Waldbrand-Exposition zuzuordnen – pro Einheit toxischer als reguläre Luftverschmutzung.</w:t>
       </w:r>
     </w:p>
     <w:p>
@@ -119,7 +119,7 @@
         <w:rPr>
           <w:sz w:val="19"/>
         </w:rPr>
-        <w:t>Deutschland, einzelzentrisch; Ansatz für zertifizierte Zentren mit Brachytherapie-Expertise geeignet</w:t>
+        <w:t>USA/SEER-Daten: Nur Sicherheitsbefund übertragbar, Feinstaub-Exposition in Deutschland gering</w:t>
       </w:r>
     </w:p>
     <w:p>
@@ -128,7 +128,7 @@
           <w:color w:val="5A7D3A"/>
           <w:sz w:val="18"/>
         </w:rPr>
-        <w:t>https://pubmed.ncbi.nlm.nih.gov/42734824/</w:t>
+        <w:t>https://pubmed.ncbi.nlm.nih.gov/42743939/</w:t>
       </w:r>
     </w:p>
     <w:p>
@@ -136,7 +136,7 @@
         <w:pStyle w:val="Heading2"/>
       </w:pPr>
       <w:r>
-        <w:t>Tambotatug Pelitecan (B7-H3-ADC) bei kleinzelligem Lungenkarzinom nach Platin: OS-Vorteil gegenüber Topotekan</w:t>
+        <w:t>Nach Neoadjuvant-Therapie mit Triplet: Adjuvante Chemotherapie hilft nur bei ypN+/CRT, nicht bei TNT</w:t>
       </w:r>
     </w:p>
     <w:p>
@@ -146,12 +146,12 @@
           <w:color w:val="666666"/>
           <w:sz w:val="18"/>
         </w:rPr>
-        <w:t>Zhao Y et al.  ·  N Engl J Med  ·  12.09.2026  ·  PMID 42734213</w:t>
+        <w:t>Denost Q et al.  ·  Eur J Cancer  ·  11.09.2026  ·  PMID 42743888</w:t>
       </w:r>
     </w:p>
     <w:p>
       <w:r>
-        <w:t>Phase-III-TAISHAN-302, China: 451 Patienten mit rezidivierendem SCLC nach Platin-basierter Erstlinien-Therapie, randomisiert 1:1 zu Tambotatug Pelitecan (neuer B7-H3-zielgerichteter Antikörper-Wirkstoff-Konjugat) versus Topotekan; Interim-Analyse.</w:t>
+        <w:t>Post-hoc-Analyse von zwei französischen randomisierten Multizenterstudie (GRECCAR4, PRODIGE23) mit 489 Patienten mit lokal fortgeschrittenem Rektumkarzinom, die den Nutzen adjuvanter Chemotherapie (AC) nach TNT mit FOLFIRINOX vs. CRT bewertete.</w:t>
       </w:r>
     </w:p>
     <w:p>
@@ -162,7 +162,7 @@
         <w:t xml:space="preserve">Ergebnis: </w:t>
       </w:r>
       <w:r>
-        <w:t>Median-OS: 13,3 Monate (Tam-Peli) vs. 9,4 Monate (Topotekan), HR 0,46 (95% KI 0,35–0,62, p&lt;0,001). Median-PFS: 7,4 vs. 2,8 Monate, HR 0,29 (p&lt;0,001). ORR: 59,1% vs. 9,7% (p&lt;0,001). Grad-≥3-AE: 55,4% vs. 77,9% (Tam-Peli günstiger). Diese Ergebnisse könnten neuen Standard für rezidiviertes SCLC begründen.</w:t>
+        <w:t>Nach Neoadjuvant-TNT zeigte AC keinen Vorteil in 3-Jahre-DFS für ypN+ (TNT-Arm; p=0,33) oder ypN0/cN+ (p=0,45). Nach CRT profitierten nur ypN+-Patienten: 3-Jahre-DFS verbessert nach AC (TNT: keine; CRT: signifikant; p&lt;0,001), 3-Jahre-OS und -DMFS ebenfalls nur nach CRT signifikant. Diese Daten unterstützen Therapie-Deeskalation in der TNT-Ära.</w:t>
       </w:r>
     </w:p>
     <w:p>
@@ -177,7 +177,7 @@
         <w:rPr>
           <w:sz w:val="19"/>
         </w:rPr>
-        <w:t>China-Studie, globales Design; Zulassungsantrag ausstehend, deutsche Verfügbarkeit unklar – USA nur mit Vorbehalt übertragbar</w:t>
+        <w:t>Deutschland/Frankreich: Europäische High-Volume-Zentren, deutsches Versicherungssystem vergleichbar</w:t>
       </w:r>
     </w:p>
     <w:p>
@@ -186,7 +186,7 @@
           <w:color w:val="5A7D3A"/>
           <w:sz w:val="18"/>
         </w:rPr>
-        <w:t>https://pubmed.ncbi.nlm.nih.gov/42734213/</w:t>
+        <w:t>https://pubmed.ncbi.nlm.nih.gov/42743888/</w:t>
       </w:r>
     </w:p>
     <w:p>
@@ -194,7 +194,7 @@
         <w:pStyle w:val="Heading2"/>
       </w:pPr>
       <w:r>
-        <w:t>Tumoren unterdrücken T-Zell-Immunität durch Antioxidanzien – PRDX1 als therapeutisches Target</w:t>
+        <w:t>Zirkufierende bakterielle DNA prognostiziert Therapieerfolg bei fortgeschrittenem Bauchspeicheldrüsenkrebs</w:t>
       </w:r>
     </w:p>
     <w:p>
@@ -204,12 +204,12 @@
           <w:color w:val="666666"/>
           <w:sz w:val="18"/>
         </w:rPr>
-        <w:t>Wesolowski AJ et al.  ·  Science  ·  03.09.2026  ·  PMID 42691162</w:t>
+        <w:t>Surendran SA et al.  ·  Eur J Cancer  ·  10.09.2026  ·  PMID 42743886</w:t>
       </w:r>
     </w:p>
     <w:p>
       <w:r>
-        <w:t>Grundlagenwerk zur Immunsuppression durch tumorales Peroxiredoxin-1 (PRDX1): Forschung zeigt, dass Tumoren Antioxidanzien in ihre Umgebung freisetzen und T-Zellen damit ihrer reaktiven Sauerstoffspezies berauben, was deren Signalübertragung blockiert.</w:t>
+        <w:t>Studie von 13 + 47 Patienten mit fortgeschrittenem Pankreaskarzinom untersuchte, ob Veränderungen der zirkulierenden freien bakteriellen DNA (cfbDNA) im Serum unter Chemotherapie (FFX oder GnP) den Behandlungserfolg vorhersagen.</w:t>
       </w:r>
     </w:p>
     <w:p>
@@ -220,7 +220,7 @@
         <w:t xml:space="preserve">Ergebnis: </w:t>
       </w:r>
       <w:r>
-        <w:t>PRDX1-Mangel in Tumoren verstärkte Antitumor-Immunität und verbesserte Immuntherapie-Antworten in Mausmodellen; Liquid Biopsy könnte PRDX1-Spiegel messen. Der Befund eröffnet neuen therapeutischen Ansatz: PRDX1-Inhibition könnte Immuntherapie-Resistenz überwinden.</w:t>
+        <w:t>Patienten mit Abfall der cfbDNA unter FFX erreichten 14,3 vs. 2,9 Monate PFS (p&lt;0,001) und 23,2 vs. 8,4 Monate OS (p=0,006). Ein konstanter oder erhöhter cfbDNA-Wert war mit schlechterem OS assoziiert (HR 11,75; 95%-KI 1,87–73,85; p=0,009). Diese Marker-dynamik war aber regimen-abhängig: Bei GnP zeigte der cfbDNA-Rückgang gegenteilige Effekte.</w:t>
       </w:r>
     </w:p>
     <w:p>
@@ -235,7 +235,7 @@
         <w:rPr>
           <w:sz w:val="19"/>
         </w:rPr>
-        <w:t>Präklinisch; klinischer Weg unklar, aber identifiziertes Targetprotein (PRDX1) ist actionable für Therapeutika-Entwicklung</w:t>
+        <w:t>Deutschland/Österreich: Europäische Krankenhauskohorten mit vergleichbarer Dokumentation</w:t>
       </w:r>
     </w:p>
     <w:p>
@@ -244,7 +244,7 @@
           <w:color w:val="5A7D3A"/>
           <w:sz w:val="18"/>
         </w:rPr>
-        <w:t>https://pubmed.ncbi.nlm.nih.gov/42691162/</w:t>
+        <w:t>https://pubmed.ncbi.nlm.nih.gov/42743886/</w:t>
       </w:r>
     </w:p>
     <w:p>
@@ -252,7 +252,7 @@
         <w:pStyle w:val="Heading2"/>
       </w:pPr>
       <w:r>
-        <w:t>Real-World-Evidence zur Zulassung von Krebsmedikamenten: 18 Anträge mit Single-Arm-Trials und RWE, 2022–2025</w:t>
+        <w:t>Triplet-Chemotherapie plus Panitumumab in RAS wild-typ mKRK erhält Lebensqualität</w:t>
       </w:r>
     </w:p>
     <w:p>
@@ -262,12 +262,12 @@
           <w:color w:val="666666"/>
           <w:sz w:val="18"/>
         </w:rPr>
-        <w:t>Su L et al.  ·  Oncologist  ·  06.08.2026  ·  PMID 42664160</w:t>
+        <w:t>Klingler TM et al.  ·  Eur J Cancer  ·  11.09.2026  ·  PMID 42743885</w:t>
       </w:r>
     </w:p>
     <w:p>
       <w:r>
-        <w:t>Analyse von 200 Onkologie-Zulassungen (FDA 134, EMA 66) 2022–2025: 18 Anträge (7 FDA, 11 EMA) kombiniert Single-Arm-Trials mit Real-World-Evidence; meist für Hämatologika (53 %), Hälfte auf elektronischen Krankenhauspflichten basiert.</w:t>
+        <w:t>Sekundäranalyse der deutschen Phase-II-Studie VOLFI (AIO-KRK 0109) mit 105 randomisierten Patienten, die den Effekt von mFOLFOXIRI + Panitumumab vs. FOLFOXIRI auf Lebensqualität (EORTC QLQ-C30) untersuchte.</w:t>
       </w:r>
     </w:p>
     <w:p>
@@ -278,7 +278,7 @@
         <w:t xml:space="preserve">Ergebnis: </w:t>
       </w:r>
       <w:r>
-        <w:t>RWE diente in 2 Fällen als "substantive evidence", ansonsten als kontextuell/supportiv. Häufige Mängel: kleine Fallzahlen, Population-Heterogenität, fehlende Kovariaten, non-kontempore Vergleiche, Post-hoc-Design. Regulatoren bestätigen methodologische Grenzen; Harmonisierung regulatorischer Guidance ist notwendig.</w:t>
+        <w:t>77 Patienten (51 vs. 26) führten ≥1 Lebensqualitäts-Fragebogen aus. Nach 12 Wochen keine statistisch signifikanten Unterschiede in Gesamt-HRQoL oder spezifischen Dimensionen. Patienten mit mFOLFOXIRI + Panitumumab mit Hautotoxizität zeigten trotz Toxizität keine assoziierte Lebensqualitätsverschlechterung. mFOLFOXIRI + Panitumumab war nicht mit schlechterer HRQoL assoziiert.</w:t>
       </w:r>
     </w:p>
     <w:p>
@@ -293,7 +293,7 @@
         <w:rPr>
           <w:sz w:val="19"/>
         </w:rPr>
-        <w:t>USA-Zulassungssystem und EMA; Übertrag auf deutsches AMNOG-Verfahren begrenzt – AMNOG verlangt höhere RCT-Standard</w:t>
+        <w:t>Deutschland: Alle Zentren Charité und LMU München – direkt übertragbar</w:t>
       </w:r>
     </w:p>
     <w:p>
@@ -302,7 +302,7 @@
           <w:color w:val="5A7D3A"/>
           <w:sz w:val="18"/>
         </w:rPr>
-        <w:t>https://pubmed.ncbi.nlm.nih.gov/42664160/</w:t>
+        <w:t>https://pubmed.ncbi.nlm.nih.gov/42743885/</w:t>
       </w:r>
     </w:p>
     <w:p>
@@ -310,7 +310,7 @@
         <w:pStyle w:val="Heading2"/>
       </w:pPr>
       <w:r>
-        <w:t>Dosiseskalation (80 Gy) bei Hochrisiko-Prostatakarzinom erhöht 10-Jahres-PFS deutlich</w:t>
+        <w:t>Ältere Brustkrebs-Patienten haben häufiger PIK3CA-Mutationen und höhere Tumorlast</w:t>
       </w:r>
     </w:p>
     <w:p>
@@ -320,12 +320,12 @@
           <w:color w:val="666666"/>
           <w:sz w:val="18"/>
         </w:rPr>
-        <w:t>Hennequin C et al.  ·  Lancet Oncol  ·  Sept. 2026  ·  PMID 42636837</w:t>
+        <w:t>Gupta H et al.  ·  ESMO Open  ·  14.09.2026  ·  PMID 42735455</w:t>
       </w:r>
     </w:p>
     <w:p>
       <w:r>
-        <w:t>Französische Phase-III-Studie (GETUG-AFU-18) mit 505 Patienten mit hochrisiko Prostatakarzinom: Vergleich externe Strahlentherapie 80 Gy versus 70 Gy, kombiniert mit Langzeit-Androgenentzug, über 9,5 Jahre Median-Follow-up.</w:t>
+        <w:t>Studie von 2.379 Patienten mit metastasiertem Brustkrebs (853 jung, 1.311 mittleres Alter, 215 älter ≥70 Jahre) verglich Tumor-Genomlandschaft mittels Zielsequenzierung (OncoPanel) nach Altersgruppe.</w:t>
       </w:r>
     </w:p>
     <w:p>
@@ -336,7 +336,7 @@
         <w:t xml:space="preserve">Ergebnis: </w:t>
       </w:r>
       <w:r>
-        <w:t>10-Jahres-PFS: 83,6 % (80-Gy-Arm) vs. 72,2 % (70-Gy-Arm), Hazard Ratio 0,56 (95% KI 0,40–0,78, p&lt;0,0001). 5-Jahres-PFS: 91,4 % vs. 88,1 %. Grad-3-Toxizität akut 24–25 %, spät 7–8 % in beiden Gruppen. Sexuelle und urogenitale Nebenwirkungen waren frequent, aber nicht unterschiedlich.</w:t>
+        <w:t>Ältere Patienten zeigten höhere Häufigkeit von SNVs in PIK3CA (44%), TP53 (33%), CDH1 (22%). Nach Adjustierung war hohes Alter assoziiert mit mehr PIK3CA-SNVs (OR 1,21; 95%-KI 1,11–1,31; q&lt;0,001), CDH1-SNVs (OR 1,43; 95%-KI 1,21–1,68) und 26% mit ≥10 Mutationen/Mb (vs. 17% bei Jüngsten). Diese Unterschiede waren unabhängig von Tumorsubtyp.</w:t>
       </w:r>
     </w:p>
     <w:p>
@@ -351,7 +351,7 @@
         <w:rPr>
           <w:sz w:val="19"/>
         </w:rPr>
-        <w:t>Frankreich, vergleichbare Versicherungsstruktur; deutsche S3-Leitlinien zu Hochrisiko-Prostata-Strahlentherapie sollten Dosiseskalation prüfen</w:t>
+        <w:t>USA-Klinik: Vergleichbare Versicherungssysteme bei Umsetzung, genomische Testung in Deutschland ebenfalls Standard</w:t>
       </w:r>
     </w:p>
     <w:p>
@@ -360,7 +360,7 @@
           <w:color w:val="5A7D3A"/>
           <w:sz w:val="18"/>
         </w:rPr>
-        <w:t>https://pubmed.ncbi.nlm.nih.gov/42636837/</w:t>
+        <w:t>https://pubmed.ncbi.nlm.nih.gov/42735455/</w:t>
       </w:r>
     </w:p>
     <w:p>
@@ -368,7 +368,7 @@
         <w:pStyle w:val="Heading2"/>
       </w:pPr>
       <w:r>
-        <w:t>Adjuvant Alectinib (600 mg b.i.d. × 24 Monate) bei ALK-positivem NSCLC nach Resektion: verträglicher, Lebensqualität erhalten</w:t>
+        <w:t>Immuntyp-Transition vorhersagt Checkpoint-Inhibitor-Anspruch besser als Ausgangszustand</w:t>
       </w:r>
     </w:p>
     <w:p>
@@ -378,12 +378,12 @@
           <w:color w:val="666666"/>
           <w:sz w:val="18"/>
         </w:rPr>
-        <w:t>Dziadziuszko R et al.  ·  Lancet Oncol  ·  Sept. 2026  ·  PMID 42636834</w:t>
+        <w:t>Lin Z et al.  ·  Cancer Cell  ·  14.09.2026  ·  PMID 42679812</w:t>
       </w:r>
     </w:p>
     <w:p>
       <w:r>
-        <w:t>Phase-III-ALINA-Studie, 257 Patienten mit reseziertem ALK+NSCLC (Stadium IB–IIIA): Vergleich Adjuvant-Alectinib versus Platinum-basierte Chemotherapie; Nebenwirkungen und Lebensqualität (SF-36v2) werden berichtet; Disease-Free-Survival bereits publiziert.</w:t>
+        <w:t>Longitudinale Single-Cell-RNA-Sequenzierung von 441 Proben aus 241 Patienten mit zehn Krebsentitäten untersuchte die Umgestaltung der Tumor-Immunmikroumgebung (TIME) unter Checkpoint-Inhibitor-Therapie und entwickelte eine prädiktive Signatur.</w:t>
       </w:r>
     </w:p>
     <w:p>
@@ -394,7 +394,7 @@
         <w:t xml:space="preserve">Ergebnis: </w:t>
       </w:r>
       <w:r>
-        <w:t>Schwergrad 3–4-AE mit Alectinib: 6% (CPK-Anstieg), vs. Chemotherapie 10% (Neutropenie). Therapie-Abbrüche: 5% vs. 13% (signifikant weniger mit Alectinib). SF-36v2-Domänen (Körperschmerz, Rollenfunktion, psychische Gesundheit, soziale Funktion, Vitalität) zeigten klinisch bedeutsame Verbesserung ab Woche 12; Scores blieben über 2 Jahre stabil bei Populationsnorm (50).</w:t>
+        <w:t>~40% der Tumore wechselten während Therapie zwischen TIME-Subtypen. Der Übergang (nicht der Ausgangszustand) war prognostischer: Günstige Übergänge zu entzündetem oder B-Zell-angereichertem Subtyp korrelierten mit verbessertem Ansprechen und Überleben. Eine 59-Gen-Signatur sagte Ansprechen und Überleben in 1.383 Baseline-Tumoren über 19 unabhängige Kohorten vorher (HR 2,15; KI-range über Publikationen relevant).</w:t>
       </w:r>
     </w:p>
     <w:p>
@@ -409,7 +409,7 @@
         <w:rPr>
           <w:sz w:val="19"/>
         </w:rPr>
-        <w:t>International; Alectinib bereits in Deutschland zugelassen, Verträglichkeitsdaten unterstützen adjuvante Standardisierung</w:t>
+        <w:t>International/Multi-Entity: Prinzipien auf deutsche Zentren mit Liquid Biopsy/Tumorboard anwendbar</w:t>
       </w:r>
     </w:p>
     <w:p>
@@ -418,65 +418,7 @@
           <w:color w:val="5A7D3A"/>
           <w:sz w:val="18"/>
         </w:rPr>
-        <w:t>https://pubmed.ncbi.nlm.nih.gov/42636834/</w:t>
-      </w:r>
-    </w:p>
-    <w:p>
-      <w:pPr>
-        <w:pStyle w:val="Heading2"/>
-      </w:pPr>
-      <w:r>
-        <w:t>Durvalumab+Tremelimumab+Lenvatinib+TACE versus TACE allein bei Hepatozellulärem Karzinom: PFS-Vorteil</w:t>
-      </w:r>
-    </w:p>
-    <w:p>
-      <w:r>
-        <w:rPr>
-          <w:i/>
-          <w:color w:val="666666"/>
-          <w:sz w:val="18"/>
-        </w:rPr>
-        <w:t>Kudo M et al.  ·  Lancet Oncol  ·  Sept. 2026  ·  PMID 42636832</w:t>
-      </w:r>
-    </w:p>
-    <w:p>
-      <w:r>
-        <w:t>Phase-III-Studie EMERALD-3 mit 760 Patienten (embolisierbar, Child-Pugh A): Vergleich STRIDE (Durvalumab+Tremelimumab) mit oder ohne Lenvatinib, kombiniert mit transarterieller Chemoembolisation (TACE), versus TACE allein.</w:t>
-      </w:r>
-    </w:p>
-    <w:p>
-      <w:r>
-        <w:rPr>
-          <w:b/>
-        </w:rPr>
-        <w:t xml:space="preserve">Ergebnis: </w:t>
-      </w:r>
-      <w:r>
-        <w:t>Median-PFS (STRIDE+Lenvatinib vs. TACE): 13,0 vs. 9,8 Monate, HR 0,70 (95% KI 0,57–0,86, p=0,0007). Median-OS: 39,5 vs. 34,7 Monate, HR 0,84 (p=0,18, nicht signifikant). Grad-3/4-AE: Hypertonie 12% (STRIDE+Lenvatinib), post-embolization-Syndrom 6% (STRIDE+TACE). 7 Treatment-Related Deaths (2%). STRIDE-Regimen als neuer Standard empfohlen.</w:t>
-      </w:r>
-    </w:p>
-    <w:p>
-      <w:r>
-        <w:rPr>
-          <w:b/>
-          <w:sz w:val="19"/>
-        </w:rPr>
-        <w:t xml:space="preserve">Übertragbarkeit: </w:t>
-      </w:r>
-      <w:r>
-        <w:rPr>
-          <w:sz w:val="19"/>
-        </w:rPr>
-        <w:t>Global, inklusive europäischer Zentren; Zulassung in Genehmigungsverfahren, AMNOG-Bewertung ausstehend</w:t>
-      </w:r>
-    </w:p>
-    <w:p>
-      <w:r>
-        <w:rPr>
-          <w:color w:val="5A7D3A"/>
-          <w:sz w:val="18"/>
-        </w:rPr>
-        <w:t>https://pubmed.ncbi.nlm.nih.gov/42636832/</w:t>
+        <w:t>https://pubmed.ncbi.nlm.nih.gov/42679812/</w:t>
       </w:r>
     </w:p>
     <w:sectPr>

--- a/download/studien-aktuell.docx
+++ b/download/studien-aktuell.docx
@@ -62,7 +62,7 @@
           <w:color w:val="666666"/>
           <w:sz w:val="18"/>
         </w:rPr>
-        <w:t>Stand: 16.09.2026  |  6 Studien  |  onkologie.m-vf.de</w:t>
+        <w:t>Stand: 17.09.2026  |  6 Studien  |  onkologie.m-vf.de</w:t>
       </w:r>
     </w:p>
     <w:p>
@@ -70,7 +70,7 @@
         <w:pStyle w:val="Heading1"/>
       </w:pPr>
       <w:r>
-        <w:t>Aufgenommen am 16.09.2026</w:t>
+        <w:t>Aufgenommen am 17.09.2026</w:t>
       </w:r>
     </w:p>
     <w:p>
@@ -78,7 +78,7 @@
         <w:pStyle w:val="Heading2"/>
       </w:pPr>
       <w:r>
-        <w:t>Waldbrand-Feinstaub verstärkt Sterblichkeit von Lungenkrebspatienten um 78 % pro μg/m³</w:t>
+        <w:t>eHealth-Intervention (CUMACA-M) stabilisiert Lebensqualität von Brustkrebsüberlebenden über 9 Monate</w:t>
       </w:r>
     </w:p>
     <w:p>
@@ -88,12 +88,12 @@
           <w:color w:val="666666"/>
           <w:sz w:val="18"/>
         </w:rPr>
-        <w:t>Zhang M et al.  ·  Lancet Oncol  ·  15.09.2026  ·  PMID 42743939</w:t>
+        <w:t>J Natl Cancer Inst  ·  2026  ·  PMID djag328</w:t>
       </w:r>
     </w:p>
     <w:p>
       <w:r>
-        <w:t>Retrospektive Kohortenstudie mit 414.016 älteren Lungenkrebspatienten aus SEER-Medicare (2006–2019) untersuchte die Auswirkung langfristiger Exposition gegenüber Waldbrand-assoziiertem PM2,5 vs. Nicht-Waldbrand-PM2,5 auf Overall Survival.</w:t>
+        <w:t>Spanische randomisierte Kontrollstudie mit 201 krankheitsfreien Brustkrebsüberlebenden (≥5 Jahre nach Diagnose), 9-Monate-eHealth-Intervention vs. Standardcare.</w:t>
       </w:r>
     </w:p>
     <w:p>
@@ -104,7 +104,7 @@
         <w:t xml:space="preserve">Ergebnis: </w:t>
       </w:r>
       <w:r>
-        <w:t>Jeder 1-μg/m³-Anstieg Waldbrand-PM2,5 war mit HR 1,0782 (95%-KI 1,0641–1,0924; p&lt;0,0001) für erhöhte Mortalität assoziiert, nicht-Waldbrand-PM2,5 mit HR 1,0171. Insgesamt 696 (95%-KI 576–814) durchschnittliche jährliche überschüssige Todesfälle waren der Waldbrand-Exposition zuzuordnen – pro Einheit toxischer als reguläre Luftverschmutzung.</w:t>
+        <w:t>Gesamtlebensqualität stabil in Interventionsgruppe (5,70→5,69), Rückgang in Kontrolle (5,83→5,57, Δ=-0,26), Differenz 0,24 Punkte (95% CI 0,03-0,44), p=0,024. Psychisches Wohlbefinden Cohen d=0,40, physisches d=0,28.</w:t>
       </w:r>
     </w:p>
     <w:p>
@@ -119,7 +119,7 @@
         <w:rPr>
           <w:sz w:val="19"/>
         </w:rPr>
-        <w:t>USA/SEER-Daten: Nur Sicherheitsbefund übertragbar, Feinstaub-Exposition in Deutschland gering</w:t>
+        <w:t>Europäisches System (Spanien/öffentliche Versicherung), digitale Nachsorgeintervention für Flächeimplementierung geeignet.</w:t>
       </w:r>
     </w:p>
     <w:p>
@@ -128,7 +128,7 @@
           <w:color w:val="5A7D3A"/>
           <w:sz w:val="18"/>
         </w:rPr>
-        <w:t>https://pubmed.ncbi.nlm.nih.gov/42743939/</w:t>
+        <w:t>https://pubmed.ncbi.nlm.nih.gov/djag328/</w:t>
       </w:r>
     </w:p>
     <w:p>
@@ -136,7 +136,7 @@
         <w:pStyle w:val="Heading2"/>
       </w:pPr>
       <w:r>
-        <w:t>Nach Neoadjuvant-Therapie mit Triplet: Adjuvante Chemotherapie hilft nur bei ypN+/CRT, nicht bei TNT</w:t>
+        <w:t>HRS-4642+Adebrelimab bei KRAS-G12D-Pankreas-Ca: 43% Ansprechrate ohne Chemotherapie</w:t>
       </w:r>
     </w:p>
     <w:p>
@@ -146,12 +146,12 @@
           <w:color w:val="666666"/>
           <w:sz w:val="18"/>
         </w:rPr>
-        <w:t>Denost Q et al.  ·  Eur J Cancer  ·  11.09.2026  ·  PMID 42743888</w:t>
+        <w:t>Shi S et al.  ·  Cancer Cell  ·  16.09.2026  ·  PMID 42748921</w:t>
       </w:r>
     </w:p>
     <w:p>
       <w:r>
-        <w:t>Post-hoc-Analyse von zwei französischen randomisierten Multizenterstudie (GRECCAR4, PRODIGE23) mit 489 Patienten mit lokal fortgeschrittenem Rektumkarzinom, die den Nutzen adjuvanter Chemotherapie (AC) nach TNT mit FOLFIRINOX vs. CRT bewertete.</w:t>
+        <w:t>Phase-1/2-Studie mit 48 Patienten (davon 37 in der RP2D-Kohorte) mit metastasiertem KRAS-G12D-mutiertem Pankreaskarzinom, chemofrei mit KRAS-inhibitor+PD-L1-Blocker behandelt.</w:t>
       </w:r>
     </w:p>
     <w:p>
@@ -162,7 +162,7 @@
         <w:t xml:space="preserve">Ergebnis: </w:t>
       </w:r>
       <w:r>
-        <w:t>Nach Neoadjuvant-TNT zeigte AC keinen Vorteil in 3-Jahre-DFS für ypN+ (TNT-Arm; p=0,33) oder ypN0/cN+ (p=0,45). Nach CRT profitierten nur ypN+-Patienten: 3-Jahre-DFS verbessert nach AC (TNT: keine; CRT: signifikant; p&lt;0,001), 3-Jahre-OS und -DMFS ebenfalls nur nach CRT signifikant. Diese Daten unterstützen Therapie-Deeskalation in der TNT-Ära.</w:t>
+        <w:t>Bestätigte ORR 43,2% (95% CI 27,1-60,5), Krankheitskontrollrate 81,1%, mediane Progressionsfreihheit 5,7 Monate, medianes Gesamtüberleben 11,5 Monate. Häufigste Nebenwirkungen: Hypercholesterinämie und Anämie je 50%.</w:t>
       </w:r>
     </w:p>
     <w:p>
@@ -177,7 +177,7 @@
         <w:rPr>
           <w:sz w:val="19"/>
         </w:rPr>
-        <w:t>Deutschland/Frankreich: Europäische High-Volume-Zentren, deutsches Versicherungssystem vergleichbar</w:t>
+        <w:t>China-Studie, KRAS-Inhibitor nicht europäisch zugelassen, Sicherheitsdaten übertragbar.</w:t>
       </w:r>
     </w:p>
     <w:p>
@@ -186,7 +186,7 @@
           <w:color w:val="5A7D3A"/>
           <w:sz w:val="18"/>
         </w:rPr>
-        <w:t>https://pubmed.ncbi.nlm.nih.gov/42743888/</w:t>
+        <w:t>https://pubmed.ncbi.nlm.nih.gov/42748921/</w:t>
       </w:r>
     </w:p>
     <w:p>
@@ -194,7 +194,7 @@
         <w:pStyle w:val="Heading2"/>
       </w:pPr>
       <w:r>
-        <w:t>Zirkufierende bakterielle DNA prognostiziert Therapieerfolg bei fortgeschrittenem Bauchspeicheldrüsenkrebs</w:t>
+        <w:t>Triplet-Chemotherapie bei fortgeschrittenem Pankreas-Ca: 63% Ansprechrate, 60% Konversion</w:t>
       </w:r>
     </w:p>
     <w:p>
@@ -204,12 +204,12 @@
           <w:color w:val="666666"/>
           <w:sz w:val="18"/>
         </w:rPr>
-        <w:t>Surendran SA et al.  ·  Eur J Cancer  ·  10.09.2026  ·  PMID 42743886</w:t>
+        <w:t>Nagatani Y et al.  ·  Eur J Cancer  ·  10.09.2026  ·  PMID 42748587</w:t>
       </w:r>
     </w:p>
     <w:p>
       <w:r>
-        <w:t>Studie von 13 + 47 Patienten mit fortgeschrittenem Pankreaskarzinom untersuchte, ob Veränderungen der zirkulierenden freien bakteriellen DNA (cfbDNA) im Serum unter Chemotherapie (FFX oder GnP) den Behandlungserfolg vorhersagen.</w:t>
+        <w:t>Japanische Phase-II-Multicenterstudie mit 30 Patienten, gesamte Chemotherapie (Gemcitabin, nab-Paclitaxel) mit oralem S-1 kombiniert.</w:t>
       </w:r>
     </w:p>
     <w:p>
@@ -220,7 +220,7 @@
         <w:t xml:space="preserve">Ergebnis: </w:t>
       </w:r>
       <w:r>
-        <w:t>Patienten mit Abfall der cfbDNA unter FFX erreichten 14,3 vs. 2,9 Monate PFS (p&lt;0,001) und 23,2 vs. 8,4 Monate OS (p=0,006). Ein konstanter oder erhöhter cfbDNA-Wert war mit schlechterem OS assoziiert (HR 11,75; 95%-KI 1,87–73,85; p=0,009). Diese Marker-dynamik war aber regimen-abhängig: Bei GnP zeigte der cfbDNA-Rückgang gegenteilige Effekte.</w:t>
+        <w:t>ORR 63,3% (primärer Endpunkt erreicht), Krankheitskontrollrate 86,7%, medianes progressionsfreies Überleben 9,0 Monate, medianes Gesamtüberleben 15,0 Monate. 60% der lokalfortgeschrittenen Patienten zur Resektabilität konvertiert.</w:t>
       </w:r>
     </w:p>
     <w:p>
@@ -235,7 +235,7 @@
         <w:rPr>
           <w:sz w:val="19"/>
         </w:rPr>
-        <w:t>Deutschland/Österreich: Europäische Krankenhauskohorten mit vergleichbarer Dokumentation</w:t>
+        <w:t>Japanische Daten, S-1 in Deutschland verfügbar, Triplet potenziell praxisrelevant.</w:t>
       </w:r>
     </w:p>
     <w:p>
@@ -244,7 +244,7 @@
           <w:color w:val="5A7D3A"/>
           <w:sz w:val="18"/>
         </w:rPr>
-        <w:t>https://pubmed.ncbi.nlm.nih.gov/42743886/</w:t>
+        <w:t>https://pubmed.ncbi.nlm.nih.gov/42748587/</w:t>
       </w:r>
     </w:p>
     <w:p>
@@ -252,7 +252,7 @@
         <w:pStyle w:val="Heading2"/>
       </w:pPr>
       <w:r>
-        <w:t>Triplet-Chemotherapie plus Panitumumab in RAS wild-typ mKRK erhält Lebensqualität</w:t>
+        <w:t>Pembrolizumab bei Magenkarzinom: Überlebensvorteil 12,9 vs. 11,5 Monate bestätigt</w:t>
       </w:r>
     </w:p>
     <w:p>
@@ -262,12 +262,12 @@
           <w:color w:val="666666"/>
           <w:sz w:val="18"/>
         </w:rPr>
-        <w:t>Klingler TM et al.  ·  Eur J Cancer  ·  11.09.2026  ·  PMID 42743885</w:t>
+        <w:t>Rha SY et al.  ·  ESMO Open  ·  16.09.2026  ·  PMID 42748509</w:t>
       </w:r>
     </w:p>
     <w:p>
       <w:r>
-        <w:t>Sekundäranalyse der deutschen Phase-II-Studie VOLFI (AIO-KRK 0109) mit 105 randomisierten Patienten, die den Effekt von mFOLFOXIRI + Panitumumab vs. FOLFOXIRI auf Lebensqualität (EORTC QLQ-C30) untersuchte.</w:t>
+        <w:t>Randomisierte Phase-III-Studie (KEYNOTE-859) mit 1.579 Patienten mit HER2-negativem lokal fortgeschrittenem/metastasiertem Magen-GÖJ-Adenokarzinom; 4,5-Jahre-Follow-up.</w:t>
       </w:r>
     </w:p>
     <w:p>
@@ -278,7 +278,7 @@
         <w:t xml:space="preserve">Ergebnis: </w:t>
       </w:r>
       <w:r>
-        <w:t>77 Patienten (51 vs. 26) führten ≥1 Lebensqualitäts-Fragebogen aus. Nach 12 Wochen keine statistisch signifikanten Unterschiede in Gesamt-HRQoL oder spezifischen Dimensionen. Patienten mit mFOLFOXIRI + Panitumumab mit Hautotoxizität zeigten trotz Toxizität keine assoziierte Lebensqualitätsverschlechterung. mFOLFOXIRI + Panitumumab war nicht mit schlechterer HRQoL assoziiert.</w:t>
+        <w:t>Median Overall Survival 12,9 Monate (Pembrolizumab+Chemotherapie) vs. 11,5 Monate (Placebo+Chemotherapie), Hazard Ratio 0,78 (95% CI 0,70-0,86). Grade-3/4-Nebenwirkungen 58,3% vs. 49,3%.</w:t>
       </w:r>
     </w:p>
     <w:p>
@@ -293,7 +293,7 @@
         <w:rPr>
           <w:sz w:val="19"/>
         </w:rPr>
-        <w:t>Deutschland: Alle Zentren Charité und LMU München – direkt übertragbar</w:t>
+        <w:t>Globale Studie, europäische und asiatische Zentren, vergleichbare Versorgung.</w:t>
       </w:r>
     </w:p>
     <w:p>
@@ -302,7 +302,7 @@
           <w:color w:val="5A7D3A"/>
           <w:sz w:val="18"/>
         </w:rPr>
-        <w:t>https://pubmed.ncbi.nlm.nih.gov/42743885/</w:t>
+        <w:t>https://pubmed.ncbi.nlm.nih.gov/42748509/</w:t>
       </w:r>
     </w:p>
     <w:p>
@@ -310,7 +310,7 @@
         <w:pStyle w:val="Heading2"/>
       </w:pPr>
       <w:r>
-        <w:t>Ältere Brustkrebs-Patienten haben häufiger PIK3CA-Mutationen und höhere Tumorlast</w:t>
+        <w:t>Blinatumomab ersetzt Chemotherapie in hochrisiko-ALL: 83% ereignisfreies Überleben</w:t>
       </w:r>
     </w:p>
     <w:p>
@@ -320,12 +320,12 @@
           <w:color w:val="666666"/>
           <w:sz w:val="18"/>
         </w:rPr>
-        <w:t>Gupta H et al.  ·  ESMO Open  ·  14.09.2026  ·  PMID 42735455</w:t>
+        <w:t>Schrappe M et al.  ·  N Engl J Med  ·  17.09.2026  ·  PMID 42748428</w:t>
       </w:r>
     </w:p>
     <w:p>
       <w:r>
-        <w:t>Studie von 2.379 Patienten mit metastasiertem Brustkrebs (853 jung, 1.311 mittleres Alter, 215 älter ≥70 Jahre) verglich Tumor-Genomlandschaft mittels Zielsequenzierung (OncoPanel) nach Altersgruppe.</w:t>
+        <w:t>Randomisierte europäisch-internationale Studie bei 358 Kindern mit neu diagnostizierter B-ALL, die statt zwei Chemotherapie-Zyklen zwei Blinatumomab-Zyklen erhielten.</w:t>
       </w:r>
     </w:p>
     <w:p>
@@ -336,7 +336,7 @@
         <w:t xml:space="preserve">Ergebnis: </w:t>
       </w:r>
       <w:r>
-        <w:t>Ältere Patienten zeigten höhere Häufigkeit von SNVs in PIK3CA (44%), TP53 (33%), CDH1 (22%). Nach Adjustierung war hohes Alter assoziiert mit mehr PIK3CA-SNVs (OR 1,21; 95%-KI 1,11–1,31; q&lt;0,001), CDH1-SNVs (OR 1,43; 95%-KI 1,21–1,68) und 26% mit ≥10 Mutationen/Mb (vs. 17% bei Jüngsten). Diese Unterschiede waren unabhängig von Tumorsubtyp.</w:t>
+        <w:t>4-Jahres-Ereignisfreiheit 83,0% (Blinatumomab) vs. 70,3% (Kontrolle), Hazard Ratio 0,51, p=0,0002. Behandlungsbedingte Infektionen: 23,9% vs. 69,4%, lebensbedrohliche Ereignisse 0,5% vs. 4,7%.</w:t>
       </w:r>
     </w:p>
     <w:p>
@@ -351,7 +351,7 @@
         <w:rPr>
           <w:sz w:val="19"/>
         </w:rPr>
-        <w:t>USA-Klinik: Vergleichbare Versicherungssysteme bei Umsetzung, genomische Testung in Deutschland ebenfalls Standard</w:t>
+        <w:t>Deutsches/österreichisches Zentrumsprotokoll (BFM-ALL 2017), direkte Übertragung möglich.</w:t>
       </w:r>
     </w:p>
     <w:p>
@@ -360,7 +360,7 @@
           <w:color w:val="5A7D3A"/>
           <w:sz w:val="18"/>
         </w:rPr>
-        <w:t>https://pubmed.ncbi.nlm.nih.gov/42735455/</w:t>
+        <w:t>https://pubmed.ncbi.nlm.nih.gov/42748428/</w:t>
       </w:r>
     </w:p>
     <w:p>
@@ -368,7 +368,7 @@
         <w:pStyle w:val="Heading2"/>
       </w:pPr>
       <w:r>
-        <w:t>Immuntyp-Transition vorhersagt Checkpoint-Inhibitor-Anspruch besser als Ausgangszustand</w:t>
+        <w:t>Fünfjährliche statt dreijährliche Koloskopie nach Adenomektomie: Nichtunterlegenheit bestätigt</w:t>
       </w:r>
     </w:p>
     <w:p>
@@ -378,12 +378,12 @@
           <w:color w:val="666666"/>
           <w:sz w:val="18"/>
         </w:rPr>
-        <w:t>Lin Z et al.  ·  Cancer Cell  ·  14.09.2026  ·  PMID 42679812</w:t>
+        <w:t>Jover R et al.  ·  N Engl J Med  ·  17.09.2026  ·  PMID 42748427</w:t>
       </w:r>
     </w:p>
     <w:p>
       <w:r>
-        <w:t>Longitudinale Single-Cell-RNA-Sequenzierung von 441 Proben aus 241 Patienten mit zehn Krebsentitäten untersuchte die Umgestaltung der Tumor-Immunmikroumgebung (TIME) unter Checkpoint-Inhibitor-Therapie und entwickelte eine prädiktive Signatur.</w:t>
+        <w:t>Europäische Nichtunterlegenheitsstudie mit 10.799 Patienten nach Hochrisiko-Adenomektomie, randomisiert zu erste Surveillance nach 5 vs. 3 Jahren.</w:t>
       </w:r>
     </w:p>
     <w:p>
@@ -394,7 +394,7 @@
         <w:t xml:space="preserve">Ergebnis: </w:t>
       </w:r>
       <w:r>
-        <w:t>~40% der Tumore wechselten während Therapie zwischen TIME-Subtypen. Der Übergang (nicht der Ausgangszustand) war prognostischer: Günstige Übergänge zu entzündetem oder B-Zell-angereichertem Subtyp korrelierten mit verbessertem Ansprechen und Überleben. Eine 59-Gen-Signatur sagte Ansprechen und Überleben in 1.383 Baseline-Tumoren über 19 unabhängige Kohorten vorher (HR 2,15; KI-range über Publikationen relevant).</w:t>
+        <w:t>5-Jahres-Darmkrebsinzidenz 0,77% (5-jährig) vs. 0,82% (3-jährig), Nichtunterlegenheitsgrenze erreicht. Krebstodesfälle: 0,06% vs. 0,04%.</w:t>
       </w:r>
     </w:p>
     <w:p>
@@ -409,7 +409,7 @@
         <w:rPr>
           <w:sz w:val="19"/>
         </w:rPr>
-        <w:t>International/Multi-Entity: Prinzipien auf deutsche Zentren mit Liquid Biopsy/Tumorboard anwendbar</w:t>
+        <w:t>Europäisches Studiendesign (Spanien, Norwegen, Polen, Dänemark), Nachsorgeleitlinien unmittelbar anwendbar.</w:t>
       </w:r>
     </w:p>
     <w:p>
@@ -418,7 +418,7 @@
           <w:color w:val="5A7D3A"/>
           <w:sz w:val="18"/>
         </w:rPr>
-        <w:t>https://pubmed.ncbi.nlm.nih.gov/42679812/</w:t>
+        <w:t>https://pubmed.ncbi.nlm.nih.gov/42748427/</w:t>
       </w:r>
     </w:p>
     <w:sectPr>

--- a/download/studien-aktuell.docx
+++ b/download/studien-aktuell.docx
@@ -62,7 +62,7 @@
           <w:color w:val="666666"/>
           <w:sz w:val="18"/>
         </w:rPr>
-        <w:t>Stand: 17.09.2026  |  6 Studien  |  onkologie.m-vf.de</w:t>
+        <w:t>Stand: 18.09.2026  |  6 Studien  |  onkologie.m-vf.de</w:t>
       </w:r>
     </w:p>
     <w:p>
@@ -70,7 +70,7 @@
         <w:pStyle w:val="Heading1"/>
       </w:pPr>
       <w:r>
-        <w:t>Aufgenommen am 17.09.2026</w:t>
+        <w:t>Aufgenommen am 18.09.2026</w:t>
       </w:r>
     </w:p>
     <w:p>
@@ -78,7 +78,7 @@
         <w:pStyle w:val="Heading2"/>
       </w:pPr>
       <w:r>
-        <w:t>eHealth-Intervention (CUMACA-M) stabilisiert Lebensqualität von Brustkrebsüberlebenden über 9 Monate</w:t>
+        <w:t>Perfluorheptansäure (PFHpA) erhöht Leberkrebsrisiko: Fallkontrollstudie</w:t>
       </w:r>
     </w:p>
     <w:p>
@@ -88,12 +88,12 @@
           <w:color w:val="666666"/>
           <w:sz w:val="18"/>
         </w:rPr>
-        <w:t>J Natl Cancer Inst  ·  2026  ·  PMID djag328</w:t>
+        <w:t>Watling CZ et al.  ·  J Natl Cancer Inst  ·  17.09.2026  ·  PMID 42752878</w:t>
       </w:r>
     </w:p>
     <w:p>
       <w:r>
-        <w:t>Spanische randomisierte Kontrollstudie mit 201 krankheitsfreien Brustkrebsüberlebenden (≥5 Jahre nach Diagnose), 9-Monate-eHealth-Intervention vs. Standardcare.</w:t>
+        <w:t>Verschachtelte Fall-Kontroll-Studie in 12 prospektiven US-Kohorten (853 Fälle, 853 Kontrollen) zur Assoziation von Per- und Polyfluoralkylverbindungen (PFAS) ausser PFOS, PFOA, PFHxS mit Leberkrebs (Prävention).</w:t>
       </w:r>
     </w:p>
     <w:p>
@@ -104,7 +104,7 @@
         <w:t xml:space="preserve">Ergebnis: </w:t>
       </w:r>
       <w:r>
-        <w:t>Gesamtlebensqualität stabil in Interventionsgruppe (5,70→5,69), Rückgang in Kontrolle (5,83→5,57, Δ=-0,26), Differenz 0,24 Punkte (95% CI 0,03-0,44), p=0,024. Psychisches Wohlbefinden Cohen d=0,40, physisches d=0,28.</w:t>
+        <w:t>Perfluorheptansäure (PFHpA) positiv mit Leberkrebsrisiko assoziiert: Odds Ratio 1,78 (95%-KI 1,26-2,52). Stärkere Assoziation bei Männern (OR 3,72), HCC (4,53), ≤10 Jahre nach Blutentnahme (3,17). Andere PFAS ohne Assoziation.</w:t>
       </w:r>
     </w:p>
     <w:p>
@@ -119,7 +119,7 @@
         <w:rPr>
           <w:sz w:val="19"/>
         </w:rPr>
-        <w:t>Europäisches System (Spanien/öffentliche Versicherung), digitale Nachsorgeintervention für Flächeimplementierung geeignet.</w:t>
+        <w:t>USA-Bevölkerungsdaten; Kurzkettige-PFAS persistieren auch in Europrodukten.</w:t>
       </w:r>
     </w:p>
     <w:p>
@@ -128,7 +128,7 @@
           <w:color w:val="5A7D3A"/>
           <w:sz w:val="18"/>
         </w:rPr>
-        <w:t>https://pubmed.ncbi.nlm.nih.gov/djag328/</w:t>
+        <w:t>https://pubmed.ncbi.nlm.nih.gov/42752878/</w:t>
       </w:r>
     </w:p>
     <w:p>
@@ -136,7 +136,7 @@
         <w:pStyle w:val="Heading2"/>
       </w:pPr>
       <w:r>
-        <w:t>HRS-4642+Adebrelimab bei KRAS-G12D-Pankreas-Ca: 43% Ansprechrate ohne Chemotherapie</w:t>
+        <w:t>Zolbetuximab versus Immune Checkpoint Inhibitoren bei claudin-18.2-positivem Magenkrebs</w:t>
       </w:r>
     </w:p>
     <w:p>
@@ -146,12 +146,12 @@
           <w:color w:val="666666"/>
           <w:sz w:val="18"/>
         </w:rPr>
-        <w:t>Shi S et al.  ·  Cancer Cell  ·  16.09.2026  ·  PMID 42748921</w:t>
+        <w:t>Shitara K et al.  ·  ESMO Open  ·  16.09.2026  ·  PMID 42748508</w:t>
       </w:r>
     </w:p>
     <w:p>
       <w:r>
-        <w:t>Phase-1/2-Studie mit 48 Patienten (davon 37 in der RP2D-Kohorte) mit metastasiertem KRAS-G12D-mutiertem Pankreaskarzinom, chemofrei mit KRAS-inhibitor+PD-L1-Blocker behandelt.</w:t>
+        <w:t>Netzwerk-Metaanalyse vergleicht Zolbetuximab plus Chemotherapie mit ICI-basierter Therapie nach PD-L1-CPS-Subgruppen bei fortgeschrittenem Magen-/gastro-ösophagealem Adenokarzinom in ersten Therapielinie.</w:t>
       </w:r>
     </w:p>
     <w:p>
@@ -162,7 +162,7 @@
         <w:t xml:space="preserve">Ergebnis: </w:t>
       </w:r>
       <w:r>
-        <w:t>Bestätigte ORR 43,2% (95% CI 27,1-60,5), Krankheitskontrollrate 81,1%, mediane Progressionsfreihheit 5,7 Monate, medianes Gesamtüberleben 11,5 Monate. Häufigste Nebenwirkungen: Hypercholesterinämie und Anämie je 50%.</w:t>
+        <w:t>Bei PD-L1 CPS ≥1 bis &lt;10 ähnliche oder numerisch günstigere Effekte für Zolbetuximab auf Overall Survival und Progression-Free Survival versus ICIs. Bei CPS ≥10 numerisch vorteilhaft für ICIs, aber mit optimalisierter Zolbetuximab-Exposition vergleichbar.</w:t>
       </w:r>
     </w:p>
     <w:p>
@@ -177,7 +177,7 @@
         <w:rPr>
           <w:sz w:val="19"/>
         </w:rPr>
-        <w:t>China-Studie, KRAS-Inhibitor nicht europäisch zugelassen, Sicherheitsdaten übertragbar.</w:t>
+        <w:t>Indirekte Vergleiche; biomarker-informierter Ansatz unterstützt, Bestätigung durch prospektive Studien erforderlich.</w:t>
       </w:r>
     </w:p>
     <w:p>
@@ -186,7 +186,7 @@
           <w:color w:val="5A7D3A"/>
           <w:sz w:val="18"/>
         </w:rPr>
-        <w:t>https://pubmed.ncbi.nlm.nih.gov/42748921/</w:t>
+        <w:t>https://pubmed.ncbi.nlm.nih.gov/42748508/</w:t>
       </w:r>
     </w:p>
     <w:p>
@@ -194,7 +194,7 @@
         <w:pStyle w:val="Heading2"/>
       </w:pPr>
       <w:r>
-        <w:t>Triplet-Chemotherapie bei fortgeschrittenem Pankreas-Ca: 63% Ansprechrate, 60% Konversion</w:t>
+        <w:t>Achtsamkeit und Tai Chi verbessern Schlaf, Fatigue und Schmerz nach Krebsbehandlung</w:t>
       </w:r>
     </w:p>
     <w:p>
@@ -204,12 +204,12 @@
           <w:color w:val="666666"/>
           <w:sz w:val="18"/>
         </w:rPr>
-        <w:t>Nagatani Y et al.  ·  Eur J Cancer  ·  10.09.2026  ·  PMID 42748587</w:t>
+        <w:t>Ma Y et al.  ·  J Clin Oncol  ·  16.09.2026  ·  PMID 42748380</w:t>
       </w:r>
     </w:p>
     <w:p>
       <w:r>
-        <w:t>Japanische Phase-II-Multicenterstudie mit 30 Patienten, gesamte Chemotherapie (Gemcitabin, nab-Paclitaxel) mit oralem S-1 kombiniert.</w:t>
+        <w:t>Teilweise randomisierte Patient-Choice-Studie (Mindfulness and Tai Chi for Cancer Health, MATCH) mit 587 Krebsüberlebenden (Durchschnittsalter 60,7 Jahre) zur Wirkung von Achtsamkeitsbasierter Krebsgenesungsgruppe (MBCR) oder Tai Chi/Qigong (TCQ) versus Warteliste auf Schlaf, Fatigue und Schmerz.</w:t>
       </w:r>
     </w:p>
     <w:p>
@@ -220,7 +220,7 @@
         <w:t xml:space="preserve">Ergebnis: </w:t>
       </w:r>
       <w:r>
-        <w:t>ORR 63,3% (primärer Endpunkt erreicht), Krankheitskontrollrate 86,7%, medianes progressionsfreies Überleben 9,0 Monate, medianes Gesamtüberleben 15,0 Monate. 60% der lokalfortgeschrittenen Patienten zur Resektabilität konvertiert.</w:t>
+        <w:t>TCQ vs Warteliste: Schlafqualität 1,9 Punkte Verbesserung (p=0,004). MBCR und TCQ vs Warteliste: Fatigue jeweils 3,66 und 3,42 Punkte besser (MBCR p=0,036, TCQ p=0,043). Schmerzbeeinträchtigung &gt;1 Punkt Verbesserung (MBCR p=0,029, TCQ p=0,002). MBCR und TCQ unterschieden sich nicht.</w:t>
       </w:r>
     </w:p>
     <w:p>
@@ -235,7 +235,7 @@
         <w:rPr>
           <w:sz w:val="19"/>
         </w:rPr>
-        <w:t>Japanische Daten, S-1 in Deutschland verfügbar, Triplet potenziell praxisrelevant.</w:t>
+        <w:t>Kanadisch-amerikanische Studie; psychosoziale Nachsorge übertragbar auf deutsche Zentren.</w:t>
       </w:r>
     </w:p>
     <w:p>
@@ -244,7 +244,7 @@
           <w:color w:val="5A7D3A"/>
           <w:sz w:val="18"/>
         </w:rPr>
-        <w:t>https://pubmed.ncbi.nlm.nih.gov/42748587/</w:t>
+        <w:t>https://pubmed.ncbi.nlm.nih.gov/42748380/</w:t>
       </w:r>
     </w:p>
     <w:p>
@@ -252,7 +252,7 @@
         <w:pStyle w:val="Heading2"/>
       </w:pPr>
       <w:r>
-        <w:t>Pembrolizumab bei Magenkarzinom: Überlebensvorteil 12,9 vs. 11,5 Monate bestätigt</w:t>
+        <w:t>Wachsendes Krebsaufkommen in Afrika 2023: Kinder, Jugendliche, junge Erwachsene stark betroffen</w:t>
       </w:r>
     </w:p>
     <w:p>
@@ -262,12 +262,12 @@
           <w:color w:val="666666"/>
           <w:sz w:val="18"/>
         </w:rPr>
-        <w:t>Rha SY et al.  ·  ESMO Open  ·  16.09.2026  ·  PMID 42748509</w:t>
+        <w:t>GBD 2023 Africa Cancer Risk Factors Collaborators  ·  Lancet Oncol  ·  15.09.2026  ·  PMID 42743938</w:t>
       </w:r>
     </w:p>
     <w:p>
       <w:r>
-        <w:t>Randomisierte Phase-III-Studie (KEYNOTE-859) mit 1.579 Patienten mit HER2-negativem lokal fortgeschrittenem/metastasiertem Magen-GÖJ-Adenokarzinom; 4,5-Jahre-Follow-up.</w:t>
+        <w:t>Global Burden of Disease Study 2023 zu Krebsinzidenz, -mortalität und Behinderungsbereinigten Lebensjahren (DALYs) in 54 afrikanischen Ländern, 1990-2023; Analyse von 48 Krebsentitäten und 88 Risikofaktoren.</w:t>
       </w:r>
     </w:p>
     <w:p>
@@ -278,7 +278,7 @@
         <w:t xml:space="preserve">Ergebnis: </w:t>
       </w:r>
       <w:r>
-        <w:t>Median Overall Survival 12,9 Monate (Pembrolizumab+Chemotherapie) vs. 11,5 Monate (Placebo+Chemotherapie), Hazard Ratio 0,78 (95% CI 0,70-0,86). Grade-3/4-Nebenwirkungen 58,3% vs. 49,3%.</w:t>
+        <w:t>2023: 1,54 Mio. neue Fälle (95%-UI 1,37-1,75), 923 000 Todesfälle (824 000-1 020 000), 33,9 Mio. DALYs in Afrika. Kinder 0-19 Jahre: 104 000 Fälle (27,7% global), 38,0% globaler Todesfälle. 31,6% DALYs attributiv modifiable Risikofaktoren.</w:t>
       </w:r>
     </w:p>
     <w:p>
@@ -293,7 +293,7 @@
         <w:rPr>
           <w:sz w:val="19"/>
         </w:rPr>
-        <w:t>Globale Studie, europäische und asiatische Zentren, vergleichbare Versorgung.</w:t>
+        <w:t>Bevölkerungsdaten aus 54 Ländern, primär für Gesundheitspolitik und Ressourcenplanung in Afrika relevant.</w:t>
       </w:r>
     </w:p>
     <w:p>
@@ -302,7 +302,7 @@
           <w:color w:val="5A7D3A"/>
           <w:sz w:val="18"/>
         </w:rPr>
-        <w:t>https://pubmed.ncbi.nlm.nih.gov/42748509/</w:t>
+        <w:t>https://pubmed.ncbi.nlm.nih.gov/42743938/</w:t>
       </w:r>
     </w:p>
     <w:p>
@@ -310,7 +310,7 @@
         <w:pStyle w:val="Heading2"/>
       </w:pPr>
       <w:r>
-        <w:t>Blinatumomab ersetzt Chemotherapie in hochrisiko-ALL: 83% ereignisfreies Überleben</w:t>
+        <w:t>Perioperatives Durvalumab plus FLOT verlängert Gesamtüberleben bei resektablem Magenkrebs</w:t>
       </w:r>
     </w:p>
     <w:p>
@@ -320,12 +320,12 @@
           <w:color w:val="666666"/>
           <w:sz w:val="18"/>
         </w:rPr>
-        <w:t>Schrappe M et al.  ·  N Engl J Med  ·  17.09.2026  ·  PMID 42748428</w:t>
+        <w:t>Janjigian YY et al.  ·  Lancet  ·  19.09.2026  ·  PMID 42716074</w:t>
       </w:r>
     </w:p>
     <w:p>
       <w:r>
-        <w:t>Randomisierte europäisch-internationale Studie bei 358 Kindern mit neu diagnostizierter B-ALL, die statt zwei Chemotherapie-Zyklen zwei Blinatumomab-Zyklen erhielten.</w:t>
+        <w:t>Randomisierte Phase-3-Studie zur Wirkung von Durvalumab (Immune Checkpoint Inhibitor) plus perioperativer Chemotherapie (FLOT) versus Placebo plus FLOT bei 948 Patienten mit resektablem Magenkarzinom (Stadium II-IVa).</w:t>
       </w:r>
     </w:p>
     <w:p>
@@ -336,7 +336,7 @@
         <w:t xml:space="preserve">Ergebnis: </w:t>
       </w:r>
       <w:r>
-        <w:t>4-Jahres-Ereignisfreiheit 83,0% (Blinatumomab) vs. 70,3% (Kontrolle), Hazard Ratio 0,51, p=0,0002. Behandlungsbedingte Infektionen: 23,9% vs. 69,4%, lebensbedrohliche Ereignisse 0,5% vs. 4,7%.</w:t>
+        <w:t>Gesamtüberleben (Overall Survival) signifikant verbessert mit Durvalumab: Hazard Ratio 0,78 (95%-KI 0,63-0,96; p=0,021). Die Therapie ist neue Standardoption für resektables Magen- und gastro-ösophageales Adenokarzinom.</w:t>
       </w:r>
     </w:p>
     <w:p>
@@ -351,7 +351,7 @@
         <w:rPr>
           <w:sz w:val="19"/>
         </w:rPr>
-        <w:t>Deutsches/österreichisches Zentrumsprotokoll (BFM-ALL 2017), direkte Übertragung möglich.</w:t>
+        <w:t>Globale Studie in 147 Zentren, vergleichbare Studiendesign wie in deutschem System relevant.</w:t>
       </w:r>
     </w:p>
     <w:p>
@@ -360,7 +360,7 @@
           <w:color w:val="5A7D3A"/>
           <w:sz w:val="18"/>
         </w:rPr>
-        <w:t>https://pubmed.ncbi.nlm.nih.gov/42748428/</w:t>
+        <w:t>https://pubmed.ncbi.nlm.nih.gov/42716074/</w:t>
       </w:r>
     </w:p>
     <w:p>
@@ -368,7 +368,7 @@
         <w:pStyle w:val="Heading2"/>
       </w:pPr>
       <w:r>
-        <w:t>Fünfjährliche statt dreijährliche Koloskopie nach Adenomektomie: Nichtunterlegenheit bestätigt</w:t>
+        <w:t>Zehnjahresüberleben nach Brustkrebs nach Stadium, molekularem Subtyp und Grad kombiniert</w:t>
       </w:r>
     </w:p>
     <w:p>
@@ -378,12 +378,12 @@
           <w:color w:val="666666"/>
           <w:sz w:val="18"/>
         </w:rPr>
-        <w:t>Jover R et al.  ·  N Engl J Med  ·  17.09.2026  ·  PMID 42748427</w:t>
+        <w:t>Giudici F et al.  ·  Oncologist  ·  09.09.2026  ·  PMID 42640557</w:t>
       </w:r>
     </w:p>
     <w:p>
       <w:r>
-        <w:t>Europäische Nichtunterlegenheitsstudie mit 10.799 Patienten nach Hochrisiko-Adenomektomie, randomisiert zu erste Surveillance nach 5 vs. 3 Jahren.</w:t>
+        <w:t>Populationsbasierte Kohortenstudie aus der Friuli-Venezia-Giulia-Krebsregisters (Nordostitalien) mit 10 467 Frauen &lt;75 Jahre, diagnostiziert 2004-2014; Verfolgung bis 2023.</w:t>
       </w:r>
     </w:p>
     <w:p>
@@ -394,7 +394,7 @@
         <w:t xml:space="preserve">Ergebnis: </w:t>
       </w:r>
       <w:r>
-        <w:t>5-Jahres-Darmkrebsinzidenz 0,77% (5-jährig) vs. 0,82% (3-jährig), Nichtunterlegenheitsgrenze erreicht. Krebstodesfälle: 0,06% vs. 0,04%.</w:t>
+        <w:t>Höchstes Gesamtüberleben (10-Jahres-Nettoüberleben) bei Stadium I HR+/HER2-: 98,8%. Tiefste bei Stadium III Triple-Negativ: 35,1%. Stadium IV Triple-Negativ: 6,7% vs HR-/HER2+: 18,9%. Vergleich 2004-2009 vs 2010-2014: Verbesserung bei Stadium III HR-/HER2+ von 48,6% auf 87,9% (+39 Prozentpunkte), Stadium III Triple-Negativ 28,8% auf 42,3%.</w:t>
       </w:r>
     </w:p>
     <w:p>
@@ -409,7 +409,7 @@
         <w:rPr>
           <w:sz w:val="19"/>
         </w:rPr>
-        <w:t>Europäisches Studiendesign (Spanien, Norwegen, Polen, Dänemark), Nachsorgeleitlinien unmittelbar anwendbar.</w:t>
+        <w:t>Italienisches (europäisches) Krebsregister, vergleichbar mit deutschem System und Dokumentation.</w:t>
       </w:r>
     </w:p>
     <w:p>
@@ -418,7 +418,7 @@
           <w:color w:val="5A7D3A"/>
           <w:sz w:val="18"/>
         </w:rPr>
-        <w:t>https://pubmed.ncbi.nlm.nih.gov/42748427/</w:t>
+        <w:t>https://pubmed.ncbi.nlm.nih.gov/42640557/</w:t>
       </w:r>
     </w:p>
     <w:sectPr>

--- a/download/studien-aktuell.docx
+++ b/download/studien-aktuell.docx
@@ -62,7 +62,7 @@
           <w:color w:val="666666"/>
           <w:sz w:val="18"/>
         </w:rPr>
-        <w:t>Stand: 18.09.2026  |  6 Studien  |  onkologie.m-vf.de</w:t>
+        <w:t>Stand: 19.09.2026  |  7 Studien  |  onkologie.m-vf.de</w:t>
       </w:r>
     </w:p>
     <w:p>
@@ -70,7 +70,7 @@
         <w:pStyle w:val="Heading1"/>
       </w:pPr>
       <w:r>
-        <w:t>Aufgenommen am 18.09.2026</w:t>
+        <w:t>Aufgenommen am 19.09.2026</w:t>
       </w:r>
     </w:p>
     <w:p>
@@ -78,7 +78,7 @@
         <w:pStyle w:val="Heading2"/>
       </w:pPr>
       <w:r>
-        <w:t>Perfluorheptansäure (PFHpA) erhöht Leberkrebsrisiko: Fallkontrollstudie</w:t>
+        <w:t>Präzisions-Prävention und Früherkennung: Framework für neue Krebskontroll-Pfade</w:t>
       </w:r>
     </w:p>
     <w:p>
@@ -88,12 +88,12 @@
           <w:color w:val="666666"/>
           <w:sz w:val="18"/>
         </w:rPr>
-        <w:t>Watling CZ et al.  ·  J Natl Cancer Inst  ·  17.09.2026  ·  PMID 42752878</w:t>
+        <w:t>Rebbeck TR  ·  Lancet  ·  18.09.2026  ·  PMID 42759527</w:t>
       </w:r>
     </w:p>
     <w:p>
       <w:r>
-        <w:t>Verschachtelte Fall-Kontroll-Studie in 12 prospektiven US-Kohorten (853 Fälle, 853 Kontrollen) zur Assoziation von Per- und Polyfluoralkylverbindungen (PFAS) ausser PFOS, PFOA, PFHxS mit Leberkrebs (Prävention).</w:t>
+        <w:t>Editoriales Essay zu Precision Prevention and Early Detection (PPED) – ein Rahmenwerk, das fragt: Wer hat erhöhtes Krebsrisiko, welche Intervention wann, wie de-eskalieren in Niedrig-Risiko-Gruppen?</w:t>
       </w:r>
     </w:p>
     <w:p>
@@ -104,7 +104,7 @@
         <w:t xml:space="preserve">Ergebnis: </w:t>
       </w:r>
       <w:r>
-        <w:t>Perfluorheptansäure (PFHpA) positiv mit Leberkrebsrisiko assoziiert: Odds Ratio 1,78 (95%-KI 1,26-2,52). Stärkere Assoziation bei Männern (OR 3,72), HCC (4,53), ≤10 Jahre nach Blutentnahme (3,17). Andere PFAS ohne Assoziation.</w:t>
+        <w:t>Nur 13% der Krebsfälle werden durch Screening entdeckt; 20–50% präsentieren sich notfallmäßig. PPED-Logik funktioniert bei erblichen Syndromen mit ausreichend angereichertem Risiko. Schlüssel: Gesundheitssystem-Infrastruktur und Arbeitskräfte für longitudinales Präventions-Planning; de-Eskalation in Niedrig-Risiko-Personen genauso wichtig wie Intensivierung in Hoch-Risiko. Größte Herausforderung der nächsten Dekade.</w:t>
       </w:r>
     </w:p>
     <w:p>
@@ -119,7 +119,7 @@
         <w:rPr>
           <w:sz w:val="19"/>
         </w:rPr>
-        <w:t>USA-Bevölkerungsdaten; Kurzkettige-PFAS persistieren auch in Europrodukten.</w:t>
+        <w:t>Weltweit anwendbare Prinzipien; deutsche Früherkennung und Zentrenstruktur ermöglichen Umsetzung.</w:t>
       </w:r>
     </w:p>
     <w:p>
@@ -128,7 +128,7 @@
           <w:color w:val="5A7D3A"/>
           <w:sz w:val="18"/>
         </w:rPr>
-        <w:t>https://pubmed.ncbi.nlm.nih.gov/42752878/</w:t>
+        <w:t>https://pubmed.ncbi.nlm.nih.gov/42759527/</w:t>
       </w:r>
     </w:p>
     <w:p>
@@ -136,7 +136,7 @@
         <w:pStyle w:val="Heading2"/>
       </w:pPr>
       <w:r>
-        <w:t>Zolbetuximab versus Immune Checkpoint Inhibitoren bei claudin-18.2-positivem Magenkrebs</w:t>
+        <w:t>Symptom-Belastung in Krebspatienten korreliert mit geringerer Therapie- und höherer Supportiv-Kostennutzung</w:t>
       </w:r>
     </w:p>
     <w:p>
@@ -146,12 +146,12 @@
           <w:color w:val="666666"/>
           <w:sz w:val="18"/>
         </w:rPr>
-        <w:t>Shitara K et al.  ·  ESMO Open  ·  16.09.2026  ·  PMID 42748508</w:t>
+        <w:t>Hirpara DH et al.  ·  J Clin Oncol  ·  18.09.2026  ·  PMID 42758960</w:t>
       </w:r>
     </w:p>
     <w:p>
       <w:r>
-        <w:t>Netzwerk-Metaanalyse vergleicht Zolbetuximab plus Chemotherapie mit ICI-basierter Therapie nach PD-L1-CPS-Subgruppen bei fortgeschrittenem Magen-/gastro-ösophagealem Adenokarzinom in ersten Therapielinie.</w:t>
+        <w:t>Populationsbasierte Kohortenstudie aus Ontario, Kanada: 285.924 Krebspatienten mit 1.728.025 ESAS-Assessments (Edmonton Symptom Assessment) zur Assoziation zwischen Patient-Reported Outcomes und Gesundheitskosten.</w:t>
       </w:r>
     </w:p>
     <w:p>
@@ -162,7 +162,7 @@
         <w:t xml:space="preserve">Ergebnis: </w:t>
       </w:r>
       <w:r>
-        <w:t>Bei PD-L1 CPS ≥1 bis &lt;10 ähnliche oder numerisch günstigere Effekte für Zolbetuximab auf Overall Survival und Progression-Free Survival versus ICIs. Bei CPS ≥10 numerisch vorteilhaft für ICIs, aber mit optimalisierter Zolbetuximab-Exposition vergleichbar.</w:t>
+        <w:t>Höchste Symptom-Belastung (Müdigkeit, Depression, Wohlbefinden) bei Atem-, HNO-Tumoren. Jede 10-Punkte-Zunahme ESAS-Score: 9,4% weniger Krebs-Therapiekosten (sinkende Therapie-Nutzung), aber 18% mehr Supportiv-Care-Kosten (mehr ED-Besuche, Hauscare). GI/Mamma/ZNS teuerste Entitäten (85–78k CAD/30 Tage). Aktives Symptom-Management könnte Krebs-Therapien fördern und unnötige Supportiv-Kosten senken.</w:t>
       </w:r>
     </w:p>
     <w:p>
@@ -177,7 +177,7 @@
         <w:rPr>
           <w:sz w:val="19"/>
         </w:rPr>
-        <w:t>Indirekte Vergleiche; biomarker-informierter Ansatz unterstützt, Bestätigung durch prospektive Studien erforderlich.</w:t>
+        <w:t>Kanada, ähnliches Versicherungssystem wie Deutschland; Symptom-Management-Evidenz direkt relevant.</w:t>
       </w:r>
     </w:p>
     <w:p>
@@ -186,7 +186,7 @@
           <w:color w:val="5A7D3A"/>
           <w:sz w:val="18"/>
         </w:rPr>
-        <w:t>https://pubmed.ncbi.nlm.nih.gov/42748508/</w:t>
+        <w:t>https://pubmed.ncbi.nlm.nih.gov/42758960/</w:t>
       </w:r>
     </w:p>
     <w:p>
@@ -194,7 +194,7 @@
         <w:pStyle w:val="Heading2"/>
       </w:pPr>
       <w:r>
-        <w:t>Achtsamkeit und Tai Chi verbessern Schlaf, Fatigue und Schmerz nach Krebsbehandlung</w:t>
+        <w:t>Tyrosinkinasehemmer verbessert Gesamtüberleben bei BCR::ABL1+ AML deutlich</w:t>
       </w:r>
     </w:p>
     <w:p>
@@ -204,12 +204,12 @@
           <w:color w:val="666666"/>
           <w:sz w:val="18"/>
         </w:rPr>
-        <w:t>Ma Y et al.  ·  J Clin Oncol  ·  16.09.2026  ·  PMID 42748380</w:t>
+        <w:t>Bertoli S et al.  ·  Blood  ·  18.09.2026  ·  PMID 42758645</w:t>
       </w:r>
     </w:p>
     <w:p>
       <w:r>
-        <w:t>Teilweise randomisierte Patient-Choice-Studie (Mindfulness and Tai Chi for Cancer Health, MATCH) mit 587 Krebsüberlebenden (Durchschnittsalter 60,7 Jahre) zur Wirkung von Achtsamkeitsbasierter Krebsgenesungsgruppe (MBCR) oder Tai Chi/Qigong (TCQ) versus Warteliste auf Schlaf, Fatigue und Schmerz.</w:t>
+        <w:t>Multizentrische europäische Studie: 212 Patienten mit de novo BCR::ABL1+ AML wurden retrospektiv analysiert – intensiveChemotherapie (IC) allein oder kombiniert mit Tyrosinkinasehemmer (TKI).</w:t>
       </w:r>
     </w:p>
     <w:p>
@@ -220,7 +220,7 @@
         <w:t xml:space="preserve">Ergebnis: </w:t>
       </w:r>
       <w:r>
-        <w:t>TCQ vs Warteliste: Schlafqualität 1,9 Punkte Verbesserung (p=0,004). MBCR und TCQ vs Warteliste: Fatigue jeweils 3,66 und 3,42 Punkte besser (MBCR p=0,036, TCQ p=0,043). Schmerzbeeinträchtigung &gt;1 Punkt Verbesserung (MBCR p=0,029, TCQ p=0,002). MBCR und TCQ unterschieden sich nicht.</w:t>
+        <w:t>Mit IC+TKI erreichten 110/123 Patienten (89%) komplette Remission/CRi vs. 52/77 (68%) mit IC allein (p&lt;0,0001). 5-Jahres-Gesamtüberleben: 62,9% (IC+TKI) vs. 38,5% (IC; p&lt;0,0001). Im multivariaten Modell: Odds Ratio für CR/CRi 4,74 (95%-KI 2,17–10,35), Hazard Ratio für Überleben 0,40 (0,27–0,62; p&lt;0,001). TKI-Zusatz ist unabhängiger prognostischer Faktor.</w:t>
       </w:r>
     </w:p>
     <w:p>
@@ -235,7 +235,7 @@
         <w:rPr>
           <w:sz w:val="19"/>
         </w:rPr>
-        <w:t>Kanadisch-amerikanische Studie; psychosoziale Nachsorge übertragbar auf deutsche Zentren.</w:t>
+        <w:t>Französisch-deutsches Konsortium, europäische Versicherungssysteme, direkt übertragbar auf deutsche Kliniken.</w:t>
       </w:r>
     </w:p>
     <w:p>
@@ -244,7 +244,7 @@
           <w:color w:val="5A7D3A"/>
           <w:sz w:val="18"/>
         </w:rPr>
-        <w:t>https://pubmed.ncbi.nlm.nih.gov/42748380/</w:t>
+        <w:t>https://pubmed.ncbi.nlm.nih.gov/42758645/</w:t>
       </w:r>
     </w:p>
     <w:p>
@@ -252,7 +252,7 @@
         <w:pStyle w:val="Heading2"/>
       </w:pPr>
       <w:r>
-        <w:t>Wachsendes Krebsaufkommen in Afrika 2023: Kinder, Jugendliche, junge Erwachsene stark betroffen</w:t>
+        <w:t>Intraoperative Radiotherapie zeigt Lokalrezidiv-Raten vergleichbar mit postoperativen Boost</w:t>
       </w:r>
     </w:p>
     <w:p>
@@ -262,12 +262,12 @@
           <w:color w:val="666666"/>
           <w:sz w:val="18"/>
         </w:rPr>
-        <w:t>GBD 2023 Africa Cancer Risk Factors Collaborators  ·  Lancet Oncol  ·  15.09.2026  ·  PMID 42743938</w:t>
+        <w:t>Sarria GR et al.  ·  Strahlenther Onkol  ·  17.09.2026  ·  PMID 42754764</w:t>
       </w:r>
     </w:p>
     <w:p>
       <w:r>
-        <w:t>Global Burden of Disease Study 2023 zu Krebsinzidenz, -mortalität und Behinderungsbereinigten Lebensjahren (DALYs) in 54 afrikanischen Ländern, 1990-2023; Analyse von 48 Krebsentitäten und 88 Risikofaktoren.</w:t>
+        <w:t>Matched-Pair-Analyse von 400 Brustkrebs-Patientinnen (je 200 mit intraoperativer oder postoperativer EBRT-Boost) mit frühen Hochrisikotumoreneach Brustkrebserhaltender Chirurgie.</w:t>
       </w:r>
     </w:p>
     <w:p>
@@ -278,7 +278,7 @@
         <w:t xml:space="preserve">Ergebnis: </w:t>
       </w:r>
       <w:r>
-        <w:t>2023: 1,54 Mio. neue Fälle (95%-UI 1,37-1,75), 923 000 Todesfälle (824 000-1 020 000), 33,9 Mio. DALYs in Afrika. Kinder 0-19 Jahre: 104 000 Fälle (27,7% global), 38,0% globaler Todesfälle. 31,6% DALYs attributiv modifiable Risikofaktoren.</w:t>
+        <w:t>Nach medianer 58-Monate-Nachsorge: Kumulative lokale Rezidiv-Inzidenz 3,5% (IORT) vs. 2,0% (EBRT); HR 1,80 (95%-KI 0,58–5,58; p=0,312, nicht signifikant). Keine Unterschiede bei Lymphknoten-, Fernmetastasen-freiem Überleben oder Gesamtüberleben (alle p&gt;0,6). IORT ist wirksame, gut verträgliche Alternative ohne Kompromisse im Langzeit-Onkologie.</w:t>
       </w:r>
     </w:p>
     <w:p>
@@ -293,7 +293,7 @@
         <w:rPr>
           <w:sz w:val="19"/>
         </w:rPr>
-        <w:t>Bevölkerungsdaten aus 54 Ländern, primär für Gesundheitspolitik und Ressourcenplanung in Afrika relevant.</w:t>
+        <w:t>Deutsche und europäische Zentren, Versicherungssystem unabhängig, direkt übertragbar.</w:t>
       </w:r>
     </w:p>
     <w:p>
@@ -302,7 +302,7 @@
           <w:color w:val="5A7D3A"/>
           <w:sz w:val="18"/>
         </w:rPr>
-        <w:t>https://pubmed.ncbi.nlm.nih.gov/42743938/</w:t>
+        <w:t>https://pubmed.ncbi.nlm.nih.gov/42754764/</w:t>
       </w:r>
     </w:p>
     <w:p>
@@ -310,7 +310,7 @@
         <w:pStyle w:val="Heading2"/>
       </w:pPr>
       <w:r>
-        <w:t>Perioperatives Durvalumab plus FLOT verlängert Gesamtüberleben bei resektablem Magenkrebs</w:t>
+        <w:t>Seltene EGFR-T790M-Keimbahn-Mutation mit Lungenkrebsrisiko in Southern Appalachia identifiziert</w:t>
       </w:r>
     </w:p>
     <w:p>
@@ -320,12 +320,12 @@
           <w:color w:val="666666"/>
           <w:sz w:val="18"/>
         </w:rPr>
-        <w:t>Janjigian YY et al.  ·  Lancet  ·  19.09.2026  ·  PMID 42716074</w:t>
+        <w:t>LoPiccolo J et al.  ·  Science  ·  17.09.2026  ·  PMID 42752144</w:t>
       </w:r>
     </w:p>
     <w:p>
       <w:r>
-        <w:t>Randomisierte Phase-3-Studie zur Wirkung von Durvalumab (Immune Checkpoint Inhibitor) plus perioperativer Chemotherapie (FLOT) versus Placebo plus FLOT bei 948 Patienten mit resektablem Magenkarzinom (Stadium II-IVa).</w:t>
+        <w:t>Große bevölkerungsgenetische Studie (&gt;3,3 Mio. Personen) zur Assoziation der EGFR-T790M-Variante mit Lungenkrebsrisiko.</w:t>
       </w:r>
     </w:p>
     <w:p>
@@ -336,7 +336,7 @@
         <w:t xml:space="preserve">Ergebnis: </w:t>
       </w:r>
       <w:r>
-        <w:t>Gesamtüberleben (Overall Survival) signifikant verbessert mit Durvalumab: Hazard Ratio 0,78 (95%-KI 0,63-0,96; p=0,021). Die Therapie ist neue Standardoption für resektables Magen- und gastro-ösophageales Adenokarzinom.</w:t>
+        <w:t>EGFR-T790M signifikant mit Lungenkrebsrisiko assoziiert, aber nicht mit 17 anderen Tumoren; Risiko übersteigt Raucher-Risiko, mehrfach höher in Never-Smokern. Geografisch/ancestral: höhere Prävalenz in USA (Southern-Appalachian-Founder-Event 200–225 Jahre ago, Herkunft britisch/irisch). Prävalenz regional deutlich erhöht, betrifft britische, irische und afrikanische Abstammung. Erkannte Hochrisiko-Träger ermöglichen gezielte genetische Tests und Screening-Strategien.</w:t>
       </w:r>
     </w:p>
     <w:p>
@@ -351,7 +351,7 @@
         <w:rPr>
           <w:sz w:val="19"/>
         </w:rPr>
-        <w:t>Globale Studie in 147 Zentren, vergleichbare Studiendesign wie in deutschem System relevant.</w:t>
+        <w:t>Transatlantische Studie, Angloamerika-Fokus; für Deutschland gering: regionale Appalachian-Founder-Effekt USA-spezifisch.</w:t>
       </w:r>
     </w:p>
     <w:p>
@@ -360,7 +360,7 @@
           <w:color w:val="5A7D3A"/>
           <w:sz w:val="18"/>
         </w:rPr>
-        <w:t>https://pubmed.ncbi.nlm.nih.gov/42716074/</w:t>
+        <w:t>https://pubmed.ncbi.nlm.nih.gov/42752144/</w:t>
       </w:r>
     </w:p>
     <w:p>
@@ -368,7 +368,7 @@
         <w:pStyle w:val="Heading2"/>
       </w:pPr>
       <w:r>
-        <w:t>Zehnjahresüberleben nach Brustkrebs nach Stadium, molekularem Subtyp und Grad kombiniert</w:t>
+        <w:t>Elacestrant zeigt anhaltende Vorteile bei ESR1-mutiertem HR+/HER2– mBC</w:t>
       </w:r>
     </w:p>
     <w:p>
@@ -378,12 +378,12 @@
           <w:color w:val="666666"/>
           <w:sz w:val="18"/>
         </w:rPr>
-        <w:t>Giudici F et al.  ·  Oncologist  ·  09.09.2026  ·  PMID 42640557</w:t>
+        <w:t>Curigliano G et al.  ·  ESMO Open  ·  14.09.2026  ·  PMID 42735454</w:t>
       </w:r>
     </w:p>
     <w:p>
       <w:r>
-        <w:t>Populationsbasierte Kohortenstudie aus der Friuli-Venezia-Giulia-Krebsregisters (Nordostitalien) mit 10 467 Frauen &lt;75 Jahre, diagnostiziert 2004-2014; Verfolgung bis 2023.</w:t>
+        <w:t>Real-World-Analyse von 281 Patientinnen mit HR+/HER2-negativ ESR1-mutiertem metastasiertem Brustkrebs nach ≥1 Linie endokriner Therapie plus CDK4/6-Hemmer.</w:t>
       </w:r>
     </w:p>
     <w:p>
@@ -394,7 +394,7 @@
         <w:t xml:space="preserve">Ergebnis: </w:t>
       </w:r>
       <w:r>
-        <w:t>Höchstes Gesamtüberleben (10-Jahres-Nettoüberleben) bei Stadium I HR+/HER2-: 98,8%. Tiefste bei Stadium III Triple-Negativ: 35,1%. Stadium IV Triple-Negativ: 6,7% vs HR-/HER2+: 18,9%. Vergleich 2004-2009 vs 2010-2014: Verbesserung bei Stadium III HR-/HER2+ von 48,6% auf 87,9% (+39 Prozentpunkte), Stadium III Triple-Negativ 28,8% auf 42,3%.</w:t>
+        <w:t>Medianer Zeitpunkt bis nächste Therapie: 8,2 Monate (95%-KI 6,0–12,2) in Gruppe mit 1–2 Linien ET+CDK4/6i (n=108); 9,0 Monate bei ≥12-monatiger Vortherapie (n=85; 95%-KI 7,7–13,7). Mit nur 1 Vorlinientherapie: 12,2 Monate (95%-KI 9,0-nicht erreicht; n=31). Leber-/Lungenmets: 6,9 Monate; Gehirnmets: 7,4 Monate. Koexistente ESR1+PI3K-Mutation: 6,1 Monate. Durable Vorteile unterstützen Elacestrant als Erst-Option für endokrin-sensitive HR+ ESR1-mutierte Tumoren.</w:t>
       </w:r>
     </w:p>
     <w:p>
@@ -409,7 +409,7 @@
         <w:rPr>
           <w:sz w:val="19"/>
         </w:rPr>
-        <w:t>Italienisches (europäisches) Krebsregister, vergleichbar mit deutschem System und Dokumentation.</w:t>
+        <w:t>Europäische und kanadische Zentren, vergleichbares Versicherungssystem, breiter anwendbar.</w:t>
       </w:r>
     </w:p>
     <w:p>
@@ -418,7 +418,65 @@
           <w:color w:val="5A7D3A"/>
           <w:sz w:val="18"/>
         </w:rPr>
-        <w:t>https://pubmed.ncbi.nlm.nih.gov/42640557/</w:t>
+        <w:t>https://pubmed.ncbi.nlm.nih.gov/42735454/</w:t>
+      </w:r>
+    </w:p>
+    <w:p>
+      <w:pPr>
+        <w:pStyle w:val="Heading2"/>
+      </w:pPr>
+      <w:r>
+        <w:t>Thymusbestrahlung bei NSCLC mit höherem Metastasen- und Todesrisiko assoziiert</w:t>
+      </w:r>
+    </w:p>
+    <w:p>
+      <w:r>
+        <w:rPr>
+          <w:i/>
+          <w:color w:val="666666"/>
+          <w:sz w:val="18"/>
+        </w:rPr>
+        <w:t>Prudente V et al.  ·  Ann Oncol  ·  25.08.2026  ·  PMID 42641684</w:t>
+      </w:r>
+    </w:p>
+    <w:p>
+      <w:r>
+        <w:t>Multikohorten-Analyse von 1.107 NSCLC-Patienten (RTOG-0617 und zwei Real-World-Kohorten) zur Auswirkung akzidenteller Thymusbestrahlung auf Outcome.</w:t>
+      </w:r>
+    </w:p>
+    <w:p>
+      <w:r>
+        <w:rPr>
+          <w:b/>
+        </w:rPr>
+        <w:t xml:space="preserve">Ergebnis: </w:t>
+      </w:r>
+      <w:r>
+        <w:t>Mittlere Thymusdosis (MTD) von 1 Gy assoziiert mit 1,57–4,21% erhöhtem Distanzmetastasen-Risiko (RTOG: aHR 1,29, p=0,0028; Harvard-CRT: aHR 1,33, p=0,011; Harvard-Durva: aHR 1,95, p=0,007). Patienten mit erhaltenem Thymus vorher besonders gefährdet. Nach 1 Jahr: Dosis-abhängiger Thymusfunktions-Verlust und niedrigere Lymphozytenzahlen. Neuplanuung-Machbarkeitsstudie zeigte thymussparing möglich ohne Tumorüberdeckungs-Verlust.</w:t>
+      </w:r>
+    </w:p>
+    <w:p>
+      <w:r>
+        <w:rPr>
+          <w:b/>
+          <w:sz w:val="19"/>
+        </w:rPr>
+        <w:t xml:space="preserve">Übertragbarkeit: </w:t>
+      </w:r>
+      <w:r>
+        <w:rPr>
+          <w:sz w:val="19"/>
+        </w:rPr>
+        <w:t>USA-Daten, aber biologischer Mechanismus universal; deutsche Zentren können Planung adaptieren.</w:t>
+      </w:r>
+    </w:p>
+    <w:p>
+      <w:r>
+        <w:rPr>
+          <w:color w:val="5A7D3A"/>
+          <w:sz w:val="18"/>
+        </w:rPr>
+        <w:t>https://pubmed.ncbi.nlm.nih.gov/42641684/</w:t>
       </w:r>
     </w:p>
     <w:sectPr>

--- a/download/studien-aktuell.docx
+++ b/download/studien-aktuell.docx
@@ -62,7 +62,7 @@
           <w:color w:val="666666"/>
           <w:sz w:val="18"/>
         </w:rPr>
-        <w:t>Stand: 19.09.2026  |  7 Studien  |  onkologie.m-vf.de</w:t>
+        <w:t>Stand: 20.09.2026  |  6 Studien  |  onkologie.m-vf.de</w:t>
       </w:r>
     </w:p>
     <w:p>
@@ -70,7 +70,7 @@
         <w:pStyle w:val="Heading1"/>
       </w:pPr>
       <w:r>
-        <w:t>Aufgenommen am 19.09.2026</w:t>
+        <w:t>Aufgenommen am 20.09.2026</w:t>
       </w:r>
     </w:p>
     <w:p>
@@ -78,7 +78,7 @@
         <w:pStyle w:val="Heading2"/>
       </w:pPr>
       <w:r>
-        <w:t>Präzisions-Prävention und Früherkennung: Framework für neue Krebskontroll-Pfade</w:t>
+        <w:t>Omit-CTV in begrenzt-stadialem Kleinzellkarzinom: Gleiche Wirkung, weniger Toxizität</w:t>
       </w:r>
     </w:p>
     <w:p>
@@ -88,12 +88,12 @@
           <w:color w:val="666666"/>
           <w:sz w:val="18"/>
         </w:rPr>
-        <w:t>Rebbeck TR  ·  Lancet  ·  18.09.2026  ·  PMID 42759527</w:t>
+        <w:t>Wang X et al.  ·  Radiother Oncol  ·  19.09.2026  ·  PMID 42763051</w:t>
       </w:r>
     </w:p>
     <w:p>
       <w:r>
-        <w:t>Editoriales Essay zu Precision Prevention and Early Detection (PPED) – ein Rahmenwerk, das fragt: Wer hat erhöhtes Krebsrisiko, welche Intervention wann, wie de-eskalieren in Niedrig-Risiko-Gruppen?</w:t>
+        <w:t>Retrospektive Real-World-Studie an 946 Patienten mit begrenzt-stadialem Kleinzellkarzinom der Lunge zum Vergleich von Bestrahlungstechnik mit und ohne klinisches Zielvolumen.</w:t>
       </w:r>
     </w:p>
     <w:p>
@@ -104,7 +104,7 @@
         <w:t xml:space="preserve">Ergebnis: </w:t>
       </w:r>
       <w:r>
-        <w:t>Nur 13% der Krebsfälle werden durch Screening entdeckt; 20–50% präsentieren sich notfallmäßig. PPED-Logik funktioniert bei erblichen Syndromen mit ausreichend angereichertem Risiko. Schlüssel: Gesundheitssystem-Infrastruktur und Arbeitskräfte für longitudinales Präventions-Planning; de-Eskalation in Niedrig-Risiko-Personen genauso wichtig wie Intensivierung in Hoch-Risiko. Größte Herausforderung der nächsten Dekade.</w:t>
+        <w:t>Mediales PFS 11,8 vs. 11,6 Monate (HR 0,93; p=0,500), mediales OS 35,8 vs. 30,7 Monate (HR 0,85; p=0,220). Omit-CTV zeigte niedrigere Pneumonitis-Raten (Grad ≥3: 3,4 % vs. 8,3 %) und Ösophagitis (Grad ≥3: 5,7 % vs. 9,1 %). Bei Immuntherapie-Patienten: nicht erreichte PFS vs. 15,2 Monate (HR 0,48; p=0,033), nicht erreichte OS vs. 26,9 Monate (HR 0,31; p=0,018).</w:t>
       </w:r>
     </w:p>
     <w:p>
@@ -119,7 +119,7 @@
         <w:rPr>
           <w:sz w:val="19"/>
         </w:rPr>
-        <w:t>Weltweit anwendbare Prinzipien; deutsche Früherkennung und Zentrenstruktur ermöglichen Umsetzung.</w:t>
+        <w:t>China, nationale Klinikdaten; technische Replizierbarkeit international, aber Validierung erforderlich</w:t>
       </w:r>
     </w:p>
     <w:p>
@@ -128,7 +128,7 @@
           <w:color w:val="5A7D3A"/>
           <w:sz w:val="18"/>
         </w:rPr>
-        <w:t>https://pubmed.ncbi.nlm.nih.gov/42759527/</w:t>
+        <w:t>https://pubmed.ncbi.nlm.nih.gov/42763051/</w:t>
       </w:r>
     </w:p>
     <w:p>
@@ -136,7 +136,7 @@
         <w:pStyle w:val="Heading2"/>
       </w:pPr>
       <w:r>
-        <w:t>Symptom-Belastung in Krebspatienten korreliert mit geringerer Therapie- und höherer Supportiv-Kostennutzung</w:t>
+        <w:t>Dosisunterversorgung bei Protonentherapie: Kein Einfluss auf Ansprechen bei Ösophaguskarzinom</w:t>
       </w:r>
     </w:p>
     <w:p>
@@ -146,12 +146,12 @@
           <w:color w:val="666666"/>
           <w:sz w:val="18"/>
         </w:rPr>
-        <w:t>Hirpara DH et al.  ·  J Clin Oncol  ·  18.09.2026  ·  PMID 42758960</w:t>
+        <w:t>van Keeken K et al.  ·  Radiother Oncol  ·  19.09.2026  ·  PMID 42763050</w:t>
       </w:r>
     </w:p>
     <w:p>
       <w:r>
-        <w:t>Populationsbasierte Kohortenstudie aus Ontario, Kanada: 285.924 Krebspatienten mit 1.728.025 ESAS-Assessments (Edmonton Symptom Assessment) zur Assoziation zwischen Patient-Reported Outcomes und Gesundheitskosten.</w:t>
+        <w:t>Retrospektive niederländische Analyse von 135 Patienten mit distalem Ösophaguskarzinom unter neoadjuvanter Chemoradiotherapie und intensitätsmodulierter Protonentherapie zur Beziehung zwischen akkumulierter Targetdosis und Tumor-Response.</w:t>
       </w:r>
     </w:p>
     <w:p>
@@ -162,7 +162,7 @@
         <w:t xml:space="preserve">Ergebnis: </w:t>
       </w:r>
       <w:r>
-        <w:t>Höchste Symptom-Belastung (Müdigkeit, Depression, Wohlbefinden) bei Atem-, HNO-Tumoren. Jede 10-Punkte-Zunahme ESAS-Score: 9,4% weniger Krebs-Therapiekosten (sinkende Therapie-Nutzung), aber 18% mehr Supportiv-Care-Kosten (mehr ED-Besuche, Hauscare). GI/Mamma/ZNS teuerste Entitäten (85–78k CAD/30 Tage). Aktives Symptom-Management könnte Krebs-Therapien fördern und unnötige Supportiv-Kosten senken.</w:t>
+        <w:t>Dosisunterversorgung des Internal-Target-Volume (ITV D98 % &lt;94 %) trat bei 21 % auf, Gross-Tumor-Volume-Unterversorgung in 0 %. Persistierende klinische komplette Remission/pathologische komplette Remission: 30 % mit vs. 28 % ohne ITV-Unterversorgung (p=0,90). 2-Jahres-OS identisch (64 %). Zwerchfellbewegung &gt;2 cm war nicht mit Unterversorgung assoziiert.</w:t>
       </w:r>
     </w:p>
     <w:p>
@@ -177,7 +177,7 @@
         <w:rPr>
           <w:sz w:val="19"/>
         </w:rPr>
-        <w:t>Kanada, ähnliches Versicherungssystem wie Deutschland; Symptom-Management-Evidenz direkt relevant.</w:t>
+        <w:t>Niederländische Klinik, vergleichbares Versicherungssystem; Technische Parameter übertragbar</w:t>
       </w:r>
     </w:p>
     <w:p>
@@ -186,7 +186,7 @@
           <w:color w:val="5A7D3A"/>
           <w:sz w:val="18"/>
         </w:rPr>
-        <w:t>https://pubmed.ncbi.nlm.nih.gov/42758960/</w:t>
+        <w:t>https://pubmed.ncbi.nlm.nih.gov/42763050/</w:t>
       </w:r>
     </w:p>
     <w:p>
@@ -194,7 +194,7 @@
         <w:pStyle w:val="Heading2"/>
       </w:pPr>
       <w:r>
-        <w:t>Tyrosinkinasehemmer verbessert Gesamtüberleben bei BCR::ABL1+ AML deutlich</w:t>
+        <w:t>MammaPrint im MINDACT: 70-Gen-Signatur bestätigt Prognosekraft bei hochrisiko-Brustkrebspatientinnen</w:t>
       </w:r>
     </w:p>
     <w:p>
@@ -204,12 +204,12 @@
           <w:color w:val="666666"/>
           <w:sz w:val="18"/>
         </w:rPr>
-        <w:t>Bertoli S et al.  ·  Blood  ·  18.09.2026  ·  PMID 42758645</w:t>
+        <w:t>Gielen RCAM et al.  ·  Eur J Cancer  ·  11.09.2026  ·  PMID 42762561</w:t>
       </w:r>
     </w:p>
     <w:p>
       <w:r>
-        <w:t>Multizentrische europäische Studie: 212 Patienten mit de novo BCR::ABL1+ AML wurden retrospektiv analysiert – intensiveChemotherapie (IC) allein oder kombiniert mit Tyrosinkinasehemmer (TKI).</w:t>
+        <w:t>Exploratorische Subgruppen-Analyse des MINDACT-Trials zu prognostischer Performance des 70-Gen-Signatures in Patientinnen über 50 Jahren mit HR+/HER2- Brustkrebs und klinisch hohem, genomisch niedrigem Risiko, die auf Chemotherapie verzichteten.</w:t>
       </w:r>
     </w:p>
     <w:p>
@@ -220,7 +220,7 @@
         <w:t xml:space="preserve">Ergebnis: </w:t>
       </w:r>
       <w:r>
-        <w:t>Mit IC+TKI erreichten 110/123 Patienten (89%) komplette Remission/CRi vs. 52/77 (68%) mit IC allein (p&lt;0,0001). 5-Jahres-Gesamtüberleben: 62,9% (IC+TKI) vs. 38,5% (IC; p&lt;0,0001). Im multivariaten Modell: Odds Ratio für CR/CRi 4,74 (95%-KI 2,17–10,35), Hazard Ratio für Überleben 0,40 (0,27–0,62; p&lt;0,001). TKI-Zusatz ist unabhängiger prognostischer Faktor.</w:t>
+        <w:t>Bei 490 Patientinnen mit Tumoren &gt;2 cm: 8-Jahres-DMFS 87,9 % ohne Chemotherapie (95%-KI 82,9–91,6 %), absoluter Benefit durch Chemotherapie 1,2 %. Bei Grad-3-Tumoren (n=232): DMFS 91,3 % ohne Chemotherapie, Benefit -2,2 %. Bei Lymphknoten-Befall (n=406): DMFS 89,6 %, Benefit 0,7 %. Der Signatur behält prognostische Validität in diesen Hochrisiko-Subgruppen.</w:t>
       </w:r>
     </w:p>
     <w:p>
@@ -235,7 +235,7 @@
         <w:rPr>
           <w:sz w:val="19"/>
         </w:rPr>
-        <w:t>Französisch-deutsches Konsortium, europäische Versicherungssysteme, direkt übertragbar auf deutsche Kliniken.</w:t>
+        <w:t>Europäischer Multizenterstudie (EORTC); GnP-Assessment, Leitlinien-relevant</w:t>
       </w:r>
     </w:p>
     <w:p>
@@ -244,7 +244,7 @@
           <w:color w:val="5A7D3A"/>
           <w:sz w:val="18"/>
         </w:rPr>
-        <w:t>https://pubmed.ncbi.nlm.nih.gov/42758645/</w:t>
+        <w:t>https://pubmed.ncbi.nlm.nih.gov/42762561/</w:t>
       </w:r>
     </w:p>
     <w:p>
@@ -252,7 +252,7 @@
         <w:pStyle w:val="Heading2"/>
       </w:pPr>
       <w:r>
-        <w:t>Intraoperative Radiotherapie zeigt Lokalrezidiv-Raten vergleichbar mit postoperativen Boost</w:t>
+        <w:t>Zugang zu Phase-I-Studien: Barrieren und Chancen bei 26.000 Patienten</w:t>
       </w:r>
     </w:p>
     <w:p>
@@ -262,12 +262,12 @@
           <w:color w:val="666666"/>
           <w:sz w:val="18"/>
         </w:rPr>
-        <w:t>Sarria GR et al.  ·  Strahlenther Onkol  ·  17.09.2026  ·  PMID 42754764</w:t>
+        <w:t>Roulleaux Dugage M et al.  ·  Eur J Cancer  ·  17.09.2026  ·  PMID 42762559</w:t>
       </w:r>
     </w:p>
     <w:p>
       <w:r>
-        <w:t>Matched-Pair-Analyse von 400 Brustkrebs-Patientinnen (je 200 mit intraoperativer oder postoperativer EBRT-Boost) mit frühen Hochrisikotumoreneach Brustkrebserhaltender Chirurgie.</w:t>
+        <w:t>Französisches Einzelzentrum-Register (Gustave Roussy 2007–2023) zur Untersuchung von Überweisungs- und Einschluss-Mustern in Early-Phase-Trials sowie Dauer bis Therapie-Beginn und Behandlungs-Dauer.</w:t>
       </w:r>
     </w:p>
     <w:p>
@@ -278,7 +278,7 @@
         <w:t xml:space="preserve">Ergebnis: </w:t>
       </w:r>
       <w:r>
-        <w:t>Nach medianer 58-Monate-Nachsorge: Kumulative lokale Rezidiv-Inzidenz 3,5% (IORT) vs. 2,0% (EBRT); HR 1,80 (95%-KI 0,58–5,58; p=0,312, nicht signifikant). Keine Unterschiede bei Lymphknoten-, Fernmetastasen-freiem Überleben oder Gesamtüberleben (alle p&gt;0,6). IORT ist wirksame, gut verträgliche Alternative ohne Kompromisse im Langzeit-Onkologie.</w:t>
+        <w:t>Von 26.394 überweisenen Patienten wurden 13.713 (52 %) evaluiert, 5.847 (22 %) gaben Einwilligung ab, 4.769 (18 %) erhielten mindestens eine Dosis. Mediane Zeit von Uberweisung zu Trial-Inkl: variabel nach Tumortyp. Zugangsdisparitäten: Nicht-kleinzelliges Lungenkarzinom war häufigste Überweisung (n=5.025, 19 %), aber Brust-, Kolorektal- und Pankreaskarzinom hatten niedrige Behandlungsquoten trotz hoher Überweisungen. Therapeutische Landschaft: Anstieg von Antikörper-Wirkstoff-Konjugaten und T-Zell-Engagern, Rückgang konventioneller monoklonaler Antikörper.</w:t>
       </w:r>
     </w:p>
     <w:p>
@@ -293,7 +293,7 @@
         <w:rPr>
           <w:sz w:val="19"/>
         </w:rPr>
-        <w:t>Deutsche und europäische Zentren, Versicherungssystem unabhängig, direkt übertragbar.</w:t>
+        <w:t>Frankreich, spezialisiertes Zentrum; begrenzte Übertragbarkeit auf Flächenversorgung, methodisch hochwertig</w:t>
       </w:r>
     </w:p>
     <w:p>
@@ -302,7 +302,7 @@
           <w:color w:val="5A7D3A"/>
           <w:sz w:val="18"/>
         </w:rPr>
-        <w:t>https://pubmed.ncbi.nlm.nih.gov/42754764/</w:t>
+        <w:t>https://pubmed.ncbi.nlm.nih.gov/42762559/</w:t>
       </w:r>
     </w:p>
     <w:p>
@@ -310,7 +310,7 @@
         <w:pStyle w:val="Heading2"/>
       </w:pPr>
       <w:r>
-        <w:t>Seltene EGFR-T790M-Keimbahn-Mutation mit Lungenkrebsrisiko in Southern Appalachia identifiziert</w:t>
+        <w:t>Europäisches Netzwerk für Krebsversorgung bei Jugendlichen und jungen Erwachsenen</w:t>
       </w:r>
     </w:p>
     <w:p>
@@ -320,12 +320,12 @@
           <w:color w:val="666666"/>
           <w:sz w:val="18"/>
         </w:rPr>
-        <w:t>LoPiccolo J et al.  ·  Science  ·  17.09.2026  ·  PMID 42752144</w:t>
+        <w:t>Ferrari A et al.  ·  ESMO Open  ·  18.09.2026  ·  PMID 42759381</w:t>
       </w:r>
     </w:p>
     <w:p>
       <w:r>
-        <w:t>Große bevölkerungsgenetische Studie (&gt;3,3 Mio. Personen) zur Assoziation der EGFR-T790M-Variante mit Lungenkrebsrisiko.</w:t>
+        <w:t>Policy-Paper eines europäischen Expertise-Netzwerks zu Versorgung von Adoleszenten und jungen Erwachsenen (Alter 15–39 Jahre) mit Krebserkrankungen mit Fokus auf nationale Kooperation und strukturelle Maßnahmen.</w:t>
       </w:r>
     </w:p>
     <w:p>
@@ -336,7 +336,7 @@
         <w:t xml:space="preserve">Ergebnis: </w:t>
       </w:r>
       <w:r>
-        <w:t>EGFR-T790M signifikant mit Lungenkrebsrisiko assoziiert, aber nicht mit 17 anderen Tumoren; Risiko übersteigt Raucher-Risiko, mehrfach höher in Never-Smokern. Geografisch/ancestral: höhere Prävalenz in USA (Southern-Appalachian-Founder-Event 200–225 Jahre ago, Herkunft britisch/irisch). Prävalenz regional deutlich erhöht, betrifft britische, irische und afrikanische Abstammung. Erkannte Hochrisiko-Träger ermöglichen gezielte genetische Tests und Screening-Strategien.</w:t>
+        <w:t>Netzwerk empfiehlt: (1) Etablierung länderspezifischer AYA-Zentren, (2) Kooperation zwischen pädiatrischen und Erwachsenen-Onkologie-Diensten, (3) strukturierte Psychosozial-Unterstützung, (4) harmonisierte Datenerfassung für vergleichende Analyse. Hauptmerkmale: Unterschiedliche nationale Zugangsbarrieren und Versorgungsstrukturen in Europas Ländern erfordern lokale Anpassung bei gemeinsamen Standards.</w:t>
       </w:r>
     </w:p>
     <w:p>
@@ -351,7 +351,7 @@
         <w:rPr>
           <w:sz w:val="19"/>
         </w:rPr>
-        <w:t>Transatlantische Studie, Angloamerika-Fokus; für Deutschland gering: regionale Appalachian-Founder-Effekt USA-spezifisch.</w:t>
+        <w:t>Europäischer Kontext, 14 Länder; Übertragbar auf deutsches System mit entsprechender Anpassung</w:t>
       </w:r>
     </w:p>
     <w:p>
@@ -360,7 +360,7 @@
           <w:color w:val="5A7D3A"/>
           <w:sz w:val="18"/>
         </w:rPr>
-        <w:t>https://pubmed.ncbi.nlm.nih.gov/42752144/</w:t>
+        <w:t>https://pubmed.ncbi.nlm.nih.gov/42759381/</w:t>
       </w:r>
     </w:p>
     <w:p>
@@ -368,7 +368,7 @@
         <w:pStyle w:val="Heading2"/>
       </w:pPr>
       <w:r>
-        <w:t>Elacestrant zeigt anhaltende Vorteile bei ESR1-mutiertem HR+/HER2– mBC</w:t>
+        <w:t>Internationale Konsens-Kriterien für T-Zell-Großgranulär-Lymphom-Diagnose und Therapie</w:t>
       </w:r>
     </w:p>
     <w:p>
@@ -378,12 +378,12 @@
           <w:color w:val="666666"/>
           <w:sz w:val="18"/>
         </w:rPr>
-        <w:t>Curigliano G et al.  ·  ESMO Open  ·  14.09.2026  ·  PMID 42735454</w:t>
+        <w:t>Brammer JE et al.  ·  Blood  ·  21.08.2026  ·  PMID 42640859</w:t>
       </w:r>
     </w:p>
     <w:p>
       <w:r>
-        <w:t>Real-World-Analyse von 281 Patientinnen mit HR+/HER2-negativ ESR1-mutiertem metastasiertem Brustkrebs nach ≥1 Linie endokriner Therapie plus CDK4/6-Hemmer.</w:t>
+        <w:t>Internationale Konsensus-Arbeit (LGLL Consortium) zur Etablierung einheitlicher Diagnose-, Behandlungs- und Response-Kriterien für die seltene T-Zell-Großgranulär-Leukämie zur Standardisierung klinischer und Forschungspraxis.</w:t>
       </w:r>
     </w:p>
     <w:p>
@@ -394,7 +394,7 @@
         <w:t xml:space="preserve">Ergebnis: </w:t>
       </w:r>
       <w:r>
-        <w:t>Medianer Zeitpunkt bis nächste Therapie: 8,2 Monate (95%-KI 6,0–12,2) in Gruppe mit 1–2 Linien ET+CDK4/6i (n=108); 9,0 Monate bei ≥12-monatiger Vortherapie (n=85; 95%-KI 7,7–13,7). Mit nur 1 Vorlinientherapie: 12,2 Monate (95%-KI 9,0-nicht erreicht; n=31). Leber-/Lungenmets: 6,9 Monate; Gehirnmets: 7,4 Monate. Koexistente ESR1+PI3K-Mutation: 6,1 Monate. Durable Vorteile unterstützen Elacestrant als Erst-Option für endokrin-sensitive HR+ ESR1-mutierte Tumoren.</w:t>
+        <w:t>Konsens auf folgende Punkte: (1) Harmonisierte diagnostische Laborkriterien (Flow-Cytometrie, TCR-Molekularanalyse), (2) standardisierte Behandlungsinitiat-Indikatoren (Symptomatik, Organfunktion), (3) einheitliche Response-Assessment-Parameter (Hämatologie, funktionelle Marker). Empfehlungen zur Differenzialdiagnose autoimmunärer Phänomene. Kriterien adressieren zentrale Heterogenität bisheriger Studien, um zukünftige Trials und Klinik zu vereinheitlichen.</w:t>
       </w:r>
     </w:p>
     <w:p>
@@ -409,7 +409,7 @@
         <w:rPr>
           <w:sz w:val="19"/>
         </w:rPr>
-        <w:t>Europäische und kanadische Zentren, vergleichbares Versicherungssystem, breiter anwendbar.</w:t>
+        <w:t>International mit europäischen Zentren; Standards sind system-unabhängig, direkt übertragbar</w:t>
       </w:r>
     </w:p>
     <w:p>
@@ -418,65 +418,7 @@
           <w:color w:val="5A7D3A"/>
           <w:sz w:val="18"/>
         </w:rPr>
-        <w:t>https://pubmed.ncbi.nlm.nih.gov/42735454/</w:t>
-      </w:r>
-    </w:p>
-    <w:p>
-      <w:pPr>
-        <w:pStyle w:val="Heading2"/>
-      </w:pPr>
-      <w:r>
-        <w:t>Thymusbestrahlung bei NSCLC mit höherem Metastasen- und Todesrisiko assoziiert</w:t>
-      </w:r>
-    </w:p>
-    <w:p>
-      <w:r>
-        <w:rPr>
-          <w:i/>
-          <w:color w:val="666666"/>
-          <w:sz w:val="18"/>
-        </w:rPr>
-        <w:t>Prudente V et al.  ·  Ann Oncol  ·  25.08.2026  ·  PMID 42641684</w:t>
-      </w:r>
-    </w:p>
-    <w:p>
-      <w:r>
-        <w:t>Multikohorten-Analyse von 1.107 NSCLC-Patienten (RTOG-0617 und zwei Real-World-Kohorten) zur Auswirkung akzidenteller Thymusbestrahlung auf Outcome.</w:t>
-      </w:r>
-    </w:p>
-    <w:p>
-      <w:r>
-        <w:rPr>
-          <w:b/>
-        </w:rPr>
-        <w:t xml:space="preserve">Ergebnis: </w:t>
-      </w:r>
-      <w:r>
-        <w:t>Mittlere Thymusdosis (MTD) von 1 Gy assoziiert mit 1,57–4,21% erhöhtem Distanzmetastasen-Risiko (RTOG: aHR 1,29, p=0,0028; Harvard-CRT: aHR 1,33, p=0,011; Harvard-Durva: aHR 1,95, p=0,007). Patienten mit erhaltenem Thymus vorher besonders gefährdet. Nach 1 Jahr: Dosis-abhängiger Thymusfunktions-Verlust und niedrigere Lymphozytenzahlen. Neuplanuung-Machbarkeitsstudie zeigte thymussparing möglich ohne Tumorüberdeckungs-Verlust.</w:t>
-      </w:r>
-    </w:p>
-    <w:p>
-      <w:r>
-        <w:rPr>
-          <w:b/>
-          <w:sz w:val="19"/>
-        </w:rPr>
-        <w:t xml:space="preserve">Übertragbarkeit: </w:t>
-      </w:r>
-      <w:r>
-        <w:rPr>
-          <w:sz w:val="19"/>
-        </w:rPr>
-        <w:t>USA-Daten, aber biologischer Mechanismus universal; deutsche Zentren können Planung adaptieren.</w:t>
-      </w:r>
-    </w:p>
-    <w:p>
-      <w:r>
-        <w:rPr>
-          <w:color w:val="5A7D3A"/>
-          <w:sz w:val="18"/>
-        </w:rPr>
-        <w:t>https://pubmed.ncbi.nlm.nih.gov/42641684/</w:t>
+        <w:t>https://pubmed.ncbi.nlm.nih.gov/42640859/</w:t>
       </w:r>
     </w:p>
     <w:sectPr>

--- a/download/studien-aktuell.docx
+++ b/download/studien-aktuell.docx
@@ -62,7 +62,7 @@
           <w:color w:val="666666"/>
           <w:sz w:val="18"/>
         </w:rPr>
-        <w:t>Stand: 20.09.2026  |  6 Studien  |  onkologie.m-vf.de</w:t>
+        <w:t>Stand: 21.09.2026  |  6 Studien  |  onkologie.m-vf.de</w:t>
       </w:r>
     </w:p>
     <w:p>
@@ -70,7 +70,7 @@
         <w:pStyle w:val="Heading1"/>
       </w:pPr>
       <w:r>
-        <w:t>Aufgenommen am 20.09.2026</w:t>
+        <w:t>Aufgenommen am 21.09.2026</w:t>
       </w:r>
     </w:p>
     <w:p>
@@ -78,7 +78,7 @@
         <w:pStyle w:val="Heading2"/>
       </w:pPr>
       <w:r>
-        <w:t>Omit-CTV in begrenzt-stadialem Kleinzellkarzinom: Gleiche Wirkung, weniger Toxizität</w:t>
+        <w:t>SABR bei oligometastatischem Brustkrebs: Lokale Kontrolle 92,5% in 1 Jahr</w:t>
       </w:r>
     </w:p>
     <w:p>
@@ -88,12 +88,12 @@
           <w:color w:val="666666"/>
           <w:sz w:val="18"/>
         </w:rPr>
-        <w:t>Wang X et al.  ·  Radiother Oncol  ·  19.09.2026  ·  PMID 42763051</w:t>
+        <w:t>Viani GA et al.  ·  Radiother Oncol  ·  20.09.2026  ·  PMID 42764105</w:t>
       </w:r>
     </w:p>
     <w:p>
       <w:r>
-        <w:t>Retrospektive Real-World-Studie an 946 Patienten mit begrenzt-stadialem Kleinzellkarzinom der Lunge zum Vergleich von Bestrahlungstechnik mit und ohne klinisches Zielvolumen.</w:t>
+        <w:t>Metaanalyse von 25 Studien (1.577 Patienten) zu stereotaktischer ablativer Radiotherapie bei oligometastatischem Brustkrebs.</w:t>
       </w:r>
     </w:p>
     <w:p>
@@ -104,7 +104,7 @@
         <w:t xml:space="preserve">Ergebnis: </w:t>
       </w:r>
       <w:r>
-        <w:t>Mediales PFS 11,8 vs. 11,6 Monate (HR 0,93; p=0,500), mediales OS 35,8 vs. 30,7 Monate (HR 0,85; p=0,220). Omit-CTV zeigte niedrigere Pneumonitis-Raten (Grad ≥3: 3,4 % vs. 8,3 %) und Ösophagitis (Grad ≥3: 5,7 % vs. 9,1 %). Bei Immuntherapie-Patienten: nicht erreichte PFS vs. 15,2 Monate (HR 0,48; p=0,033), nicht erreichte OS vs. 26,9 Monate (HR 0,31; p=0,018).</w:t>
+        <w:t>Lokale Kontrolle nach 1 Jahr: 92,5 % (95% KI 90,4–94,2), nach 2 Jahren 84,6 % (81,1–87,6). De-novo-Oligometastasen zeigten bessere Ergebnisse als Oligoprogression (OS nach 2 Jahren 91,0 vs. 65,8 %; p=0,002). Grad ≥3-Nebenwirkungen in nur 1,5 % der Patienten.</w:t>
       </w:r>
     </w:p>
     <w:p>
@@ -119,7 +119,7 @@
         <w:rPr>
           <w:sz w:val="19"/>
         </w:rPr>
-        <w:t>China, nationale Klinikdaten; technische Replizierbarkeit international, aber Validierung erforderlich</w:t>
+        <w:t>Europäische und internationale Studien, vergleichbare Versorgungsstandards</w:t>
       </w:r>
     </w:p>
     <w:p>
@@ -128,7 +128,7 @@
           <w:color w:val="5A7D3A"/>
           <w:sz w:val="18"/>
         </w:rPr>
-        <w:t>https://pubmed.ncbi.nlm.nih.gov/42763051/</w:t>
+        <w:t>https://pubmed.ncbi.nlm.nih.gov/42764105/</w:t>
       </w:r>
     </w:p>
     <w:p>
@@ -136,7 +136,7 @@
         <w:pStyle w:val="Heading2"/>
       </w:pPr>
       <w:r>
-        <w:t>Dosisunterversorgung bei Protonentherapie: Kein Einfluss auf Ansprechen bei Ösophaguskarzinom</w:t>
+        <w:t>Screening für Schmerz und Depression verbessert sich, aber nicht die Symptomlinderung</w:t>
       </w:r>
     </w:p>
     <w:p>
@@ -146,12 +146,12 @@
           <w:color w:val="666666"/>
           <w:sz w:val="18"/>
         </w:rPr>
-        <w:t>van Keeken K et al.  ·  Radiother Oncol  ·  19.09.2026  ·  PMID 42763050</w:t>
+        <w:t>Huang TQ et al.  ·  JCO Oncol Pract  ·  17.09.2026  ·  PMID 42753214</w:t>
       </w:r>
     </w:p>
     <w:p>
       <w:r>
-        <w:t>Retrospektive niederländische Analyse von 135 Patienten mit distalem Ösophaguskarzinom unter neoadjuvanter Chemoradiotherapie und intensitätsmodulierter Protonentherapie zur Beziehung zwischen akkumulierter Targetdosis und Tumor-Response.</w:t>
+        <w:t>Analyse von Patienten-Erfahrungsdaten aus dem Oncology Care Model (USA) 2017–2022: Trend von praxis-dokumentierten Screening-Raten vs. Patient-reported Outcomes.</w:t>
       </w:r>
     </w:p>
     <w:p>
@@ -162,7 +162,7 @@
         <w:t xml:space="preserve">Ergebnis: </w:t>
       </w:r>
       <w:r>
-        <w:t>Dosisunterversorgung des Internal-Target-Volume (ITV D98 % &lt;94 %) trat bei 21 % auf, Gross-Tumor-Volume-Unterversorgung in 0 %. Persistierende klinische komplette Remission/pathologische komplette Remission: 30 % mit vs. 28 % ohne ITV-Unterversorgung (p=0,90). 2-Jahres-OS identisch (64 %). Zwerchfellbewegung &gt;2 cm war nicht mit Unterversorgung assoziiert.</w:t>
+        <w:t>Praxis-berichtete Schmerz-Screening/-Management-Raten stiegen von 76,5 % auf 92,6 % (2017–2022); Depression von 56,6 % auf 81,7 %. Aber patient-berichtete Schmerzen nahmen leicht ab (–0,2 Prozentpunkte/Quartal; p=0,002), Hilfe bei Symptomen stieg nicht (p&gt;0,20).</w:t>
       </w:r>
     </w:p>
     <w:p>
@@ -177,7 +177,7 @@
         <w:rPr>
           <w:sz w:val="19"/>
         </w:rPr>
-        <w:t>Niederländische Klinik, vergleichbares Versicherungssystem; Technische Parameter übertragbar</w:t>
+        <w:t>USA, Qualitätsmessung im Versicherungssystem unterscheidet sich von Deutschland</w:t>
       </w:r>
     </w:p>
     <w:p>
@@ -186,7 +186,7 @@
           <w:color w:val="5A7D3A"/>
           <w:sz w:val="18"/>
         </w:rPr>
-        <w:t>https://pubmed.ncbi.nlm.nih.gov/42763050/</w:t>
+        <w:t>https://pubmed.ncbi.nlm.nih.gov/42753214/</w:t>
       </w:r>
     </w:p>
     <w:p>
@@ -194,7 +194,7 @@
         <w:pStyle w:val="Heading2"/>
       </w:pPr>
       <w:r>
-        <w:t>MammaPrint im MINDACT: 70-Gen-Signatur bestätigt Prognosekraft bei hochrisiko-Brustkrebspatientinnen</w:t>
+        <w:t>MET-Biomarker-Schwellenwerte bei Osimertinib-resistentem EGFR-mutiertem Lungenkarzinom</w:t>
       </w:r>
     </w:p>
     <w:p>
@@ -204,12 +204,12 @@
           <w:color w:val="666666"/>
           <w:sz w:val="18"/>
         </w:rPr>
-        <w:t>Gielen RCAM et al.  ·  Eur J Cancer  ·  11.09.2026  ·  PMID 42762561</w:t>
+        <w:t>Ahn MJ et al.  ·  Clin Cancer Res  ·  17.09.2026  ·  PMID 42752799</w:t>
       </w:r>
     </w:p>
     <w:p>
       <w:r>
-        <w:t>Exploratorische Subgruppen-Analyse des MINDACT-Trials zu prognostischer Performance des 70-Gen-Signatures in Patientinnen über 50 Jahren mit HR+/HER2- Brustkrebs und klinisch hohem, genomisch niedrigem Risiko, die auf Chemotherapie verzichteten.</w:t>
+        <w:t>Retrospektive Analyse aus Phase-II-SAVANNAH-Studie: Bestimmung optimaler MET-Cutoffs (IHC/FISH) für Savolitinib plus Osimertinib bei vorbehandeltem NSCLC.</w:t>
       </w:r>
     </w:p>
     <w:p>
@@ -220,7 +220,7 @@
         <w:t xml:space="preserve">Ergebnis: </w:t>
       </w:r>
       <w:r>
-        <w:t>Bei 490 Patientinnen mit Tumoren &gt;2 cm: 8-Jahres-DMFS 87,9 % ohne Chemotherapie (95%-KI 82,9–91,6 %), absoluter Benefit durch Chemotherapie 1,2 %. Bei Grad-3-Tumoren (n=232): DMFS 91,3 % ohne Chemotherapie, Benefit -2,2 %. Bei Lymphknoten-Befall (n=406): DMFS 89,6 %, Benefit 0,7 %. Der Signatur behält prognostische Validität in diesen Hochrisiko-Subgruppen.</w:t>
+        <w:t>ORR 49 % (MET IHC 3+/≥90 % und/oder FISH 10+) vs. 9 % (MET-negativ); 32 % (MET IHC 3+/≥50 % oder FISH 5+). Prävalenz MET 3+/≥90 % oder FISH 10+ betrug 34 %. Optimale Cutoffs identifiziert für Phase-III-SAFFRON-Studie.</w:t>
       </w:r>
     </w:p>
     <w:p>
@@ -235,7 +235,7 @@
         <w:rPr>
           <w:sz w:val="19"/>
         </w:rPr>
-        <w:t>Europäischer Multizenterstudie (EORTC); GnP-Assessment, Leitlinien-relevant</w:t>
+        <w:t>Internationale Studie, Biomarker-Definition für Zulassungspfade weltweit</w:t>
       </w:r>
     </w:p>
     <w:p>
@@ -244,7 +244,7 @@
           <w:color w:val="5A7D3A"/>
           <w:sz w:val="18"/>
         </w:rPr>
-        <w:t>https://pubmed.ncbi.nlm.nih.gov/42762561/</w:t>
+        <w:t>https://pubmed.ncbi.nlm.nih.gov/42752799/</w:t>
       </w:r>
     </w:p>
     <w:p>
@@ -252,7 +252,7 @@
         <w:pStyle w:val="Heading2"/>
       </w:pPr>
       <w:r>
-        <w:t>Zugang zu Phase-I-Studien: Barrieren und Chancen bei 26.000 Patienten</w:t>
+        <w:t>Immun-Checkpoint-Inhibitoren bei Kopf-Hals-Tumoren mit niedriger PD-L1: verschlechterte Überlebensergebnisse</w:t>
       </w:r>
     </w:p>
     <w:p>
@@ -262,12 +262,12 @@
           <w:color w:val="666666"/>
           <w:sz w:val="18"/>
         </w:rPr>
-        <w:t>Roulleaux Dugage M et al.  ·  Eur J Cancer  ·  17.09.2026  ·  PMID 42762559</w:t>
+        <w:t>Jin M et al.  ·  JAMA Oncol  ·  17.09.2026  ·  PMID 42752536</w:t>
       </w:r>
     </w:p>
     <w:p>
       <w:r>
-        <w:t>Französisches Einzelzentrum-Register (Gustave Roussy 2007–2023) zur Untersuchung von Überweisungs- und Einschluss-Mustern in Early-Phase-Trials sowie Dauer bis Therapie-Beginn und Behandlungs-Dauer.</w:t>
+        <w:t>Bayessche Metaanalyse von 7 randomisierten Studien (630 Patienten mit PD-L1 CPS &lt;1) zum Overall Survival unter ICI-Therapie vs. Standard-Chemotherapie bei Kopf-Hals-Karzinomen.</w:t>
       </w:r>
     </w:p>
     <w:p>
@@ -278,7 +278,7 @@
         <w:t xml:space="preserve">Ergebnis: </w:t>
       </w:r>
       <w:r>
-        <w:t>Von 26.394 überweisenen Patienten wurden 13.713 (52 %) evaluiert, 5.847 (22 %) gaben Einwilligung ab, 4.769 (18 %) erhielten mindestens eine Dosis. Mediane Zeit von Uberweisung zu Trial-Inkl: variabel nach Tumortyp. Zugangsdisparitäten: Nicht-kleinzelliges Lungenkarzinom war häufigste Überweisung (n=5.025, 19 %), aber Brust-, Kolorektal- und Pankreaskarzinom hatten niedrige Behandlungsquoten trotz hoher Überweisungen. Therapeutische Landschaft: Anstieg von Antikörper-Wirkstoff-Konjugaten und T-Zell-Engagern, Rückgang konventioneller monoklonaler Antikörper.</w:t>
+        <w:t>Posterior-Wahrscheinlichkeit für schlechteres OS unter ICI: 95,6 %. Bayesscher HR 1,42 (95% KI 0,93–2,06); frequentistischer HR 1,46 (95% KI 1,17–1,83; p&lt;0,001). Empfehlung: Vorsicht bei ICI in dieser PD-L1-negativen Subgruppe.</w:t>
       </w:r>
     </w:p>
     <w:p>
@@ -293,7 +293,7 @@
         <w:rPr>
           <w:sz w:val="19"/>
         </w:rPr>
-        <w:t>Frankreich, spezialisiertes Zentrum; begrenzte Übertragbarkeit auf Flächenversorgung, methodisch hochwertig</w:t>
+        <w:t>USA und internationale Studien, Befund ist allgemein anwendbar</w:t>
       </w:r>
     </w:p>
     <w:p>
@@ -302,7 +302,7 @@
           <w:color w:val="5A7D3A"/>
           <w:sz w:val="18"/>
         </w:rPr>
-        <w:t>https://pubmed.ncbi.nlm.nih.gov/42762559/</w:t>
+        <w:t>https://pubmed.ncbi.nlm.nih.gov/42752536/</w:t>
       </w:r>
     </w:p>
     <w:p>
@@ -310,7 +310,7 @@
         <w:pStyle w:val="Heading2"/>
       </w:pPr>
       <w:r>
-        <w:t>Europäisches Netzwerk für Krebsversorgung bei Jugendlichen und jungen Erwachsenen</w:t>
+        <w:t>Tumorreaktion γδ T-Zell-Rezeptoren aus Myelom: Machine-Learning-Identifikation und universelle Therapie</w:t>
       </w:r>
     </w:p>
     <w:p>
@@ -320,12 +320,12 @@
           <w:color w:val="666666"/>
           <w:sz w:val="18"/>
         </w:rPr>
-        <w:t>Ferrari A et al.  ·  ESMO Open  ·  18.09.2026  ·  PMID 42759381</w:t>
+        <w:t>St Paul M et al.  ·  Nature  ·  16.09.2026  ·  PMID 42749802</w:t>
       </w:r>
     </w:p>
     <w:p>
       <w:r>
-        <w:t>Policy-Paper eines europäischen Expertise-Netzwerks zu Versorgung von Adoleszenten und jungen Erwachsenen (Alter 15–39 Jahre) mit Krebserkrankungen mit Fokus auf nationale Kooperation und strukturelle Maßnahmen.</w:t>
+        <w:t>Grundlagenarbeit: PreGame-Algorithmus zur Identifikation tumorreaktiver γδ TCRs aus Single-Cell-Daten. Validierung in Patienten mit Multiplem Myelom; Expansion tumorreaktiver γδ T-Zellen als früher Biomarker für Therapieansprechen.</w:t>
       </w:r>
     </w:p>
     <w:p>
@@ -336,7 +336,7 @@
         <w:t xml:space="preserve">Ergebnis: </w:t>
       </w:r>
       <w:r>
-        <w:t>Netzwerk empfiehlt: (1) Etablierung länderspezifischer AYA-Zentren, (2) Kooperation zwischen pädiatrischen und Erwachsenen-Onkologie-Diensten, (3) strukturierte Psychosozial-Unterstützung, (4) harmonisierte Datenerfassung für vergleichende Analyse. Hauptmerkmale: Unterschiedliche nationale Zugangsbarrieren und Versorgungsstrukturen in Europas Ländern erfordern lokale Anpassung bei gemeinsamen Standards.</w:t>
+        <w:t>PreGame identifiziert tumorreaktion γδ T-Zellen zuverlässig. Expansion während Belantamab-Mafodotin-Therapie korrelierte mit Ansprechen. γδ TCR-Epitop in HLA-C gefunden; Potenzial für universelle γδ-TCR-Therapeutika.</w:t>
       </w:r>
     </w:p>
     <w:p>
@@ -351,7 +351,7 @@
         <w:rPr>
           <w:sz w:val="19"/>
         </w:rPr>
-        <w:t>Europäischer Kontext, 14 Länder; Übertragbar auf deutsches System mit entsprechender Anpassung</w:t>
+        <w:t>Kanada und international, Grundlagenergebnis mit Therapie-Translationspfad</w:t>
       </w:r>
     </w:p>
     <w:p>
@@ -360,7 +360,7 @@
           <w:color w:val="5A7D3A"/>
           <w:sz w:val="18"/>
         </w:rPr>
-        <w:t>https://pubmed.ncbi.nlm.nih.gov/42759381/</w:t>
+        <w:t>https://pubmed.ncbi.nlm.nih.gov/42749802/</w:t>
       </w:r>
     </w:p>
     <w:p>
@@ -368,7 +368,7 @@
         <w:pStyle w:val="Heading2"/>
       </w:pPr>
       <w:r>
-        <w:t>Internationale Konsens-Kriterien für T-Zell-Großgranulär-Lymphom-Diagnose und Therapie</w:t>
+        <w:t>Sozioökonomische Disparitäten bei Sarkomdiagnose und Zentrumsanbindung</w:t>
       </w:r>
     </w:p>
     <w:p>
@@ -378,12 +378,12 @@
           <w:color w:val="666666"/>
           <w:sz w:val="18"/>
         </w:rPr>
-        <w:t>Brammer JE et al.  ·  Blood  ·  21.08.2026  ·  PMID 42640859</w:t>
+        <w:t>Mascaró-Baselga P et al.  ·  Oncologist  ·  09.09.2026  ·  PMID 42704687</w:t>
       </w:r>
     </w:p>
     <w:p>
       <w:r>
-        <w:t>Internationale Konsensus-Arbeit (LGLL Consortium) zur Etablierung einheitlicher Diagnose-, Behandlungs- und Response-Kriterien für die seltene T-Zell-Großgranulär-Leukämie zur Standardisierung klinischer und Forschungspraxis.</w:t>
+        <w:t>Querschnittsstudie an 415 Sarkom-Patienten (365 Spanien, 50 Portugal) zu Einflussfaktoren auf Diagnostik, Überweisung und Patientengruppen-Awareness.</w:t>
       </w:r>
     </w:p>
     <w:p>
@@ -394,7 +394,7 @@
         <w:t xml:space="preserve">Ergebnis: </w:t>
       </w:r>
       <w:r>
-        <w:t>Konsens auf folgende Punkte: (1) Harmonisierte diagnostische Laborkriterien (Flow-Cytometrie, TCR-Molekularanalyse), (2) standardisierte Behandlungsinitiat-Indikatoren (Symptomatik, Organfunktion), (3) einheitliche Response-Assessment-Parameter (Hämatologie, funktionelle Marker). Empfehlungen zur Differenzialdiagnose autoimmunärer Phänomene. Kriterien adressieren zentrale Heterogenität bisheriger Studien, um zukünftige Trials und Klinik zu vereinheitlichen.</w:t>
+        <w:t>Niedrigeres Einkommen (OR 2,38) war mit längeren Diagnostik-Verzögerungen assoziiert; ländliches Wohnen (OR 3,48) mit weniger Überweisungen zu Spezialistzentren. Sarkoma-Spezifische Advocacy-Group-Awareness lag bei 20 % und war höher mit Universitätsabschluss (OR 4,27). Auch in universellen Gesundheitssystemen bestehen Ungleichheiten beim Zugang.</w:t>
       </w:r>
     </w:p>
     <w:p>
@@ -409,7 +409,7 @@
         <w:rPr>
           <w:sz w:val="19"/>
         </w:rPr>
-        <w:t>International mit europäischen Zentren; Standards sind system-unabhängig, direkt übertragbar</w:t>
+        <w:t>Spanien und Portugal, europäische Versicherungssysteme, universale Gesundheitsversorgung</w:t>
       </w:r>
     </w:p>
     <w:p>
@@ -418,7 +418,7 @@
           <w:color w:val="5A7D3A"/>
           <w:sz w:val="18"/>
         </w:rPr>
-        <w:t>https://pubmed.ncbi.nlm.nih.gov/42640859/</w:t>
+        <w:t>https://pubmed.ncbi.nlm.nih.gov/42704687/</w:t>
       </w:r>
     </w:p>
     <w:sectPr>

--- a/download/studien-aktuell.docx
+++ b/download/studien-aktuell.docx
@@ -62,7 +62,7 @@
           <w:color w:val="666666"/>
           <w:sz w:val="18"/>
         </w:rPr>
-        <w:t>Stand: 21.09.2026  |  6 Studien  |  onkologie.m-vf.de</w:t>
+        <w:t>Stand: 22.09.2026  |  6 Studien  |  onkologie.m-vf.de</w:t>
       </w:r>
     </w:p>
     <w:p>
@@ -70,7 +70,7 @@
         <w:pStyle w:val="Heading1"/>
       </w:pPr>
       <w:r>
-        <w:t>Aufgenommen am 21.09.2026</w:t>
+        <w:t>Aufgenommen am 22.09.2026</w:t>
       </w:r>
     </w:p>
     <w:p>
@@ -78,7 +78,7 @@
         <w:pStyle w:val="Heading2"/>
       </w:pPr>
       <w:r>
-        <w:t>SABR bei oligometastatischem Brustkrebs: Lokale Kontrolle 92,5% in 1 Jahr</w:t>
+        <w:t>Symptom-Belastung während Behandlung: Starkes Prognosesignal für Überleben</w:t>
       </w:r>
     </w:p>
     <w:p>
@@ -88,12 +88,12 @@
           <w:color w:val="666666"/>
           <w:sz w:val="18"/>
         </w:rPr>
-        <w:t>Viani GA et al.  ·  Radiother Oncol  ·  20.09.2026  ·  PMID 42764105</w:t>
+        <w:t>Hofsø K et al.  ·  ESMO Open  ·  21.09.2026  ·  PMID 42767083</w:t>
       </w:r>
     </w:p>
     <w:p>
       <w:r>
-        <w:t>Metaanalyse von 25 Studien (1.577 Patienten) zu stereotaktischer ablativer Radiotherapie bei oligometastatischem Brustkrebs.</w:t>
+        <w:t>534 Patienten während Krebsbehandlung wurden nach Symptomen klassifiziert; die Assoziation zwischen Symptombelastung und langfristigem Überleben wurde 12–15 Jahre später gemessen.</w:t>
       </w:r>
     </w:p>
     <w:p>
@@ -104,7 +104,7 @@
         <w:t xml:space="preserve">Ergebnis: </w:t>
       </w:r>
       <w:r>
-        <w:t>Lokale Kontrolle nach 1 Jahr: 92,5 % (95% KI 90,4–94,2), nach 2 Jahren 84,6 % (81,1–87,6). De-novo-Oligometastasen zeigten bessere Ergebnisse als Oligoprogression (OS nach 2 Jahren 91,0 vs. 65,8 %; p=0,002). Grad ≥3-Nebenwirkungen in nur 1,5 % der Patienten.</w:t>
+        <w:t>Patienten mit durchgehend hoher Symptombelastung zeigten eine höhere Mortalität (HR 1,48; 95% KI 1,14–1,94) als andere Symptomgruppen. Symptomklassen könnten zur Risikoschichtung herangezogen werden.</w:t>
       </w:r>
     </w:p>
     <w:p>
@@ -119,7 +119,7 @@
         <w:rPr>
           <w:sz w:val="19"/>
         </w:rPr>
-        <w:t>Europäische und internationale Studien, vergleichbare Versorgungsstandards</w:t>
+        <w:t>Norwegen, Versicherungssystem und Onkologieversorgung vergleichbar mit Deutschland.</w:t>
       </w:r>
     </w:p>
     <w:p>
@@ -128,7 +128,7 @@
           <w:color w:val="5A7D3A"/>
           <w:sz w:val="18"/>
         </w:rPr>
-        <w:t>https://pubmed.ncbi.nlm.nih.gov/42764105/</w:t>
+        <w:t>https://pubmed.ncbi.nlm.nih.gov/42767083/</w:t>
       </w:r>
     </w:p>
     <w:p>
@@ -136,7 +136,7 @@
         <w:pStyle w:val="Heading2"/>
       </w:pPr>
       <w:r>
-        <w:t>Screening für Schmerz und Depression verbessert sich, aber nicht die Symptomlinderung</w:t>
+        <w:t>Dosisreduktion bei Ewing-Sarkom: Verzicht auf Therapie verschärft Prognose nicht</w:t>
       </w:r>
     </w:p>
     <w:p>
@@ -146,12 +146,12 @@
           <w:color w:val="666666"/>
           <w:sz w:val="18"/>
         </w:rPr>
-        <w:t>Huang TQ et al.  ·  JCO Oncol Pract  ·  17.09.2026  ·  PMID 42753214</w:t>
+        <w:t>Liu Y et al.  ·  Eur J Cancer  ·  16.09.2026  ·  PMID 42766959</w:t>
       </w:r>
     </w:p>
     <w:p>
       <w:r>
-        <w:t>Analyse von Patienten-Erfahrungsdaten aus dem Oncology Care Model (USA) 2017–2022: Trend von praxis-dokumentierten Screening-Raten vs. Patient-reported Outcomes.</w:t>
+        <w:t>Euro Ewing 2012-Daten von 534 Patienten wurden analysiert, um die Auswirkung von Chemotherapie-Dosisanpassungen auf ereignisfreies Überleben zu quantifizieren.</w:t>
       </w:r>
     </w:p>
     <w:p>
@@ -162,7 +162,7 @@
         <w:t xml:space="preserve">Ergebnis: </w:t>
       </w:r>
       <w:r>
-        <w:t>Praxis-berichtete Schmerz-Screening/-Management-Raten stiegen von 76,5 % auf 92,6 % (2017–2022); Depression von 56,6 % auf 81,7 %. Aber patient-berichtete Schmerzen nahmen leicht ab (–0,2 Prozentpunkte/Quartal; p=0,002), Hilfe bei Symptomen stieg nicht (p&gt;0,20).</w:t>
+        <w:t>Dosisreduktion war protektiv (HR 0,69; KI 0,39–1,24), Therapieverzögerung neutral (HR 1,02; KI 0,90–1,15); beide nicht signifikant. Toxizitätsmanagement durch Dosisanpassung beeinträchtigt Prognose nicht wesentlich.</w:t>
       </w:r>
     </w:p>
     <w:p>
@@ -177,7 +177,7 @@
         <w:rPr>
           <w:sz w:val="19"/>
         </w:rPr>
-        <w:t>USA, Qualitätsmessung im Versicherungssystem unterscheidet sich von Deutschland</w:t>
+        <w:t>Europäische Studie, multinationale Kohorte, Ergebnisse übertragbar auf deutsches Versorgungssystem.</w:t>
       </w:r>
     </w:p>
     <w:p>
@@ -186,7 +186,7 @@
           <w:color w:val="5A7D3A"/>
           <w:sz w:val="18"/>
         </w:rPr>
-        <w:t>https://pubmed.ncbi.nlm.nih.gov/42753214/</w:t>
+        <w:t>https://pubmed.ncbi.nlm.nih.gov/42766959/</w:t>
       </w:r>
     </w:p>
     <w:p>
@@ -194,7 +194,7 @@
         <w:pStyle w:val="Heading2"/>
       </w:pPr>
       <w:r>
-        <w:t>MET-Biomarker-Schwellenwerte bei Osimertinib-resistentem EGFR-mutiertem Lungenkarzinom</w:t>
+        <w:t>Operationsrand bei Brustkrebs in situ: Unter 2 mm nicht automatisch ungünstiger</w:t>
       </w:r>
     </w:p>
     <w:p>
@@ -204,12 +204,12 @@
           <w:color w:val="666666"/>
           <w:sz w:val="18"/>
         </w:rPr>
-        <w:t>Ahn MJ et al.  ·  Clin Cancer Res  ·  17.09.2026  ·  PMID 42752799</w:t>
+        <w:t>Nash AL et al.  ·  J Clin Oncol  ·  21.09.2026  ·  PMID 42766806</w:t>
       </w:r>
     </w:p>
     <w:p>
       <w:r>
-        <w:t>Retrospektive Analyse aus Phase-II-SAVANNAH-Studie: Bestimmung optimaler MET-Cutoffs (IHC/FISH) für Savolitinib plus Osimertinib bei vorbehandeltem NSCLC.</w:t>
+        <w:t>11.156 Frauen mit DCIS wurden nach Operationsrandbreite klassifiziert und lokales Rezidivrisiko gemessen; multivariables Cox-Modell nach klinischen Faktoren adjustiert.</w:t>
       </w:r>
     </w:p>
     <w:p>
@@ -220,7 +220,7 @@
         <w:t xml:space="preserve">Ergebnis: </w:t>
       </w:r>
       <w:r>
-        <w:t>ORR 49 % (MET IHC 3+/≥90 % und/oder FISH 10+) vs. 9 % (MET-negativ); 32 % (MET IHC 3+/≥50 % oder FISH 5+). Prävalenz MET 3+/≥90 % oder FISH 10+ betrug 34 %. Optimale Cutoffs identifiziert für Phase-III-SAFFRON-Studie.</w:t>
+        <w:t>Bei negativem Rand zeigt sich kein signifikanter Unterschied zwischen &lt;2 mm und ≥2 mm Randbreite in Rezidivrate. Nur in der Subgruppe &lt;50 Jahre war schmaler Rand ungünstiger. ORR Brusterhalt, Strahlentherapie, Alter, Hormonrezeptor und Tumor-Grade berücksichtigt.</w:t>
       </w:r>
     </w:p>
     <w:p>
@@ -235,7 +235,7 @@
         <w:rPr>
           <w:sz w:val="19"/>
         </w:rPr>
-        <w:t>Internationale Studie, Biomarker-Definition für Zulassungspfade weltweit</w:t>
+        <w:t>USA, Nationale Krebsdatenbank, vergleichbare Dokumentationsstandards zu deutschem Krebsregister.</w:t>
       </w:r>
     </w:p>
     <w:p>
@@ -244,7 +244,7 @@
           <w:color w:val="5A7D3A"/>
           <w:sz w:val="18"/>
         </w:rPr>
-        <w:t>https://pubmed.ncbi.nlm.nih.gov/42752799/</w:t>
+        <w:t>https://pubmed.ncbi.nlm.nih.gov/42766806/</w:t>
       </w:r>
     </w:p>
     <w:p>
@@ -252,7 +252,7 @@
         <w:pStyle w:val="Heading2"/>
       </w:pPr>
       <w:r>
-        <w:t>Immun-Checkpoint-Inhibitoren bei Kopf-Hals-Tumoren mit niedriger PD-L1: verschlechterte Überlebensergebnisse</w:t>
+        <w:t>Krebsimpfstoffe: Überblick über Wirkmechanismen und klinische Erfolge</w:t>
       </w:r>
     </w:p>
     <w:p>
@@ -262,12 +262,12 @@
           <w:color w:val="666666"/>
           <w:sz w:val="18"/>
         </w:rPr>
-        <w:t>Jin M et al.  ·  JAMA Oncol  ·  17.09.2026  ·  PMID 42752536</w:t>
+        <w:t>Disis ML et al.  ·  JAMA  ·  21.09.2026  ·  PMID 42766303</w:t>
       </w:r>
     </w:p>
     <w:p>
       <w:r>
-        <w:t>Bayessche Metaanalyse von 7 randomisierten Studien (630 Patienten mit PD-L1 CPS &lt;1) zum Overall Survival unter ICI-Therapie vs. Standard-Chemotherapie bei Kopf-Hals-Karzinomen.</w:t>
+        <w:t>Systematische Übersicht der Translational-Science-Literatur zu Krebsvakzinen, deren Komponenten, Wirkungsweisen und bisherigen Zulassungserfolgen.</w:t>
       </w:r>
     </w:p>
     <w:p>
@@ -278,7 +278,7 @@
         <w:t xml:space="preserve">Ergebnis: </w:t>
       </w:r>
       <w:r>
-        <w:t>Posterior-Wahrscheinlichkeit für schlechteres OS unter ICI: 95,6 %. Bayesscher HR 1,42 (95% KI 0,93–2,06); frequentistischer HR 1,46 (95% KI 1,17–1,83; p&lt;0,001). Empfehlung: Vorsicht bei ICI in dieser PD-L1-negativen Subgruppe.</w:t>
+        <w:t>Sipuleucel-T reduzierte Mortalität um 22% vs. Placebo (HR 0,78; p=0,03). Talimogene laherparepvec erhöhte 6-Monats-Remissionsrate auf 16,3% vs. 2,1% (p&lt;0,001). mRNA-4157+Pembrolizumab verbesserte rezidivfreies Überleben bei Melanom (76,6% vs. 60%; HR 0,56; p=0,05). Nebenwirkungen überwiegend mild.</w:t>
       </w:r>
     </w:p>
     <w:p>
@@ -293,7 +293,7 @@
         <w:rPr>
           <w:sz w:val="19"/>
         </w:rPr>
-        <w:t>USA und internationale Studien, Befund ist allgemein anwendbar</w:t>
+        <w:t>USA-Literaturübersicht, Mechanismen und Sicherheitsprofil universell, Verfügbarkeit in Deutschland an Zulassung/Nutzenbewertung gekoppelt.</w:t>
       </w:r>
     </w:p>
     <w:p>
@@ -302,7 +302,7 @@
           <w:color w:val="5A7D3A"/>
           <w:sz w:val="18"/>
         </w:rPr>
-        <w:t>https://pubmed.ncbi.nlm.nih.gov/42752536/</w:t>
+        <w:t>https://pubmed.ncbi.nlm.nih.gov/42766303/</w:t>
       </w:r>
     </w:p>
     <w:p>
@@ -310,7 +310,7 @@
         <w:pStyle w:val="Heading2"/>
       </w:pPr>
       <w:r>
-        <w:t>Tumorreaktion γδ T-Zell-Rezeptoren aus Myelom: Machine-Learning-Identifikation und universelle Therapie</w:t>
+        <w:t>Ceralasertib plus Olaparib bei HER2-negativem Triple-negativem Brustkrebs: ORR-Gewinn ohne PFS-Vorteil</w:t>
       </w:r>
     </w:p>
     <w:p>
@@ -320,12 +320,12 @@
           <w:color w:val="666666"/>
           <w:sz w:val="18"/>
         </w:rPr>
-        <w:t>St Paul M et al.  ·  Nature  ·  16.09.2026  ·  PMID 42749802</w:t>
+        <w:t>Tutt A et al.  ·  Clin Cancer Res  ·  21.09.2026  ·  PMID 42765908</w:t>
       </w:r>
     </w:p>
     <w:p>
       <w:r>
-        <w:t>Grundlagenarbeit: PreGame-Algorithmus zur Identifikation tumorreaktiver γδ TCRs aus Single-Cell-Daten. Validierung in Patienten mit Multiplem Myelom; Expansion tumorreaktiver γδ T-Zellen als früher Biomarker für Therapieansprechen.</w:t>
+        <w:t>273 Patientinnen mit PARP-inhibitor-naiven, vorbehandelten triple-negativen Mammakarzinomen wurden in drei molekulare Schichten randomisiert: Olaparib allein gegen Kombinationen mit ATR- oder WEE1-Inhibitor.</w:t>
       </w:r>
     </w:p>
     <w:p>
@@ -336,7 +336,7 @@
         <w:t xml:space="preserve">Ergebnis: </w:t>
       </w:r>
       <w:r>
-        <w:t>PreGame identifiziert tumorreaktion γδ T-Zellen zuverlässig. Expansion während Belantamab-Mafodotin-Therapie korrelierte mit Ansprechen. γδ TCR-Epitop in HLA-C gefunden; Potenzial für universelle γδ-TCR-Therapeutika.</w:t>
+        <w:t>Bei nicht-HRR-mutierten Tumoren: Ceralasertib+Olaparib erhöhte ORR auf 15,4% vs. 3,9% (p=0,0425); PFS-Mediane aber 3,6 vs. 3,6 Monate (nicht signifikant). Adavosertib+Olaparib wurde wegen Toxizität abgebrochen.</w:t>
       </w:r>
     </w:p>
     <w:p>
@@ -351,7 +351,7 @@
         <w:rPr>
           <w:sz w:val="19"/>
         </w:rPr>
-        <w:t>Kanada und international, Grundlagenergebnis mit Therapie-Translationspfad</w:t>
+        <w:t>Internationale Studie, einschl. Deutschland/Belgien, vergleichbare onkologische Versorgung, Ergebnis beschränkt: ORR-Gewinn ohne Überleben-Nutzen fraglich.</w:t>
       </w:r>
     </w:p>
     <w:p>
@@ -360,7 +360,7 @@
           <w:color w:val="5A7D3A"/>
           <w:sz w:val="18"/>
         </w:rPr>
-        <w:t>https://pubmed.ncbi.nlm.nih.gov/42749802/</w:t>
+        <w:t>https://pubmed.ncbi.nlm.nih.gov/42765908/</w:t>
       </w:r>
     </w:p>
     <w:p>
@@ -368,7 +368,7 @@
         <w:pStyle w:val="Heading2"/>
       </w:pPr>
       <w:r>
-        <w:t>Sozioökonomische Disparitäten bei Sarkomdiagnose und Zentrumsanbindung</w:t>
+        <w:t>Wirbelkörperfrakturen und Myelom-Risiko: Prospektive Kohortenstudie mit Incidental-Befunden</w:t>
       </w:r>
     </w:p>
     <w:p>
@@ -378,12 +378,12 @@
           <w:color w:val="666666"/>
           <w:sz w:val="18"/>
         </w:rPr>
-        <w:t>Mascaró-Baselga P et al.  ·  Oncologist  ·  09.09.2026  ·  PMID 42704687</w:t>
+        <w:t>Rønnemoes R et al.  ·  Leukemia  ·  18.09.2026  ·  PMID 42760387</w:t>
       </w:r>
     </w:p>
     <w:p>
       <w:r>
-        <w:t>Querschnittsstudie an 415 Sarkom-Patienten (365 Spanien, 50 Portugal) zu Einflussfaktoren auf Diagnostik, Überweisung und Patientengruppen-Awareness.</w:t>
+        <w:t>9.059 Personen aus bevölkerungsrepräsentativer dänischer Stichprobe erhielten CT-Scans; zufällig entdeckte Wirbelkörperfrakturen wurden als Myelom-Risikofaktor untersucht.</w:t>
       </w:r>
     </w:p>
     <w:p>
@@ -394,7 +394,7 @@
         <w:t xml:space="preserve">Ergebnis: </w:t>
       </w:r>
       <w:r>
-        <w:t>Niedrigeres Einkommen (OR 2,38) war mit längeren Diagnostik-Verzögerungen assoziiert; ländliches Wohnen (OR 3,48) mit weniger Überweisungen zu Spezialistzentren. Sarkoma-Spezifische Advocacy-Group-Awareness lag bei 20 % und war höher mit Universitätsabschluss (OR 4,27). Auch in universellen Gesundheitssystemen bestehen Ungleichheiten beim Zugang.</w:t>
+        <w:t>Inzidentelle Wirbelkörperfrakturen zeigten Assoziation mit erhöhtem Myelom-Risiko; Ergebnisse liegen noch in Publikation vor, konkrete Hazard-Ratio nicht im vorliegenden Abstract genannt.</w:t>
       </w:r>
     </w:p>
     <w:p>
@@ -409,7 +409,7 @@
         <w:rPr>
           <w:sz w:val="19"/>
         </w:rPr>
-        <w:t>Spanien und Portugal, europäische Versicherungssysteme, universale Gesundheitsversorgung</w:t>
+        <w:t>Dänemark, nationale Bevölkerungsstudie, Diagnostik durch Standardbildgebung deutschem Standard entsprechend.</w:t>
       </w:r>
     </w:p>
     <w:p>
@@ -418,7 +418,7 @@
           <w:color w:val="5A7D3A"/>
           <w:sz w:val="18"/>
         </w:rPr>
-        <w:t>https://pubmed.ncbi.nlm.nih.gov/42704687/</w:t>
+        <w:t>https://pubmed.ncbi.nlm.nih.gov/42760387/</w:t>
       </w:r>
     </w:p>
     <w:sectPr>

--- a/download/studien-aktuell.docx
+++ b/download/studien-aktuell.docx
@@ -62,7 +62,7 @@
           <w:color w:val="666666"/>
           <w:sz w:val="18"/>
         </w:rPr>
-        <w:t>Stand: 22.09.2026  |  6 Studien  |  onkologie.m-vf.de</w:t>
+        <w:t>Stand: 23.09.2026  |  7 Studien  |  onkologie.m-vf.de</w:t>
       </w:r>
     </w:p>
     <w:p>
@@ -70,7 +70,7 @@
         <w:pStyle w:val="Heading1"/>
       </w:pPr>
       <w:r>
-        <w:t>Aufgenommen am 22.09.2026</w:t>
+        <w:t>Aufgenommen am 23.09.2026</w:t>
       </w:r>
     </w:p>
     <w:p>
@@ -78,7 +78,7 @@
         <w:pStyle w:val="Heading2"/>
       </w:pPr>
       <w:r>
-        <w:t>Symptom-Belastung während Behandlung: Starkes Prognosesignal für Überleben</w:t>
+        <w:t>Chemotherapie und höheres Alter verschlechtern funktionelle Erholung bei älteren Brustkrebsüberlebenden</w:t>
       </w:r>
     </w:p>
     <w:p>
@@ -88,12 +88,12 @@
           <w:color w:val="666666"/>
           <w:sz w:val="18"/>
         </w:rPr>
-        <w:t>Hofsø K et al.  ·  ESMO Open  ·  21.09.2026  ·  PMID 42767083</w:t>
+        <w:t>Cespedes Feliciano EM et al.  ·  J Natl Cancer Inst  ·  23.09.2026  ·  PMID 42772761</w:t>
       </w:r>
     </w:p>
     <w:p>
       <w:r>
-        <w:t>534 Patienten während Krebsbehandlung wurden nach Symptomen klassifiziert; die Assoziation zwischen Symptombelastung und langfristigem Überleben wurde 12–15 Jahre später gemessen.</w:t>
+        <w:t>Vergleich wiederholter SF-36-Funktionswerte (Lebensqualität) von 6462 Patientinnen mit lokalisiertem und 1872 mit regionalem Brustkrebs vs. 37 196 krebsfreie altersgerechte Kontrollen über 15 Jahre aus der Women's Health Initiative.</w:t>
       </w:r>
     </w:p>
     <w:p>
@@ -104,7 +104,7 @@
         <w:t xml:space="preserve">Ergebnis: </w:t>
       </w:r>
       <w:r>
-        <w:t>Patienten mit durchgehend hoher Symptombelastung zeigten eine höhere Mortalität (HR 1,48; 95% KI 1,14–1,94) als andere Symptomgruppen. Symptomklassen könnten zur Risikoschichtung herangezogen werden.</w:t>
+        <w:t>Überlebende zeigten anhaltende funktionelle Defizite: Nach regionalem Krebs −6,8 Punkte (Jahr 1), −5,3 (Jahr 10) gegenüber Kontrollen. Chemotherapie verschärfte frühe Rückgänge (−7,1 Jahr 1). Frauen unter 70 Jahren zeigten bessere Erholung. Bessere Prediagnose-Lebensstiländerungen korrelierten mit größerer funktioneller Reserve und Erholungsfähigkeit.</w:t>
       </w:r>
     </w:p>
     <w:p>
@@ -119,7 +119,7 @@
         <w:rPr>
           <w:sz w:val="19"/>
         </w:rPr>
-        <w:t>Norwegen, Versicherungssystem und Onkologieversorgung vergleichbar mit Deutschland.</w:t>
+        <w:t>US-Daten mit großem Stichprobenumfang; Prinzipien der Unterstützung bei funktioneller Rehabilitation übertragbar.</w:t>
       </w:r>
     </w:p>
     <w:p>
@@ -128,7 +128,7 @@
           <w:color w:val="5A7D3A"/>
           <w:sz w:val="18"/>
         </w:rPr>
-        <w:t>https://pubmed.ncbi.nlm.nih.gov/42767083/</w:t>
+        <w:t>https://pubmed.ncbi.nlm.nih.gov/42772761/</w:t>
       </w:r>
     </w:p>
     <w:p>
@@ -136,7 +136,7 @@
         <w:pStyle w:val="Heading2"/>
       </w:pPr>
       <w:r>
-        <w:t>Dosisreduktion bei Ewing-Sarkom: Verzicht auf Therapie verschärft Prognose nicht</w:t>
+        <w:t>Molekulare Profiling-Lücke bei Medicaid-Patientinnen mit HR+/HER2−-Brustkrebs – weniger als 40 % erhalten Test</w:t>
       </w:r>
     </w:p>
     <w:p>
@@ -146,12 +146,12 @@
           <w:color w:val="666666"/>
           <w:sz w:val="18"/>
         </w:rPr>
-        <w:t>Liu Y et al.  ·  Eur J Cancer  ·  16.09.2026  ·  PMID 42766959</w:t>
+        <w:t>Lal T et al.  ·  JCO Oncol Pract  ·  22.09.2026  ·  PMID 42771843</w:t>
       </w:r>
     </w:p>
     <w:p>
       <w:r>
-        <w:t>Euro Ewing 2012-Daten von 534 Patienten wurden analysiert, um die Auswirkung von Chemotherapie-Dosisanpassungen auf ereignisfreies Überleben zu quantifizieren.</w:t>
+        <w:t>Retrospektive Kohortenstudie mit verlinkten Krebs- und Medicaid-Claims-Daten aus Ohio: 1988 Patientinnen im Alter von 18–65 Jahren mit lokal fortgeschrittenem oder regionalem ER+/HER2−-Brustkrebs 2016–2020; Primärbefund: Erhalt von Oncotype DX oder MammaPrint innerhalb von 6 Monaten.</w:t>
       </w:r>
     </w:p>
     <w:p>
@@ -162,7 +162,7 @@
         <w:t xml:space="preserve">Ergebnis: </w:t>
       </w:r>
       <w:r>
-        <w:t>Dosisreduktion war protektiv (HR 0,69; KI 0,39–1,24), Therapieverzögerung neutral (HR 1,02; KI 0,90–1,15); beide nicht signifikant. Toxizitätsmanagement durch Dosisanpassung beeinträchtigt Prognose nicht wesentlich.</w:t>
+        <w:t>37,8 % (752 von 1988 Patientinnen) erhielten molekulares Profiling. Geringere Chancen bei regionalem gegenüber lokalisiertem Stadium (aOR 0,35, p&lt;0,001), Schwarze Frauen vs. Weiße (aOR 0,72), Einkommen über Armutsgrenze (aOR 0,73) und Medicaid-Langzeitpflege-Einschreiber (aOR 0,47). Verheiratet mit höherem Profiling (aOR 1,30).</w:t>
       </w:r>
     </w:p>
     <w:p>
@@ -177,7 +177,7 @@
         <w:rPr>
           <w:sz w:val="19"/>
         </w:rPr>
-        <w:t>Europäische Studie, multinationale Kohorte, Ergebnisse übertragbar auf deutsches Versorgungssystem.</w:t>
+        <w:t>USA-Medicaid-Daten; Versorgungsungleichheiten ähnlich auch in Deutschland bei gesetzlicher Versicherung – Implementierungslücke bei Risikogruppen.</w:t>
       </w:r>
     </w:p>
     <w:p>
@@ -186,7 +186,7 @@
           <w:color w:val="5A7D3A"/>
           <w:sz w:val="18"/>
         </w:rPr>
-        <w:t>https://pubmed.ncbi.nlm.nih.gov/42766959/</w:t>
+        <w:t>https://pubmed.ncbi.nlm.nih.gov/42771843/</w:t>
       </w:r>
     </w:p>
     <w:p>
@@ -194,7 +194,7 @@
         <w:pStyle w:val="Heading2"/>
       </w:pPr>
       <w:r>
-        <w:t>Operationsrand bei Brustkrebs in situ: Unter 2 mm nicht automatisch ungünstiger</w:t>
+        <w:t>Enfortumab Vedotin + Pembrolizumab beim Urothelkarzinom – praktisches Toxizitäts-Attributionsrahmenwerk zwischen ADC und Checkpoint-Inhibitor</w:t>
       </w:r>
     </w:p>
     <w:p>
@@ -204,12 +204,12 @@
           <w:color w:val="666666"/>
           <w:sz w:val="18"/>
         </w:rPr>
-        <w:t>Nash AL et al.  ·  J Clin Oncol  ·  21.09.2026  ·  PMID 42766806</w:t>
+        <w:t>Zarka J et al.  ·  Oncologist  ·  21.09.2026  ·  PMID 42768457</w:t>
       </w:r>
     </w:p>
     <w:p>
       <w:r>
-        <w:t>11.156 Frauen mit DCIS wurden nach Operationsrandbreite klassifiziert und lokales Rezidivrisiko gemessen; multivariables Cox-Modell nach klinischen Faktoren adjustiert.</w:t>
+        <w:t>Mechanismus-informierte systematische Übersicht über Toxizitätsmuster bei Enfortumab Vedotin (EV), Pembrolizumab (P) und EV/P in fortgeschrittenem Urothelkarzinom anhand von Zulassungsstudien, Langzeitdaten und Real-World-Kohorten.</w:t>
       </w:r>
     </w:p>
     <w:p>
@@ -220,7 +220,7 @@
         <w:t xml:space="preserve">Ergebnis: </w:t>
       </w:r>
       <w:r>
-        <w:t>Bei negativem Rand zeigt sich kein signifikanter Unterschied zwischen &lt;2 mm und ≥2 mm Randbreite in Rezidivrate. Nur in der Subgruppe &lt;50 Jahre war schmaler Rand ungünstiger. ORR Brusterhalt, Strahlentherapie, Alter, Hormonrezeptor und Tumor-Grade berücksichtigt.</w:t>
+        <w:t>EV-Monotherapie: kutane Toxizität, periphere Neuropathie, Hyperglykämie, Dysgeuzie, okulare Ereignisse (frühe metabolische Events, kumulative Neuropathie). Pembrolizumab: niedrigere Hochgrad-Toxizität, aber Immune-Checkpoint-induzierte Endokrinopathien, Pneumonitis, Hepatitis, Kolitis, Nephritis. Kombination EV/P: vorhersehbare Überlappung dieser Toxizitätsdomänen; praktisches Attributionsrahmenwerk (EV-dominant, Immune-dominant, Überlappung, hohes Risiko mit Therapieunterbrechung).</w:t>
       </w:r>
     </w:p>
     <w:p>
@@ -235,7 +235,7 @@
         <w:rPr>
           <w:sz w:val="19"/>
         </w:rPr>
-        <w:t>USA, Nationale Krebsdatenbank, vergleichbare Dokumentationsstandards zu deutschem Krebsregister.</w:t>
+        <w:t>Mayo-Klinik-Kohorte; Toxizitäts-Management-Schemata und Attributionsrahmen für europäische/deutsche Urothelkarzinom-Praxen anwendbar.</w:t>
       </w:r>
     </w:p>
     <w:p>
@@ -244,7 +244,7 @@
           <w:color w:val="5A7D3A"/>
           <w:sz w:val="18"/>
         </w:rPr>
-        <w:t>https://pubmed.ncbi.nlm.nih.gov/42766806/</w:t>
+        <w:t>https://pubmed.ncbi.nlm.nih.gov/42768457/</w:t>
       </w:r>
     </w:p>
     <w:p>
@@ -252,7 +252,7 @@
         <w:pStyle w:val="Heading2"/>
       </w:pPr>
       <w:r>
-        <w:t>Krebsimpfstoffe: Überblick über Wirkmechanismen und klinische Erfolge</w:t>
+        <w:t>γδ-T-Zellen fördern Anti-Tumor-Immunität beim kleinzelligen Lungenkrebs – klinische Basis für BiTE-Therapie</w:t>
       </w:r>
     </w:p>
     <w:p>
@@ -262,12 +262,12 @@
           <w:color w:val="666666"/>
           <w:sz w:val="18"/>
         </w:rPr>
-        <w:t>Disis ML et al.  ·  JAMA  ·  21.09.2026  ·  PMID 42766303</w:t>
+        <w:t>Ng J et al.  ·  Cancer Cell  ·  18.09.2026  ·  PMID 42759517</w:t>
       </w:r>
     </w:p>
     <w:p>
       <w:r>
-        <w:t>Systematische Übersicht der Translational-Science-Literatur zu Krebsvakzinen, deren Komponenten, Wirkungsweisen und bisherigen Zulassungserfolgen.</w:t>
+        <w:t>Single-Cell-Transkriptomik in SCLC-Biopsien, kombiniert mit Analyse von zwei praxisverändernden klinischen Studien und Vormodellen, zur Rolle von γδ-T-Zellen bei Anti-PD-L1-Ansprechen und BiTE-Umleitung (Tarlatamab).</w:t>
       </w:r>
     </w:p>
     <w:p>
@@ -278,7 +278,7 @@
         <w:t xml:space="preserve">Ergebnis: </w:t>
       </w:r>
       <w:r>
-        <w:t>Sipuleucel-T reduzierte Mortalität um 22% vs. Placebo (HR 0,78; p=0,03). Talimogene laherparepvec erhöhte 6-Monats-Remissionsrate auf 16,3% vs. 2,1% (p&lt;0,001). mRNA-4157+Pembrolizumab verbesserte rezidivfreies Überleben bei Melanom (76,6% vs. 60%; HR 0,56; p=0,05). Nebenwirkungen überwiegend mild.</w:t>
+        <w:t>γδ-T-Zell-Infiltration in SCLC-Biospecimens nachgewiesen. Trotz PD-1-Expression behielten γδ-T-Zellen zytotoxisches Transkriptionsprofil. Hohe γδ-T-Zell-Infiltration sagte verbessertes Ansprechen auf Anti-PD-L1 in zwei Studien voraus. Vormodelle zeigten γδ-T-Zellen wirksam bei Tarlatamab-umgeleiteter SCLC-Abtötung; Zoledronsäure sensibilisierte SCLC-Zellen für γδ-T-Zell-vermittelte Tötung.</w:t>
       </w:r>
     </w:p>
     <w:p>
@@ -293,7 +293,7 @@
         <w:rPr>
           <w:sz w:val="19"/>
         </w:rPr>
-        <w:t>USA-Literaturübersicht, Mechanismen und Sicherheitsprofil universell, Verfügbarkeit in Deutschland an Zulassung/Nutzenbewertung gekoppelt.</w:t>
+        <w:t>Australisch-deutsche Kohorte; Grundlagenbefund mit erkennbarem Weg zu klinischen BiTE- und Kombinationsansätzen.</w:t>
       </w:r>
     </w:p>
     <w:p>
@@ -302,7 +302,7 @@
           <w:color w:val="5A7D3A"/>
           <w:sz w:val="18"/>
         </w:rPr>
-        <w:t>https://pubmed.ncbi.nlm.nih.gov/42766303/</w:t>
+        <w:t>https://pubmed.ncbi.nlm.nih.gov/42759517/</w:t>
       </w:r>
     </w:p>
     <w:p>
@@ -310,7 +310,7 @@
         <w:pStyle w:val="Heading2"/>
       </w:pPr>
       <w:r>
-        <w:t>Ceralasertib plus Olaparib bei HER2-negativem Triple-negativem Brustkrebs: ORR-Gewinn ohne PFS-Vorteil</w:t>
+        <w:t>Adjuvante Therapie der HR+/HER2−-Brustkrebse bei prämenopausalen Frauen: Klinischer Rahmen zu Endokrinologie, CDK4/6-Inhibitoren und Ovarialsuppression</w:t>
       </w:r>
     </w:p>
     <w:p>
@@ -320,12 +320,12 @@
           <w:color w:val="666666"/>
           <w:sz w:val="18"/>
         </w:rPr>
-        <w:t>Tutt A et al.  ·  Clin Cancer Res  ·  21.09.2026  ·  PMID 42765908</w:t>
+        <w:t>Licata L et al.  ·  Ann Oncol  ·  17.09.2026  ·  PMID 42754095</w:t>
       </w:r>
     </w:p>
     <w:p>
       <w:r>
-        <w:t>273 Patientinnen mit PARP-inhibitor-naiven, vorbehandelten triple-negativen Mammakarzinomen wurden in drei molekulare Schichten randomisiert: Olaparib allein gegen Kombinationen mit ATR- oder WEE1-Inhibitor.</w:t>
+        <w:t>Systematische Zusammenfassung und klinischer Orientierungsrahmen zu Unsicherheiten in der adjuvanten Therapie von prämenopausalen Frauen mit hormonrezeptorpositivem, HER2-negativem frühem Brustkrebs über Endokrinotherapie, CDK4/6-Inhibitoren, Ovarialsuppression und Toxizitätsmanagement.</w:t>
       </w:r>
     </w:p>
     <w:p>
@@ -336,7 +336,7 @@
         <w:t xml:space="preserve">Ergebnis: </w:t>
       </w:r>
       <w:r>
-        <w:t>Bei nicht-HRR-mutierten Tumoren: Ceralasertib+Olaparib erhöhte ORR auf 15,4% vs. 3,9% (p=0,0425); PFS-Mediane aber 3,6 vs. 3,6 Monate (nicht signifikant). Adavosertib+Olaparib wurde wegen Toxizität abgebrochen.</w:t>
+        <w:t>Endokrinie mit CDK4/6-Inhibitoren in ausgewählten höheren Risiken bleibt Grundpfeiler. Offene Fragen: optimale Ovarialsuppression, Interpretation genomischer Assays für Chemotherapieentscheidungen, Auswahl für verlängerte Endokrinotherapie, Adhärenz und Schwangerschaftsprobleme. Der Rahmen soll individualisierte Strategien für diese Population unterstützen.</w:t>
       </w:r>
     </w:p>
     <w:p>
@@ -351,7 +351,7 @@
         <w:rPr>
           <w:sz w:val="19"/>
         </w:rPr>
-        <w:t>Internationale Studie, einschl. Deutschland/Belgien, vergleichbare onkologische Versorgung, Ergebnis beschränkt: ORR-Gewinn ohne Überleben-Nutzen fraglich.</w:t>
+        <w:t>Italienische und internationale Expertise; Strukturen übertragbar auf deutsches Zentrenmanagement.</w:t>
       </w:r>
     </w:p>
     <w:p>
@@ -360,7 +360,7 @@
           <w:color w:val="5A7D3A"/>
           <w:sz w:val="18"/>
         </w:rPr>
-        <w:t>https://pubmed.ncbi.nlm.nih.gov/42765908/</w:t>
+        <w:t>https://pubmed.ncbi.nlm.nih.gov/42754095/</w:t>
       </w:r>
     </w:p>
     <w:p>
@@ -368,7 +368,7 @@
         <w:pStyle w:val="Heading2"/>
       </w:pPr>
       <w:r>
-        <w:t>Wirbelkörperfrakturen und Myelom-Risiko: Prospektive Kohortenstudie mit Incidental-Befunden</w:t>
+        <w:t>Arzneimittelinteraktionen beim Prostatakarzinom – digitale Tools häufig genutzt, Pharmakolog-Zugang unterentwickelt</w:t>
       </w:r>
     </w:p>
     <w:p>
@@ -378,12 +378,12 @@
           <w:color w:val="666666"/>
           <w:sz w:val="18"/>
         </w:rPr>
-        <w:t>Rønnemoes R et al.  ·  Leukemia  ·  18.09.2026  ·  PMID 42760387</w:t>
+        <w:t>Valsecchi AA et al.  ·  Oncologist  ·  09.09.2026  ·  PMID 42747311</w:t>
       </w:r>
     </w:p>
     <w:p>
       <w:r>
-        <w:t>9.059 Personen aus bevölkerungsrepräsentativer dänischer Stichprobe erhielten CT-Scans; zufällig entdeckte Wirbelkörperfrakturen wurden als Myelom-Risikofaktor untersucht.</w:t>
+        <w:t>Internationale Online-Umfrage bei 69 italienischen und 1064 weltweiten Gesundheitsberuflern zu Praktiken beim Management von Arzneimittelwechselwirkungen (DDI) beim Prostatakarzinom.</w:t>
       </w:r>
     </w:p>
     <w:p>
@@ -394,7 +394,7 @@
         <w:t xml:space="preserve">Ergebnis: </w:t>
       </w:r>
       <w:r>
-        <w:t>Inzidentelle Wirbelkörperfrakturen zeigten Assoziation mit erhöhtem Myelom-Risiko; Ergebnisse liegen noch in Publikation vor, konkrete Hazard-Ratio nicht im vorliegenden Abstract genannt.</w:t>
+        <w:t>DDI wurden als klinisch relevant anerkannt. Digitale Werkzeuge (Online-Datenbanken, Apps) am häufigsten; KI-Tools selten. Italienische Onkologen berichteten begrenzte Vor-Ort-Pharmacolog-Unterstützung (29 %), weltweit 76 %. Hauptbarrieren: Zeitdruck, unsichere Quellenzuverlässigkeit, Mangel an Schulung. Italienische Ärzte forderten mehr Pharmacolog-Zugang; globale Kohorten: institutionelle Schulung.</w:t>
       </w:r>
     </w:p>
     <w:p>
@@ -409,7 +409,7 @@
         <w:rPr>
           <w:sz w:val="19"/>
         </w:rPr>
-        <w:t>Dänemark, nationale Bevölkerungsstudie, Diagnostik durch Standardbildgebung deutschem Standard entsprechend.</w:t>
+        <w:t>Deutsche Universitätskliniken haben oft Pharmakolog-Support; zentrale Erkenntnisse zur DDI-Managementlücke und Schulungsbedarf übertragbar.</w:t>
       </w:r>
     </w:p>
     <w:p>
@@ -418,7 +418,65 @@
           <w:color w:val="5A7D3A"/>
           <w:sz w:val="18"/>
         </w:rPr>
-        <w:t>https://pubmed.ncbi.nlm.nih.gov/42760387/</w:t>
+        <w:t>https://pubmed.ncbi.nlm.nih.gov/42747311/</w:t>
+      </w:r>
+    </w:p>
+    <w:p>
+      <w:pPr>
+        <w:pStyle w:val="Heading2"/>
+      </w:pPr>
+      <w:r>
+        <w:t>Nilotinib wirksam bei GIST-Patienten mit schwerer Imatinib-Toxizität – Therapiealternative ohne Kreuzreaktionen</w:t>
+      </w:r>
+    </w:p>
+    <w:p>
+      <w:r>
+        <w:rPr>
+          <w:i/>
+          <w:color w:val="666666"/>
+          <w:sz w:val="18"/>
+        </w:rPr>
+        <w:t>Falkenhorst J et al.  ·  Oncologist  ·  09.09.2026  ·  PMID 42691224</w:t>
+      </w:r>
+    </w:p>
+    <w:p>
+      <w:r>
+        <w:t>Retrospektive Analyse von 20 GIST-Patienten mit schwerer Imatinib-Toxizität, die auf Nilotinib umgestellt wurden, inkl. In-vitro-Testung an Zelllinien mit KIT-Mutationen.</w:t>
+      </w:r>
+    </w:p>
+    <w:p>
+      <w:r>
+        <w:rPr>
+          <w:b/>
+        </w:rPr>
+        <w:t xml:space="preserve">Ergebnis: </w:t>
+      </w:r>
+      <w:r>
+        <w:t>7,3 % der 1263 GIST-Patienten beendeten Imatinib wegen Toxizität. In 20 Patienten mit Nilotinib-Therapie zeigten sich keine Kreuzreaktivitäten mit Imatinib: Bei KIT-Exon-11-Mutationen wirksam, bei Exon-9- oder imatinib-resistenten Mutationen nicht. Nilotinib ist damit eine wichtige Alternative für imatinib-sensitive GIST.</w:t>
+      </w:r>
+    </w:p>
+    <w:p>
+      <w:r>
+        <w:rPr>
+          <w:b/>
+          <w:sz w:val="19"/>
+        </w:rPr>
+        <w:t xml:space="preserve">Übertragbarkeit: </w:t>
+      </w:r>
+      <w:r>
+        <w:rPr>
+          <w:sz w:val="19"/>
+        </w:rPr>
+        <w:t>Deutsche GIST-Zentren können diese Therapieoption bei Imatinib-Unverträglichkeit einsetzen.</w:t>
+      </w:r>
+    </w:p>
+    <w:p>
+      <w:r>
+        <w:rPr>
+          <w:color w:val="5A7D3A"/>
+          <w:sz w:val="18"/>
+        </w:rPr>
+        <w:t>https://pubmed.ncbi.nlm.nih.gov/42691224/</w:t>
       </w:r>
     </w:p>
     <w:sectPr>

--- a/download/studien-aktuell.docx
+++ b/download/studien-aktuell.docx
@@ -62,7 +62,7 @@
           <w:color w:val="666666"/>
           <w:sz w:val="18"/>
         </w:rPr>
-        <w:t>Stand: 23.09.2026  |  7 Studien  |  onkologie.m-vf.de</w:t>
+        <w:t>Stand: 24.09.2026  |  6 Studien  |  onkologie.m-vf.de</w:t>
       </w:r>
     </w:p>
     <w:p>
@@ -70,7 +70,7 @@
         <w:pStyle w:val="Heading1"/>
       </w:pPr>
       <w:r>
-        <w:t>Aufgenommen am 23.09.2026</w:t>
+        <w:t>Aufgenommen am 24.09.2026</w:t>
       </w:r>
     </w:p>
     <w:p>
@@ -78,7 +78,7 @@
         <w:pStyle w:val="Heading2"/>
       </w:pPr>
       <w:r>
-        <w:t>Chemotherapie und höheres Alter verschlechtern funktionelle Erholung bei älteren Brustkrebsüberlebenden</w:t>
+        <w:t>BCG plus Immune Checkpoint Inhibitor erhöht systemische Toxizität bei Blasenkrebs deutlich</w:t>
       </w:r>
     </w:p>
     <w:p>
@@ -88,12 +88,12 @@
           <w:color w:val="666666"/>
           <w:sz w:val="18"/>
         </w:rPr>
-        <w:t>Cespedes Feliciano EM et al.  ·  J Natl Cancer Inst  ·  23.09.2026  ·  PMID 42772761</w:t>
+        <w:t>Ciccarese C et al.  ·  ESMO Open  ·  23.09.2026  ·  PMID 42777327</w:t>
       </w:r>
     </w:p>
     <w:p>
       <w:r>
-        <w:t>Vergleich wiederholter SF-36-Funktionswerte (Lebensqualität) von 6462 Patientinnen mit lokalisiertem und 1872 mit regionalem Brustkrebs vs. 37 196 krebsfreie altersgerechte Kontrollen über 15 Jahre aus der Women's Health Initiative.</w:t>
+        <w:t>Metaanalyse von drei Phase-III-Studien (1.895 Patienten) zur Sicherheit intravesikaler BCG-Immunchemotherapie gegenüber BCG allein bei nicht-muskelinvasivem Harnblasenkarzinom.</w:t>
       </w:r>
     </w:p>
     <w:p>
@@ -104,7 +104,7 @@
         <w:t xml:space="preserve">Ergebnis: </w:t>
       </w:r>
       <w:r>
-        <w:t>Überlebende zeigten anhaltende funktionelle Defizite: Nach regionalem Krebs −6,8 Punkte (Jahr 1), −5,3 (Jahr 10) gegenüber Kontrollen. Chemotherapie verschärfte frühe Rückgänge (−7,1 Jahr 1). Frauen unter 70 Jahren zeigten bessere Erholung. Bessere Prediagnose-Lebensstiländerungen korrelierten mit größerer funktioneller Reserve und Erholungsfähigkeit.</w:t>
+        <w:t>BCG plus Immune Checkpoint Inhibitor verdoppelte schwere Nebenwirkungen (Grad ≥3: RR 4,02; p&lt;0,00001) und erhöhte therapiebedingte schwere Ereignisse 4,5-fach (RR 4,54; p=0,0001), hauptsächlich durch systemische immunvermittelte Ereignisse (RR 15,18; p&lt;0,0001). Lokale Blasensymptome ähnlich zwischen Gruppen.</w:t>
       </w:r>
     </w:p>
     <w:p>
@@ -119,7 +119,7 @@
         <w:rPr>
           <w:sz w:val="19"/>
         </w:rPr>
-        <w:t>US-Daten mit großem Stichprobenumfang; Prinzipien der Unterstützung bei funktioneller Rehabilitation übertragbar.</w:t>
+        <w:t>Europa-Studie mit deutschen und österreichischen Zentren, direkt anwendbar</w:t>
       </w:r>
     </w:p>
     <w:p>
@@ -128,7 +128,7 @@
           <w:color w:val="5A7D3A"/>
           <w:sz w:val="18"/>
         </w:rPr>
-        <w:t>https://pubmed.ncbi.nlm.nih.gov/42772761/</w:t>
+        <w:t>https://pubmed.ncbi.nlm.nih.gov/42777327/</w:t>
       </w:r>
     </w:p>
     <w:p>
@@ -136,7 +136,7 @@
         <w:pStyle w:val="Heading2"/>
       </w:pPr>
       <w:r>
-        <w:t>Molekulare Profiling-Lücke bei Medicaid-Patientinnen mit HR+/HER2−-Brustkrebs – weniger als 40 % erhalten Test</w:t>
+        <w:t>FLOT plus Nivolumab bei Magenkrebse: Monocyten-Lymphozyten-Ratio identifiziert Profiteure</w:t>
       </w:r>
     </w:p>
     <w:p>
@@ -146,12 +146,12 @@
           <w:color w:val="666666"/>
           <w:sz w:val="18"/>
         </w:rPr>
-        <w:t>Lal T et al.  ·  JCO Oncol Pract  ·  22.09.2026  ·  PMID 42771843</w:t>
+        <w:t>Masetti M et al.  ·  Eur J Cancer  ·  10.09.2026  ·  PMID 42777290</w:t>
       </w:r>
     </w:p>
     <w:p>
       <w:r>
-        <w:t>Retrospektive Kohortenstudie mit verlinkten Krebs- und Medicaid-Claims-Daten aus Ohio: 1988 Patientinnen im Alter von 18–65 Jahren mit lokal fortgeschrittenem oder regionalem ER+/HER2−-Brustkrebs 2016–2020; Primärbefund: Erhalt von Oncotype DX oder MammaPrint innerhalb von 6 Monaten.</w:t>
+        <w:t>Extended Follow-up einer deutschen Multizenterstudie (Arm C: 52 Patienten mit mCRPC) zu FLOT-Chemotherapie plus Nivolumab mit Biomarker-Stratifizierung für Magenkarzinom.</w:t>
       </w:r>
     </w:p>
     <w:p>
@@ -162,7 +162,7 @@
         <w:t xml:space="preserve">Ergebnis: </w:t>
       </w:r>
       <w:r>
-        <w:t>37,8 % (752 von 1988 Patientinnen) erhielten molekulares Profiling. Geringere Chancen bei regionalem gegenüber lokalisiertem Stadium (aOR 0,35, p&lt;0,001), Schwarze Frauen vs. Weiße (aOR 0,72), Einkommen über Armutsgrenze (aOR 0,73) und Medicaid-Langzeitpflege-Einschreiber (aOR 0,47). Verheiratet mit höherem Profiling (aOR 1,30).</w:t>
+        <w:t>Mediane OS 14,6 Monate; bei CPS≥1 plus niedriger MLR (Monocyten-Lymphozyten-Ratio) OS 32,3 vs. 7,4 Monate (p=0,044). NLR und MLR korrelierten mit Überleben; Schmerz verbesserte sich, Müdigkeit und körperliche Funktionsfähigkeit verschlechterten sich.</w:t>
       </w:r>
     </w:p>
     <w:p>
@@ -177,7 +177,7 @@
         <w:rPr>
           <w:sz w:val="19"/>
         </w:rPr>
-        <w:t>USA-Medicaid-Daten; Versorgungsungleichheiten ähnlich auch in Deutschland bei gesetzlicher Versicherung – Implementierungslücke bei Risikogruppen.</w:t>
+        <w:t>Deutsche Klinikdaten aus 19 Zentren, vollständig übertragbar</w:t>
       </w:r>
     </w:p>
     <w:p>
@@ -186,7 +186,7 @@
           <w:color w:val="5A7D3A"/>
           <w:sz w:val="18"/>
         </w:rPr>
-        <w:t>https://pubmed.ncbi.nlm.nih.gov/42771843/</w:t>
+        <w:t>https://pubmed.ncbi.nlm.nih.gov/42777290/</w:t>
       </w:r>
     </w:p>
     <w:p>
@@ -194,7 +194,7 @@
         <w:pStyle w:val="Heading2"/>
       </w:pPr>
       <w:r>
-        <w:t>Enfortumab Vedotin + Pembrolizumab beim Urothelkarzinom – praktisches Toxizitäts-Attributionsrahmenwerk zwischen ADC und Checkpoint-Inhibitor</w:t>
+        <w:t>ODM-209 zeigt Aktivität bei kastrationsresistentem Prostatakarzinom mit AR-LBD-Mutationen</w:t>
       </w:r>
     </w:p>
     <w:p>
@@ -204,12 +204,12 @@
           <w:color w:val="666666"/>
           <w:sz w:val="18"/>
         </w:rPr>
-        <w:t>Zarka J et al.  ·  Oncologist  ·  21.09.2026  ·  PMID 42768457</w:t>
+        <w:t>Bernard-Tessier A et al.  ·  Eur J Cancer  ·  12.09.2026  ·  PMID 42777289</w:t>
       </w:r>
     </w:p>
     <w:p>
       <w:r>
-        <w:t>Mechanismus-informierte systematische Übersicht über Toxizitätsmuster bei Enfortumab Vedotin (EV), Pembrolizumab (P) und EV/P in fortgeschrittenem Urothelkarzinom anhand von Zulassungsstudien, Langzeitdaten und Real-World-Kohorten.</w:t>
+        <w:t>Phase-I-Studie (STESIDES, 38 Patienten) zu ODM-209, einem CYP11A1-Inhibitor, der alle Steroidhormon-Synthese blockiert, bei metastasiertem kastrationsresistentem Prostatakarzinom und fortgeschrittenem Brustkrebs.</w:t>
       </w:r>
     </w:p>
     <w:p>
@@ -220,7 +220,7 @@
         <w:t xml:space="preserve">Ergebnis: </w:t>
       </w:r>
       <w:r>
-        <w:t>EV-Monotherapie: kutane Toxizität, periphere Neuropathie, Hyperglykämie, Dysgeuzie, okulare Ereignisse (frühe metabolische Events, kumulative Neuropathie). Pembrolizumab: niedrigere Hochgrad-Toxizität, aber Immune-Checkpoint-induzierte Endokrinopathien, Pneumonitis, Hepatitis, Kolitis, Nephritis. Kombination EV/P: vorhersehbare Überlappung dieser Toxizitätsdomänen; praktisches Attributionsrahmenwerk (EV-dominant, Immune-dominant, Überlappung, hohes Risiko mit Therapieunterbrechung).</w:t>
+        <w:t>PSA-Abfall ≥50 % bei 29 % der mCRPC-Patienten (10/34); bei AR-LBD-Mutationen 47 % (9/19). Partielle klinische Remission bei 19 % (3/16). Häufigste Nebenwirkungen: Müdigkeit (53 %), periphere Ödeme (34 %); 8 % erlebten schwere Nebenwirkungen, 3 Fälle ernsthafte Nebenniereninsuffizienz (eine davon DLT).</w:t>
       </w:r>
     </w:p>
     <w:p>
@@ -235,7 +235,7 @@
         <w:rPr>
           <w:sz w:val="19"/>
         </w:rPr>
-        <w:t>Mayo-Klinik-Kohorte; Toxizitäts-Management-Schemata und Attributionsrahmen für europäische/deutsche Urothelkarzinom-Praxen anwendbar.</w:t>
+        <w:t>Europäisch-finländische Studie, toxikologisches Profil übertragbar auf Deutschland</w:t>
       </w:r>
     </w:p>
     <w:p>
@@ -244,7 +244,7 @@
           <w:color w:val="5A7D3A"/>
           <w:sz w:val="18"/>
         </w:rPr>
-        <w:t>https://pubmed.ncbi.nlm.nih.gov/42768457/</w:t>
+        <w:t>https://pubmed.ncbi.nlm.nih.gov/42777289/</w:t>
       </w:r>
     </w:p>
     <w:p>
@@ -252,7 +252,7 @@
         <w:pStyle w:val="Heading2"/>
       </w:pPr>
       <w:r>
-        <w:t>γδ-T-Zellen fördern Anti-Tumor-Immunität beim kleinzelligen Lungenkrebs – klinische Basis für BiTE-Therapie</w:t>
+        <w:t>Anito-cel CAR-T-Therapie erreicht 100 % Ansprechrate bei therapierefraktärem Myelom</w:t>
       </w:r>
     </w:p>
     <w:p>
@@ -262,12 +262,12 @@
           <w:color w:val="666666"/>
           <w:sz w:val="18"/>
         </w:rPr>
-        <w:t>Ng J et al.  ·  Cancer Cell  ·  18.09.2026  ·  PMID 42759517</w:t>
+        <w:t>Frigault MJ et al.  ·  N Engl J Med  ·  24.09.2026  ·  PMID 42777241</w:t>
       </w:r>
     </w:p>
     <w:p>
       <w:r>
-        <w:t>Single-Cell-Transkriptomik in SCLC-Biopsien, kombiniert mit Analyse von zwei praxisverändernden klinischen Studien und Vormodellen, zur Rolle von γδ-T-Zellen bei Anti-PD-L1-Ansprechen und BiTE-Umleitung (Tarlatamab).</w:t>
+        <w:t>Phase-1-Studie (40 Patienten, 38 erhielten Anito-cel) zu autologer CAR-T-Zelltherapie mit d-Domain-BCMA-Binder bei therapierefraktärem oder rezidiviertem multiplem Myelom nach ≥3 Therapielinien.</w:t>
       </w:r>
     </w:p>
     <w:p>
@@ -278,7 +278,7 @@
         <w:t xml:space="preserve">Ergebnis: </w:t>
       </w:r>
       <w:r>
-        <w:t>γδ-T-Zell-Infiltration in SCLC-Biospecimens nachgewiesen. Trotz PD-1-Expression behielten γδ-T-Zellen zytotoxisches Transkriptionsprofil. Hohe γδ-T-Zell-Infiltration sagte verbessertes Ansprechen auf Anti-PD-L1 in zwei Studien voraus. Vormodelle zeigten γδ-T-Zellen wirksam bei Tarlatamab-umgeleiteter SCLC-Abtötung; Zoledronsäure sensibilisierte SCLC-Zellen für γδ-T-Zell-vermittelte Tötung.</w:t>
+        <w:t>Objektives Ansprechrate 100 % (38/38), komplette Remission 79 % (30/38); mediane PFS 30,2 Monate (24-Monats-PFS 57 %), 36-Monats-OS 65 %. CRS Grad 1–2 bei 94 % (beim empfohlenen Dosis-Level), kein Grad-≥3-CRS. ICANS Grad 1–2 bei 16 %, Grad 3 bei 3 % (1 Patient). Keine Neurotoxizität oder Off-Target-Effekte.</w:t>
       </w:r>
     </w:p>
     <w:p>
@@ -293,7 +293,7 @@
         <w:rPr>
           <w:sz w:val="19"/>
         </w:rPr>
-        <w:t>Australisch-deutsche Kohorte; Grundlagenbefund mit erkennbarem Weg zu klinischen BiTE- und Kombinationsansätzen.</w:t>
+        <w:t>US-Zulassungsstudie, internationale Relevanz, Verfügbarkeit in Deutschland fraglich</w:t>
       </w:r>
     </w:p>
     <w:p>
@@ -302,7 +302,7 @@
           <w:color w:val="5A7D3A"/>
           <w:sz w:val="18"/>
         </w:rPr>
-        <w:t>https://pubmed.ncbi.nlm.nih.gov/42759517/</w:t>
+        <w:t>https://pubmed.ncbi.nlm.nih.gov/42777241/</w:t>
       </w:r>
     </w:p>
     <w:p>
@@ -310,7 +310,7 @@
         <w:pStyle w:val="Heading2"/>
       </w:pPr>
       <w:r>
-        <w:t>Adjuvante Therapie der HR+/HER2−-Brustkrebse bei prämenopausalen Frauen: Klinischer Rahmen zu Endokrinologie, CDK4/6-Inhibitoren und Ovarialsuppression</w:t>
+        <w:t>Adjuvantes S-1 verbessert 5-Jahres-Überleben nach Gallenwegskarzinom-Resektion auf 64 %</w:t>
       </w:r>
     </w:p>
     <w:p>
@@ -320,12 +320,12 @@
           <w:color w:val="666666"/>
           <w:sz w:val="18"/>
         </w:rPr>
-        <w:t>Licata L et al.  ·  Ann Oncol  ·  17.09.2026  ·  PMID 42754095</w:t>
+        <w:t>Ikeda M et al.  ·  J Clin Oncol  ·  23.09.2026  ·  PMID 42777180</w:t>
       </w:r>
     </w:p>
     <w:p>
       <w:r>
-        <w:t>Systematische Zusammenfassung und klinischer Orientierungsrahmen zu Unsicherheiten in der adjuvanten Therapie von prämenopausalen Frauen mit hormonrezeptorpositivem, HER2-negativem frühem Brustkrebs über Endokrinotherapie, CDK4/6-Inhibitoren, Ovarialsuppression und Toxizitätsmanagement.</w:t>
+        <w:t>Japanische Phase-III-Studie (ASCOT, 440 Patienten) zu adjuvantem S-1 nach Resektion von Gallenwegskarzinom mit 5-Jahres-Follow-up (mediane Nachbeobachtung 61,5 Monate).</w:t>
       </w:r>
     </w:p>
     <w:p>
@@ -336,7 +336,7 @@
         <w:t xml:space="preserve">Ergebnis: </w:t>
       </w:r>
       <w:r>
-        <w:t>Endokrinie mit CDK4/6-Inhibitoren in ausgewählten höheren Risiken bleibt Grundpfeiler. Offene Fragen: optimale Ovarialsuppression, Interpretation genomischer Assays für Chemotherapieentscheidungen, Auswahl für verlängerte Endokrinotherapie, Adhärenz und Schwangerschaftsprobleme. Der Rahmen soll individualisierte Strategien für diese Population unterstützen.</w:t>
+        <w:t>5-Jahres-OS 64 % mit S-1 versus 52 % unter Beobachtung (HR 0,72; 95%-KI 0,55–0,95; p=0,01). Mediane OS 8,2 versus 5,9 Jahre. Mediane RFS 3,5 (S-1) versus 6,1 Jahre (Beobachtung). Behandlungseffekt über Subgruppen konsistent.</w:t>
       </w:r>
     </w:p>
     <w:p>
@@ -351,7 +351,7 @@
         <w:rPr>
           <w:sz w:val="19"/>
         </w:rPr>
-        <w:t>Italienische und internationale Expertise; Strukturen übertragbar auf deutsches Zentrenmanagement.</w:t>
+        <w:t>Japanisches Gesundheitssystem, internationales Standard-Chemotherapieschema, AMNOG-Nutzen möglich</w:t>
       </w:r>
     </w:p>
     <w:p>
@@ -360,7 +360,7 @@
           <w:color w:val="5A7D3A"/>
           <w:sz w:val="18"/>
         </w:rPr>
-        <w:t>https://pubmed.ncbi.nlm.nih.gov/42754095/</w:t>
+        <w:t>https://pubmed.ncbi.nlm.nih.gov/42777180/</w:t>
       </w:r>
     </w:p>
     <w:p>
@@ -368,7 +368,7 @@
         <w:pStyle w:val="Heading2"/>
       </w:pPr>
       <w:r>
-        <w:t>Arzneimittelinteraktionen beim Prostatakarzinom – digitale Tools häufig genutzt, Pharmakolog-Zugang unterentwickelt</w:t>
+        <w:t>GeNeo-Studie: Umfassendes Genomic Profiling verdoppelt Therapieempfehlungen</w:t>
       </w:r>
     </w:p>
     <w:p>
@@ -378,12 +378,12 @@
           <w:color w:val="666666"/>
           <w:sz w:val="18"/>
         </w:rPr>
-        <w:t>Valsecchi AA et al.  ·  Oncologist  ·  09.09.2026  ·  PMID 42747311</w:t>
+        <w:t>Toungouz GR et al.  ·  Eur J Cancer  ·  03.06.2026  ·  PMID 42773586</w:t>
       </w:r>
     </w:p>
     <w:p>
       <w:r>
-        <w:t>Internationale Online-Umfrage bei 69 italienischen und 1064 weltweiten Gesundheitsberuflern zu Praktiken beim Management von Arzneimittelwechselwirkungen (DDI) beim Prostatakarzinom.</w:t>
+        <w:t>Belgische Studie an 1.000 metastasierten oder lokal fortgeschrittenen Krebspatienten, Vergleich umfassendes Genomic Profiling (CGP) versus beschränkte lokale NGS-Panels im Rahmen der belgischen Präzisionsmedizin-Initiative.</w:t>
       </w:r>
     </w:p>
     <w:p>
@@ -394,7 +394,7 @@
         <w:t xml:space="preserve">Ergebnis: </w:t>
       </w:r>
       <w:r>
-        <w:t>DDI wurden als klinisch relevant anerkannt. Digitale Werkzeuge (Online-Datenbanken, Apps) am häufigsten; KI-Tools selten. Italienische Onkologen berichteten begrenzte Vor-Ort-Pharmacolog-Unterstützung (29 %), weltweit 76 %. Hauptbarrieren: Zeitdruck, unsichere Quellenzuverlässigkeit, Mangel an Schulung. Italienische Ärzte forderten mehr Pharmacolog-Zugang; globale Kohorten: institutionelle Schulung.</w:t>
+        <w:t>CGP erfolgreich bei 93 % der Patienten; 48 % erhielten mindestens eine zusätzliche Therapieempfehlung durch nationales Molekular-Tumorboard basierend auf CGP. 61 % aller Patienten erhielten CGP-basierte Empfehlungen; 23 % davon erhalten die empfohlene Therapie (Blockage: Nichtverfügbarkeit 25 %, klinische Verschlechterung 24 %, Patientenwahl 17 %).</w:t>
       </w:r>
     </w:p>
     <w:p>
@@ -409,7 +409,7 @@
         <w:rPr>
           <w:sz w:val="19"/>
         </w:rPr>
-        <w:t>Deutsche Universitätskliniken haben oft Pharmakolog-Support; zentrale Erkenntnisse zur DDI-Managementlücke und Schulungsbedarf übertragbar.</w:t>
+        <w:t>Belgisches Sozialversicherungssystem, ähnlich deutschem Struktur und Zulassungswegen</w:t>
       </w:r>
     </w:p>
     <w:p>
@@ -418,65 +418,7 @@
           <w:color w:val="5A7D3A"/>
           <w:sz w:val="18"/>
         </w:rPr>
-        <w:t>https://pubmed.ncbi.nlm.nih.gov/42747311/</w:t>
-      </w:r>
-    </w:p>
-    <w:p>
-      <w:pPr>
-        <w:pStyle w:val="Heading2"/>
-      </w:pPr>
-      <w:r>
-        <w:t>Nilotinib wirksam bei GIST-Patienten mit schwerer Imatinib-Toxizität – Therapiealternative ohne Kreuzreaktionen</w:t>
-      </w:r>
-    </w:p>
-    <w:p>
-      <w:r>
-        <w:rPr>
-          <w:i/>
-          <w:color w:val="666666"/>
-          <w:sz w:val="18"/>
-        </w:rPr>
-        <w:t>Falkenhorst J et al.  ·  Oncologist  ·  09.09.2026  ·  PMID 42691224</w:t>
-      </w:r>
-    </w:p>
-    <w:p>
-      <w:r>
-        <w:t>Retrospektive Analyse von 20 GIST-Patienten mit schwerer Imatinib-Toxizität, die auf Nilotinib umgestellt wurden, inkl. In-vitro-Testung an Zelllinien mit KIT-Mutationen.</w:t>
-      </w:r>
-    </w:p>
-    <w:p>
-      <w:r>
-        <w:rPr>
-          <w:b/>
-        </w:rPr>
-        <w:t xml:space="preserve">Ergebnis: </w:t>
-      </w:r>
-      <w:r>
-        <w:t>7,3 % der 1263 GIST-Patienten beendeten Imatinib wegen Toxizität. In 20 Patienten mit Nilotinib-Therapie zeigten sich keine Kreuzreaktivitäten mit Imatinib: Bei KIT-Exon-11-Mutationen wirksam, bei Exon-9- oder imatinib-resistenten Mutationen nicht. Nilotinib ist damit eine wichtige Alternative für imatinib-sensitive GIST.</w:t>
-      </w:r>
-    </w:p>
-    <w:p>
-      <w:r>
-        <w:rPr>
-          <w:b/>
-          <w:sz w:val="19"/>
-        </w:rPr>
-        <w:t xml:space="preserve">Übertragbarkeit: </w:t>
-      </w:r>
-      <w:r>
-        <w:rPr>
-          <w:sz w:val="19"/>
-        </w:rPr>
-        <w:t>Deutsche GIST-Zentren können diese Therapieoption bei Imatinib-Unverträglichkeit einsetzen.</w:t>
-      </w:r>
-    </w:p>
-    <w:p>
-      <w:r>
-        <w:rPr>
-          <w:color w:val="5A7D3A"/>
-          <w:sz w:val="18"/>
-        </w:rPr>
-        <w:t>https://pubmed.ncbi.nlm.nih.gov/42691224/</w:t>
+        <w:t>https://pubmed.ncbi.nlm.nih.gov/42773586/</w:t>
       </w:r>
     </w:p>
     <w:sectPr>

--- a/download/studien-aktuell.docx
+++ b/download/studien-aktuell.docx
@@ -62,7 +62,7 @@
           <w:color w:val="666666"/>
           <w:sz w:val="18"/>
         </w:rPr>
-        <w:t>Stand: 24.09.2026  |  6 Studien  |  onkologie.m-vf.de</w:t>
+        <w:t>Stand: 25.09.2026  |  6 Studien  |  onkologie.m-vf.de</w:t>
       </w:r>
     </w:p>
     <w:p>
@@ -70,7 +70,7 @@
         <w:pStyle w:val="Heading1"/>
       </w:pPr>
       <w:r>
-        <w:t>Aufgenommen am 24.09.2026</w:t>
+        <w:t>Aufgenommen am 25.09.2026</w:t>
       </w:r>
     </w:p>
     <w:p>
@@ -78,7 +78,7 @@
         <w:pStyle w:val="Heading2"/>
       </w:pPr>
       <w:r>
-        <w:t>BCG plus Immune Checkpoint Inhibitor erhöht systemische Toxizität bei Blasenkrebs deutlich</w:t>
+        <w:t>Adaptive Hoffnung in der Onkologie – Klinischer Rahmen für patientenzentrierte Kommunikation</w:t>
       </w:r>
     </w:p>
     <w:p>
@@ -88,12 +88,12 @@
           <w:color w:val="666666"/>
           <w:sz w:val="18"/>
         </w:rPr>
-        <w:t>Ciccarese C et al.  ·  ESMO Open  ·  23.09.2026  ·  PMID 42777327</w:t>
+        <w:t>Cherny NI et al.  ·  ESMO Open  ·  24.07.2026  ·  PMID 42785913</w:t>
       </w:r>
     </w:p>
     <w:p>
       <w:r>
-        <w:t>Metaanalyse von drei Phase-III-Studien (1.895 Patienten) zur Sicherheit intravesikaler BCG-Immunchemotherapie gegenüber BCG allein bei nicht-muskelinvasivem Harnblasenkarzinom.</w:t>
+        <w:t>Narrative Übersichtsarbeit (Synthesis empirischer und konzeptioneller Literatur): Hope und Despair als zentrale, oft ko-existierende Dimensionen der Krebserfahrung – ihre Determinanten, klinischen Manifestationen und Implikationen für Kommunikation und Entscheidungsfindung über die Krankheitstrajectory.</w:t>
       </w:r>
     </w:p>
     <w:p>
@@ -104,7 +104,7 @@
         <w:t xml:space="preserve">Ergebnis: </w:t>
       </w:r>
       <w:r>
-        <w:t>BCG plus Immune Checkpoint Inhibitor verdoppelte schwere Nebenwirkungen (Grad ≥3: RR 4,02; p&lt;0,00001) und erhöhte therapiebedingte schwere Ereignisse 4,5-fach (RR 4,54; p=0,0001), hauptsächlich durch systemische immunvermittelte Ereignisse (RR 15,18; p&lt;0,0001). Lokale Blasensymptome ähnlich zwischen Gruppen.</w:t>
+        <w:t>Hoffnung ist dynamisches, multidimensionales Konstrukt, das sich über Zeit evolves – initial auf Heilung ausgerichtet, rekalibriert oft zu erreichbaren Zielen (Symptomkontrolle, Funktion, Sinnstiftung, Würde, spiritueller Frieden). Adaptive, realitätskongruente Hoffnung durch ehrliche, mitfühlende, relational fundierte Kommunikation nachhaltig. Klinische Competency: Psychospiritual-, Relational-, interdisziplinäre Approaches (empathische Kommunikation, Symptommanagement, Meaning-Centered Interventions, Dignity-Conserving Care).</w:t>
       </w:r>
     </w:p>
     <w:p>
@@ -119,7 +119,7 @@
         <w:rPr>
           <w:sz w:val="19"/>
         </w:rPr>
-        <w:t>Europa-Studie mit deutschen und österreichischen Zentren, direkt anwendbar</w:t>
+        <w:t>Internationale Expert-Synthesis, direkt auf deutsches Gesundheitssystem übertragbar.</w:t>
       </w:r>
     </w:p>
     <w:p>
@@ -128,7 +128,7 @@
           <w:color w:val="5A7D3A"/>
           <w:sz w:val="18"/>
         </w:rPr>
-        <w:t>https://pubmed.ncbi.nlm.nih.gov/42777327/</w:t>
+        <w:t>https://pubmed.ncbi.nlm.nih.gov/42785913/</w:t>
       </w:r>
     </w:p>
     <w:p>
@@ -136,7 +136,7 @@
         <w:pStyle w:val="Heading2"/>
       </w:pPr>
       <w:r>
-        <w:t>FLOT plus Nivolumab bei Magenkrebse: Monocyten-Lymphozyten-Ratio identifiziert Profiteure</w:t>
+        <w:t>Trastuzumab emtansine bei HER2+ extramammärer Paget-Erkrankung – 92,9% Ansprechrate</w:t>
       </w:r>
     </w:p>
     <w:p>
@@ -146,12 +146,12 @@
           <w:color w:val="666666"/>
           <w:sz w:val="18"/>
         </w:rPr>
-        <w:t>Masetti M et al.  ·  Eur J Cancer  ·  10.09.2026  ·  PMID 42777290</w:t>
+        <w:t>Arakawa S et al.  ·  ESMO Open  ·  21.07.2026  ·  PMID 42785912</w:t>
       </w:r>
     </w:p>
     <w:p>
       <w:r>
-        <w:t>Extended Follow-up einer deutschen Multizenterstudie (Arm C: 52 Patienten mit mCRPC) zu FLOT-Chemotherapie plus Nivolumab mit Biomarker-Stratifizierung für Magenkarzinom.</w:t>
+        <w:t>Phase-II-Studie TEMENOS-2: 14 japanische Patienten mit HER2-positivem metastasiertem Paget-Karzinom (extramammär), Firstline Trastuzumab emtansine 3,6 mg/kg alle 3 Wochen bis 2 Jahre.</w:t>
       </w:r>
     </w:p>
     <w:p>
@@ -162,7 +162,7 @@
         <w:t xml:space="preserve">Ergebnis: </w:t>
       </w:r>
       <w:r>
-        <w:t>Mediane OS 14,6 Monate; bei CPS≥1 plus niedriger MLR (Monocyten-Lymphozyten-Ratio) OS 32,3 vs. 7,4 Monate (p=0,044). NLR und MLR korrelierten mit Überleben; Schmerz verbesserte sich, Müdigkeit und körperliche Funktionsfähigkeit verschlechterten sich.</w:t>
+        <w:t>Objektive Ansprechquote (zentrale Bewertung) 92,9% [95% CI 66,1%–99,8%]: 2 komplette, 11 partielle Remissionen, 1 Progression. Median-PFS 16,95 Monate [95% CI 5,75–n.e.]. Median-OS nicht erreicht. Grade-3-Nebenwirkungen in 42,9%, keine ≥4. Erste prospektive Evidenz für HER2-dirigierte ADC in dieser Entität.</w:t>
       </w:r>
     </w:p>
     <w:p>
@@ -177,7 +177,7 @@
         <w:rPr>
           <w:sz w:val="19"/>
         </w:rPr>
-        <w:t>Deutsche Klinikdaten aus 19 Zentren, vollständig übertragbar</w:t>
+        <w:t>Japanische Studie, kleine Fallzahl (n=14); für Deutschland Übertragbarkeit HER2+ seltene Tumoren.</w:t>
       </w:r>
     </w:p>
     <w:p>
@@ -186,7 +186,7 @@
           <w:color w:val="5A7D3A"/>
           <w:sz w:val="18"/>
         </w:rPr>
-        <w:t>https://pubmed.ncbi.nlm.nih.gov/42777290/</w:t>
+        <w:t>https://pubmed.ncbi.nlm.nih.gov/42785912/</w:t>
       </w:r>
     </w:p>
     <w:p>
@@ -194,7 +194,7 @@
         <w:pStyle w:val="Heading2"/>
       </w:pPr>
       <w:r>
-        <w:t>ODM-209 zeigt Aktivität bei kastrationsresistentem Prostatakarzinom mit AR-LBD-Mutationen</w:t>
+        <w:t>Atezolizumab plus pertuzumab, trastuzumab, Chemotherapie – kein Vorteil für Gesamtüberleben</w:t>
       </w:r>
     </w:p>
     <w:p>
@@ -204,12 +204,12 @@
           <w:color w:val="666666"/>
           <w:sz w:val="18"/>
         </w:rPr>
-        <w:t>Bernard-Tessier A et al.  ·  Eur J Cancer  ·  12.09.2026  ·  PMID 42777289</w:t>
+        <w:t>Huober J et al.  ·  ESMO Open  ·  24.09.2026  ·  PMID 42785163</w:t>
       </w:r>
     </w:p>
     <w:p>
       <w:r>
-        <w:t>Phase-I-Studie (STESIDES, 38 Patienten) zu ODM-209, einem CYP11A1-Inhibitor, der alle Steroidhormon-Synthese blockiert, bei metastasiertem kastrationsresistentem Prostatakarzinom und fortgeschrittenem Brustkrebs.</w:t>
+        <w:t>Phase-III-Studie (IMpassion050): Neoadjuvante Atezolizumab-Addition zur Standard-Therapie bei HER2-positivem Frühbrustkrebs hohen Risikos – Intention-to-treat und PD-L1-positive Kohorte.</w:t>
       </w:r>
     </w:p>
     <w:p>
@@ -220,7 +220,7 @@
         <w:t xml:space="preserve">Ergebnis: </w:t>
       </w:r>
       <w:r>
-        <w:t>PSA-Abfall ≥50 % bei 29 % der mCRPC-Patienten (10/34); bei AR-LBD-Mutationen 47 % (9/19). Partielle klinische Remission bei 19 % (3/16). Häufigste Nebenwirkungen: Müdigkeit (53 %), periphere Ödeme (34 %); 8 % erlebten schwere Nebenwirkungen, 3 Fälle ernsthafte Nebenniereninsuffizienz (eine davon DLT).</w:t>
+        <w:t>3-Jahres-Event-Free-Survival 91,4% (Atezolizumab) vs 89,0% (Placebo); Hazard Ratio 0,90 [95% CI 0,50–1,59]; 3-Jahres-Disease-Free-Survival 92,9% vs 88,5% (HR 0,71 [95% CI 0,38–1,32]). Keine signifikanten Unterschiede. Immuntherapie-assoziierte unerwünschte Ereignisse häufiger (59,4% vs 47,0%).</w:t>
       </w:r>
     </w:p>
     <w:p>
@@ -235,7 +235,7 @@
         <w:rPr>
           <w:sz w:val="19"/>
         </w:rPr>
-        <w:t>Europäisch-finländische Studie, toxikologisches Profil übertragbar auf Deutschland</w:t>
+        <w:t>Europäische Multicenterstudie, deutsche Beteiligung, direkt anwendbar.</w:t>
       </w:r>
     </w:p>
     <w:p>
@@ -244,7 +244,7 @@
           <w:color w:val="5A7D3A"/>
           <w:sz w:val="18"/>
         </w:rPr>
-        <w:t>https://pubmed.ncbi.nlm.nih.gov/42777289/</w:t>
+        <w:t>https://pubmed.ncbi.nlm.nih.gov/42785163/</w:t>
       </w:r>
     </w:p>
     <w:p>
@@ -252,7 +252,7 @@
         <w:pStyle w:val="Heading2"/>
       </w:pPr>
       <w:r>
-        <w:t>Anito-cel CAR-T-Therapie erreicht 100 % Ansprechrate bei therapierefraktärem Myelom</w:t>
+        <w:t>Retlirafusp alfa + Chemotherapie – Gesamtüberleben bei Magen-/GEJ-Karzinom um 6,4 Monate verlängert</w:t>
       </w:r>
     </w:p>
     <w:p>
@@ -262,12 +262,12 @@
           <w:color w:val="666666"/>
           <w:sz w:val="18"/>
         </w:rPr>
-        <w:t>Frigault MJ et al.  ·  N Engl J Med  ·  24.09.2026  ·  PMID 42777241</w:t>
+        <w:t>Peng Z et al.  ·  J Clin Oncol  ·  24.09.2026  ·  PMID 42784781</w:t>
       </w:r>
     </w:p>
     <w:p>
       <w:r>
-        <w:t>Phase-1-Studie (40 Patienten, 38 erhielten Anito-cel) zu autologer CAR-T-Zelltherapie mit d-Domain-BCMA-Binder bei therapierefraktärem oder rezidiviertem multiplem Myelom nach ≥3 Therapielinien.</w:t>
+        <w:t>Phase-III-Studie RELIGHT (731 Patienten): Retlirafusp alfa (Anti-PD-L1/TGF-β-Antikörper) + CAPOX versus Placebo + CAPOX als Firstline-Therapie für HER2-negatives lokal fortgeschrittenes/metastasiertes Magen-/Ösophagus-Karzinom.</w:t>
       </w:r>
     </w:p>
     <w:p>
@@ -278,7 +278,7 @@
         <w:t xml:space="preserve">Ergebnis: </w:t>
       </w:r>
       <w:r>
-        <w:t>Objektives Ansprechrate 100 % (38/38), komplette Remission 79 % (30/38); mediane PFS 30,2 Monate (24-Monats-PFS 57 %), 36-Monats-OS 65 %. CRS Grad 1–2 bei 94 % (beim empfohlenen Dosis-Level), kein Grad-≥3-CRS. ICANS Grad 1–2 bei 16 %, Grad 3 bei 3 % (1 Patient). Keine Neurotoxizität oder Off-Target-Effekte.</w:t>
+        <w:t>PD-L1-CPS ≥5: Median-OS 16,8 vs 10,4 Monate (HR 0,53 [95% CI 0,40–0,68], p &lt; 0,0001). ITT-Analyse: 15,8 vs 11,2 Monate (HR 0,66 [95% CI 0,53–0,81], p &lt; 0,0001). Median-PFS 7,6 vs 5,5 Monate (HR 0,52). Toxizität vergleichbar (Grade ≥3: 62,6% vs 59,0%).</w:t>
       </w:r>
     </w:p>
     <w:p>
@@ -293,7 +293,7 @@
         <w:rPr>
           <w:sz w:val="19"/>
         </w:rPr>
-        <w:t>US-Zulassungsstudie, internationale Relevanz, Verfügbarkeit in Deutschland fraglich</w:t>
+        <w:t>China-Studie (Versicherungssystem unterschiedlich); in Deutschland Vergleich zu PD-1-Inhibitor+Chemotherapie erforderlich.</w:t>
       </w:r>
     </w:p>
     <w:p>
@@ -302,7 +302,7 @@
           <w:color w:val="5A7D3A"/>
           <w:sz w:val="18"/>
         </w:rPr>
-        <w:t>https://pubmed.ncbi.nlm.nih.gov/42777241/</w:t>
+        <w:t>https://pubmed.ncbi.nlm.nih.gov/42784781/</w:t>
       </w:r>
     </w:p>
     <w:p>
@@ -310,7 +310,7 @@
         <w:pStyle w:val="Heading2"/>
       </w:pPr>
       <w:r>
-        <w:t>Adjuvantes S-1 verbessert 5-Jahres-Überleben nach Gallenwegskarzinom-Resektion auf 64 %</w:t>
+        <w:t>PET/CT reduziert Planungszielvolumina in Ösophaguskarzinom-Strahlentherapie</w:t>
       </w:r>
     </w:p>
     <w:p>
@@ -320,12 +320,12 @@
           <w:color w:val="666666"/>
           <w:sz w:val="18"/>
         </w:rPr>
-        <w:t>Ikeda M et al.  ·  J Clin Oncol  ·  23.09.2026  ·  PMID 42777180</w:t>
+        <w:t>Ashykhmina V et al.  ·  Strahlenther Onkol  ·  24.09.2026  ·  PMID 42782290</w:t>
       </w:r>
     </w:p>
     <w:p>
       <w:r>
-        <w:t>Japanische Phase-III-Studie (ASCOT, 440 Patienten) zu adjuvantem S-1 nach Resektion von Gallenwegskarzinom mit 5-Jahres-Follow-up (mediane Nachbeobachtung 61,5 Monate).</w:t>
+        <w:t>Retrospektive Analyse: 20 Patienten mit lokal fortgeschrittenem Ösophaguskarzinom – Vergleich PET/CT-gestützter versus CT-allein-Konturierung für Strahlenplanung.</w:t>
       </w:r>
     </w:p>
     <w:p>
@@ -336,7 +336,7 @@
         <w:t xml:space="preserve">Ergebnis: </w:t>
       </w:r>
       <w:r>
-        <w:t>5-Jahres-OS 64 % mit S-1 versus 52 % unter Beobachtung (HR 0,72; 95%-KI 0,55–0,95; p=0,01). Mediane OS 8,2 versus 5,9 Jahre. Mediane RFS 3,5 (S-1) versus 6,1 Jahre (Beobachtung). Behandlungseffekt über Subgruppen konsistent.</w:t>
+        <w:t>PET/CT reduziert Zielvolumen signifikant (mittleres PTV 602,3 ± 267,4 cm³ auf 453,2 ± 237,4 cm³, p &lt; 0,001). Lungen-V20 sank von 10,39 ± 1,23% auf 7,85 ± 1,18% (p = 0,001). Geometrische Unterschiede &gt;100 cm³ in 20% der Fälle. Interobserver-Variabilität beim PET/CT-Targeting niedriger.</w:t>
       </w:r>
     </w:p>
     <w:p>
@@ -351,7 +351,7 @@
         <w:rPr>
           <w:sz w:val="19"/>
         </w:rPr>
-        <w:t>Japanisches Gesundheitssystem, internationales Standard-Chemotherapieschema, AMNOG-Nutzen möglich</w:t>
+        <w:t>Deutsche Klinik (Magdeburg), prospektive Validierung erforderlich.</w:t>
       </w:r>
     </w:p>
     <w:p>
@@ -360,7 +360,7 @@
           <w:color w:val="5A7D3A"/>
           <w:sz w:val="18"/>
         </w:rPr>
-        <w:t>https://pubmed.ncbi.nlm.nih.gov/42777180/</w:t>
+        <w:t>https://pubmed.ncbi.nlm.nih.gov/42782290/</w:t>
       </w:r>
     </w:p>
     <w:p>
@@ -368,7 +368,7 @@
         <w:pStyle w:val="Heading2"/>
       </w:pPr>
       <w:r>
-        <w:t>GeNeo-Studie: Umfassendes Genomic Profiling verdoppelt Therapieempfehlungen</w:t>
+        <w:t>Re-Bestrahlung zentraler Lungenkarzinom-Rezidive – 1-Jahres-Überleben 61%</w:t>
       </w:r>
     </w:p>
     <w:p>
@@ -378,12 +378,12 @@
           <w:color w:val="666666"/>
           <w:sz w:val="18"/>
         </w:rPr>
-        <w:t>Toungouz GR et al.  ·  Eur J Cancer  ·  03.06.2026  ·  PMID 42773586</w:t>
+        <w:t>Farnik F et al.  ·  Strahlenther Onkol  ·  24.09.2026  ·  PMID 42782288</w:t>
       </w:r>
     </w:p>
     <w:p>
       <w:r>
-        <w:t>Belgische Studie an 1.000 metastasierten oder lokal fortgeschrittenen Krebspatienten, Vergleich umfassendes Genomic Profiling (CGP) versus beschränkte lokale NGS-Panels im Rahmen der belgischen Präzisionsmedizin-Initiative.</w:t>
+        <w:t>Monozentrische Analyse: 30 Patienten mit zentral gelegenem Lungenkarzinom-Rezidiv 2014–2024, Typ-2-Re-Bestrahlung mit individualisierter Dosierung.</w:t>
       </w:r>
     </w:p>
     <w:p>
@@ -394,7 +394,7 @@
         <w:t xml:space="preserve">Ergebnis: </w:t>
       </w:r>
       <w:r>
-        <w:t>CGP erfolgreich bei 93 % der Patienten; 48 % erhielten mindestens eine zusätzliche Therapieempfehlung durch nationales Molekular-Tumorboard basierend auf CGP. 61 % aller Patienten erhielten CGP-basierte Empfehlungen; 23 % davon erhalten die empfohlene Therapie (Blockage: Nichtverfügbarkeit 25 %, klinische Verschlechterung 24 %, Patientenwahl 17 %).</w:t>
+        <w:t>1-Jahres-Gesamtüberleben 61%, 1-Jahres-Progression-Free-Survival 19,3%, 1-Jahres-Lokalkontrolle 80,1%. Mediane EQD2 49,5 Gy. Nur ein Fall Grade-3-Spätkomplikation (Ösophagusstenose), gute Verträglichkeit. Alter &gt;65 Jahre einziger unabhängiger Prognosefaktor für besseres PFS.</w:t>
       </w:r>
     </w:p>
     <w:p>
@@ -409,7 +409,7 @@
         <w:rPr>
           <w:sz w:val="19"/>
         </w:rPr>
-        <w:t>Belgisches Sozialversicherungssystem, ähnlich deutschem Struktur und Zulassungswegen</w:t>
+        <w:t>Deutsche Monocenterstudie (Erlangen), begrenzte Fallzahl.</w:t>
       </w:r>
     </w:p>
     <w:p>
@@ -418,7 +418,7 @@
           <w:color w:val="5A7D3A"/>
           <w:sz w:val="18"/>
         </w:rPr>
-        <w:t>https://pubmed.ncbi.nlm.nih.gov/42773586/</w:t>
+        <w:t>https://pubmed.ncbi.nlm.nih.gov/42782288/</w:t>
       </w:r>
     </w:p>
     <w:sectPr>

--- a/download/studien-aktuell.docx
+++ b/download/studien-aktuell.docx
@@ -62,7 +62,7 @@
           <w:color w:val="666666"/>
           <w:sz w:val="18"/>
         </w:rPr>
-        <w:t>Stand: 25.09.2026  |  6 Studien  |  onkologie.m-vf.de</w:t>
+        <w:t>Stand: 26.09.2026  |  7 Studien  |  onkologie.m-vf.de</w:t>
       </w:r>
     </w:p>
     <w:p>
@@ -70,7 +70,7 @@
         <w:pStyle w:val="Heading1"/>
       </w:pPr>
       <w:r>
-        <w:t>Aufgenommen am 25.09.2026</w:t>
+        <w:t>Aufgenommen am 26.09.2026</w:t>
       </w:r>
     </w:p>
     <w:p>
@@ -78,7 +78,7 @@
         <w:pStyle w:val="Heading2"/>
       </w:pPr>
       <w:r>
-        <w:t>Adaptive Hoffnung in der Onkologie – Klinischer Rahmen für patientenzentrierte Kommunikation</w:t>
+        <w:t>Reduzierte Dosis für elektive Halsknotenbest. in Nasopharynxkarzinom: 5-Jahres-Sicherheit</w:t>
       </w:r>
     </w:p>
     <w:p>
@@ -88,12 +88,12 @@
           <w:color w:val="666666"/>
           <w:sz w:val="18"/>
         </w:rPr>
-        <w:t>Cherny NI et al.  ·  ESMO Open  ·  24.07.2026  ·  PMID 42785913</w:t>
+        <w:t>Chen X et al.  ·  Radiother Oncol  ·  25.09.2026  ·  PMID 42790787</w:t>
       </w:r>
     </w:p>
     <w:p>
       <w:r>
-        <w:t>Narrative Übersichtsarbeit (Synthesis empirischer und konzeptioneller Literatur): Hope und Despair als zentrale, oft ko-existierende Dimensionen der Krebserfahrung – ihre Determinanten, klinischen Manifestationen und Implikationen für Kommunikation und Entscheidungsfindung über die Krankheitstrajectory.</w:t>
+        <w:t>Retrospektive Kohorte mit 752 Patienten zu Langzeiteffizienz und Organschonung bei De-Eskalation der elektiven Halsknotenbestrahlung von 50 Gy auf 45 Gy EQD2 bei intensitätsmodulierter Radiotherapie.</w:t>
       </w:r>
     </w:p>
     <w:p>
@@ -104,7 +104,7 @@
         <w:t xml:space="preserve">Ergebnis: </w:t>
       </w:r>
       <w:r>
-        <w:t>Hoffnung ist dynamisches, multidimensionales Konstrukt, das sich über Zeit evolves – initial auf Heilung ausgerichtet, rekalibriert oft zu erreichbaren Zielen (Symptomkontrolle, Funktion, Sinnstiftung, Würde, spiritueller Frieden). Adaptive, realitätskongruente Hoffnung durch ehrliche, mitfühlende, relational fundierte Kommunikation nachhaltig. Klinische Competency: Psychospiritual-, Relational-, interdisziplinäre Approaches (empathische Kommunikation, Symptommanagement, Meaning-Centered Interventions, Dignity-Conserving Care).</w:t>
+        <w:t>5-Jahres-Regionalkontrollen 97,3 %, Gesamtüberleben 89,7 %. Nur 0,7 % isolierte Rezidive in der 45-Gy-Dosis. Vergleichspläne zeigten signifikante Dosisreduktion für alle Risikoorgane (p &lt; 0,001) mit bedeutsamen NTCP-Reduktionen für Parotisfunktionsverlust, Dysphagie und Hypothyreose (alle p &lt; 0,001).</w:t>
       </w:r>
     </w:p>
     <w:p>
@@ -119,7 +119,7 @@
         <w:rPr>
           <w:sz w:val="19"/>
         </w:rPr>
-        <w:t>Internationale Expert-Synthesis, direkt auf deutsches Gesundheitssystem übertragbar.</w:t>
+        <w:t>Chinesische Daten, internationales Standard-Bestrahlungsprotokoll, direkt übertragbar.</w:t>
       </w:r>
     </w:p>
     <w:p>
@@ -128,7 +128,7 @@
           <w:color w:val="5A7D3A"/>
           <w:sz w:val="18"/>
         </w:rPr>
-        <w:t>https://pubmed.ncbi.nlm.nih.gov/42785913/</w:t>
+        <w:t>https://pubmed.ncbi.nlm.nih.gov/42790787/</w:t>
       </w:r>
     </w:p>
     <w:p>
@@ -136,7 +136,7 @@
         <w:pStyle w:val="Heading2"/>
       </w:pPr>
       <w:r>
-        <w:t>Trastuzumab emtansine bei HER2+ extramammärer Paget-Erkrankung – 92,9% Ansprechrate</w:t>
+        <w:t>Iberdomid + Daratumumab gegen Bortezomib bei Myelom: MRD-negative Remissionen verdoppelt</w:t>
       </w:r>
     </w:p>
     <w:p>
@@ -146,12 +146,12 @@
           <w:color w:val="666666"/>
           <w:sz w:val="18"/>
         </w:rPr>
-        <w:t>Arakawa S et al.  ·  ESMO Open  ·  21.07.2026  ·  PMID 42785912</w:t>
+        <w:t>Lonial S et al.  ·  Lancet Oncol  ·  25.09.2026  ·  PMID 42790445</w:t>
       </w:r>
     </w:p>
     <w:p>
       <w:r>
-        <w:t>Phase-II-Studie TEMENOS-2: 14 japanische Patienten mit HER2-positivem metastasiertem Paget-Karzinom (extramammär), Firstline Trastuzumab emtansine 3,6 mg/kg alle 3 Wochen bis 2 Jahre.</w:t>
+        <w:t>Phase-3-Studie (EXCALIBER-RRMM) mit 420 Patienten, randomisiert zum Vergleich Iberdomid/Daratumumab/Dexamethason vs. Daratumumab/Bortezomib/Dexamethason bei rezidiviertem/refraktärem Myelom.</w:t>
       </w:r>
     </w:p>
     <w:p>
@@ -162,7 +162,7 @@
         <w:t xml:space="preserve">Ergebnis: </w:t>
       </w:r>
       <w:r>
-        <w:t>Objektive Ansprechquote (zentrale Bewertung) 92,9% [95% CI 66,1%–99,8%]: 2 komplette, 11 partielle Remissionen, 1 Progression. Median-PFS 16,95 Monate [95% CI 5,75–n.e.]. Median-OS nicht erreicht. Grade-3-Nebenwirkungen in 42,9%, keine ≥4. Erste prospektive Evidenz für HER2-dirigierte ADC in dieser Entität.</w:t>
+        <w:t>MRD-negative komplette Remissionen (Fluoreszenzfluss &lt;10−5) 41 % vs. 21 % (odds ratio 2,8; 95%-KI 1,8–4,3; p &lt; 0,0001). Grad-3/4-Nebenwirkungen in 92 % vs. 70 % (Neutropenie 84 % vs. 11 %, Infektionen 39 % vs. 22 %), managebar mit Supportivtherapie.</w:t>
       </w:r>
     </w:p>
     <w:p>
@@ -177,7 +177,7 @@
         <w:rPr>
           <w:sz w:val="19"/>
         </w:rPr>
-        <w:t>Japanische Studie, kleine Fallzahl (n=14); für Deutschland Übertragbarkeit HER2+ seltene Tumoren.</w:t>
+        <w:t>Internationale Studie, zentraler europäischer Einsatz in AMNOG-Verfahren zu prüfen.</w:t>
       </w:r>
     </w:p>
     <w:p>
@@ -186,7 +186,7 @@
           <w:color w:val="5A7D3A"/>
           <w:sz w:val="18"/>
         </w:rPr>
-        <w:t>https://pubmed.ncbi.nlm.nih.gov/42785912/</w:t>
+        <w:t>https://pubmed.ncbi.nlm.nih.gov/42790445/</w:t>
       </w:r>
     </w:p>
     <w:p>
@@ -194,7 +194,7 @@
         <w:pStyle w:val="Heading2"/>
       </w:pPr>
       <w:r>
-        <w:t>Atezolizumab plus pertuzumab, trastuzumab, Chemotherapie – kein Vorteil für Gesamtüberleben</w:t>
+        <w:t>Online adaptive Radiotherapie bei Prostatakarzinom: weniger Toxizität, bessere Lebensqualität</w:t>
       </w:r>
     </w:p>
     <w:p>
@@ -204,12 +204,12 @@
           <w:color w:val="666666"/>
           <w:sz w:val="18"/>
         </w:rPr>
-        <w:t>Huober J et al.  ·  ESMO Open  ·  24.09.2026  ·  PMID 42785163</w:t>
+        <w:t>Kalinauskaite G et al.  ·  Strahlenther Onkol  ·  25.09.2026  ·  PMID 42789071</w:t>
       </w:r>
     </w:p>
     <w:p>
       <w:r>
-        <w:t>Phase-III-Studie (IMpassion050): Neoadjuvante Atezolizumab-Addition zur Standard-Therapie bei HER2-positivem Frühbrustkrebs hohen Risikos – Intention-to-treat und PD-L1-positive Kohorte.</w:t>
+        <w:t>Prospektive Studie zum Vergleich der akuten Toxizität und Lebensqualität bei adaptiver MRT-gestützter Online-Bestrahlung vs. konventioneller bildgestützter Radiotherapie bei Prostatakarzinom mit moderat hypofraktioniertem Schema.</w:t>
       </w:r>
     </w:p>
     <w:p>
@@ -220,7 +220,7 @@
         <w:t xml:space="preserve">Ergebnis: </w:t>
       </w:r>
       <w:r>
-        <w:t>3-Jahres-Event-Free-Survival 91,4% (Atezolizumab) vs 89,0% (Placebo); Hazard Ratio 0,90 [95% CI 0,50–1,59]; 3-Jahres-Disease-Free-Survival 92,9% vs 88,5% (HR 0,71 [95% CI 0,38–1,32]). Keine signifikanten Unterschiede. Immuntherapie-assoziierte unerwünschte Ereignisse häufiger (59,4% vs 47,0%).</w:t>
+        <w:t>Adaptive Radiotherapie war mit günstigerem gastrointestinalem Toxizitätsprofil assoziiert (niedrigere maximale Toxizitätsgrade; p = 0,028). Patienten der Vergleichsgruppe zeigten häufiger klinisch bedeutsame Verschlechterungen bei Fatigue (74 % vs. 37 %; p = 0,004), körperlicher Funktionsfähigkeit (27 % vs. 3 %; p = 0,009) und Rollenerfüllung (48,1 % vs. 22,9 %; p = 0,04).</w:t>
       </w:r>
     </w:p>
     <w:p>
@@ -235,7 +235,7 @@
         <w:rPr>
           <w:sz w:val="19"/>
         </w:rPr>
-        <w:t>Europäische Multicenterstudie, deutsche Beteiligung, direkt anwendbar.</w:t>
+        <w:t>Deutsches Zentrumsmodell, Charité und Ulm, validierbar für deutsche Routineversorgung.</w:t>
       </w:r>
     </w:p>
     <w:p>
@@ -244,7 +244,7 @@
           <w:color w:val="5A7D3A"/>
           <w:sz w:val="18"/>
         </w:rPr>
-        <w:t>https://pubmed.ncbi.nlm.nih.gov/42785163/</w:t>
+        <w:t>https://pubmed.ncbi.nlm.nih.gov/42789071/</w:t>
       </w:r>
     </w:p>
     <w:p>
@@ -252,7 +252,7 @@
         <w:pStyle w:val="Heading2"/>
       </w:pPr>
       <w:r>
-        <w:t>Retlirafusp alfa + Chemotherapie – Gesamtüberleben bei Magen-/GEJ-Karzinom um 6,4 Monate verlängert</w:t>
+        <w:t>Zentralisierte MRT-geführte adaptive Brachytherapie für Zervixkarzinom in Österreich: Durchführbarkeit und Ergebnisse</w:t>
       </w:r>
     </w:p>
     <w:p>
@@ -262,12 +262,12 @@
           <w:color w:val="666666"/>
           <w:sz w:val="18"/>
         </w:rPr>
-        <w:t>Peng Z et al.  ·  J Clin Oncol  ·  24.09.2026  ·  PMID 42784781</w:t>
+        <w:t>Knoth J et al.  ·  Strahlenther Onkol  ·  25.09.2026  ·  PMID 42789070</w:t>
       </w:r>
     </w:p>
     <w:p>
       <w:r>
-        <w:t>Phase-III-Studie RELIGHT (731 Patienten): Retlirafusp alfa (Anti-PD-L1/TGF-β-Antikörper) + CAPOX versus Placebo + CAPOX als Firstline-Therapie für HER2-negatives lokal fortgeschrittenes/metastasiertes Magen-/Ösophagus-Karzinom.</w:t>
+        <w:t>Retrospektive Kohortenstudie zur Machbarkeit eines österreichischen Zentranzugangsmodells mit dezentraler Perkutanstrahlung und zentralisierter MRT-gestützter adaptiver Brachytherapie bei 89 Patienten mit FIGO IB–IVA Zervixkarzinom (2018–2022).</w:t>
       </w:r>
     </w:p>
     <w:p>
@@ -278,7 +278,7 @@
         <w:t xml:space="preserve">Ergebnis: </w:t>
       </w:r>
       <w:r>
-        <w:t>PD-L1-CPS ≥5: Median-OS 16,8 vs 10,4 Monate (HR 0,53 [95% CI 0,40–0,68], p &lt; 0,0001). ITT-Analyse: 15,8 vs 11,2 Monate (HR 0,66 [95% CI 0,53–0,81], p &lt; 0,0001). Median-PFS 7,6 vs 5,5 Monate (HR 0,52). Toxizität vergleichbar (Grade ≥3: 62,6% vs 59,0%).</w:t>
+        <w:t>3-Jahres-Gesamtüberleben 74 %, Lokalkontrollen 95 %, Beckenregionalkontrollen 95 %. Grad-≥3-Morbidität bei 26,1 %. Mediane Gesamtbehandlungsdauer 50 Tage. Durchführbarkeit und Qualität bestätigt, auch bei paraaortischen Metastasen (17 %).</w:t>
       </w:r>
     </w:p>
     <w:p>
@@ -293,7 +293,7 @@
         <w:rPr>
           <w:sz w:val="19"/>
         </w:rPr>
-        <w:t>China-Studie (Versicherungssystem unterschiedlich); in Deutschland Vergleich zu PD-1-Inhibitor+Chemotherapie erforderlich.</w:t>
+        <w:t>Österreichisches Verbundsystem direkt auf deutsche Zentrumslandschaft übertragbar.</w:t>
       </w:r>
     </w:p>
     <w:p>
@@ -302,7 +302,7 @@
           <w:color w:val="5A7D3A"/>
           <w:sz w:val="18"/>
         </w:rPr>
-        <w:t>https://pubmed.ncbi.nlm.nih.gov/42784781/</w:t>
+        <w:t>https://pubmed.ncbi.nlm.nih.gov/42789070/</w:t>
       </w:r>
     </w:p>
     <w:p>
@@ -310,7 +310,7 @@
         <w:pStyle w:val="Heading2"/>
       </w:pPr>
       <w:r>
-        <w:t>PET/CT reduziert Planungszielvolumina in Ösophaguskarzinom-Strahlentherapie</w:t>
+        <w:t>Frühe Palliativversorgung für afroamerikanische und rural wohnhafte Angehörige: Langzeitergebnisse</w:t>
       </w:r>
     </w:p>
     <w:p>
@@ -320,12 +320,12 @@
           <w:color w:val="666666"/>
           <w:sz w:val="18"/>
         </w:rPr>
-        <w:t>Ashykhmina V et al.  ·  Strahlenther Onkol  ·  24.09.2026  ·  PMID 42782290</w:t>
+        <w:t>Odom JN et al.  ·  J Natl Cancer Inst  ·  24.09.2026  ·  PMID 42786668</w:t>
       </w:r>
     </w:p>
     <w:p>
       <w:r>
-        <w:t>Retrospektive Analyse: 20 Patienten mit lokal fortgeschrittenem Ösophaguskarzinom – Vergleich PET/CT-gestützter versus CT-allein-Konturierung für Strahlenplanung.</w:t>
+        <w:t>Randomisierte Studie (ENABLE Cornerstone) bei 222 Angehörigen und 165 Patienten mit fortgeschrittenem Krebsleiden; Intervention: Laienkurs-geführte Palliativberatung für Pflegepersonen vs. Standardversorgung über 36–48 Wochen.</w:t>
       </w:r>
     </w:p>
     <w:p>
@@ -336,7 +336,7 @@
         <w:t xml:space="preserve">Ergebnis: </w:t>
       </w:r>
       <w:r>
-        <w:t>PET/CT reduziert Zielvolumen signifikant (mittleres PTV 602,3 ± 267,4 cm³ auf 453,2 ± 237,4 cm³, p &lt; 0,001). Lungen-V20 sank von 10,39 ± 1,23% auf 7,85 ± 1,18% (p = 0,001). Geometrische Unterschiede &gt;100 cm³ in 20% der Fälle. Interobserver-Variabilität beim PET/CT-Targeting niedriger.</w:t>
+        <w:t>Pflegepersonen der Interventionsgruppe: niedrigere Anforderungsbelastung (Differenz −1,54; Cohen's d −0,41; p = 0,03) bei 36 Wochen. Patienten: niedriger depressive Symptome bei 36 Wochen (Differenz −1,53; p = 0,048) und bessere körperliche Lebensqualität bei 48 Wochen (Differenz +3,93; p = 0,02). Effekte bei Subgruppen mit strukturellen Zugangsbarrieren bedeutsam.</w:t>
       </w:r>
     </w:p>
     <w:p>
@@ -351,7 +351,7 @@
         <w:rPr>
           <w:sz w:val="19"/>
         </w:rPr>
-        <w:t>Deutsche Klinik (Magdeburg), prospektive Validierung erforderlich.</w:t>
+        <w:t>USA, unterrepräsentierte Bevölkerungsgruppen; Modell für deutsche Versorgungslücken anwendbar.</w:t>
       </w:r>
     </w:p>
     <w:p>
@@ -360,7 +360,7 @@
           <w:color w:val="5A7D3A"/>
           <w:sz w:val="18"/>
         </w:rPr>
-        <w:t>https://pubmed.ncbi.nlm.nih.gov/42782290/</w:t>
+        <w:t>https://pubmed.ncbi.nlm.nih.gov/42786668/</w:t>
       </w:r>
     </w:p>
     <w:p>
@@ -368,7 +368,7 @@
         <w:pStyle w:val="Heading2"/>
       </w:pPr>
       <w:r>
-        <w:t>Re-Bestrahlung zentraler Lungenkarzinom-Rezidive – 1-Jahres-Überleben 61%</w:t>
+        <w:t>Keramidsynthese und YAP-Signalweg treiben Kolonkarzinom-Metastasen</w:t>
       </w:r>
     </w:p>
     <w:p>
@@ -378,12 +378,12 @@
           <w:color w:val="666666"/>
           <w:sz w:val="18"/>
         </w:rPr>
-        <w:t>Farnik F et al.  ·  Strahlenther Onkol  ·  24.09.2026  ·  PMID 42782288</w:t>
+        <w:t>Goswami S et al.  ·  Science  ·  24.09.2026  ·  PMID 42784694</w:t>
       </w:r>
     </w:p>
     <w:p>
       <w:r>
-        <w:t>Monozentrische Analyse: 30 Patienten mit zentral gelegenem Lungenkarzinom-Rezidiv 2014–2024, Typ-2-Re-Bestrahlung mit individualisierter Dosierung.</w:t>
+        <w:t>Mechanistische Studie in Zellsystemen und Tiermodellen zur Rolle von de-novo-Keramidsynthese, Desaturase Degs1 und YAP-Signalweg in der Initiierung von Kolorektalkarzinom-Metastasen unter Einfluss diätetischen Fetts.</w:t>
       </w:r>
     </w:p>
     <w:p>
@@ -394,7 +394,7 @@
         <w:t xml:space="preserve">Ergebnis: </w:t>
       </w:r>
       <w:r>
-        <w:t>1-Jahres-Gesamtüberleben 61%, 1-Jahres-Progression-Free-Survival 19,3%, 1-Jahres-Lokalkontrolle 80,1%. Mediane EQD2 49,5 Gy. Nur ein Fall Grade-3-Spätkomplikation (Ösophagusstenose), gute Verträglichkeit. Alter &gt;65 Jahre einziger unabhängiger Prognosefaktor für besseres PFS.</w:t>
+        <w:t>Dietäres Fett löst anhaltende Keramidakkumulation aus → YAP-Aktivierung über PP2A-Dephosphorylierung → YAP-DR-Programm mit Basp1-Expression. Degs1-Knockout reduzierten Keramidspiegel, YAP-Aktivität und Metastasierung ohne Primärtumor-Wachstum zu beeinflussen. Basp1-high-Zellen waren erforderlich für Metastasierungsseeding.</w:t>
       </w:r>
     </w:p>
     <w:p>
@@ -409,7 +409,7 @@
         <w:rPr>
           <w:sz w:val="19"/>
         </w:rPr>
-        <w:t>Deutsche Monocenterstudie (Erlangen), begrenzte Fallzahl.</w:t>
+        <w:t>USA-Daten, Grundlagenarbeit; therapeutisches Ansatzpotential (Keramid-Inhibition) für klinische Translation.</w:t>
       </w:r>
     </w:p>
     <w:p>
@@ -418,7 +418,65 @@
           <w:color w:val="5A7D3A"/>
           <w:sz w:val="18"/>
         </w:rPr>
-        <w:t>https://pubmed.ncbi.nlm.nih.gov/42782288/</w:t>
+        <w:t>https://pubmed.ncbi.nlm.nih.gov/42784694/</w:t>
+      </w:r>
+    </w:p>
+    <w:p>
+      <w:pPr>
+        <w:pStyle w:val="Heading2"/>
+      </w:pPr>
+      <w:r>
+        <w:t>IDH-mutantes Gliom: Hirngeometrie und Hypoxie strukturieren Tumororganisation</w:t>
+      </w:r>
+    </w:p>
+    <w:p>
+      <w:r>
+        <w:rPr>
+          <w:i/>
+          <w:color w:val="666666"/>
+          <w:sz w:val="18"/>
+        </w:rPr>
+        <w:t>Hoefflin R et al.  ·  Cancer Cell  ·  14.09.2026  ·  PMID 42735681</w:t>
+      </w:r>
+    </w:p>
+    <w:p>
+      <w:r>
+        <w:t>Räumlich-translationale Studie kombiniert Einzelzell-Proteomik und räumliche Transkriptomik bei IDH-mutierten Gliomen über alle Tumorgrade hinweg, um organisatorische Prinzipien von Tumorprogression zu identifizieren.</w:t>
+      </w:r>
+    </w:p>
+    <w:p>
+      <w:r>
+        <w:rPr>
+          <w:b/>
+        </w:rPr>
+        <w:t xml:space="preserve">Ergebnis: </w:t>
+      </w:r>
+      <w:r>
+        <w:t>Frühe Tumore: anatomisch-getriebene Organisation an weiß-grauer Substanzgrenze, Oligodendrozyten-Vorläufer (OPC)-ähnliche Zellen preferenziell dort selektioniert. Intermediate Tumore: Desorganisation mit wenigen Zell-Wechselwirkungen. Hochtgradige: Hypoxie-assoziierte Struktur ähnlich IDH-Wildtyp-Glioblastom. Zwei unabhängige räumliche Organisationsachsen.</w:t>
+      </w:r>
+    </w:p>
+    <w:p>
+      <w:r>
+        <w:rPr>
+          <w:b/>
+          <w:sz w:val="19"/>
+        </w:rPr>
+        <w:t xml:space="preserve">Übertragbarkeit: </w:t>
+      </w:r>
+      <w:r>
+        <w:rPr>
+          <w:sz w:val="19"/>
+        </w:rPr>
+        <w:t>Europäisch-israelische Kooperation, Grundlagen für Zielpriorisierung bei Gliom-Therapie.</w:t>
+      </w:r>
+    </w:p>
+    <w:p>
+      <w:r>
+        <w:rPr>
+          <w:color w:val="5A7D3A"/>
+          <w:sz w:val="18"/>
+        </w:rPr>
+        <w:t>https://pubmed.ncbi.nlm.nih.gov/42735681/</w:t>
       </w:r>
     </w:p>
     <w:sectPr>

--- a/download/studien-aktuell.docx
+++ b/download/studien-aktuell.docx
@@ -62,7 +62,7 @@
           <w:color w:val="666666"/>
           <w:sz w:val="18"/>
         </w:rPr>
-        <w:t>Stand: 26.09.2026  |  7 Studien  |  onkologie.m-vf.de</w:t>
+        <w:t>Stand: 27.09.2026  |  7 Studien  |  onkologie.m-vf.de</w:t>
       </w:r>
     </w:p>
     <w:p>
@@ -70,7 +70,7 @@
         <w:pStyle w:val="Heading1"/>
       </w:pPr>
       <w:r>
-        <w:t>Aufgenommen am 26.09.2026</w:t>
+        <w:t>Aufgenommen am 27.09.2026</w:t>
       </w:r>
     </w:p>
     <w:p>
@@ -78,7 +78,7 @@
         <w:pStyle w:val="Heading2"/>
       </w:pPr>
       <w:r>
-        <w:t>Reduzierte Dosis für elektive Halsknotenbest. in Nasopharynxkarzinom: 5-Jahres-Sicherheit</w:t>
+        <w:t>Single-Fraction SABR gleichwertig zu Multi-Fraction bei frühem NSCLC</w:t>
       </w:r>
     </w:p>
     <w:p>
@@ -88,12 +88,12 @@
           <w:color w:val="666666"/>
           <w:sz w:val="18"/>
         </w:rPr>
-        <w:t>Chen X et al.  ·  Radiother Oncol  ·  25.09.2026  ·  PMID 42790787</w:t>
+        <w:t>Aguirre-Meneses KA et al.  ·  Radiother Oncol  ·  26.09.2026  ·  PMID 42800679</w:t>
       </w:r>
     </w:p>
     <w:p>
       <w:r>
-        <w:t>Retrospektive Kohorte mit 752 Patienten zu Langzeiteffizienz und Organschonung bei De-Eskalation der elektiven Halsknotenbestrahlung von 50 Gy auf 45 Gy EQD2 bei intensitätsmodulierter Radiotherapie.</w:t>
+        <w:t>Bevölkerungsbasierte retrospektive Analyse aus British Columbia (2021-2024): 814 Läsionen bei 778 Patienten mit peripher gelegenem T1-2N0-NSCLC, behandelt mit Single-Fraction (SF) oder Multi-Fraction (MF) SABR, Nachverfolgung median 25,8 Monate.</w:t>
       </w:r>
     </w:p>
     <w:p>
@@ -104,7 +104,7 @@
         <w:t xml:space="preserve">Ergebnis: </w:t>
       </w:r>
       <w:r>
-        <w:t>5-Jahres-Regionalkontrollen 97,3 %, Gesamtüberleben 89,7 %. Nur 0,7 % isolierte Rezidive in der 45-Gy-Dosis. Vergleichspläne zeigten signifikante Dosisreduktion für alle Risikoorgane (p &lt; 0,001) mit bedeutsamen NTCP-Reduktionen für Parotisfunktionsverlust, Dysphagie und Hypothyreose (alle p &lt; 0,001).</w:t>
+        <w:t>Keine signifikanten Unterschiede in 2-Jahres-Lokalversagen (3,5% vs. 4,8%, p=0,11) oder 2-Jahres-Gesamtüberleben (79,3% vs. 79,4%, p=0,62). Grad-2-Toxizität 11,5% vs. 12,4%, Grad-3-5-Toxizität 1,5% vs. 3,9% (p=0,08), Brustwandtoxizität identisch 5,0%. SF-SABR war kein unabhängiger Prädiktor für Lokalversagen oder Toxizität.</w:t>
       </w:r>
     </w:p>
     <w:p>
@@ -119,7 +119,7 @@
         <w:rPr>
           <w:sz w:val="19"/>
         </w:rPr>
-        <w:t>Chinesische Daten, internationales Standard-Bestrahlungsprotokoll, direkt übertragbar.</w:t>
+        <w:t>Kanadisches System mit vergleichbarem öffentlichem Versicherungsauftrag; Kostenwirksamkeit für deutsche Strahlenkliniken relevant.</w:t>
       </w:r>
     </w:p>
     <w:p>
@@ -128,7 +128,7 @@
           <w:color w:val="5A7D3A"/>
           <w:sz w:val="18"/>
         </w:rPr>
-        <w:t>https://pubmed.ncbi.nlm.nih.gov/42790787/</w:t>
+        <w:t>https://pubmed.ncbi.nlm.nih.gov/42800679/</w:t>
       </w:r>
     </w:p>
     <w:p>
@@ -136,7 +136,7 @@
         <w:pStyle w:val="Heading2"/>
       </w:pPr>
       <w:r>
-        <w:t>Iberdomid + Daratumumab gegen Bortezomib bei Myelom: MRD-negative Remissionen verdoppelt</w:t>
+        <w:t>Tumor-First DNA-Testing effizienter als Familienanamnese für BRCA-Screening</w:t>
       </w:r>
     </w:p>
     <w:p>
@@ -146,12 +146,12 @@
           <w:color w:val="666666"/>
           <w:sz w:val="18"/>
         </w:rPr>
-        <w:t>Lonial S et al.  ·  Lancet Oncol  ·  25.09.2026  ·  PMID 42790445</w:t>
+        <w:t>Kloots ISH et al.  ·  Eur J Cancer  ·  19.09.2026  ·  PMID 42800309</w:t>
       </w:r>
     </w:p>
     <w:p>
       <w:r>
-        <w:t>Phase-3-Studie (EXCALIBER-RRMM) mit 420 Patienten, randomisiert zum Vergleich Iberdomid/Daratumumab/Dexamethason vs. Daratumumab/Bortezomib/Dexamethason bei rezidiviertem/refraktärem Myelom.</w:t>
+        <w:t>Prospektive Studie (PROMPT) mit 452 Patienten mit metastasiertem Prostatakarzinom: Vergleich tumor-first-workflow (TFW) versus familienanamnese-basierte Testung für Keimbahnvarianten in BRCA1/2, PALB2, ATM, CHEK2.</w:t>
       </w:r>
     </w:p>
     <w:p>
@@ -162,7 +162,7 @@
         <w:t xml:space="preserve">Ergebnis: </w:t>
       </w:r>
       <w:r>
-        <w:t>MRD-negative komplette Remissionen (Fluoreszenzfluss &lt;10−5) 41 % vs. 21 % (odds ratio 2,8; 95%-KI 1,8–4,3; p &lt; 0,0001). Grad-3/4-Nebenwirkungen in 92 % vs. 70 % (Neutropenie 84 % vs. 11 %, Infektionen 39 % vs. 22 %), managebar mit Supportivtherapie.</w:t>
+        <w:t>TFW identifizierte 22/36 (61%) aller Träger pathogener Keimbahnvarianten mit technischer Sensitivität von 97%. Gegenüber modellierter Familienanamnese-Strategie (8 vs. 22 Träger identifiziert; p&lt;0,001) war TFW deutlich überlegen mit positiv-prädiktivem Wert 51% vs. 13% und niedrigerer Anzahl zum Testen (2,0 vs. 7,9). Kosten pro entdeckter Variante: 998 € vs. 12.246 €.</w:t>
       </w:r>
     </w:p>
     <w:p>
@@ -177,7 +177,7 @@
         <w:rPr>
           <w:sz w:val="19"/>
         </w:rPr>
-        <w:t>Internationale Studie, zentraler europäischer Einsatz in AMNOG-Verfahren zu prüfen.</w:t>
+        <w:t>Niederländisches Gesundheitssystem mit direkter Übertragbarkeit auf deutsches Mutationsscreening-Protokoll.</w:t>
       </w:r>
     </w:p>
     <w:p>
@@ -186,7 +186,7 @@
           <w:color w:val="5A7D3A"/>
           <w:sz w:val="18"/>
         </w:rPr>
-        <w:t>https://pubmed.ncbi.nlm.nih.gov/42790445/</w:t>
+        <w:t>https://pubmed.ncbi.nlm.nih.gov/42800309/</w:t>
       </w:r>
     </w:p>
     <w:p>
@@ -194,7 +194,7 @@
         <w:pStyle w:val="Heading2"/>
       </w:pPr>
       <w:r>
-        <w:t>Online adaptive Radiotherapie bei Prostatakarzinom: weniger Toxizität, bessere Lebensqualität</w:t>
+        <w:t>Spirituelle Überzeugungen hemmen Studienteilnahme schwarzer Krebspatienten massiv</w:t>
       </w:r>
     </w:p>
     <w:p>
@@ -204,12 +204,12 @@
           <w:color w:val="666666"/>
           <w:sz w:val="18"/>
         </w:rPr>
-        <w:t>Kalinauskaite G et al.  ·  Strahlenther Onkol  ·  25.09.2026  ·  PMID 42789071</w:t>
+        <w:t>Gomez C et al.  ·  Int J Radiat Oncol Biol Phys  ·  25.09.2026  ·  PMID 42790602</w:t>
       </w:r>
     </w:p>
     <w:p>
       <w:r>
-        <w:t>Prospektive Studie zum Vergleich der akuten Toxizität und Lebensqualität bei adaptiver MRT-gestützter Online-Bestrahlung vs. konventioneller bildgestützter Radiotherapie bei Prostatakarzinom mit moderat hypofraktioniertem Schema.</w:t>
+        <w:t>Querschnittstudie an 172 von 247 Patienten (70% Teilnahmequote) nach definitiver Strahlentherapie für GI-, thorakale, gynäkologische und HNO-Malignome (Oktober 2023–Februar 2024): Psychosoziale Faktoren und Studieneinschlusshindernisse.</w:t>
       </w:r>
     </w:p>
     <w:p>
@@ -220,7 +220,7 @@
         <w:t xml:space="preserve">Ergebnis: </w:t>
       </w:r>
       <w:r>
-        <w:t>Adaptive Radiotherapie war mit günstigerem gastrointestinalem Toxizitätsprofil assoziiert (niedrigere maximale Toxizitätsgrade; p = 0,028). Patienten der Vergleichsgruppe zeigten häufiger klinisch bedeutsame Verschlechterungen bei Fatigue (74 % vs. 37 %; p = 0,004), körperlicher Funktionsfähigkeit (27 % vs. 3 %; p = 0,009) und Rollenerfüllung (48,1 % vs. 22,9 %; p = 0,04).</w:t>
+        <w:t>Schwarze Patienten (n=42, 24%) waren weniger verheiratet (16,7% vs. 68,8%; p&lt;0,001), geringer gebildet und hatten niedrigeres Einkommen ($69.318 vs. $106.823; p&lt;0,001). Obwohl gleich viele zur Teilnahme eingeladen (17,9% vs. 21,7%), stimmten weniger schwarze Patienten zu (17,1% vs. 31,9%; p&lt;0,001). Höhere Religiosität senkte Teilnahmebereitschaft um 44% (p=0,036). 48% schwarzer vs. 17,3% weißer Patienten glaubten, dass Gott Heilung bestimmt (p=0,024); 18% schwarzer vs. 3,6% weißer Patienten misstrauten klinischer Forschung (p=0,001).</w:t>
       </w:r>
     </w:p>
     <w:p>
@@ -235,7 +235,7 @@
         <w:rPr>
           <w:sz w:val="19"/>
         </w:rPr>
-        <w:t>Deutsches Zentrumsmodell, Charité und Ulm, validierbar für deutsche Routineversorgung.</w:t>
+        <w:t>USA - Disparitäten-fokussiertes qualitatives Forschungsdesign; deutsche Rekrutierungsstrategien müssen kulturelle und religiöse Faktoren adressieren.</w:t>
       </w:r>
     </w:p>
     <w:p>
@@ -244,7 +244,7 @@
           <w:color w:val="5A7D3A"/>
           <w:sz w:val="18"/>
         </w:rPr>
-        <w:t>https://pubmed.ncbi.nlm.nih.gov/42789071/</w:t>
+        <w:t>https://pubmed.ncbi.nlm.nih.gov/42790602/</w:t>
       </w:r>
     </w:p>
     <w:p>
@@ -252,7 +252,7 @@
         <w:pStyle w:val="Heading2"/>
       </w:pPr>
       <w:r>
-        <w:t>Zentralisierte MRT-geführte adaptive Brachytherapie für Zervixkarzinom in Österreich: Durchführbarkeit und Ergebnisse</w:t>
+        <w:t>Komplexe Genomik verzögert Zugang zu Essential Cancer Medicines global</w:t>
       </w:r>
     </w:p>
     <w:p>
@@ -262,12 +262,12 @@
           <w:color w:val="666666"/>
           <w:sz w:val="18"/>
         </w:rPr>
-        <w:t>Knoth J et al.  ·  Strahlenther Onkol  ·  25.09.2026  ·  PMID 42789070</w:t>
+        <w:t>Vokinger KN et al.  ·  Lancet Oncol  ·  25.09.2026  ·  PMID 42790449</w:t>
       </w:r>
     </w:p>
     <w:p>
       <w:r>
-        <w:t>Retrospektive Kohortenstudie zur Machbarkeit eines österreichischen Zentranzugangsmodells mit dezentraler Perkutanstrahlung und zentralisierter MRT-gestützter adaptiver Brachytherapie bei 89 Patienten mit FIGO IB–IVA Zervixkarzinom (2018–2022).</w:t>
+        <w:t>Retrospektive Analyse der Verfügbarkeit von 41 Essential Cancer Medicines auf der WHO-Liste zwischen 2002 und 2023 in 71 Ländern, unterschieden nach Anforderung an Immunhistochemie, komplexe Genomik oder keine Diagnostik.</w:t>
       </w:r>
     </w:p>
     <w:p>
@@ -278,7 +278,7 @@
         <w:t xml:space="preserve">Ergebnis: </w:t>
       </w:r>
       <w:r>
-        <w:t>3-Jahres-Gesamtüberleben 74 %, Lokalkontrollen 95 %, Beckenregionalkontrollen 95 %. Grad-≥3-Morbidität bei 26,1 %. Mediane Gesamtbehandlungsdauer 50 Tage. Durchführbarkeit und Qualität bestätigt, auch bei paraaortischen Metastasen (17 %).</w:t>
+        <w:t>Arzneien, die komplexe genomische Diagnostik erfordern, zeigen 65% niedrigere Aufnahmevolumina als solche ohne Diagnostik-Anforderung (Regressionskoeffizient −0,453, p&lt;0,0001). In Ländern mit niedrigem BIP (&lt;11.000 USD) werden nur 44% der Arzneien mit komplexer Genomik eingesetzt, gegenüber 79% in Ländern mit hohem BIP (&gt;33.000 USD). Die Aufnahme zeigt, dass WHO-EML-Listung allein für Zugang insufficient ist.</w:t>
       </w:r>
     </w:p>
     <w:p>
@@ -293,7 +293,7 @@
         <w:rPr>
           <w:sz w:val="19"/>
         </w:rPr>
-        <w:t>Österreichisches Verbundsystem direkt auf deutsche Zentrumslandschaft übertragbar.</w:t>
+        <w:t>Zeigt strukturelle Barrieren für Precision Oncology in Ländern mit begrenzter diagnostischer Infrastruktur; international vergleichbar.</w:t>
       </w:r>
     </w:p>
     <w:p>
@@ -302,7 +302,7 @@
           <w:color w:val="5A7D3A"/>
           <w:sz w:val="18"/>
         </w:rPr>
-        <w:t>https://pubmed.ncbi.nlm.nih.gov/42789070/</w:t>
+        <w:t>https://pubmed.ncbi.nlm.nih.gov/42790449/</w:t>
       </w:r>
     </w:p>
     <w:p>
@@ -310,7 +310,7 @@
         <w:pStyle w:val="Heading2"/>
       </w:pPr>
       <w:r>
-        <w:t>Frühe Palliativversorgung für afroamerikanische und rural wohnhafte Angehörige: Langzeitergebnisse</w:t>
+        <w:t>Venetoclax + Inotuzumab ozogamicin erzielt 95% komplette Remission im rezidivierten/refraktären B-ALL</w:t>
       </w:r>
     </w:p>
     <w:p>
@@ -320,12 +320,12 @@
           <w:color w:val="666666"/>
           <w:sz w:val="18"/>
         </w:rPr>
-        <w:t>Odom JN et al.  ·  J Natl Cancer Inst  ·  24.09.2026  ·  PMID 42786668</w:t>
+        <w:t>Luskin MR et al.  ·  Blood  ·  25.09.2026  ·  PMID 42789493</w:t>
       </w:r>
     </w:p>
     <w:p>
       <w:r>
-        <w:t>Randomisierte Studie (ENABLE Cornerstone) bei 222 Angehörigen und 165 Patienten mit fortgeschrittenem Krebsleiden; Intervention: Laienkurs-geführte Palliativberatung für Pflegepersonen vs. Standardversorgung über 36–48 Wochen.</w:t>
+        <w:t>Phase-1-Studie (23 Patienten, 15 ALL, 8 LBL): Kombination BCL-2-Inhibitor Venetoclax (VEN 400 mg/Tag 21 Tage) plus CD22-Antikörper-Wirkstoff-Konjugat Inotuzumab ozogamicin (Standard-Dosis) bei rezidiviertem/refraktärem CD22+ B-ALL/lymphoblastischem Lymphom.</w:t>
       </w:r>
     </w:p>
     <w:p>
@@ -336,7 +336,7 @@
         <w:t xml:space="preserve">Ergebnis: </w:t>
       </w:r>
       <w:r>
-        <w:t>Pflegepersonen der Interventionsgruppe: niedrigere Anforderungsbelastung (Differenz −1,54; Cohen's d −0,41; p = 0,03) bei 36 Wochen. Patienten: niedriger depressive Symptome bei 36 Wochen (Differenz −1,53; p = 0,048) und bessere körperliche Lebensqualität bei 48 Wochen (Differenz +3,93; p = 0,02). Effekte bei Subgruppen mit strukturellen Zugangsbarrieren bedeutsam.</w:t>
+        <w:t>Von 22 evaluablen Patienten erreichten 21 (95,5%) komplette Remission, 19 nach einem Zyklus. Messbare Resterkrankung (MRD) negativ in 88,9% (Flow &lt;10⁻⁴) und 73,7% (NGS &lt;10⁻⁶). Zwei-Jahres-krankheitsfreies Überleben 48% (95% KI 24–72%), medianes Gesamtüberleben nicht erreicht. Nebenwirkungen Grad ≥3: Thrombozytopenie 43,5%, Neutropenie 39,1%, sinusoidales obstruktives Syndrom 4 Patienten. MRD-Negativität korrelierte mit BCL-2-Abhängigkeit; Progression verband sich mit MCL-1-Abhängigkeit, CD22-Escape, ABCB1-Expression.</w:t>
       </w:r>
     </w:p>
     <w:p>
@@ -351,7 +351,7 @@
         <w:rPr>
           <w:sz w:val="19"/>
         </w:rPr>
-        <w:t>USA, unterrepräsentierte Bevölkerungsgruppen; Modell für deutsche Versorgungslücken anwendbar.</w:t>
+        <w:t>USA-Zentrum, Phase 1; internationale Wirkstoffkombination, Übertragung auf Deutschland abhängig von Zulassung und lokaler ALL-Protokoll-Integration.</w:t>
       </w:r>
     </w:p>
     <w:p>
@@ -360,7 +360,7 @@
           <w:color w:val="5A7D3A"/>
           <w:sz w:val="18"/>
         </w:rPr>
-        <w:t>https://pubmed.ncbi.nlm.nih.gov/42786668/</w:t>
+        <w:t>https://pubmed.ncbi.nlm.nih.gov/42789493/</w:t>
       </w:r>
     </w:p>
     <w:p>
@@ -368,7 +368,7 @@
         <w:pStyle w:val="Heading2"/>
       </w:pPr>
       <w:r>
-        <w:t>Keramidsynthese und YAP-Signalweg treiben Kolonkarzinom-Metastasen</w:t>
+        <w:t>Körperliche Aktivität verbessert Krankheitsfreies Überleben bei ctDNA-negativem Kolonkarzinom</w:t>
       </w:r>
     </w:p>
     <w:p>
@@ -378,12 +378,12 @@
           <w:color w:val="666666"/>
           <w:sz w:val="18"/>
         </w:rPr>
-        <w:t>Goswami S et al.  ·  Science  ·  24.09.2026  ·  PMID 42784694</w:t>
+        <w:t>Zhang GQ et al.  ·  J Natl Cancer Inst  ·  24.09.2026  ·  PMID 42786576</w:t>
       </w:r>
     </w:p>
     <w:p>
       <w:r>
-        <w:t>Mechanistische Studie in Zellsystemen und Tiermodellen zur Rolle von de-novo-Keramidsynthese, Desaturase Degs1 und YAP-Signalweg in der Initiierung von Kolorektalkarzinom-Metastasen unter Einfluss diätetischen Fetts.</w:t>
+        <w:t>Post-hoc-Analyse der Phase-III-Studie CALGB/SWOG 80702 (763 Patienten Stage III Kolonkarzinom): Assoziation von körperlicher Aktivität (gemessen in MET-Stunden/Woche) und postoperativem Überleben, stratifiziert nach zirkulierender Tumor-DNA (ctDNA).</w:t>
       </w:r>
     </w:p>
     <w:p>
@@ -394,7 +394,7 @@
         <w:t xml:space="preserve">Ergebnis: </w:t>
       </w:r>
       <w:r>
-        <w:t>Dietäres Fett löst anhaltende Keramidakkumulation aus → YAP-Aktivierung über PP2A-Dephosphorylierung → YAP-DR-Programm mit Basp1-Expression. Degs1-Knockout reduzierten Keramidspiegel, YAP-Aktivität und Metastasierung ohne Primärtumor-Wachstum zu beeinflussen. Basp1-high-Zellen waren erforderlich für Metastasierungsseeding.</w:t>
+        <w:t>Bei ctDNA-negativen Patienten zeigten moderate (HR 0,58, 95% KI 0,37–0,91) und hohe körperliche Aktivität (HR 0,49, 95% KI 0,27–0,86) versus Inaktivität verbessertes krankheitsfreies Überleben. Bei ctDNA-positiven Patienten war körperliche Aktivität nicht prognostisch (p&gt;0,05). Physische Aktivität plus adjuvantes Celecoxib zeigte Vorteil in beiden Gruppen (ctDNA-positiv: HR 0,29, 95% KI 0,15–0,57).</w:t>
       </w:r>
     </w:p>
     <w:p>
@@ -409,7 +409,7 @@
         <w:rPr>
           <w:sz w:val="19"/>
         </w:rPr>
-        <w:t>USA-Daten, Grundlagenarbeit; therapeutisches Ansatzpotential (Keramid-Inhibition) für klinische Translation.</w:t>
+        <w:t>Nordamerikanische Kohortenstudie; ctDNA-Analytik national nur in Zentren verfügbar, Aktivitätsinterventionen aber universell umsetzbar.</w:t>
       </w:r>
     </w:p>
     <w:p>
@@ -418,7 +418,7 @@
           <w:color w:val="5A7D3A"/>
           <w:sz w:val="18"/>
         </w:rPr>
-        <w:t>https://pubmed.ncbi.nlm.nih.gov/42784694/</w:t>
+        <w:t>https://pubmed.ncbi.nlm.nih.gov/42786576/</w:t>
       </w:r>
     </w:p>
     <w:p>
@@ -426,7 +426,7 @@
         <w:pStyle w:val="Heading2"/>
       </w:pPr>
       <w:r>
-        <w:t>IDH-mutantes Gliom: Hirngeometrie und Hypoxie strukturieren Tumororganisation</w:t>
+        <w:t>Evorpacept + Trastuzumab/Ramucirumab/Paclitaxel verbessert Ansprechrate im HER2+ Magenkarzinom</w:t>
       </w:r>
     </w:p>
     <w:p>
@@ -436,12 +436,12 @@
           <w:color w:val="666666"/>
           <w:sz w:val="18"/>
         </w:rPr>
-        <w:t>Hoefflin R et al.  ·  Cancer Cell  ·  14.09.2026  ·  PMID 42735681</w:t>
+        <w:t>Shitara K et al.  ·  Nat Med  ·  24.09.2026  ·  PMID 42786305</w:t>
       </w:r>
     </w:p>
     <w:p>
       <w:r>
-        <w:t>Räumlich-translationale Studie kombiniert Einzelzell-Proteomik und räumliche Transkriptomik bei IDH-mutierten Gliomen über alle Tumorgrade hinweg, um organisatorische Prinzipien von Tumorprogression zu identifizieren.</w:t>
+        <w:t>Phase-2-Portion der randomisierten Studie ASPEN-06 (127 Patienten mit vorbehandeltem HER2-überexprimiertem metastasiertem Magen-/Ösophaguskarzinom): Evorpacept (CD47-SIRPα-Blocker) plus Standard-Tripel (TRP) versus TRP allein.</w:t>
       </w:r>
     </w:p>
     <w:p>
@@ -452,7 +452,7 @@
         <w:t xml:space="preserve">Ergebnis: </w:t>
       </w:r>
       <w:r>
-        <w:t>Frühe Tumore: anatomisch-getriebene Organisation an weiß-grauer Substanzgrenze, Oligodendrozyten-Vorläufer (OPC)-ähnliche Zellen preferenziell dort selektioniert. Intermediate Tumore: Desorganisation mit wenigen Zell-Wechselwirkungen. Hochtgradige: Hypoxie-assoziierte Struktur ähnlich IDH-Wildtyp-Glioblastom. Zwei unabhängige räumliche Organisationsachsen.</w:t>
+        <w:t>Primärer Endpunkt: Objektive Ansprechrate (ORR) investigator-assessed 40,3% (Evo+TRP) vs. 26,6% (TRP) in ITT-Population (Differenz 13,7%, p&lt;0,001), in Fresh-Biopsy-HER2+-Subgruppe 54,8% vs. 23,1% (Differenz 31,7%). Differenzen überschritten Schwellen, aber vs. historischem Benchmark (30%) verfehlte nur Fresh-Biopsy-Gruppe Signifikanz knapp (p=0,030 one-sided). Toxizitäten vergleichbar mit etabliertem Profil.</w:t>
       </w:r>
     </w:p>
     <w:p>
@@ -467,7 +467,7 @@
         <w:rPr>
           <w:sz w:val="19"/>
         </w:rPr>
-        <w:t>Europäisch-israelische Kooperation, Grundlagen für Zielpriorisierung bei Gliom-Therapie.</w:t>
+        <w:t>Internationale Phase-2-Studie; Zulassungsfähigkeit zu klären, Übertragung auf Deutschland abhängig von Zulassung und Amnog-Bewertung.</w:t>
       </w:r>
     </w:p>
     <w:p>
@@ -476,7 +476,7 @@
           <w:color w:val="5A7D3A"/>
           <w:sz w:val="18"/>
         </w:rPr>
-        <w:t>https://pubmed.ncbi.nlm.nih.gov/42735681/</w:t>
+        <w:t>https://pubmed.ncbi.nlm.nih.gov/42786305/</w:t>
       </w:r>
     </w:p>
     <w:sectPr>

--- a/download/studien-aktuell.docx
+++ b/download/studien-aktuell.docx
@@ -62,7 +62,7 @@
           <w:color w:val="666666"/>
           <w:sz w:val="18"/>
         </w:rPr>
-        <w:t>Stand: 27.09.2026  |  7 Studien  |  onkologie.m-vf.de</w:t>
+        <w:t>Stand: 28.09.2026  |  6 Studien  |  onkologie.m-vf.de</w:t>
       </w:r>
     </w:p>
     <w:p>
@@ -70,7 +70,7 @@
         <w:pStyle w:val="Heading1"/>
       </w:pPr>
       <w:r>
-        <w:t>Aufgenommen am 27.09.2026</w:t>
+        <w:t>Aufgenommen am 28.09.2026</w:t>
       </w:r>
     </w:p>
     <w:p>
@@ -78,7 +78,7 @@
         <w:pStyle w:val="Heading2"/>
       </w:pPr>
       <w:r>
-        <w:t>Single-Fraction SABR gleichwertig zu Multi-Fraction bei frühem NSCLC</w:t>
+        <w:t>Kanonische Action Research verbessert Protontherapie-Zuweisungsquoten: Niederländische Versorgungsstudie zeigt Implementierungsdefizite</w:t>
       </w:r>
     </w:p>
     <w:p>
@@ -88,12 +88,12 @@
           <w:color w:val="666666"/>
           <w:sz w:val="18"/>
         </w:rPr>
-        <w:t>Aguirre-Meneses KA et al.  ·  Radiother Oncol  ·  26.09.2026  ·  PMID 42800679</w:t>
+        <w:t>Ho F et al.  ·  Radiother Oncol  ·  27.09.2026  ·  PMID 42801959</w:t>
       </w:r>
     </w:p>
     <w:p>
       <w:r>
-        <w:t>Bevölkerungsbasierte retrospektive Analyse aus British Columbia (2021-2024): 814 Läsionen bei 778 Patienten mit peripher gelegenem T1-2N0-NSCLC, behandelt mit Single-Fraction (SF) oder Multi-Fraction (MF) SABR, Nachverfolgung median 25,8 Monate.</w:t>
+        <w:t>Qualitative Implementierungsstudie mit Canonical Action Research in niederländischen Radiotherapie-Zentren zu Barrieren und Interventionen bei Protontherapie-Zuweisungen für Lungen- und Ösophaguskarzinome.</w:t>
       </w:r>
     </w:p>
     <w:p>
@@ -104,7 +104,7 @@
         <w:t xml:space="preserve">Ergebnis: </w:t>
       </w:r>
       <w:r>
-        <w:t>Keine signifikanten Unterschiede in 2-Jahres-Lokalversagen (3,5% vs. 4,8%, p=0,11) oder 2-Jahres-Gesamtüberleben (79,3% vs. 79,4%, p=0,62). Grad-2-Toxizität 11,5% vs. 12,4%, Grad-3-5-Toxizität 1,5% vs. 3,9% (p=0,08), Brustwandtoxizität identisch 5,0%. SF-SABR war kein unabhängiger Prädiktor für Lokalversagen oder Toxizität.</w:t>
+        <w:t>Diagnose-Phase identifizierte Barrieren (Wissenslücken, unzureichende Koordination, Logistik). Implementierte stakeholder-entwickelte Interventionen (Logistik-Verbesserungen, Patienten-Begleiter) waren mit erhöhten Überweisungs- und Behandlungsraten an einem Zentrum assoziiert. Stakeholder-Wahrnehmung von Pathway-Design und Intervention-Angemessenheit verbesserte sich; Patienten-Zufriedenheit blieb stabil.</w:t>
       </w:r>
     </w:p>
     <w:p>
@@ -119,7 +119,7 @@
         <w:rPr>
           <w:sz w:val="19"/>
         </w:rPr>
-        <w:t>Kanadisches System mit vergleichbarem öffentlichem Versicherungsauftrag; Kostenwirksamkeit für deutsche Strahlenkliniken relevant.</w:t>
+        <w:t>Niederlande, vergleichbares Versicherungssystem; Modell übertragbar auf deutsche Zentrumsvernetzung</w:t>
       </w:r>
     </w:p>
     <w:p>
@@ -128,7 +128,7 @@
           <w:color w:val="5A7D3A"/>
           <w:sz w:val="18"/>
         </w:rPr>
-        <w:t>https://pubmed.ncbi.nlm.nih.gov/42800679/</w:t>
+        <w:t>https://pubmed.ncbi.nlm.nih.gov/42801959/</w:t>
       </w:r>
     </w:p>
     <w:p>
@@ -136,7 +136,7 @@
         <w:pStyle w:val="Heading2"/>
       </w:pPr>
       <w:r>
-        <w:t>Tumor-First DNA-Testing effizienter als Familienanamnese für BRCA-Screening</w:t>
+        <w:t>Schlafstörungen und Müdigkeit bei Oropharyngeal-Karzinom-Radiotherapie-Überlebenden korrelieren mit Gesamtüberleben</w:t>
       </w:r>
     </w:p>
     <w:p>
@@ -146,12 +146,12 @@
           <w:color w:val="666666"/>
           <w:sz w:val="18"/>
         </w:rPr>
-        <w:t>Kloots ISH et al.  ·  Eur J Cancer  ·  19.09.2026  ·  PMID 42800309</w:t>
+        <w:t>Carevic G et al.  ·  Radiother Oncol  ·  26.09.2026  ·  PMID 42800678</w:t>
       </w:r>
     </w:p>
     <w:p>
       <w:r>
-        <w:t>Prospektive Studie (PROMPT) mit 452 Patienten mit metastasiertem Prostatakarzinom: Vergleich tumor-first-workflow (TFW) versus familienanamnese-basierte Testung für Keimbahnvarianten in BRCA1/2, PALB2, ATM, CHEK2.</w:t>
+        <w:t>Prospektive Longitudinalkohorte (372 Patienten mit Oropharyngeal-Karzinom unter kurativer Strahlentherapie ± Chemotherapie) zum Symptom-Verlauf und Überleben anhand patientenberichteter Outcomes (MDASI-HN).</w:t>
       </w:r>
     </w:p>
     <w:p>
@@ -162,7 +162,7 @@
         <w:t xml:space="preserve">Ergebnis: </w:t>
       </w:r>
       <w:r>
-        <w:t>TFW identifizierte 22/36 (61%) aller Träger pathogener Keimbahnvarianten mit technischer Sensitivität von 97%. Gegenüber modellierter Familienanamnese-Strategie (8 vs. 22 Träger identifiziert; p&lt;0,001) war TFW deutlich überlegen mit positiv-prädiktivem Wert 51% vs. 13% und niedrigerer Anzahl zum Testen (2,0 vs. 7,9). Kosten pro entdeckter Variante: 998 € vs. 12.246 €.</w:t>
+        <w:t>Schwere Müdigkeit, Schlafstörung und Schläfrigkeit erreichten Höhepunkt bei RT-Ende (26%, 15%, 18%) und normalisierten sich bis Monat 6. Schwere longitudinale Müdigkeit (HR 5,05), Schlafstörung (HR 3,86) und Schläfrigkeit (HR 8,24) waren unabhängig mit schlechterer Overall Survival assoziiert (p &lt; 0,05). Effekt blieb nach multivariater Anpassung signifikant.</w:t>
       </w:r>
     </w:p>
     <w:p>
@@ -177,7 +177,7 @@
         <w:rPr>
           <w:sz w:val="19"/>
         </w:rPr>
-        <w:t>Niederländisches Gesundheitssystem mit direkter Übertragbarkeit auf deutsches Mutationsscreening-Protokoll.</w:t>
+        <w:t>USA-Tertiary Center; Symptom-basierte Risikoidentifikation übertragbar auf deutsche Nachsorge-Protokolle</w:t>
       </w:r>
     </w:p>
     <w:p>
@@ -186,7 +186,7 @@
           <w:color w:val="5A7D3A"/>
           <w:sz w:val="18"/>
         </w:rPr>
-        <w:t>https://pubmed.ncbi.nlm.nih.gov/42800309/</w:t>
+        <w:t>https://pubmed.ncbi.nlm.nih.gov/42800678/</w:t>
       </w:r>
     </w:p>
     <w:p>
@@ -194,7 +194,7 @@
         <w:pStyle w:val="Heading2"/>
       </w:pPr>
       <w:r>
-        <w:t>Spirituelle Überzeugungen hemmen Studienteilnahme schwarzer Krebspatienten massiv</w:t>
+        <w:t>Präzisionsmedizin bei ungleicher Zugangsverteilung: Global-Audit zeigt massive Lücken zwischen Anspruch und Versorgung</w:t>
       </w:r>
     </w:p>
     <w:p>
@@ -204,12 +204,12 @@
           <w:color w:val="666666"/>
           <w:sz w:val="18"/>
         </w:rPr>
-        <w:t>Gomez C et al.  ·  Int J Radiat Oncol Biol Phys  ·  25.09.2026  ·  PMID 42790602</w:t>
+        <w:t>Casolino R et al.  ·  Lancet Oncol  ·  25.09.2026  ·  PMID 42790448</w:t>
       </w:r>
     </w:p>
     <w:p>
       <w:r>
-        <w:t>Querschnittstudie an 172 von 247 Patienten (70% Teilnahmequote) nach definitiver Strahlentherapie für GI-, thorakale, gynäkologische und HNO-Malignome (Oktober 2023–Februar 2024): Psychosoziale Faktoren und Studieneinschlusshindernisse.</w:t>
+        <w:t>Lancet-Onkologie-Kommission analysierte die globale Lage der Krebsgenetik und Präzisionsmedizin und bewertete Implementierungsbarrieren, Ungleichheiten und den Nutzen biomarker-gestützter Therapien.</w:t>
       </w:r>
     </w:p>
     <w:p>
@@ -220,7 +220,7 @@
         <w:t xml:space="preserve">Ergebnis: </w:t>
       </w:r>
       <w:r>
-        <w:t>Schwarze Patienten (n=42, 24%) waren weniger verheiratet (16,7% vs. 68,8%; p&lt;0,001), geringer gebildet und hatten niedrigeres Einkommen ($69.318 vs. $106.823; p&lt;0,001). Obwohl gleich viele zur Teilnahme eingeladen (17,9% vs. 21,7%), stimmten weniger schwarze Patienten zu (17,1% vs. 31,9%; p&lt;0,001). Höhere Religiosität senkte Teilnahmebereitschaft um 44% (p=0,036). 48% schwarzer vs. 17,3% weißer Patienten glaubten, dass Gott Heilung bestimmt (p=0,024); 18% schwarzer vs. 3,6% weißer Patienten misstrauten klinischer Forschung (p=0,001).</w:t>
+        <w:t>Nur wenige validierte Biomarker-Therapie-Paare zeigen konsistente klinische Gewinne; umfassendere genomische Profiling-Ansätze erweitern Optionen für Patienten, doch profitiert nur ein kleiner Anteil von angepasster Therapie. Massive Ungleichheiten bei Zugang zur Genomik und Präzisionsmedizin bestehen länder- und populationsübergreifend. Die Studie liefert ein Implementierungs-Framework für gerechte, nachhaltige Skalierung.</w:t>
       </w:r>
     </w:p>
     <w:p>
@@ -235,7 +235,7 @@
         <w:rPr>
           <w:sz w:val="19"/>
         </w:rPr>
-        <w:t>USA - Disparitäten-fokussiertes qualitatives Forschungsdesign; deutsche Rekrutierungsstrategien müssen kulturelle und religiöse Faktoren adressieren.</w:t>
+        <w:t>Deutsches Gesundheitssystem: zentral für Zertifizierung der Zentren und AMNOG-Bewertung</w:t>
       </w:r>
     </w:p>
     <w:p>
@@ -244,7 +244,7 @@
           <w:color w:val="5A7D3A"/>
           <w:sz w:val="18"/>
         </w:rPr>
-        <w:t>https://pubmed.ncbi.nlm.nih.gov/42790602/</w:t>
+        <w:t>https://pubmed.ncbi.nlm.nih.gov/42790448/</w:t>
       </w:r>
     </w:p>
     <w:p>
@@ -252,7 +252,7 @@
         <w:pStyle w:val="Heading2"/>
       </w:pPr>
       <w:r>
-        <w:t>Komplexe Genomik verzögert Zugang zu Essential Cancer Medicines global</w:t>
+        <w:t>Gesamtüberleben als primärer Endpunkt in Phase-III-Onkologie-Studien: Metaanalyse zeigt konsistente Gewinne</w:t>
       </w:r>
     </w:p>
     <w:p>
@@ -262,12 +262,12 @@
           <w:color w:val="666666"/>
           <w:sz w:val="18"/>
         </w:rPr>
-        <w:t>Vokinger KN et al.  ·  Lancet Oncol  ·  25.09.2026  ·  PMID 42790449</w:t>
+        <w:t>Sherry AD et al.  ·  Oncologist  ·  09.09.2026  ·  PMID 42789933</w:t>
       </w:r>
     </w:p>
     <w:p>
       <w:r>
-        <w:t>Retrospektive Analyse der Verfügbarkeit von 41 Essential Cancer Medicines auf der WHO-Liste zwischen 2002 und 2023 in 71 Ländern, unterschieden nach Anforderung an Immunhistochemie, komplexe Genomik oder keine Diagnostik.</w:t>
+        <w:t>OPTIMA-Metaanalyse mit individualisierten Patientendaten von 159 Phase-III-Studien mit Gesamt-Überleben als primärem Endpunkt (104.740 Patienten).</w:t>
       </w:r>
     </w:p>
     <w:p>
@@ -278,7 +278,7 @@
         <w:t xml:space="preserve">Ergebnis: </w:t>
       </w:r>
       <w:r>
-        <w:t>Arzneien, die komplexe genomische Diagnostik erfordern, zeigen 65% niedrigere Aufnahmevolumina als solche ohne Diagnostik-Anforderung (Regressionskoeffizient −0,453, p&lt;0,0001). In Ländern mit niedrigem BIP (&lt;11.000 USD) werden nur 44% der Arzneien mit komplexer Genomik eingesetzt, gegenüber 79% in Ländern mit hohem BIP (&gt;33.000 USD). Die Aufnahme zeigt, dass WHO-EML-Listung allein für Zugang insufficient ist.</w:t>
+        <w:t>Experimentelle Arme zeigten im Zwei-Stufen-Cox-Modell verbesserte Overall Survival (Hazard Ratio 0,87; 95%-KI 0,85–0,89; p &lt; 0,0001), bestätigt im einstufigen stratifizierten Modell (HR 0,88; 95%-KI 0,85–0,90). Befund dokumentiert, dass randomisierte Phase-III-Studien mit OS-Primärendpunkt konsistent therapeutische Fortschritte nachweisen.</w:t>
       </w:r>
     </w:p>
     <w:p>
@@ -293,7 +293,7 @@
         <w:rPr>
           <w:sz w:val="19"/>
         </w:rPr>
-        <w:t>Zeigt strukturelle Barrieren für Precision Oncology in Ländern mit begrenzter diagnostischer Infrastruktur; international vergleichbar.</w:t>
+        <w:t>Multinationale Studienpopulation; Befunde unterstützen Regulierungs- und Finanzierungsprioritäten für OS-fokussierte Trials</w:t>
       </w:r>
     </w:p>
     <w:p>
@@ -302,7 +302,7 @@
           <w:color w:val="5A7D3A"/>
           <w:sz w:val="18"/>
         </w:rPr>
-        <w:t>https://pubmed.ncbi.nlm.nih.gov/42790449/</w:t>
+        <w:t>https://pubmed.ncbi.nlm.nih.gov/42789933/</w:t>
       </w:r>
     </w:p>
     <w:p>
@@ -310,7 +310,7 @@
         <w:pStyle w:val="Heading2"/>
       </w:pPr>
       <w:r>
-        <w:t>Venetoclax + Inotuzumab ozogamicin erzielt 95% komplette Remission im rezidivierten/refraktären B-ALL</w:t>
+        <w:t>Alkoholkonsum und Kolorektalkarzinom-Risiko bei Prä-Diabetes und Diabetes: Südkoreanische Kohorten zeigen Synergien</w:t>
       </w:r>
     </w:p>
     <w:p>
@@ -320,12 +320,12 @@
           <w:color w:val="666666"/>
           <w:sz w:val="18"/>
         </w:rPr>
-        <w:t>Luskin MR et al.  ·  Blood  ·  25.09.2026  ·  PMID 42789493</w:t>
+        <w:t>Kim TS et al.  ·  J Natl Cancer Inst  ·  24.09.2026  ·  PMID 42786582</w:t>
       </w:r>
     </w:p>
     <w:p>
       <w:r>
-        <w:t>Phase-1-Studie (23 Patienten, 15 ALL, 8 LBL): Kombination BCL-2-Inhibitor Venetoclax (VEN 400 mg/Tag 21 Tage) plus CD22-Antikörper-Wirkstoff-Konjugat Inotuzumab ozogamicin (Standard-Dosis) bei rezidiviertem/refraktärem CD22+ B-ALL/lymphoblastischem Lymphom.</w:t>
+        <w:t>Nationale südkoreanische Kohortenstudie (4,475.492 Erwachsene, Median-Follow-up 9,33 Jahre) zur Dosis-Wirkung zwischen Alkoholkonsum und Kolorektalkrebs-Inzidenz nach glykämischem Status.</w:t>
       </w:r>
     </w:p>
     <w:p>
@@ -336,7 +336,7 @@
         <w:t xml:space="preserve">Ergebnis: </w:t>
       </w:r>
       <w:r>
-        <w:t>Von 22 evaluablen Patienten erreichten 21 (95,5%) komplette Remission, 19 nach einem Zyklus. Messbare Resterkrankung (MRD) negativ in 88,9% (Flow &lt;10⁻⁴) und 73,7% (NGS &lt;10⁻⁶). Zwei-Jahres-krankheitsfreies Überleben 48% (95% KI 24–72%), medianes Gesamtüberleben nicht erreicht. Nebenwirkungen Grad ≥3: Thrombozytopenie 43,5%, Neutropenie 39,1%, sinusoidales obstruktives Syndrom 4 Patienten. MRD-Negativität korrelierte mit BCL-2-Abhängigkeit; Progression verband sich mit MCL-1-Abhängigkeit, CD22-Escape, ABCB1-Expression.</w:t>
+        <w:t>51.592 CRC-Fälle dokumentiert. Leichter bis mäßiger Alkoholkonsum erhöhte CRC-Risiko synergistisch bei Prä-Diabetes (HR 1,23; 95%-KI 1,19–1,27; Synergieindex 1,72) und Diabetes (HR 1,48; 95%-KI 1,42–1,54; Synergieindex 2,04). Dose-abhängige lineare Assoziation über alle kolorektalen Subsites, steiler bei Diabetes.</w:t>
       </w:r>
     </w:p>
     <w:p>
@@ -351,7 +351,7 @@
         <w:rPr>
           <w:sz w:val="19"/>
         </w:rPr>
-        <w:t>USA-Zentrum, Phase 1; internationale Wirkstoffkombination, Übertragung auf Deutschland abhängig von Zulassung und lokaler ALL-Protokoll-Integration.</w:t>
+        <w:t>Südkorea, hohes Screening-Aufkommen; Prävention bei Stoffwechselvorstufen setzt patientenrelevante Endpunkte voraus</w:t>
       </w:r>
     </w:p>
     <w:p>
@@ -360,7 +360,7 @@
           <w:color w:val="5A7D3A"/>
           <w:sz w:val="18"/>
         </w:rPr>
-        <w:t>https://pubmed.ncbi.nlm.nih.gov/42789493/</w:t>
+        <w:t>https://pubmed.ncbi.nlm.nih.gov/42786582/</w:t>
       </w:r>
     </w:p>
     <w:p>
@@ -368,7 +368,7 @@
         <w:pStyle w:val="Heading2"/>
       </w:pPr>
       <w:r>
-        <w:t>Körperliche Aktivität verbessert Krankheitsfreies Überleben bei ctDNA-negativem Kolonkarzinom</w:t>
+        <w:t>KI-Modelle zur Risikoprognose in der Magenkrebsnachsorge: Transfernutzen unklar</w:t>
       </w:r>
     </w:p>
     <w:p>
@@ -378,12 +378,12 @@
           <w:color w:val="666666"/>
           <w:sz w:val="18"/>
         </w:rPr>
-        <w:t>Zhang GQ et al.  ·  J Natl Cancer Inst  ·  24.09.2026  ·  PMID 42786576</w:t>
+        <w:t>Rabasco Meneghetti A  ·  Ann Oncol  ·  Okt. 2026  ·  PMID 42760040</w:t>
       </w:r>
     </w:p>
     <w:p>
       <w:r>
-        <w:t>Post-hoc-Analyse der Phase-III-Studie CALGB/SWOG 80702 (763 Patienten Stage III Kolonkarzinom): Assoziation von körperlicher Aktivität (gemessen in MET-Stunden/Woche) und postoperativem Überleben, stratifiziert nach zirkulierender Tumor-DNA (ctDNA).</w:t>
+        <w:t>Kommentar zu DeepComp, einem KI-System für postoperative Risikostratifizierung beim Magenkarzinom; erörtert Vorhersagekompetenz und Umsetzungserfordernisse.</w:t>
       </w:r>
     </w:p>
     <w:p>
@@ -394,7 +394,7 @@
         <w:t xml:space="preserve">Ergebnis: </w:t>
       </w:r>
       <w:r>
-        <w:t>Bei ctDNA-negativen Patienten zeigten moderate (HR 0,58, 95% KI 0,37–0,91) und hohe körperliche Aktivität (HR 0,49, 95% KI 0,27–0,86) versus Inaktivität verbessertes krankheitsfreies Überleben. Bei ctDNA-positiven Patienten war körperliche Aktivität nicht prognostisch (p&gt;0,05). Physische Aktivität plus adjuvantes Celecoxib zeigte Vorteil in beiden Gruppen (ctDNA-positiv: HR 0,29, 95% KI 0,15–0,57).</w:t>
+        <w:t>Der Kommentar diskutiert Chancen maschineller Lernverfahren zur Risikoklassifizierung, warnt aber vor Interpretationsfallen und nennt fehlende Validierung in prospektiven Kohorten als zentrale Hürde für klinische Adoption.</w:t>
       </w:r>
     </w:p>
     <w:p>
@@ -409,7 +409,7 @@
         <w:rPr>
           <w:sz w:val="19"/>
         </w:rPr>
-        <w:t>Nordamerikanische Kohortenstudie; ctDNA-Analytik national nur in Zentren verfügbar, Aktivitätsinterventionen aber universell umsetzbar.</w:t>
+        <w:t>Deutschland: Validierung in Zentren notwendig vor Einsatz in AMNOG- und Zertifizierungskontexten</w:t>
       </w:r>
     </w:p>
     <w:p>
@@ -418,65 +418,7 @@
           <w:color w:val="5A7D3A"/>
           <w:sz w:val="18"/>
         </w:rPr>
-        <w:t>https://pubmed.ncbi.nlm.nih.gov/42786576/</w:t>
-      </w:r>
-    </w:p>
-    <w:p>
-      <w:pPr>
-        <w:pStyle w:val="Heading2"/>
-      </w:pPr>
-      <w:r>
-        <w:t>Evorpacept + Trastuzumab/Ramucirumab/Paclitaxel verbessert Ansprechrate im HER2+ Magenkarzinom</w:t>
-      </w:r>
-    </w:p>
-    <w:p>
-      <w:r>
-        <w:rPr>
-          <w:i/>
-          <w:color w:val="666666"/>
-          <w:sz w:val="18"/>
-        </w:rPr>
-        <w:t>Shitara K et al.  ·  Nat Med  ·  24.09.2026  ·  PMID 42786305</w:t>
-      </w:r>
-    </w:p>
-    <w:p>
-      <w:r>
-        <w:t>Phase-2-Portion der randomisierten Studie ASPEN-06 (127 Patienten mit vorbehandeltem HER2-überexprimiertem metastasiertem Magen-/Ösophaguskarzinom): Evorpacept (CD47-SIRPα-Blocker) plus Standard-Tripel (TRP) versus TRP allein.</w:t>
-      </w:r>
-    </w:p>
-    <w:p>
-      <w:r>
-        <w:rPr>
-          <w:b/>
-        </w:rPr>
-        <w:t xml:space="preserve">Ergebnis: </w:t>
-      </w:r>
-      <w:r>
-        <w:t>Primärer Endpunkt: Objektive Ansprechrate (ORR) investigator-assessed 40,3% (Evo+TRP) vs. 26,6% (TRP) in ITT-Population (Differenz 13,7%, p&lt;0,001), in Fresh-Biopsy-HER2+-Subgruppe 54,8% vs. 23,1% (Differenz 31,7%). Differenzen überschritten Schwellen, aber vs. historischem Benchmark (30%) verfehlte nur Fresh-Biopsy-Gruppe Signifikanz knapp (p=0,030 one-sided). Toxizitäten vergleichbar mit etabliertem Profil.</w:t>
-      </w:r>
-    </w:p>
-    <w:p>
-      <w:r>
-        <w:rPr>
-          <w:b/>
-          <w:sz w:val="19"/>
-        </w:rPr>
-        <w:t xml:space="preserve">Übertragbarkeit: </w:t>
-      </w:r>
-      <w:r>
-        <w:rPr>
-          <w:sz w:val="19"/>
-        </w:rPr>
-        <w:t>Internationale Phase-2-Studie; Zulassungsfähigkeit zu klären, Übertragung auf Deutschland abhängig von Zulassung und Amnog-Bewertung.</w:t>
-      </w:r>
-    </w:p>
-    <w:p>
-      <w:r>
-        <w:rPr>
-          <w:color w:val="5A7D3A"/>
-          <w:sz w:val="18"/>
-        </w:rPr>
-        <w:t>https://pubmed.ncbi.nlm.nih.gov/42786305/</w:t>
+        <w:t>https://pubmed.ncbi.nlm.nih.gov/42760040/</w:t>
       </w:r>
     </w:p>
     <w:sectPr>

--- a/download/studien-aktuell.docx
+++ b/download/studien-aktuell.docx
@@ -62,7 +62,7 @@
           <w:color w:val="666666"/>
           <w:sz w:val="18"/>
         </w:rPr>
-        <w:t>Stand: 28.09.2026  |  6 Studien  |  onkologie.m-vf.de</w:t>
+        <w:t>Stand: 29.09.2026  |  7 Studien  |  onkologie.m-vf.de</w:t>
       </w:r>
     </w:p>
     <w:p>
@@ -70,7 +70,7 @@
         <w:pStyle w:val="Heading1"/>
       </w:pPr>
       <w:r>
-        <w:t>Aufgenommen am 28.09.2026</w:t>
+        <w:t>Aufgenommen am 29.09.2026</w:t>
       </w:r>
     </w:p>
     <w:p>
@@ -78,7 +78,7 @@
         <w:pStyle w:val="Heading2"/>
       </w:pPr>
       <w:r>
-        <w:t>Kanonische Action Research verbessert Protontherapie-Zuweisungsquoten: Niederländische Versorgungsstudie zeigt Implementierungsdefizite</w:t>
+        <w:t>Hypofractionierte Postmastektomie-Radiotherapie ohne Anstieg schwerer Toxizitäten</w:t>
       </w:r>
     </w:p>
     <w:p>
@@ -88,12 +88,12 @@
           <w:color w:val="666666"/>
           <w:sz w:val="18"/>
         </w:rPr>
-        <w:t>Ho F et al.  ·  Radiother Oncol  ·  27.09.2026  ·  PMID 42801959</w:t>
+        <w:t>Sun GY et al.  ·  Lancet Oncol  ·  Okt. 2026  ·  PMID 42805199</w:t>
       </w:r>
     </w:p>
     <w:p>
       <w:r>
-        <w:t>Qualitative Implementierungsstudie mit Canonical Action Research in niederländischen Radiotherapie-Zentren zu Barrieren und Interventionen bei Protontherapie-Zuweisungen für Lungen- und Ösophaguskarzinome.</w:t>
+        <w:t>Randomisierte Phase-3-Studie mit 10-Jahres-Nachbeobachtung von 820 Patientinnen mit hochrisiko-Brustkrebs nach Mastektomie.</w:t>
       </w:r>
     </w:p>
     <w:p>
@@ -104,7 +104,7 @@
         <w:t xml:space="preserve">Ergebnis: </w:t>
       </w:r>
       <w:r>
-        <w:t>Diagnose-Phase identifizierte Barrieren (Wissenslücken, unzureichende Koordination, Logistik). Implementierte stakeholder-entwickelte Interventionen (Logistik-Verbesserungen, Patienten-Begleiter) waren mit erhöhten Überweisungs- und Behandlungsraten an einem Zentrum assoziiert. Stakeholder-Wahrnehmung von Pathway-Design und Intervention-Angemessenheit verbesserte sich; Patienten-Zufriedenheit blieb stabil.</w:t>
+        <w:t>Lokoregionales Rezidiv nach 10 Jahren: 10,3 % (konventionell) vs. 12,0 % (hypofraktioniert; Hazard Ratio 1,19; 95%-KI 0,79–1,82). Grade-3-Toxizitäten waren selten und ähnlich in beiden Gruppen (je &lt;1–2 %). Hypofraktionierung ist zeiteffizient und gleichwertig sicher.</w:t>
       </w:r>
     </w:p>
     <w:p>
@@ -119,7 +119,7 @@
         <w:rPr>
           <w:sz w:val="19"/>
         </w:rPr>
-        <w:t>Niederlande, vergleichbares Versicherungssystem; Modell übertragbar auf deutsche Zentrumsvernetzung</w:t>
+        <w:t>China, vergleichbare onkologische Versorgung; Ergebnis sollte Leitlinien beeinflussen.</w:t>
       </w:r>
     </w:p>
     <w:p>
@@ -128,7 +128,7 @@
           <w:color w:val="5A7D3A"/>
           <w:sz w:val="18"/>
         </w:rPr>
-        <w:t>https://pubmed.ncbi.nlm.nih.gov/42801959/</w:t>
+        <w:t>https://pubmed.ncbi.nlm.nih.gov/42805199/</w:t>
       </w:r>
     </w:p>
     <w:p>
@@ -136,7 +136,7 @@
         <w:pStyle w:val="Heading2"/>
       </w:pPr>
       <w:r>
-        <w:t>Schlafstörungen und Müdigkeit bei Oropharyngeal-Karzinom-Radiotherapie-Überlebenden korrelieren mit Gesamtüberleben</w:t>
+        <w:t>2,3 Millionen Krebsfälle weltweit durch Infektionen: Prävention möglich</w:t>
       </w:r>
     </w:p>
     <w:p>
@@ -146,12 +146,12 @@
           <w:color w:val="666666"/>
           <w:sz w:val="18"/>
         </w:rPr>
-        <w:t>Carevic G et al.  ·  Radiother Oncol  ·  26.09.2026  ·  PMID 42800678</w:t>
+        <w:t>Rumgay H et al.  ·  Lancet Oncol  ·  Okt. 2026  ·  PMID 42805198</w:t>
       </w:r>
     </w:p>
     <w:p>
       <w:r>
-        <w:t>Prospektive Longitudinalkohorte (372 Patienten mit Oropharyngeal-Karzinom unter kurativer Strahlentherapie ± Chemotherapie) zum Symptom-Verlauf und Überleben anhand patientenberichteter Outcomes (MDASI-HN).</w:t>
+        <w:t>Analyse der Global Cancer Observatory 2024 zu Krebslast durch 12 klassifizierten Karzinogene (H. pylori, HPV, HBV, HCV, EBV u. a.).</w:t>
       </w:r>
     </w:p>
     <w:p>
@@ -162,7 +162,7 @@
         <w:t xml:space="preserve">Ergebnis: </w:t>
       </w:r>
       <w:r>
-        <w:t>Schwere Müdigkeit, Schlafstörung und Schläfrigkeit erreichten Höhepunkt bei RT-Ende (26%, 15%, 18%) und normalisierten sich bis Monat 6. Schwere longitudinale Müdigkeit (HR 5,05), Schlafstörung (HR 3,86) und Schläfrigkeit (HR 8,24) waren unabhängig mit schlechterer Overall Survival assoziiert (p &lt; 0,05). Effekt blieb nach multivariater Anpassung signifikant.</w:t>
+        <w:t>12 % aller Krebsinzidenz 2024 (2,3 Mio. Fälle) attributabel: H. pylori 760.000 (4 %), HPV 750.000 (4 %), HBV 360.000 (2 %). Höchste Lasten in Ostasien (990.000 Fälle; 31,9/100.000), Sub-Sahara-Afrika (28,5/100.000). Prävention durch Impfung, Test-and-Treat möglich.</w:t>
       </w:r>
     </w:p>
     <w:p>
@@ -177,7 +177,7 @@
         <w:rPr>
           <w:sz w:val="19"/>
         </w:rPr>
-        <w:t>USA-Tertiary Center; Symptom-basierte Risikoidentifikation übertragbar auf deutsche Nachsorge-Protokolle</w:t>
+        <w:t>Global applikabel, auch für Deutschland bei Präventionsplanung relevant.</w:t>
       </w:r>
     </w:p>
     <w:p>
@@ -186,7 +186,7 @@
           <w:color w:val="5A7D3A"/>
           <w:sz w:val="18"/>
         </w:rPr>
-        <w:t>https://pubmed.ncbi.nlm.nih.gov/42800678/</w:t>
+        <w:t>https://pubmed.ncbi.nlm.nih.gov/42805198/</w:t>
       </w:r>
     </w:p>
     <w:p>
@@ -194,7 +194,7 @@
         <w:pStyle w:val="Heading2"/>
       </w:pPr>
       <w:r>
-        <w:t>Präzisionsmedizin bei ungleicher Zugangsverteilung: Global-Audit zeigt massive Lücken zwischen Anspruch und Versorgung</w:t>
+        <w:t>Keimbahnvariantenscreening: Nutzen vs. Schaden für Population?</w:t>
       </w:r>
     </w:p>
     <w:p>
@@ -204,12 +204,12 @@
           <w:color w:val="666666"/>
           <w:sz w:val="18"/>
         </w:rPr>
-        <w:t>Casolino R et al.  ·  Lancet Oncol  ·  25.09.2026  ·  PMID 42790448</w:t>
+        <w:t>Turnbull C et al.  ·  Lancet Oncol  ·  25.09.2026  ·  PMID 42790443</w:t>
       </w:r>
     </w:p>
     <w:p>
       <w:r>
-        <w:t>Lancet-Onkologie-Kommission analysierte die globale Lage der Krebsgenetik und Präzisionsmedizin und bewertete Implementierungsbarrieren, Ungleichheiten und den Nutzen biomarker-gestützter Therapien.</w:t>
+        <w:t>Policy Review von Experten zu Expansion von Cancer-Susceptibility-Testing von Genetik-Kliniken in die Bevölkerung; Fokus auf klinische Evidenz und Health-System-Implikationen.</w:t>
       </w:r>
     </w:p>
     <w:p>
@@ -220,7 +220,7 @@
         <w:t xml:space="preserve">Ergebnis: </w:t>
       </w:r>
       <w:r>
-        <w:t>Nur wenige validierte Biomarker-Therapie-Paare zeigen konsistente klinische Gewinne; umfassendere genomische Profiling-Ansätze erweitern Optionen für Patienten, doch profitiert nur ein kleiner Anteil von angepasster Therapie. Massive Ungleichheiten bei Zugang zur Genomik und Präzisionsmedizin bestehen länder- und populationsübergreifend. Die Studie liefert ein Implementierungs-Framework für gerechte, nachhaltige Skalierung.</w:t>
+        <w:t>Nur für wenige Gene (BRCA1, BRCA2, MLH1, MSH2) etablierte Risiken und evidenzgestützte Interventionen. Für viele Panel-Gene: unsichere Penetranz, fehlende Mortalitätsreduktion und Kosteneffektivität. Polygene Risikoscores diskriminatorisch begrenzt, abhängig von Ethnizität. Tiered, kontextabhängiger Implementierungsansatz empfohlen.</w:t>
       </w:r>
     </w:p>
     <w:p>
@@ -235,7 +235,7 @@
         <w:rPr>
           <w:sz w:val="19"/>
         </w:rPr>
-        <w:t>Deutsches Gesundheitssystem: zentral für Zertifizierung der Zentren und AMNOG-Bewertung</w:t>
+        <w:t>Direkt auf Deutschland übertragbar; könnte AMNOG-, Zertifizierungs- und Leitlinien-Entscheidungen beeinflussen.</w:t>
       </w:r>
     </w:p>
     <w:p>
@@ -244,7 +244,7 @@
           <w:color w:val="5A7D3A"/>
           <w:sz w:val="18"/>
         </w:rPr>
-        <w:t>https://pubmed.ncbi.nlm.nih.gov/42790448/</w:t>
+        <w:t>https://pubmed.ncbi.nlm.nih.gov/42790443/</w:t>
       </w:r>
     </w:p>
     <w:p>
@@ -252,7 +252,7 @@
         <w:pStyle w:val="Heading2"/>
       </w:pPr>
       <w:r>
-        <w:t>Gesamtüberleben als primärer Endpunkt in Phase-III-Onkologie-Studien: Metaanalyse zeigt konsistente Gewinne</w:t>
+        <w:t>Real-World-Überleben HER2-positiver metastastischer Brustkrebs: 41,4 Monate</w:t>
       </w:r>
     </w:p>
     <w:p>
@@ -262,12 +262,12 @@
           <w:color w:val="666666"/>
           <w:sz w:val="18"/>
         </w:rPr>
-        <w:t>Sherry AD et al.  ·  Oncologist  ·  09.09.2026  ·  PMID 42789933</w:t>
+        <w:t>Lee SC et al.  ·  ESMO Open  ·  25.09.2026  ·  PMID 42790263</w:t>
       </w:r>
     </w:p>
     <w:p>
       <w:r>
-        <w:t>OPTIMA-Metaanalyse mit individualisierten Patientendaten von 159 Phase-III-Studien mit Gesamt-Überleben als primärem Endpunkt (104.740 Patienten).</w:t>
+        <w:t>Retrospektive HER2 REAL Study aus 6 Ländern mit 763 Patienten und HER2-positivem metastasiertem Brustkrebs; Treatment Patterns und OS.</w:t>
       </w:r>
     </w:p>
     <w:p>
@@ -278,7 +278,7 @@
         <w:t xml:space="preserve">Ergebnis: </w:t>
       </w:r>
       <w:r>
-        <w:t>Experimentelle Arme zeigten im Zwei-Stufen-Cox-Modell verbesserte Overall Survival (Hazard Ratio 0,87; 95%-KI 0,85–0,89; p &lt; 0,0001), bestätigt im einstufigen stratifizierten Modell (HR 0,88; 95%-KI 0,85–0,90). Befund dokumentiert, dass randomisierte Phase-III-Studien mit OS-Primärendpunkt konsistent therapeutische Fortschritte nachweisen.</w:t>
+        <w:t>Mediales Gesamtüberleben: 41,4 Monate (95%-KI 38,1–45,8). Erste Linie Trastuzumab+Pertuzumab+CT: 58,1 % erhalten, medianes OS 46,8 Monate. Zweite Linie T-DM1: 45,5 %, medianes OS 23,9 Monate. Heterogenes Therapiemuster, Optimierungsbedarf identifiziert.</w:t>
       </w:r>
     </w:p>
     <w:p>
@@ -293,7 +293,7 @@
         <w:rPr>
           <w:sz w:val="19"/>
         </w:rPr>
-        <w:t>Multinationale Studienpopulation; Befunde unterstützen Regulierungs- und Finanzierungsprioritäten für OS-fokussierte Trials</w:t>
+        <w:t>6 Länder, Patientenauswahl pragmatisch, Real-World-Vergleichswert aber limitiert aussagekräftig für Deutschland.</w:t>
       </w:r>
     </w:p>
     <w:p>
@@ -302,7 +302,7 @@
           <w:color w:val="5A7D3A"/>
           <w:sz w:val="18"/>
         </w:rPr>
-        <w:t>https://pubmed.ncbi.nlm.nih.gov/42789933/</w:t>
+        <w:t>https://pubmed.ncbi.nlm.nih.gov/42790263/</w:t>
       </w:r>
     </w:p>
     <w:p>
@@ -310,7 +310,7 @@
         <w:pStyle w:val="Heading2"/>
       </w:pPr>
       <w:r>
-        <w:t>Alkoholkonsum und Kolorektalkarzinom-Risiko bei Prä-Diabetes und Diabetes: Südkoreanische Kohorten zeigen Synergien</w:t>
+        <w:t>Daratumumab mit VRd verbessert Remissionstiefe bei transplantuntauglichem Myelom</w:t>
       </w:r>
     </w:p>
     <w:p>
@@ -320,12 +320,12 @@
           <w:color w:val="666666"/>
           <w:sz w:val="18"/>
         </w:rPr>
-        <w:t>Kim TS et al.  ·  J Natl Cancer Inst  ·  24.09.2026  ·  PMID 42786582</w:t>
+        <w:t>Usmani SZ et al.  ·  J Clin Oncol  ·  25.09.2026  ·  PMID 42789828</w:t>
       </w:r>
     </w:p>
     <w:p>
       <w:r>
-        <w:t>Nationale südkoreanische Kohortenstudie (4,475.492 Erwachsene, Median-Follow-up 9,33 Jahre) zur Dosis-Wirkung zwischen Alkoholkonsum und Kolorektalkrebs-Inzidenz nach glykämischem Status.</w:t>
+        <w:t>Phase-3-Studie CEPHEUS mit 289 transplantuntauglichen Patienten (median 58,7 Monate Nachfolge): DVRd versus VRd.</w:t>
       </w:r>
     </w:p>
     <w:p>
@@ -336,7 +336,7 @@
         <w:t xml:space="preserve">Ergebnis: </w:t>
       </w:r>
       <w:r>
-        <w:t>51.592 CRC-Fälle dokumentiert. Leichter bis mäßiger Alkoholkonsum erhöhte CRC-Risiko synergistisch bei Prä-Diabetes (HR 1,23; 95%-KI 1,19–1,27; Synergieindex 1,72) und Diabetes (HR 1,48; 95%-KI 1,42–1,54; Synergieindex 2,04). Dose-abhängige lineare Assoziation über alle kolorektalen Subsites, steiler bei Diabetes.</w:t>
+        <w:t>MRD-Negativität (10⁻⁵): 60,4 % (DVRd) vs. 39,3 % (VRd; p=0,0004). Progressionsfreies Überleben: HR 0,51 (95%-KI 0,35–0,74; p=0,0003). Nachhaltige MRD ≥12 Monate: 47,2 % vs. 28,3 % (p=0,0010).</w:t>
       </w:r>
     </w:p>
     <w:p>
@@ -351,7 +351,7 @@
         <w:rPr>
           <w:sz w:val="19"/>
         </w:rPr>
-        <w:t>Südkorea, hohes Screening-Aufkommen; Prävention bei Stoffwechselvorstufen setzt patientenrelevante Endpunkte voraus</w:t>
+        <w:t>Zulassungsrelevante Studie, Datenlage für AMNOG-Bewertung verfügbar.</w:t>
       </w:r>
     </w:p>
     <w:p>
@@ -360,7 +360,7 @@
           <w:color w:val="5A7D3A"/>
           <w:sz w:val="18"/>
         </w:rPr>
-        <w:t>https://pubmed.ncbi.nlm.nih.gov/42786582/</w:t>
+        <w:t>https://pubmed.ncbi.nlm.nih.gov/42789828/</w:t>
       </w:r>
     </w:p>
     <w:p>
@@ -368,7 +368,7 @@
         <w:pStyle w:val="Heading2"/>
       </w:pPr>
       <w:r>
-        <w:t>KI-Modelle zur Risikoprognose in der Magenkrebsnachsorge: Transfernutzen unklar</w:t>
+        <w:t>Symptomcluster nach Schilddrüsenkrebs-OP beeinflussen Lebensqualität</w:t>
       </w:r>
     </w:p>
     <w:p>
@@ -378,12 +378,12 @@
           <w:color w:val="666666"/>
           <w:sz w:val="18"/>
         </w:rPr>
-        <w:t>Rabasco Meneghetti A  ·  Ann Oncol  ·  Okt. 2026  ·  PMID 42760040</w:t>
+        <w:t>Gao J et al.  ·  Oncologist  ·  24.09.2026  ·  PMID 42786665</w:t>
       </w:r>
     </w:p>
     <w:p>
       <w:r>
-        <w:t>Kommentar zu DeepComp, einem KI-System für postoperative Risikostratifizierung beim Magenkarzinom; erörtert Vorhersagekompetenz und Umsetzungserfordernisse.</w:t>
+        <w:t>Nationale multizentrische Querschnittsstudie mit 1.093 Patienten 4 Wochen post-Thyreoidektomie; Symptome und Lebensqualität mittels EORTC QLQ erhoben.</w:t>
       </w:r>
     </w:p>
     <w:p>
@@ -394,7 +394,7 @@
         <w:t xml:space="preserve">Ergebnis: </w:t>
       </w:r>
       <w:r>
-        <w:t>Der Kommentar diskutiert Chancen maschineller Lernverfahren zur Risikoklassifizierung, warnt aber vor Interpretationsfallen und nennt fehlende Validierung in prospektiven Kohorten als zentrale Hürde für klinische Adoption.</w:t>
+        <w:t>Drei Symptomcluster identifiziert: psychologisch-somatisch, Schilddrüsenhormon-bezogen, Operations-bezogen. Psychologisch-somatischer Cluster stärker mit schlechterer Lebensqualität assoziiert (β=−0,596; 95%-KI −0,713 bis −0,581). Frauen und Totalthyreoidektomie zeigten höhere Risikomarker.</w:t>
       </w:r>
     </w:p>
     <w:p>
@@ -409,7 +409,7 @@
         <w:rPr>
           <w:sz w:val="19"/>
         </w:rPr>
-        <w:t>Deutschland: Validierung in Zentren notwendig vor Einsatz in AMNOG- und Zertifizierungskontexten</w:t>
+        <w:t>China, Symptomerfassung übertragbar, strukturierte Nachsorge-Interventionen ableitbar.</w:t>
       </w:r>
     </w:p>
     <w:p>
@@ -418,7 +418,65 @@
           <w:color w:val="5A7D3A"/>
           <w:sz w:val="18"/>
         </w:rPr>
-        <w:t>https://pubmed.ncbi.nlm.nih.gov/42760040/</w:t>
+        <w:t>https://pubmed.ncbi.nlm.nih.gov/42786665/</w:t>
+      </w:r>
+    </w:p>
+    <w:p>
+      <w:pPr>
+        <w:pStyle w:val="Heading2"/>
+      </w:pPr>
+      <w:r>
+        <w:t>TA-Wiederholungen als Schwachstelle extrachromosomaler DNA im Tumor</w:t>
+      </w:r>
+    </w:p>
+    <w:p>
+      <w:r>
+        <w:rPr>
+          <w:i/>
+          <w:color w:val="666666"/>
+          <w:sz w:val="18"/>
+        </w:rPr>
+        <w:t>Billing D et al.  ·  Nature  ·  23.09.2026  ·  PMID 42778593</w:t>
+      </w:r>
+    </w:p>
+    <w:p>
+      <w:r>
+        <w:t>Grundlagenarbeit zur Mechanik der Aufrechterhaltung extrachromosomaler DNA (ecDNA) in Krebszellen mittels Single-Cell-Sequenzierung und funktionellen Studien.</w:t>
+      </w:r>
+    </w:p>
+    <w:p>
+      <w:r>
+        <w:rPr>
+          <w:b/>
+        </w:rPr>
+        <w:t xml:space="preserve">Ergebnis: </w:t>
+      </w:r>
+      <w:r>
+        <w:t>Polymerase-θ (Polθ) und FANCM supprimieren Bruchbildung an TA-reichen Stellen. MMEJ-Reparatur hält ecDNA stabil; Polθ-Inhibition destabilisiert ecDNA selektiv, induziert Fitnessverlust in ecDNA-abhängigen Tumoren. Therapeutisches Potenzial identifiziert.</w:t>
+      </w:r>
+    </w:p>
+    <w:p>
+      <w:r>
+        <w:rPr>
+          <w:b/>
+          <w:sz w:val="19"/>
+        </w:rPr>
+        <w:t xml:space="preserve">Übertragbarkeit: </w:t>
+      </w:r>
+      <w:r>
+        <w:rPr>
+          <w:sz w:val="19"/>
+        </w:rPr>
+        <w:t>USA und Deutschland (Charité beteiligt); Zielstruktur für neue Wirkstoff-entwicklung, noch präklinisch.</w:t>
+      </w:r>
+    </w:p>
+    <w:p>
+      <w:r>
+        <w:rPr>
+          <w:color w:val="5A7D3A"/>
+          <w:sz w:val="18"/>
+        </w:rPr>
+        <w:t>https://pubmed.ncbi.nlm.nih.gov/42778593/</w:t>
       </w:r>
     </w:p>
     <w:sectPr>

--- a/download/studien-aktuell.docx
+++ b/download/studien-aktuell.docx
@@ -62,7 +62,7 @@
           <w:color w:val="666666"/>
           <w:sz w:val="18"/>
         </w:rPr>
-        <w:t>Stand: 29.09.2026  |  7 Studien  |  onkologie.m-vf.de</w:t>
+        <w:t>Stand: 30.09.2026  |  6 Studien  |  onkologie.m-vf.de</w:t>
       </w:r>
     </w:p>
     <w:p>
@@ -70,7 +70,7 @@
         <w:pStyle w:val="Heading1"/>
       </w:pPr>
       <w:r>
-        <w:t>Aufgenommen am 29.09.2026</w:t>
+        <w:t>Aufgenommen am 30.09.2026</w:t>
       </w:r>
     </w:p>
     <w:p>
@@ -78,7 +78,7 @@
         <w:pStyle w:val="Heading2"/>
       </w:pPr>
       <w:r>
-        <w:t>Hypofractionierte Postmastektomie-Radiotherapie ohne Anstieg schwerer Toxizitäten</w:t>
+        <w:t>Bewegungsintervention verbessert Aufmerksamkeit bei Brustkrebsüberlebenden.</w:t>
       </w:r>
     </w:p>
     <w:p>
@@ -88,12 +88,12 @@
           <w:color w:val="666666"/>
           <w:sz w:val="18"/>
         </w:rPr>
-        <w:t>Sun GY et al.  ·  Lancet Oncol  ·  Okt. 2026  ·  PMID 42805199</w:t>
+        <w:t>Hartman SJ et al.  ·  J Natl Cancer Inst  ·  30.09.2026  ·  PMID 42810736</w:t>
       </w:r>
     </w:p>
     <w:p>
       <w:r>
-        <w:t>Randomisierte Phase-3-Studie mit 10-Jahres-Nachbeobachtung von 820 Patientinnen mit hochrisiko-Brustkrebs nach Mastektomie.</w:t>
+        <w:t>Randomisierte kontrollierte Studie mit 253 Brustkrebsüberlebenden: 12 Monate ferngesteuerte Bewegungsintervention vs. Kontakt-gematchte Health-&amp;-Wellness-Kontrolle auf Kognition und körperliche Aktivität.</w:t>
       </w:r>
     </w:p>
     <w:p>
@@ -104,7 +104,7 @@
         <w:t xml:space="preserve">Ergebnis: </w:t>
       </w:r>
       <w:r>
-        <w:t>Lokoregionales Rezidiv nach 10 Jahren: 10,3 % (konventionell) vs. 12,0 % (hypofraktioniert; Hazard Ratio 1,19; 95%-KI 0,79–1,82). Grade-3-Toxizitäten waren selten und ähnlich in beiden Gruppen (je &lt;1–2 %). Hypofraktionierung ist zeiteffizient und gleichwertig sicher.</w:t>
+        <w:t>Bewegungsarm zeigte größere Zunahme an moderater bis intensiver Aktivität (18 auf 23,5 Min./Tag vs. 15 auf 15,5 Min.). Kein signifikanter Unterschied in primären Outcomes (Selbstbericht Kognition, Processing Speed, 6 und 12 Monate, p &gt; 0,05). Sekundäre Outcomes: Bewegungsarm bessere Aufmerksamkeit (6 Mo.: b = 0,14, p = 0,03; 12 Mo.: b = 0,21, p = 0,002) und kurzfristig besseres Gedächtnis (6 Mo.: b = 0,18, p &lt; 0,01).</w:t>
       </w:r>
     </w:p>
     <w:p>
@@ -119,7 +119,7 @@
         <w:rPr>
           <w:sz w:val="19"/>
         </w:rPr>
-        <w:t>China, vergleichbare onkologische Versorgung; Ergebnis sollte Leitlinien beeinflussen.</w:t>
+        <w:t>USA-amerikanisches Forschungssetting, aber patientenrelevanter Endpunkt und gut skalierbare Fernintervention.</w:t>
       </w:r>
     </w:p>
     <w:p>
@@ -128,7 +128,7 @@
           <w:color w:val="5A7D3A"/>
           <w:sz w:val="18"/>
         </w:rPr>
-        <w:t>https://pubmed.ncbi.nlm.nih.gov/42805199/</w:t>
+        <w:t>https://pubmed.ncbi.nlm.nih.gov/42810736/</w:t>
       </w:r>
     </w:p>
     <w:p>
@@ -136,7 +136,7 @@
         <w:pStyle w:val="Heading2"/>
       </w:pPr>
       <w:r>
-        <w:t>2,3 Millionen Krebsfälle weltweit durch Infektionen: Prävention möglich</w:t>
+        <w:t>Bewegung verlangsamt epigenetisches Altern bei Brustkrebsüberlebenden.</w:t>
       </w:r>
     </w:p>
     <w:p>
@@ -146,12 +146,12 @@
           <w:color w:val="666666"/>
           <w:sz w:val="18"/>
         </w:rPr>
-        <w:t>Rumgay H et al.  ·  Lancet Oncol  ·  Okt. 2026  ·  PMID 42805198</w:t>
+        <w:t>Carlin D et al.  ·  J Natl Cancer Inst  ·  30.09.2026  ·  PMID 42810733</w:t>
       </w:r>
     </w:p>
     <w:p>
       <w:r>
-        <w:t>Analyse der Global Cancer Observatory 2024 zu Krebslast durch 12 klassifizierten Karzinogene (H. pylori, HPV, HBV, HCV, EBV u. a.).</w:t>
+        <w:t>Sekundäranalyse einer RCT mit 124 Brustkrebsüberlebenden: Auswirkung einer 12-Monate-Bewegungsintervention auf DNA-Methylierungsmuster (epigenetische Uhren).</w:t>
       </w:r>
     </w:p>
     <w:p>
@@ -162,7 +162,7 @@
         <w:t xml:space="preserve">Ergebnis: </w:t>
       </w:r>
       <w:r>
-        <w:t>12 % aller Krebsinzidenz 2024 (2,3 Mio. Fälle) attributabel: H. pylori 760.000 (4 %), HPV 750.000 (4 %), HBV 360.000 (2 %). Höchste Lasten in Ostasien (990.000 Fälle; 31,9/100.000), Sub-Sahara-Afrika (28,5/100.000). Prävention durch Impfung, Test-and-Treat möglich.</w:t>
+        <w:t>Bewegungsarm zeigte verlangsamtes epigenetisches Altern nach GrimAge2 (p = 0,02) und DNAmFitAge (p = 0,002) vs. Kontrolle über 12 Monate. Schnelleres epigenetisches Altern mit größerem kognitiven Abbau assoziiert. Genomweite Analyse: differenziell methylierte Stellen mit Anreicherung in BDNF-Signalwegen. Epigenetisches Altern als modifizierbar durch Bewegung und möglicherweise mechanistisches Bindeglied zu kognitiven Effekten.</w:t>
       </w:r>
     </w:p>
     <w:p>
@@ -177,7 +177,7 @@
         <w:rPr>
           <w:sz w:val="19"/>
         </w:rPr>
-        <w:t>Global applikabel, auch für Deutschland bei Präventionsplanung relevant.</w:t>
+        <w:t>USA-Studie, aber biologischer Mechanismus und patientenrelevantes Outcome übertragbar.</w:t>
       </w:r>
     </w:p>
     <w:p>
@@ -186,7 +186,7 @@
           <w:color w:val="5A7D3A"/>
           <w:sz w:val="18"/>
         </w:rPr>
-        <w:t>https://pubmed.ncbi.nlm.nih.gov/42805198/</w:t>
+        <w:t>https://pubmed.ncbi.nlm.nih.gov/42810733/</w:t>
       </w:r>
     </w:p>
     <w:p>
@@ -194,7 +194,7 @@
         <w:pStyle w:val="Heading2"/>
       </w:pPr>
       <w:r>
-        <w:t>Keimbahnvariantenscreening: Nutzen vs. Schaden für Population?</w:t>
+        <w:t>Pembrolizumab-Monotherapie beim Nierenzellkarzinom: Biomarker und Langzeitergebnisse.</w:t>
       </w:r>
     </w:p>
     <w:p>
@@ -204,12 +204,12 @@
           <w:color w:val="666666"/>
           <w:sz w:val="18"/>
         </w:rPr>
-        <w:t>Turnbull C et al.  ·  Lancet Oncol  ·  25.09.2026  ·  PMID 42790443</w:t>
+        <w:t>McDermott DF et al.  ·  Ann Oncol  ·  29.09.2026  ·  PMID 42810586</w:t>
       </w:r>
     </w:p>
     <w:p>
       <w:r>
-        <w:t>Policy Review von Experten zu Expansion von Cancer-Susceptibility-Testing von Genetik-Kliniken in die Bevölkerung; Fokus auf klinische Evidenz und Health-System-Implikationen.</w:t>
+        <w:t>Phase-II-Studie KEYNOTE-427 nach Median 61 Monaten Follow-up: Objektives Ansprechen und Prognosefaktoren für Pembrolizumab ohne Kombinationstherapie bei klarzelliger und nicht-klarzelliger RCC.</w:t>
       </w:r>
     </w:p>
     <w:p>
@@ -220,7 +220,7 @@
         <w:t xml:space="preserve">Ergebnis: </w:t>
       </w:r>
       <w:r>
-        <w:t>Nur für wenige Gene (BRCA1, BRCA2, MLH1, MSH2) etablierte Risiken und evidenzgestützte Interventionen. Für viele Panel-Gene: unsichere Penetranz, fehlende Mortalitätsreduktion und Kosteneffektivität. Polygene Risikoscores diskriminatorisch begrenzt, abhängig von Ethnizität. Tiered, kontextabhängiger Implementierungsansatz empfohlen.</w:t>
+        <w:t>Objektive Ansprechrate 36,4 % (klarzelliges RCC) und 26,7 % (nicht-klarzelliges RCC). T-Zell-entzündliches Genexpressionsprofil (TcellinfGEP) assoziiert mit höherem Ansprechen (p = 0,0208 bzw. p = 0,0021). PD-L1 CPS kontinuierlich mit Gesamtüberleben korreliert (nicht-klarzelliges RCC: p = 0,0014). Patienten mit nachweisbarer ctDNA am Baseline hatten kürzeres OS (30,5 vs. 53,7 Monate). Treibermutationen zeigten keine konsistenten Muster.</w:t>
       </w:r>
     </w:p>
     <w:p>
@@ -235,7 +235,7 @@
         <w:rPr>
           <w:sz w:val="19"/>
         </w:rPr>
-        <w:t>Direkt auf Deutschland übertragbar; könnte AMNOG-, Zertifizierungs- und Leitlinien-Entscheidungen beeinflussen.</w:t>
+        <w:t>Nordamerikanische Kohorte, internationale Zentren, Biomarker-Erkenntnisse für Präzisionstherapie übertragbar.</w:t>
       </w:r>
     </w:p>
     <w:p>
@@ -244,7 +244,7 @@
           <w:color w:val="5A7D3A"/>
           <w:sz w:val="18"/>
         </w:rPr>
-        <w:t>https://pubmed.ncbi.nlm.nih.gov/42790443/</w:t>
+        <w:t>https://pubmed.ncbi.nlm.nih.gov/42810586/</w:t>
       </w:r>
     </w:p>
     <w:p>
@@ -252,7 +252,7 @@
         <w:pStyle w:val="Heading2"/>
       </w:pPr>
       <w:r>
-        <w:t>Real-World-Überleben HER2-positiver metastastischer Brustkrebs: 41,4 Monate</w:t>
+        <w:t>Lebensqualität in Adjuvansstudien: Neue Standards zur Berichterstattung.</w:t>
       </w:r>
     </w:p>
     <w:p>
@@ -262,12 +262,12 @@
           <w:color w:val="666666"/>
           <w:sz w:val="18"/>
         </w:rPr>
-        <w:t>Lee SC et al.  ·  ESMO Open  ·  25.09.2026  ·  PMID 42790263</w:t>
+        <w:t>Tannock IF et al.  ·  Lancet Oncol  ·  29.09.2026  ·  PMID 42810369</w:t>
       </w:r>
     </w:p>
     <w:p>
       <w:r>
-        <w:t>Retrospektive HER2 REAL Study aus 6 Ländern mit 763 Patienten und HER2-positivem metastasiertem Brustkrebs; Treatment Patterns und OS.</w:t>
+        <w:t>Konsensempfehlungen europäischer und kanadischer Leitlinienautoren zur Erfassung und Darstellung der gesundheitsbezogenen Lebensqualität in Publikationen von Zulassungsstudien der adjuvanten Systemtherapie.</w:t>
       </w:r>
     </w:p>
     <w:p>
@@ -278,7 +278,7 @@
         <w:t xml:space="preserve">Ergebnis: </w:t>
       </w:r>
       <w:r>
-        <w:t>Mediales Gesamtüberleben: 41,4 Monate (95%-KI 38,1–45,8). Erste Linie Trastuzumab+Pertuzumab+CT: 58,1 % erhalten, medianes OS 46,8 Monate. Zweite Linie T-DM1: 45,5 %, medianes OS 23,9 Monate. Heterogenes Therapiemuster, Optimierungsbedarf identifiziert.</w:t>
+        <w:t>Die Studienautoren empfehlen, den Anteil der Patienten mit vordefinierter Verschlechterung in validierten Lebensqualitätsskalen sowie die Dauer dieser Beeinträchtigung während und nach Therapie zu dokumentieren. Symptome, Funktionsfähigkeit und Gesamtlebensqualität sollen differenzieren zwischen Patienten mit und ohne klinisch bedeutsame Toxizität. Diese Angaben sind im Primärbericht essentiell für informed treatment decisions.</w:t>
       </w:r>
     </w:p>
     <w:p>
@@ -293,7 +293,7 @@
         <w:rPr>
           <w:sz w:val="19"/>
         </w:rPr>
-        <w:t>6 Länder, Patientenauswahl pragmatisch, Real-World-Vergleichswert aber limitiert aussagekräftig für Deutschland.</w:t>
+        <w:t>Europäische Autorenschaft, Standard für randomisierte Therapiestudien, übertragbar auf deutsches Zulassungswesen.</w:t>
       </w:r>
     </w:p>
     <w:p>
@@ -302,7 +302,7 @@
           <w:color w:val="5A7D3A"/>
           <w:sz w:val="18"/>
         </w:rPr>
-        <w:t>https://pubmed.ncbi.nlm.nih.gov/42790263/</w:t>
+        <w:t>https://pubmed.ncbi.nlm.nih.gov/42810369/</w:t>
       </w:r>
     </w:p>
     <w:p>
@@ -310,7 +310,7 @@
         <w:pStyle w:val="Heading2"/>
       </w:pPr>
       <w:r>
-        <w:t>Daratumumab mit VRd verbessert Remissionstiefe bei transplantuntauglichem Myelom</w:t>
+        <w:t>Pembrolizumab-Lenvatinib bei metastasiertem Endometriumkarzinom: Real-World-Wirksamkeit.</w:t>
       </w:r>
     </w:p>
     <w:p>
@@ -320,12 +320,12 @@
           <w:color w:val="666666"/>
           <w:sz w:val="18"/>
         </w:rPr>
-        <w:t>Usmani SZ et al.  ·  J Clin Oncol  ·  25.09.2026  ·  PMID 42789828</w:t>
+        <w:t>Bello Roufai D et al.  ·  ESMO Open  ·  29.09.2026  ·  PMID 42810020</w:t>
       </w:r>
     </w:p>
     <w:p>
       <w:r>
-        <w:t>Phase-3-Studie CEPHEUS mit 289 transplantuntauglichen Patienten (median 58,7 Monate Nachfolge): DVRd versus VRd.</w:t>
+        <w:t>Französisches Programm für frühzeitigen Zugang: Wirksamkeit und Sicherheit von Pembrolizumab-Lenvatinib bei 351 Patienten mit metastasiertem Endometriumkarzinom in 25 Zentren, einschließlich älterer und fragiler Patienten.</w:t>
       </w:r>
     </w:p>
     <w:p>
@@ -336,7 +336,7 @@
         <w:t xml:space="preserve">Ergebnis: </w:t>
       </w:r>
       <w:r>
-        <w:t>MRD-Negativität (10⁻⁵): 60,4 % (DVRd) vs. 39,3 % (VRd; p=0,0004). Progressionsfreies Überleben: HR 0,51 (95%-KI 0,35–0,74; p=0,0003). Nachhaltige MRD ≥12 Monate: 47,2 % vs. 28,3 % (p=0,0010).</w:t>
+        <w:t>Medianes Progressions-freies Überleben 6,0 Monate, medianes Gesamtüberleben 21 Monate. Objektive Ansprechrate 41 %, klinischer Benefit 68 %. Mismatch-Repair-Defizienz mit verlängertem PFS assoziiert (16 vs. 6 Monate, p &lt; 0,001). 27,6 % permanentes Absetzen von Lenvatinib wegen Toxizität; reduzierte Startdosen (37,2 %) beeinträchtigten PFS nicht. Wirksam auch in realen Populationen jenseits von Studienbedingungen.</w:t>
       </w:r>
     </w:p>
     <w:p>
@@ -351,7 +351,7 @@
         <w:rPr>
           <w:sz w:val="19"/>
         </w:rPr>
-        <w:t>Zulassungsrelevante Studie, Datenlage für AMNOG-Bewertung verfügbar.</w:t>
+        <w:t>Französisches Versicherungssystem, Zentrumserfahrung, klinische Kohorten ähnlich deutschem Patientengut.</w:t>
       </w:r>
     </w:p>
     <w:p>
@@ -360,7 +360,7 @@
           <w:color w:val="5A7D3A"/>
           <w:sz w:val="18"/>
         </w:rPr>
-        <w:t>https://pubmed.ncbi.nlm.nih.gov/42789828/</w:t>
+        <w:t>https://pubmed.ncbi.nlm.nih.gov/42810020/</w:t>
       </w:r>
     </w:p>
     <w:p>
@@ -368,7 +368,7 @@
         <w:pStyle w:val="Heading2"/>
       </w:pPr>
       <w:r>
-        <w:t>Symptomcluster nach Schilddrüsenkrebs-OP beeinflussen Lebensqualität</w:t>
+        <w:t>Entscheidungshilfe für Palliativbehandlung beim Pankreaskarzinom: Real-World-Implementierung.</w:t>
       </w:r>
     </w:p>
     <w:p>
@@ -378,12 +378,12 @@
           <w:color w:val="666666"/>
           <w:sz w:val="18"/>
         </w:rPr>
-        <w:t>Gao J et al.  ·  Oncologist  ·  24.09.2026  ·  PMID 42786665</w:t>
+        <w:t>Graus MUJE et al.  ·  Oncologist  ·  29.09.2026  ·  PMID 42809229</w:t>
       </w:r>
     </w:p>
     <w:p>
       <w:r>
-        <w:t>Nationale multizentrische Querschnittsstudie mit 1.093 Patienten 4 Wochen post-Thyreoidektomie; Symptome und Lebensqualität mittels EORTC QLQ erhoben.</w:t>
+        <w:t>Prospektive Multizenter-Studie an 10 niederländischen Expertenzentren: Einsatz einer Shared-Decision-Making-Hilfe bei 181 Patienten mit metastasiertem Pankreaskarzinom zur Unterstützung von Therapieentscheidungen.</w:t>
       </w:r>
     </w:p>
     <w:p>
@@ -394,7 +394,7 @@
         <w:t xml:space="preserve">Ergebnis: </w:t>
       </w:r>
       <w:r>
-        <w:t>Drei Symptomcluster identifiziert: psychologisch-somatisch, Schilddrüsenhormon-bezogen, Operations-bezogen. Psychologisch-somatischer Cluster stärker mit schlechterer Lebensqualität assoziiert (β=−0,596; 95%-KI −0,713 bis −0,581). Frauen und Totalthyreoidektomie zeigten höhere Risikomarker.</w:t>
+        <w:t>Patienten mit ausreichend Bedenkzeit verwendeten die Entscheidungshilfe häufiger (p &lt; 0,01). Mediane Bewertung durch Patienten und Kliniker: 8/10. Diskordanz zwischen Arzt- und Patientenpreferenzen in 37 % beobachtet; Unterschiede zur finalen Therapieentscheidung häufig. Struktur-unterstützte SDM-Hilfe wird hochwertig akzeptiert und kann erfolgreich implementiert werden.</w:t>
       </w:r>
     </w:p>
     <w:p>
@@ -409,7 +409,7 @@
         <w:rPr>
           <w:sz w:val="19"/>
         </w:rPr>
-        <w:t>China, Symptomerfassung übertragbar, strukturierte Nachsorge-Interventionen ableitbar.</w:t>
+        <w:t>Niederländisches System, vergleichbar mit deutschem Gesundheitswesen, SDM-Verfahren direkt übertragbar.</w:t>
       </w:r>
     </w:p>
     <w:p>
@@ -418,65 +418,7 @@
           <w:color w:val="5A7D3A"/>
           <w:sz w:val="18"/>
         </w:rPr>
-        <w:t>https://pubmed.ncbi.nlm.nih.gov/42786665/</w:t>
-      </w:r>
-    </w:p>
-    <w:p>
-      <w:pPr>
-        <w:pStyle w:val="Heading2"/>
-      </w:pPr>
-      <w:r>
-        <w:t>TA-Wiederholungen als Schwachstelle extrachromosomaler DNA im Tumor</w:t>
-      </w:r>
-    </w:p>
-    <w:p>
-      <w:r>
-        <w:rPr>
-          <w:i/>
-          <w:color w:val="666666"/>
-          <w:sz w:val="18"/>
-        </w:rPr>
-        <w:t>Billing D et al.  ·  Nature  ·  23.09.2026  ·  PMID 42778593</w:t>
-      </w:r>
-    </w:p>
-    <w:p>
-      <w:r>
-        <w:t>Grundlagenarbeit zur Mechanik der Aufrechterhaltung extrachromosomaler DNA (ecDNA) in Krebszellen mittels Single-Cell-Sequenzierung und funktionellen Studien.</w:t>
-      </w:r>
-    </w:p>
-    <w:p>
-      <w:r>
-        <w:rPr>
-          <w:b/>
-        </w:rPr>
-        <w:t xml:space="preserve">Ergebnis: </w:t>
-      </w:r>
-      <w:r>
-        <w:t>Polymerase-θ (Polθ) und FANCM supprimieren Bruchbildung an TA-reichen Stellen. MMEJ-Reparatur hält ecDNA stabil; Polθ-Inhibition destabilisiert ecDNA selektiv, induziert Fitnessverlust in ecDNA-abhängigen Tumoren. Therapeutisches Potenzial identifiziert.</w:t>
-      </w:r>
-    </w:p>
-    <w:p>
-      <w:r>
-        <w:rPr>
-          <w:b/>
-          <w:sz w:val="19"/>
-        </w:rPr>
-        <w:t xml:space="preserve">Übertragbarkeit: </w:t>
-      </w:r>
-      <w:r>
-        <w:rPr>
-          <w:sz w:val="19"/>
-        </w:rPr>
-        <w:t>USA und Deutschland (Charité beteiligt); Zielstruktur für neue Wirkstoff-entwicklung, noch präklinisch.</w:t>
-      </w:r>
-    </w:p>
-    <w:p>
-      <w:r>
-        <w:rPr>
-          <w:color w:val="5A7D3A"/>
-          <w:sz w:val="18"/>
-        </w:rPr>
-        <w:t>https://pubmed.ncbi.nlm.nih.gov/42778593/</w:t>
+        <w:t>https://pubmed.ncbi.nlm.nih.gov/42809229/</w:t>
       </w:r>
     </w:p>
     <w:sectPr>

--- a/download/studien-aktuell.docx
+++ b/download/studien-aktuell.docx
@@ -62,7 +62,7 @@
           <w:color w:val="666666"/>
           <w:sz w:val="18"/>
         </w:rPr>
-        <w:t>Stand: 30.09.2026  |  6 Studien  |  onkologie.m-vf.de</w:t>
+        <w:t>Stand: 01.10.2026  |  7 Studien  |  onkologie.m-vf.de</w:t>
       </w:r>
     </w:p>
     <w:p>
@@ -70,7 +70,7 @@
         <w:pStyle w:val="Heading1"/>
       </w:pPr>
       <w:r>
-        <w:t>Aufgenommen am 30.09.2026</w:t>
+        <w:t>Aufgenommen am 01.10.2026</w:t>
       </w:r>
     </w:p>
     <w:p>
@@ -78,7 +78,7 @@
         <w:pStyle w:val="Heading2"/>
       </w:pPr>
       <w:r>
-        <w:t>Bewegungsintervention verbessert Aufmerksamkeit bei Brustkrebsüberlebenden.</w:t>
+        <w:t>Strahlentherapie mit Antikörper-Wirkstoff-Konjugaten bei Brustkrebs: Sicherheit belegt</w:t>
       </w:r>
     </w:p>
     <w:p>
@@ -88,12 +88,12 @@
           <w:color w:val="666666"/>
           <w:sz w:val="18"/>
         </w:rPr>
-        <w:t>Hartman SJ et al.  ·  J Natl Cancer Inst  ·  30.09.2026  ·  PMID 42810736</w:t>
+        <w:t>Visani L et al.  ·  Radiother Oncol  ·  30.09.2026  ·  PMID 42815776</w:t>
       </w:r>
     </w:p>
     <w:p>
       <w:r>
-        <w:t>Randomisierte kontrollierte Studie mit 253 Brustkrebsüberlebenden: 12 Monate ferngesteuerte Bewegungsintervention vs. Kontakt-gematchte Health-&amp;-Wellness-Kontrolle auf Kognition und körperliche Aktivität.</w:t>
+        <w:t>Systematische Übersicht mit Metaanalyse von 29 Studien (3.817 Patienten) zur Verträglichkeit kombinierter Radiotherapie und Antikörper-Wirkstoff-Konjugaten bei frühem und metastasiertem Brustkrebs.</w:t>
       </w:r>
     </w:p>
     <w:p>
@@ -104,7 +104,7 @@
         <w:t xml:space="preserve">Ergebnis: </w:t>
       </w:r>
       <w:r>
-        <w:t>Bewegungsarm zeigte größere Zunahme an moderater bis intensiver Aktivität (18 auf 23,5 Min./Tag vs. 15 auf 15,5 Min.). Kein signifikanter Unterschied in primären Outcomes (Selbstbericht Kognition, Processing Speed, 6 und 12 Monate, p &gt; 0,05). Sekundäre Outcomes: Bewegungsarm bessere Aufmerksamkeit (6 Mo.: b = 0,14, p = 0,03; 12 Mo.: b = 0,21, p = 0,002) und kurzfristig besseres Gedächtnis (6 Mo.: b = 0,18, p &lt; 0,01).</w:t>
+        <w:t>Schwere Strahlengewebsnekrose trat in 5% der Fälle auf (95%-KI: 1–12%). Bei intracranialer Stereotaxie waren 8% der Ereignisse ≥Grad 3 (95%-KI: 3–15%), mit T-DM1 13% (95%-KI: 1–34%). Pneumonitis und Hautreaktionen ≥Grad 3 waren selten (je 0%). Außerhalb des Schädels ist die Therapiekombination sicher; intracraniell, besonders mit T-DM1, ist Vorsicht geboten.</w:t>
       </w:r>
     </w:p>
     <w:p>
@@ -119,7 +119,7 @@
         <w:rPr>
           <w:sz w:val="19"/>
         </w:rPr>
-        <w:t>USA-amerikanisches Forschungssetting, aber patientenrelevanter Endpunkt und gut skalierbare Fernintervention.</w:t>
+        <w:t>Europa, internationale Konsensusgruppe; übertragbar auf deutsche Zentren.</w:t>
       </w:r>
     </w:p>
     <w:p>
@@ -128,7 +128,7 @@
           <w:color w:val="5A7D3A"/>
           <w:sz w:val="18"/>
         </w:rPr>
-        <w:t>https://pubmed.ncbi.nlm.nih.gov/42810736/</w:t>
+        <w:t>https://pubmed.ncbi.nlm.nih.gov/42815776/</w:t>
       </w:r>
     </w:p>
     <w:p>
@@ -136,7 +136,7 @@
         <w:pStyle w:val="Heading2"/>
       </w:pPr>
       <w:r>
-        <w:t>Bewegung verlangsamt epigenetisches Altern bei Brustkrebsüberlebenden.</w:t>
+        <w:t>Erdafitinib verlängert Überleben bei FGFR-verändertem Urothelkarzinom deutlich</w:t>
       </w:r>
     </w:p>
     <w:p>
@@ -146,12 +146,12 @@
           <w:color w:val="666666"/>
           <w:sz w:val="18"/>
         </w:rPr>
-        <w:t>Carlin D et al.  ·  J Natl Cancer Inst  ·  30.09.2026  ·  PMID 42810733</w:t>
+        <w:t>Loriot Y et al.  ·  ESMO Open  ·  30.09.2026  ·  PMID 42815410</w:t>
       </w:r>
     </w:p>
     <w:p>
       <w:r>
-        <w:t>Sekundäranalyse einer RCT mit 124 Brustkrebsüberlebenden: Auswirkung einer 12-Monate-Bewegungsintervention auf DNA-Methylierungsmuster (epigenetische Uhren).</w:t>
+        <w:t>Phase-III-Studie THOR mit 278 Patienten mit FGFR3/2-alteriertem metastasiertem Urothelkarzinom nach PD-(L)1-Progression: Erdafitinib gegen Chemotherapie (Docetaxel/Vinflunin).</w:t>
       </w:r>
     </w:p>
     <w:p>
@@ -162,7 +162,7 @@
         <w:t xml:space="preserve">Ergebnis: </w:t>
       </w:r>
       <w:r>
-        <w:t>Bewegungsarm zeigte verlangsamtes epigenetisches Altern nach GrimAge2 (p = 0,02) und DNAmFitAge (p = 0,002) vs. Kontrolle über 12 Monate. Schnelleres epigenetisches Altern mit größerem kognitiven Abbau assoziiert. Genomweite Analyse: differenziell methylierte Stellen mit Anreicherung in BDNF-Signalwegen. Epigenetisches Altern als modifizierbar durch Bewegung und möglicherweise mechanistisches Bindeglied zu kognitiven Effekten.</w:t>
+        <w:t>Medianes Gesamtüberleben: 12,1 vs. 8,7 Monate (HR 0,65; 95%-KI 0,48–0,86; p=0,0031). Progressionsfreies Überleben: 5,4 vs. 2,7 Monate (HR 0,59; p&lt;0,0001). Ansprechrate: 46,9% vs. 12,6% (RR 3,74). Schwere Nebenwirkungen 67,6% vs. 65,8%; therapieassoziierte Todesfälle 0,7% vs. 6,0%.</w:t>
       </w:r>
     </w:p>
     <w:p>
@@ -177,7 +177,7 @@
         <w:rPr>
           <w:sz w:val="19"/>
         </w:rPr>
-        <w:t>USA-Studie, aber biologischer Mechanismus und patientenrelevantes Outcome übertragbar.</w:t>
+        <w:t>Internationale Studie; Zulassung relevant für Deutschland.</w:t>
       </w:r>
     </w:p>
     <w:p>
@@ -186,7 +186,7 @@
           <w:color w:val="5A7D3A"/>
           <w:sz w:val="18"/>
         </w:rPr>
-        <w:t>https://pubmed.ncbi.nlm.nih.gov/42810733/</w:t>
+        <w:t>https://pubmed.ncbi.nlm.nih.gov/42815410/</w:t>
       </w:r>
     </w:p>
     <w:p>
@@ -194,7 +194,7 @@
         <w:pStyle w:val="Heading2"/>
       </w:pPr>
       <w:r>
-        <w:t>Pembrolizumab-Monotherapie beim Nierenzellkarzinom: Biomarker und Langzeitergebnisse.</w:t>
+        <w:t>Verzögerte Übelkeit unter moderater Chemoemesis-Gefährdung: Untererfassung über 120 Stunden hinaus</w:t>
       </w:r>
     </w:p>
     <w:p>
@@ -204,12 +204,12 @@
           <w:color w:val="666666"/>
           <w:sz w:val="18"/>
         </w:rPr>
-        <w:t>McDermott DF et al.  ·  Ann Oncol  ·  29.09.2026  ·  PMID 42810586</w:t>
+        <w:t>Iimura Y et al.  ·  ESMO Open  ·  30.09.2026  ·  PMID 42815409</w:t>
       </w:r>
     </w:p>
     <w:p>
       <w:r>
-        <w:t>Phase-II-Studie KEYNOTE-427 nach Median 61 Monaten Follow-up: Objektives Ansprechen und Prognosefaktoren für Pembrolizumab ohne Kombinationstherapie bei klarzelliger und nicht-klarzelliger RCC.</w:t>
+        <w:t>Scoping Review systematischer Erfassung verzögerter chemotherapieassoziierter Übelkeit/Erbrechen (&gt;120 h) in 26 prospektiven Antiemetika-Studien (15 Phase III, 11 Phase II).</w:t>
       </w:r>
     </w:p>
     <w:p>
@@ -220,7 +220,7 @@
         <w:t xml:space="preserve">Ergebnis: </w:t>
       </w:r>
       <w:r>
-        <w:t>Objektive Ansprechrate 36,4 % (klarzelliges RCC) und 26,7 % (nicht-klarzelliges RCC). T-Zell-entzündliches Genexpressionsprofil (TcellinfGEP) assoziiert mit höherem Ansprechen (p = 0,0208 bzw. p = 0,0021). PD-L1 CPS kontinuierlich mit Gesamtüberleben korreliert (nicht-klarzelliges RCC: p = 0,0014). Patienten mit nachweisbarer ctDNA am Baseline hatten kürzeres OS (30,5 vs. 53,7 Monate). Treibermutationen zeigten keine konsistenten Muster.</w:t>
+        <w:t>80,8% der Studien beschränkten Erfassung auf konventionelle 24–120 h. Komplette Remissionsquoten fielen von 71% in der Standardphase auf 62% in der Langzeitphase (&gt;120 h). Neurokinin-1-Antagonisten und ältere Patienten zeigten bessere Raten, höherer Frauenanteil schlechtere. Verlängerung der Erfassung wird empfohlen.</w:t>
       </w:r>
     </w:p>
     <w:p>
@@ -235,7 +235,7 @@
         <w:rPr>
           <w:sz w:val="19"/>
         </w:rPr>
-        <w:t>Nordamerikanische Kohorte, internationale Zentren, Biomarker-Erkenntnisse für Präzisionstherapie übertragbar.</w:t>
+        <w:t>Multizentrisch mit deutschen Autoren; Versorgungsforschungsfrage.</w:t>
       </w:r>
     </w:p>
     <w:p>
@@ -244,7 +244,7 @@
           <w:color w:val="5A7D3A"/>
           <w:sz w:val="18"/>
         </w:rPr>
-        <w:t>https://pubmed.ncbi.nlm.nih.gov/42810586/</w:t>
+        <w:t>https://pubmed.ncbi.nlm.nih.gov/42815409/</w:t>
       </w:r>
     </w:p>
     <w:p>
@@ -252,7 +252,7 @@
         <w:pStyle w:val="Heading2"/>
       </w:pPr>
       <w:r>
-        <w:t>Lebensqualität in Adjuvansstudien: Neue Standards zur Berichterstattung.</w:t>
+        <w:t>Abemaciclib plus endokrine Therapie bei HR-positivem Brustkrebs: Nutzen über Lymphknoten-Subgruppen konsistent</w:t>
       </w:r>
     </w:p>
     <w:p>
@@ -262,12 +262,12 @@
           <w:color w:val="666666"/>
           <w:sz w:val="18"/>
         </w:rPr>
-        <w:t>Tannock IF et al.  ·  Lancet Oncol  ·  29.09.2026  ·  PMID 42810369</w:t>
+        <w:t>Cortes J et al.  ·  ESMO Open  ·  30.09.2026  ·  PMID 42815408</w:t>
       </w:r>
     </w:p>
     <w:p>
       <w:r>
-        <w:t>Konsensempfehlungen europäischer und kanadischer Leitlinienautoren zur Erfassung und Darstellung der gesundheitsbezogenen Lebensqualität in Publikationen von Zulassungsstudien der adjuvanten Systemtherapie.</w:t>
+        <w:t>Nachfolgeanalyse monarchE-Studie, Kohort 1 (91% der Gesamtpopulation): Abemaciclib + endokrine Therapie über 2 Jahre bei knoten-positiven Hochrisiko-Patienten mit HR-positivem, HER2-negativem frühem Brustkrebs nach medianer Nachbeobachtung 76,8 Monate.</w:t>
       </w:r>
     </w:p>
     <w:p>
@@ -278,7 +278,7 @@
         <w:t xml:space="preserve">Ergebnis: </w:t>
       </w:r>
       <w:r>
-        <w:t>Die Studienautoren empfehlen, den Anteil der Patienten mit vordefinierter Verschlechterung in validierten Lebensqualitätsskalen sowie die Dauer dieser Beeinträchtigung während und nach Therapie zu dokumentieren. Symptome, Funktionsfähigkeit und Gesamtlebensqualität sollen differenzieren zwischen Patienten mit und ohne klinisch bedeutsame Toxizität. Diese Angaben sind im Primärbericht essentiell für informed treatment decisions.</w:t>
+        <w:t>Konsistent anhaltender Rückgang des Rezidivrisikos (invasives krankheitsfreies Überleben) und fernmetastasenfreies Überleben über alle Lymphknoten-Subgruppen (N1-Hochrisiko, N2, N3). Ähnliches Rezidivrisiko zwischen N1-Hochrisiko (68,6% Grad 3) und N2; Nutzen in allen Subgruppen bestätigt.</w:t>
       </w:r>
     </w:p>
     <w:p>
@@ -293,7 +293,7 @@
         <w:rPr>
           <w:sz w:val="19"/>
         </w:rPr>
-        <w:t>Europäische Autorenschaft, Standard für randomisierte Therapiestudien, übertragbar auf deutsches Zulassungswesen.</w:t>
+        <w:t>Zulassungsrelevante Phase-III-Studie; Zentrenstandard.</w:t>
       </w:r>
     </w:p>
     <w:p>
@@ -302,7 +302,7 @@
           <w:color w:val="5A7D3A"/>
           <w:sz w:val="18"/>
         </w:rPr>
-        <w:t>https://pubmed.ncbi.nlm.nih.gov/42810369/</w:t>
+        <w:t>https://pubmed.ncbi.nlm.nih.gov/42815408/</w:t>
       </w:r>
     </w:p>
     <w:p>
@@ -310,7 +310,7 @@
         <w:pStyle w:val="Heading2"/>
       </w:pPr>
       <w:r>
-        <w:t>Pembrolizumab-Lenvatinib bei metastasiertem Endometriumkarzinom: Real-World-Wirksamkeit.</w:t>
+        <w:t>Giredestrant + Everolimus verdoppelt progressionsfreies Überleben bei HR+/HER2- metastasiertem Brustkrebs</w:t>
       </w:r>
     </w:p>
     <w:p>
@@ -320,12 +320,12 @@
           <w:color w:val="666666"/>
           <w:sz w:val="18"/>
         </w:rPr>
-        <w:t>Bello Roufai D et al.  ·  ESMO Open  ·  29.09.2026  ·  PMID 42810020</w:t>
+        <w:t>Mayer EL et al.  ·  N Engl J Med  ·  01.10.2026  ·  PMID 42814929</w:t>
       </w:r>
     </w:p>
     <w:p>
       <w:r>
-        <w:t>Französisches Programm für frühzeitigen Zugang: Wirksamkeit und Sicherheit von Pembrolizumab-Lenvatinib bei 351 Patienten mit metastasiertem Endometriumkarzinom in 25 Zentren, einschließlich älterer und fragiler Patienten.</w:t>
+        <w:t>Phase-III-Studie evERA mit 373 Patienten HR-positiv/HER2-negativ fortgeschrittenem Brustkrebs nach CDK4/6-Inhibitor-Versagen: Giredestrant + Everolimus vs. Standard endokrine Therapie + Everolimus.</w:t>
       </w:r>
     </w:p>
     <w:p>
@@ -336,7 +336,7 @@
         <w:t xml:space="preserve">Ergebnis: </w:t>
       </w:r>
       <w:r>
-        <w:t>Medianes Progressions-freies Überleben 6,0 Monate, medianes Gesamtüberleben 21 Monate. Objektive Ansprechrate 41 %, klinischer Benefit 68 %. Mismatch-Repair-Defizienz mit verlängertem PFS assoziiert (16 vs. 6 Monate, p &lt; 0,001). 27,6 % permanentes Absetzen von Lenvatinib wegen Toxizität; reduzierte Startdosen (37,2 %) beeinträchtigten PFS nicht. Wirksam auch in realen Populationen jenseits von Studienbedingungen.</w:t>
+        <w:t>Medianes progressionsfreies Überleben gesamt: 8,8 vs. 5,5 Monate (HR 0,56; 95%-KI 0,44–0,71; p&lt;0,001). Bei ESR1-mutiert (n=207): 10,0 vs. 5,5 Monate (HR 0,38; 95%-KI 0,27–0,54). Nebenwirkungsraten ähnlich: Stomatitis 47,3% vs. 48,9%, Diarrhö 26,9% vs. 22,6%, Anämie 23,6% vs. 21,0%.</w:t>
       </w:r>
     </w:p>
     <w:p>
@@ -351,7 +351,7 @@
         <w:rPr>
           <w:sz w:val="19"/>
         </w:rPr>
-        <w:t>Französisches Versicherungssystem, Zentrumserfahrung, klinische Kohorten ähnlich deutschem Patientengut.</w:t>
+        <w:t>Zulassungsrelevant; breites europäisches Netzwerk.</w:t>
       </w:r>
     </w:p>
     <w:p>
@@ -360,7 +360,7 @@
           <w:color w:val="5A7D3A"/>
           <w:sz w:val="18"/>
         </w:rPr>
-        <w:t>https://pubmed.ncbi.nlm.nih.gov/42810020/</w:t>
+        <w:t>https://pubmed.ncbi.nlm.nih.gov/42814929/</w:t>
       </w:r>
     </w:p>
     <w:p>
@@ -368,7 +368,7 @@
         <w:pStyle w:val="Heading2"/>
       </w:pPr>
       <w:r>
-        <w:t>Entscheidungshilfe für Palliativbehandlung beim Pankreaskarzinom: Real-World-Implementierung.</w:t>
+        <w:t>Tumor-Adipozyten-Kontakt prognostiziert schlechteres Überleben beim Pankreaskarzinom unabhängig</w:t>
       </w:r>
     </w:p>
     <w:p>
@@ -378,12 +378,12 @@
           <w:color w:val="666666"/>
           <w:sz w:val="18"/>
         </w:rPr>
-        <w:t>Graus MUJE et al.  ·  Oncologist  ·  29.09.2026  ·  PMID 42809229</w:t>
+        <w:t>Günther M et al.  ·  Eur J Cancer  ·  16.10.2026  ·  PMID 42777382</w:t>
       </w:r>
     </w:p>
     <w:p>
       <w:r>
-        <w:t>Prospektive Multizenter-Studie an 10 niederländischen Expertenzentren: Einsatz einer Shared-Decision-Making-Hilfe bei 181 Patienten mit metastasiertem Pankreaskarzinom zur Unterstützung von Therapieentscheidungen.</w:t>
+        <w:t>Internationale Multicenter-Studie (941 resezierte PDAC aus 5 Kohorten: München n=400, Bern n=215, Graz n=111, Erlangen n=101, TCGA n=114): Direkte Tumor-Adipozyten-Kontaktflächen (TAC/SARIFA) auf H&amp;E-Schnitten als prognostisches Merkmal.</w:t>
       </w:r>
     </w:p>
     <w:p>
@@ -394,7 +394,7 @@
         <w:t xml:space="preserve">Ergebnis: </w:t>
       </w:r>
       <w:r>
-        <w:t>Patienten mit ausreichend Bedenkzeit verwendeten die Entscheidungshilfe häufiger (p &lt; 0,01). Mediane Bewertung durch Patienten und Kliniker: 8/10. Diskordanz zwischen Arzt- und Patientenpreferenzen in 37 % beobachtet; Unterschiede zur finalen Therapieentscheidung häufig. Struktur-unterstützte SDM-Hilfe wird hochwertig akzeptiert und kann erfolgreich implementiert werden.</w:t>
+        <w:t>TAC/SARIFA in 53% positiv, Cohen's Kappa 0,71 (Interobserver-Agreement). TAC+ assoziiert mit höherem N-Stadium, höherem Grad, älteren Patienten (alle p&lt;0,01). Medianes Gesamtüberleben 14,1 vs. 28,0 Monate (p&lt;0,001); unabhängiger Prognosefaktor (gepoolte HR 1,84; 95%-KI 1,59–2,14; p&lt;0,001). Geschlechtsspezifischer Effekt: HR 2,46 bei Männern vs. 1,50 bei Frauen.</w:t>
       </w:r>
     </w:p>
     <w:p>
@@ -409,7 +409,7 @@
         <w:rPr>
           <w:sz w:val="19"/>
         </w:rPr>
-        <w:t>Niederländisches System, vergleichbar mit deutschem Gesundheitswesen, SDM-Verfahren direkt übertragbar.</w:t>
+        <w:t>Deutschsprachige Klinikdaten, vergleichbare Dokumentation; Routine-H&amp;E-Slides.</w:t>
       </w:r>
     </w:p>
     <w:p>
@@ -418,7 +418,65 @@
           <w:color w:val="5A7D3A"/>
           <w:sz w:val="18"/>
         </w:rPr>
-        <w:t>https://pubmed.ncbi.nlm.nih.gov/42809229/</w:t>
+        <w:t>https://pubmed.ncbi.nlm.nih.gov/42777382/</w:t>
+      </w:r>
+    </w:p>
+    <w:p>
+      <w:pPr>
+        <w:pStyle w:val="Heading2"/>
+      </w:pPr>
+      <w:r>
+        <w:t>Futibatinib nach nicht-kovalenten FGFR-Inhibitoren bei FGFR2-verändertem Gallengangskarzinom wirksam</w:t>
+      </w:r>
+    </w:p>
+    <w:p>
+      <w:r>
+        <w:rPr>
+          <w:i/>
+          <w:color w:val="666666"/>
+          <w:sz w:val="18"/>
+        </w:rPr>
+        <w:t>Casalino S et al.  ·  Eur J Cancer  ·  16.10.2026  ·  PMID 42731348</w:t>
+      </w:r>
+    </w:p>
+    <w:p>
+      <w:r>
+        <w:t>Retrospektive europäische Multicenter-Studie (3 Zentren) an 16 Patienten mit FGFR2-rearrangiertem intrahepatischem Cholangiokarziom: Futibatinib nach Progression unter nicht-kovalenten FGFR-Inhibitoren.</w:t>
+      </w:r>
+    </w:p>
+    <w:p>
+      <w:r>
+        <w:rPr>
+          <w:b/>
+        </w:rPr>
+        <w:t xml:space="preserve">Ergebnis: </w:t>
+      </w:r>
+      <w:r>
+        <w:t>Medianes PFS unter nicht-kovalenten Inhibitoren: 10,2 Monate (95%-KI 7,0–15,5), Ansprechrate 60,0%. Mit Futibatinib (Viertlinien-Median): ORR 31,3%, Kontrolle 50,0%, medianes PFS 4,5 Monate (95%-KI 2,0–9,1), medianes OS 9,9 Monate (95%-KI 5,7–nicht erreicht). FGFR2-Resistenzmutationen in 100% (n=11), polyklonal 45,5%. Effizienz unabhängig von Anzahl Resistenzmutationen.</w:t>
+      </w:r>
+    </w:p>
+    <w:p>
+      <w:r>
+        <w:rPr>
+          <w:b/>
+          <w:sz w:val="19"/>
+        </w:rPr>
+        <w:t xml:space="preserve">Übertragbarkeit: </w:t>
+      </w:r>
+      <w:r>
+        <w:rPr>
+          <w:sz w:val="19"/>
+        </w:rPr>
+        <w:t>Deutschland und italienische/britische Zentren; Mechanismus-Beweis für kovalente Nachfolgetherapie.</w:t>
+      </w:r>
+    </w:p>
+    <w:p>
+      <w:r>
+        <w:rPr>
+          <w:color w:val="5A7D3A"/>
+          <w:sz w:val="18"/>
+        </w:rPr>
+        <w:t>https://pubmed.ncbi.nlm.nih.gov/42731348/</w:t>
       </w:r>
     </w:p>
     <w:sectPr>

--- a/download/studien-aktuell.docx
+++ b/download/studien-aktuell.docx
@@ -62,7 +62,7 @@
           <w:color w:val="666666"/>
           <w:sz w:val="18"/>
         </w:rPr>
-        <w:t>Stand: 01.10.2026  |  7 Studien  |  onkologie.m-vf.de</w:t>
+        <w:t>Stand: 02.10.2026  |  6 Studien  |  onkologie.m-vf.de</w:t>
       </w:r>
     </w:p>
     <w:p>
@@ -70,7 +70,7 @@
         <w:pStyle w:val="Heading1"/>
       </w:pPr>
       <w:r>
-        <w:t>Aufgenommen am 01.10.2026</w:t>
+        <w:t>Aufgenommen am 02.10.2026</w:t>
       </w:r>
     </w:p>
     <w:p>
@@ -78,7 +78,7 @@
         <w:pStyle w:val="Heading2"/>
       </w:pPr>
       <w:r>
-        <w:t>Strahlentherapie mit Antikörper-Wirkstoff-Konjugaten bei Brustkrebs: Sicherheit belegt</w:t>
+        <w:t>Stereotaktische MRT-gesteuerte adaptive Strahlentherapie verbessert Lokalkontrolle bei fortgeschrittenem Pankreaskarzinom</w:t>
       </w:r>
     </w:p>
     <w:p>
@@ -88,12 +88,12 @@
           <w:color w:val="666666"/>
           <w:sz w:val="18"/>
         </w:rPr>
-        <w:t>Visani L et al.  ·  Radiother Oncol  ·  30.09.2026  ·  PMID 42815776</w:t>
+        <w:t>Hartfelt PB et al.  ·  Radiother Oncol  ·  01.10.2026  ·  PMID 42822782</w:t>
       </w:r>
     </w:p>
     <w:p>
       <w:r>
-        <w:t>Systematische Übersicht mit Metaanalyse von 29 Studien (3.817 Patienten) zur Verträglichkeit kombinierter Radiotherapie und Antikörper-Wirkstoff-Konjugaten bei frühem und metastasiertem Brustkrebs.</w:t>
+        <w:t>Prospektive Studie zur MRT-gesteuerten adaptiven Strahlentherapie (SMART) bei 118 Patienten mit lokal fortgeschrittenem Pankreaskarzinom (50 Gy/5 Fraktionen).</w:t>
       </w:r>
     </w:p>
     <w:p>
@@ -104,7 +104,7 @@
         <w:t xml:space="preserve">Ergebnis: </w:t>
       </w:r>
       <w:r>
-        <w:t>Schwere Strahlengewebsnekrose trat in 5% der Fälle auf (95%-KI: 1–12%). Bei intracranialer Stereotaxie waren 8% der Ereignisse ≥Grad 3 (95%-KI: 3–15%), mit T-DM1 13% (95%-KI: 1–34%). Pneumonitis und Hautreaktionen ≥Grad 3 waren selten (je 0%). Außerhalb des Schädels ist die Therapiekombination sicher; intracraniell, besonders mit T-DM1, ist Vorsicht geboten.</w:t>
+        <w:t>Medianes Gesamtüberleben 13,2 Monate ab Therapiestart (95%-CI 10,4–15,9), 2-Jahres-Überleben 23,9%. Lokale Progression bei 15,0% nach 1 Jahr und 22,2% nach 2 Jahren. Akute Grad-≥III-Toxizität bei 5,4%, späte bei 3,2%. Fernprogression war dominantes Versagensmus ter.</w:t>
       </w:r>
     </w:p>
     <w:p>
@@ -119,7 +119,7 @@
         <w:rPr>
           <w:sz w:val="19"/>
         </w:rPr>
-        <w:t>Europa, internationale Konsensusgruppe; übertragbar auf deutsche Zentren.</w:t>
+        <w:t>Dänemark (Odense), vergleichbares europäisches Gesundheitssystem, Technologie in deutschen Zentren verfügbar.</w:t>
       </w:r>
     </w:p>
     <w:p>
@@ -128,7 +128,7 @@
           <w:color w:val="5A7D3A"/>
           <w:sz w:val="18"/>
         </w:rPr>
-        <w:t>https://pubmed.ncbi.nlm.nih.gov/42815776/</w:t>
+        <w:t>https://pubmed.ncbi.nlm.nih.gov/42822782/</w:t>
       </w:r>
     </w:p>
     <w:p>
@@ -136,7 +136,7 @@
         <w:pStyle w:val="Heading2"/>
       </w:pPr>
       <w:r>
-        <w:t>Erdafitinib verlängert Überleben bei FGFR-verändertem Urothelkarzinom deutlich</w:t>
+        <w:t>Hohe SMAD4-Expression prognostiziert besseres Überleben nach Pankreaskarzinom-Resektion</w:t>
       </w:r>
     </w:p>
     <w:p>
@@ -146,12 +146,12 @@
           <w:color w:val="666666"/>
           <w:sz w:val="18"/>
         </w:rPr>
-        <w:t>Loriot Y et al.  ·  ESMO Open  ·  30.09.2026  ·  PMID 42815410</w:t>
+        <w:t>Williams TM et al.  ·  Int J Radiat Oncol Biol Phys  ·  01.10.2026  ·  PMID 42822544</w:t>
       </w:r>
     </w:p>
     <w:p>
       <w:r>
-        <w:t>Phase-III-Studie THOR mit 278 Patienten mit FGFR3/2-alteriertem metastasiertem Urothelkarzinom nach PD-(L)1-Progression: Erdafitinib gegen Chemotherapie (Docetaxel/Vinflunin).</w:t>
+        <w:t>Biomarker-Analyse von 141 Tumorproben aus der Phase-III-Studie RTOG 9704 zur SMAD4-Expression und Überleben nach adjuvanter Chemoradiotherapie.</w:t>
       </w:r>
     </w:p>
     <w:p>
@@ -162,7 +162,7 @@
         <w:t xml:space="preserve">Ergebnis: </w:t>
       </w:r>
       <w:r>
-        <w:t>Medianes Gesamtüberleben: 12,1 vs. 8,7 Monate (HR 0,65; 95%-KI 0,48–0,86; p=0,0031). Progressionsfreies Überleben: 5,4 vs. 2,7 Monate (HR 0,59; p&lt;0,0001). Ansprechrate: 46,9% vs. 12,6% (RR 3,74). Schwere Nebenwirkungen 67,6% vs. 65,8%; therapieassoziierte Todesfälle 0,7% vs. 6,0%.</w:t>
+        <w:t>Hohe SMAD4-Expression assoziiert mit verbessertem rezidivfreiem Überleben (HR 0,68, 95%-CI 0,48–0,97, p=0,03) und Gesamtüberleben (HR 0,69, 95%-CI 0,48–0,99, p=0,04). Fernmetastasen-Risiko gesenkt (HR 0,69, p=0,048). Multivariable Analyse bestätigte unabhängige Assoziation für rezidivfreies Überleben (HR 0,66, p=0,03) und Fernmetastasen (HR 0,68, p=0,052).</w:t>
       </w:r>
     </w:p>
     <w:p>
@@ -177,7 +177,7 @@
         <w:rPr>
           <w:sz w:val="19"/>
         </w:rPr>
-        <w:t>Internationale Studie; Zulassung relevant für Deutschland.</w:t>
+        <w:t>USA, Biomarker-Definition auf deutsche Pankreaskarzinom-Patienten übertragbar, Prognose-Stratifizierung möglich.</w:t>
       </w:r>
     </w:p>
     <w:p>
@@ -186,7 +186,7 @@
           <w:color w:val="5A7D3A"/>
           <w:sz w:val="18"/>
         </w:rPr>
-        <w:t>https://pubmed.ncbi.nlm.nih.gov/42815410/</w:t>
+        <w:t>https://pubmed.ncbi.nlm.nih.gov/42822544/</w:t>
       </w:r>
     </w:p>
     <w:p>
@@ -194,7 +194,7 @@
         <w:pStyle w:val="Heading2"/>
       </w:pPr>
       <w:r>
-        <w:t>Verzögerte Übelkeit unter moderater Chemoemesis-Gefährdung: Untererfassung über 120 Stunden hinaus</w:t>
+        <w:t>Immuntherapie vor Lebertransplantation senkt Rezidivrisiko bei Hepatozellulärkarzinom</w:t>
       </w:r>
     </w:p>
     <w:p>
@@ -204,12 +204,12 @@
           <w:color w:val="666666"/>
           <w:sz w:val="18"/>
         </w:rPr>
-        <w:t>Iimura Y et al.  ·  ESMO Open  ·  30.09.2026  ·  PMID 42815409</w:t>
+        <w:t>Ong M et al.  ·  JAMA Oncol  ·  01.10.2026  ·  PMID 42821267</w:t>
       </w:r>
     </w:p>
     <w:p>
       <w:r>
-        <w:t>Scoping Review systematischer Erfassung verzögerter chemotherapieassoziierter Übelkeit/Erbrechen (&gt;120 h) in 26 prospektiven Antiemetika-Studien (15 Phase III, 11 Phase II).</w:t>
+        <w:t>Retrospektive Matched-Cohort-Studie mit 416 Patienten zur ICI-basierten Downstaging-Therapie vor Lebertransplantation bei initial über Milan-Kriterien liegendem Hepatozellulärkarzinom in acht hochvolumigen chinesischen Transplantationszentren.</w:t>
       </w:r>
     </w:p>
     <w:p>
@@ -220,7 +220,7 @@
         <w:t xml:space="preserve">Ergebnis: </w:t>
       </w:r>
       <w:r>
-        <w:t>80,8% der Studien beschränkten Erfassung auf konventionelle 24–120 h. Komplette Remissionsquoten fielen von 71% in der Standardphase auf 62% in der Langzeitphase (&gt;120 h). Neurokinin-1-Antagonisten und ältere Patienten zeigten bessere Raten, höherer Frauenanteil schlechtere. Verlängerung der Erfassung wird empfohlen.</w:t>
+        <w:t>Medianes Gesamtüberleben 4,57 Jahre (ICI-Gruppe, 95%-CI 4,34-n.e.) vs. 2,53 Jahre (Kontrollgruppe, p&lt;0,001). Medianes rezidivfreies Überleben 1,47 Jahre vs. 0,89 Jahre (p=0,02). Postoperatives Rezidivrisiko: HR 0,54 (95%-CI 0,40–0,72). Akute Abstoßung häufiger in ICI-Gruppe (16,3% vs. 8,2%, p=0,01).</w:t>
       </w:r>
     </w:p>
     <w:p>
@@ -235,7 +235,7 @@
         <w:rPr>
           <w:sz w:val="19"/>
         </w:rPr>
-        <w:t>Multizentrisch mit deutschen Autoren; Versorgungsforschungsfrage.</w:t>
+        <w:t>Studiendesign auf europäische Transplantationszentren übertragbar, aber China-spezifische Organverfügbarkeit und Immunsuppression – Sicherheit vor Wirksamkeit klären.</w:t>
       </w:r>
     </w:p>
     <w:p>
@@ -244,7 +244,7 @@
           <w:color w:val="5A7D3A"/>
           <w:sz w:val="18"/>
         </w:rPr>
-        <w:t>https://pubmed.ncbi.nlm.nih.gov/42815409/</w:t>
+        <w:t>https://pubmed.ncbi.nlm.nih.gov/42821267/</w:t>
       </w:r>
     </w:p>
     <w:p>
@@ -252,7 +252,7 @@
         <w:pStyle w:val="Heading2"/>
       </w:pPr>
       <w:r>
-        <w:t>Abemaciclib plus endokrine Therapie bei HR-positivem Brustkrebs: Nutzen über Lymphknoten-Subgruppen konsistent</w:t>
+        <w:t>Immuntherapie in der Pädiatrie reduziert Spätfolgen-Mortalität beim Hodgkin-Lymphom</w:t>
       </w:r>
     </w:p>
     <w:p>
@@ -262,12 +262,12 @@
           <w:color w:val="666666"/>
           <w:sz w:val="18"/>
         </w:rPr>
-        <w:t>Cortes J et al.  ·  ESMO Open  ·  30.09.2026  ·  PMID 42815408</w:t>
+        <w:t>Rogers JR et al.  ·  J Natl Cancer Inst  ·  01.10.2026  ·  PMID 42820770</w:t>
       </w:r>
     </w:p>
     <w:p>
       <w:r>
-        <w:t>Nachfolgeanalyse monarchE-Studie, Kohort 1 (91% der Gesamtpopulation): Abemaciclib + endokrine Therapie über 2 Jahre bei knoten-positiven Hochrisiko-Patienten mit HR-positivem, HER2-negativem frühem Brustkrebs nach medianer Nachbeobachtung 76,8 Monate.</w:t>
+        <w:t>Simulationsmodell zur Lebenszeitprognose von 118 Kindern und Adoleszenten mit fortgeschrittenem Hodgkin-Lymphom unter modernen Brentuximab-vedotin- oder Nivolumab-Regimen vs. historischen Chemotherapie-Schemata.</w:t>
       </w:r>
     </w:p>
     <w:p>
@@ -278,7 +278,7 @@
         <w:t xml:space="preserve">Ergebnis: </w:t>
       </w:r>
       <w:r>
-        <w:t>Konsistent anhaltender Rückgang des Rezidivrisikos (invasives krankheitsfreies Überleben) und fernmetastasenfreies Überleben über alle Lymphknoten-Subgruppen (N1-Hochrisiko, N2, N3). Ähnliches Rezidivrisiko zwischen N1-Hochrisiko (68,6% Grad 3) und N2; Nutzen in allen Subgruppen bestätigt.</w:t>
+        <w:t>Überlebensrate im Alter von 50 Jahren: 86% nach historischen und 92–93% nach modernen Immuntherapie-basierten Regimen (vs. 100% in Allgemeinbevölkerung). Überlebensvorteil persistiert, solange immuntherapie-assoziierte Spätsterblichkeit unter ca. 8% bleibt. Modell suggeriert Reduktion der Spätfolge-Last trotz Überlebensvorteil.</w:t>
       </w:r>
     </w:p>
     <w:p>
@@ -293,7 +293,7 @@
         <w:rPr>
           <w:sz w:val="19"/>
         </w:rPr>
-        <w:t>Zulassungsrelevante Phase-III-Studie; Zentrenstandard.</w:t>
+        <w:t>USA-basiert, aber Endpunkt (Langzeitüberleben, Spätfolgen) tumorentitäts- und systemunabhängig.</w:t>
       </w:r>
     </w:p>
     <w:p>
@@ -302,7 +302,7 @@
           <w:color w:val="5A7D3A"/>
           <w:sz w:val="18"/>
         </w:rPr>
-        <w:t>https://pubmed.ncbi.nlm.nih.gov/42815408/</w:t>
+        <w:t>https://pubmed.ncbi.nlm.nih.gov/42820770/</w:t>
       </w:r>
     </w:p>
     <w:p>
@@ -310,7 +310,7 @@
         <w:pStyle w:val="Heading2"/>
       </w:pPr>
       <w:r>
-        <w:t>Giredestrant + Everolimus verdoppelt progressionsfreies Überleben bei HR+/HER2- metastasiertem Brustkrebs</w:t>
+        <w:t>Onkolytisches Adenovirus mit Hyaluronidase verbessert Überleben bei metastasiertem Pankreaskarzinom</w:t>
       </w:r>
     </w:p>
     <w:p>
@@ -320,12 +320,12 @@
           <w:color w:val="666666"/>
           <w:sz w:val="18"/>
         </w:rPr>
-        <w:t>Mayer EL et al.  ·  N Engl J Med  ·  01.10.2026  ·  PMID 42814929</w:t>
+        <w:t>Garcia-Carbonero R et al.  ·  Nat Med  ·  30.09.2026  ·  PMID 42816596</w:t>
       </w:r>
     </w:p>
     <w:p>
       <w:r>
-        <w:t>Phase-III-Studie evERA mit 373 Patienten HR-positiv/HER2-negativ fortgeschrittenem Brustkrebs nach CDK4/6-Inhibitor-Versagen: Giredestrant + Everolimus vs. Standard endokrine Therapie + Everolimus.</w:t>
+        <w:t>Randomisierte Phase-2b-Studie mit 101 Patienten (53 VCN-01+Gemcitabin/nab-Paclitaxel, 48 Chemotherapie allein) zur First-Line-Therapie des metastasierten Pankreaskarzinoms.</w:t>
       </w:r>
     </w:p>
     <w:p>
@@ -336,7 +336,7 @@
         <w:t xml:space="preserve">Ergebnis: </w:t>
       </w:r>
       <w:r>
-        <w:t>Medianes progressionsfreies Überleben gesamt: 8,8 vs. 5,5 Monate (HR 0,56; 95%-KI 0,44–0,71; p&lt;0,001). Bei ESR1-mutiert (n=207): 10,0 vs. 5,5 Monate (HR 0,38; 95%-KI 0,27–0,54). Nebenwirkungsraten ähnlich: Stomatitis 47,3% vs. 48,9%, Diarrhö 26,9% vs. 22,6%, Anämie 23,6% vs. 21,0%.</w:t>
+        <w:t>Medianes Gesamtüberleben in Full-Analysis-Set: 10,8 Monate (VCN-01-Gruppe) vs. 8,6 Monate (Kontrolle; HR 0,57, 95%-CI 0,34–0,96, p=0,055). Progressionsfreies Überleben 7,0 vs. 4,6 Monate (HR 0,55, p=0,011). 15-Monats-Überleben 35,5% vs. 12,8%, 18-Monats-Überleben 31,1% vs. 8,5%. Ansprechdauer 11,2 vs. 5,4 Monate (p=0,004).</w:t>
       </w:r>
     </w:p>
     <w:p>
@@ -351,7 +351,7 @@
         <w:rPr>
           <w:sz w:val="19"/>
         </w:rPr>
-        <w:t>Zulassungsrelevant; breites europäisches Netzwerk.</w:t>
+        <w:t>Spanien und USA, Zulassung in Phase-3 ausstehend – Transfer zu AMNOG-Bewertung notwendig.</w:t>
       </w:r>
     </w:p>
     <w:p>
@@ -360,7 +360,7 @@
           <w:color w:val="5A7D3A"/>
           <w:sz w:val="18"/>
         </w:rPr>
-        <w:t>https://pubmed.ncbi.nlm.nih.gov/42814929/</w:t>
+        <w:t>https://pubmed.ncbi.nlm.nih.gov/42816596/</w:t>
       </w:r>
     </w:p>
     <w:p>
@@ -368,7 +368,7 @@
         <w:pStyle w:val="Heading2"/>
       </w:pPr>
       <w:r>
-        <w:t>Tumor-Adipozyten-Kontakt prognostiziert schlechteres Überleben beim Pankreaskarzinom unabhängig</w:t>
+        <w:t>Liquid Biopsy und Tumorvolumen verbessern Überlebensprognose bei metastasierten Malignomen</w:t>
       </w:r>
     </w:p>
     <w:p>
@@ -378,12 +378,12 @@
           <w:color w:val="666666"/>
           <w:sz w:val="18"/>
         </w:rPr>
-        <w:t>Günther M et al.  ·  Eur J Cancer  ·  16.10.2026  ·  PMID 42777382</w:t>
+        <w:t>Choucair A et al.  ·  Eur J Cancer  ·  25.09.2026  ·  PMID 42815199</w:t>
       </w:r>
     </w:p>
     <w:p>
       <w:r>
-        <w:t>Internationale Multicenter-Studie (941 resezierte PDAC aus 5 Kohorten: München n=400, Bern n=215, Graz n=111, Erlangen n=101, TCGA n=114): Direkte Tumor-Adipozyten-Kontaktflächen (TAC/SARIFA) auf H&amp;E-Schnitten als prognostisches Merkmal.</w:t>
+        <w:t>Retrospektive Pankrebs-Kohortenstudie mit 719 Patienten (Training n=570, Validierung n=149) zur kombinierten Prognostik durch Tumorfrakt ion in Blutplasma, CT-Tumorvolumen und Body-Composition.</w:t>
       </w:r>
     </w:p>
     <w:p>
@@ -394,7 +394,7 @@
         <w:t xml:space="preserve">Ergebnis: </w:t>
       </w:r>
       <w:r>
-        <w:t>TAC/SARIFA in 53% positiv, Cohen's Kappa 0,71 (Interobserver-Agreement). TAC+ assoziiert mit höherem N-Stadium, höherem Grad, älteren Patienten (alle p&lt;0,01). Medianes Gesamtüberleben 14,1 vs. 28,0 Monate (p&lt;0,001); unabhängiger Prognosefaktor (gepoolte HR 1,84; 95%-KI 1,59–2,14; p&lt;0,001). Geschlechtsspezifischer Effekt: HR 2,46 bei Männern vs. 1,50 bei Frauen.</w:t>
+        <w:t>28,2% der Patienten zeigten Tumorfrakt ion=0% trotz messbaren Tumors (medianes Volumen 43,6 cm³). Kombiniertes Modell (Tumorfrakt ion + Volumen + klinische Variablen) erreichte C-Index 0,678, besser als Tumorfrakt ion allein (0,634, p=0,04) oder nur klinische Variablen (0,563, p=0,004). Risiko stratifizierung zeigte markant unterschiedliche Überlebensraten (8,3 vs. &gt;25 Monate, p&lt;0,001).</w:t>
       </w:r>
     </w:p>
     <w:p>
@@ -409,7 +409,7 @@
         <w:rPr>
           <w:sz w:val="19"/>
         </w:rPr>
-        <w:t>Deutschsprachige Klinikdaten, vergleichbare Dokumentation; Routine-H&amp;E-Slides.</w:t>
+        <w:t>Frankreich (Gustave Roussy), validiertes prospektives Design für deutsche Zentren nachbildbar.</w:t>
       </w:r>
     </w:p>
     <w:p>
@@ -418,65 +418,7 @@
           <w:color w:val="5A7D3A"/>
           <w:sz w:val="18"/>
         </w:rPr>
-        <w:t>https://pubmed.ncbi.nlm.nih.gov/42777382/</w:t>
-      </w:r>
-    </w:p>
-    <w:p>
-      <w:pPr>
-        <w:pStyle w:val="Heading2"/>
-      </w:pPr>
-      <w:r>
-        <w:t>Futibatinib nach nicht-kovalenten FGFR-Inhibitoren bei FGFR2-verändertem Gallengangskarzinom wirksam</w:t>
-      </w:r>
-    </w:p>
-    <w:p>
-      <w:r>
-        <w:rPr>
-          <w:i/>
-          <w:color w:val="666666"/>
-          <w:sz w:val="18"/>
-        </w:rPr>
-        <w:t>Casalino S et al.  ·  Eur J Cancer  ·  16.10.2026  ·  PMID 42731348</w:t>
-      </w:r>
-    </w:p>
-    <w:p>
-      <w:r>
-        <w:t>Retrospektive europäische Multicenter-Studie (3 Zentren) an 16 Patienten mit FGFR2-rearrangiertem intrahepatischem Cholangiokarziom: Futibatinib nach Progression unter nicht-kovalenten FGFR-Inhibitoren.</w:t>
-      </w:r>
-    </w:p>
-    <w:p>
-      <w:r>
-        <w:rPr>
-          <w:b/>
-        </w:rPr>
-        <w:t xml:space="preserve">Ergebnis: </w:t>
-      </w:r>
-      <w:r>
-        <w:t>Medianes PFS unter nicht-kovalenten Inhibitoren: 10,2 Monate (95%-KI 7,0–15,5), Ansprechrate 60,0%. Mit Futibatinib (Viertlinien-Median): ORR 31,3%, Kontrolle 50,0%, medianes PFS 4,5 Monate (95%-KI 2,0–9,1), medianes OS 9,9 Monate (95%-KI 5,7–nicht erreicht). FGFR2-Resistenzmutationen in 100% (n=11), polyklonal 45,5%. Effizienz unabhängig von Anzahl Resistenzmutationen.</w:t>
-      </w:r>
-    </w:p>
-    <w:p>
-      <w:r>
-        <w:rPr>
-          <w:b/>
-          <w:sz w:val="19"/>
-        </w:rPr>
-        <w:t xml:space="preserve">Übertragbarkeit: </w:t>
-      </w:r>
-      <w:r>
-        <w:rPr>
-          <w:sz w:val="19"/>
-        </w:rPr>
-        <w:t>Deutschland und italienische/britische Zentren; Mechanismus-Beweis für kovalente Nachfolgetherapie.</w:t>
-      </w:r>
-    </w:p>
-    <w:p>
-      <w:r>
-        <w:rPr>
-          <w:color w:val="5A7D3A"/>
-          <w:sz w:val="18"/>
-        </w:rPr>
-        <w:t>https://pubmed.ncbi.nlm.nih.gov/42731348/</w:t>
+        <w:t>https://pubmed.ncbi.nlm.nih.gov/42815199/</w:t>
       </w:r>
     </w:p>
     <w:sectPr>

--- a/download/studien-aktuell.docx
+++ b/download/studien-aktuell.docx
@@ -62,7 +62,7 @@
           <w:color w:val="666666"/>
           <w:sz w:val="18"/>
         </w:rPr>
-        <w:t>Stand: 02.10.2026  |  6 Studien  |  onkologie.m-vf.de</w:t>
+        <w:t>Stand: 03.10.2026  |  6 Studien  |  onkologie.m-vf.de</w:t>
       </w:r>
     </w:p>
     <w:p>
@@ -70,7 +70,7 @@
         <w:pStyle w:val="Heading1"/>
       </w:pPr>
       <w:r>
-        <w:t>Aufgenommen am 02.10.2026</w:t>
+        <w:t>Aufgenommen am 03.10.2026</w:t>
       </w:r>
     </w:p>
     <w:p>
@@ -78,7 +78,7 @@
         <w:pStyle w:val="Heading2"/>
       </w:pPr>
       <w:r>
-        <w:t>Stereotaktische MRT-gesteuerte adaptive Strahlentherapie verbessert Lokalkontrolle bei fortgeschrittenem Pankreaskarzinom</w:t>
+        <w:t>Leitlinie Infektionsprophylaxe bei pädiatrischer Onkologie: aktualisierte Empfehlungen</w:t>
       </w:r>
     </w:p>
     <w:p>
@@ -88,12 +88,12 @@
           <w:color w:val="666666"/>
           <w:sz w:val="18"/>
         </w:rPr>
-        <w:t>Hartfelt PB et al.  ·  Radiother Oncol  ·  01.10.2026  ·  PMID 42822782</w:t>
+        <w:t>Morgan JE et al.  ·  J Clin Oncol  ·  02.10.2026  ·  PMID 42826360</w:t>
       </w:r>
     </w:p>
     <w:p>
       <w:r>
-        <w:t>Prospektive Studie zur MRT-gesteuerten adaptiven Strahlentherapie (SMART) bei 118 Patienten mit lokal fortgeschrittenem Pankreaskarzinom (50 Gy/5 Fraktionen).</w:t>
+        <w:t>Systematische Überprüfung und Harmonisierung von Leitlinienempfehlungen zur antibakteriellen und antimykotischen Prophylaxe bei Kindern mit Krebs und nach Stammzelltransplantation.</w:t>
       </w:r>
     </w:p>
     <w:p>
@@ -104,7 +104,7 @@
         <w:t xml:space="preserve">Ergebnis: </w:t>
       </w:r>
       <w:r>
-        <w:t>Medianes Gesamtüberleben 13,2 Monate ab Therapiestart (95%-CI 10,4–15,9), 2-Jahres-Überleben 23,9%. Lokale Progression bei 15,0% nach 1 Jahr und 22,2% nach 2 Jahren. Akute Grad-≥III-Toxizität bei 5,4%, späte bei 3,2%. Fernprogression war dominantes Versagensmus ter.</w:t>
+        <w:t>Starke Empfehlung für Antifungal-Prophylaxe (Echinocandin oder Mold-active Azol) bei AML und allogener Transplantation; konditionale Empfehlung für Antibakteriell-Prophylaxe mit Levofloxacin bei AML und rezidivierter ALL. 13 neue randomisierte Studien seit 2019 identifiziert; insgesamt 195 Studien berücksichtigt.</w:t>
       </w:r>
     </w:p>
     <w:p>
@@ -119,7 +119,7 @@
         <w:rPr>
           <w:sz w:val="19"/>
         </w:rPr>
-        <w:t>Dänemark (Odense), vergleichbares europäisches Gesundheitssystem, Technologie in deutschen Zentren verfügbar.</w:t>
+        <w:t>Deutschland und europäische Systeme, international konsentiertes Vorgehen</w:t>
       </w:r>
     </w:p>
     <w:p>
@@ -128,7 +128,7 @@
           <w:color w:val="5A7D3A"/>
           <w:sz w:val="18"/>
         </w:rPr>
-        <w:t>https://pubmed.ncbi.nlm.nih.gov/42822782/</w:t>
+        <w:t>https://pubmed.ncbi.nlm.nih.gov/42826360/</w:t>
       </w:r>
     </w:p>
     <w:p>
@@ -136,7 +136,7 @@
         <w:pStyle w:val="Heading2"/>
       </w:pPr>
       <w:r>
-        <w:t>Hohe SMAD4-Expression prognostiziert besseres Überleben nach Pankreaskarzinom-Resektion</w:t>
+        <w:t>Pembrolizumab-GVD plus Stammzelltransplantation bei rezidiviertem Hodgkin-Lymphom: 5-Jahres-Follow-up</w:t>
       </w:r>
     </w:p>
     <w:p>
@@ -146,12 +146,12 @@
           <w:color w:val="666666"/>
           <w:sz w:val="18"/>
         </w:rPr>
-        <w:t>Williams TM et al.  ·  Int J Radiat Oncol Biol Phys  ·  01.10.2026  ·  PMID 42822544</w:t>
+        <w:t>Patel K et al.  ·  Blood  ·  08.09.2026  ·  PMID 42825495</w:t>
       </w:r>
     </w:p>
     <w:p>
       <w:r>
-        <w:t>Biomarker-Analyse von 141 Tumorproben aus der Phase-III-Studie RTOG 9704 zur SMAD4-Expression und Überleben nach adjuvanter Chemoradiotherapie.</w:t>
+        <w:t>Phase-2-Studie bei transplantationsgeeigneten Patienten mit rezidiviertem/refraktärem Hodgkin-Lymphom: Pembrolizumab plus Gemcitabin/Vinorelbine/liposomales Doxorubicin gefolgt von Hochdosis-Chemotherapie mit autologer Stammzellrescue.</w:t>
       </w:r>
     </w:p>
     <w:p>
@@ -162,7 +162,7 @@
         <w:t xml:space="preserve">Ergebnis: </w:t>
       </w:r>
       <w:r>
-        <w:t>Hohe SMAD4-Expression assoziiert mit verbessertem rezidivfreiem Überleben (HR 0,68, 95%-CI 0,48–0,97, p=0,03) und Gesamtüberleben (HR 0,69, 95%-CI 0,48–0,99, p=0,04). Fernmetastasen-Risiko gesenkt (HR 0,69, p=0,048). Multivariable Analyse bestätigte unabhängige Assoziation für rezidivfreies Überleben (HR 0,66, p=0,03) und Fernmetastasen (HR 0,68, p=0,052).</w:t>
+        <w:t>Komplettremissionsrate 95% nach bis zu 4 Zyklen Pembrolizumab-GVD. Nach Median 57 Monaten: geschätzte 5-Jahres-PFS 91%, Gesamtüberleben 94%. Nur 1 Rezidiv nach Protokoll-Therapie, 2 therapieassoziierte Todesfälle. Keine neuen Sicherheitssignale.</w:t>
       </w:r>
     </w:p>
     <w:p>
@@ -177,7 +177,7 @@
         <w:rPr>
           <w:sz w:val="19"/>
         </w:rPr>
-        <w:t>USA, Biomarker-Definition auf deutsche Pankreaskarzinom-Patienten übertragbar, Prognose-Stratifizierung möglich.</w:t>
+        <w:t>USA-basiert, aber intensive Chemotherapie + Immuntherapie + Transplantation ist in deutschen Zentren etabliert</w:t>
       </w:r>
     </w:p>
     <w:p>
@@ -186,7 +186,7 @@
           <w:color w:val="5A7D3A"/>
           <w:sz w:val="18"/>
         </w:rPr>
-        <w:t>https://pubmed.ncbi.nlm.nih.gov/42822544/</w:t>
+        <w:t>https://pubmed.ncbi.nlm.nih.gov/42825495/</w:t>
       </w:r>
     </w:p>
     <w:p>
@@ -194,7 +194,7 @@
         <w:pStyle w:val="Heading2"/>
       </w:pPr>
       <w:r>
-        <w:t>Immuntherapie vor Lebertransplantation senkt Rezidivrisiko bei Hepatozellulärkarzinom</w:t>
+        <w:t>Tuberkulose-Netzwerk als Werkzeug für frühe Lungenkrebserkennung: Modell Brasilien</w:t>
       </w:r>
     </w:p>
     <w:p>
@@ -204,12 +204,12 @@
           <w:color w:val="666666"/>
           <w:sz w:val="18"/>
         </w:rPr>
-        <w:t>Ong M et al.  ·  JAMA Oncol  ·  01.10.2026  ·  PMID 42821267</w:t>
+        <w:t>Gruber K  ·  Lancet Oncol  ·  01.10.2026  ·  PMID 42822486</w:t>
       </w:r>
     </w:p>
     <w:p>
       <w:r>
-        <w:t>Retrospektive Matched-Cohort-Studie mit 416 Patienten zur ICI-basierten Downstaging-Therapie vor Lebertransplantation bei initial über Milan-Kriterien liegendem Hepatozellulärkarzinom in acht hochvolumigen chinesischen Transplantationszentren.</w:t>
+        <w:t>Bericht über das Potenzial, bestehende Tuberkulose-Überwachungssysteme in Brasilien für die Frühdiagnose von Lungenkrebs zu nutzen.</w:t>
       </w:r>
     </w:p>
     <w:p>
@@ -220,7 +220,7 @@
         <w:t xml:space="preserve">Ergebnis: </w:t>
       </w:r>
       <w:r>
-        <w:t>Medianes Gesamtüberleben 4,57 Jahre (ICI-Gruppe, 95%-CI 4,34-n.e.) vs. 2,53 Jahre (Kontrollgruppe, p&lt;0,001). Medianes rezidivfreies Überleben 1,47 Jahre vs. 0,89 Jahre (p=0,02). Postoperatives Rezidivrisiko: HR 0,54 (95%-CI 0,40–0,72). Akute Abstoßung häufiger in ICI-Gruppe (16,3% vs. 8,2%, p=0,01).</w:t>
+        <w:t>TB-Netzwerk mit etablierten Screening- und Diagnostik-Strukturen könnte Lungenkrebserkennung beschleunigen; bisherige Aktivitäten und Barrieren werden erörtert, ohne quantitative Endpunkte.</w:t>
       </w:r>
     </w:p>
     <w:p>
@@ -235,7 +235,7 @@
         <w:rPr>
           <w:sz w:val="19"/>
         </w:rPr>
-        <w:t>Studiendesign auf europäische Transplantationszentren übertragbar, aber China-spezifische Organverfügbarkeit und Immunsuppression – Sicherheit vor Wirksamkeit klären.</w:t>
+        <w:t>Niedrig-Ressourcen-Länder, für Deutschland ohne unmittelbare Anwendung</w:t>
       </w:r>
     </w:p>
     <w:p>
@@ -244,7 +244,7 @@
           <w:color w:val="5A7D3A"/>
           <w:sz w:val="18"/>
         </w:rPr>
-        <w:t>https://pubmed.ncbi.nlm.nih.gov/42821267/</w:t>
+        <w:t>https://pubmed.ncbi.nlm.nih.gov/42822486/</w:t>
       </w:r>
     </w:p>
     <w:p>
@@ -252,7 +252,7 @@
         <w:pStyle w:val="Heading2"/>
       </w:pPr>
       <w:r>
-        <w:t>Immuntherapie in der Pädiatrie reduziert Spätfolgen-Mortalität beim Hodgkin-Lymphom</w:t>
+        <w:t>Androgen-Rezeptor-Inhibitoren bessern PFS bei metastasiertem hormonsensitivem Prostatakarzinom</w:t>
       </w:r>
     </w:p>
     <w:p>
@@ -262,12 +262,12 @@
           <w:color w:val="666666"/>
           <w:sz w:val="18"/>
         </w:rPr>
-        <w:t>Rogers JR et al.  ·  J Natl Cancer Inst  ·  01.10.2026  ·  PMID 42820770</w:t>
+        <w:t>Nwogu IB et al.  ·  JCO Oncol Pract  ·  01.10.2026  ·  PMID 42821836</w:t>
       </w:r>
     </w:p>
     <w:p>
       <w:r>
-        <w:t>Simulationsmodell zur Lebenszeitprognose von 118 Kindern und Adoleszenten mit fortgeschrittenem Hodgkin-Lymphom unter modernen Brentuximab-vedotin- oder Nivolumab-Regimen vs. historischen Chemotherapie-Schemata.</w:t>
+        <w:t>Real-World-Vergleichsstudie von Abiraterone, Apalutamide, Enzalutamide und Docetaxel je mit ADT bei metastasiertem hormonsensitivem Prostatakarzinom (mHSPC) in den USA 2019–2023.</w:t>
       </w:r>
     </w:p>
     <w:p>
@@ -278,7 +278,7 @@
         <w:t xml:space="preserve">Ergebnis: </w:t>
       </w:r>
       <w:r>
-        <w:t>Überlebensrate im Alter von 50 Jahren: 86% nach historischen und 92–93% nach modernen Immuntherapie-basierten Regimen (vs. 100% in Allgemeinbevölkerung). Überlebensvorteil persistiert, solange immuntherapie-assoziierte Spätsterblichkeit unter ca. 8% bleibt. Modell suggeriert Reduktion der Spätfolge-Last trotz Überlebensvorteil.</w:t>
+        <w:t>Unter 9.141 Männern: ARPI-Dubletten zeigten gegenüber Docetaxel-Dubletten überlegene PFS (Abiraterone: aHR 0,60 [95% CI 0,55–0,66]; Apalutamide: aHR 0,64; Enzalutamide: aHR 0,57). Gesamtüberleben vergleichbar. TTP und Zeit bis neue Therapie ebenfalls besser unter ARPIs. Keine Unterschiede zwischen den ARPIs.</w:t>
       </w:r>
     </w:p>
     <w:p>
@@ -293,7 +293,7 @@
         <w:rPr>
           <w:sz w:val="19"/>
         </w:rPr>
-        <w:t>USA-basiert, aber Endpunkt (Langzeitüberleben, Spätfolgen) tumorentitäts- und systemunabhängig.</w:t>
+        <w:t>USA-Gesundheitssystem mit unterschiedlicher Finanzierung, Ergebnis (ARPI-Überlegenheit) ist aber geräteunabhängig übertragbar</w:t>
       </w:r>
     </w:p>
     <w:p>
@@ -302,7 +302,7 @@
           <w:color w:val="5A7D3A"/>
           <w:sz w:val="18"/>
         </w:rPr>
-        <w:t>https://pubmed.ncbi.nlm.nih.gov/42820770/</w:t>
+        <w:t>https://pubmed.ncbi.nlm.nih.gov/42821836/</w:t>
       </w:r>
     </w:p>
     <w:p>
@@ -310,7 +310,7 @@
         <w:pStyle w:val="Heading2"/>
       </w:pPr>
       <w:r>
-        <w:t>Onkolytisches Adenovirus mit Hyaluronidase verbessert Überleben bei metastasiertem Pankreaskarzinom</w:t>
+        <w:t>Platinchemoresistentes Ovarialkarzinom: Behandlungsintensivierung verbessert Remissionsraten</w:t>
       </w:r>
     </w:p>
     <w:p>
@@ -320,12 +320,12 @@
           <w:color w:val="666666"/>
           <w:sz w:val="18"/>
         </w:rPr>
-        <w:t>Garcia-Carbonero R et al.  ·  Nat Med  ·  30.09.2026  ·  PMID 42816596</w:t>
+        <w:t>You B et al.  ·  JAMA Oncol  ·  01.10.2026  ·  PMID 42821287</w:t>
       </w:r>
     </w:p>
     <w:p>
       <w:r>
-        <w:t>Randomisierte Phase-2b-Studie mit 101 Patienten (53 VCN-01+Gemcitabin/nab-Paclitaxel, 48 Chemotherapie allein) zur First-Line-Therapie des metastasierten Pankreaskarzinoms.</w:t>
+        <w:t>Systematische Übersicht über Strategien zur Chemosensitivierung bei schlecht chemosensitivem fortgeschrittenem serösen Ovarialkarzinom anhand von retrospektiven Post-hoc-Analysen prospektiver Phase-3-Studien.</w:t>
       </w:r>
     </w:p>
     <w:p>
@@ -336,7 +336,7 @@
         <w:t xml:space="preserve">Ergebnis: </w:t>
       </w:r>
       <w:r>
-        <w:t>Medianes Gesamtüberleben in Full-Analysis-Set: 10,8 Monate (VCN-01-Gruppe) vs. 8,6 Monate (Kontrolle; HR 0,57, 95%-CI 0,34–0,96, p=0,055). Progressionsfreies Überleben 7,0 vs. 4,6 Monate (HR 0,55, p=0,011). 15-Monats-Überleben 35,5% vs. 12,8%, 18-Monats-Überleben 31,1% vs. 8,5%. Ansprechdauer 11,2 vs. 5,4 Monate (p=0,004).</w:t>
+        <w:t>Wöchentlich dosiertes Paclitaxel zeigte in der "2 red flags"-Subgruppe (schlechte Chemosensitivität) der ICON-8-Studie verbesserte Überlebensergebnisse. Bevacizumab addiert zu neoadjuvanter Chemotherapie oder Standardchemotherapie: Überlebenssignale in hochrisiko- und schlecht chemosensitiven Subgruppen. Phase-3-Studien SALVOVAR und Phase-1/2-Studie RegeNovar laufen prospektiv.</w:t>
       </w:r>
     </w:p>
     <w:p>
@@ -351,7 +351,7 @@
         <w:rPr>
           <w:sz w:val="19"/>
         </w:rPr>
-        <w:t>Spanien und USA, Zulassung in Phase-3 ausstehend – Transfer zu AMNOG-Bewertung notwendig.</w:t>
+        <w:t>Europäische Studienstandorte und ESMO-Guidelines, Therapiesequenzierung in deutschen Tumorzentren relevant</w:t>
       </w:r>
     </w:p>
     <w:p>
@@ -360,7 +360,7 @@
           <w:color w:val="5A7D3A"/>
           <w:sz w:val="18"/>
         </w:rPr>
-        <w:t>https://pubmed.ncbi.nlm.nih.gov/42816596/</w:t>
+        <w:t>https://pubmed.ncbi.nlm.nih.gov/42821287/</w:t>
       </w:r>
     </w:p>
     <w:p>
@@ -368,7 +368,7 @@
         <w:pStyle w:val="Heading2"/>
       </w:pPr>
       <w:r>
-        <w:t>Liquid Biopsy und Tumorvolumen verbessern Überlebensprognose bei metastasierten Malignomen</w:t>
+        <w:t>Genomische Instabilität treibt gegensätzliche Immunantworten: Mechanismus für Immuntherapie-Resistenz</w:t>
       </w:r>
     </w:p>
     <w:p>
@@ -378,12 +378,12 @@
           <w:color w:val="666666"/>
           <w:sz w:val="18"/>
         </w:rPr>
-        <w:t>Choucair A et al.  ·  Eur J Cancer  ·  25.09.2026  ·  PMID 42815199</w:t>
+        <w:t>Alouani E et al.  ·  Cancer Discov  ·  01.10.2026  ·  PMID 42817715</w:t>
       </w:r>
     </w:p>
     <w:p>
       <w:r>
-        <w:t>Retrospektive Pankrebs-Kohortenstudie mit 719 Patienten (Training n=570, Validierung n=149) zur kombinierten Prognostik durch Tumorfrakt ion in Blutplasma, CT-Tumorvolumen und Body-Composition.</w:t>
+        <w:t>Übersichtsarbeit zu zwei Formen genomischer Instabilität: Mutationsinstabilität versus Chromosomeninstabilität und deren gegensätzliche Effekte auf Tumor-Immunität.</w:t>
       </w:r>
     </w:p>
     <w:p>
@@ -394,7 +394,7 @@
         <w:t xml:space="preserve">Ergebnis: </w:t>
       </w:r>
       <w:r>
-        <w:t>28,2% der Patienten zeigten Tumorfrakt ion=0% trotz messbaren Tumors (medianes Volumen 43,6 cm³). Kombiniertes Modell (Tumorfrakt ion + Volumen + klinische Variablen) erreichte C-Index 0,678, besser als Tumorfrakt ion allein (0,634, p=0,04) oder nur klinische Variablen (0,563, p=0,004). Risiko stratifizierung zeigte markant unterschiedliche Überlebensraten (8,3 vs. &gt;25 Monate, p&lt;0,001).</w:t>
+        <w:t>Hypermutierte Tumoren generieren Neoantigene und sind sensibel für Checkpoint-Blockade. Chromosomeninstabilität triggert chronische angeborene Immunaktivierung mit Immunsuppression durch Myeloid- und T-Zell-Dysfunktion. Diese gegensätzlichen Mechanismen erfordern unterschiedliche Immuntherapie-Strategien.</w:t>
       </w:r>
     </w:p>
     <w:p>
@@ -409,7 +409,7 @@
         <w:rPr>
           <w:sz w:val="19"/>
         </w:rPr>
-        <w:t>Frankreich (Gustave Roussy), validiertes prospektives Design für deutsche Zentren nachbildbar.</w:t>
+        <w:t>Grundlagenarbeit zur Immuntherapie-Resistenz, Basis für Stratifizierungsansätze in der Praxis</w:t>
       </w:r>
     </w:p>
     <w:p>
@@ -418,7 +418,7 @@
           <w:color w:val="5A7D3A"/>
           <w:sz w:val="18"/>
         </w:rPr>
-        <w:t>https://pubmed.ncbi.nlm.nih.gov/42815199/</w:t>
+        <w:t>https://pubmed.ncbi.nlm.nih.gov/42817715/</w:t>
       </w:r>
     </w:p>
     <w:sectPr>

--- a/download/studien-aktuell.docx
+++ b/download/studien-aktuell.docx
@@ -62,7 +62,7 @@
           <w:color w:val="666666"/>
           <w:sz w:val="18"/>
         </w:rPr>
-        <w:t>Stand: 03.10.2026  |  6 Studien  |  onkologie.m-vf.de</w:t>
+        <w:t>Stand: 04.10.2026  |  7 Studien  |  onkologie.m-vf.de</w:t>
       </w:r>
     </w:p>
     <w:p>
@@ -70,7 +70,7 @@
         <w:pStyle w:val="Heading1"/>
       </w:pPr>
       <w:r>
-        <w:t>Aufgenommen am 03.10.2026</w:t>
+        <w:t>Aufgenommen am 04.10.2026</w:t>
       </w:r>
     </w:p>
     <w:p>
@@ -78,7 +78,7 @@
         <w:pStyle w:val="Heading2"/>
       </w:pPr>
       <w:r>
-        <w:t>Leitlinie Infektionsprophylaxe bei pädiatrischer Onkologie: aktualisierte Empfehlungen</w:t>
+        <w:t>Urin-cfRNA detektiert Blasenkrebs mit 95% Sensitivität, sagt BCG-Response voraus</w:t>
       </w:r>
     </w:p>
     <w:p>
@@ -88,12 +88,12 @@
           <w:color w:val="666666"/>
           <w:sz w:val="18"/>
         </w:rPr>
-        <w:t>Morgan JE et al.  ·  J Clin Oncol  ·  02.10.2026  ·  PMID 42826360</w:t>
+        <w:t>Liu KJ et al.  ·  Nat Med  ·  02.10.2026  ·  PMID 42827132</w:t>
       </w:r>
     </w:p>
     <w:p>
       <w:r>
-        <w:t>Systematische Überprüfung und Harmonisierung von Leitlinienempfehlungen zur antibakteriellen und antimykotischen Prophylaxe bei Kindern mit Krebs und nach Stammzelltransplantation.</w:t>
+        <w:t>Prospektive Validierungsstudie einer Liquid-Biopsy-Methode (uRARE-seq) für tumorspezifische RNA-Fragmente im Urin bei 683 Patienten mit und ohne Urogenital-Karzinome.</w:t>
       </w:r>
     </w:p>
     <w:p>
@@ -104,7 +104,7 @@
         <w:t xml:space="preserve">Ergebnis: </w:t>
       </w:r>
       <w:r>
-        <w:t>Starke Empfehlung für Antifungal-Prophylaxe (Echinocandin oder Mold-active Azol) bei AML und allogener Transplantation; konditionale Empfehlung für Antibakteriell-Prophylaxe mit Levofloxacin bei AML und rezidivierter ALL. 13 neue randomisierte Studien seit 2019 identifiziert; insgesamt 195 Studien berücksichtigt.</w:t>
+        <w:t>Für lokalisiertes Blasenkarzinom: 95% Sensitivität bei 90% Spezifität. Urin-cfRNA übertraf tumor-DNA-Analyse und war unaffiziert von Feldeffekt-Mutationen. Biomarker in Urin vor BCG-Therapie (Area-under-the-Curve 0,93) sagte BCG-Response voraus: Responder zeigten T-Zell- und Immun-Signaturen, Nicht-Responder Proliferations-Gene. Minimal Residual Disease wurde sensitiv detektiert. Ein Ansatz mit klinischem Nutzenpotential für Blasenkarzinom-Stratifizierung.</w:t>
       </w:r>
     </w:p>
     <w:p>
@@ -119,7 +119,7 @@
         <w:rPr>
           <w:sz w:val="19"/>
         </w:rPr>
-        <w:t>Deutschland und europäische Systeme, international konsentiertes Vorgehen</w:t>
+        <w:t>USA-basierte Studie; Liquid-Biopsy-Methode technisch übertragbar, prospektive Validierung erforderlich.</w:t>
       </w:r>
     </w:p>
     <w:p>
@@ -128,7 +128,7 @@
           <w:color w:val="5A7D3A"/>
           <w:sz w:val="18"/>
         </w:rPr>
-        <w:t>https://pubmed.ncbi.nlm.nih.gov/42826360/</w:t>
+        <w:t>https://pubmed.ncbi.nlm.nih.gov/42827132/</w:t>
       </w:r>
     </w:p>
     <w:p>
@@ -136,7 +136,7 @@
         <w:pStyle w:val="Heading2"/>
       </w:pPr>
       <w:r>
-        <w:t>Pembrolizumab-GVD plus Stammzelltransplantation bei rezidiviertem Hodgkin-Lymphom: 5-Jahres-Follow-up</w:t>
+        <w:t>Ibrutinib-Venetoclax senkt Gesamtüberleben bei älteren CLL-Patienten deutlich</w:t>
       </w:r>
     </w:p>
     <w:p>
@@ -146,12 +146,12 @@
           <w:color w:val="666666"/>
           <w:sz w:val="18"/>
         </w:rPr>
-        <w:t>Patel K et al.  ·  Blood  ·  08.09.2026  ·  PMID 42825495</w:t>
+        <w:t>U Niemann C et al.  ·  Leukemia  ·  02.10.2026  ·  PMID 42827117</w:t>
       </w:r>
     </w:p>
     <w:p>
       <w:r>
-        <w:t>Phase-2-Studie bei transplantationsgeeigneten Patienten mit rezidiviertem/refraktärem Hodgkin-Lymphom: Pembrolizumab plus Gemcitabin/Vinorelbine/liposomales Doxorubicin gefolgt von Hochdosis-Chemotherapie mit autologer Stammzellrescue.</w:t>
+        <w:t>Randomisierte Phase-III-Studie (GLOW) verglich Ibrutinib-Venetoclax mit Chlorambucil-Obinutuzumab bei älteren/komorbiditätsbelasteten CLL-Patienten mit 67-Monat-Nachverfolgung.</w:t>
       </w:r>
     </w:p>
     <w:p>
@@ -162,7 +162,7 @@
         <w:t xml:space="preserve">Ergebnis: </w:t>
       </w:r>
       <w:r>
-        <w:t>Komplettremissionsrate 95% nach bis zu 4 Zyklen Pembrolizumab-GVD. Nach Median 57 Monaten: geschätzte 5-Jahres-PFS 91%, Gesamtüberleben 94%. Nur 1 Rezidiv nach Protokoll-Therapie, 2 therapieassoziierte Todesfälle. Keine neuen Sicherheitssignale.</w:t>
+        <w:t>Gesamtüberleben nach 66 Monaten: 79,0% vs 60,8% (Hazard Ratio 0,46). Ibrutinib-Venetoclax reduzierte das Risiko für Zweitlinientherapie um 77,4%. Progressionsfreies Überleben nach 66 Monaten: 51,7% vs 18,1% (HR 0,27). Grade-3/4-toxizitätsfreies PFS 21,4 Monate länger (51,6 vs 30,2 Monate). Eine klare Überlegenheit für die fixierte Zweierkombination bei älteren Patienten.</w:t>
       </w:r>
     </w:p>
     <w:p>
@@ -177,7 +177,7 @@
         <w:rPr>
           <w:sz w:val="19"/>
         </w:rPr>
-        <w:t>USA-basiert, aber intensive Chemotherapie + Immuntherapie + Transplantation ist in deutschen Zentren etabliert</w:t>
+        <w:t>Europäische Multicenterstudie mit HOVON-Zentren, deutschem Versorgungsstandard entsprechend.</w:t>
       </w:r>
     </w:p>
     <w:p>
@@ -186,7 +186,7 @@
           <w:color w:val="5A7D3A"/>
           <w:sz w:val="18"/>
         </w:rPr>
-        <w:t>https://pubmed.ncbi.nlm.nih.gov/42825495/</w:t>
+        <w:t>https://pubmed.ncbi.nlm.nih.gov/42827117/</w:t>
       </w:r>
     </w:p>
     <w:p>
@@ -194,7 +194,7 @@
         <w:pStyle w:val="Heading2"/>
       </w:pPr>
       <w:r>
-        <w:t>Tuberkulose-Netzwerk als Werkzeug für frühe Lungenkrebserkennung: Modell Brasilien</w:t>
+        <w:t>Chemotherapie + Krebsimpfstoff: TCF1+-T-Zellen erklären synergistischen Effekt</w:t>
       </w:r>
     </w:p>
     <w:p>
@@ -204,12 +204,12 @@
           <w:color w:val="666666"/>
           <w:sz w:val="18"/>
         </w:rPr>
-        <w:t>Gruber K  ·  Lancet Oncol  ·  01.10.2026  ·  PMID 42822486</w:t>
+        <w:t>Noblecourt L et al.  ·  Cancer Cell  ·  02.10.2026  ·  PMID 42826713</w:t>
       </w:r>
     </w:p>
     <w:p>
       <w:r>
-        <w:t>Bericht über das Potenzial, bestehende Tuberkulose-Überwachungssysteme in Brasilien für die Frühdiagnose von Lungenkrebs zu nutzen.</w:t>
+        <w:t>Präklinische und erste translatorische Studie zur mechanistischen Erklärung, warum Carboplatin-Paclitaxel und Cyclophosphamid die Effizienz von Virus-Vektor-Impfstoffen gegen Tumorantigen erhöhen; Experimente mit Maus- und Patientenzellen.</w:t>
       </w:r>
     </w:p>
     <w:p>
@@ -220,7 +220,7 @@
         <w:t xml:space="preserve">Ergebnis: </w:t>
       </w:r>
       <w:r>
-        <w:t>TB-Netzwerk mit etablierten Screening- und Diagnostik-Strukturen könnte Lungenkrebserkennung beschleunigen; bisherige Aktivitäten und Barrieren werden erörtert, ohne quantitative Endpunkte.</w:t>
+        <w:t>Carboplatin-Paclitaxel induziert frühe, antigen-unabhängige Expansion von Stamm-ähnlichen TCF1+CD8+-T-Zellen. Genetische oder pharmakologische TCF1-Blockierung hebt den Immunaduvans-Effekt auf. Kombinationstriple (Vakzin + CarboTaxol + PD-1-Blockade) verbessert Tumorkon trolle und Überleben in Mausmodellen stärker als Einzelbehandlungen. Der TCF1-abhängige Mechanismus erklärt Synergie und identifiziert neue Kombinationsstrategien für klinische Evaluation.</w:t>
       </w:r>
     </w:p>
     <w:p>
@@ -235,7 +235,7 @@
         <w:rPr>
           <w:sz w:val="19"/>
         </w:rPr>
-        <w:t>Niedrig-Ressourcen-Länder, für Deutschland ohne unmittelbare Anwendung</w:t>
+        <w:t>UK/Niederlande-Kohorte, mechanistisches Verständnis transkulturell relevant für Impfstoff-Kombinationen.</w:t>
       </w:r>
     </w:p>
     <w:p>
@@ -244,7 +244,7 @@
           <w:color w:val="5A7D3A"/>
           <w:sz w:val="18"/>
         </w:rPr>
-        <w:t>https://pubmed.ncbi.nlm.nih.gov/42822486/</w:t>
+        <w:t>https://pubmed.ncbi.nlm.nih.gov/42826713/</w:t>
       </w:r>
     </w:p>
     <w:p>
@@ -252,7 +252,7 @@
         <w:pStyle w:val="Heading2"/>
       </w:pPr>
       <w:r>
-        <w:t>Androgen-Rezeptor-Inhibitoren bessern PFS bei metastasiertem hormonsensitivem Prostatakarzinom</w:t>
+        <w:t>ERBB2-Mutationen in Lungenkarzinom: Heterogenität und Trastuzumab-Deruxtecan-Benefit</w:t>
       </w:r>
     </w:p>
     <w:p>
@@ -262,12 +262,12 @@
           <w:color w:val="666666"/>
           <w:sz w:val="18"/>
         </w:rPr>
-        <w:t>Nwogu IB et al.  ·  JCO Oncol Pract  ·  01.10.2026  ·  PMID 42821836</w:t>
+        <w:t>Yamashita M et al.  ·  Eur J Cancer  ·  29.09.2026  ·  PMID 42826440</w:t>
       </w:r>
     </w:p>
     <w:p>
       <w:r>
-        <w:t>Real-World-Vergleichsstudie von Abiraterone, Apalutamide, Enzalutamide und Docetaxel je mit ADT bei metastasiertem hormonsensitivem Prostatakarzinom (mHSPC) in den USA 2019–2023.</w:t>
+        <w:t>Japanische Real-World-Kohorte von 319 Patienten mit ERBB2-aktivierenden Mutationen im NSCLC mittels Genomik-Datenbank untersucht.</w:t>
       </w:r>
     </w:p>
     <w:p>
@@ -278,7 +278,7 @@
         <w:t xml:space="preserve">Ergebnis: </w:t>
       </w:r>
       <w:r>
-        <w:t>Unter 9.141 Männern: ARPI-Dubletten zeigten gegenüber Docetaxel-Dubletten überlegene PFS (Abiraterone: aHR 0,60 [95% CI 0,55–0,66]; Apalutamide: aHR 0,64; Enzalutamide: aHR 0,57). Gesamtüberleben vergleichbar. TTP und Zeit bis neue Therapie ebenfalls besser unter ARPIs. Keine Unterschiede zwischen den ARPIs.</w:t>
+        <w:t>74% hatten kanonische Tyrosinkinase-Domänen-Insertionen; 26% nonkanonische Varianten (TKD-Missense 8%, transmembran 10%, extrazelluläre Domäne 8%). Co-driver-Alterationen in nur 5,6% (überwiegend nonkanonisch). 27% der 288 Patienten (78 von 288) erhielten Trastuzumab-Deruxtecan; time-abhängige T-DXd-Exposition assoziiert mit reduziertem Mortalitätsrisiko (adjusted HR 0,63; 95% KI 0,39-1,01; p=0,057). Wesentliche molekulare Heterogenität mit therapeutischen Implikationen.</w:t>
       </w:r>
     </w:p>
     <w:p>
@@ -293,7 +293,7 @@
         <w:rPr>
           <w:sz w:val="19"/>
         </w:rPr>
-        <w:t>USA-Gesundheitssystem mit unterschiedlicher Finanzierung, Ergebnis (ARPI-Überlegenheit) ist aber geräteunabhängig übertragbar</w:t>
+        <w:t>Japan, vergleichbare Genomik-Strukturen; Trastuzumab-Deruxtecan in Deutschland verfügbar.</w:t>
       </w:r>
     </w:p>
     <w:p>
@@ -302,7 +302,7 @@
           <w:color w:val="5A7D3A"/>
           <w:sz w:val="18"/>
         </w:rPr>
-        <w:t>https://pubmed.ncbi.nlm.nih.gov/42821836/</w:t>
+        <w:t>https://pubmed.ncbi.nlm.nih.gov/42826440/</w:t>
       </w:r>
     </w:p>
     <w:p>
@@ -310,7 +310,7 @@
         <w:pStyle w:val="Heading2"/>
       </w:pPr>
       <w:r>
-        <w:t>Platinchemoresistentes Ovarialkarzinom: Behandlungsintensivierung verbessert Remissionsraten</w:t>
+        <w:t>Tirabrutinib für rezidivertes primäres ZNS-Lymphom: 67% Ansprechquote, rascher Wirkeintritt</w:t>
       </w:r>
     </w:p>
     <w:p>
@@ -320,12 +320,12 @@
           <w:color w:val="666666"/>
           <w:sz w:val="18"/>
         </w:rPr>
-        <w:t>You B et al.  ·  JAMA Oncol  ·  01.10.2026  ·  PMID 42821287</w:t>
+        <w:t>Grommes C et al.  ·  Blood  ·  01.10.2026  ·  PMID 42821736</w:t>
       </w:r>
     </w:p>
     <w:p>
       <w:r>
-        <w:t>Systematische Übersicht über Strategien zur Chemosensitivierung bei schlecht chemosensitivem fortgeschrittenem serösen Ovarialkarzinom anhand von retrospektiven Post-hoc-Analysen prospektiver Phase-3-Studien.</w:t>
+        <w:t>Phase-1b/2-Studie zu dem BTK-Inhibitor Tirabrutinib als Monotherapie bei 48 Patienten mit rezidiviertem/refraktärem pCNSL nach Hochdosis-Methotrexat-Vorbehandlung.</w:t>
       </w:r>
     </w:p>
     <w:p>
@@ -336,7 +336,7 @@
         <w:t xml:space="preserve">Ergebnis: </w:t>
       </w:r>
       <w:r>
-        <w:t>Wöchentlich dosiertes Paclitaxel zeigte in der "2 red flags"-Subgruppe (schlechte Chemosensitivität) der ICON-8-Studie verbesserte Überlebensergebnisse. Bevacizumab addiert zu neoadjuvanter Chemotherapie oder Standardchemotherapie: Überlebenssignale in hochrisiko- und schlecht chemosensitiven Subgruppen. Phase-3-Studien SALVOVAR und Phase-1/2-Studie RegeNovar laufen prospektiv.</w:t>
+        <w:t>Objektive Ansprechquote 67% (95% KI 52–80%), vollständige Remission 44% (95% KI 29–59%). Mediane Ansprechdauer 9,3 Monate (95% KI 4,6–14,6), mediane Zeit bis Ansprechen 1,0 Monat. Treatment-related adverse events in 75% (häufig Anämie 19%, Ausschlag 17%, Fatigue 15%), Grade-≥3 in 27% (Neutropenie 8%). Ein behandelbares Toxizitätsprofil für rare Indikation mit hohem ungedecktem Bedarf.</w:t>
       </w:r>
     </w:p>
     <w:p>
@@ -351,7 +351,7 @@
         <w:rPr>
           <w:sz w:val="19"/>
         </w:rPr>
-        <w:t>Europäische Studienstandorte und ESMO-Guidelines, Therapiesequenzierung in deutschen Tumorzentren relevant</w:t>
+        <w:t>USA-Studie, BTK-Inhibitor-Klasse europaweit verfügbar; Zentrumserfordernis für pCNSL-Versorgung prüfen.</w:t>
       </w:r>
     </w:p>
     <w:p>
@@ -360,7 +360,7 @@
           <w:color w:val="5A7D3A"/>
           <w:sz w:val="18"/>
         </w:rPr>
-        <w:t>https://pubmed.ncbi.nlm.nih.gov/42821287/</w:t>
+        <w:t>https://pubmed.ncbi.nlm.nih.gov/42821736/</w:t>
       </w:r>
     </w:p>
     <w:p>
@@ -368,7 +368,7 @@
         <w:pStyle w:val="Heading2"/>
       </w:pPr>
       <w:r>
-        <w:t>Genomische Instabilität treibt gegensätzliche Immunantworten: Mechanismus für Immuntherapie-Resistenz</w:t>
+        <w:t>Leitlinie Multiples Myelom 2026 – kontinuierliche Aktualisierung basierend auf neuer Evidenz</w:t>
       </w:r>
     </w:p>
     <w:p>
@@ -378,12 +378,12 @@
           <w:color w:val="666666"/>
           <w:sz w:val="18"/>
         </w:rPr>
-        <w:t>Alouani E et al.  ·  Cancer Discov  ·  01.10.2026  ·  PMID 42817715</w:t>
+        <w:t>Banerjee R et al.  ·  J Clin Oncol  ·  30.09.2026  ·  PMID 42814948</w:t>
       </w:r>
     </w:p>
     <w:p>
       <w:r>
-        <w:t>Übersichtsarbeit zu zwei Formen genomischer Instabilität: Mutationsinstabilität versus Chromosomeninstabilität und deren gegensätzliche Effekte auf Tumor-Immunität.</w:t>
+        <w:t>ASCO Living Guideline für Behandlung des Multiplen Myeloms mit regelmäßigen Aktualisierungen durch Expertengruppe bei schnell wechselnder Evidenz.</w:t>
       </w:r>
     </w:p>
     <w:p>
@@ -394,7 +394,7 @@
         <w:t xml:space="preserve">Ergebnis: </w:t>
       </w:r>
       <w:r>
-        <w:t>Hypermutierte Tumoren generieren Neoantigene und sind sensibel für Checkpoint-Blockade. Chromosomeninstabilität triggert chronische angeborene Immunaktivierung mit Immunsuppression durch Myeloid- und T-Zell-Dysfunktion. Diese gegensätzlichen Mechanismen erfordern unterschiedliche Immuntherapie-Strategien.</w:t>
+        <w:t>Leitlinie wird kontinuierlich aktualisiert; konkrete Therapie-Empfehlungen folgen Systematische-Review-Prozeduren und werden mindestens jährlich überprüft. Die aktuelle Version 2026.1.3 berücksichtigt neue Kombinationsprotokolle, CAR-T und zielgerichtete Therapien mit prognose-adaptiven Strategien für Risiko-Stratifizierung.</w:t>
       </w:r>
     </w:p>
     <w:p>
@@ -409,7 +409,7 @@
         <w:rPr>
           <w:sz w:val="19"/>
         </w:rPr>
-        <w:t>Grundlagenarbeit zur Immuntherapie-Resistenz, Basis für Stratifizierungsansätze in der Praxis</w:t>
+        <w:t>USA-ASCO-Guideline; weit überwiegend international anwendbar, Dosierungen/Verfügbarkeiten lokal zu prüfen.</w:t>
       </w:r>
     </w:p>
     <w:p>
@@ -418,7 +418,65 @@
           <w:color w:val="5A7D3A"/>
           <w:sz w:val="18"/>
         </w:rPr>
-        <w:t>https://pubmed.ncbi.nlm.nih.gov/42817715/</w:t>
+        <w:t>https://pubmed.ncbi.nlm.nih.gov/42814948/</w:t>
+      </w:r>
+    </w:p>
+    <w:p>
+      <w:pPr>
+        <w:pStyle w:val="Heading2"/>
+      </w:pPr>
+      <w:r>
+        <w:t>Aglatimagene bei lokalisiertem Prostatakarzinom: kritische Neubeobachtung</w:t>
+      </w:r>
+    </w:p>
+    <w:p>
+      <w:r>
+        <w:rPr>
+          <w:i/>
+          <w:color w:val="666666"/>
+          <w:sz w:val="18"/>
+        </w:rPr>
+        <w:t>Büttner T et al.  ·  Lancet Oncol  ·  Okt. 2026  ·  PMID 42805200</w:t>
+      </w:r>
+    </w:p>
+    <w:p>
+      <w:r>
+        <w:t>Kommentar deutschsprachiger Urologen zur Neubewertung des Viren-Therapiestoffs Aglatimagene bei lokalisiertem Prostatakarzinom.</w:t>
+      </w:r>
+    </w:p>
+    <w:p>
+      <w:r>
+        <w:rPr>
+          <w:b/>
+        </w:rPr>
+        <w:t xml:space="preserve">Ergebnis: </w:t>
+      </w:r>
+      <w:r>
+        <w:t>Keine konkreten Endpunkte im Abstract; die Arbeit erörtert Limitationen bisheriger Daten zu einer experimentellen Therapie mit unklarer klinischer Rolle. Die Autoren fordern Klärung vor breiter Anwendung.</w:t>
+      </w:r>
+    </w:p>
+    <w:p>
+      <w:r>
+        <w:rPr>
+          <w:b/>
+          <w:sz w:val="19"/>
+        </w:rPr>
+        <w:t xml:space="preserve">Übertragbarkeit: </w:t>
+      </w:r>
+      <w:r>
+        <w:rPr>
+          <w:sz w:val="19"/>
+        </w:rPr>
+        <w:t>Deutschland (Bonn, Erlangen), deutsches Versorgungssystem betroffen.</w:t>
+      </w:r>
+    </w:p>
+    <w:p>
+      <w:r>
+        <w:rPr>
+          <w:color w:val="5A7D3A"/>
+          <w:sz w:val="18"/>
+        </w:rPr>
+        <w:t>https://pubmed.ncbi.nlm.nih.gov/42805200/</w:t>
       </w:r>
     </w:p>
     <w:sectPr>

--- a/download/studien-aktuell.docx
+++ b/download/studien-aktuell.docx
@@ -62,7 +62,7 @@
           <w:color w:val="666666"/>
           <w:sz w:val="18"/>
         </w:rPr>
-        <w:t>Stand: 04.10.2026  |  7 Studien  |  onkologie.m-vf.de</w:t>
+        <w:t>Stand: 05.10.2026  |  6 Studien  |  onkologie.m-vf.de</w:t>
       </w:r>
     </w:p>
     <w:p>
@@ -70,7 +70,7 @@
         <w:pStyle w:val="Heading1"/>
       </w:pPr>
       <w:r>
-        <w:t>Aufgenommen am 04.10.2026</w:t>
+        <w:t>Aufgenommen am 05.10.2026</w:t>
       </w:r>
     </w:p>
     <w:p>
@@ -78,7 +78,7 @@
         <w:pStyle w:val="Heading2"/>
       </w:pPr>
       <w:r>
-        <w:t>Urin-cfRNA detektiert Blasenkrebs mit 95% Sensitivität, sagt BCG-Response voraus</w:t>
+        <w:t>3D-DNA-Architektur in IDH1- und DNMT3A-mutanter AML identifiziert IGF1R- und MAPK-Vulnerabilität</w:t>
       </w:r>
     </w:p>
     <w:p>
@@ -88,12 +88,12 @@
           <w:color w:val="666666"/>
           <w:sz w:val="18"/>
         </w:rPr>
-        <w:t>Liu KJ et al.  ·  Nat Med  ·  02.10.2026  ·  PMID 42827132</w:t>
+        <w:t>Steinhäuser S et al.  ·  Leukemia  ·  01.10.2026  ·  PMID 42823507</w:t>
       </w:r>
     </w:p>
     <w:p>
       <w:r>
-        <w:t>Prospektive Validierungsstudie einer Liquid-Biopsy-Methode (uRARE-seq) für tumorspezifische RNA-Fragmente im Urin bei 683 Patienten mit und ohne Urogenital-Karzinome.</w:t>
+        <w:t>Deutsche Studie an Primärproben von AML-Patienten, die mutations-spezifische Veränderungen der 3D-Genom-Architektur analysierte und damit verbundene therapeutische Targets identifizierte.</w:t>
       </w:r>
     </w:p>
     <w:p>
@@ -104,7 +104,7 @@
         <w:t xml:space="preserve">Ergebnis: </w:t>
       </w:r>
       <w:r>
-        <w:t>Für lokalisiertes Blasenkarzinom: 95% Sensitivität bei 90% Spezifität. Urin-cfRNA übertraf tumor-DNA-Analyse und war unaffiziert von Feldeffekt-Mutationen. Biomarker in Urin vor BCG-Therapie (Area-under-the-Curve 0,93) sagte BCG-Response voraus: Responder zeigten T-Zell- und Immun-Signaturen, Nicht-Responder Proliferations-Gene. Minimal Residual Disease wurde sensitiv detektiert. Ein Ansatz mit klinischem Nutzenpotential für Blasenkarzinom-Stratifizierung.</w:t>
+        <w:t>IDH1-mutante AML zeigte Sensitivität gegen IGF1R-Inhibitor BMS-754807, DNMT3A-mutante AML gegen p38/MAPK-Inhibitor ralimetinib. Die 3D-DNA-Konformationsveränderungen waren spezifisch für die Mutationen und wurden in Zelllinien und Patientenproben bestätigt.</w:t>
       </w:r>
     </w:p>
     <w:p>
@@ -119,7 +119,7 @@
         <w:rPr>
           <w:sz w:val="19"/>
         </w:rPr>
-        <w:t>USA-basierte Studie; Liquid-Biopsy-Methode technisch übertragbar, prospektive Validierung erforderlich.</w:t>
+        <w:t>Deutsche Universitätsklinika (Kiel, Dresden, Berlin), identifiziert Therapieoptionen für AML-Subtypen</w:t>
       </w:r>
     </w:p>
     <w:p>
@@ -128,7 +128,7 @@
           <w:color w:val="5A7D3A"/>
           <w:sz w:val="18"/>
         </w:rPr>
-        <w:t>https://pubmed.ncbi.nlm.nih.gov/42827132/</w:t>
+        <w:t>https://pubmed.ncbi.nlm.nih.gov/42823507/</w:t>
       </w:r>
     </w:p>
     <w:p>
@@ -136,7 +136,7 @@
         <w:pStyle w:val="Heading2"/>
       </w:pPr>
       <w:r>
-        <w:t>Ibrutinib-Venetoclax senkt Gesamtüberleben bei älteren CLL-Patienten deutlich</w:t>
+        <w:t>Rassische Disparitäten in der Behandlung von Myelom-Knochenschaden: Afroamerikaner erhalten weniger BMAs</w:t>
       </w:r>
     </w:p>
     <w:p>
@@ -146,12 +146,12 @@
           <w:color w:val="666666"/>
           <w:sz w:val="18"/>
         </w:rPr>
-        <w:t>U Niemann C et al.  ·  Leukemia  ·  02.10.2026  ·  PMID 42827117</w:t>
+        <w:t>Irimia RM et al.  ·  JCO Oncol Pract  ·  01.10.2026  ·  PMID 42821828</w:t>
       </w:r>
     </w:p>
     <w:p>
       <w:r>
-        <w:t>Randomisierte Phase-III-Studie (GLOW) verglich Ibrutinib-Venetoclax mit Chlorambucil-Obinutuzumab bei älteren/komorbiditätsbelasteten CLL-Patienten mit 67-Monat-Nachverfolgung.</w:t>
+        <w:t>Retrospektive Kohortenstudie an 350 neu diagnostizierten Myelompatienten (149 Afroamerikaner, 201 Weiße) zum Vergleich von Knochenereignissen und knochenmodifizierender Therapie im ersten Jahr nach Diagnose.</w:t>
       </w:r>
     </w:p>
     <w:p>
@@ -162,7 +162,7 @@
         <w:t xml:space="preserve">Ergebnis: </w:t>
       </w:r>
       <w:r>
-        <w:t>Gesamtüberleben nach 66 Monaten: 79,0% vs 60,8% (Hazard Ratio 0,46). Ibrutinib-Venetoclax reduzierte das Risiko für Zweitlinientherapie um 77,4%. Progressionsfreies Überleben nach 66 Monaten: 51,7% vs 18,1% (HR 0,27). Grade-3/4-toxizitätsfreies PFS 21,4 Monate länger (51,6 vs 30,2 Monate). Eine klare Überlegenheit für die fixierte Zweierkombination bei älteren Patienten.</w:t>
+        <w:t>Afroamerikaner erhielten im ersten Jahr signifikant weniger knochenmodifizierende Agenzien (BMA): 64% vs. 77% (p=0,013), Mediandosen 5 vs. 7/Jahr (p&lt;0,001). Bei frühen Knochenereignissen (&lt;peridiagnostisch) waren Afroamerikaner weniger wahrscheinlich, ≥4 BMA-Dosen zu erhalten (46% vs. 76%, p&lt;0,001). Kumulatives SRE-Risiko post-peridiagnostisch unterschied sich nicht (16% vs. 21%, p=0,24).</w:t>
       </w:r>
     </w:p>
     <w:p>
@@ -177,7 +177,7 @@
         <w:rPr>
           <w:sz w:val="19"/>
         </w:rPr>
-        <w:t>Europäische Multicenterstudie mit HOVON-Zentren, deutschem Versorgungsstandard entsprechend.</w:t>
+        <w:t>USA-Zentren, aber Erkenntnis zu Therapiedisparitäten und Unterbehandlung relevant für deutsche Versorgungsqualität</w:t>
       </w:r>
     </w:p>
     <w:p>
@@ -186,7 +186,7 @@
           <w:color w:val="5A7D3A"/>
           <w:sz w:val="18"/>
         </w:rPr>
-        <w:t>https://pubmed.ncbi.nlm.nih.gov/42827117/</w:t>
+        <w:t>https://pubmed.ncbi.nlm.nih.gov/42821828/</w:t>
       </w:r>
     </w:p>
     <w:p>
@@ -194,7 +194,7 @@
         <w:pStyle w:val="Heading2"/>
       </w:pPr>
       <w:r>
-        <w:t>Chemotherapie + Krebsimpfstoff: TCF1+-T-Zellen erklären synergistischen Effekt</w:t>
+        <w:t>Nivolumab + Ipilimumab + Strahlentherapie in mikrosatellit-stabiler CRC: ORR 10%, aber 25% bei Patienten ohne Lebermetastasen</w:t>
       </w:r>
     </w:p>
     <w:p>
@@ -204,12 +204,12 @@
           <w:color w:val="666666"/>
           <w:sz w:val="18"/>
         </w:rPr>
-        <w:t>Noblecourt L et al.  ·  Cancer Cell  ·  02.10.2026  ·  PMID 42826713</w:t>
+        <w:t>Pappas L et al.  ·  Clin Cancer Res  ·  01.10.2026  ·  PMID 42820689</w:t>
       </w:r>
     </w:p>
     <w:p>
       <w:r>
-        <w:t>Präklinische und erste translatorische Studie zur mechanistischen Erklärung, warum Carboplatin-Paclitaxel und Cyclophosphamid die Effizienz von Virus-Vektor-Impfstoffen gegen Tumorantigen erhöhen; Experimente mit Maus- und Patientenzellen.</w:t>
+        <w:t>US-amerikanische Phase-II-Studie zur Kombination von Immune-Checkpoint-Inhibitoren mit nicht-ablativer Strahlentherapie bei refraktärer mikrosatellit-stabiler metastasierter CRC.</w:t>
       </w:r>
     </w:p>
     <w:p>
@@ -220,7 +220,7 @@
         <w:t xml:space="preserve">Ergebnis: </w:t>
       </w:r>
       <w:r>
-        <w:t>Carboplatin-Paclitaxel induziert frühe, antigen-unabhängige Expansion von Stamm-ähnlichen TCF1+CD8+-T-Zellen. Genetische oder pharmakologische TCF1-Blockierung hebt den Immunaduvans-Effekt auf. Kombinationstriple (Vakzin + CarboTaxol + PD-1-Blockade) verbessert Tumorkon trolle und Überleben in Mausmodellen stärker als Einzelbehandlungen. Der TCF1-abhängige Mechanismus erklärt Synergie und identifiziert neue Kombinationsstrategien für klinische Evaluation.</w:t>
+        <w:t>30 Patienten eingeschlossen: Gesamtansprechrate 10,0%, Krankheitskontrollrate 33,3% (unbestrahlte Läsionen). Bei Patienten ohne aktive Lebermetastasen (n=8) ORR 25%, bei Lebermetastasen (n=22) ORR 4,6%. Mediane PFS 2,4 Monate, mediane OS 12,8 Monate (95% KI 6,8–17,9). Nur 10% Grad-4-Toxizität (Lymphopenie).</w:t>
       </w:r>
     </w:p>
     <w:p>
@@ -235,7 +235,7 @@
         <w:rPr>
           <w:sz w:val="19"/>
         </w:rPr>
-        <w:t>UK/Niederlande-Kohorte, mechanistisches Verständnis transkulturell relevant für Impfstoff-Kombinationen.</w:t>
+        <w:t>USA-Zentren, Mechanismus (Strahlentherapie + ICI) auf deutsche Zentren übertragbar</w:t>
       </w:r>
     </w:p>
     <w:p>
@@ -244,7 +244,7 @@
           <w:color w:val="5A7D3A"/>
           <w:sz w:val="18"/>
         </w:rPr>
-        <w:t>https://pubmed.ncbi.nlm.nih.gov/42826713/</w:t>
+        <w:t>https://pubmed.ncbi.nlm.nih.gov/42820689/</w:t>
       </w:r>
     </w:p>
     <w:p>
@@ -252,7 +252,7 @@
         <w:pStyle w:val="Heading2"/>
       </w:pPr>
       <w:r>
-        <w:t>ERBB2-Mutationen in Lungenkarzinom: Heterogenität und Trastuzumab-Deruxtecan-Benefit</w:t>
+        <w:t>TROP2-ADC F0024 in triple-negativer Brustkrebs: ORR 37,9% bei 10 mg/kg, mediane PFS 10,5 Monate</w:t>
       </w:r>
     </w:p>
     <w:p>
@@ -262,12 +262,12 @@
           <w:color w:val="666666"/>
           <w:sz w:val="18"/>
         </w:rPr>
-        <w:t>Yamashita M et al.  ·  Eur J Cancer  ·  29.09.2026  ·  PMID 42826440</w:t>
+        <w:t>Du Y et al.  ·  Eur J Cancer  ·  24.09.2026  ·  PMID 42810148</w:t>
       </w:r>
     </w:p>
     <w:p>
       <w:r>
-        <w:t>Japanische Real-World-Kohorte von 319 Patienten mit ERBB2-aktivierenden Mutationen im NSCLC mittels Genomik-Datenbank untersucht.</w:t>
+        <w:t>Phase-I-Studie mit Dosisexpansion eines TROP2-gerichteten Antikörper-Wirkstoff-Konjugats in fortgeschrittenen Tumoren, Fokus triple-negative Brustkrebs (TNBC).</w:t>
       </w:r>
     </w:p>
     <w:p>
@@ -278,7 +278,7 @@
         <w:t xml:space="preserve">Ergebnis: </w:t>
       </w:r>
       <w:r>
-        <w:t>74% hatten kanonische Tyrosinkinase-Domänen-Insertionen; 26% nonkanonische Varianten (TKD-Missense 8%, transmembran 10%, extrazelluläre Domäne 8%). Co-driver-Alterationen in nur 5,6% (überwiegend nonkanonisch). 27% der 288 Patienten (78 von 288) erhielten Trastuzumab-Deruxtecan; time-abhängige T-DXd-Exposition assoziiert mit reduziertem Mortalitätsrisiko (adjusted HR 0,63; 95% KI 0,39-1,01; p=0,057). Wesentliche molekulare Heterogenität mit therapeutischen Implikationen.</w:t>
+        <w:t>Bei 10 mg/kg (empfohlene Phase-II-Dosis): ORR 37,9%, mediane PFS 10,5 Monate in TNBC-Kohorte (n=29). Grad-≥3-Nebenwirkungen bei 57,7% (vorwiegend Hämatotoxizität). Dosiseskalation bei 15 mg/kg wegen kumulativer Toxizität gestoppt.</w:t>
       </w:r>
     </w:p>
     <w:p>
@@ -293,7 +293,7 @@
         <w:rPr>
           <w:sz w:val="19"/>
         </w:rPr>
-        <w:t>Japan, vergleichbare Genomik-Strukturen; Trastuzumab-Deruxtecan in Deutschland verfügbar.</w:t>
+        <w:t>China, aber Wirkmuster und Sicherheitsprofil für Phase-II-Planung international relevant</w:t>
       </w:r>
     </w:p>
     <w:p>
@@ -302,7 +302,7 @@
           <w:color w:val="5A7D3A"/>
           <w:sz w:val="18"/>
         </w:rPr>
-        <w:t>https://pubmed.ncbi.nlm.nih.gov/42826440/</w:t>
+        <w:t>https://pubmed.ncbi.nlm.nih.gov/42810148/</w:t>
       </w:r>
     </w:p>
     <w:p>
@@ -310,7 +310,7 @@
         <w:pStyle w:val="Heading2"/>
       </w:pPr>
       <w:r>
-        <w:t>Tirabrutinib für rezidivertes primäres ZNS-Lymphom: 67% Ansprechquote, rascher Wirkeintritt</w:t>
+        <w:t>Zugang zu klinischen Studien bei Nierenzellkarzinom: Innovation erreicht unterversorgte Gemeinschaften nicht</w:t>
       </w:r>
     </w:p>
     <w:p>
@@ -320,12 +320,12 @@
           <w:color w:val="666666"/>
           <w:sz w:val="18"/>
         </w:rPr>
-        <w:t>Grommes C et al.  ·  Blood  ·  01.10.2026  ·  PMID 42821736</w:t>
+        <w:t>Nandakumar V et al.  ·  JCO Oncol Pract  ·  29.09.2026  ·  PMID 42809806</w:t>
       </w:r>
     </w:p>
     <w:p>
       <w:r>
-        <w:t>Phase-1b/2-Studie zu dem BTK-Inhibitor Tirabrutinib als Monotherapie bei 48 Patienten mit rezidiviertem/refraktärem pCNSL nach Hochdosis-Methotrexat-Vorbehandlung.</w:t>
+        <w:t>Qualitative Analyse der Barrieren für den Zugang zu klinischen Studien bei Nierenzellkarzinom in den USA, mit Fokus auf strukturelle und sozioökonomische Ungleichheiten.</w:t>
       </w:r>
     </w:p>
     <w:p>
@@ -336,7 +336,7 @@
         <w:t xml:space="preserve">Ergebnis: </w:t>
       </w:r>
       <w:r>
-        <w:t>Objektive Ansprechquote 67% (95% KI 52–80%), vollständige Remission 44% (95% KI 29–59%). Mediane Ansprechdauer 9,3 Monate (95% KI 4,6–14,6), mediane Zeit bis Ansprechen 1,0 Monat. Treatment-related adverse events in 75% (häufig Anämie 19%, Ausschlag 17%, Fatigue 15%), Grade-≥3 in 27% (Neutropenie 8%). Ein behandelbares Toxizitätsprofil für rare Indikation mit hohem ungedecktem Bedarf.</w:t>
+        <w:t>Identifizierte Schlüsselbarrieren: geografische Distanz, finanzielle Belastung, mangelnde Informationen, Transportprobleme und systeminterne Aufnahmekriterien. Unterrepräsentierte Patienten hatten deutlich niedrigere Teilnahmeraten. Patienten in ländlichen Gegenden und mit niedrigerem Einkommen waren systematisch ausgeschlossen.</w:t>
       </w:r>
     </w:p>
     <w:p>
@@ -351,7 +351,7 @@
         <w:rPr>
           <w:sz w:val="19"/>
         </w:rPr>
-        <w:t>USA-Studie, BTK-Inhibitor-Klasse europaweit verfügbar; Zentrumserfordernis für pCNSL-Versorgung prüfen.</w:t>
+        <w:t>USA-System, aber Erkenntnisse zu Zugangsungleichheiten gelten teilweise für deutsche Versorgungsregionen</w:t>
       </w:r>
     </w:p>
     <w:p>
@@ -360,7 +360,7 @@
           <w:color w:val="5A7D3A"/>
           <w:sz w:val="18"/>
         </w:rPr>
-        <w:t>https://pubmed.ncbi.nlm.nih.gov/42821736/</w:t>
+        <w:t>https://pubmed.ncbi.nlm.nih.gov/42809806/</w:t>
       </w:r>
     </w:p>
     <w:p>
@@ -368,7 +368,7 @@
         <w:pStyle w:val="Heading2"/>
       </w:pPr>
       <w:r>
-        <w:t>Leitlinie Multiples Myelom 2026 – kontinuierliche Aktualisierung basierend auf neuer Evidenz</w:t>
+        <w:t>Sentinelbiopsie nach Neoadjuvanz bei lokal fortgeschrittener Brustkrebs: Falsch-negativ-Rate 2,1%</w:t>
       </w:r>
     </w:p>
     <w:p>
@@ -378,12 +378,12 @@
           <w:color w:val="666666"/>
           <w:sz w:val="18"/>
         </w:rPr>
-        <w:t>Banerjee R et al.  ·  J Clin Oncol  ·  30.09.2026  ·  PMID 42814948</w:t>
+        <w:t>Barrio AV et al.  ·  J Clin Oncol  ·  29.09.2026  ·  PMID 42809799</w:t>
       </w:r>
     </w:p>
     <w:p>
       <w:r>
-        <w:t>ASCO Living Guideline für Behandlung des Multiplen Myeloms mit regelmäßigen Aktualisierungen durch Expertengruppe bei schnell wechselnder Evidenz.</w:t>
+        <w:t>Prospektive US-amerikanische Studie zum Staging der Axilla mittels Sentinelbiopsie nach neoadjuvanter Chemotherapie bei Patientinnen mit lokal fortgeschrittenem Brustkrebs (cT4/cN2-N3).</w:t>
       </w:r>
     </w:p>
     <w:p>
@@ -394,7 +394,7 @@
         <w:t xml:space="preserve">Ergebnis: </w:t>
       </w:r>
       <w:r>
-        <w:t>Leitlinie wird kontinuierlich aktualisiert; konkrete Therapie-Empfehlungen folgen Systematische-Review-Prozeduren und werden mindestens jährlich überprüft. Die aktuelle Version 2026.1.3 berücksichtigt neue Kombinationsprotokolle, CAR-T und zielgerichtete Therapien mit prognose-adaptiven Strategien für Risiko-Stratifizierung.</w:t>
+        <w:t>Von 145 Patienten wurden 87 mit adäquatem Mapping ausgewertet; Sentinelknoten wurden in 74% identifiziert. Falsch-negativ-Rate 2,1% (95% KI 0,1–12,7%), pathologische komplette Response 46%, nur 1 falsch-negativ in 47 Patienten mit Resterkrankung.</w:t>
       </w:r>
     </w:p>
     <w:p>
@@ -409,7 +409,7 @@
         <w:rPr>
           <w:sz w:val="19"/>
         </w:rPr>
-        <w:t>USA-ASCO-Guideline; weit überwiegend international anwendbar, Dosierungen/Verfügbarkeiten lokal zu prüfen.</w:t>
+        <w:t>USA-Zentren, aber Sentinelbiopsie-Standard übertragbar auf deutsche Zentren</w:t>
       </w:r>
     </w:p>
     <w:p>
@@ -418,65 +418,7 @@
           <w:color w:val="5A7D3A"/>
           <w:sz w:val="18"/>
         </w:rPr>
-        <w:t>https://pubmed.ncbi.nlm.nih.gov/42814948/</w:t>
-      </w:r>
-    </w:p>
-    <w:p>
-      <w:pPr>
-        <w:pStyle w:val="Heading2"/>
-      </w:pPr>
-      <w:r>
-        <w:t>Aglatimagene bei lokalisiertem Prostatakarzinom: kritische Neubeobachtung</w:t>
-      </w:r>
-    </w:p>
-    <w:p>
-      <w:r>
-        <w:rPr>
-          <w:i/>
-          <w:color w:val="666666"/>
-          <w:sz w:val="18"/>
-        </w:rPr>
-        <w:t>Büttner T et al.  ·  Lancet Oncol  ·  Okt. 2026  ·  PMID 42805200</w:t>
-      </w:r>
-    </w:p>
-    <w:p>
-      <w:r>
-        <w:t>Kommentar deutschsprachiger Urologen zur Neubewertung des Viren-Therapiestoffs Aglatimagene bei lokalisiertem Prostatakarzinom.</w:t>
-      </w:r>
-    </w:p>
-    <w:p>
-      <w:r>
-        <w:rPr>
-          <w:b/>
-        </w:rPr>
-        <w:t xml:space="preserve">Ergebnis: </w:t>
-      </w:r>
-      <w:r>
-        <w:t>Keine konkreten Endpunkte im Abstract; die Arbeit erörtert Limitationen bisheriger Daten zu einer experimentellen Therapie mit unklarer klinischer Rolle. Die Autoren fordern Klärung vor breiter Anwendung.</w:t>
-      </w:r>
-    </w:p>
-    <w:p>
-      <w:r>
-        <w:rPr>
-          <w:b/>
-          <w:sz w:val="19"/>
-        </w:rPr>
-        <w:t xml:space="preserve">Übertragbarkeit: </w:t>
-      </w:r>
-      <w:r>
-        <w:rPr>
-          <w:sz w:val="19"/>
-        </w:rPr>
-        <w:t>Deutschland (Bonn, Erlangen), deutsches Versorgungssystem betroffen.</w:t>
-      </w:r>
-    </w:p>
-    <w:p>
-      <w:r>
-        <w:rPr>
-          <w:color w:val="5A7D3A"/>
-          <w:sz w:val="18"/>
-        </w:rPr>
-        <w:t>https://pubmed.ncbi.nlm.nih.gov/42805200/</w:t>
+        <w:t>https://pubmed.ncbi.nlm.nih.gov/42809799/</w:t>
       </w:r>
     </w:p>
     <w:sectPr>

--- a/download/studien-aktuell.docx
+++ b/download/studien-aktuell.docx
@@ -62,7 +62,7 @@
           <w:color w:val="666666"/>
           <w:sz w:val="18"/>
         </w:rPr>
-        <w:t>Stand: 05.10.2026  |  6 Studien  |  onkologie.m-vf.de</w:t>
+        <w:t>Stand: 06.10.2026  |  6 Studien  |  onkologie.m-vf.de</w:t>
       </w:r>
     </w:p>
     <w:p>
@@ -70,7 +70,7 @@
         <w:pStyle w:val="Heading1"/>
       </w:pPr>
       <w:r>
-        <w:t>Aufgenommen am 05.10.2026</w:t>
+        <w:t>Aufgenommen am 06.10.2026</w:t>
       </w:r>
     </w:p>
     <w:p>
@@ -78,7 +78,7 @@
         <w:pStyle w:val="Heading2"/>
       </w:pPr>
       <w:r>
-        <w:t>3D-DNA-Architektur in IDH1- und DNMT3A-mutanter AML identifiziert IGF1R- und MAPK-Vulnerabilität</w:t>
+        <w:t>EGCG reduziert EBV-Reaktivierung bei Nasopharynxkarzinom nicht</w:t>
       </w:r>
     </w:p>
     <w:p>
@@ -88,12 +88,12 @@
           <w:color w:val="666666"/>
           <w:sz w:val="18"/>
         </w:rPr>
-        <w:t>Steinhäuser S et al.  ·  Leukemia  ·  01.10.2026  ·  PMID 42823507</w:t>
+        <w:t>Tsai HJ et al.  ·  Eur J Cancer  ·  01.10.2026  ·  PMID 42833136</w:t>
       </w:r>
     </w:p>
     <w:p>
       <w:r>
-        <w:t>Deutsche Studie an Primärproben von AML-Patienten, die mutations-spezifische Veränderungen der 3D-Genom-Architektur analysierte und damit verbundene therapeutische Targets identifizierte.</w:t>
+        <w:t>Randomisierte Studie bei 353 Patienten mit Nasopharynxkarzinom in Remission: Epigallocatechingallat (EGCG) aus grünem Tee versus Placebo für 3 Jahre zur Verhinderung von EBV-Reaktivierung und Tumorrezidiv.</w:t>
       </w:r>
     </w:p>
     <w:p>
@@ -104,7 +104,7 @@
         <w:t xml:space="preserve">Ergebnis: </w:t>
       </w:r>
       <w:r>
-        <w:t>IDH1-mutante AML zeigte Sensitivität gegen IGF1R-Inhibitor BMS-754807, DNMT3A-mutante AML gegen p38/MAPK-Inhibitor ralimetinib. Die 3D-DNA-Konformationsveränderungen waren spezifisch für die Mutationen und wurden in Zelllinien und Patientenproben bestätigt.</w:t>
+        <w:t>EGCG reduzierte weder die EBV-DNA-Reaktivierungsrate noch die Rezidivrate signifikant. Positive plasma-EBV-DNA war jedoch stark mit hoher Rezidivrate und kürzerer rezidivfreier sowie Gesamtüberlebenszeit assoziiert (alle p&lt;0,05). EBV-DNA eignet sich als Überwachungsmarker.</w:t>
       </w:r>
     </w:p>
     <w:p>
@@ -119,7 +119,7 @@
         <w:rPr>
           <w:sz w:val="19"/>
         </w:rPr>
-        <w:t>Deutsche Universitätsklinika (Kiel, Dresden, Berlin), identifiziert Therapieoptionen für AML-Subtypen</w:t>
+        <w:t>Taiwan-Studie, aber Methodik und Ergebnis sind auf HNO-Zentren übertragbar</w:t>
       </w:r>
     </w:p>
     <w:p>
@@ -128,7 +128,7 @@
           <w:color w:val="5A7D3A"/>
           <w:sz w:val="18"/>
         </w:rPr>
-        <w:t>https://pubmed.ncbi.nlm.nih.gov/42823507/</w:t>
+        <w:t>https://pubmed.ncbi.nlm.nih.gov/42833136/</w:t>
       </w:r>
     </w:p>
     <w:p>
@@ -136,7 +136,7 @@
         <w:pStyle w:val="Heading2"/>
       </w:pPr>
       <w:r>
-        <w:t>Rassische Disparitäten in der Behandlung von Myelom-Knochenschaden: Afroamerikaner erhalten weniger BMAs</w:t>
+        <w:t>Mosunetuzumab-Polatuzumab bei älteren fragilen Patienten mit großzelligem B-Lymphom</w:t>
       </w:r>
     </w:p>
     <w:p>
@@ -146,12 +146,12 @@
           <w:color w:val="666666"/>
           <w:sz w:val="18"/>
         </w:rPr>
-        <w:t>Irimia RM et al.  ·  JCO Oncol Pract  ·  01.10.2026  ·  PMID 42821828</w:t>
+        <w:t>Olszewski AJ et al.  ·  Blood  ·  05.10.2026  ·  PMID 42832423</w:t>
       </w:r>
     </w:p>
     <w:p>
       <w:r>
-        <w:t>Retrospektive Kohortenstudie an 350 neu diagnostizierten Myelompatienten (149 Afroamerikaner, 201 Weiße) zum Vergleich von Knochenereignissen und knochenmodifizierender Therapie im ersten Jahr nach Diagnose.</w:t>
+        <w:t>Offene Phase-I/II-Studie mit 101 älteren/unfitness Patienten mit neu diagnostiziertem diffusem großzelligem B-Lymphom (Medianalter 81 Jahre): Mosunetuzumab plus Polatuzumab vedotin für bis zu 8 Zyklen, bewertet nach geriatrischer Assessmentklassifikation.</w:t>
       </w:r>
     </w:p>
     <w:p>
@@ -162,7 +162,7 @@
         <w:t xml:space="preserve">Ergebnis: </w:t>
       </w:r>
       <w:r>
-        <w:t>Afroamerikaner erhielten im ersten Jahr signifikant weniger knochenmodifizierende Agenzien (BMA): 64% vs. 77% (p=0,013), Mediandosen 5 vs. 7/Jahr (p&lt;0,001). Bei frühen Knochenereignissen (&lt;peridiagnostisch) waren Afroamerikaner weniger wahrscheinlich, ≥4 BMA-Dosen zu erhalten (46% vs. 76%, p&lt;0,001). Kumulatives SRE-Risiko post-peridiagnostisch unterschied sich nicht (16% vs. 21%, p=0,24).</w:t>
+        <w:t>ORR 61,4%, komplette Remission 56,4%. Zwei-Jahres-PFS 52,2%, Zwei-Jahres-OS 62,4% (Median nicht erreicht). Cytokine-Release-Syndrome in 30,6% (überwiegend Grad 1). Infektionsbedingte Mortalität vor allem bei als 'frail' klassifizierten Patienten und während COVID-19-Pandemie.</w:t>
       </w:r>
     </w:p>
     <w:p>
@@ -177,7 +177,7 @@
         <w:rPr>
           <w:sz w:val="19"/>
         </w:rPr>
-        <w:t>USA-Zentren, aber Erkenntnis zu Therapiedisparitäten und Unterbehandlung relevant für deutsche Versorgungsqualität</w:t>
+        <w:t>Internationales Design, deutschsprachiger Co-Autor, vergleichbare Behandlungsstandards</w:t>
       </w:r>
     </w:p>
     <w:p>
@@ -186,7 +186,7 @@
           <w:color w:val="5A7D3A"/>
           <w:sz w:val="18"/>
         </w:rPr>
-        <w:t>https://pubmed.ncbi.nlm.nih.gov/42821828/</w:t>
+        <w:t>https://pubmed.ncbi.nlm.nih.gov/42832423/</w:t>
       </w:r>
     </w:p>
     <w:p>
@@ -194,7 +194,7 @@
         <w:pStyle w:val="Heading2"/>
       </w:pPr>
       <w:r>
-        <w:t>Nivolumab + Ipilimumab + Strahlentherapie in mikrosatellit-stabiler CRC: ORR 10%, aber 25% bei Patienten ohne Lebermetastasen</w:t>
+        <w:t>RVD-lite bewährt sich langfristig bei älteren Multiplem Myelom</w:t>
       </w:r>
     </w:p>
     <w:p>
@@ -204,12 +204,12 @@
           <w:color w:val="666666"/>
           <w:sz w:val="18"/>
         </w:rPr>
-        <w:t>Pappas L et al.  ·  Clin Cancer Res  ·  01.10.2026  ·  PMID 42820689</w:t>
+        <w:t>Gustine JN et al.  ·  Clin Cancer Res  ·  05.10.2026  ·  PMID 42832368</w:t>
       </w:r>
     </w:p>
     <w:p>
       <w:r>
-        <w:t>US-amerikanische Phase-II-Studie zur Kombination von Immune-Checkpoint-Inhibitoren mit nicht-ablativer Strahlentherapie bei refraktärer mikrosatellit-stabiler metastasierter CRC.</w:t>
+        <w:t>Phase-II-Studie mit 50 transplantationsungeeigneten Myelom-Patienten (Medianalter 73 Jahre): modifizierte Intensität von Lenalidomid, Bortezomib, Dexamethason über 9 Induktions- und 6 Konsolidierungszyklen, Mediannachverfolgung 72 Monate.</w:t>
       </w:r>
     </w:p>
     <w:p>
@@ -220,7 +220,7 @@
         <w:t xml:space="preserve">Ergebnis: </w:t>
       </w:r>
       <w:r>
-        <w:t>30 Patienten eingeschlossen: Gesamtansprechrate 10,0%, Krankheitskontrollrate 33,3% (unbestrahlte Läsionen). Bei Patienten ohne aktive Lebermetastasen (n=8) ORR 25%, bei Lebermetastasen (n=22) ORR 4,6%. Mediane PFS 2,4 Monate, mediane OS 12,8 Monate (95% KI 6,8–17,9). Nur 10% Grad-4-Toxizität (Lymphopenie).</w:t>
+        <w:t>ORR 90%, ≥VGPR 66%. Median-PFS 42 Monate (5-Jahres-PFS 40%), Median-OS 76 Monate (5-Jahres-OS 63%). ECOG-Status 2 assoziiert mit schlechterer PFS und OS. Nur 4% Therapieabbau wegen Toxizität, keine behandlungsbedingte Mortalität.</w:t>
       </w:r>
     </w:p>
     <w:p>
@@ -235,7 +235,7 @@
         <w:rPr>
           <w:sz w:val="19"/>
         </w:rPr>
-        <w:t>USA-Zentren, Mechanismus (Strahlentherapie + ICI) auf deutsche Zentren übertragbar</w:t>
+        <w:t>US-akademisches Zentrum, aber Outcome-Daten für deutschsprachige Praxen relevant</w:t>
       </w:r>
     </w:p>
     <w:p>
@@ -244,7 +244,7 @@
           <w:color w:val="5A7D3A"/>
           <w:sz w:val="18"/>
         </w:rPr>
-        <w:t>https://pubmed.ncbi.nlm.nih.gov/42820689/</w:t>
+        <w:t>https://pubmed.ncbi.nlm.nih.gov/42832368/</w:t>
       </w:r>
     </w:p>
     <w:p>
@@ -252,7 +252,7 @@
         <w:pStyle w:val="Heading2"/>
       </w:pPr>
       <w:r>
-        <w:t>TROP2-ADC F0024 in triple-negativer Brustkrebs: ORR 37,9% bei 10 mg/kg, mediane PFS 10,5 Monate</w:t>
+        <w:t>Finanzielle Anreize fördern Rauchstopp bei Lungenkrebsscreening</w:t>
       </w:r>
     </w:p>
     <w:p>
@@ -262,12 +262,12 @@
           <w:color w:val="666666"/>
           <w:sz w:val="18"/>
         </w:rPr>
-        <w:t>Du Y et al.  ·  Eur J Cancer  ·  24.09.2026  ·  PMID 42810148</w:t>
+        <w:t>Hart JL et al.  ·  JAMA  ·  05.10.2026  ·  PMID 42832220</w:t>
       </w:r>
     </w:p>
     <w:p>
       <w:r>
-        <w:t>Phase-I-Studie mit Dosisexpansion eines TROP2-gerichteten Antikörper-Wirkstoff-Konjugats in fortgeschrittenen Tumoren, Fokus triple-negative Brustkrebs (TNBC).</w:t>
+        <w:t>Randomisierte Studie mit 3.220 unterversorgten Rauchern beim Lungenkrebsscreening in USA: vier Strategien verglichen – Standardberatung, plus freie Pharmakotherapie, plus finanzielle Anreize bis 600 USD, plus mobile Health-App.</w:t>
       </w:r>
     </w:p>
     <w:p>
@@ -278,7 +278,7 @@
         <w:t xml:space="preserve">Ergebnis: </w:t>
       </w:r>
       <w:r>
-        <w:t>Bei 10 mg/kg (empfohlene Phase-II-Dosis): ORR 37,9%, mediane PFS 10,5 Monate in TNBC-Kohorte (n=29). Grad-≥3-Nebenwirkungen bei 57,7% (vorwiegend Hämatotoxizität). Dosiseskalation bei 15 mg/kg wegen kumulativer Toxizität gestoppt.</w:t>
+        <w:t>Sustained Abstinenz über 6 Monate: 4,3% (Standardberatung), 5,1% (Pharmaka), 8,8% (Anreize), 7,2% (Anreize+App). Anreize zeigten adjustierte Differenz von +4,6% gegenüber Standard (p&lt;0,001) und +4,1% gegenüber Standard+Pharmaka (p&lt;0,001). Freie Medikation allein war nicht überlegen.</w:t>
       </w:r>
     </w:p>
     <w:p>
@@ -293,7 +293,7 @@
         <w:rPr>
           <w:sz w:val="19"/>
         </w:rPr>
-        <w:t>China, aber Wirkmuster und Sicherheitsprofil für Phase-II-Planung international relevant</w:t>
+        <w:t>USA-System mit anderer Krankenversicherung, aber Befund zu Anreizmechanismen gesundheitssystemübergreifend relevant</w:t>
       </w:r>
     </w:p>
     <w:p>
@@ -302,7 +302,7 @@
           <w:color w:val="5A7D3A"/>
           <w:sz w:val="18"/>
         </w:rPr>
-        <w:t>https://pubmed.ncbi.nlm.nih.gov/42810148/</w:t>
+        <w:t>https://pubmed.ncbi.nlm.nih.gov/42832220/</w:t>
       </w:r>
     </w:p>
     <w:p>
@@ -310,7 +310,7 @@
         <w:pStyle w:val="Heading2"/>
       </w:pPr>
       <w:r>
-        <w:t>Zugang zu klinischen Studien bei Nierenzellkarzinom: Innovation erreicht unterversorgte Gemeinschaften nicht</w:t>
+        <w:t>Sequenzierung von Regorafenib vor Anti-EGFR ist möglich – Studie aber unterbesetzt</w:t>
       </w:r>
     </w:p>
     <w:p>
@@ -320,12 +320,12 @@
           <w:color w:val="666666"/>
           <w:sz w:val="18"/>
         </w:rPr>
-        <w:t>Nandakumar V et al.  ·  JCO Oncol Pract  ·  29.09.2026  ·  PMID 42809806</w:t>
+        <w:t>Abidoye OB et al.  ·  Oncologist  ·  03.10.2026  ·  PMID 42830449</w:t>
       </w:r>
     </w:p>
     <w:p>
       <w:r>
-        <w:t>Qualitative Analyse der Barrieren für den Zugang zu klinischen Studien bei Nierenzellkarzinom in den USA, mit Fokus auf strukturelle und sozioökonomische Ungleichheiten.</w:t>
+        <w:t>Phase-II-Randomisierungsstudie REVERCE II mit 22 Patienten mit RAS/BRAF-WT metastasiertem Kolorektalkarzinom nach Standardchemotherapie: Regorafenib → Anti-EGFR versus Anti-EGFR → Regorafenib sequenziell, primärer Endpunkt Gesamtüberleben.</w:t>
       </w:r>
     </w:p>
     <w:p>
@@ -336,7 +336,7 @@
         <w:t xml:space="preserve">Ergebnis: </w:t>
       </w:r>
       <w:r>
-        <w:t>Identifizierte Schlüsselbarrieren: geografische Distanz, finanzielle Belastung, mangelnde Informationen, Transportprobleme und systeminterne Aufnahmekriterien. Unterrepräsentierte Patienten hatten deutlich niedrigere Teilnahmeraten. Patienten in ländlichen Gegenden und mit niedrigerem Einkommen waren systematisch ausgeschlossen.</w:t>
+        <w:t>Wegen langsamer Rekrutierung vorzeitig geschlossen. Median-OS: Regorafenib-First 21,9 vs. EGFR-First 13,3 Monate (einseitig p=0,114). PFS1 2,5 vs. 5,6 Monate (p=0,998), PFS2 3,7 vs. 2,0 Monate (p=0,086). Regorafenib-First zeigte numerischen OS-Vorteil ohne Signifikanz. Keine wesentlichen Unterschiede in Nebenwirkungen.</w:t>
       </w:r>
     </w:p>
     <w:p>
@@ -351,7 +351,7 @@
         <w:rPr>
           <w:sz w:val="19"/>
         </w:rPr>
-        <w:t>USA-System, aber Erkenntnisse zu Zugangsungleichheiten gelten teilweise für deutsche Versorgungsregionen</w:t>
+        <w:t>USA-amerikanische Studie, unterbesetzt, aber Sequenzierungsfrage für deutsche Praxen relevant</w:t>
       </w:r>
     </w:p>
     <w:p>
@@ -360,7 +360,7 @@
           <w:color w:val="5A7D3A"/>
           <w:sz w:val="18"/>
         </w:rPr>
-        <w:t>https://pubmed.ncbi.nlm.nih.gov/42809806/</w:t>
+        <w:t>https://pubmed.ncbi.nlm.nih.gov/42830449/</w:t>
       </w:r>
     </w:p>
     <w:p>
@@ -368,7 +368,7 @@
         <w:pStyle w:val="Heading2"/>
       </w:pPr>
       <w:r>
-        <w:t>Sentinelbiopsie nach Neoadjuvanz bei lokal fortgeschrittener Brustkrebs: Falsch-negativ-Rate 2,1%</w:t>
+        <w:t>Molekulares Profiling von Schweißdrüsenkarzinomen identifiziert Therapieziele</w:t>
       </w:r>
     </w:p>
     <w:p>
@@ -378,12 +378,12 @@
           <w:color w:val="666666"/>
           <w:sz w:val="18"/>
         </w:rPr>
-        <w:t>Barrio AV et al.  ·  J Clin Oncol  ·  29.09.2026  ·  PMID 42809799</w:t>
+        <w:t>Racz L et al.  ·  Eur J Cancer  ·  16.10.2026  ·  PMID 42762558</w:t>
       </w:r>
     </w:p>
     <w:p>
       <w:r>
-        <w:t>Prospektive US-amerikanische Studie zum Staging der Axilla mittels Sentinelbiopsie nach neoadjuvanter Chemotherapie bei Patientinnen mit lokal fortgeschrittenem Brustkrebs (cT4/cN2-N3).</w:t>
+        <w:t>Narrative Übersicht über genetische Landschaft von über 20 seltenen Schweißdrüsenkarzinom-Entitäten (SGC) mit Fokus auf Mutationslandschaften und therapeutische Angriffspunkte für aggressive Tumoren ohne Therapieoptionen im fortgeschrittenen Stadium.</w:t>
       </w:r>
     </w:p>
     <w:p>
@@ -394,7 +394,7 @@
         <w:t xml:space="preserve">Ergebnis: </w:t>
       </w:r>
       <w:r>
-        <w:t>Von 145 Patienten wurden 87 mit adäquatem Mapping ausgewertet; Sentinelknoten wurden in 74% identifiziert. Falsch-negativ-Rate 2,1% (95% KI 0,1–12,7%), pathologische komplette Response 46%, nur 1 falsch-negativ in 47 Patienten mit Resterkrankung.</w:t>
+        <w:t>SGCs zeigen hohe Mutationslast, UV-induzierte DNA-Schädigungssignaturen, EGFR-Dysregulation, Defekte in Homolog-Rekombinations-Reparatur. Rezidivierende Alterationen in TP53, PIK3CA, CDKN2A/B identifiziert. Fusionsgene teilweise entitätsspezifisch; digital-papilläres Adenokarzinom einziges HPV42-getriebenes SGC. Empfehlung: umfassendes molekulares Profiling + Systemregistern für seltene Krebsarten.</w:t>
       </w:r>
     </w:p>
     <w:p>
@@ -409,7 +409,7 @@
         <w:rPr>
           <w:sz w:val="19"/>
         </w:rPr>
-        <w:t>USA-Zentren, aber Sentinelbiopsie-Standard übertragbar auf deutsche Zentren</w:t>
+        <w:t>Deutsche und europäische Autor:innen, deutschsprachige Zentren einbezogen, gültig für Zertifizierungsanforderungen</w:t>
       </w:r>
     </w:p>
     <w:p>
@@ -418,7 +418,7 @@
           <w:color w:val="5A7D3A"/>
           <w:sz w:val="18"/>
         </w:rPr>
-        <w:t>https://pubmed.ncbi.nlm.nih.gov/42809799/</w:t>
+        <w:t>https://pubmed.ncbi.nlm.nih.gov/42762558/</w:t>
       </w:r>
     </w:p>
     <w:sectPr>

--- a/download/studien-aktuell.docx
+++ b/download/studien-aktuell.docx
@@ -62,7 +62,7 @@
           <w:color w:val="666666"/>
           <w:sz w:val="18"/>
         </w:rPr>
-        <w:t>Stand: 06.10.2026  |  6 Studien  |  onkologie.m-vf.de</w:t>
+        <w:t>Stand: 07.10.2026  |  7 Studien  |  onkologie.m-vf.de</w:t>
       </w:r>
     </w:p>
     <w:p>
@@ -70,7 +70,7 @@
         <w:pStyle w:val="Heading1"/>
       </w:pPr>
       <w:r>
-        <w:t>Aufgenommen am 06.10.2026</w:t>
+        <w:t>Aufgenommen am 07.10.2026</w:t>
       </w:r>
     </w:p>
     <w:p>
@@ -78,7 +78,7 @@
         <w:pStyle w:val="Heading2"/>
       </w:pPr>
       <w:r>
-        <w:t>EGCG reduziert EBV-Reaktivierung bei Nasopharynxkarzinom nicht</w:t>
+        <w:t>Saure Mikroumgebung vermindert CD8-Immunität: Zielstruktur für Immuntherapie-Resistenz bei Magenkrebs</w:t>
       </w:r>
     </w:p>
     <w:p>
@@ -88,12 +88,12 @@
           <w:color w:val="666666"/>
           <w:sz w:val="18"/>
         </w:rPr>
-        <w:t>Tsai HJ et al.  ·  Eur J Cancer  ·  01.10.2026  ·  PMID 42833136</w:t>
+        <w:t>Wang T et al.  ·  Cancer Cell  ·  06.10.2026  ·  PMID 42838052</w:t>
       </w:r>
     </w:p>
     <w:p>
       <w:r>
-        <w:t>Randomisierte Studie bei 353 Patienten mit Nasopharynxkarzinom in Remission: Epigallocatechingallat (EGCG) aus grünem Tee versus Placebo für 3 Jahre zur Verhinderung von EBV-Reaktivierung und Tumorrezidiv.</w:t>
+        <w:t>Einzelzell-Chromatin-Accessibility-Atlas von 650 Proben aus 439 Patienten mit multistep-Magenkrebsentstehung zur Identifikation epigenomischer Subtypen und ihrer Immuntherapie-Sensitivität.</w:t>
       </w:r>
     </w:p>
     <w:p>
@@ -104,7 +104,7 @@
         <w:t xml:space="preserve">Ergebnis: </w:t>
       </w:r>
       <w:r>
-        <w:t>EGCG reduzierte weder die EBV-DNA-Reaktivierungsrate noch die Rezidivrate signifikant. Positive plasma-EBV-DNA war jedoch stark mit hoher Rezidivrate und kürzerer rezidivfreier sowie Gesamtüberlebenszeit assoziiert (alle p&lt;0,05). EBV-DNA eignet sich als Überwachungsmarker.</w:t>
+        <w:t>Drei epigenomische Subtypen: proliferativ und mesenchymal-inflammatorisch sind sensitiv für neoadjuvante Immuntherapie. Ein dritter, pseudo-gastraler Subtyp ist intrinsisch therapieresistent, gekennzeichnet durch FOSL2-getriebene H+/K+-ATPase-Expression und Acidifiez­rung. Inhibition durch FOSL2-Depletion oder Vonoprazan (verfügbarer H+-Blocker) sensibilisiert für Immuntherapie und unterdrückt CD8+ T-Zellen.</w:t>
       </w:r>
     </w:p>
     <w:p>
@@ -119,7 +119,7 @@
         <w:rPr>
           <w:sz w:val="19"/>
         </w:rPr>
-        <w:t>Taiwan-Studie, aber Methodik und Ergebnis sind auf HNO-Zentren übertragbar</w:t>
+        <w:t>China, Mechanismus epigenetisch fundiert; Vonoprazan in Deutschland zugelassen, klinische Translation noch offen.</w:t>
       </w:r>
     </w:p>
     <w:p>
@@ -128,7 +128,7 @@
           <w:color w:val="5A7D3A"/>
           <w:sz w:val="18"/>
         </w:rPr>
-        <w:t>https://pubmed.ncbi.nlm.nih.gov/42833136/</w:t>
+        <w:t>https://pubmed.ncbi.nlm.nih.gov/42838052/</w:t>
       </w:r>
     </w:p>
     <w:p>
@@ -136,7 +136,7 @@
         <w:pStyle w:val="Heading2"/>
       </w:pPr>
       <w:r>
-        <w:t>Mosunetuzumab-Polatuzumab bei älteren fragilen Patienten mit großzelligem B-Lymphom</w:t>
+        <w:t>Glofitamab plus Polatuzumab-R-CHP: 95% Complete-Response-Rate bei DLBCL</w:t>
       </w:r>
     </w:p>
     <w:p>
@@ -146,12 +146,12 @@
           <w:color w:val="666666"/>
           <w:sz w:val="18"/>
         </w:rPr>
-        <w:t>Olszewski AJ et al.  ·  Blood  ·  05.10.2026  ·  PMID 42832423</w:t>
+        <w:t>Crombie JL et al.  ·  Blood  ·  06.10.2026  ·  PMID 42837325</w:t>
       </w:r>
     </w:p>
     <w:p>
       <w:r>
-        <w:t>Offene Phase-I/II-Studie mit 101 älteren/unfitness Patienten mit neu diagnostiziertem diffusem großzelligem B-Lymphom (Medianalter 81 Jahre): Mosunetuzumab plus Polatuzumab vedotin für bis zu 8 Zyklen, bewertet nach geriatrischer Assessmentklassifikation.</w:t>
+        <w:t>Phase-II-Studie zur Kombination des CD3xCD20-Bispecific-Antikörpers Glofitamab mit Polatuzumab und Standardchemotherapie (pola-R-CHP) bei neu diagnostiziertem diffusem großzelligem B-Zell-Lymphom mit IPI ≥2.</w:t>
       </w:r>
     </w:p>
     <w:p>
@@ -162,7 +162,7 @@
         <w:t xml:space="preserve">Ergebnis: </w:t>
       </w:r>
       <w:r>
-        <w:t>ORR 61,4%, komplette Remission 56,4%. Zwei-Jahres-PFS 52,2%, Zwei-Jahres-OS 62,4% (Median nicht erreicht). Cytokine-Release-Syndrome in 30,6% (überwiegend Grad 1). Infektionsbedingte Mortalität vor allem bei als 'frail' klassifizierten Patienten und während COVID-19-Pandemie.</w:t>
+        <w:t>Best Complete-Response-Rate 95% (39/41; 95%-KI 83–99), beide Patienten mit Partialremission konvertierten ohne Intervention. Bei Median-Follow-up 23,9 Monate: 24-Monats-PFS 95% (95%-KI 89–100). Cytokine-Release-Syndrome nur Grad 1 (n=4, 10%), keine Neurotoxizität. Vorläufig belastbare Ansprechraten und Verträglichkeit.</w:t>
       </w:r>
     </w:p>
     <w:p>
@@ -177,7 +177,7 @@
         <w:rPr>
           <w:sz w:val="19"/>
         </w:rPr>
-        <w:t>Internationales Design, deutschsprachiger Co-Autor, vergleichbare Behandlungsstandards</w:t>
+        <w:t>USA, ähnlicher Ressourcenausstattung wie deutsches System; Zulassung noch zu klären.</w:t>
       </w:r>
     </w:p>
     <w:p>
@@ -186,7 +186,7 @@
           <w:color w:val="5A7D3A"/>
           <w:sz w:val="18"/>
         </w:rPr>
-        <w:t>https://pubmed.ncbi.nlm.nih.gov/42832423/</w:t>
+        <w:t>https://pubmed.ncbi.nlm.nih.gov/42837325/</w:t>
       </w:r>
     </w:p>
     <w:p>
@@ -194,7 +194,7 @@
         <w:pStyle w:val="Heading2"/>
       </w:pPr>
       <w:r>
-        <w:t>RVD-lite bewährt sich langfristig bei älteren Multiplem Myelom</w:t>
+        <w:t>Telomerlänge prognostiziert Progression bei CLL unter Venetoclax-Therapie</w:t>
       </w:r>
     </w:p>
     <w:p>
@@ -204,12 +204,12 @@
           <w:color w:val="666666"/>
           <w:sz w:val="18"/>
         </w:rPr>
-        <w:t>Gustine JN et al.  ·  Clin Cancer Res  ·  05.10.2026  ·  PMID 42832368</w:t>
+        <w:t>Jebaraj BMC et al.  ·  Blood  ·  06.10.2026  ·  PMID 42837320</w:t>
       </w:r>
     </w:p>
     <w:p>
       <w:r>
-        <w:t>Phase-II-Studie mit 50 transplantationsungeeigneten Myelom-Patienten (Medianalter 73 Jahre): modifizierte Intensität von Lenalidomid, Bortezomib, Dexamethason über 9 Induktions- und 6 Konsolidierungszyklen, Mediannachverfolgung 72 Monate.</w:t>
+        <w:t>Prospektive Analyse von 917 Patientenproben aus den randomisierten Studien GAIA/CLL13 und CLL2-GIVe zu prognostischer Bedeutung der Telomerlänge unter modernen Targeted Therapies bei chronischer lymphatischer Leukämie.</w:t>
       </w:r>
     </w:p>
     <w:p>
@@ -220,7 +220,7 @@
         <w:t xml:space="preserve">Ergebnis: </w:t>
       </w:r>
       <w:r>
-        <w:t>ORR 90%, ≥VGPR 66%. Median-PFS 42 Monate (5-Jahres-PFS 40%), Median-OS 76 Monate (5-Jahres-OS 63%). ECOG-Status 2 assoziiert mit schlechterer PFS und OS. Nur 4% Therapieabbau wegen Toxizität, keine behandlungsbedingte Mortalität.</w:t>
+        <w:t>Kurze Telomere (Cutoff 4,17 kb) korrelierten mit ungünstigen klinischen und genetischen Merkmalen (alle p&lt;0,01). Sie waren unabhängiger Prognosefaktor für verkürztes progressionsfreies Überleben in allen Behandlungsarmen (p&lt;0,01), in der Chemoimmunotherapie auch für Gesamtüberleben (p=0,024). Unter Venetoclax-basierten Kombinationen: Median-PFS 7 Jahre bei langen Telomeren, deutlich kürzer bei kurzen.</w:t>
       </w:r>
     </w:p>
     <w:p>
@@ -235,7 +235,7 @@
         <w:rPr>
           <w:sz w:val="19"/>
         </w:rPr>
-        <w:t>US-akademisches Zentrum, aber Outcome-Daten für deutschsprachige Praxen relevant</w:t>
+        <w:t>Deutsche und europäische Multizenterstudie, direkt auf deutsches Krebszentrumsetting übertragbar.</w:t>
       </w:r>
     </w:p>
     <w:p>
@@ -244,7 +244,7 @@
           <w:color w:val="5A7D3A"/>
           <w:sz w:val="18"/>
         </w:rPr>
-        <w:t>https://pubmed.ncbi.nlm.nih.gov/42832368/</w:t>
+        <w:t>https://pubmed.ncbi.nlm.nih.gov/42837320/</w:t>
       </w:r>
     </w:p>
     <w:p>
@@ -252,7 +252,7 @@
         <w:pStyle w:val="Heading2"/>
       </w:pPr>
       <w:r>
-        <w:t>Finanzielle Anreize fördern Rauchstopp bei Lungenkrebsscreening</w:t>
+        <w:t>21-Gen-Recurrence-Score bei pN2-3 Brustkrebs: OS-Vorteil durch Chemotherapie</w:t>
       </w:r>
     </w:p>
     <w:p>
@@ -262,12 +262,12 @@
           <w:color w:val="666666"/>
           <w:sz w:val="18"/>
         </w:rPr>
-        <w:t>Hart JL et al.  ·  JAMA  ·  05.10.2026  ·  PMID 42832220</w:t>
+        <w:t>Valenza C et al.  ·  J Natl Cancer Inst  ·  06.10.2026  ·  PMID 42836707</w:t>
       </w:r>
     </w:p>
     <w:p>
       <w:r>
-        <w:t>Randomisierte Studie mit 3.220 unterversorgten Rauchern beim Lungenkrebsscreening in USA: vier Strategien verglichen – Standardberatung, plus freie Pharmakotherapie, plus finanzielle Anreize bis 600 USD, plus mobile Health-App.</w:t>
+        <w:t>Nationale retrospektive Kohortenstudie (USA, NCDB) an 3.110 von 50.229 Patienten mit hormonrezeptorpositivem/HER2-negativem Brustkrebs (pN2-3) und 21-Gen-RS ≤25 zum Nutzen adjuvanter Chemotherapie trotz niedriger genetischer Risikogruppe.</w:t>
       </w:r>
     </w:p>
     <w:p>
@@ -278,7 +278,7 @@
         <w:t xml:space="preserve">Ergebnis: </w:t>
       </w:r>
       <w:r>
-        <w:t>Sustained Abstinenz über 6 Monate: 4,3% (Standardberatung), 5,1% (Pharmaka), 8,8% (Anreize), 7,2% (Anreize+App). Anreize zeigten adjustierte Differenz von +4,6% gegenüber Standard (p&lt;0,001) und +4,1% gegenüber Standard+Pharmaka (p&lt;0,001). Freie Medikation allein war nicht überlegen.</w:t>
+        <w:t>Unter 2.058 getesteten Patienten mit RS ≤25 (Median 15) erhielten 68% Chemotherapie. Bei Median-Follow-up 5,3 Jahre: Adjustierte HR für Gesamtüberleben (Chemotherapie vs. keine) 0,62 (95%-KI 0,48–0,81; p=0,0002). Autoren warnen vor Confounder-by-Indication und fordern RCTs – Ergebnis unter Vorbehalt.</w:t>
       </w:r>
     </w:p>
     <w:p>
@@ -293,7 +293,7 @@
         <w:rPr>
           <w:sz w:val="19"/>
         </w:rPr>
-        <w:t>USA-System mit anderer Krankenversicherung, aber Befund zu Anreizmechanismen gesundheitssystemübergreifend relevant</w:t>
+        <w:t>USA-Klinikdaten, System unterscheidet sich; 21-Gen-Test in Deutschland begrenzt verfügbar.</w:t>
       </w:r>
     </w:p>
     <w:p>
@@ -302,7 +302,7 @@
           <w:color w:val="5A7D3A"/>
           <w:sz w:val="18"/>
         </w:rPr>
-        <w:t>https://pubmed.ncbi.nlm.nih.gov/42832220/</w:t>
+        <w:t>https://pubmed.ncbi.nlm.nih.gov/42836707/</w:t>
       </w:r>
     </w:p>
     <w:p>
@@ -310,7 +310,7 @@
         <w:pStyle w:val="Heading2"/>
       </w:pPr>
       <w:r>
-        <w:t>Sequenzierung von Regorafenib vor Anti-EGFR ist möglich – Studie aber unterbesetzt</w:t>
+        <w:t>Antibody-Drug-Conjugates versus Chemotherapie: unterschiedliche Lebensqualitäts-Profile</w:t>
       </w:r>
     </w:p>
     <w:p>
@@ -320,12 +320,12 @@
           <w:color w:val="666666"/>
           <w:sz w:val="18"/>
         </w:rPr>
-        <w:t>Abidoye OB et al.  ·  Oncologist  ·  03.10.2026  ·  PMID 42830449</w:t>
+        <w:t>Milani M et al.  ·  Oncologist  ·  05.10.2026  ·  PMID 42834440</w:t>
       </w:r>
     </w:p>
     <w:p>
       <w:r>
-        <w:t>Phase-II-Randomisierungsstudie REVERCE II mit 22 Patienten mit RAS/BRAF-WT metastasiertem Kolorektalkarzinom nach Standardchemotherapie: Regorafenib → Anti-EGFR versus Anti-EGFR → Regorafenib sequenziell, primärer Endpunkt Gesamtüberleben.</w:t>
+        <w:t>Prospektive italienische Kohortenstudie (DAMA-Framework) mit elektronischen Patienten-Reported Outcome Measures (ePROMs) bei 122 Patientinnen mit metastasiertem Brustkrebs unter Second-Line-Therapie: 51 ADC vs. 71 konventionelle Chemotherapie, 6-Monats-Follow-up.</w:t>
       </w:r>
     </w:p>
     <w:p>
@@ -336,7 +336,7 @@
         <w:t xml:space="preserve">Ergebnis: </w:t>
       </w:r>
       <w:r>
-        <w:t>Wegen langsamer Rekrutierung vorzeitig geschlossen. Median-OS: Regorafenib-First 21,9 vs. EGFR-First 13,3 Monate (einseitig p=0,114). PFS1 2,5 vs. 5,6 Monate (p=0,998), PFS2 3,7 vs. 2,0 Monate (p=0,086). Regorafenib-First zeigte numerischen OS-Vorteil ohne Signifikanz. Keine wesentlichen Unterschiede in Nebenwirkungen.</w:t>
+        <w:t>ADC-Gruppe: stärkerer Gewichtsverlust bei 3 Monaten (–3,1 vs. –1,2 kg), größerer Rückgang wöchentlicher körperlicher Aktivität (–41 vs. –22 Min./Woche), höhere psychische Belastung und Caregiver-Burden, aber niedrigere Schmerzwerte (3,7 vs. 5,3). Bei 6 Monaten: mehrere Unterschiede attenuiert. Physische Aktivität korrelierte nicht mit Schmerz, Stress oder Angst.</w:t>
       </w:r>
     </w:p>
     <w:p>
@@ -351,7 +351,7 @@
         <w:rPr>
           <w:sz w:val="19"/>
         </w:rPr>
-        <w:t>USA-amerikanische Studie, unterbesetzt, aber Sequenzierungsfrage für deutsche Praxen relevant</w:t>
+        <w:t>Italien, innerhalb Europas übertragbar; ePROM-Ansatz für deutsche Versorgungsforschung relevant.</w:t>
       </w:r>
     </w:p>
     <w:p>
@@ -360,7 +360,7 @@
           <w:color w:val="5A7D3A"/>
           <w:sz w:val="18"/>
         </w:rPr>
-        <w:t>https://pubmed.ncbi.nlm.nih.gov/42830449/</w:t>
+        <w:t>https://pubmed.ncbi.nlm.nih.gov/42834440/</w:t>
       </w:r>
     </w:p>
     <w:p>
@@ -368,7 +368,7 @@
         <w:pStyle w:val="Heading2"/>
       </w:pPr>
       <w:r>
-        <w:t>Molekulares Profiling von Schweißdrüsenkarzinomen identifiziert Therapieziele</w:t>
+        <w:t>Krebsinzidenz bei Kindern, Jugendlichen und jungen Erwachsenen in England 2001–2020</w:t>
       </w:r>
     </w:p>
     <w:p>
@@ -378,12 +378,12 @@
           <w:color w:val="666666"/>
           <w:sz w:val="18"/>
         </w:rPr>
-        <w:t>Racz L et al.  ·  Eur J Cancer  ·  16.10.2026  ·  PMID 42762558</w:t>
+        <w:t>Thompson S et al.  ·  Eur J Cancer  ·  02.10.2026  ·  PMID 42833137</w:t>
       </w:r>
     </w:p>
     <w:p>
       <w:r>
-        <w:t>Narrative Übersicht über genetische Landschaft von über 20 seltenen Schweißdrüsenkarzinom-Entitäten (SGC) mit Fokus auf Mutationslandschaften und therapeutische Angriffspunkte für aggressive Tumoren ohne Therapieoptionen im fortgeschrittenen Stadium.</w:t>
+        <w:t>Nationale Registerstudie aus England (NDRS) zu Trends bei Neudiagnosen von Krebserkrankungen bei Unter-25-Jährigen über 20 Jahre mit Joinpoint-Analyse und Geschlechterstratifizierung.</w:t>
       </w:r>
     </w:p>
     <w:p>
@@ -394,7 +394,7 @@
         <w:t xml:space="preserve">Ergebnis: </w:t>
       </w:r>
       <w:r>
-        <w:t>SGCs zeigen hohe Mutationslast, UV-induzierte DNA-Schädigungssignaturen, EGFR-Dysregulation, Defekte in Homolog-Rekombinations-Reparatur. Rezidivierende Alterationen in TP53, PIK3CA, CDKN2A/B identifiziert. Fusionsgene teilweise entitätsspezifisch; digital-papilläres Adenokarzinom einziges HPV42-getriebenes SGC. Empfehlung: umfassendes molekulares Profiling + Systemregistern für seltene Krebsarten.</w:t>
+        <w:t>Gesamtinzidenz 147 pro Million (0–14 Jahre) und 273 pro Million (15–24 Jahre). Lymphoidale Leukämie und Hirn-/ZNS-Tumoren: 46% der Diagnosen bei Kindern. Bei jungen Erwachsenen: Hodgkin-Lymphom 15%, malignes Melanom 9%, Hodenkrebs 24% der Männer. Kolorektaler Krebs bei 15–24-Jährigen: Anstieg bis 2015, dann APC –37,59% (p&lt;0,001). Schilddrüsenkrebs: kontinuierlicher Anstieg (APC +5,49%, p&lt;0,001). Gebärmutterhalskrebs Rückgang seit 2015 (APC –21,9%, p=0,03).</w:t>
       </w:r>
     </w:p>
     <w:p>
@@ -409,7 +409,7 @@
         <w:rPr>
           <w:sz w:val="19"/>
         </w:rPr>
-        <w:t>Deutsche und europäische Autor:innen, deutschsprachige Zentren einbezogen, gültig für Zertifizierungsanforderungen</w:t>
+        <w:t>England, vergleichbares Versicherungssystem, ähnliche Registerqualität wie Deutschland.</w:t>
       </w:r>
     </w:p>
     <w:p>
@@ -418,7 +418,65 @@
           <w:color w:val="5A7D3A"/>
           <w:sz w:val="18"/>
         </w:rPr>
-        <w:t>https://pubmed.ncbi.nlm.nih.gov/42762558/</w:t>
+        <w:t>https://pubmed.ncbi.nlm.nih.gov/42833137/</w:t>
+      </w:r>
+    </w:p>
+    <w:p>
+      <w:pPr>
+        <w:pStyle w:val="Heading2"/>
+      </w:pPr>
+      <w:r>
+        <w:t>Vaginales Östrogen bei Brust- und Gynäkologie-Krebsüberlebenden: Sicherheit und Wirksamkeit</w:t>
+      </w:r>
+    </w:p>
+    <w:p>
+      <w:r>
+        <w:rPr>
+          <w:i/>
+          <w:color w:val="666666"/>
+          <w:sz w:val="18"/>
+        </w:rPr>
+        <w:t>Burns JB et al.  ·  JCO Oncol Pract  ·  05.10.2026  ·  PMID 42832731</w:t>
+      </w:r>
+    </w:p>
+    <w:p>
+      <w:r>
+        <w:t>Narrative Review zur Sicherheit und Wirksamkeit von Low-Dose-Vaginaloestrogen bei Behandlung von Genitourinary-Syndrome-of-Menopause (GSM) in Patienten mit früherer Brust- oder Gynäkologiakrebserkrankung basierend auf aktueller Literatur und Leitlinien.</w:t>
+      </w:r>
+    </w:p>
+    <w:p>
+      <w:r>
+        <w:rPr>
+          <w:b/>
+        </w:rPr>
+        <w:t xml:space="preserve">Ergebnis: </w:t>
+      </w:r>
+      <w:r>
+        <w:t>Vaginoestrogen zeigt konsistent signifikante Verbesserung von GSM-Symptomen und Lebensqualität. Minimale systemische Absorption bei Low-Dose-Formulierungen (Serum-Estradiol bleibt postmenopausal). Große observationale Studien und Metaanalysen zeigen keinen erhöhten Brustkrebs-Rezidiv- oder Mortalitätsrisiko, auch bei Östrogenrezeptor-positivem Krebs und Tamoxifen-Therapie. Daten für Aromatase-Inhibitor-Patienten limitiert. Sicherheit und Wirksamkeit unterstützt bei Shared Decision-Making; nicht-hormonale Therapie erste Linie, Low-Dose-Vaginaloestrogen effektive Option bei refraktären Symptomen.</w:t>
+      </w:r>
+    </w:p>
+    <w:p>
+      <w:r>
+        <w:rPr>
+          <w:b/>
+          <w:sz w:val="19"/>
+        </w:rPr>
+        <w:t xml:space="preserve">Übertragbarkeit: </w:t>
+      </w:r>
+      <w:r>
+        <w:rPr>
+          <w:sz w:val="19"/>
+        </w:rPr>
+        <w:t>Systematische Literaturübersicht, internationale Evidenz; deutsches Versorgungsprinzip des Shared Decision-Making abgedeckt.</w:t>
+      </w:r>
+    </w:p>
+    <w:p>
+      <w:r>
+        <w:rPr>
+          <w:color w:val="5A7D3A"/>
+          <w:sz w:val="18"/>
+        </w:rPr>
+        <w:t>https://pubmed.ncbi.nlm.nih.gov/42832731/</w:t>
       </w:r>
     </w:p>
     <w:sectPr>

--- a/download/studien-aktuell.docx
+++ b/download/studien-aktuell.docx
@@ -62,7 +62,7 @@
           <w:color w:val="666666"/>
           <w:sz w:val="18"/>
         </w:rPr>
-        <w:t>Stand: 07.10.2026  |  7 Studien  |  onkologie.m-vf.de</w:t>
+        <w:t>Stand: 08.10.2026  |  6 Studien  |  onkologie.m-vf.de</w:t>
       </w:r>
     </w:p>
     <w:p>
@@ -70,7 +70,7 @@
         <w:pStyle w:val="Heading1"/>
       </w:pPr>
       <w:r>
-        <w:t>Aufgenommen am 07.10.2026</w:t>
+        <w:t>Aufgenommen am 08.10.2026</w:t>
       </w:r>
     </w:p>
     <w:p>
@@ -78,7 +78,7 @@
         <w:pStyle w:val="Heading2"/>
       </w:pPr>
       <w:r>
-        <w:t>Saure Mikroumgebung vermindert CD8-Immunität: Zielstruktur für Immuntherapie-Resistenz bei Magenkrebs</w:t>
+        <w:t>ctDNA-Dynamik nach Resektion bestimmt Therapie-Strategien beim Kolorektalkarzinom</w:t>
       </w:r>
     </w:p>
     <w:p>
@@ -88,12 +88,12 @@
           <w:color w:val="666666"/>
           <w:sz w:val="18"/>
         </w:rPr>
-        <w:t>Wang T et al.  ·  Cancer Cell  ·  06.10.2026  ·  PMID 42838052</w:t>
+        <w:t>Nakamura Y et al.  ·  Ann Oncol  ·  07.10.2026  ·  PMID 42843562</w:t>
       </w:r>
     </w:p>
     <w:p>
       <w:r>
-        <w:t>Einzelzell-Chromatin-Accessibility-Atlas von 650 Proben aus 439 Patienten mit multistep-Magenkrebsentstehung zur Identifikation epigenomischer Subtypen und ihrer Immuntherapie-Sensitivität.</w:t>
+        <w:t>Prospektive Biomarker-Studie (CIRCULATE-Japan) zur postoperativen zirkulären Tumor-DNA-Dynamik und Eligibilität für MRD-gesteuerte Therapie bei Kolorektalkarzinom; insgesamt 402 Patienten eingeschlossen.</w:t>
       </w:r>
     </w:p>
     <w:p>
@@ -104,7 +104,7 @@
         <w:t xml:space="preserve">Ergebnis: </w:t>
       </w:r>
       <w:r>
-        <w:t>Drei epigenomische Subtypen: proliferativ und mesenchymal-inflammatorisch sind sensitiv für neoadjuvante Immuntherapie. Ein dritter, pseudo-gastraler Subtyp ist intrinsisch therapieresistent, gekennzeichnet durch FOSL2-getriebene H+/K+-ATPase-Expression und Acidifiez­rung. Inhibition durch FOSL2-Depletion oder Vonoprazan (verfügbarer H+-Blocker) sensibilisiert für Immuntherapie und unterdrückt CD8+ T-Zellen.</w:t>
+        <w:t>Postoperative ctDNA-Muster bei 402 Patienten erfasst; Details zu ctDNA-Clearance, Persistenz und Zusammenhang mit TOMR-Eligibilität für adaptive Therapiesteuerung angekündigt. Studie abgeschlossen mit vollständigem Datensatz; Primäranalyse präsentiert mit Fokus auf MRD-gelenkte Behandlungsansätze.</w:t>
       </w:r>
     </w:p>
     <w:p>
@@ -119,7 +119,7 @@
         <w:rPr>
           <w:sz w:val="19"/>
         </w:rPr>
-        <w:t>China, Mechanismus epigenetisch fundiert; Vonoprazan in Deutschland zugelassen, klinische Translation noch offen.</w:t>
+        <w:t>Japan, Gesundheitssystem mit ähnlichen Dokumentations- und Qualitätsstandards wie Deutschland</w:t>
       </w:r>
     </w:p>
     <w:p>
@@ -128,7 +128,7 @@
           <w:color w:val="5A7D3A"/>
           <w:sz w:val="18"/>
         </w:rPr>
-        <w:t>https://pubmed.ncbi.nlm.nih.gov/42838052/</w:t>
+        <w:t>https://pubmed.ncbi.nlm.nih.gov/42843562/</w:t>
       </w:r>
     </w:p>
     <w:p>
@@ -136,7 +136,7 @@
         <w:pStyle w:val="Heading2"/>
       </w:pPr>
       <w:r>
-        <w:t>Glofitamab plus Polatuzumab-R-CHP: 95% Complete-Response-Rate bei DLBCL</w:t>
+        <w:t>Neoadjuvantes Niraparib ermöglicht R0-Resektion bei HRD-positivem Ovarialkarzinom</w:t>
       </w:r>
     </w:p>
     <w:p>
@@ -146,12 +146,12 @@
           <w:color w:val="666666"/>
           <w:sz w:val="18"/>
         </w:rPr>
-        <w:t>Crombie JL et al.  ·  Blood  ·  06.10.2026  ·  PMID 42837325</w:t>
+        <w:t>Liu D et al.  ·  Lancet Oncol  ·  07.10.2026  ·  PMID 42843394</w:t>
       </w:r>
     </w:p>
     <w:p>
       <w:r>
-        <w:t>Phase-II-Studie zur Kombination des CD3xCD20-Bispecific-Antikörpers Glofitamab mit Polatuzumab und Standardchemotherapie (pola-R-CHP) bei neu diagnostiziertem diffusem großzelligem B-Zell-Lymphom mit IPI ≥2.</w:t>
+        <w:t>Phase-2-Studie zu Niraparib-Monotherapie ohne Chemotherapie bei HRD-positiven, initial inoperablen Ovarialkarzinom-Patientinnen mit hohem chirurgischem Risiko.</w:t>
       </w:r>
     </w:p>
     <w:p>
@@ -162,7 +162,7 @@
         <w:t xml:space="preserve">Ergebnis: </w:t>
       </w:r>
       <w:r>
-        <w:t>Best Complete-Response-Rate 95% (39/41; 95%-KI 83–99), beide Patienten mit Partialremission konvertierten ohne Intervention. Bei Median-Follow-up 23,9 Monate: 24-Monats-PFS 95% (95%-KI 89–100). Cytokine-Release-Syndrome nur Grad 1 (n=4, 10%), keine Neurotoxizität. Vorläufig belastbare Ansprechraten und Verträglichkeit.</w:t>
+        <w:t>Unter 67 Patientinnen: objektive Ansprechrate 63% (95%-KI 47–76), R0-Resektionsrate 80% (95%-KI 64–91). Häufigste Grad-3/4-Nebenwirkungen waren Thrombozytopenie (48%), Leukopenie (19%), Anämie (18%); 28% hatten ernsthafte Nebenwirkungen, keine Todesfälle durch Behandlung. Strategie bleibt investigativ und benötigt randomisierte Validierung gegen Standard-Chemotherapie.</w:t>
       </w:r>
     </w:p>
     <w:p>
@@ -177,7 +177,7 @@
         <w:rPr>
           <w:sz w:val="19"/>
         </w:rPr>
-        <w:t>USA, ähnlicher Ressourcenausstattung wie deutsches System; Zulassung noch zu klären.</w:t>
+        <w:t>China, ähnliche Dokumentationsstandards; Datenschnitt mit 37,7 Monaten Follow-up verfügbar</w:t>
       </w:r>
     </w:p>
     <w:p>
@@ -186,7 +186,7 @@
           <w:color w:val="5A7D3A"/>
           <w:sz w:val="18"/>
         </w:rPr>
-        <w:t>https://pubmed.ncbi.nlm.nih.gov/42837325/</w:t>
+        <w:t>https://pubmed.ncbi.nlm.nih.gov/42843394/</w:t>
       </w:r>
     </w:p>
     <w:p>
@@ -194,7 +194,7 @@
         <w:pStyle w:val="Heading2"/>
       </w:pPr>
       <w:r>
-        <w:t>Telomerlänge prognostiziert Progression bei CLL unter Venetoclax-Therapie</w:t>
+        <w:t>Exom-Sequenzierung identifiziert erbliche Krebsrisiken bei Kindern mit Hochrisiko-Tumoren</w:t>
       </w:r>
     </w:p>
     <w:p>
@@ -204,12 +204,12 @@
           <w:color w:val="666666"/>
           <w:sz w:val="18"/>
         </w:rPr>
-        <w:t>Jebaraj BMC et al.  ·  Blood  ·  06.10.2026  ·  PMID 42837320</w:t>
+        <w:t>Adamde Beaumais T et al.  ·  Eur J Cancer  ·  04.10.2026  ·  PMID 42843210</w:t>
       </w:r>
     </w:p>
     <w:p>
       <w:r>
-        <w:t>Prospektive Analyse von 917 Patientenproben aus den randomisierten Studien GAIA/CLL13 und CLL2-GIVe zu prognostischer Bedeutung der Telomerlänge unter modernen Targeted Therapies bei chronischer lymphatischer Leukämie.</w:t>
+        <w:t>Systematische Keimbahnanalyse aus therapeutischem Profiling (MAPPYACTS-Studie) bei 674 Kindern mit rezidivierenden/refraktären Malignomen zur Identifikation actionabler genetischer Befunde.</w:t>
       </w:r>
     </w:p>
     <w:p>
@@ -220,7 +220,7 @@
         <w:t xml:space="preserve">Ergebnis: </w:t>
       </w:r>
       <w:r>
-        <w:t>Kurze Telomere (Cutoff 4,17 kb) korrelierten mit ungünstigen klinischen und genetischen Merkmalen (alle p&lt;0,01). Sie waren unabhängiger Prognosefaktor für verkürztes progressionsfreies Überleben in allen Behandlungsarmen (p&lt;0,01), in der Chemoimmunotherapie auch für Gesamtüberleben (p=0,024). Unter Venetoclax-basierten Kombinationen: Median-PFS 7 Jahre bei langen Telomeren, deutlich kürzer bei kurzen.</w:t>
+        <w:t>19,3% der Patienten (130/674) trugen pathogene/wahrscheinlich pathogene Varianten in 53 Krebs-Prädispositionsgenen; 8,6% (58) benötigten genetische Beratung. Häufigste Gene: TP53 (n=17), DICER1 (n=5), BRCA1 (n=4). 35% der Befunde waren nicht vorher bekannt. Zusätzlich 10 Patienten (1,5%) mit actionablen Varianten in Nicht-Krebs-Genen (Kardiomyopathien, familiäre Hyperholesterinämie). 98,6% der Familien stimmten Offenlegung zu.</w:t>
       </w:r>
     </w:p>
     <w:p>
@@ -235,7 +235,7 @@
         <w:rPr>
           <w:sz w:val="19"/>
         </w:rPr>
-        <w:t>Deutsche und europäische Multizenterstudie, direkt auf deutsches Krebszentrumsetting übertragbar.</w:t>
+        <w:t>Frankreich; multidisziplinärer Rahmen übertragbar auf deutsche Zentren mit genetischer Beratung</w:t>
       </w:r>
     </w:p>
     <w:p>
@@ -244,7 +244,7 @@
           <w:color w:val="5A7D3A"/>
           <w:sz w:val="18"/>
         </w:rPr>
-        <w:t>https://pubmed.ncbi.nlm.nih.gov/42837320/</w:t>
+        <w:t>https://pubmed.ncbi.nlm.nih.gov/42843210/</w:t>
       </w:r>
     </w:p>
     <w:p>
@@ -252,7 +252,7 @@
         <w:pStyle w:val="Heading2"/>
       </w:pPr>
       <w:r>
-        <w:t>21-Gen-Recurrence-Score bei pN2-3 Brustkrebs: OS-Vorteil durch Chemotherapie</w:t>
+        <w:t>Screening-Intervalle für Mundhöhlenkrebs können auf zehn Jahre verlängert werden</w:t>
       </w:r>
     </w:p>
     <w:p>
@@ -262,12 +262,12 @@
           <w:color w:val="666666"/>
           <w:sz w:val="18"/>
         </w:rPr>
-        <w:t>Valenza C et al.  ·  J Natl Cancer Inst  ·  06.10.2026  ·  PMID 42836707</w:t>
+        <w:t>Cheung LC et al.  ·  J Natl Cancer Inst  ·  07.10.2026  ·  PMID 42842394</w:t>
       </w:r>
     </w:p>
     <w:p>
       <w:r>
-        <w:t>Nationale retrospektive Kohortenstudie (USA, NCDB) an 3.110 von 50.229 Patienten mit hormonrezeptorpositivem/HER2-negativem Brustkrebs (pN2-3) und 21-Gen-RS ≤25 zum Nutzen adjuvanter Chemotherapie trotz niedriger genetischer Risikogruppe.</w:t>
+        <w:t>Langzeitbeobachtung von 41.225 Kau- und Raucher aus der Kerala Oral Cancer Screening Trial (1996–2010): Analyse von Screening-Sensitivität, prädiktiven Werten und natürlicher Krankheitsgeschichte über multistate-Modelle.</w:t>
       </w:r>
     </w:p>
     <w:p>
@@ -278,7 +278,7 @@
         <w:t xml:space="preserve">Ergebnis: </w:t>
       </w:r>
       <w:r>
-        <w:t>Unter 2.058 getesteten Patienten mit RS ≤25 (Median 15) erhielten 68% Chemotherapie. Bei Median-Follow-up 5,3 Jahre: Adjustierte HR für Gesamtüberleben (Chemotherapie vs. keine) 0,62 (95%-KI 0,48–0,81; p=0,0002). Autoren warnen vor Confounder-by-Indication und fordern RCTs – Ergebnis unter Vorbehalt.</w:t>
+        <w:t>Visuelles Screening über zwei aufeinanderfolgende Untersuchungen (Median 3,5 Jahre Abstand): Sensitivität 89,2%, positiv-prädiktiver Wert 1,55%, negativer Vorhersagewert 99,96% für prävalente Krebsfälle. Wiederholte Screening-Negative hatten 32-fach niedrigeres Krebsrisiko über 11 Jahre. Mittlere Dauer von Früh- zu Spätstadium: 2,7 Jahre. Mittlere Verweilzeit in Präkanzerose: 19,3 Jahre.</w:t>
       </w:r>
     </w:p>
     <w:p>
@@ -293,7 +293,7 @@
         <w:rPr>
           <w:sz w:val="19"/>
         </w:rPr>
-        <w:t>USA-Klinikdaten, System unterscheidet sich; 21-Gen-Test in Deutschland begrenzt verfügbar.</w:t>
+        <w:t>Indien, hohe Prävalenz von Kau- und Rauchtabak; Screening-Algorithmus prinzipiell auf europäische Risikopopulationen übertragbar</w:t>
       </w:r>
     </w:p>
     <w:p>
@@ -302,7 +302,7 @@
           <w:color w:val="5A7D3A"/>
           <w:sz w:val="18"/>
         </w:rPr>
-        <w:t>https://pubmed.ncbi.nlm.nih.gov/42836707/</w:t>
+        <w:t>https://pubmed.ncbi.nlm.nih.gov/42842394/</w:t>
       </w:r>
     </w:p>
     <w:p>
@@ -310,7 +310,7 @@
         <w:pStyle w:val="Heading2"/>
       </w:pPr>
       <w:r>
-        <w:t>Antibody-Drug-Conjugates versus Chemotherapie: unterschiedliche Lebensqualitäts-Profile</w:t>
+        <w:t>Daratumumab plus Lenalidomid/Dexamethason verlängert Überleben bei nicht transplantierbarem Myelom</w:t>
       </w:r>
     </w:p>
     <w:p>
@@ -320,12 +320,12 @@
           <w:color w:val="666666"/>
           <w:sz w:val="18"/>
         </w:rPr>
-        <w:t>Milani M et al.  ·  Oncologist  ·  05.10.2026  ·  PMID 42834440</w:t>
+        <w:t>Facon T et al.  ·  Leukemia  ·  06.10.2026  ·  PMID 42839070</w:t>
       </w:r>
     </w:p>
     <w:p>
       <w:r>
-        <w:t>Prospektive italienische Kohortenstudie (DAMA-Framework) mit elektronischen Patienten-Reported Outcome Measures (ePROMs) bei 122 Patientinnen mit metastasiertem Brustkrebs unter Second-Line-Therapie: 51 ADC vs. 71 konventionelle Chemotherapie, 6-Monats-Follow-up.</w:t>
+        <w:t>Subgruppenanalyse der MAIA-Studie nach Frailty-Status bei älteren Patienten mit neu diagnostiziertem multiplem Myelom, die nicht für Stammzelltransplantation geeignet sind.</w:t>
       </w:r>
     </w:p>
     <w:p>
@@ -336,7 +336,7 @@
         <w:t xml:space="preserve">Ergebnis: </w:t>
       </w:r>
       <w:r>
-        <w:t>ADC-Gruppe: stärkerer Gewichtsverlust bei 3 Monaten (–3,1 vs. –1,2 kg), größerer Rückgang wöchentlicher körperlicher Aktivität (–41 vs. –22 Min./Woche), höhere psychische Belastung und Caregiver-Burden, aber niedrigere Schmerzwerte (3,7 vs. 5,3). Bei 6 Monaten: mehrere Unterschiede attenuiert. Physische Aktivität korrelierte nicht mit Schmerz, Stress oder Angst.</w:t>
+        <w:t>Bei nicht-frailen Patienten war das Gesamtüberleben unter D-Rd signifikant besser (Median nicht erreicht vs. 69,8 Monate; HR 0,53; 95%-KI 0,37–0,76; p=0,0004); bei frailen Patienten zeigte sich ein Trend ohne Signifikanz (HR 0,79; p=0,1128). Komplette Remissionsraten und MRD-Negativität waren über alle Frailty-Gruppen hinweg verbessert; längere Therapiedauer unter D-Rd deutete auf bessere Verträglichkeit hin.</w:t>
       </w:r>
     </w:p>
     <w:p>
@@ -351,7 +351,7 @@
         <w:rPr>
           <w:sz w:val="19"/>
         </w:rPr>
-        <w:t>Italien, innerhalb Europas übertragbar; ePROM-Ansatz für deutsche Versorgungsforschung relevant.</w:t>
+        <w:t>Europäische und kanadische Kliniken; direkter Bezug zu deutschen Behandlungsstandards beim älteren Myelom-Patient</w:t>
       </w:r>
     </w:p>
     <w:p>
@@ -360,7 +360,7 @@
           <w:color w:val="5A7D3A"/>
           <w:sz w:val="18"/>
         </w:rPr>
-        <w:t>https://pubmed.ncbi.nlm.nih.gov/42834440/</w:t>
+        <w:t>https://pubmed.ncbi.nlm.nih.gov/42839070/</w:t>
       </w:r>
     </w:p>
     <w:p>
@@ -368,7 +368,7 @@
         <w:pStyle w:val="Heading2"/>
       </w:pPr>
       <w:r>
-        <w:t>Krebsinzidenz bei Kindern, Jugendlichen und jungen Erwachsenen in England 2001–2020</w:t>
+        <w:t>Blinatumomab-Kombination verbessert Überleben bei BCR::ABL1-negativer adulter ALL in Hochrisiko-Subtypen</w:t>
       </w:r>
     </w:p>
     <w:p>
@@ -378,12 +378,12 @@
           <w:color w:val="666666"/>
           <w:sz w:val="18"/>
         </w:rPr>
-        <w:t>Thompson S et al.  ·  Eur J Cancer  ·  02.10.2026  ·  PMID 42833137</w:t>
+        <w:t>Zhong X et al.  ·  Blood  ·  05.10.2026  ·  PMID 42832396</w:t>
       </w:r>
     </w:p>
     <w:p>
       <w:r>
-        <w:t>Nationale Registerstudie aus England (NDRS) zu Trends bei Neudiagnosen von Krebserkrankungen bei Unter-25-Jährigen über 20 Jahre mit Joinpoint-Analyse und Geschlechterstratifizierung.</w:t>
+        <w:t>Genomische Charakterisierung von 569 Patienten der ECOG-ACRIN E1910-Studie zu Blinatumomab plus Chemotherapie bei BCR::ABL1-negativer B-ALL; Analyse von 23 Molekularsubtypen und Treibergenen.</w:t>
       </w:r>
     </w:p>
     <w:p>
@@ -394,7 +394,7 @@
         <w:t xml:space="preserve">Ergebnis: </w:t>
       </w:r>
       <w:r>
-        <w:t>Gesamtinzidenz 147 pro Million (0–14 Jahre) und 273 pro Million (15–24 Jahre). Lymphoidale Leukämie und Hirn-/ZNS-Tumoren: 46% der Diagnosen bei Kindern. Bei jungen Erwachsenen: Hodgkin-Lymphom 15%, malignes Melanom 9%, Hodenkrebs 24% der Männer. Kolorektaler Krebs bei 15–24-Jährigen: Anstieg bis 2015, dann APC –37,59% (p&lt;0,001). Schilddrüsenkrebs: kontinuierlicher Anstieg (APC +5,49%, p&lt;0,001). Gebärmutterhalskrebs Rückgang seit 2015 (APC –21,9%, p=0,03).</w:t>
+        <w:t>Blinatumomab-Addition führte zu verbessertem rezidivfreiem und Gesamtüberleben bei hyperdiploidem, PAX5alt, PAX5 P80R, BCR::ABL1-ähnlichem JAK-STAT und KMT2A-R-Subtyp. TP53-Alterationen oder CHIP-assoziierte Mutationen (insgesamt 15,3% bzw. 9,8%) waren mit älterem Diagnose-Alter und schlechterem Ergebnis assoziiert. Analysen für einzelne Subtypen kleinerer Fallzahlen; Bestätigung erforderlich.</w:t>
       </w:r>
     </w:p>
     <w:p>
@@ -409,7 +409,7 @@
         <w:rPr>
           <w:sz w:val="19"/>
         </w:rPr>
-        <w:t>England, vergleichbares Versicherungssystem, ähnliche Registerqualität wie Deutschland.</w:t>
+        <w:t>USA; genomische Klassifikation und Therapiestrategie prinzipiell auf deutsche ALL-Zentren übertragbar</w:t>
       </w:r>
     </w:p>
     <w:p>
@@ -418,65 +418,7 @@
           <w:color w:val="5A7D3A"/>
           <w:sz w:val="18"/>
         </w:rPr>
-        <w:t>https://pubmed.ncbi.nlm.nih.gov/42833137/</w:t>
-      </w:r>
-    </w:p>
-    <w:p>
-      <w:pPr>
-        <w:pStyle w:val="Heading2"/>
-      </w:pPr>
-      <w:r>
-        <w:t>Vaginales Östrogen bei Brust- und Gynäkologie-Krebsüberlebenden: Sicherheit und Wirksamkeit</w:t>
-      </w:r>
-    </w:p>
-    <w:p>
-      <w:r>
-        <w:rPr>
-          <w:i/>
-          <w:color w:val="666666"/>
-          <w:sz w:val="18"/>
-        </w:rPr>
-        <w:t>Burns JB et al.  ·  JCO Oncol Pract  ·  05.10.2026  ·  PMID 42832731</w:t>
-      </w:r>
-    </w:p>
-    <w:p>
-      <w:r>
-        <w:t>Narrative Review zur Sicherheit und Wirksamkeit von Low-Dose-Vaginaloestrogen bei Behandlung von Genitourinary-Syndrome-of-Menopause (GSM) in Patienten mit früherer Brust- oder Gynäkologiakrebserkrankung basierend auf aktueller Literatur und Leitlinien.</w:t>
-      </w:r>
-    </w:p>
-    <w:p>
-      <w:r>
-        <w:rPr>
-          <w:b/>
-        </w:rPr>
-        <w:t xml:space="preserve">Ergebnis: </w:t>
-      </w:r>
-      <w:r>
-        <w:t>Vaginoestrogen zeigt konsistent signifikante Verbesserung von GSM-Symptomen und Lebensqualität. Minimale systemische Absorption bei Low-Dose-Formulierungen (Serum-Estradiol bleibt postmenopausal). Große observationale Studien und Metaanalysen zeigen keinen erhöhten Brustkrebs-Rezidiv- oder Mortalitätsrisiko, auch bei Östrogenrezeptor-positivem Krebs und Tamoxifen-Therapie. Daten für Aromatase-Inhibitor-Patienten limitiert. Sicherheit und Wirksamkeit unterstützt bei Shared Decision-Making; nicht-hormonale Therapie erste Linie, Low-Dose-Vaginaloestrogen effektive Option bei refraktären Symptomen.</w:t>
-      </w:r>
-    </w:p>
-    <w:p>
-      <w:r>
-        <w:rPr>
-          <w:b/>
-          <w:sz w:val="19"/>
-        </w:rPr>
-        <w:t xml:space="preserve">Übertragbarkeit: </w:t>
-      </w:r>
-      <w:r>
-        <w:rPr>
-          <w:sz w:val="19"/>
-        </w:rPr>
-        <w:t>Systematische Literaturübersicht, internationale Evidenz; deutsches Versorgungsprinzip des Shared Decision-Making abgedeckt.</w:t>
-      </w:r>
-    </w:p>
-    <w:p>
-      <w:r>
-        <w:rPr>
-          <w:color w:val="5A7D3A"/>
-          <w:sz w:val="18"/>
-        </w:rPr>
-        <w:t>https://pubmed.ncbi.nlm.nih.gov/42832731/</w:t>
+        <w:t>https://pubmed.ncbi.nlm.nih.gov/42832396/</w:t>
       </w:r>
     </w:p>
     <w:sectPr>

--- a/download/studien-aktuell.docx
+++ b/download/studien-aktuell.docx
@@ -62,7 +62,7 @@
           <w:color w:val="666666"/>
           <w:sz w:val="18"/>
         </w:rPr>
-        <w:t>Stand: 08.10.2026  |  6 Studien  |  onkologie.m-vf.de</w:t>
+        <w:t>Stand: 09.10.2026  |  6 Studien  |  onkologie.m-vf.de</w:t>
       </w:r>
     </w:p>
     <w:p>
@@ -70,7 +70,7 @@
         <w:pStyle w:val="Heading1"/>
       </w:pPr>
       <w:r>
-        <w:t>Aufgenommen am 08.10.2026</w:t>
+        <w:t>Aufgenommen am 09.10.2026</w:t>
       </w:r>
     </w:p>
     <w:p>
@@ -78,7 +78,7 @@
         <w:pStyle w:val="Heading2"/>
       </w:pPr>
       <w:r>
-        <w:t>ctDNA-Dynamik nach Resektion bestimmt Therapie-Strategien beim Kolorektalkarzinom</w:t>
+        <w:t>Sozioökonomischer Status und Kognition nach Kinderhirntumor: schwedische Kohortenstudie</w:t>
       </w:r>
     </w:p>
     <w:p>
@@ -88,12 +88,12 @@
           <w:color w:val="666666"/>
           <w:sz w:val="18"/>
         </w:rPr>
-        <w:t>Nakamura Y et al.  ·  Ann Oncol  ·  07.10.2026  ·  PMID 42843562</w:t>
+        <w:t>Beamish J et al.  ·  Neuro Oncol  ·  08.10.2026  ·  PMID 42848686</w:t>
       </w:r>
     </w:p>
     <w:p>
       <w:r>
-        <w:t>Prospektive Biomarker-Studie (CIRCULATE-Japan) zur postoperativen zirkulären Tumor-DNA-Dynamik und Eligibilität für MRD-gesteuerte Therapie bei Kolorektalkarzinom; insgesamt 402 Patienten eingeschlossen.</w:t>
+        <w:t>Bevölkerungsbasierte Registry-Studie mit 461 schwedischen Kindern (Diagnose 2008-2023) zu Zusammenhang zwischen Sozioökonomischem Status (Elternbildung, Einkommen, Beruf) und neurokognitiven Ergebnissen bis 5 Jahre post-diagnose.</w:t>
       </w:r>
     </w:p>
     <w:p>
@@ -104,7 +104,7 @@
         <w:t xml:space="preserve">Ergebnis: </w:t>
       </w:r>
       <w:r>
-        <w:t>Postoperative ctDNA-Muster bei 402 Patienten erfasst; Details zu ctDNA-Clearance, Persistenz und Zusammenhang mit TOMR-Eligibilität für adaptive Therapiesteuerung angekündigt. Studie abgeschlossen mit vollständigem Datensatz; Primäranalyse präsentiert mit Fokus auf MRD-gelenkte Behandlungsansätze.</w:t>
+        <w:t>Höherer SES assoziiert mit besseren z-Scores bei Verarbeitungsgeschwindigkeit (+0,23), Arbeitsgedächtnis (+0,25), nonverbalem Reasoning (+0,29) und Gesamtkognition (+0,42). Längere Zeit seit Diagnose mit Rückgang Verarbeitungsgeschwindigkeit und verbalem Reasoning. Keine Interaktion zwischen SES und Abnahmeraten, was auf reduzierte kognitive Reserve statt erhöhte Treatment-Toxizität hinweist.</w:t>
       </w:r>
     </w:p>
     <w:p>
@@ -119,7 +119,7 @@
         <w:rPr>
           <w:sz w:val="19"/>
         </w:rPr>
-        <w:t>Japan, Gesundheitssystem mit ähnlichen Dokumentations- und Qualitätsstandards wie Deutschland</w:t>
+        <w:t>Schwedisches universales Gesundheitssystem, vergleichbar mit deutschem System und Survivalship-Dateninfrastruktur.</w:t>
       </w:r>
     </w:p>
     <w:p>
@@ -128,7 +128,7 @@
           <w:color w:val="5A7D3A"/>
           <w:sz w:val="18"/>
         </w:rPr>
-        <w:t>https://pubmed.ncbi.nlm.nih.gov/42843562/</w:t>
+        <w:t>https://pubmed.ncbi.nlm.nih.gov/42848686/</w:t>
       </w:r>
     </w:p>
     <w:p>
@@ -136,7 +136,7 @@
         <w:pStyle w:val="Heading2"/>
       </w:pPr>
       <w:r>
-        <w:t>Neoadjuvantes Niraparib ermöglicht R0-Resektion bei HRD-positivem Ovarialkarzinom</w:t>
+        <w:t>Brain-Metastasis-Risikokalkulator für frühen Brustkrebs validiert</w:t>
       </w:r>
     </w:p>
     <w:p>
@@ -146,12 +146,12 @@
           <w:color w:val="666666"/>
           <w:sz w:val="18"/>
         </w:rPr>
-        <w:t>Liu D et al.  ·  Lancet Oncol  ·  07.10.2026  ·  PMID 42843394</w:t>
+        <w:t>Raghavendra AS et al.  ·  J Natl Cancer Inst  ·  08.10.2026  ·  PMID 42848614</w:t>
       </w:r>
     </w:p>
     <w:p>
       <w:r>
-        <w:t>Phase-2-Studie zu Niraparib-Monotherapie ohne Chemotherapie bei HRD-positiven, initial inoperablen Ovarialkarzinom-Patientinnen mit hohem chirurgischem Risiko.</w:t>
+        <w:t>Entwicklung und Validierung eines klinischen Vorhersagemodells (BrMR) für Hirnmetastasen-Risiko bei Stadium-I-III-Brustkrebs basierend auf 40.282 Trainings- und 1.644 Validierungspatienten.</w:t>
       </w:r>
     </w:p>
     <w:p>
@@ -162,7 +162,7 @@
         <w:t xml:space="preserve">Ergebnis: </w:t>
       </w:r>
       <w:r>
-        <w:t>Unter 67 Patientinnen: objektive Ansprechrate 63% (95%-KI 47–76), R0-Resektionsrate 80% (95%-KI 64–91). Häufigste Grad-3/4-Nebenwirkungen waren Thrombozytopenie (48%), Leukopenie (19%), Anämie (18%); 28% hatten ernsthafte Nebenwirkungen, keine Todesfälle durch Behandlung. Strategie bleibt investigativ und benötigt randomisierte Validierung gegen Standard-Chemotherapie.</w:t>
+        <w:t>C-Index 0,79 (Training), 0,76 (Validierung); AUROC 0,81/0,79/0,76/0,75 nach 4/6/8/10 Jahren. HER2-Positivität, hohes Ki-67, inflammatorischer Typ und höherer T/N-Status erhöhten Risiko; ER/PR-Positivität, höheres Alter und endokrine Therapie senkten es.</w:t>
       </w:r>
     </w:p>
     <w:p>
@@ -177,7 +177,7 @@
         <w:rPr>
           <w:sz w:val="19"/>
         </w:rPr>
-        <w:t>China, ähnliche Dokumentationsstandards; Datenschnitt mit 37,7 Monaten Follow-up verfügbar</w:t>
+        <w:t>Validiert in Belgien (Institut Jules Bordet), Datengrundlage für deutsches System adaptierbar.</w:t>
       </w:r>
     </w:p>
     <w:p>
@@ -186,7 +186,7 @@
           <w:color w:val="5A7D3A"/>
           <w:sz w:val="18"/>
         </w:rPr>
-        <w:t>https://pubmed.ncbi.nlm.nih.gov/42843394/</w:t>
+        <w:t>https://pubmed.ncbi.nlm.nih.gov/42848614/</w:t>
       </w:r>
     </w:p>
     <w:p>
@@ -194,7 +194,7 @@
         <w:pStyle w:val="Heading2"/>
       </w:pPr>
       <w:r>
-        <w:t>Exom-Sequenzierung identifiziert erbliche Krebsrisiken bei Kindern mit Hochrisiko-Tumoren</w:t>
+        <w:t>Preinvasive regulatorische T-Zellen bei Lungenkrebsentstehung: Interventionsziel</w:t>
       </w:r>
     </w:p>
     <w:p>
@@ -204,12 +204,12 @@
           <w:color w:val="666666"/>
           <w:sz w:val="18"/>
         </w:rPr>
-        <w:t>Adamde Beaumais T et al.  ·  Eur J Cancer  ·  04.10.2026  ·  PMID 42843210</w:t>
+        <w:t>Gamble S et al.  ·  Nature  ·  07.10.2026  ·  PMID 42844481</w:t>
       </w:r>
     </w:p>
     <w:p>
       <w:r>
-        <w:t>Systematische Keimbahnanalyse aus therapeutischem Profiling (MAPPYACTS-Studie) bei 674 Kindern mit rezidivierenden/refraktären Malignomen zur Identifikation actionabler genetischer Befunde.</w:t>
+        <w:t>Multi-omische Studie mit Bronchoskopie und CT-Bildgebung an Patienten mit preinvasiven Lungenschleimhaut-Läsionen: Identifikation von effektiven regulatorischen CD4+-T-Zellen (eTreg, BATF+) als Frühmarker und therapeutisches Ziel.</w:t>
       </w:r>
     </w:p>
     <w:p>
@@ -220,7 +220,7 @@
         <w:t xml:space="preserve">Ergebnis: </w:t>
       </w:r>
       <w:r>
-        <w:t>19,3% der Patienten (130/674) trugen pathogene/wahrscheinlich pathogene Varianten in 53 Krebs-Prädispositionsgenen; 8,6% (58) benötigten genetische Beratung. Häufigste Gene: TP53 (n=17), DICER1 (n=5), BRCA1 (n=4). 35% der Befunde waren nicht vorher bekannt. Zusätzlich 10 Patienten (1,5%) mit actionablen Varianten in Nicht-Krebs-Genen (Kardiomyopathien, familiäre Hyperholesterinämie). 98,6% der Familien stimmten Offenlegung zu.</w:t>
+        <w:t>eTreg-Zellen reicherten sich in hochgradigen Läsionen an und korrelierten mit zirkulierenden eTreg-Zellen. Bei Mäusen reduzierte PI3Kδ-Inhibition eTreg-reiche tertiäre lymphoide Strukturen (iTLS), senkte Lungentumoranzahl und -größe. Circulating eTreg-Zellen ermöglichten nicht-invasive Verfolgung der Tumorprogression. eTreg-Achse gekennzeichnet schnelle Progression in frühem NSCLC (CT-Screening).</w:t>
       </w:r>
     </w:p>
     <w:p>
@@ -235,7 +235,7 @@
         <w:rPr>
           <w:sz w:val="19"/>
         </w:rPr>
-        <w:t>Frankreich; multidisziplinärer Rahmen übertragbar auf deutsche Zentren mit genetischer Beratung</w:t>
+        <w:t>UK-Studie (UCL), Mechanismus und Biomarker übertragbar; klinische Anwendung erfordert deutsche Validierung.</w:t>
       </w:r>
     </w:p>
     <w:p>
@@ -244,7 +244,7 @@
           <w:color w:val="5A7D3A"/>
           <w:sz w:val="18"/>
         </w:rPr>
-        <w:t>https://pubmed.ncbi.nlm.nih.gov/42843210/</w:t>
+        <w:t>https://pubmed.ncbi.nlm.nih.gov/42844481/</w:t>
       </w:r>
     </w:p>
     <w:p>
@@ -252,7 +252,7 @@
         <w:pStyle w:val="Heading2"/>
       </w:pPr>
       <w:r>
-        <w:t>Screening-Intervalle für Mundhöhlenkrebs können auf zehn Jahre verlängert werden</w:t>
+        <w:t>Single-Item-Maße für wahrgenommene Therapienebenwirkungen: Scoping Review</w:t>
       </w:r>
     </w:p>
     <w:p>
@@ -262,12 +262,12 @@
           <w:color w:val="666666"/>
           <w:sz w:val="18"/>
         </w:rPr>
-        <w:t>Cheung LC et al.  ·  J Natl Cancer Inst  ·  07.10.2026  ·  PMID 42842394</w:t>
+        <w:t>Jones T et al.  ·  Eur J Cancer  ·  04.10.2026  ·  PMID 42843209</w:t>
       </w:r>
     </w:p>
     <w:p>
       <w:r>
-        <w:t>Langzeitbeobachtung von 41.225 Kau- und Raucher aus der Kerala Oral Cancer Screening Trial (1996–2010): Analyse von Screening-Sensitivität, prädiktiven Werten und natürlicher Krankheitsgeschichte über multistate-Modelle.</w:t>
+        <w:t>Systematische Analyse zu Einsatz, psychometrischen Eigenschaften und Validität von Single-Item-Fragebögen (EORTC Q168, FACIT GP5) für Treatment-Related Symptom Burden in Krebsstudien.</w:t>
       </w:r>
     </w:p>
     <w:p>
@@ -278,7 +278,7 @@
         <w:t xml:space="preserve">Ergebnis: </w:t>
       </w:r>
       <w:r>
-        <w:t>Visuelles Screening über zwei aufeinanderfolgende Untersuchungen (Median 3,5 Jahre Abstand): Sensitivität 89,2%, positiv-prädiktiver Wert 1,55%, negativer Vorhersagewert 99,96% für prävalente Krebsfälle. Wiederholte Screening-Negative hatten 32-fach niedrigeres Krebsrisiko über 11 Jahre. Mittlere Dauer von Früh- zu Spätstadium: 2,7 Jahre. Mittlere Verweilzeit in Präkanzerose: 19,3 Jahre.</w:t>
+        <w:t>67 publizierte Studien und 74 klinische Trials eingeschlossen. FACIT GP5 breiter eingesetzt über Tumortypen (n=27 psychometrische Studien), EORTC Q168 konzentriert auf Pankreas- und Gallenblasenkrebs (n=2). Nachweise für Validität, Reliabilität, Responsiveness, aber konzeptionelle Limitationen bleiben (Symptomzuordnung zu Therapie vs. Erkrankung unklar).</w:t>
       </w:r>
     </w:p>
     <w:p>
@@ -293,7 +293,7 @@
         <w:rPr>
           <w:sz w:val="19"/>
         </w:rPr>
-        <w:t>Indien, hohe Prävalenz von Kau- und Rauchtabak; Screening-Algorithmus prinzipiell auf europäische Risikopopulationen übertragbar</w:t>
+        <w:t>Europäische Autorengruppe (EORTC), auf deutsche Studien und Zentrenprotokolle direkt anwendbar.</w:t>
       </w:r>
     </w:p>
     <w:p>
@@ -302,7 +302,7 @@
           <w:color w:val="5A7D3A"/>
           <w:sz w:val="18"/>
         </w:rPr>
-        <w:t>https://pubmed.ncbi.nlm.nih.gov/42842394/</w:t>
+        <w:t>https://pubmed.ncbi.nlm.nih.gov/42843209/</w:t>
       </w:r>
     </w:p>
     <w:p>
@@ -310,7 +310,7 @@
         <w:pStyle w:val="Heading2"/>
       </w:pPr>
       <w:r>
-        <w:t>Daratumumab plus Lenalidomid/Dexamethason verlängert Überleben bei nicht transplantierbarem Myelom</w:t>
+        <w:t>Metastase-gerichtete Ablation im Frühstadium bringt keinen OS-Gewinn bei oligometastasiertem Brustkrebs</w:t>
       </w:r>
     </w:p>
     <w:p>
@@ -320,12 +320,12 @@
           <w:color w:val="666666"/>
           <w:sz w:val="18"/>
         </w:rPr>
-        <w:t>Facon T et al.  ·  Leukemia  ·  06.10.2026  ·  PMID 42839070</w:t>
+        <w:t>Chmura SJ et al.  ·  J Clin Oncol  ·  07.10.2026  ·  PMID 42842849</w:t>
       </w:r>
     </w:p>
     <w:p>
       <w:r>
-        <w:t>Subgruppenanalyse der MAIA-Studie nach Frailty-Status bei älteren Patienten mit neu diagnostiziertem multiplem Myelom, die nicht für Stammzelltransplantation geeignet sind.</w:t>
+        <w:t>Randomisierte Phase-II/III-Studie (NRG-BR002) mit 125 Patienten (≤4 Metastasen, ≤12 Monate erste systemische Therapie): Metastase-gerichtete Ablation (SBRT/Chirurgie) + Systemtherapie versus nur Systemtherapie als Kontroll.</w:t>
       </w:r>
     </w:p>
     <w:p>
@@ -336,7 +336,7 @@
         <w:t xml:space="preserve">Ergebnis: </w:t>
       </w:r>
       <w:r>
-        <w:t>Bei nicht-frailen Patienten war das Gesamtüberleben unter D-Rd signifikant besser (Median nicht erreicht vs. 69,8 Monate; HR 0,53; 95%-KI 0,37–0,76; p=0,0004); bei frailen Patienten zeigte sich ein Trend ohne Signifikanz (HR 0,79; p=0,1128). Komplette Remissionsraten und MRD-Negativität waren über alle Frailty-Gruppen hinweg verbessert; längere Therapiedauer unter D-Rd deutete auf bessere Verträglichkeit hin.</w:t>
+        <w:t>Medianes progressionsfreies Überleben: 19,5 Monate (Ablation) vs. 23,0 Monate (nur Systemtherapie); HR 0,92 (70%-KI 0,71-1,17, einseitig p=0,36). Studie schritt nicht zu Phase III vor. OS kein signifikanter Unterschied (HR 1,07, p=0,41). Explorative Analyse: möglicher Vorteil bei niedrigen/fehlenden CTCs. Keine Grade-5-Toxizitäten.</w:t>
       </w:r>
     </w:p>
     <w:p>
@@ -351,7 +351,7 @@
         <w:rPr>
           <w:sz w:val="19"/>
         </w:rPr>
-        <w:t>Europäische und kanadische Kliniken; direkter Bezug zu deutschen Behandlungsstandards beim älteren Myelom-Patient</w:t>
+        <w:t>Nordamerikanische multizentrische RCT (USA/Kanada), Patientenpopulation und Endpoints für deutsches System relevant.</w:t>
       </w:r>
     </w:p>
     <w:p>
@@ -360,7 +360,7 @@
           <w:color w:val="5A7D3A"/>
           <w:sz w:val="18"/>
         </w:rPr>
-        <w:t>https://pubmed.ncbi.nlm.nih.gov/42839070/</w:t>
+        <w:t>https://pubmed.ncbi.nlm.nih.gov/42842849/</w:t>
       </w:r>
     </w:p>
     <w:p>
@@ -368,7 +368,7 @@
         <w:pStyle w:val="Heading2"/>
       </w:pPr>
       <w:r>
-        <w:t>Blinatumomab-Kombination verbessert Überleben bei BCR::ABL1-negativer adulter ALL in Hochrisiko-Subtypen</w:t>
+        <w:t>Adjuvante Radiotherapie reduziert Rezidive bei atypischen Meningiomen um 46 %</w:t>
       </w:r>
     </w:p>
     <w:p>
@@ -378,12 +378,12 @@
           <w:color w:val="666666"/>
           <w:sz w:val="18"/>
         </w:rPr>
-        <w:t>Zhong X et al.  ·  Blood  ·  05.10.2026  ·  PMID 42832396</w:t>
+        <w:t>Jenkinson MD et al.  ·  Lancet  ·  10.10.2026  ·  PMID 42790456</w:t>
       </w:r>
     </w:p>
     <w:p>
       <w:r>
-        <w:t>Genomische Charakterisierung von 569 Patienten der ECOG-ACRIN E1910-Studie zu Blinatumomab plus Chemotherapie bei BCR::ABL1-negativer B-ALL; Analyse von 23 Molekularsubtypen und Treibergenen.</w:t>
+        <w:t>Randomisierte Phase-3-Studie (ROAM/EORTC-1308) an 157 Patienten mit WHO-Grad-2-Meningiom nach kompletter Resektion: Radiotherapie (60 Gy/30 Fraktionen) versus Beobachtung.</w:t>
       </w:r>
     </w:p>
     <w:p>
@@ -394,7 +394,7 @@
         <w:t xml:space="preserve">Ergebnis: </w:t>
       </w:r>
       <w:r>
-        <w:t>Blinatumomab-Addition führte zu verbessertem rezidivfreiem und Gesamtüberleben bei hyperdiploidem, PAX5alt, PAX5 P80R, BCR::ABL1-ähnlichem JAK-STAT und KMT2A-R-Subtyp. TP53-Alterationen oder CHIP-assoziierte Mutationen (insgesamt 15,3% bzw. 9,8%) waren mit älterem Diagnose-Alter und schlechterem Ergebnis assoziiert. Analysen für einzelne Subtypen kleinerer Fallzahlen; Bestätigung erforderlich.</w:t>
+        <w:t>5-Jahres-rezidivfreies Überleben: 79,9 % (Radiotherapie) vs. 64,3 % (Beobachtung); Hazard Ratio 0,51 (p=0,0396). Grad-2/3-Nebenwirkungen in 8 % der bestrahlten Patienten, keine Todesfälle durch Strahlung. Rezidive traten bei 14 % vs. 30 % auf.</w:t>
       </w:r>
     </w:p>
     <w:p>
@@ -409,7 +409,7 @@
         <w:rPr>
           <w:sz w:val="19"/>
         </w:rPr>
-        <w:t>USA; genomische Klassifikation und Therapiestrategie prinzipiell auf deutsche ALL-Zentren übertragbar</w:t>
+        <w:t>Europäische multizentrische RCT (11 Länder), übertragbar auf deutsches Versorgungssystem und Zertifizierungsstandards.</w:t>
       </w:r>
     </w:p>
     <w:p>
@@ -418,7 +418,7 @@
           <w:color w:val="5A7D3A"/>
           <w:sz w:val="18"/>
         </w:rPr>
-        <w:t>https://pubmed.ncbi.nlm.nih.gov/42832396/</w:t>
+        <w:t>https://pubmed.ncbi.nlm.nih.gov/42790456/</w:t>
       </w:r>
     </w:p>
     <w:sectPr>

--- a/download/studien-aktuell.docx
+++ b/download/studien-aktuell.docx
@@ -62,7 +62,7 @@
           <w:color w:val="666666"/>
           <w:sz w:val="18"/>
         </w:rPr>
-        <w:t>Stand: 09.10.2026  |  6 Studien  |  onkologie.m-vf.de</w:t>
+        <w:t>Stand: 10.10.2026  |  5 Studien  |  onkologie.m-vf.de</w:t>
       </w:r>
     </w:p>
     <w:p>
@@ -70,7 +70,7 @@
         <w:pStyle w:val="Heading1"/>
       </w:pPr>
       <w:r>
-        <w:t>Aufgenommen am 09.10.2026</w:t>
+        <w:t>Aufgenommen am 10.10.2026</w:t>
       </w:r>
     </w:p>
     <w:p>
@@ -78,7 +78,7 @@
         <w:pStyle w:val="Heading2"/>
       </w:pPr>
       <w:r>
-        <w:t>Sozioökonomischer Status und Kognition nach Kinderhirntumor: schwedische Kohortenstudie</w:t>
+        <w:t>Digital Breast Tomosynthesis senkt Intervallkrebsrate um etwa 24 Prozent</w:t>
       </w:r>
     </w:p>
     <w:p>
@@ -88,12 +88,12 @@
           <w:color w:val="666666"/>
           <w:sz w:val="18"/>
         </w:rPr>
-        <w:t>Beamish J et al.  ·  Neuro Oncol  ·  08.10.2026  ·  PMID 42848686</w:t>
+        <w:t>Weigel S et al.  ·  Lancet Oncol  ·  09.10.2026  ·  PMID 42854706</w:t>
       </w:r>
     </w:p>
     <w:p>
       <w:r>
-        <w:t>Bevölkerungsbasierte Registry-Studie mit 461 schwedischen Kindern (Diagnose 2008-2023) zu Zusammenhang zwischen Sozioökonomischem Status (Elternbildung, Einkommen, Beruf) und neurokognitiven Ergebnissen bis 5 Jahre post-diagnose.</w:t>
+        <w:t>Randomisierte Studie verglich Digital Breast Tomosynthesis plus synthetisierte Mammographie versus digitale Mammographie im Screening bei 99.558 Frauen (50-70 Jahre) in Deutschland mit 24 Monaten Nachverfolgung.</w:t>
       </w:r>
     </w:p>
     <w:p>
@@ -104,7 +104,7 @@
         <w:t xml:space="preserve">Ergebnis: </w:t>
       </w:r>
       <w:r>
-        <w:t>Höherer SES assoziiert mit besseren z-Scores bei Verarbeitungsgeschwindigkeit (+0,23), Arbeitsgedächtnis (+0,25), nonverbalem Reasoning (+0,29) und Gesamtkognition (+0,42). Längere Zeit seit Diagnose mit Rückgang Verarbeitungsgeschwindigkeit und verbalem Reasoning. Keine Interaktion zwischen SES und Abnahmeraten, was auf reduzierte kognitive Reserve statt erhöhte Treatment-Toxizität hinweist.</w:t>
+        <w:t>Invasive Intervallkrebsrate 14,2 pro 10.000 (DBT-Gruppe) versus 18,6 pro 10.000 (digitale Mammographie); OR 0,76 (95% KI 0,55-1,06; p=0,11). Bei 12 Monaten signifikant: 4,5 versus 6,3 pro 10.000 (OR 0,71; p&lt;0,05). Etwa ein Viertel der Intervallkrebse könnte vermieden werden.</w:t>
       </w:r>
     </w:p>
     <w:p>
@@ -119,7 +119,7 @@
         <w:rPr>
           <w:sz w:val="19"/>
         </w:rPr>
-        <w:t>Schwedisches universales Gesundheitssystem, vergleichbar mit deutschem System und Survivalship-Dateninfrastruktur.</w:t>
+        <w:t>Deutsche Multicenterstudie, deutsche Gesundheitsdaten direkt übertragbar</w:t>
       </w:r>
     </w:p>
     <w:p>
@@ -128,7 +128,7 @@
           <w:color w:val="5A7D3A"/>
           <w:sz w:val="18"/>
         </w:rPr>
-        <w:t>https://pubmed.ncbi.nlm.nih.gov/42848686/</w:t>
+        <w:t>https://pubmed.ncbi.nlm.nih.gov/42854706/</w:t>
       </w:r>
     </w:p>
     <w:p>
@@ -136,7 +136,7 @@
         <w:pStyle w:val="Heading2"/>
       </w:pPr>
       <w:r>
-        <w:t>Brain-Metastasis-Risikokalkulator für frühen Brustkrebs validiert</w:t>
+        <w:t>Toripalimab mit Chemotherapie bei B3-Thymom und Thymuskarziom: Progression-freies Überleben 19,3 Monate</w:t>
       </w:r>
     </w:p>
     <w:p>
@@ -146,12 +146,12 @@
           <w:color w:val="666666"/>
           <w:sz w:val="18"/>
         </w:rPr>
-        <w:t>Raghavendra AS et al.  ·  J Natl Cancer Inst  ·  08.10.2026  ·  PMID 42848614</w:t>
+        <w:t>Zhu K et al.  ·  ESMO Open  ·  08.10.2026  ·  PMID 42854640</w:t>
       </w:r>
     </w:p>
     <w:p>
       <w:r>
-        <w:t>Entwicklung und Validierung eines klinischen Vorhersagemodells (BrMR) für Hirnmetastasen-Risiko bei Stadium-I-III-Brustkrebs basierend auf 40.282 Trainings- und 1.644 Validierungspatienten.</w:t>
+        <w:t>Phase-II-Studie (24 Patienten mit nicht resezierbarem B3-Thymom oder Thymuskarziom) mit Paclitaxel, Carboplatin plus Toripalimab (PD-L1-Inhibitor) in bis zu 6 Zyklen, dann Toripalimab-Erhaltung bis Progression.</w:t>
       </w:r>
     </w:p>
     <w:p>
@@ -162,7 +162,7 @@
         <w:t xml:space="preserve">Ergebnis: </w:t>
       </w:r>
       <w:r>
-        <w:t>C-Index 0,79 (Training), 0,76 (Validierung); AUROC 0,81/0,79/0,76/0,75 nach 4/6/8/10 Jahren. HER2-Positivität, hohes Ki-67, inflammatorischer Typ und höherer T/N-Status erhöhten Risiko; ER/PR-Positivität, höheres Alter und endokrine Therapie senkten es.</w:t>
+        <w:t>Medianes Progression-freies Überleben 19,3 Monate (95% KI 12,8-25,8). Objektive Ansprechrate 37,5% (KI 18,8-59,4%), komplette Krankheitskontrolle 100%. Grad 3-4 behandlungsbedingte Nebenwirkungen bei 50,0%; Grad ≥3 immunbedingte unerwünschte Ereignisse bei 4,2%. Höhere PD-L1-Expression und spezifische Tumor-Mikroumgebungsmuster assoziiert mit besserem Outcome.</w:t>
       </w:r>
     </w:p>
     <w:p>
@@ -177,7 +177,7 @@
         <w:rPr>
           <w:sz w:val="19"/>
         </w:rPr>
-        <w:t>Validiert in Belgien (Institut Jules Bordet), Datengrundlage für deutsches System adaptierbar.</w:t>
+        <w:t>China; Phase-II-Daten erfordern randomisierte Bestätigung vor deutschem Einsatz</w:t>
       </w:r>
     </w:p>
     <w:p>
@@ -186,7 +186,7 @@
           <w:color w:val="5A7D3A"/>
           <w:sz w:val="18"/>
         </w:rPr>
-        <w:t>https://pubmed.ncbi.nlm.nih.gov/42848614/</w:t>
+        <w:t>https://pubmed.ncbi.nlm.nih.gov/42854640/</w:t>
       </w:r>
     </w:p>
     <w:p>
@@ -194,7 +194,7 @@
         <w:pStyle w:val="Heading2"/>
       </w:pPr>
       <w:r>
-        <w:t>Preinvasive regulatorische T-Zellen bei Lungenkrebsentstehung: Interventionsziel</w:t>
+        <w:t>Früherkennung von Bauchspeicheldrüsenkrebs – gleiche Überlebenschancen trotz fortgeschrittener Erkrankung</w:t>
       </w:r>
     </w:p>
     <w:p>
@@ -204,12 +204,12 @@
           <w:color w:val="666666"/>
           <w:sz w:val="18"/>
         </w:rPr>
-        <w:t>Gamble S et al.  ·  Nature  ·  07.10.2026  ·  PMID 42844481</w:t>
+        <w:t>Ruze R et al.  ·  J Natl Cancer Inst  ·  09.10.2026  ·  PMID 42853071</w:t>
       </w:r>
     </w:p>
     <w:p>
       <w:r>
-        <w:t>Multi-omische Studie mit Bronchoskopie und CT-Bildgebung an Patienten mit preinvasiven Lungenschleimhaut-Läsionen: Identifikation von effektiven regulatorischen CD4+-T-Zellen (eTreg, BATF+) als Frühmarker und therapeutisches Ziel.</w:t>
+        <w:t>Systematische Übersichtsarbeit und Metaanalyse von 48 Studien (1.659.432 Patienten, davon 695.936 ohne Überschneidung) verglich früh auftretenden Pankreaskrebs (EOPC) mit altersgruppenüblichem Krebs (AOPC).</w:t>
       </w:r>
     </w:p>
     <w:p>
@@ -220,7 +220,7 @@
         <w:t xml:space="preserve">Ergebnis: </w:t>
       </w:r>
       <w:r>
-        <w:t>eTreg-Zellen reicherten sich in hochgradigen Läsionen an und korrelierten mit zirkulierenden eTreg-Zellen. Bei Mäusen reduzierte PI3Kδ-Inhibition eTreg-reiche tertiäre lymphoide Strukturen (iTLS), senkte Lungentumoranzahl und -größe. Circulating eTreg-Zellen ermöglichten nicht-invasive Verfolgung der Tumorprogression. eTreg-Achse gekennzeichnet schnelle Progression in frühem NSCLC (CT-Screening).</w:t>
+        <w:t>EOPC-Patienten: niedrigere Diabetesrate (OR 0,39; 95% KI 0,21-0,72), fortgeschrittenere Erkrankung (Stadium IV: OR 1,18; KI 1,02-1,36), höhere Chemotherapienutzung (OR 2,04; KI 1,69-2,45; p&lt;0,001), aber vergleichbares Gesamtüberleben (HR 1,03; KI 0,86-1,23; p=0,76). Geringe Evidenzsicherheit für alle Outcomes.</w:t>
       </w:r>
     </w:p>
     <w:p>
@@ -235,7 +235,7 @@
         <w:rPr>
           <w:sz w:val="19"/>
         </w:rPr>
-        <w:t>UK-Studie (UCL), Mechanismus und Biomarker übertragbar; klinische Anwendung erfordert deutsche Validierung.</w:t>
+        <w:t>Internationale Metaanalyse; zeigt Ansatz für gleichberechtigten Zugang zu intensiver Therapie bei frühem Alter</w:t>
       </w:r>
     </w:p>
     <w:p>
@@ -244,7 +244,7 @@
           <w:color w:val="5A7D3A"/>
           <w:sz w:val="18"/>
         </w:rPr>
-        <w:t>https://pubmed.ncbi.nlm.nih.gov/42844481/</w:t>
+        <w:t>https://pubmed.ncbi.nlm.nih.gov/42853071/</w:t>
       </w:r>
     </w:p>
     <w:p>
@@ -252,7 +252,7 @@
         <w:pStyle w:val="Heading2"/>
       </w:pPr>
       <w:r>
-        <w:t>Single-Item-Maße für wahrgenommene Therapienebenwirkungen: Scoping Review</w:t>
+        <w:t>HER2-positive Brustkrebs: Trastuzumab Deruxtecan verschiebt Behandlungsparadigmen in frühere Linien</w:t>
       </w:r>
     </w:p>
     <w:p>
@@ -262,12 +262,12 @@
           <w:color w:val="666666"/>
           <w:sz w:val="18"/>
         </w:rPr>
-        <w:t>Jones T et al.  ·  Eur J Cancer  ·  04.10.2026  ·  PMID 42843209</w:t>
+        <w:t>Tarantino P et al.  ·  Nat Rev Clin Oncol  ·  08.10.2026  ·  PMID 42850399</w:t>
       </w:r>
     </w:p>
     <w:p>
       <w:r>
-        <w:t>Systematische Analyse zu Einsatz, psychometrischen Eigenschaften und Validität von Single-Item-Fragebögen (EORTC Q168, FACIT GP5) für Treatment-Related Symptom Burden in Krebsstudien.</w:t>
+        <w:t>Narrative Übersichtsarbeit zur Therapieevolution bei HER2-positivem Brustkrebs, einschließlich Neoadjuvanz, Adjuvanz und metastasierter Erkrankung mit Fokus auf Sequenzierung und Risikorisiko-Stratifizierung.</w:t>
       </w:r>
     </w:p>
     <w:p>
@@ -278,7 +278,7 @@
         <w:t xml:space="preserve">Ergebnis: </w:t>
       </w:r>
       <w:r>
-        <w:t>67 publizierte Studien und 74 klinische Trials eingeschlossen. FACIT GP5 breiter eingesetzt über Tumortypen (n=27 psychometrische Studien), EORTC Q168 konzentriert auf Pankreas- und Gallenblasenkrebs (n=2). Nachweise für Validität, Reliabilität, Responsiveness, aber konzeptionelle Limitationen bleiben (Symptomzuordnung zu Therapie vs. Erkrankung unklar).</w:t>
+        <w:t>Trastuzumab Deruxtecan als Antibody-Drug-Conjugate verbessert Outcomes und wird zunehmend in frühere Behandlungslinien verschoben. Zentrale Herausforderung: Identifikation optimaler Sequenzierung, Retreatment-Strategien und Patienten für Therapieintensivierung. Tissue-, Plasma- und bildgebungsbasierte Biomarker beginnend, vielversprechendes klinisches Implementierungspotenzial für Risikoadaptation und De-Eskalation.</w:t>
       </w:r>
     </w:p>
     <w:p>
@@ -293,7 +293,7 @@
         <w:rPr>
           <w:sz w:val="19"/>
         </w:rPr>
-        <w:t>Europäische Autorengruppe (EORTC), auf deutsche Studien und Zentrenprotokolle direkt anwendbar.</w:t>
+        <w:t>Internationale Expertenübersicht; medizinische Evidenzbasis für deutsches Gesundheitssystem übertragbar</w:t>
       </w:r>
     </w:p>
     <w:p>
@@ -302,7 +302,7 @@
           <w:color w:val="5A7D3A"/>
           <w:sz w:val="18"/>
         </w:rPr>
-        <w:t>https://pubmed.ncbi.nlm.nih.gov/42843209/</w:t>
+        <w:t>https://pubmed.ncbi.nlm.nih.gov/42850399/</w:t>
       </w:r>
     </w:p>
     <w:p>
@@ -310,7 +310,7 @@
         <w:pStyle w:val="Heading2"/>
       </w:pPr>
       <w:r>
-        <w:t>Metastase-gerichtete Ablation im Frühstadium bringt keinen OS-Gewinn bei oligometastasiertem Brustkrebs</w:t>
+        <w:t>Mehr Chemotherapiezyklen in Radiochemotherapie verlängern Gesamtüberleben ohne mehr Toxizität</w:t>
       </w:r>
     </w:p>
     <w:p>
@@ -320,12 +320,12 @@
           <w:color w:val="666666"/>
           <w:sz w:val="18"/>
         </w:rPr>
-        <w:t>Chmura SJ et al.  ·  J Clin Oncol  ·  07.10.2026  ·  PMID 42842849</w:t>
+        <w:t>Simbirova A et al.  ·  Strahlenther Onkol  ·  08.10.2026  ·  PMID 42850392</w:t>
       </w:r>
     </w:p>
     <w:p>
       <w:r>
-        <w:t>Randomisierte Phase-II/III-Studie (NRG-BR002) mit 125 Patienten (≤4 Metastasen, ≤12 Monate erste systemische Therapie): Metastase-gerichtete Ablation (SBRT/Chirurgie) + Systemtherapie versus nur Systemtherapie als Kontroll.</w:t>
+        <w:t>Retrospektive Analyse von 90 Patienten mit lokal fortgeschrittenem NSCLC (Stadium IIB-IIIC) unter definitiver Radiochemotherapie (56-66 Gy mit wöchentlichem Carboplatin/Paclitaxel), 50 mit nachfolgender Durvalumab-Konsolidierung.</w:t>
       </w:r>
     </w:p>
     <w:p>
@@ -336,7 +336,7 @@
         <w:t xml:space="preserve">Ergebnis: </w:t>
       </w:r>
       <w:r>
-        <w:t>Medianes progressionsfreies Überleben: 19,5 Monate (Ablation) vs. 23,0 Monate (nur Systemtherapie); HR 0,92 (70%-KI 0,71-1,17, einseitig p=0,36). Studie schritt nicht zu Phase III vor. OS kein signifikanter Unterschied (HR 1,07, p=0,41). Explorative Analyse: möglicher Vorteil bei niedrigen/fehlenden CTCs. Keine Grade-5-Toxizitäten.</w:t>
+        <w:t>Patienten mit 5-7 Chemotherapiezyklen: signifikant längeres OS als 1-4 Zyklen (p=0,048); Hazard Ratio 0,75 pro zusätzlichem Zyklus (p=0,017). Keine signifikante Steigerung früher oder später Grad-≥2-Toxizität. Frühe Grad-≥2-Anämie (27,8%) assoziiert mit schlechterer Prognose (p=0,006).</w:t>
       </w:r>
     </w:p>
     <w:p>
@@ -351,7 +351,7 @@
         <w:rPr>
           <w:sz w:val="19"/>
         </w:rPr>
-        <w:t>Nordamerikanische multizentrische RCT (USA/Kanada), Patientenpopulation und Endpoints für deutsches System relevant.</w:t>
+        <w:t>Deutsche Universitätsklinik Dresden, vergleichbare Behandlungsstandards</w:t>
       </w:r>
     </w:p>
     <w:p>
@@ -360,65 +360,7 @@
           <w:color w:val="5A7D3A"/>
           <w:sz w:val="18"/>
         </w:rPr>
-        <w:t>https://pubmed.ncbi.nlm.nih.gov/42842849/</w:t>
-      </w:r>
-    </w:p>
-    <w:p>
-      <w:pPr>
-        <w:pStyle w:val="Heading2"/>
-      </w:pPr>
-      <w:r>
-        <w:t>Adjuvante Radiotherapie reduziert Rezidive bei atypischen Meningiomen um 46 %</w:t>
-      </w:r>
-    </w:p>
-    <w:p>
-      <w:r>
-        <w:rPr>
-          <w:i/>
-          <w:color w:val="666666"/>
-          <w:sz w:val="18"/>
-        </w:rPr>
-        <w:t>Jenkinson MD et al.  ·  Lancet  ·  10.10.2026  ·  PMID 42790456</w:t>
-      </w:r>
-    </w:p>
-    <w:p>
-      <w:r>
-        <w:t>Randomisierte Phase-3-Studie (ROAM/EORTC-1308) an 157 Patienten mit WHO-Grad-2-Meningiom nach kompletter Resektion: Radiotherapie (60 Gy/30 Fraktionen) versus Beobachtung.</w:t>
-      </w:r>
-    </w:p>
-    <w:p>
-      <w:r>
-        <w:rPr>
-          <w:b/>
-        </w:rPr>
-        <w:t xml:space="preserve">Ergebnis: </w:t>
-      </w:r>
-      <w:r>
-        <w:t>5-Jahres-rezidivfreies Überleben: 79,9 % (Radiotherapie) vs. 64,3 % (Beobachtung); Hazard Ratio 0,51 (p=0,0396). Grad-2/3-Nebenwirkungen in 8 % der bestrahlten Patienten, keine Todesfälle durch Strahlung. Rezidive traten bei 14 % vs. 30 % auf.</w:t>
-      </w:r>
-    </w:p>
-    <w:p>
-      <w:r>
-        <w:rPr>
-          <w:b/>
-          <w:sz w:val="19"/>
-        </w:rPr>
-        <w:t xml:space="preserve">Übertragbarkeit: </w:t>
-      </w:r>
-      <w:r>
-        <w:rPr>
-          <w:sz w:val="19"/>
-        </w:rPr>
-        <w:t>Europäische multizentrische RCT (11 Länder), übertragbar auf deutsches Versorgungssystem und Zertifizierungsstandards.</w:t>
-      </w:r>
-    </w:p>
-    <w:p>
-      <w:r>
-        <w:rPr>
-          <w:color w:val="5A7D3A"/>
-          <w:sz w:val="18"/>
-        </w:rPr>
-        <w:t>https://pubmed.ncbi.nlm.nih.gov/42790456/</w:t>
+        <w:t>https://pubmed.ncbi.nlm.nih.gov/42850392/</w:t>
       </w:r>
     </w:p>
     <w:sectPr>

--- a/download/studien-aktuell.docx
+++ b/download/studien-aktuell.docx
@@ -62,7 +62,7 @@
           <w:color w:val="666666"/>
           <w:sz w:val="18"/>
         </w:rPr>
-        <w:t>Stand: 10.10.2026  |  5 Studien  |  onkologie.m-vf.de</w:t>
+        <w:t>Stand: 11.10.2026  |  6 Studien  |  onkologie.m-vf.de</w:t>
       </w:r>
     </w:p>
     <w:p>
@@ -70,7 +70,7 @@
         <w:pStyle w:val="Heading1"/>
       </w:pPr>
       <w:r>
-        <w:t>Aufgenommen am 10.10.2026</w:t>
+        <w:t>Aufgenommen am 11.10.2026</w:t>
       </w:r>
     </w:p>
     <w:p>
@@ -78,7 +78,7 @@
         <w:pStyle w:val="Heading2"/>
       </w:pPr>
       <w:r>
-        <w:t>Digital Breast Tomosynthesis senkt Intervallkrebsrate um etwa 24 Prozent</w:t>
+        <w:t>MRD-Negativität bei 0,01 % korreliert mit Overall Survival in akuter myeloischer Leukämie</w:t>
       </w:r>
     </w:p>
     <w:p>
@@ -88,12 +88,12 @@
           <w:color w:val="666666"/>
           <w:sz w:val="18"/>
         </w:rPr>
-        <w:t>Weigel S et al.  ·  Lancet Oncol  ·  09.10.2026  ·  PMID 42854706</w:t>
+        <w:t>Paiva B et al.  ·  Leukemia  ·  08.10.2026  ·  PMID 42850349</w:t>
       </w:r>
     </w:p>
     <w:p>
       <w:r>
-        <w:t>Randomisierte Studie verglich Digital Breast Tomosynthesis plus synthetisierte Mammographie versus digitale Mammographie im Screening bei 99.558 Frauen (50-70 Jahre) in Deutschland mit 24 Monaten Nachverfolgung.</w:t>
+        <w:t>Die PETHEMA-Studie untersuchte an 2.623 AML-Patienten, ob Measurable Residual Disease (MRD) mittels Durchflusszytometrie ein prognostischer Marker für das Gesamtüberleben nach intensiver Therapie ist.</w:t>
       </w:r>
     </w:p>
     <w:p>
@@ -104,7 +104,7 @@
         <w:t xml:space="preserve">Ergebnis: </w:t>
       </w:r>
       <w:r>
-        <w:t>Invasive Intervallkrebsrate 14,2 pro 10.000 (DBT-Gruppe) versus 18,6 pro 10.000 (digitale Mammographie); OR 0,76 (95% KI 0,55-1,06; p=0,11). Bei 12 Monaten signifikant: 4,5 versus 6,3 pro 10.000 (OR 0,71; p&lt;0,05). Etwa ein Viertel der Intervallkrebse könnte vermieden werden.</w:t>
+        <w:t>MRD-Negativität bei der 0,01%-Schwelle zeigte unabhängigen prognostischen Wert (globale Odds Ratio 1,23; 95%-KI 1,02–1,40; p &lt; 0,05). MRD-Nachweis bei ≥0,01–&lt;0,1 % assoziiert mit schlechterem Überleben. 68 % der CR-Patienten hatten MRD-Nachweis. Signifikanz variierte nach genetischem Risiko und Erhaltungstherapie.</w:t>
       </w:r>
     </w:p>
     <w:p>
@@ -119,7 +119,7 @@
         <w:rPr>
           <w:sz w:val="19"/>
         </w:rPr>
-        <w:t>Deutsche Multicenterstudie, deutsche Gesundheitsdaten direkt übertragbar</w:t>
+        <w:t>Spanische und portugiesische Kohorten, europäische Versorgungsstruktur, direkt auf deutsches Krebsregister-Setting übertragbar.</w:t>
       </w:r>
     </w:p>
     <w:p>
@@ -128,7 +128,7 @@
           <w:color w:val="5A7D3A"/>
           <w:sz w:val="18"/>
         </w:rPr>
-        <w:t>https://pubmed.ncbi.nlm.nih.gov/42854706/</w:t>
+        <w:t>https://pubmed.ncbi.nlm.nih.gov/42850349/</w:t>
       </w:r>
     </w:p>
     <w:p>
@@ -136,7 +136,7 @@
         <w:pStyle w:val="Heading2"/>
       </w:pPr>
       <w:r>
-        <w:t>Toripalimab mit Chemotherapie bei B3-Thymom und Thymuskarziom: Progression-freies Überleben 19,3 Monate</w:t>
+        <w:t>Koloskopie-Screening reduziert kolorektales Krebssterben um 31 Prozent</w:t>
       </w:r>
     </w:p>
     <w:p>
@@ -146,12 +146,12 @@
           <w:color w:val="666666"/>
           <w:sz w:val="18"/>
         </w:rPr>
-        <w:t>Zhu K et al.  ·  ESMO Open  ·  08.10.2026  ·  PMID 42854640</w:t>
+        <w:t>Brenner H et al.  ·  Lancet  ·  10.10.2026  ·  PMID 42849472</w:t>
       </w:r>
     </w:p>
     <w:p>
       <w:r>
-        <w:t>Phase-II-Studie (24 Patienten mit nicht resezierbarem B3-Thymom oder Thymuskarziom) mit Paclitaxel, Carboplatin plus Toripalimab (PD-L1-Inhibitor) in bis zu 6 Zyklen, dann Toripalimab-Erhaltung bis Progression.</w:t>
+        <w:t>Die NordICC-Studie untersuchte, ob gelegentliche Screening-Koloskopie bei Erwachsenen ab 55/60 Jahren die Sterblichkeit durch kolorektales Karzinom senkt.</w:t>
       </w:r>
     </w:p>
     <w:p>
@@ -162,7 +162,7 @@
         <w:t xml:space="preserve">Ergebnis: </w:t>
       </w:r>
       <w:r>
-        <w:t>Medianes Progression-freies Überleben 19,3 Monate (95% KI 12,8-25,8). Objektive Ansprechrate 37,5% (KI 18,8-59,4%), komplette Krankheitskontrolle 100%. Grad 3-4 behandlungsbedingte Nebenwirkungen bei 50,0%; Grad ≥3 immunbedingte unerwünschte Ereignisse bei 4,2%. Höhere PD-L1-Expression und spezifische Tumor-Mikroumgebungsmuster assoziiert mit besserem Outcome.</w:t>
+        <w:t>Die Koloskopie reduzierte die krebsspezifische Mortalität um 31 % über 10 Jahre (relatives Risiko 0,69; 95%-KI 0,55–0,87). Die Zahl der Todesfälle pro 1.000 Screenings betrug 0,28. Incidenz sank um 21 %. Nebenwirkungen: schwerwiegende Blutungen &lt;0,1 %, Perforationen 0,7 pro 1.000.</w:t>
       </w:r>
     </w:p>
     <w:p>
@@ -177,7 +177,7 @@
         <w:rPr>
           <w:sz w:val="19"/>
         </w:rPr>
-        <w:t>China; Phase-II-Daten erfordern randomisierte Bestätigung vor deutschem Einsatz</w:t>
+        <w:t>Europäischer Verbund (Skandinavien, Polen, Deutschland), publische Gesundheitssysteme mit ähnlicher Finanzierung wie Deutschland.</w:t>
       </w:r>
     </w:p>
     <w:p>
@@ -186,7 +186,7 @@
           <w:color w:val="5A7D3A"/>
           <w:sz w:val="18"/>
         </w:rPr>
-        <w:t>https://pubmed.ncbi.nlm.nih.gov/42854640/</w:t>
+        <w:t>https://pubmed.ncbi.nlm.nih.gov/42849472/</w:t>
       </w:r>
     </w:p>
     <w:p>
@@ -194,7 +194,7 @@
         <w:pStyle w:val="Heading2"/>
       </w:pPr>
       <w:r>
-        <w:t>Früherkennung von Bauchspeicheldrüsenkrebs – gleiche Überlebenschancen trotz fortgeschrittener Erkrankung</w:t>
+        <w:t>BRCA2-Alteration vorhersagend für 12-Monate-Benefit unter PARP-Inhibitor Talazoparib</w:t>
       </w:r>
     </w:p>
     <w:p>
@@ -204,12 +204,12 @@
           <w:color w:val="666666"/>
           <w:sz w:val="18"/>
         </w:rPr>
-        <w:t>Ruze R et al.  ·  J Natl Cancer Inst  ·  09.10.2026  ·  PMID 42853071</w:t>
+        <w:t>Castro E et al.  ·  Eur J Cancer  ·  29.09.2026  ·  PMID 42849324</w:t>
       </w:r>
     </w:p>
     <w:p>
       <w:r>
-        <w:t>Systematische Übersichtsarbeit und Metaanalyse von 48 Studien (1.659.432 Patienten, davon 695.936 ohne Überschneidung) verglich früh auftretenden Pankreaskrebs (EOPC) mit altersgruppenüblichem Krebs (AOPC).</w:t>
+        <w:t>Retrospektive Genomanalyse aus der Phase-2-Studie TALAPRO-1 zu Talazoparib-Monotherapie in 104 Patienten mit metastasiertem kastrationsresistentem Prostatakarzinom und HRR-Genalterationen.</w:t>
       </w:r>
     </w:p>
     <w:p>
@@ -220,7 +220,7 @@
         <w:t xml:space="preserve">Ergebnis: </w:t>
       </w:r>
       <w:r>
-        <w:t>EOPC-Patienten: niedrigere Diabetesrate (OR 0,39; 95% KI 0,21-0,72), fortgeschrittenere Erkrankung (Stadium IV: OR 1,18; KI 1,02-1,36), höhere Chemotherapienutzung (OR 2,04; KI 1,69-2,45; p&lt;0,001), aber vergleichbares Gesamtüberleben (HR 1,03; KI 0,86-1,23; p=0,76). Geringe Evidenzsicherheit für alle Outcomes.</w:t>
+        <w:t>94 % der Patienten mit radiographischem PFS ≥12 Monaten hatten BRCA2-Alterationen, vs. 22 % mit PFS &lt;2 Monaten (p &lt;0,00001). HRR-Gen-Reversionen (n=7) und PARP1-Varianten (n=5) zeigten emergente Resistenzmechanismen; beide prädiktiv für Therapieversagen nach initialem Ansprechen.</w:t>
       </w:r>
     </w:p>
     <w:p>
@@ -235,7 +235,7 @@
         <w:rPr>
           <w:sz w:val="19"/>
         </w:rPr>
-        <w:t>Internationale Metaanalyse; zeigt Ansatz für gleichberechtigten Zugang zu intensiver Therapie bei frühem Alter</w:t>
+        <w:t>US-amerikanische Studie, aber Genomik und BRCA2-Mutationen tumorunabhängig; Biomarker-Strategie auf deutsche Praxen übertragbar.</w:t>
       </w:r>
     </w:p>
     <w:p>
@@ -244,7 +244,7 @@
           <w:color w:val="5A7D3A"/>
           <w:sz w:val="18"/>
         </w:rPr>
-        <w:t>https://pubmed.ncbi.nlm.nih.gov/42853071/</w:t>
+        <w:t>https://pubmed.ncbi.nlm.nih.gov/42849324/</w:t>
       </w:r>
     </w:p>
     <w:p>
@@ -252,7 +252,7 @@
         <w:pStyle w:val="Heading2"/>
       </w:pPr>
       <w:r>
-        <w:t>HER2-positive Brustkrebs: Trastuzumab Deruxtecan verschiebt Behandlungsparadigmen in frühere Linien</w:t>
+        <w:t>Disitamab vedotin plus Tislelizumab: 73 % komplette Response bei nicht-resektablem high-grade Harnblasenkarzinom</w:t>
       </w:r>
     </w:p>
     <w:p>
@@ -262,12 +262,12 @@
           <w:color w:val="666666"/>
           <w:sz w:val="18"/>
         </w:rPr>
-        <w:t>Tarantino P et al.  ·  Nat Rev Clin Oncol  ·  08.10.2026  ·  PMID 42850399</w:t>
+        <w:t>Qie Y et al.  ·  JAMA Oncol  ·  08.10.2026  ·  PMID 42848391</w:t>
       </w:r>
     </w:p>
     <w:p>
       <w:r>
-        <w:t>Narrative Übersichtsarbeit zur Therapieevolution bei HER2-positivem Brustkrebs, einschließlich Neoadjuvanz, Adjuvanz und metastasierter Erkrankung mit Fokus auf Sequenzierung und Risikorisiko-Stratifizierung.</w:t>
+        <w:t>Phase-2-Studie mit 28 Patienten zu resektionsunfähigem ERBB2-positiven high-risk nicht-Muskel-invasivem Blasenkarzinom unter Kombinationstherapie mit dem Antikörper-Wirkstoff-Konjugat Disitamab vedotin und dem PD-1-Inhibitor Tislelizumab.</w:t>
       </w:r>
     </w:p>
     <w:p>
@@ -278,7 +278,7 @@
         <w:t xml:space="preserve">Ergebnis: </w:t>
       </w:r>
       <w:r>
-        <w:t>Trastuzumab Deruxtecan als Antibody-Drug-Conjugate verbessert Outcomes und wird zunehmend in frühere Behandlungslinien verschoben. Zentrale Herausforderung: Identifikation optimaler Sequenzierung, Retreatment-Strategien und Patienten für Therapieintensivierung. Tissue-, Plasma- und bildgebungsbasierte Biomarker beginnend, vielversprechendes klinisches Implementierungspotenzial für Risikoadaptation und De-Eskalation.</w:t>
+        <w:t>Komplette Response der high-risk-Erkrankung in 19/26 Patienten (73,1 %; 95%-KI 54,8–91,3 %), über Zielrate von 70 % hinaus. 24-Monate-Ansprechen-Dauerhaftigkeit 83,5 %; kein Übergang zu invasivem Karzinom oder Metastasierung. Therapiebedingte Nebenwirkungen bei 89 %, davon nur 14 % Grad 3–4; 2 Patienten Abbruch.</w:t>
       </w:r>
     </w:p>
     <w:p>
@@ -293,7 +293,7 @@
         <w:rPr>
           <w:sz w:val="19"/>
         </w:rPr>
-        <w:t>Internationale Expertenübersicht; medizinische Evidenzbasis für deutsches Gesundheitssystem übertragbar</w:t>
+        <w:t>Chinesische Kliniken, aber ERBB2-Screening und -Klassifizierung international standardisiert; Ergebnis relevant für deutsche Zentren mit Blasen-Expertise.</w:t>
       </w:r>
     </w:p>
     <w:p>
@@ -302,7 +302,7 @@
           <w:color w:val="5A7D3A"/>
           <w:sz w:val="18"/>
         </w:rPr>
-        <w:t>https://pubmed.ncbi.nlm.nih.gov/42850399/</w:t>
+        <w:t>https://pubmed.ncbi.nlm.nih.gov/42848391/</w:t>
       </w:r>
     </w:p>
     <w:p>
@@ -310,7 +310,7 @@
         <w:pStyle w:val="Heading2"/>
       </w:pPr>
       <w:r>
-        <w:t>Mehr Chemotherapiezyklen in Radiochemotherapie verlängern Gesamtüberleben ohne mehr Toxizität</w:t>
+        <w:t>Universelle Keimbahntest-Screening: 18,4 % Pathogene Varianten in früh-onset Karzinomen, altersbasierte Limits übersehen 72 % aller Träger</w:t>
       </w:r>
     </w:p>
     <w:p>
@@ -320,12 +320,12 @@
           <w:color w:val="666666"/>
           <w:sz w:val="18"/>
         </w:rPr>
-        <w:t>Simbirova A et al.  ·  Strahlenther Onkol  ·  08.10.2026  ·  PMID 42850392</w:t>
+        <w:t>Stadler ZK et al.  ·  Cancer Discov  ·  08.10.2026  ·  PMID 42844684</w:t>
       </w:r>
     </w:p>
     <w:p>
       <w:r>
-        <w:t>Retrospektive Analyse von 90 Patienten mit lokal fortgeschrittenem NSCLC (Stadium IIB-IIIC) unter definitiver Radiochemotherapie (56-66 Gy mit wöchentlichem Carboplatin/Paclitaxel), 50 mit nachfolgender Durvalumab-Konsolidierung.</w:t>
+        <w:t>Keimbahnsequenzierung von 39.184 Patienten mit soliden Malignomen über 32 Tumortypen hinweg; Vergleich der Pathogenen-Variantenprävalenz nach Alter bei Diagnose.</w:t>
       </w:r>
     </w:p>
     <w:p>
@@ -336,7 +336,7 @@
         <w:t xml:space="preserve">Ergebnis: </w:t>
       </w:r>
       <w:r>
-        <w:t>Patienten mit 5-7 Chemotherapiezyklen: signifikant längeres OS als 1-4 Zyklen (p=0,048); Hazard Ratio 0,75 pro zusätzlichem Zyklus (p=0,017). Keine signifikante Steigerung früher oder später Grad-≥2-Toxizität. Frühe Grad-≥2-Anämie (27,8%) assoziiert mit schlechterer Prognose (p=0,006).</w:t>
+        <w:t>Pathogene Varianten in 18,4 % der früh-onset, 15,6 % der durchschnittlich-onset und 12,3 % der spät-onset Fälle (p &lt;0,001). High-/Moderate-Penetranz-Gene: 12,4 % vs. 8,9 % vs. 5,1 %. Altersgrenze 50 Jahre übersieht 4.601 Träger (72 % aller detektierten Varianten). Universelles Screening empfohlen.</w:t>
       </w:r>
     </w:p>
     <w:p>
@@ -351,7 +351,7 @@
         <w:rPr>
           <w:sz w:val="19"/>
         </w:rPr>
-        <w:t>Deutsche Universitätsklinik Dresden, vergleichbare Behandlungsstandards</w:t>
+        <w:t>USA-Studie, aber Genetik und Mutationsspektrum tumorunabhängig; Screening-Empfehlung relevant für deutsche AMNOG- und Leitlinien-Adaptationen.</w:t>
       </w:r>
     </w:p>
     <w:p>
@@ -360,7 +360,65 @@
           <w:color w:val="5A7D3A"/>
           <w:sz w:val="18"/>
         </w:rPr>
-        <w:t>https://pubmed.ncbi.nlm.nih.gov/42850392/</w:t>
+        <w:t>https://pubmed.ncbi.nlm.nih.gov/42844684/</w:t>
+      </w:r>
+    </w:p>
+    <w:p>
+      <w:pPr>
+        <w:pStyle w:val="Heading2"/>
+      </w:pPr>
+      <w:r>
+        <w:t>Venetoclax-basierte Therapie versus HMA-Monotherapie: OS-Vorteil 11,4 vs. 8,2 Monate bei unfittem neudiagnostiziertem AML</w:t>
+      </w:r>
+    </w:p>
+    <w:p>
+      <w:r>
+        <w:rPr>
+          <w:i/>
+          <w:color w:val="666666"/>
+          <w:sz w:val="18"/>
+        </w:rPr>
+        <w:t>Aspas Requena G et al.  ·  Leukemia  ·  06.10.2026  ·  PMID 42839073</w:t>
+      </w:r>
+    </w:p>
+    <w:p>
+      <w:r>
+        <w:t>Real-World-Vergleich von 929 Patienten unter Venetoclax-Kombination mit 1.681 unter Hypomethylierungsmitteln allein aus der spanischen PETHEMA-Registry; mediane Nachverfolgung im Routinebetrieb.</w:t>
+      </w:r>
+    </w:p>
+    <w:p>
+      <w:r>
+        <w:rPr>
+          <w:b/>
+        </w:rPr>
+        <w:t xml:space="preserve">Ergebnis: </w:t>
+      </w:r>
+      <w:r>
+        <w:t>Medianes Gesamtüberleben unter Venetoclax 11,4 Monate vs. 8,2 Monate (HR 0,66; 95%-KI 0,60–0,73; p &lt;0,001); konsistent mit VIALE-A-Trial (HR 0,66). Composite Complete Remission 64,4 % vs. 20,0 %; 30-Tage-Mortalität 4,8 % vs. 7,5 %. Benefit bei IDH2, NPM1, FLT3-ITD; minimal bei TP53-mutierten und MDS-evolved AML.</w:t>
+      </w:r>
+    </w:p>
+    <w:p>
+      <w:r>
+        <w:rPr>
+          <w:b/>
+          <w:sz w:val="19"/>
+        </w:rPr>
+        <w:t xml:space="preserve">Übertragbarkeit: </w:t>
+      </w:r>
+      <w:r>
+        <w:rPr>
+          <w:sz w:val="19"/>
+        </w:rPr>
+        <w:t>Spanische und südamerikanische öffentliche Kliniken, europäische Dokumentationspflichten; direkter Vergleich zu deutschen AML-Zentren.</w:t>
+      </w:r>
+    </w:p>
+    <w:p>
+      <w:r>
+        <w:rPr>
+          <w:color w:val="5A7D3A"/>
+          <w:sz w:val="18"/>
+        </w:rPr>
+        <w:t>https://pubmed.ncbi.nlm.nih.gov/42839073/</w:t>
       </w:r>
     </w:p>
     <w:sectPr>

--- a/download/studien-aktuell.docx
+++ b/download/studien-aktuell.docx
@@ -62,7 +62,7 @@
           <w:color w:val="666666"/>
           <w:sz w:val="18"/>
         </w:rPr>
-        <w:t>Stand: 11.10.2026  |  6 Studien  |  onkologie.m-vf.de</w:t>
+        <w:t>Stand: 12.10.2026  |  7 Studien  |  onkologie.m-vf.de</w:t>
       </w:r>
     </w:p>
     <w:p>
@@ -70,7 +70,7 @@
         <w:pStyle w:val="Heading1"/>
       </w:pPr>
       <w:r>
-        <w:t>Aufgenommen am 11.10.2026</w:t>
+        <w:t>Aufgenommen am 12.10.2026</w:t>
       </w:r>
     </w:p>
     <w:p>
@@ -78,7 +78,7 @@
         <w:pStyle w:val="Heading2"/>
       </w:pPr>
       <w:r>
-        <w:t>MRD-Negativität bei 0,01 % korreliert mit Overall Survival in akuter myeloischer Leukämie</w:t>
+        <w:t>Regelmäßige Nachsorge verbessert Overall Survival bei Nasopharynxkarzinom</w:t>
       </w:r>
     </w:p>
     <w:p>
@@ -88,12 +88,12 @@
           <w:color w:val="666666"/>
           <w:sz w:val="18"/>
         </w:rPr>
-        <w:t>Paiva B et al.  ·  Leukemia  ·  08.10.2026  ·  PMID 42850349</w:t>
+        <w:t>Wu CF et al.  ·  Radiother Oncol  ·  10.10.2026  ·  PMID 42858857</w:t>
       </w:r>
     </w:p>
     <w:p>
       <w:r>
-        <w:t>Die PETHEMA-Studie untersuchte an 2.623 AML-Patienten, ob Measurable Residual Disease (MRD) mittels Durchflusszytometrie ein prognostischer Marker für das Gesamtüberleben nach intensiver Therapie ist.</w:t>
+        <w:t>Retrospektive Analyse von 8.798 Patienten mit nicht-metastasiertem Nasopharynxkarzinom zur Frage, ob intensivierte posttherapeutische Überwachung frühere Rezidiverkennung und besseres Überleben ermöglicht.</w:t>
       </w:r>
     </w:p>
     <w:p>
@@ -104,7 +104,7 @@
         <w:t xml:space="preserve">Ergebnis: </w:t>
       </w:r>
       <w:r>
-        <w:t>MRD-Negativität bei der 0,01%-Schwelle zeigte unabhängigen prognostischen Wert (globale Odds Ratio 1,23; 95%-KI 1,02–1,40; p &lt; 0,05). MRD-Nachweis bei ≥0,01–&lt;0,1 % assoziiert mit schlechterem Überleben. 68 % der CR-Patienten hatten MRD-Nachweis. Signifikanz variierte nach genetischem Risiko und Erhaltungstherapie.</w:t>
+        <w:t>Mit ≥4 Arztbesuchen im 1. Jahr (regelmäßige Surveillance, n=4.078) gegenüber &lt;4 Besuchen (irregulär, n=4.720): medianes rezidivfreies Überleben 26,1 vs. 27,0 Monate, verbessertes Gesamtüberleben (HR 0,86; 95% KI 0,74–0,99; p=0,032). Regelmäßige Fernbildgebung senkte Mortalität (HR 0,69; 95% KI 0,57–0,82; p&lt;0,001); lokale und regionale Bildgebung nicht signifikant.</w:t>
       </w:r>
     </w:p>
     <w:p>
@@ -119,7 +119,7 @@
         <w:rPr>
           <w:sz w:val="19"/>
         </w:rPr>
-        <w:t>Spanische und portugiesische Kohorten, europäische Versorgungsstruktur, direkt auf deutsches Krebsregister-Setting übertragbar.</w:t>
+        <w:t>China – hochvolumiges Zentrum; Methodik auf deutsche Strukturen übertragbar</w:t>
       </w:r>
     </w:p>
     <w:p>
@@ -128,7 +128,7 @@
           <w:color w:val="5A7D3A"/>
           <w:sz w:val="18"/>
         </w:rPr>
-        <w:t>https://pubmed.ncbi.nlm.nih.gov/42850349/</w:t>
+        <w:t>https://pubmed.ncbi.nlm.nih.gov/42858857/</w:t>
       </w:r>
     </w:p>
     <w:p>
@@ -136,7 +136,7 @@
         <w:pStyle w:val="Heading2"/>
       </w:pPr>
       <w:r>
-        <w:t>Koloskopie-Screening reduziert kolorektales Krebssterben um 31 Prozent</w:t>
+        <w:t>Machine-Learning-Methoden für fehlende Toxizitätsdaten bei Kopf-Hals-Krebspatienten</w:t>
       </w:r>
     </w:p>
     <w:p>
@@ -146,12 +146,12 @@
           <w:color w:val="666666"/>
           <w:sz w:val="18"/>
         </w:rPr>
-        <w:t>Brenner H et al.  ·  Lancet  ·  10.10.2026  ·  PMID 42849472</w:t>
+        <w:t>van der Hoek L et al.  ·  Radiother Oncol  ·  10.10.2026  ·  PMID 42858855</w:t>
       </w:r>
     </w:p>
     <w:p>
       <w:r>
-        <w:t>Die NordICC-Studie untersuchte, ob gelegentliche Screening-Koloskopie bei Erwachsenen ab 55/60 Jahren die Sterblichkeit durch kolorektales Karzinom senkt.</w:t>
+        <w:t>Niederländische Studie zur Bewertung von neun Imputationsmethoden (von einfach bis Deep Learning) für fehlende Werte in longitudinalen Toxizitätsdaten von 1.442 Patienten mit Kopf-Hals-Krebs unter Radiotherapie.</w:t>
       </w:r>
     </w:p>
     <w:p>
@@ -162,7 +162,7 @@
         <w:t xml:space="preserve">Ergebnis: </w:t>
       </w:r>
       <w:r>
-        <w:t>Die Koloskopie reduzierte die krebsspezifische Mortalität um 31 % über 10 Jahre (relatives Risiko 0,69; 95%-KI 0,55–0,87). Die Zahl der Todesfälle pro 1.000 Screenings betrug 0,28. Incidenz sank um 21 %. Nebenwirkungen: schwerwiegende Blutungen &lt;0,1 %, Perforationen 0,7 pro 1.000.</w:t>
+        <w:t>Einfache Imputationsmethoden schnitten deutlich schlechter ab als fortgeschrittene; Qualität verschlechterte sich, wenn Patienten &lt;50% der Messzeitpunkte hatten; Transformer-Modelle waren robuster gegen Rauschen; downstream Modelle zeigten vernachlässigbare Unterschiede außer bei einfachen Methoden. Praktische Empfehlung: einfache Imputationen vermeiden und Inklusions- sowie Verfügbarkeitskriterien bewusst wählen.</w:t>
       </w:r>
     </w:p>
     <w:p>
@@ -177,7 +177,7 @@
         <w:rPr>
           <w:sz w:val="19"/>
         </w:rPr>
-        <w:t>Europäischer Verbund (Skandinavien, Polen, Deutschland), publische Gesundheitssysteme mit ähnlicher Finanzierung wie Deutschland.</w:t>
+        <w:t>Niederlande, deutschsprachige Methodik, europäische Dokumentationspflichten übertragbar</w:t>
       </w:r>
     </w:p>
     <w:p>
@@ -186,7 +186,7 @@
           <w:color w:val="5A7D3A"/>
           <w:sz w:val="18"/>
         </w:rPr>
-        <w:t>https://pubmed.ncbi.nlm.nih.gov/42849472/</w:t>
+        <w:t>https://pubmed.ncbi.nlm.nih.gov/42858855/</w:t>
       </w:r>
     </w:p>
     <w:p>
@@ -194,7 +194,7 @@
         <w:pStyle w:val="Heading2"/>
       </w:pPr>
       <w:r>
-        <w:t>BRCA2-Alteration vorhersagend für 12-Monate-Benefit unter PARP-Inhibitor Talazoparib</w:t>
+        <w:t>Klinisch bedeutsame Schwellenwerte für Lebensqualitätsfragebogen bei Prostatakrebspatienten</w:t>
       </w:r>
     </w:p>
     <w:p>
@@ -204,12 +204,12 @@
           <w:color w:val="666666"/>
           <w:sz w:val="18"/>
         </w:rPr>
-        <w:t>Castro E et al.  ·  Eur J Cancer  ·  29.09.2026  ·  PMID 42849324</w:t>
+        <w:t>Vorbach SM et al.  ·  Radiother Oncol  ·  10.10.2026  ·  PMID 42858854</w:t>
       </w:r>
     </w:p>
     <w:p>
       <w:r>
-        <w:t>Retrospektive Genomanalyse aus der Phase-2-Studie TALAPRO-1 zu Talazoparib-Monotherapie in 104 Patienten mit metastasiertem kastrationsresistentem Prostatakarzinom und HRR-Genalterationen.</w:t>
+        <w:t>Europäische Multicenterstudie zur Etablierung von Klinisch Bedeutsamen Schwellenwerten (Thresholds for Clinical Importance, TCI) für den EORTC QLQ-PR25, ein Lebensqualitätsinstrument bei Prostatakrebspatienten.</w:t>
       </w:r>
     </w:p>
     <w:p>
@@ -220,7 +220,7 @@
         <w:t xml:space="preserve">Ergebnis: </w:t>
       </w:r>
       <w:r>
-        <w:t>94 % der Patienten mit radiographischem PFS ≥12 Monaten hatten BRCA2-Alterationen, vs. 22 % mit PFS &lt;2 Monaten (p &lt;0,00001). HRR-Gen-Reversionen (n=7) und PARP1-Varianten (n=5) zeigten emergente Resistenzmechanismen; beide prädiktiv für Therapieversagen nach initialem Ansprechen.</w:t>
+        <w:t>Für fünf der sechs Skalen ließen sich akzeptable bis exzellente ROC-Werte (AUC 0,74–0,90) mit Sensitivität 0,62–0,88 und Spezifität 0,48–0,98 etablieren; für die Sexualfunktion (AUC 0,48) gelang dies nicht. Die TCIs ermöglichen erstmals die klinische Interpretation einzelner Patientenergebnisse für Symptom-Screening und Entscheidungsfindung.</w:t>
       </w:r>
     </w:p>
     <w:p>
@@ -235,7 +235,7 @@
         <w:rPr>
           <w:sz w:val="19"/>
         </w:rPr>
-        <w:t>US-amerikanische Studie, aber Genomik und BRCA2-Mutationen tumorunabhängig; Biomarker-Strategie auf deutsche Praxen übertragbar.</w:t>
+        <w:t>Österreich, Niederlande, Spanien, Belgien, Deutschland – vergleichbare Gesundheitssysteme, europäische Fachdaten</w:t>
       </w:r>
     </w:p>
     <w:p>
@@ -244,7 +244,7 @@
           <w:color w:val="5A7D3A"/>
           <w:sz w:val="18"/>
         </w:rPr>
-        <w:t>https://pubmed.ncbi.nlm.nih.gov/42849324/</w:t>
+        <w:t>https://pubmed.ncbi.nlm.nih.gov/42858854/</w:t>
       </w:r>
     </w:p>
     <w:p>
@@ -252,7 +252,7 @@
         <w:pStyle w:val="Heading2"/>
       </w:pPr>
       <w:r>
-        <w:t>Disitamab vedotin plus Tislelizumab: 73 % komplette Response bei nicht-resektablem high-grade Harnblasenkarzinom</w:t>
+        <w:t>FRα-gezieltes Antikörper-Wirkstoff-Konjugat Sofetabart zeigt Aktivität bei fortgeschrittenem Ovarialkarzinom</w:t>
       </w:r>
     </w:p>
     <w:p>
@@ -262,12 +262,12 @@
           <w:color w:val="666666"/>
           <w:sz w:val="18"/>
         </w:rPr>
-        <w:t>Qie Y et al.  ·  JAMA Oncol  ·  08.10.2026  ·  PMID 42848391</w:t>
+        <w:t>Ray-Coquard I et al.  ·  Ann Oncol  ·  08.10.2026  ·  PMID 42849725</w:t>
       </w:r>
     </w:p>
     <w:p>
       <w:r>
-        <w:t>Phase-2-Studie mit 28 Patienten zu resektionsunfähigem ERBB2-positiven high-risk nicht-Muskel-invasivem Blasenkarzinom unter Kombinationstherapie mit dem Antikörper-Wirkstoff-Konjugat Disitamab vedotin und dem PD-1-Inhibitor Tislelizumab.</w:t>
+        <w:t>Multizentrische First-in-Human Phase-1-Studie mit 105 Patienten (überwiegend platinresistent) zu Sofetabart mipitecan (Sofe-M), einem neuen FRα-Antibody-Drug-Conjugate ohne Keratopathie-Risiko.</w:t>
       </w:r>
     </w:p>
     <w:p>
@@ -278,7 +278,7 @@
         <w:t xml:space="preserve">Ergebnis: </w:t>
       </w:r>
       <w:r>
-        <w:t>Komplette Response der high-risk-Erkrankung in 19/26 Patienten (73,1 %; 95%-KI 54,8–91,3 %), über Zielrate von 70 % hinaus. 24-Monate-Ansprechen-Dauerhaftigkeit 83,5 %; kein Übergang zu invasivem Karzinom oder Metastasierung. Therapiebedingte Nebenwirkungen bei 89 %, davon nur 14 % Grad 3–4; 2 Patienten Abbruch.</w:t>
+        <w:t>Objektive Ansprechrate 50,5% (95% KI 40,5–60,4), bei 3 mg/kg 58,8%; bei FRα &lt;75% 44,4%, bei FRα ≥75% 56,5%, nach vorherigem Mirvetuximab 57,9%; medianes progressionsfreies Überleben 8,1 Monate (95% KI 6,4–8,5). Häufigste Nebenwirkungen: Übelkeit (64,8%), Fatigue (56,2%), Anämie (47,6%). Keine Keratopathien oder Grad-≥3-Neuropathie; 35,3–56,4% Grad-≥3-Nebenwirkungen je Dosis; Behandlungsabbruch 10,5%.</w:t>
       </w:r>
     </w:p>
     <w:p>
@@ -293,7 +293,7 @@
         <w:rPr>
           <w:sz w:val="19"/>
         </w:rPr>
-        <w:t>Chinesische Kliniken, aber ERBB2-Screening und -Klassifizierung international standardisiert; Ergebnis relevant für deutsche Zentren mit Blasen-Expertise.</w:t>
+        <w:t>USA-Studie mit europäischen Zentren (Frankreich, Spanien, Italien); Übertragbarkeit auf AMNOG-Zulassungsprozess prüfbar</w:t>
       </w:r>
     </w:p>
     <w:p>
@@ -302,7 +302,7 @@
           <w:color w:val="5A7D3A"/>
           <w:sz w:val="18"/>
         </w:rPr>
-        <w:t>https://pubmed.ncbi.nlm.nih.gov/42848391/</w:t>
+        <w:t>https://pubmed.ncbi.nlm.nih.gov/42849725/</w:t>
       </w:r>
     </w:p>
     <w:p>
@@ -310,7 +310,7 @@
         <w:pStyle w:val="Heading2"/>
       </w:pPr>
       <w:r>
-        <w:t>Universelle Keimbahntest-Screening: 18,4 % Pathogene Varianten in früh-onset Karzinomen, altersbasierte Limits übersehen 72 % aller Träger</w:t>
+        <w:t>Transfer-RNA-Dosierung kontrolliert Lineageplastizität und Therapieresistenz bei Prostatakarzinom</w:t>
       </w:r>
     </w:p>
     <w:p>
@@ -320,12 +320,12 @@
           <w:color w:val="666666"/>
           <w:sz w:val="18"/>
         </w:rPr>
-        <w:t>Stadler ZK et al.  ·  Cancer Discov  ·  08.10.2026  ·  PMID 42844684</w:t>
+        <w:t>Kim YS et al.  ·  Nature  ·  07.10.2026  ·  PMID 42844465</w:t>
       </w:r>
     </w:p>
     <w:p>
       <w:r>
-        <w:t>Keimbahnsequenzierung von 39.184 Patienten mit soliden Malignomen über 32 Tumortypen hinweg; Vergleich der Pathogenen-Variantenprävalenz nach Alter bei Diagnose.</w:t>
+        <w:t>Grundlagenarbeit zur Identifikation von tRNA1Arg(UCU) als Regulator der Lineageplastizität und Therapieresistenz im Prostatakarzinom mit Weg in die Klinik über Linearität und Androgenrezeptor-Sensitivität.</w:t>
       </w:r>
     </w:p>
     <w:p>
@@ -336,7 +336,7 @@
         <w:t xml:space="preserve">Ergebnis: </w:t>
       </w:r>
       <w:r>
-        <w:t>Pathogene Varianten in 18,4 % der früh-onset, 15,6 % der durchschnittlich-onset und 12,3 % der spät-onset Fälle (p &lt;0,001). High-/Moderate-Penetranz-Gene: 12,4 % vs. 8,9 % vs. 5,1 %. Altersgrenze 50 Jahre übersieht 4.601 Träger (72 % aller detektierten Varianten). Universelles Screening empfohlen.</w:t>
+        <w:t>tRNA1Arg(UCU) ist herunterreguliert in neuroendokrinem Prostatakarzinom und assoziiert mit beschleunigter Metastasierung und schlechterer Prognose; Regulatoren TARDBP und ZSCAN29 kontrollieren tRNA-Expression; tRNA steuert Translationsprogramm mit SWI/SNF-Chromatin-Umbauerproteinen, die Lineage-Treue wahren; experimentelle Manipulation von tRNA1Arg(UCU) restauriert Androgenrezeptor-Sensitivität.</w:t>
       </w:r>
     </w:p>
     <w:p>
@@ -351,7 +351,7 @@
         <w:rPr>
           <w:sz w:val="19"/>
         </w:rPr>
-        <w:t>USA-Studie, aber Genetik und Mutationsspektrum tumorunabhängig; Screening-Empfehlung relevant für deutsche AMNOG- und Leitlinien-Adaptationen.</w:t>
+        <w:t>USA-Grundlagenarbeit mit translationalem Ansatz zur Überwindung Androgenrezeptor-Inhibitor-Resistenz</w:t>
       </w:r>
     </w:p>
     <w:p>
@@ -360,7 +360,7 @@
           <w:color w:val="5A7D3A"/>
           <w:sz w:val="18"/>
         </w:rPr>
-        <w:t>https://pubmed.ncbi.nlm.nih.gov/42844684/</w:t>
+        <w:t>https://pubmed.ncbi.nlm.nih.gov/42844465/</w:t>
       </w:r>
     </w:p>
     <w:p>
@@ -368,7 +368,7 @@
         <w:pStyle w:val="Heading2"/>
       </w:pPr>
       <w:r>
-        <w:t>Venetoclax-basierte Therapie versus HMA-Monotherapie: OS-Vorteil 11,4 vs. 8,2 Monate bei unfittem neudiagnostiziertem AML</w:t>
+        <w:t>Globale Ungleichheit in Verfügbarkeit und Kostenübernahme von Nierenzellkarzinom-Therapien</w:t>
       </w:r>
     </w:p>
     <w:p>
@@ -378,12 +378,12 @@
           <w:color w:val="666666"/>
           <w:sz w:val="18"/>
         </w:rPr>
-        <w:t>Aspas Requena G et al.  ·  Leukemia  ·  06.10.2026  ·  PMID 42839073</w:t>
+        <w:t>Urun Y et al.  ·  Oncologist  ·  06.10.2026  ·  PMID 42836687</w:t>
       </w:r>
     </w:p>
     <w:p>
       <w:r>
-        <w:t>Real-World-Vergleich von 929 Patienten unter Venetoclax-Kombination mit 1.681 unter Hypomethylierungsmitteln allein aus der spanischen PETHEMA-Registry; mediane Nachverfolgung im Routinebetrieb.</w:t>
+        <w:t>Internationale Querschnittsstudie von 144 Klinikern aus 58 Ländern zur Verfügbarkeit und Erstattung von 20 innovativen systemischen Therapien für Nierenzellkarzinom.</w:t>
       </w:r>
     </w:p>
     <w:p>
@@ -394,7 +394,7 @@
         <w:t xml:space="preserve">Ergebnis: </w:t>
       </w:r>
       <w:r>
-        <w:t>Medianes Gesamtüberleben unter Venetoclax 11,4 Monate vs. 8,2 Monate (HR 0,66; 95%-KI 0,60–0,73; p &lt;0,001); konsistent mit VIALE-A-Trial (HR 0,66). Composite Complete Remission 64,4 % vs. 20,0 %; 30-Tage-Mortalität 4,8 % vs. 7,5 %. Benefit bei IDH2, NPM1, FLT3-ITD; minimal bei TP53-mutierten und MDS-evolved AML.</w:t>
+        <w:t>Nur 36% der Länder hatten mindestens 15 der 20 Therapien verfügbar; vollständige Erstattung für ≥15 Therapien in nur 6 Ländern (10%), für 1–9 Therapien in 13 Ländern (23%), keine Erstattung in 18 Ländern (31%). Höheres Nationaleinkommen korrelierte signifikant mit besserer Verfügbarkeit (Kruskal-Wallis p&lt;0,0001); Armenien, Griechenland und Israel zeigten höchste GDP-bereinigte Drug-Availability-Indizes.</w:t>
       </w:r>
     </w:p>
     <w:p>
@@ -409,7 +409,7 @@
         <w:rPr>
           <w:sz w:val="19"/>
         </w:rPr>
-        <w:t>Spanische und südamerikanische öffentliche Kliniken, europäische Dokumentationspflichten; direkter Vergleich zu deutschen AML-Zentren.</w:t>
+        <w:t>58 Länder weltweit; Transfer: Deutschland als mittleres Einkommsland mit hoher Verfügbarkeit</w:t>
       </w:r>
     </w:p>
     <w:p>
@@ -418,7 +418,65 @@
           <w:color w:val="5A7D3A"/>
           <w:sz w:val="18"/>
         </w:rPr>
-        <w:t>https://pubmed.ncbi.nlm.nih.gov/42839073/</w:t>
+        <w:t>https://pubmed.ncbi.nlm.nih.gov/42836687/</w:t>
+      </w:r>
+    </w:p>
+    <w:p>
+      <w:pPr>
+        <w:pStyle w:val="Heading2"/>
+      </w:pPr>
+      <w:r>
+        <w:t>Spätfolgen innovativer Kinderkrebs-Therapien: Übersicht für Langzeit-Follow-up</w:t>
+      </w:r>
+    </w:p>
+    <w:p>
+      <w:r>
+        <w:rPr>
+          <w:i/>
+          <w:color w:val="666666"/>
+          <w:sz w:val="18"/>
+        </w:rPr>
+        <w:t>Berkman AM et al.  ·  J Natl Cancer Inst  ·  06.10.2026  ·  PMID 42836651</w:t>
+      </w:r>
+    </w:p>
+    <w:p>
+      <w:r>
+        <w:t>Narrativ-systematische Übersichtsarbeit zur erwarteten Langzeittoxizität neuer Wirkstoffe (Antikörper, ADC, Immune Checkpoint Inhibitor, CAR-T, targeted therapies) bei Kindern mit Krebs, um Langzeitüberwachung zu informieren.</w:t>
+      </w:r>
+    </w:p>
+    <w:p>
+      <w:r>
+        <w:rPr>
+          <w:b/>
+        </w:rPr>
+        <w:t xml:space="preserve">Ergebnis: </w:t>
+      </w:r>
+      <w:r>
+        <w:t>Detaillierte Analyse von kardiovaskulären, neurologischen, endokrinen, gastrointestinalen und immunologischen Spätfolgen innovativer Therapien basierend auf Akuttoxizitätsprofilen, limitierten pädiatrischen Verlaufsdaten und emerging adult data. Kernaussage: Systematische Charakterisierung der Langzeittoxizität ist dringend erforderlich; etablierte Survivorship-Kohorten müssen erweitert und neue Nachweismethoden für bisher unerkannte Folgen entwickelt werden.</w:t>
+      </w:r>
+    </w:p>
+    <w:p>
+      <w:r>
+        <w:rPr>
+          <w:b/>
+          <w:sz w:val="19"/>
+        </w:rPr>
+        <w:t xml:space="preserve">Übertragbarkeit: </w:t>
+      </w:r>
+      <w:r>
+        <w:rPr>
+          <w:sz w:val="19"/>
+        </w:rPr>
+        <w:t>USA-Fachstandard, methodisch auf deutsche Leitlinien (DKG) übertragbar</w:t>
+      </w:r>
+    </w:p>
+    <w:p>
+      <w:r>
+        <w:rPr>
+          <w:color w:val="5A7D3A"/>
+          <w:sz w:val="18"/>
+        </w:rPr>
+        <w:t>https://pubmed.ncbi.nlm.nih.gov/42836651/</w:t>
       </w:r>
     </w:p>
     <w:sectPr>

--- a/download/studien-aktuell.docx
+++ b/download/studien-aktuell.docx
@@ -62,7 +62,7 @@
           <w:color w:val="666666"/>
           <w:sz w:val="18"/>
         </w:rPr>
-        <w:t>Stand: 12.10.2026  |  7 Studien  |  onkologie.m-vf.de</w:t>
+        <w:t>Stand: 13.10.2026  |  6 Studien  |  onkologie.m-vf.de</w:t>
       </w:r>
     </w:p>
     <w:p>
@@ -70,7 +70,7 @@
         <w:pStyle w:val="Heading1"/>
       </w:pPr>
       <w:r>
-        <w:t>Aufgenommen am 12.10.2026</w:t>
+        <w:t>Aufgenommen am 13.10.2026</w:t>
       </w:r>
     </w:p>
     <w:p>
@@ -78,7 +78,7 @@
         <w:pStyle w:val="Heading2"/>
       </w:pPr>
       <w:r>
-        <w:t>Regelmäßige Nachsorge verbessert Overall Survival bei Nasopharynxkarzinom</w:t>
+        <w:t>Bluttest-Risikomodell für Lungenkrebs verbessert Früherkennung gegenüber etabliertem Standard</w:t>
       </w:r>
     </w:p>
     <w:p>
@@ -88,12 +88,12 @@
           <w:color w:val="666666"/>
           <w:sz w:val="18"/>
         </w:rPr>
-        <w:t>Wu CF et al.  ·  Radiother Oncol  ·  10.10.2026  ·  PMID 42858857</w:t>
+        <w:t>Skov-Jeppesen SM et al.  ·  J Clin Oncol  ·  12.10.2026  ·  PMID 42863103</w:t>
       </w:r>
     </w:p>
     <w:p>
       <w:r>
-        <w:t>Retrospektive Analyse von 8.798 Patienten mit nicht-metastasiertem Nasopharynxkarzinom zur Frage, ob intensivierte posttherapeutische Überwachung frühere Rezidiverkennung und besseres Überleben ermöglicht.</w:t>
+        <w:t>Dänische prospektive Kohortenstudie entwickelt und validiert ein Bluttest-gestütztes Risikomodell (CPH-Lung) zur Vorhersage des 6-Jahres-Lungenkrebsrisikos bei Rauchern vor bildgebender Screening.</w:t>
       </w:r>
     </w:p>
     <w:p>
@@ -104,7 +104,7 @@
         <w:t xml:space="preserve">Ergebnis: </w:t>
       </w:r>
       <w:r>
-        <w:t>Mit ≥4 Arztbesuchen im 1. Jahr (regelmäßige Surveillance, n=4.078) gegenüber &lt;4 Besuchen (irregulär, n=4.720): medianes rezidivfreies Überleben 26,1 vs. 27,0 Monate, verbessertes Gesamtüberleben (HR 0,86; 95% KI 0,74–0,99; p=0,032). Regelmäßige Fernbildgebung senkte Mortalität (HR 0,69; 95% KI 0,57–0,82; p&lt;0,001); lokale und regionale Bildgebung nicht signifikant.</w:t>
+        <w:t>CPH-Lung erreichte im Validierungskollektiv eine AUC von 0,783 versus 0,720 für PLCOm2012 (p=0,0059). Bei gleicher Spezifität wie aktuelle Screeningkriterien (77,7%) zeigte CPH-Lung höhere Sensitivität bei Frauen (57,6% vs. 39,2%, p&lt;0,0001) und Männern (61,4% vs. 54,7%, p=0,004). Patienten, die ausschließlich durch CPH-Lung erkannt wurden, waren im Mittel jünger (68,2 vs. 76,5 Jahre, p&lt;0,0001).</w:t>
       </w:r>
     </w:p>
     <w:p>
@@ -119,7 +119,7 @@
         <w:rPr>
           <w:sz w:val="19"/>
         </w:rPr>
-        <w:t>China – hochvolumiges Zentrum; Methodik auf deutsche Strukturen übertragbar</w:t>
+        <w:t>Nordische Gesundheitssysteme, Daten aus prospektiven bevölkerungsbasierten Kohorten, vergleichbar strukturiertes Screening.</w:t>
       </w:r>
     </w:p>
     <w:p>
@@ -128,7 +128,7 @@
           <w:color w:val="5A7D3A"/>
           <w:sz w:val="18"/>
         </w:rPr>
-        <w:t>https://pubmed.ncbi.nlm.nih.gov/42858857/</w:t>
+        <w:t>https://pubmed.ncbi.nlm.nih.gov/42863103/</w:t>
       </w:r>
     </w:p>
     <w:p>
@@ -136,7 +136,7 @@
         <w:pStyle w:val="Heading2"/>
       </w:pPr>
       <w:r>
-        <w:t>Machine-Learning-Methoden für fehlende Toxizitätsdaten bei Kopf-Hals-Krebspatienten</w:t>
+        <w:t>Konsolidative Thoraxbestrahlung nach Chemoimmuntherapie verbessert Überleben bei extensivem Kleinzellungkrebs</w:t>
       </w:r>
     </w:p>
     <w:p>
@@ -146,12 +146,12 @@
           <w:color w:val="666666"/>
           <w:sz w:val="18"/>
         </w:rPr>
-        <w:t>van der Hoek L et al.  ·  Radiother Oncol  ·  10.10.2026  ·  PMID 42858855</w:t>
+        <w:t>Bai B et al.  ·  Strahlenther Onkol  ·  12.10.2026  ·  PMID 42862283</w:t>
       </w:r>
     </w:p>
     <w:p>
       <w:r>
-        <w:t>Niederländische Studie zur Bewertung von neun Imputationsmethoden (von einfach bis Deep Learning) für fehlende Werte in longitudinalen Toxizitätsdaten von 1.442 Patienten mit Kopf-Hals-Krebs unter Radiotherapie.</w:t>
+        <w:t>Retrospektive chinesische Kohortenstudie vergleicht erste Chemoimmuntherapie allein (CT-IT) versus CT-IT plus konsolidative Thoraxbestrahlung (cTRT) bei 199 Patienten mit extensivem kleinzelligem Lungenkarzinom (ES-SCLC).</w:t>
       </w:r>
     </w:p>
     <w:p>
@@ -162,7 +162,7 @@
         <w:t xml:space="preserve">Ergebnis: </w:t>
       </w:r>
       <w:r>
-        <w:t>Einfache Imputationsmethoden schnitten deutlich schlechter ab als fortgeschrittene; Qualität verschlechterte sich, wenn Patienten &lt;50% der Messzeitpunkte hatten; Transformer-Modelle waren robuster gegen Rauschen; downstream Modelle zeigten vernachlässigbare Unterschiede außer bei einfachen Methoden. Praktische Empfehlung: einfache Imputationen vermeiden und Inklusions- sowie Verfügbarkeitskriterien bewusst wählen.</w:t>
+        <w:t>Mediane progressionsfreie Überlebenszeit (PFS) war signifikant länger mit CT-IT + cTRT versus CT-IT allein (p&lt;0,001). Mediales Gesamtüberleben (OS) war ebenfalls signifikant verlängert mit cTRT (p&lt;0,001). Im multivariaten Modell war cTRT unabhängig mit besserer PFS assoziiert (p&lt;0,001). Sicherheitsprofil war vergleichbar; Grad-3-4-Toxizitäten traten in beiden Gruppen ähnlich häufig auf. Grad-1-2-Dermatitis und Gastrointestinalitoxizität waren häufiger in der cTRT-Gruppe.</w:t>
       </w:r>
     </w:p>
     <w:p>
@@ -177,7 +177,7 @@
         <w:rPr>
           <w:sz w:val="19"/>
         </w:rPr>
-        <w:t>Niederlande, deutschsprachige Methodik, europäische Dokumentationspflichten übertragbar</w:t>
+        <w:t>China - Behandlungsalgorithmus übertragbar, aber Validierung in europäischen Real-World-Daten erforderlich vor Routineimplementierung.</w:t>
       </w:r>
     </w:p>
     <w:p>
@@ -186,7 +186,7 @@
           <w:color w:val="5A7D3A"/>
           <w:sz w:val="18"/>
         </w:rPr>
-        <w:t>https://pubmed.ncbi.nlm.nih.gov/42858855/</w:t>
+        <w:t>https://pubmed.ncbi.nlm.nih.gov/42862283/</w:t>
       </w:r>
     </w:p>
     <w:p>
@@ -194,7 +194,7 @@
         <w:pStyle w:val="Heading2"/>
       </w:pPr>
       <w:r>
-        <w:t>Klinisch bedeutsame Schwellenwerte für Lebensqualitätsfragebogen bei Prostatakrebspatienten</w:t>
+        <w:t>Kombinationstherapie mit RNA-Polymerase-I- und CDK-Inhibitor zeigt Synergie bei akuter myeloischer Leukämie</w:t>
       </w:r>
     </w:p>
     <w:p>
@@ -204,12 +204,12 @@
           <w:color w:val="666666"/>
           <w:sz w:val="18"/>
         </w:rPr>
-        <w:t>Vorbach SM et al.  ·  Radiother Oncol  ·  10.10.2026  ·  PMID 42858854</w:t>
+        <w:t>Hein N et al.  ·  Leukemia  ·  08.10.2026  ·  PMID 42850350</w:t>
       </w:r>
     </w:p>
     <w:p>
       <w:r>
-        <w:t>Europäische Multicenterstudie zur Etablierung von Klinisch Bedeutsamen Schwellenwerten (Thresholds for Clinical Importance, TCI) für den EORTC QLQ-PR25, ein Lebensqualitätsinstrument bei Prostatakrebspatienten.</w:t>
+        <w:t>Australische präklinische und translatorische Studie identifiziert durch Hochdurchsatz-Screening Dinaciclib (CDK-Inhibitor) als Kombinationspartner zu CX-5461 (Ribosomen-Biosynthese-Inhibitor) in genetisch diversen AML-Modellen.</w:t>
       </w:r>
     </w:p>
     <w:p>
@@ -220,7 +220,7 @@
         <w:t xml:space="preserve">Ergebnis: </w:t>
       </w:r>
       <w:r>
-        <w:t>Für fünf der sechs Skalen ließen sich akzeptable bis exzellente ROC-Werte (AUC 0,74–0,90) mit Sensitivität 0,62–0,88 und Spezifität 0,48–0,98 etablieren; für die Sexualfunktion (AUC 0,48) gelang dies nicht. Die TCIs ermöglichen erstmals die klinische Interpretation einzelner Patientenergebnisse für Symptom-Screening und Entscheidungsfindung.</w:t>
+        <w:t>Dinaciclib wirkt synergistisch mit CX-5461 in mehreren humanen AML-Zelllinien und verbessert das Überleben in murinen AML-Modellen signifikant. Synergismus beruhte teilweise auf kombinatorischer Aktivierung des nucleolar surveillance pathway. Dinaciclib löste schnelle Apoptose aus, während CX-5461 primär Zellzyklus-Arrest verursachte; zusammen führte dies zu effizienter Tumorclearance und verzögertem Resistenzauftreten. In primären AML-Proben war Koloniebildung reduziert.</w:t>
       </w:r>
     </w:p>
     <w:p>
@@ -235,7 +235,7 @@
         <w:rPr>
           <w:sz w:val="19"/>
         </w:rPr>
-        <w:t>Österreich, Niederlande, Spanien, Belgien, Deutschland – vergleichbare Gesundheitssysteme, europäische Fachdaten</w:t>
+        <w:t>Grundlagenevidenz, klinische Translation noch ausstehend; Mechanismus-Identifizierung liefert Rational für Phase-1-Studien.</w:t>
       </w:r>
     </w:p>
     <w:p>
@@ -244,7 +244,7 @@
           <w:color w:val="5A7D3A"/>
           <w:sz w:val="18"/>
         </w:rPr>
-        <w:t>https://pubmed.ncbi.nlm.nih.gov/42858854/</w:t>
+        <w:t>https://pubmed.ncbi.nlm.nih.gov/42850350/</w:t>
       </w:r>
     </w:p>
     <w:p>
@@ -252,7 +252,7 @@
         <w:pStyle w:val="Heading2"/>
       </w:pPr>
       <w:r>
-        <w:t>FRα-gezieltes Antikörper-Wirkstoff-Konjugat Sofetabart zeigt Aktivität bei fortgeschrittenem Ovarialkarzinom</w:t>
+        <w:t>Koloskopie-Screening reduziert Darmkrebssterblichkeit nicht in nordischen Populationen</w:t>
       </w:r>
     </w:p>
     <w:p>
@@ -262,12 +262,12 @@
           <w:color w:val="666666"/>
           <w:sz w:val="18"/>
         </w:rPr>
-        <w:t>Ray-Coquard I et al.  ·  Ann Oncol  ·  08.10.2026  ·  PMID 42849725</w:t>
+        <w:t>Ladabaum U et al.  ·  Lancet  ·  10.10.2026  ·  PMID 42849474</w:t>
       </w:r>
     </w:p>
     <w:p>
       <w:r>
-        <w:t>Multizentrische First-in-Human Phase-1-Studie mit 105 Patienten (überwiegend platinresistent) zu Sofetabart mipitecan (Sofe-M), einem neuen FRα-Antibody-Drug-Conjugate ohne Keratopathie-Risiko.</w:t>
+        <w:t>Große randomisierte skandinavische Studie verglich bei über 400.000 Personen Koloskopie-Screening vs. übliche Versorgung bei asymptomatischen Erwachsenen (55–64 Jahre) zur Reduktion von Darmkrebs-Sterblichkeit und Inzidenz.</w:t>
       </w:r>
     </w:p>
     <w:p>
@@ -278,7 +278,7 @@
         <w:t xml:space="preserve">Ergebnis: </w:t>
       </w:r>
       <w:r>
-        <w:t>Objektive Ansprechrate 50,5% (95% KI 40,5–60,4), bei 3 mg/kg 58,8%; bei FRα &lt;75% 44,4%, bei FRα ≥75% 56,5%, nach vorherigem Mirvetuximab 57,9%; medianes progressionsfreies Überleben 8,1 Monate (95% KI 6,4–8,5). Häufigste Nebenwirkungen: Übelkeit (64,8%), Fatigue (56,2%), Anämie (47,6%). Keine Keratopathien oder Grad-≥3-Neuropathie; 35,3–56,4% Grad-≥3-Nebenwirkungen je Dosis; Behandlungsabbruch 10,5%.</w:t>
+        <w:t>Koloskopie reduzierte Darmkrebs-Inzidenz, führte aber nicht zu signifikanter Reduktion der Darmkrebssterblichkeit im Vergleich zu Kontrollgruppe. Die Ergebnisse werfen Fragen zu Effektivität des systematischen Screening bei mittlerem Risiko auf, insbesondere über den beobachteten Follow-up-Zeitraum.</w:t>
       </w:r>
     </w:p>
     <w:p>
@@ -293,7 +293,7 @@
         <w:rPr>
           <w:sz w:val="19"/>
         </w:rPr>
-        <w:t>USA-Studie mit europäischen Zentren (Frankreich, Spanien, Italien); Übertragbarkeit auf AMNOG-Zulassungsprozess prüfbar</w:t>
+        <w:t>Deutschland und europäische Länder mit ähnlich strukturierten Gesundheitssystemen, NordICC-Daten direkt relevant für deutsches Screening-Design.</w:t>
       </w:r>
     </w:p>
     <w:p>
@@ -302,7 +302,7 @@
           <w:color w:val="5A7D3A"/>
           <w:sz w:val="18"/>
         </w:rPr>
-        <w:t>https://pubmed.ncbi.nlm.nih.gov/42849725/</w:t>
+        <w:t>https://pubmed.ncbi.nlm.nih.gov/42849474/</w:t>
       </w:r>
     </w:p>
     <w:p>
@@ -310,7 +310,7 @@
         <w:pStyle w:val="Heading2"/>
       </w:pPr>
       <w:r>
-        <w:t>Transfer-RNA-Dosierung kontrolliert Lineageplastizität und Therapieresistenz bei Prostatakarzinom</w:t>
+        <w:t>Deep-Learning-Modell mit Genexpression sagt Lymphknoten-Makrometastasen in frühem Brustkrebs sicher voraus</w:t>
       </w:r>
     </w:p>
     <w:p>
@@ -320,12 +320,12 @@
           <w:color w:val="666666"/>
           <w:sz w:val="18"/>
         </w:rPr>
-        <w:t>Kim YS et al.  ·  Nature  ·  07.10.2026  ·  PMID 42844465</w:t>
+        <w:t>Zhang D et al.  ·  Clin Cancer Res  ·  08.10.2026  ·  PMID 42848433</w:t>
       </w:r>
     </w:p>
     <w:p>
       <w:r>
-        <w:t>Grundlagenarbeit zur Identifikation von tRNA1Arg(UCU) als Regulator der Lineageplastizität und Therapieresistenz im Prostatakarzinom mit Weg in die Klinik über Linearität und Androgenrezeptor-Sensitivität.</w:t>
+        <w:t>Schwedische prospektive Validierungsstudie entwickelt Deep-Learning-Modelle mit Genexpression und präoperativen klinischen Daten zur Vorhersage von Sentinellymphknoten-Makrometastasen (SLNM) bei 6.836 Patientinnen mit klinisch befallfreien Achselachsen.</w:t>
       </w:r>
     </w:p>
     <w:p>
@@ -336,7 +336,7 @@
         <w:t xml:space="preserve">Ergebnis: </w:t>
       </w:r>
       <w:r>
-        <w:t>tRNA1Arg(UCU) ist herunterreguliert in neuroendokrinem Prostatakarzinom und assoziiert mit beschleunigter Metastasierung und schlechterer Prognose; Regulatoren TARDBP und ZSCAN29 kontrollieren tRNA-Expression; tRNA steuert Translationsprogramm mit SWI/SNF-Chromatin-Umbauerproteinen, die Lineage-Treue wahren; experimentelle Manipulation von tRNA1Arg(UCU) restauriert Androgenrezeptor-Sensitivität.</w:t>
+        <w:t>Der Transformer-Ansatz zeigte überlegene Gene-Expression-Modellierung. Im unabhängigen Testset verbesserte das kombinierte Modell (präoperative Klinik + Genexpression) die SLNM-Vorhersage gegenüber nur klinischen Daten (ROC-AUC 0,693 vs. 0,596, p&lt;0,001) und identifizierte Niedrigrisiko-Patienten, die eine SLNB vermeiden könnten (Reduktionsrate 27,2% bei 92,1% Sensitivität). Bei triple-negativem Brustkrebs erreichte das Modell eine AUC von 0,734. Biopsie- und Operationspräparate zeigten substanzielle Übereinstimmung (n=116).</w:t>
       </w:r>
     </w:p>
     <w:p>
@@ -351,7 +351,7 @@
         <w:rPr>
           <w:sz w:val="19"/>
         </w:rPr>
-        <w:t>USA-Grundlagenarbeit mit translationalem Ansatz zur Überwindung Androgenrezeptor-Inhibitor-Resistenz</w:t>
+        <w:t>Schweden, europäisches Registersystem, Datentypen sind international verfügbar.</w:t>
       </w:r>
     </w:p>
     <w:p>
@@ -360,7 +360,7 @@
           <w:color w:val="5A7D3A"/>
           <w:sz w:val="18"/>
         </w:rPr>
-        <w:t>https://pubmed.ncbi.nlm.nih.gov/42844465/</w:t>
+        <w:t>https://pubmed.ncbi.nlm.nih.gov/42848433/</w:t>
       </w:r>
     </w:p>
     <w:p>
@@ -368,7 +368,7 @@
         <w:pStyle w:val="Heading2"/>
       </w:pPr>
       <w:r>
-        <w:t>Globale Ungleichheit in Verfügbarkeit und Kostenübernahme von Nierenzellkarzinom-Therapien</w:t>
+        <w:t>Krebserkrankungen mit unbekanntem Primärtumor werden seltener, Überleben verbessert sich langsam</w:t>
       </w:r>
     </w:p>
     <w:p>
@@ -378,12 +378,12 @@
           <w:color w:val="666666"/>
           <w:sz w:val="18"/>
         </w:rPr>
-        <w:t>Urun Y et al.  ·  Oncologist  ·  06.10.2026  ·  PMID 42836687</w:t>
+        <w:t>Zaun G et al.  ·  Dtsch Arztebl Int  ·  25.12.2026  ·  PMID 42845015</w:t>
       </w:r>
     </w:p>
     <w:p>
       <w:r>
-        <w:t>Internationale Querschnittsstudie von 144 Klinikern aus 58 Ländern zur Verfügbarkeit und Erstattung von 20 innovativen systemischen Therapien für Nierenzellkarzinom.</w:t>
+        <w:t>Deutsche Bevölkerungsstudie aus dem Krebsregister Nordrhein-Westfalen analysiert Inzidenz- und Überlebenstrends bei Krebserkrankungen unbekannten Primärtumors (CUP) über 17 Jahre anhand von 21.085 validierten Fällen.</w:t>
       </w:r>
     </w:p>
     <w:p>
@@ -394,7 +394,7 @@
         <w:t xml:space="preserve">Ergebnis: </w:t>
       </w:r>
       <w:r>
-        <w:t>Nur 36% der Länder hatten mindestens 15 der 20 Therapien verfügbar; vollständige Erstattung für ≥15 Therapien in nur 6 Ländern (10%), für 1–9 Therapien in 13 Ländern (23%), keine Erstattung in 18 Ländern (31%). Höheres Nationaleinkommen korrelierte signifikant mit besserer Verfügbarkeit (Kruskal-Wallis p&lt;0,0001); Armenien, Griechenland und Israel zeigten höchste GDP-bereinigte Drug-Availability-Indizes.</w:t>
+        <w:t>Altersstandardisierte Inzidenz fiel markant von 6,5 pro 100.000 Personenjahre (2007) auf 2,2 pro 100.000 Personenjahre (2023) (durchschnittliche jährliche Änderung -5,45%, 95%-KI [-6,49; -4,40]). Fünf-Jahres-Überleben stieg von 14,7% auf 21,8%. Plattenepithelkarzinome zeigten höchstes Überleben (42,8%), Adenokarzinome und undifferenzierte Karzinome niedrigstes (14–15%). Älteren Patienten hatten niedrigeres Überleben.</w:t>
       </w:r>
     </w:p>
     <w:p>
@@ -409,7 +409,7 @@
         <w:rPr>
           <w:sz w:val="19"/>
         </w:rPr>
-        <w:t>58 Länder weltweit; Transfer: Deutschland als mittleres Einkommsland mit hoher Verfügbarkeit</w:t>
+        <w:t>Deutsche Daten aus bevölkerungsbasiertem Krebsregister, direkt auf deutsches Gesundheitswesen übertragbar.</w:t>
       </w:r>
     </w:p>
     <w:p>
@@ -418,65 +418,7 @@
           <w:color w:val="5A7D3A"/>
           <w:sz w:val="18"/>
         </w:rPr>
-        <w:t>https://pubmed.ncbi.nlm.nih.gov/42836687/</w:t>
-      </w:r>
-    </w:p>
-    <w:p>
-      <w:pPr>
-        <w:pStyle w:val="Heading2"/>
-      </w:pPr>
-      <w:r>
-        <w:t>Spätfolgen innovativer Kinderkrebs-Therapien: Übersicht für Langzeit-Follow-up</w:t>
-      </w:r>
-    </w:p>
-    <w:p>
-      <w:r>
-        <w:rPr>
-          <w:i/>
-          <w:color w:val="666666"/>
-          <w:sz w:val="18"/>
-        </w:rPr>
-        <w:t>Berkman AM et al.  ·  J Natl Cancer Inst  ·  06.10.2026  ·  PMID 42836651</w:t>
-      </w:r>
-    </w:p>
-    <w:p>
-      <w:r>
-        <w:t>Narrativ-systematische Übersichtsarbeit zur erwarteten Langzeittoxizität neuer Wirkstoffe (Antikörper, ADC, Immune Checkpoint Inhibitor, CAR-T, targeted therapies) bei Kindern mit Krebs, um Langzeitüberwachung zu informieren.</w:t>
-      </w:r>
-    </w:p>
-    <w:p>
-      <w:r>
-        <w:rPr>
-          <w:b/>
-        </w:rPr>
-        <w:t xml:space="preserve">Ergebnis: </w:t>
-      </w:r>
-      <w:r>
-        <w:t>Detaillierte Analyse von kardiovaskulären, neurologischen, endokrinen, gastrointestinalen und immunologischen Spätfolgen innovativer Therapien basierend auf Akuttoxizitätsprofilen, limitierten pädiatrischen Verlaufsdaten und emerging adult data. Kernaussage: Systematische Charakterisierung der Langzeittoxizität ist dringend erforderlich; etablierte Survivorship-Kohorten müssen erweitert und neue Nachweismethoden für bisher unerkannte Folgen entwickelt werden.</w:t>
-      </w:r>
-    </w:p>
-    <w:p>
-      <w:r>
-        <w:rPr>
-          <w:b/>
-          <w:sz w:val="19"/>
-        </w:rPr>
-        <w:t xml:space="preserve">Übertragbarkeit: </w:t>
-      </w:r>
-      <w:r>
-        <w:rPr>
-          <w:sz w:val="19"/>
-        </w:rPr>
-        <w:t>USA-Fachstandard, methodisch auf deutsche Leitlinien (DKG) übertragbar</w:t>
-      </w:r>
-    </w:p>
-    <w:p>
-      <w:r>
-        <w:rPr>
-          <w:color w:val="5A7D3A"/>
-          <w:sz w:val="18"/>
-        </w:rPr>
-        <w:t>https://pubmed.ncbi.nlm.nih.gov/42836651/</w:t>
+        <w:t>https://pubmed.ncbi.nlm.nih.gov/42845015/</w:t>
       </w:r>
     </w:p>
     <w:sectPr>

--- a/download/studien-aktuell.docx
+++ b/download/studien-aktuell.docx
@@ -62,7 +62,7 @@
           <w:color w:val="666666"/>
           <w:sz w:val="18"/>
         </w:rPr>
-        <w:t>Stand: 13.10.2026  |  6 Studien  |  onkologie.m-vf.de</w:t>
+        <w:t>Stand: 14.10.2026  |  6 Studien  |  onkologie.m-vf.de</w:t>
       </w:r>
     </w:p>
     <w:p>
@@ -70,7 +70,7 @@
         <w:pStyle w:val="Heading1"/>
       </w:pPr>
       <w:r>
-        <w:t>Aufgenommen am 13.10.2026</w:t>
+        <w:t>Aufgenommen am 14.10.2026</w:t>
       </w:r>
     </w:p>
     <w:p>
@@ -78,7 +78,7 @@
         <w:pStyle w:val="Heading2"/>
       </w:pPr>
       <w:r>
-        <w:t>Bluttest-Risikomodell für Lungenkrebs verbessert Früherkennung gegenüber etabliertem Standard</w:t>
+        <w:t>Beschleunigte Hypofractionierung bei inoperablem NSCLC: Konsensus gegen überlegene Evidenz</w:t>
       </w:r>
     </w:p>
     <w:p>
@@ -88,12 +88,12 @@
           <w:color w:val="666666"/>
           <w:sz w:val="18"/>
         </w:rPr>
-        <w:t>Skov-Jeppesen SM et al.  ·  J Clin Oncol  ·  12.10.2026  ·  PMID 42863103</w:t>
+        <w:t>Chun SG et al.  ·  Int J Radiat Oncol Biol Phys  ·  13.10.2026  ·  PMID 42869299</w:t>
       </w:r>
     </w:p>
     <w:p>
       <w:r>
-        <w:t>Dänische prospektive Kohortenstudie entwickelt und validiert ein Bluttest-gestütztes Risikomodell (CPH-Lung) zur Vorhersage des 6-Jahres-Lungenkrebsrisikos bei Rauchern vor bildgebender Screening.</w:t>
+        <w:t>Ein multidisziplinäres Expertenpanel der American Radium Society entwickelte Appropriate-Use-Kriterien für beschleunigte hypofractionierte Strahlentherapie bei lokal fortgeschrittenem NSCLC ohne Chemotherapie-Eignung.</w:t>
       </w:r>
     </w:p>
     <w:p>
@@ -104,7 +104,7 @@
         <w:t xml:space="preserve">Ergebnis: </w:t>
       </w:r>
       <w:r>
-        <w:t>CPH-Lung erreichte im Validierungskollektiv eine AUC von 0,783 versus 0,720 für PLCOm2012 (p=0,0059). Bei gleicher Spezifität wie aktuelle Screeningkriterien (77,7%) zeigte CPH-Lung höhere Sensitivität bei Frauen (57,6% vs. 39,2%, p&lt;0,0001) und Männern (61,4% vs. 54,7%, p=0,004). Patienten, die ausschließlich durch CPH-Lung erkannt wurden, waren im Mittel jünger (68,2 vs. 76,5 Jahre, p&lt;0,0001).</w:t>
+        <w:t>Das Panel befürwortete IMRT und Protonentherapie mit Dosisbeschränkungen (Lunge V20&lt;30%, Herz V40&lt;20%) bei 15-Fraktionen-Hypofractionierung, lehnte aber auf Basis von 14 klinischen Studien (davon nur eine Phase III randomisiert) die Überlegenheit gegenüber konventioneller 60-Gy-Fraktionierung ab. Consolidative, nicht concurrent Immuntherapie wird empfohlen.</w:t>
       </w:r>
     </w:p>
     <w:p>
@@ -119,7 +119,7 @@
         <w:rPr>
           <w:sz w:val="19"/>
         </w:rPr>
-        <w:t>Nordische Gesundheitssysteme, Daten aus prospektiven bevölkerungsbasierten Kohorten, vergleichbar strukturiertes Screening.</w:t>
+        <w:t>Leitlinienconsensus; deutsche Zentren folgen DEGRO-Empfehlungen mit vergleichbarem Evidenzstand</w:t>
       </w:r>
     </w:p>
     <w:p>
@@ -128,7 +128,7 @@
           <w:color w:val="5A7D3A"/>
           <w:sz w:val="18"/>
         </w:rPr>
-        <w:t>https://pubmed.ncbi.nlm.nih.gov/42863103/</w:t>
+        <w:t>https://pubmed.ncbi.nlm.nih.gov/42869299/</w:t>
       </w:r>
     </w:p>
     <w:p>
@@ -136,7 +136,7 @@
         <w:pStyle w:val="Heading2"/>
       </w:pPr>
       <w:r>
-        <w:t>Konsolidative Thoraxbestrahlung nach Chemoimmuntherapie verbessert Überleben bei extensivem Kleinzellungkrebs</w:t>
+        <w:t>Immunoscore stratifiziert HPV-assoziiertes Oropharynxkarzinom besser als TNM-Stadium</w:t>
       </w:r>
     </w:p>
     <w:p>
@@ -146,12 +146,12 @@
           <w:color w:val="666666"/>
           <w:sz w:val="18"/>
         </w:rPr>
-        <w:t>Bai B et al.  ·  Strahlenther Onkol  ·  12.10.2026  ·  PMID 42862283</w:t>
+        <w:t>Nguyen DH et al.  ·  Clin Cancer Res  ·  13.10.2026  ·  PMID 42868274</w:t>
       </w:r>
     </w:p>
     <w:p>
       <w:r>
-        <w:t>Retrospektive chinesische Kohortenstudie vergleicht erste Chemoimmuntherapie allein (CT-IT) versus CT-IT plus konsolidative Thoraxbestrahlung (cTRT) bei 199 Patienten mit extensivem kleinzelligem Lungenkarzinom (ES-SCLC).</w:t>
+        <w:t>Ein internationales Team validierte den Immunoscore (CD3+/CD8+-Dichten in Tumor und Invasionsrand) zur Prognosevorhersage in HPV-positivem Oropharynxkarzinom in drei Validierungskohorten mit insgesamt 191 Patienten.</w:t>
       </w:r>
     </w:p>
     <w:p>
@@ -162,7 +162,7 @@
         <w:t xml:space="preserve">Ergebnis: </w:t>
       </w:r>
       <w:r>
-        <w:t>Mediane progressionsfreie Überlebenszeit (PFS) war signifikant länger mit CT-IT + cTRT versus CT-IT allein (p&lt;0,001). Mediales Gesamtüberleben (OS) war ebenfalls signifikant verlängert mit cTRT (p&lt;0,001). Im multivariaten Modell war cTRT unabhängig mit besserer PFS assoziiert (p&lt;0,001). Sicherheitsprofil war vergleichbar; Grad-3-4-Toxizitäten traten in beiden Gruppen ähnlich häufig auf. Grad-1-2-Dermatitis und Gastrointestinalitoxizität waren häufiger in der cTRT-Gruppe.</w:t>
+        <w:t>Immunoscore-High-Patienten erreichten über alle Kohorten hinweg besseres 3-Jahres-krankheitsfreies Überleben (DFS) (log-rank p&lt;0,05). Im multivariablen Modell war Immunoscore-Low der unabhängige Prognosefaktor mit größtem adjustiertem Effekt (HR 9,03, 95%-KI 4,02–20,31, p&lt;0,001). Das kombinierte Immunoscore-klinische Modell zeigte bessere DFS-Vorhersage als klinisches Modell allein (C-Index 0,82 vs. 0,70, p&lt;0,0001).</w:t>
       </w:r>
     </w:p>
     <w:p>
@@ -177,7 +177,7 @@
         <w:rPr>
           <w:sz w:val="19"/>
         </w:rPr>
-        <w:t>China - Behandlungsalgorithmus übertragbar, aber Validierung in europäischen Real-World-Daten erforderlich vor Routineimplementierung.</w:t>
+        <w:t>Europäisches Multizenterstudie, französische/UK-Daten, internationales Validierungskonzept übertragbar</w:t>
       </w:r>
     </w:p>
     <w:p>
@@ -186,7 +186,7 @@
           <w:color w:val="5A7D3A"/>
           <w:sz w:val="18"/>
         </w:rPr>
-        <w:t>https://pubmed.ncbi.nlm.nih.gov/42862283/</w:t>
+        <w:t>https://pubmed.ncbi.nlm.nih.gov/42868274/</w:t>
       </w:r>
     </w:p>
     <w:p>
@@ -194,7 +194,7 @@
         <w:pStyle w:val="Heading2"/>
       </w:pPr>
       <w:r>
-        <w:t>Kombinationstherapie mit RNA-Polymerase-I- und CDK-Inhibitor zeigt Synergie bei akuter myeloischer Leukämie</w:t>
+        <w:t>Übermäßige Fettgewebszunahme unter Therapie erhöht Rezidivrisiko bei Hodgkin-Lymphom bei Kindern</w:t>
       </w:r>
     </w:p>
     <w:p>
@@ -204,12 +204,12 @@
           <w:color w:val="666666"/>
           <w:sz w:val="18"/>
         </w:rPr>
-        <w:t>Hein N et al.  ·  Leukemia  ·  08.10.2026  ·  PMID 42850350</w:t>
+        <w:t>Wadhwa A et al.  ·  J Natl Cancer Inst  ·  13.10.2026  ·  PMID 42867833</w:t>
       </w:r>
     </w:p>
     <w:p>
       <w:r>
-        <w:t>Australische präklinische und translatorische Studie identifiziert durch Hochdurchsatz-Screening Dinaciclib (CDK-Inhibitor) als Kombinationspartner zu CX-5461 (Ribosomen-Biosynthese-Inhibitor) in genetisch diversen AML-Modellen.</w:t>
+        <w:t>Longitudinale Analyse von 951 Kindern mit intermediärem/hochrisiko Hodgkin-Lymphom aus Therapiestudien mit CT-Messung von Skelettmuskel- und Fettgewebsfläche vor/nach 2 Chemotherapie-Zyklen.</w:t>
       </w:r>
     </w:p>
     <w:p>
@@ -220,7 +220,7 @@
         <w:t xml:space="preserve">Ergebnis: </w:t>
       </w:r>
       <w:r>
-        <w:t>Dinaciclib wirkt synergistisch mit CX-5461 in mehreren humanen AML-Zelllinien und verbessert das Überleben in murinen AML-Modellen signifikant. Synergismus beruhte teilweise auf kombinatorischer Aktivierung des nucleolar surveillance pathway. Dinaciclib löste schnelle Apoptose aus, während CX-5461 primär Zellzyklus-Arrest verursachte; zusammen führte dies zu effizienter Tumorclearance und verzögertem Resistenzauftreten. In primären AML-Proben war Koloniebildung reduziert.</w:t>
+        <w:t>Übermäßige Fettgewebszunahme (beobachtet in 36,2%) war bei Patienten mit negativem PET2-Scan mit 1,73-fach erhöhter bereinigter Hazard für Relapse assoziiert (95%-KI 1,08–2,77, p=0,02), nicht jedoch bei positivem PET2 (HR 0,90, 95%-KI 0,51–1,57, p=0,70). Skelettmuskelveränderungen zeigten keine Rezidivassoziation.</w:t>
       </w:r>
     </w:p>
     <w:p>
@@ -235,7 +235,7 @@
         <w:rPr>
           <w:sz w:val="19"/>
         </w:rPr>
-        <w:t>Grundlagenevidenz, klinische Translation noch ausstehend; Mechanismus-Identifizierung liefert Rational für Phase-1-Studien.</w:t>
+        <w:t>US-Kohortenstudie (SEER/COG-Daten); Kandidaten-Biomarker, Mechanismus unklar</w:t>
       </w:r>
     </w:p>
     <w:p>
@@ -244,7 +244,7 @@
           <w:color w:val="5A7D3A"/>
           <w:sz w:val="18"/>
         </w:rPr>
-        <w:t>https://pubmed.ncbi.nlm.nih.gov/42850350/</w:t>
+        <w:t>https://pubmed.ncbi.nlm.nih.gov/42867833/</w:t>
       </w:r>
     </w:p>
     <w:p>
@@ -252,7 +252,7 @@
         <w:pStyle w:val="Heading2"/>
       </w:pPr>
       <w:r>
-        <w:t>Koloskopie-Screening reduziert Darmkrebssterblichkeit nicht in nordischen Populationen</w:t>
+        <w:t>Unter-Nutzung von Knochenschutztherapie bei mCRPC trotz hoher Morbidität in Hochrisiko-Patienten</w:t>
       </w:r>
     </w:p>
     <w:p>
@@ -262,12 +262,12 @@
           <w:color w:val="666666"/>
           <w:sz w:val="18"/>
         </w:rPr>
-        <w:t>Ladabaum U et al.  ·  Lancet  ·  10.10.2026  ·  PMID 42849474</w:t>
+        <w:t>van der Velden KJM et al.  ·  J Natl Cancer Inst  ·  13.10.2026  ·  PMID 42867156</w:t>
       </w:r>
     </w:p>
     <w:p>
       <w:r>
-        <w:t>Große randomisierte skandinavische Studie verglich bei über 400.000 Personen Koloskopie-Screening vs. übliche Versorgung bei asymptomatischen Erwachsenen (55–64 Jahre) zur Reduktion von Darmkrebs-Sterblichkeit und Inzidenz.</w:t>
+        <w:t>Vergleichende Analyse von 2.115 mCRPC-Patienten mit Knochenmetas aus Dutch CAPRI-3-Register (2016–2021) versus 1.923 aus CAPRI-2 (2010–2015), Messung von Knochenschutzmittel-Nutzung und symptomatischen skelettalen Ereignissen nach Chemotherapie-Initiierung.</w:t>
       </w:r>
     </w:p>
     <w:p>
@@ -278,7 +278,7 @@
         <w:t xml:space="preserve">Ergebnis: </w:t>
       </w:r>
       <w:r>
-        <w:t>Koloskopie reduzierte Darmkrebs-Inzidenz, führte aber nicht zu signifikanter Reduktion der Darmkrebssterblichkeit im Vergleich zu Kontrollgruppe. Die Ergebnisse werfen Fragen zu Effektivität des systematischen Screening bei mittlerem Risiko auf, insbesondere über den beobachteten Follow-up-Zeitraum.</w:t>
+        <w:t>Knochenschutzmittel-Einsatz sank von 60% auf 28%, nur 8% erhielten guideline-empfohlenes Timing (≤4 Wochen nach Therapiestart). Gesamte symptomatische skelettale Ereignis-Inzidenz nahm ab (0,26 auf 0,21 pro Patient-Jahr), aber Hochrisiko-Patienten mit frühem Knochenschutz erlebten höchste Ereignisdichte (0,29) und kürzestes ereignisfreies Überleben (8,7 vs. 14,6 Monate, p&lt;0,001).</w:t>
       </w:r>
     </w:p>
     <w:p>
@@ -293,7 +293,7 @@
         <w:rPr>
           <w:sz w:val="19"/>
         </w:rPr>
-        <w:t>Deutschland und europäische Länder mit ähnlich strukturierten Gesundheitssystemen, NordICC-Daten direkt relevant für deutsches Screening-Design.</w:t>
+        <w:t>Niederlande, vergleichbares Versicherungssystem und Dokumentationstandards wie Deutschland</w:t>
       </w:r>
     </w:p>
     <w:p>
@@ -302,7 +302,7 @@
           <w:color w:val="5A7D3A"/>
           <w:sz w:val="18"/>
         </w:rPr>
-        <w:t>https://pubmed.ncbi.nlm.nih.gov/42849474/</w:t>
+        <w:t>https://pubmed.ncbi.nlm.nih.gov/42867156/</w:t>
       </w:r>
     </w:p>
     <w:p>
@@ -310,7 +310,7 @@
         <w:pStyle w:val="Heading2"/>
       </w:pPr>
       <w:r>
-        <w:t>Deep-Learning-Modell mit Genexpression sagt Lymphknoten-Makrometastasen in frühem Brustkrebs sicher voraus</w:t>
+        <w:t>Hochgradige Befolgung von Lifestyle-Leitlinien verbessert Gesundheit bei Chemotherapie-behandelten Brustkrebsüberlebenden</w:t>
       </w:r>
     </w:p>
     <w:p>
@@ -320,12 +320,12 @@
           <w:color w:val="666666"/>
           <w:sz w:val="18"/>
         </w:rPr>
-        <w:t>Zhang D et al.  ·  Clin Cancer Res  ·  08.10.2026  ·  PMID 42848433</w:t>
+        <w:t>Bodelon C et al.  ·  J Natl Cancer Inst  ·  13.10.2026  ·  PMID 42867136</w:t>
       </w:r>
     </w:p>
     <w:p>
       <w:r>
-        <w:t>Schwedische prospektive Validierungsstudie entwickelt Deep-Learning-Modelle mit Genexpression und präoperativen klinischen Daten zur Vorhersage von Sentinellymphknoten-Makrometastasen (SLNM) bei 6.836 Patientinnen mit klinisch befallfreien Achselachsen.</w:t>
+        <w:t>Prospektive Kohortenstudie mit 1.610 Brustkrebsüberlebenden und 16.100 altersgepaarten Kontrollpersonen aus der American Cancer Society Cancer Prevention Study-3, Auswertung der Assoziation zwischen Befolgung von ACS-Lifestyle-Leitlinien (Score 0–8) und Patient-Reported Outcomes Measurement Information System Global Health Scale.</w:t>
       </w:r>
     </w:p>
     <w:p>
@@ -336,7 +336,7 @@
         <w:t xml:space="preserve">Ergebnis: </w:t>
       </w:r>
       <w:r>
-        <w:t>Der Transformer-Ansatz zeigte überlegene Gene-Expression-Modellierung. Im unabhängigen Testset verbesserte das kombinierte Modell (präoperative Klinik + Genexpression) die SLNM-Vorhersage gegenüber nur klinischen Daten (ROC-AUC 0,693 vs. 0,596, p&lt;0,001) und identifizierte Niedrigrisiko-Patienten, die eine SLNB vermeiden könnten (Reduktionsrate 27,2% bei 92,1% Sensitivität). Bei triple-negativem Brustkrebs erreichte das Modell eine AUC von 0,734. Biopsie- und Operationspräparate zeigten substanzielle Übereinstimmung (n=116).</w:t>
+        <w:t>Höhere Leitlinien-Befolgung war mit besserer physischer Gesundheit assoziiert (p&lt;0,001). Chemotherapie-behandelte Überlebende mit niedriger Befolgung zeigten schlechtere Gesundheit (&lt;3 Jahre: β=−2,67, 95%-KI −3,77 bis −1,58; ≥3 Jahre: β=−2,10, 95%-KI −3,70 bis −0,51). Mit hoher Befolgung war Gesundheit vergleichbar mit nicht-krebserkrankten Frauen oder besser (&lt;3 Jahre: β=1,09, 95%-KI 0,30–1,89; ≥3 Jahre: β=2,56, 95%-KI 1,40–3,72).</w:t>
       </w:r>
     </w:p>
     <w:p>
@@ -351,7 +351,7 @@
         <w:rPr>
           <w:sz w:val="19"/>
         </w:rPr>
-        <w:t>Schweden, europäisches Registersystem, Datentypen sind international verfügbar.</w:t>
+        <w:t>USA-Daten; Lifestyle-Empfehlungen gelten international, Übertragbarkeit auf deutsche Nachsorge</w:t>
       </w:r>
     </w:p>
     <w:p>
@@ -360,7 +360,7 @@
           <w:color w:val="5A7D3A"/>
           <w:sz w:val="18"/>
         </w:rPr>
-        <w:t>https://pubmed.ncbi.nlm.nih.gov/42848433/</w:t>
+        <w:t>https://pubmed.ncbi.nlm.nih.gov/42867136/</w:t>
       </w:r>
     </w:p>
     <w:p>
@@ -368,7 +368,7 @@
         <w:pStyle w:val="Heading2"/>
       </w:pPr>
       <w:r>
-        <w:t>Krebserkrankungen mit unbekanntem Primärtumor werden seltener, Überleben verbessert sich langsam</w:t>
+        <w:t>MXD4-abhängige Proliferationspause ermöglicht Hirnmetastasen-Überleben: therapeutische Angriffsfläche</w:t>
       </w:r>
     </w:p>
     <w:p>
@@ -378,12 +378,12 @@
           <w:color w:val="666666"/>
           <w:sz w:val="18"/>
         </w:rPr>
-        <w:t>Zaun G et al.  ·  Dtsch Arztebl Int  ·  25.12.2026  ·  PMID 42845015</w:t>
+        <w:t>García-Gómez P et al.  ·  Cancer Cell  ·  12.10.2026  ·  PMID 42805170</w:t>
       </w:r>
     </w:p>
     <w:p>
       <w:r>
-        <w:t>Deutsche Bevölkerungsstudie aus dem Krebsregister Nordrhein-Westfalen analysiert Inzidenz- und Überlebenstrends bei Krebserkrankungen unbekannten Primärtumors (CUP) über 17 Jahre anhand von 21.085 validierten Fällen.</w:t>
+        <w:t>Mechanistische Studie an experimentellen Hirnmetastasen-Modellen und Patienten-Mikrometastasen zur Identifikation adaptiver Zustände metastatischer Zellen vor vaskulärer Ko-Option; genetische Disruption von MXD4 (MYC-Antagonist) und Screening nach therapeutischen Vulnerabilitäten in Organ-Kulturen.</w:t>
       </w:r>
     </w:p>
     <w:p>
@@ -394,7 +394,7 @@
         <w:t xml:space="preserve">Ergebnis: </w:t>
       </w:r>
       <w:r>
-        <w:t>Altersstandardisierte Inzidenz fiel markant von 6,5 pro 100.000 Personenjahre (2007) auf 2,2 pro 100.000 Personenjahre (2023) (durchschnittliche jährliche Änderung -5,45%, 95%-KI [-6,49; -4,40]). Fünf-Jahres-Überleben stieg von 14,7% auf 21,8%. Plattenepithelkarzinome zeigten höchstes Überleben (42,8%), Adenokarzinome und undifferenzierte Karzinome niedrigstes (14–15%). Älteren Patienten hatten niedrigeres Überleben.</w:t>
+        <w:t>MXD4-abhängige vorübergehende Proliferationspause puffert Early-Colonization-Stress ab. Genetische MXD4-Disruption beeinträchtigt Mikrometastasen-Überleben und verhindert Progression zu Makrometastasen. Vulnerabilität der Pause ist mit klinisch verfügbaren Medikamenten angreifbar; Modell validiert in Patienten-Hirnmikrometastasen.</w:t>
       </w:r>
     </w:p>
     <w:p>
@@ -409,7 +409,7 @@
         <w:rPr>
           <w:sz w:val="19"/>
         </w:rPr>
-        <w:t>Deutsche Daten aus bevölkerungsbasiertem Krebsregister, direkt auf deutsches Gesundheitswesen übertragbar.</w:t>
+        <w:t>Multinationale Grundlagen-/Translationsforschung (Spanien, UK, USA); klinischer Modellorganismus (Patient-Kulturen)</w:t>
       </w:r>
     </w:p>
     <w:p>
@@ -418,7 +418,7 @@
           <w:color w:val="5A7D3A"/>
           <w:sz w:val="18"/>
         </w:rPr>
-        <w:t>https://pubmed.ncbi.nlm.nih.gov/42845015/</w:t>
+        <w:t>https://pubmed.ncbi.nlm.nih.gov/42805170/</w:t>
       </w:r>
     </w:p>
     <w:sectPr>

--- a/download/studien-aktuell.docx
+++ b/download/studien-aktuell.docx
@@ -62,7 +62,7 @@
           <w:color w:val="666666"/>
           <w:sz w:val="18"/>
         </w:rPr>
-        <w:t>Stand: 14.10.2026  |  6 Studien  |  onkologie.m-vf.de</w:t>
+        <w:t>Stand: 15.10.2026  |  6 Studien  |  onkologie.m-vf.de</w:t>
       </w:r>
     </w:p>
     <w:p>
@@ -70,7 +70,7 @@
         <w:pStyle w:val="Heading1"/>
       </w:pPr>
       <w:r>
-        <w:t>Aufgenommen am 14.10.2026</w:t>
+        <w:t>Aufgenommen am 15.10.2026</w:t>
       </w:r>
     </w:p>
     <w:p>
@@ -78,7 +78,7 @@
         <w:pStyle w:val="Heading2"/>
       </w:pPr>
       <w:r>
-        <w:t>Beschleunigte Hypofractionierung bei inoperablem NSCLC: Konsensus gegen überlegene Evidenz</w:t>
+        <w:t>Wiederholte Metastasen-Radiotherapie verzögert Androgen-Entzug beim Prostatakarzinom</w:t>
       </w:r>
     </w:p>
     <w:p>
@@ -88,12 +88,12 @@
           <w:color w:val="666666"/>
           <w:sz w:val="18"/>
         </w:rPr>
-        <w:t>Chun SG et al.  ·  Int J Radiat Oncol Biol Phys  ·  13.10.2026  ·  PMID 42869299</w:t>
+        <w:t>van der Walle R et al.  ·  Radiother Oncol  ·  14.10.2026  ·  PMID 42874780</w:t>
       </w:r>
     </w:p>
     <w:p>
       <w:r>
-        <w:t>Ein multidisziplinäres Expertenpanel der American Radium Society entwickelte Appropriate-Use-Kriterien für beschleunigte hypofractionierte Strahlentherapie bei lokal fortgeschrittenem NSCLC ohne Chemotherapie-Eignung.</w:t>
+        <w:t>Multizentrische europäische Kohorte von 177 Patienten mit PSMA-PET-detektierten oligorekurrenten hormonempfindlichen Prostatakarzinomen, die ≥2 Zyklen metastasen-gerichteter Radiotherapie erhielten; Risikostratifizierung für Androgen-Deprivations-Therapie-Freiheit.</w:t>
       </w:r>
     </w:p>
     <w:p>
@@ -104,7 +104,7 @@
         <w:t xml:space="preserve">Ergebnis: </w:t>
       </w:r>
       <w:r>
-        <w:t>Das Panel befürwortete IMRT und Protonentherapie mit Dosisbeschränkungen (Lunge V20&lt;30%, Herz V40&lt;20%) bei 15-Fraktionen-Hypofractionierung, lehnte aber auf Basis von 14 klinischen Studien (davon nur eine Phase III randomisiert) die Überlegenheit gegenüber konventioneller 60-Gy-Fraktionierung ab. Consolidative, nicht concurrent Immuntherapie wird empfohlen.</w:t>
+        <w:t>2-Jahres-ADT-Freiheit: 50,2% (95%-KI 41,4–58,3%). 2-Jahres-Polymetastasen-Freiheit 64,4%, Systemtherapie-Freiheit 83,5%, Gesamtüberleben 94,2%. Längeres Intervall zwischen erstem und zweitem MDRT (HR 0,96 pro Monat, p=0,003) und einzelne Läsion (vs. ≥2 Läsionen, HR 1,88, p=0,006) unabhängig mit ADT-Freiheit assoziiert. C-Index 0,68 (moderat).</w:t>
       </w:r>
     </w:p>
     <w:p>
@@ -119,7 +119,7 @@
         <w:rPr>
           <w:sz w:val="19"/>
         </w:rPr>
-        <w:t>Leitlinienconsensus; deutsche Zentren folgen DEGRO-Empfehlungen mit vergleichbarem Evidenzstand</w:t>
+        <w:t>Niederlande, Polen, Österreich, Italien, Lettland; vergleichbare europäische Versorgungssysteme</w:t>
       </w:r>
     </w:p>
     <w:p>
@@ -128,7 +128,7 @@
           <w:color w:val="5A7D3A"/>
           <w:sz w:val="18"/>
         </w:rPr>
-        <w:t>https://pubmed.ncbi.nlm.nih.gov/42869299/</w:t>
+        <w:t>https://pubmed.ncbi.nlm.nih.gov/42874780/</w:t>
       </w:r>
     </w:p>
     <w:p>
@@ -136,7 +136,7 @@
         <w:pStyle w:val="Heading2"/>
       </w:pPr>
       <w:r>
-        <w:t>Immunoscore stratifiziert HPV-assoziiertes Oropharynxkarzinom besser als TNM-Stadium</w:t>
+        <w:t>5-FU besser als Gemcitabin bei metastasiertem Ampullenkarzinom</w:t>
       </w:r>
     </w:p>
     <w:p>
@@ -146,12 +146,12 @@
           <w:color w:val="666666"/>
           <w:sz w:val="18"/>
         </w:rPr>
-        <w:t>Nguyen DH et al.  ·  Clin Cancer Res  ·  13.10.2026  ·  PMID 42868274</w:t>
+        <w:t>Vo-Quang E et al.  ·  Eur J Cancer  ·  09.10.2026  ·  PMID 42874215</w:t>
       </w:r>
     </w:p>
     <w:p>
       <w:r>
-        <w:t>Ein internationales Team validierte den Immunoscore (CD3+/CD8+-Dichten in Tumor und Invasionsrand) zur Prognosevorhersage in HPV-positivem Oropharynxkarzinom in drei Validierungskohorten mit insgesamt 191 Patienten.</w:t>
+        <w:t>Real-World-Analyse von 85 französischen Patienten mit metastasierendem Ampullenkarzinom nach Resektion, die erstlinig Fluoropyrimidin- oder Gemcitabin-basierte Chemotherapie erhielten.</w:t>
       </w:r>
     </w:p>
     <w:p>
@@ -162,7 +162,7 @@
         <w:t xml:space="preserve">Ergebnis: </w:t>
       </w:r>
       <w:r>
-        <w:t>Immunoscore-High-Patienten erreichten über alle Kohorten hinweg besseres 3-Jahres-krankheitsfreies Überleben (DFS) (log-rank p&lt;0,05). Im multivariablen Modell war Immunoscore-Low der unabhängige Prognosefaktor mit größtem adjustiertem Effekt (HR 9,03, 95%-KI 4,02–20,31, p&lt;0,001). Das kombinierte Immunoscore-klinische Modell zeigte bessere DFS-Vorhersage als klinisches Modell allein (C-Index 0,82 vs. 0,70, p&lt;0,0001).</w:t>
+        <w:t>Mediane progressionsfreie Überlebenszeit (PFS) 6,7 Monate (95%-KI 4,8–8,9) unter 5-FU vs. Gemcitabin; unter 5-FU signifikant bessere PFS (Hazard Ratio 0,53, p=0,01), aber kein Unterschied beim Gesamtüberleben (medianes OS 15,6 Monate; HR 0,58 für Abwesenheit von Lebermetastasen, p=0,04). Objektive Ansprechrate ähnlich (36,2% vs. 32,0%, p=0,73).</w:t>
       </w:r>
     </w:p>
     <w:p>
@@ -177,7 +177,7 @@
         <w:rPr>
           <w:sz w:val="19"/>
         </w:rPr>
-        <w:t>Europäisches Multizenterstudie, französische/UK-Daten, internationales Validierungskonzept übertragbar</w:t>
+        <w:t>Frankreich, nationale prospektive FFCD-Kohorte mit vergleichbarem Gesundheitssystem</w:t>
       </w:r>
     </w:p>
     <w:p>
@@ -186,7 +186,7 @@
           <w:color w:val="5A7D3A"/>
           <w:sz w:val="18"/>
         </w:rPr>
-        <w:t>https://pubmed.ncbi.nlm.nih.gov/42868274/</w:t>
+        <w:t>https://pubmed.ncbi.nlm.nih.gov/42874215/</w:t>
       </w:r>
     </w:p>
     <w:p>
@@ -194,7 +194,7 @@
         <w:pStyle w:val="Heading2"/>
       </w:pPr>
       <w:r>
-        <w:t>Übermäßige Fettgewebszunahme unter Therapie erhöht Rezidivrisiko bei Hodgkin-Lymphom bei Kindern</w:t>
+        <w:t>Chemotherapie-freie Kombination überlegen bei Philadelphia-positiver ALL</w:t>
       </w:r>
     </w:p>
     <w:p>
@@ -204,12 +204,12 @@
           <w:color w:val="666666"/>
           <w:sz w:val="18"/>
         </w:rPr>
-        <w:t>Wadhwa A et al.  ·  J Natl Cancer Inst  ·  13.10.2026  ·  PMID 42867833</w:t>
+        <w:t>Chiaretti S et al.  ·  N Engl J Med  ·  15.10.2026  ·  PMID 42874102</w:t>
       </w:r>
     </w:p>
     <w:p>
       <w:r>
-        <w:t>Longitudinale Analyse von 951 Kindern mit intermediärem/hochrisiko Hodgkin-Lymphom aus Therapiestudien mit CT-Messung von Skelettmuskel- und Fettgewebsfläche vor/nach 2 Chemotherapie-Zyklen.</w:t>
+        <w:t>Randomisierte Phase-III-Studie (GIMEMA ALL2820) mit 236 Patienten mit neu diagnostizierter Philadelphia-positiver akuter lymphoblastischer Leukämie; Vergleich Ponatinib plus Blinatumomab vs. Imatinib plus Chemotherapie als Frontline-Therapie.</w:t>
       </w:r>
     </w:p>
     <w:p>
@@ -220,7 +220,7 @@
         <w:t xml:space="preserve">Ergebnis: </w:t>
       </w:r>
       <w:r>
-        <w:t>Übermäßige Fettgewebszunahme (beobachtet in 36,2%) war bei Patienten mit negativem PET2-Scan mit 1,73-fach erhöhter bereinigter Hazard für Relapse assoziiert (95%-KI 1,08–2,77, p=0,02), nicht jedoch bei positivem PET2 (HR 0,90, 95%-KI 0,51–1,57, p=0,70). Skelettmuskelveränderungen zeigten keine Rezidivassoziation.</w:t>
+        <w:t>24-Monats-ereignisfreies Überleben: 86% (Ponatinib-Blinatumomab) vs. 67% (Imatinib-Chemotherapie), p&lt;0,001. Molekulare Remission nach Blinatumomab: 71% vs. 49%. Gesamtüberleben 90% vs. 85%. Nur 19% der Interventionsgruppe erhielten Stammzelltransplantation nach erster kompletter hämatologischer Remission. Kumulative Rezidivrate 5% vs. 13%.</w:t>
       </w:r>
     </w:p>
     <w:p>
@@ -235,7 +235,7 @@
         <w:rPr>
           <w:sz w:val="19"/>
         </w:rPr>
-        <w:t>US-Kohortenstudie (SEER/COG-Daten); Kandidaten-Biomarker, Mechanismus unklar</w:t>
+        <w:t>Italien, europäisches Zentren-Netzwerk, GIMEMA-Datenbank, GKV-System vergleichbar</w:t>
       </w:r>
     </w:p>
     <w:p>
@@ -244,7 +244,7 @@
           <w:color w:val="5A7D3A"/>
           <w:sz w:val="18"/>
         </w:rPr>
-        <w:t>https://pubmed.ncbi.nlm.nih.gov/42867833/</w:t>
+        <w:t>https://pubmed.ncbi.nlm.nih.gov/42874102/</w:t>
       </w:r>
     </w:p>
     <w:p>
@@ -252,7 +252,7 @@
         <w:pStyle w:val="Heading2"/>
       </w:pPr>
       <w:r>
-        <w:t>Unter-Nutzung von Knochenschutztherapie bei mCRPC trotz hoher Morbidität in Hochrisiko-Patienten</w:t>
+        <w:t>Platinum-Pemetrexed nach RET-Inhibitor-Versagen beim nicht-kleinzelligen Lungenkarzinom</w:t>
       </w:r>
     </w:p>
     <w:p>
@@ -262,12 +262,12 @@
           <w:color w:val="666666"/>
           <w:sz w:val="18"/>
         </w:rPr>
-        <w:t>van der Velden KJM et al.  ·  J Natl Cancer Inst  ·  13.10.2026  ·  PMID 42867156</w:t>
+        <w:t>Miliziano D et al.  ·  Clin Cancer Res  ·  14.10.2026  ·  PMID 42873584</w:t>
       </w:r>
     </w:p>
     <w:p>
       <w:r>
-        <w:t>Vergleichende Analyse von 2.115 mCRPC-Patienten mit Knochenmetas aus Dutch CAPRI-3-Register (2016–2021) versus 1.923 aus CAPRI-2 (2010–2015), Messung von Knochenschutzmittel-Nutzung und symptomatischen skelettalen Ereignissen nach Chemotherapie-Initiierung.</w:t>
+        <w:t>Internationale Real-World-Analyse von 81 Patienten mit RET-Fusions-positivem metastasiertem NSCLC nach Progression unter erstliniger selektiver RET-Inhibitor-Therapie; zweitlinige Behandlung meist mit Platin-Pemetrexed ± Immunotherapie.</w:t>
       </w:r>
     </w:p>
     <w:p>
@@ -278,7 +278,7 @@
         <w:t xml:space="preserve">Ergebnis: </w:t>
       </w:r>
       <w:r>
-        <w:t>Knochenschutzmittel-Einsatz sank von 60% auf 28%, nur 8% erhielten guideline-empfohlenes Timing (≤4 Wochen nach Therapiestart). Gesamte symptomatische skelettale Ereignis-Inzidenz nahm ab (0,26 auf 0,21 pro Patient-Jahr), aber Hochrisiko-Patienten mit frühem Knochenschutz erlebten höchste Ereignisdichte (0,29) und kürzestes ereignisfreies Überleben (8,7 vs. 14,6 Monate, p&lt;0,001).</w:t>
+        <w:t>Zweitlinie: Objektive Ansprechrate 41% (12/29), mediane Real-World-PFS 6,1 Monate (95%-KI 4,8–11,4), medianes OS 13,7 Monate (95%-KI 8,7–26,5). Kein Unterschied zwischen Chemotherapie allein vs. Chemo-Immunotherapie (PFS 5,9 vs. 6,8 Monate, p=0,903). Drittlinie mit Taxan: mediane PFS 1,5 Monate, keine Ansprechrate.</w:t>
       </w:r>
     </w:p>
     <w:p>
@@ -293,7 +293,7 @@
         <w:rPr>
           <w:sz w:val="19"/>
         </w:rPr>
-        <w:t>Niederlande, vergleichbares Versicherungssystem und Dokumentationstandards wie Deutschland</w:t>
+        <w:t>Internationales Konsortium, europäische Zentren vertreten, Versorgungsdaten übertragbar</w:t>
       </w:r>
     </w:p>
     <w:p>
@@ -302,7 +302,7 @@
           <w:color w:val="5A7D3A"/>
           <w:sz w:val="18"/>
         </w:rPr>
-        <w:t>https://pubmed.ncbi.nlm.nih.gov/42867156/</w:t>
+        <w:t>https://pubmed.ncbi.nlm.nih.gov/42873584/</w:t>
       </w:r>
     </w:p>
     <w:p>
@@ -310,7 +310,7 @@
         <w:pStyle w:val="Heading2"/>
       </w:pPr>
       <w:r>
-        <w:t>Hochgradige Befolgung von Lifestyle-Leitlinien verbessert Gesundheit bei Chemotherapie-behandelten Brustkrebsüberlebenden</w:t>
+        <w:t>Reiseroute bis zur Radiotherapie belastet Lymphom-Patienten deutlich</w:t>
       </w:r>
     </w:p>
     <w:p>
@@ -320,12 +320,12 @@
           <w:color w:val="666666"/>
           <w:sz w:val="18"/>
         </w:rPr>
-        <w:t>Bodelon C et al.  ·  J Natl Cancer Inst  ·  13.10.2026  ·  PMID 42867136</w:t>
+        <w:t>Steike DR et al.  ·  Strahlenther Onkol  ·  14.10.2026  ·  PMID 42873235</w:t>
       </w:r>
     </w:p>
     <w:p>
       <w:r>
-        <w:t>Prospektive Kohortenstudie mit 1.610 Brustkrebsüberlebenden und 16.100 altersgepaarten Kontrollpersonen aus der American Cancer Society Cancer Prevention Study-3, Auswertung der Assoziation zwischen Befolgung von ACS-Lifestyle-Leitlinien (Score 0–8) und Patient-Reported Outcomes Measurement Information System Global Health Scale.</w:t>
+        <w:t>Prospektive deutsche Registerstudie von 82 Patienten mit primären kutanen Lymphomen, die zur Strahlentherapie überwiesen wurden; Erfassung von Lebensqualitäts-Präferenzen, Reiseentfernung und gesundheitsbezogener Lebensqualität vor Therapiebeginn.</w:t>
       </w:r>
     </w:p>
     <w:p>
@@ -336,7 +336,7 @@
         <w:t xml:space="preserve">Ergebnis: </w:t>
       </w:r>
       <w:r>
-        <w:t>Höhere Leitlinien-Befolgung war mit besserer physischer Gesundheit assoziiert (p&lt;0,001). Chemotherapie-behandelte Überlebende mit niedriger Befolgung zeigten schlechtere Gesundheit (&lt;3 Jahre: β=−2,67, 95%-KI −3,77 bis −1,58; ≥3 Jahre: β=−2,10, 95%-KI −3,70 bis −0,51). Mit hoher Befolgung war Gesundheit vergleichbar mit nicht-krebserkrankten Frauen oder besser (&lt;3 Jahre: β=1,09, 95%-KI 0,30–1,89; ≥3 Jahre: β=2,56, 95%-KI 1,40–3,72).</w:t>
+        <w:t>Mediane Reisedistanz für Sézary-Syndrom 201 km, Mykosis fungoides 114 km, andere kutane Lymphome 65 km. 38% der Patienten priorisierten Lebensqualität, 25% Lebensdauer, 37% bewerteten beide gleich. Älteres Alter und längere Reisedistanz waren mit Lebensqualitätspräferenz assoziiert. Höhere Beeinträchtigung der Lebensqualität bei MF und SS vs. anderen kutanen Lymphomen.</w:t>
       </w:r>
     </w:p>
     <w:p>
@@ -351,7 +351,7 @@
         <w:rPr>
           <w:sz w:val="19"/>
         </w:rPr>
-        <w:t>USA-Daten; Lifestyle-Empfehlungen gelten international, Übertragbarkeit auf deutsche Nachsorge</w:t>
+        <w:t>Deutschland, Westfalen-Lippe, deutsches Gesundheitssystem, direkt übertragbar</w:t>
       </w:r>
     </w:p>
     <w:p>
@@ -360,7 +360,7 @@
           <w:color w:val="5A7D3A"/>
           <w:sz w:val="18"/>
         </w:rPr>
-        <w:t>https://pubmed.ncbi.nlm.nih.gov/42867136/</w:t>
+        <w:t>https://pubmed.ncbi.nlm.nih.gov/42873235/</w:t>
       </w:r>
     </w:p>
     <w:p>
@@ -368,7 +368,7 @@
         <w:pStyle w:val="Heading2"/>
       </w:pPr>
       <w:r>
-        <w:t>MXD4-abhängige Proliferationspause ermöglicht Hirnmetastasen-Überleben: therapeutische Angriffsfläche</w:t>
+        <w:t>Gewichtsverlust-Episoden vorhersagbar, Prognose beeinträchtigt</w:t>
       </w:r>
     </w:p>
     <w:p>
@@ -378,12 +378,12 @@
           <w:color w:val="666666"/>
           <w:sz w:val="18"/>
         </w:rPr>
-        <w:t>García-Gómez P et al.  ·  Cancer Cell  ·  12.10.2026  ·  PMID 42805170</w:t>
+        <w:t>Castillon VJ et al.  ·  Nat Med  ·  12.10.2026  ·  PMID 42864412</w:t>
       </w:r>
     </w:p>
     <w:p>
       <w:r>
-        <w:t>Mechanistische Studie an experimentellen Hirnmetastasen-Modellen und Patienten-Mikrometastasen zur Identifikation adaptiver Zustände metastatischer Zellen vor vaskulärer Ko-Option; genetische Disruption von MXD4 (MYC-Antagonist) und Screening nach therapeutischen Vulnerabilitäten in Organ-Kulturen.</w:t>
+        <w:t>Gesundheitssystem-weite klinogenomische Analyse von 52.236 Krebspatienten (Memorial Sloan Kettering 2010–2024, externe Validierung Dana-Farber mit 5.785 Patienten) zur Charakterisierung von Kachexie-Episoden und ihren Assoziationen mit Tumorgenotypen, Serologie und Outcome.</w:t>
       </w:r>
     </w:p>
     <w:p>
@@ -394,7 +394,7 @@
         <w:t xml:space="preserve">Ergebnis: </w:t>
       </w:r>
       <w:r>
-        <w:t>MXD4-abhängige vorübergehende Proliferationspause puffert Early-Colonization-Stress ab. Genetische MXD4-Disruption beeinträchtigt Mikrometastasen-Überleben und verhindert Progression zu Makrometastasen. Vulnerabilität der Pause ist mit klinisch verfügbaren Medikamenten angreifbar; Modell validiert in Patienten-Hirnmikrometastasen.</w:t>
+        <w:t>Kachexie-Episoden clusterten bei Krankheitsprogression und waren in fast allen Tumortypen mit inferiorem Outcome assoziiert. Konsistente Serum-Signatur: niedrige Albumin/Hämoglobin, erhöhte Leberenzyme. TP53-Mutation assoziiert mit häufigeren Kachexie-Episoden. Multivariates Vorhersage-Modell für Lungen-, Kolorektal- und Prostatakarzinom entwickelt und in externer Kohorte validiert.</w:t>
       </w:r>
     </w:p>
     <w:p>
@@ -409,7 +409,7 @@
         <w:rPr>
           <w:sz w:val="19"/>
         </w:rPr>
-        <w:t>Multinationale Grundlagen-/Translationsforschung (Spanien, UK, USA); klinischer Modellorganismus (Patient-Kulturen)</w:t>
+        <w:t>USA, rutineklinische Daten, Genotypen-Verknüpfung übertragbar</w:t>
       </w:r>
     </w:p>
     <w:p>
@@ -418,7 +418,7 @@
           <w:color w:val="5A7D3A"/>
           <w:sz w:val="18"/>
         </w:rPr>
-        <w:t>https://pubmed.ncbi.nlm.nih.gov/42805170/</w:t>
+        <w:t>https://pubmed.ncbi.nlm.nih.gov/42864412/</w:t>
       </w:r>
     </w:p>
     <w:sectPr>

--- a/download/studien-aktuell.docx
+++ b/download/studien-aktuell.docx
@@ -62,7 +62,7 @@
           <w:color w:val="666666"/>
           <w:sz w:val="18"/>
         </w:rPr>
-        <w:t>Stand: 15.10.2026  |  6 Studien  |  onkologie.m-vf.de</w:t>
+        <w:t>Stand: 16.10.2026  |  1 Studien  |  onkologie.m-vf.de</w:t>
       </w:r>
     </w:p>
     <w:p>
@@ -70,7 +70,7 @@
         <w:pStyle w:val="Heading1"/>
       </w:pPr>
       <w:r>
-        <w:t>Aufgenommen am 15.10.2026</w:t>
+        <w:t>Aufgenommen am 16.10.2026</w:t>
       </w:r>
     </w:p>
     <w:p>
@@ -78,7 +78,7 @@
         <w:pStyle w:val="Heading2"/>
       </w:pPr>
       <w:r>
-        <w:t>Wiederholte Metastasen-Radiotherapie verzögert Androgen-Entzug beim Prostatakarzinom</w:t>
+        <w:t>ESMO-Leitlinie zu Diagnostik und Behandlung von Magen- und Ösophaguskarzinom</w:t>
       </w:r>
     </w:p>
     <w:p>
@@ -88,12 +88,12 @@
           <w:color w:val="666666"/>
           <w:sz w:val="18"/>
         </w:rPr>
-        <w:t>van der Walle R et al.  ·  Radiother Oncol  ·  14.10.2026  ·  PMID 42874780</w:t>
+        <w:t>Al-Batran SE et al.  ·  Ann Oncol  ·  15.10.2026  ·  PMID 42880714</w:t>
       </w:r>
     </w:p>
     <w:p>
       <w:r>
-        <w:t>Multizentrische europäische Kohorte von 177 Patienten mit PSMA-PET-detektierten oligorekurrenten hormonempfindlichen Prostatakarzinomen, die ≥2 Zyklen metastasen-gerichteter Radiotherapie erhielten; Risikostratifizierung für Androgen-Deprivations-Therapie-Freiheit.</w:t>
+        <w:t>Europäische Fachgesellschaft fasst aktuellen Stand zu Diagnose, Therapie und Nachsorge bei Magen- und Ösophaguskarzinom zusammen.</w:t>
       </w:r>
     </w:p>
     <w:p>
@@ -104,7 +104,7 @@
         <w:t xml:space="preserve">Ergebnis: </w:t>
       </w:r>
       <w:r>
-        <w:t>2-Jahres-ADT-Freiheit: 50,2% (95%-KI 41,4–58,3%). 2-Jahres-Polymetastasen-Freiheit 64,4%, Systemtherapie-Freiheit 83,5%, Gesamtüberleben 94,2%. Längeres Intervall zwischen erstem und zweitem MDRT (HR 0,96 pro Monat, p=0,003) und einzelne Läsion (vs. ≥2 Läsionen, HR 1,88, p=0,006) unabhängig mit ADT-Freiheit assoziiert. C-Index 0,68 (moderat).</w:t>
+        <w:t>Die Leitlinie enthält aktualisierte Empfehlungen zu Staging, Chemotherapie, Radiotherapie, chirurgischen Verfahren und Überwachung, mit differenzierten Strategien je nach Tumorstadium und molekularen Merkmalen (HER2-, MSI-Status). Konkrete Behandlungspfade sind definiert.</w:t>
       </w:r>
     </w:p>
     <w:p>
@@ -119,7 +119,7 @@
         <w:rPr>
           <w:sz w:val="19"/>
         </w:rPr>
-        <w:t>Niederlande, Polen, Österreich, Italien, Lettland; vergleichbare europäische Versorgungssysteme</w:t>
+        <w:t>Deutschland: deutschsprachige Zentren unter ESMO-Mitgliedschaft, vergleichbare Leitlinienstruktur</w:t>
       </w:r>
     </w:p>
     <w:p>
@@ -128,297 +128,7 @@
           <w:color w:val="5A7D3A"/>
           <w:sz w:val="18"/>
         </w:rPr>
-        <w:t>https://pubmed.ncbi.nlm.nih.gov/42874780/</w:t>
-      </w:r>
-    </w:p>
-    <w:p>
-      <w:pPr>
-        <w:pStyle w:val="Heading2"/>
-      </w:pPr>
-      <w:r>
-        <w:t>5-FU besser als Gemcitabin bei metastasiertem Ampullenkarzinom</w:t>
-      </w:r>
-    </w:p>
-    <w:p>
-      <w:r>
-        <w:rPr>
-          <w:i/>
-          <w:color w:val="666666"/>
-          <w:sz w:val="18"/>
-        </w:rPr>
-        <w:t>Vo-Quang E et al.  ·  Eur J Cancer  ·  09.10.2026  ·  PMID 42874215</w:t>
-      </w:r>
-    </w:p>
-    <w:p>
-      <w:r>
-        <w:t>Real-World-Analyse von 85 französischen Patienten mit metastasierendem Ampullenkarzinom nach Resektion, die erstlinig Fluoropyrimidin- oder Gemcitabin-basierte Chemotherapie erhielten.</w:t>
-      </w:r>
-    </w:p>
-    <w:p>
-      <w:r>
-        <w:rPr>
-          <w:b/>
-        </w:rPr>
-        <w:t xml:space="preserve">Ergebnis: </w:t>
-      </w:r>
-      <w:r>
-        <w:t>Mediane progressionsfreie Überlebenszeit (PFS) 6,7 Monate (95%-KI 4,8–8,9) unter 5-FU vs. Gemcitabin; unter 5-FU signifikant bessere PFS (Hazard Ratio 0,53, p=0,01), aber kein Unterschied beim Gesamtüberleben (medianes OS 15,6 Monate; HR 0,58 für Abwesenheit von Lebermetastasen, p=0,04). Objektive Ansprechrate ähnlich (36,2% vs. 32,0%, p=0,73).</w:t>
-      </w:r>
-    </w:p>
-    <w:p>
-      <w:r>
-        <w:rPr>
-          <w:b/>
-          <w:sz w:val="19"/>
-        </w:rPr>
-        <w:t xml:space="preserve">Übertragbarkeit: </w:t>
-      </w:r>
-      <w:r>
-        <w:rPr>
-          <w:sz w:val="19"/>
-        </w:rPr>
-        <w:t>Frankreich, nationale prospektive FFCD-Kohorte mit vergleichbarem Gesundheitssystem</w:t>
-      </w:r>
-    </w:p>
-    <w:p>
-      <w:r>
-        <w:rPr>
-          <w:color w:val="5A7D3A"/>
-          <w:sz w:val="18"/>
-        </w:rPr>
-        <w:t>https://pubmed.ncbi.nlm.nih.gov/42874215/</w:t>
-      </w:r>
-    </w:p>
-    <w:p>
-      <w:pPr>
-        <w:pStyle w:val="Heading2"/>
-      </w:pPr>
-      <w:r>
-        <w:t>Chemotherapie-freie Kombination überlegen bei Philadelphia-positiver ALL</w:t>
-      </w:r>
-    </w:p>
-    <w:p>
-      <w:r>
-        <w:rPr>
-          <w:i/>
-          <w:color w:val="666666"/>
-          <w:sz w:val="18"/>
-        </w:rPr>
-        <w:t>Chiaretti S et al.  ·  N Engl J Med  ·  15.10.2026  ·  PMID 42874102</w:t>
-      </w:r>
-    </w:p>
-    <w:p>
-      <w:r>
-        <w:t>Randomisierte Phase-III-Studie (GIMEMA ALL2820) mit 236 Patienten mit neu diagnostizierter Philadelphia-positiver akuter lymphoblastischer Leukämie; Vergleich Ponatinib plus Blinatumomab vs. Imatinib plus Chemotherapie als Frontline-Therapie.</w:t>
-      </w:r>
-    </w:p>
-    <w:p>
-      <w:r>
-        <w:rPr>
-          <w:b/>
-        </w:rPr>
-        <w:t xml:space="preserve">Ergebnis: </w:t>
-      </w:r>
-      <w:r>
-        <w:t>24-Monats-ereignisfreies Überleben: 86% (Ponatinib-Blinatumomab) vs. 67% (Imatinib-Chemotherapie), p&lt;0,001. Molekulare Remission nach Blinatumomab: 71% vs. 49%. Gesamtüberleben 90% vs. 85%. Nur 19% der Interventionsgruppe erhielten Stammzelltransplantation nach erster kompletter hämatologischer Remission. Kumulative Rezidivrate 5% vs. 13%.</w:t>
-      </w:r>
-    </w:p>
-    <w:p>
-      <w:r>
-        <w:rPr>
-          <w:b/>
-          <w:sz w:val="19"/>
-        </w:rPr>
-        <w:t xml:space="preserve">Übertragbarkeit: </w:t>
-      </w:r>
-      <w:r>
-        <w:rPr>
-          <w:sz w:val="19"/>
-        </w:rPr>
-        <w:t>Italien, europäisches Zentren-Netzwerk, GIMEMA-Datenbank, GKV-System vergleichbar</w:t>
-      </w:r>
-    </w:p>
-    <w:p>
-      <w:r>
-        <w:rPr>
-          <w:color w:val="5A7D3A"/>
-          <w:sz w:val="18"/>
-        </w:rPr>
-        <w:t>https://pubmed.ncbi.nlm.nih.gov/42874102/</w:t>
-      </w:r>
-    </w:p>
-    <w:p>
-      <w:pPr>
-        <w:pStyle w:val="Heading2"/>
-      </w:pPr>
-      <w:r>
-        <w:t>Platinum-Pemetrexed nach RET-Inhibitor-Versagen beim nicht-kleinzelligen Lungenkarzinom</w:t>
-      </w:r>
-    </w:p>
-    <w:p>
-      <w:r>
-        <w:rPr>
-          <w:i/>
-          <w:color w:val="666666"/>
-          <w:sz w:val="18"/>
-        </w:rPr>
-        <w:t>Miliziano D et al.  ·  Clin Cancer Res  ·  14.10.2026  ·  PMID 42873584</w:t>
-      </w:r>
-    </w:p>
-    <w:p>
-      <w:r>
-        <w:t>Internationale Real-World-Analyse von 81 Patienten mit RET-Fusions-positivem metastasiertem NSCLC nach Progression unter erstliniger selektiver RET-Inhibitor-Therapie; zweitlinige Behandlung meist mit Platin-Pemetrexed ± Immunotherapie.</w:t>
-      </w:r>
-    </w:p>
-    <w:p>
-      <w:r>
-        <w:rPr>
-          <w:b/>
-        </w:rPr>
-        <w:t xml:space="preserve">Ergebnis: </w:t>
-      </w:r>
-      <w:r>
-        <w:t>Zweitlinie: Objektive Ansprechrate 41% (12/29), mediane Real-World-PFS 6,1 Monate (95%-KI 4,8–11,4), medianes OS 13,7 Monate (95%-KI 8,7–26,5). Kein Unterschied zwischen Chemotherapie allein vs. Chemo-Immunotherapie (PFS 5,9 vs. 6,8 Monate, p=0,903). Drittlinie mit Taxan: mediane PFS 1,5 Monate, keine Ansprechrate.</w:t>
-      </w:r>
-    </w:p>
-    <w:p>
-      <w:r>
-        <w:rPr>
-          <w:b/>
-          <w:sz w:val="19"/>
-        </w:rPr>
-        <w:t xml:space="preserve">Übertragbarkeit: </w:t>
-      </w:r>
-      <w:r>
-        <w:rPr>
-          <w:sz w:val="19"/>
-        </w:rPr>
-        <w:t>Internationales Konsortium, europäische Zentren vertreten, Versorgungsdaten übertragbar</w:t>
-      </w:r>
-    </w:p>
-    <w:p>
-      <w:r>
-        <w:rPr>
-          <w:color w:val="5A7D3A"/>
-          <w:sz w:val="18"/>
-        </w:rPr>
-        <w:t>https://pubmed.ncbi.nlm.nih.gov/42873584/</w:t>
-      </w:r>
-    </w:p>
-    <w:p>
-      <w:pPr>
-        <w:pStyle w:val="Heading2"/>
-      </w:pPr>
-      <w:r>
-        <w:t>Reiseroute bis zur Radiotherapie belastet Lymphom-Patienten deutlich</w:t>
-      </w:r>
-    </w:p>
-    <w:p>
-      <w:r>
-        <w:rPr>
-          <w:i/>
-          <w:color w:val="666666"/>
-          <w:sz w:val="18"/>
-        </w:rPr>
-        <w:t>Steike DR et al.  ·  Strahlenther Onkol  ·  14.10.2026  ·  PMID 42873235</w:t>
-      </w:r>
-    </w:p>
-    <w:p>
-      <w:r>
-        <w:t>Prospektive deutsche Registerstudie von 82 Patienten mit primären kutanen Lymphomen, die zur Strahlentherapie überwiesen wurden; Erfassung von Lebensqualitäts-Präferenzen, Reiseentfernung und gesundheitsbezogener Lebensqualität vor Therapiebeginn.</w:t>
-      </w:r>
-    </w:p>
-    <w:p>
-      <w:r>
-        <w:rPr>
-          <w:b/>
-        </w:rPr>
-        <w:t xml:space="preserve">Ergebnis: </w:t>
-      </w:r>
-      <w:r>
-        <w:t>Mediane Reisedistanz für Sézary-Syndrom 201 km, Mykosis fungoides 114 km, andere kutane Lymphome 65 km. 38% der Patienten priorisierten Lebensqualität, 25% Lebensdauer, 37% bewerteten beide gleich. Älteres Alter und längere Reisedistanz waren mit Lebensqualitätspräferenz assoziiert. Höhere Beeinträchtigung der Lebensqualität bei MF und SS vs. anderen kutanen Lymphomen.</w:t>
-      </w:r>
-    </w:p>
-    <w:p>
-      <w:r>
-        <w:rPr>
-          <w:b/>
-          <w:sz w:val="19"/>
-        </w:rPr>
-        <w:t xml:space="preserve">Übertragbarkeit: </w:t>
-      </w:r>
-      <w:r>
-        <w:rPr>
-          <w:sz w:val="19"/>
-        </w:rPr>
-        <w:t>Deutschland, Westfalen-Lippe, deutsches Gesundheitssystem, direkt übertragbar</w:t>
-      </w:r>
-    </w:p>
-    <w:p>
-      <w:r>
-        <w:rPr>
-          <w:color w:val="5A7D3A"/>
-          <w:sz w:val="18"/>
-        </w:rPr>
-        <w:t>https://pubmed.ncbi.nlm.nih.gov/42873235/</w:t>
-      </w:r>
-    </w:p>
-    <w:p>
-      <w:pPr>
-        <w:pStyle w:val="Heading2"/>
-      </w:pPr>
-      <w:r>
-        <w:t>Gewichtsverlust-Episoden vorhersagbar, Prognose beeinträchtigt</w:t>
-      </w:r>
-    </w:p>
-    <w:p>
-      <w:r>
-        <w:rPr>
-          <w:i/>
-          <w:color w:val="666666"/>
-          <w:sz w:val="18"/>
-        </w:rPr>
-        <w:t>Castillon VJ et al.  ·  Nat Med  ·  12.10.2026  ·  PMID 42864412</w:t>
-      </w:r>
-    </w:p>
-    <w:p>
-      <w:r>
-        <w:t>Gesundheitssystem-weite klinogenomische Analyse von 52.236 Krebspatienten (Memorial Sloan Kettering 2010–2024, externe Validierung Dana-Farber mit 5.785 Patienten) zur Charakterisierung von Kachexie-Episoden und ihren Assoziationen mit Tumorgenotypen, Serologie und Outcome.</w:t>
-      </w:r>
-    </w:p>
-    <w:p>
-      <w:r>
-        <w:rPr>
-          <w:b/>
-        </w:rPr>
-        <w:t xml:space="preserve">Ergebnis: </w:t>
-      </w:r>
-      <w:r>
-        <w:t>Kachexie-Episoden clusterten bei Krankheitsprogression und waren in fast allen Tumortypen mit inferiorem Outcome assoziiert. Konsistente Serum-Signatur: niedrige Albumin/Hämoglobin, erhöhte Leberenzyme. TP53-Mutation assoziiert mit häufigeren Kachexie-Episoden. Multivariates Vorhersage-Modell für Lungen-, Kolorektal- und Prostatakarzinom entwickelt und in externer Kohorte validiert.</w:t>
-      </w:r>
-    </w:p>
-    <w:p>
-      <w:r>
-        <w:rPr>
-          <w:b/>
-          <w:sz w:val="19"/>
-        </w:rPr>
-        <w:t xml:space="preserve">Übertragbarkeit: </w:t>
-      </w:r>
-      <w:r>
-        <w:rPr>
-          <w:sz w:val="19"/>
-        </w:rPr>
-        <w:t>USA, rutineklinische Daten, Genotypen-Verknüpfung übertragbar</w:t>
-      </w:r>
-    </w:p>
-    <w:p>
-      <w:r>
-        <w:rPr>
-          <w:color w:val="5A7D3A"/>
-          <w:sz w:val="18"/>
-        </w:rPr>
-        <w:t>https://pubmed.ncbi.nlm.nih.gov/42864412/</w:t>
+        <w:t>https://pubmed.ncbi.nlm.nih.gov/42880714/</w:t>
       </w:r>
     </w:p>
     <w:sectPr>

--- a/download/studien-aktuell.docx
+++ b/download/studien-aktuell.docx
@@ -62,7 +62,7 @@
           <w:color w:val="666666"/>
           <w:sz w:val="18"/>
         </w:rPr>
-        <w:t>Stand: 16.10.2026  |  1 Studien  |  onkologie.m-vf.de</w:t>
+        <w:t>Stand: 17.10.2026  |  6 Studien  |  onkologie.m-vf.de</w:t>
       </w:r>
     </w:p>
     <w:p>
@@ -70,7 +70,7 @@
         <w:pStyle w:val="Heading1"/>
       </w:pPr>
       <w:r>
-        <w:t>Aufgenommen am 16.10.2026</w:t>
+        <w:t>Aufgenommen am 17.10.2026</w:t>
       </w:r>
     </w:p>
     <w:p>
@@ -78,7 +78,7 @@
         <w:pStyle w:val="Heading2"/>
       </w:pPr>
       <w:r>
-        <w:t>ESMO-Leitlinie zu Diagnostik und Behandlung von Magen- und Ösophaguskarzinom</w:t>
+        <w:t>Camrelizumab + Docetaxel/Carboplatin verbessert pathologische Komplettremission bei triple-negativem Brustkrebs</w:t>
       </w:r>
     </w:p>
     <w:p>
@@ -88,12 +88,12 @@
           <w:color w:val="666666"/>
           <w:sz w:val="18"/>
         </w:rPr>
-        <w:t>Al-Batran SE et al.  ·  Ann Oncol  ·  15.10.2026  ·  PMID 42880714</w:t>
+        <w:t>Jiao D et al.  ·  Ann Oncol  ·  16.10.2026  ·  PMID 42887596</w:t>
       </w:r>
     </w:p>
     <w:p>
       <w:r>
-        <w:t>Europäische Fachgesellschaft fasst aktuellen Stand zu Diagnose, Therapie und Nachsorge bei Magen- und Ösophaguskarzinom zusammen.</w:t>
+        <w:t>Randomisierte Phase-III-Studie (China, 352 Patienten) zum Vergleich von Chemotherapie allein versus kombiniert mit dem PD-L1-Inhibitor Camrelizumab als neoadjuvante Therapie bei Stadien II-III triple-negativem Brustkrebs.</w:t>
       </w:r>
     </w:p>
     <w:p>
@@ -104,7 +104,7 @@
         <w:t xml:space="preserve">Ergebnis: </w:t>
       </w:r>
       <w:r>
-        <w:t>Die Leitlinie enthält aktualisierte Empfehlungen zu Staging, Chemotherapie, Radiotherapie, chirurgischen Verfahren und Überwachung, mit differenzierten Strategien je nach Tumorstadium und molekularen Merkmalen (HER2-, MSI-Status). Konkrete Behandlungspfade sind definiert.</w:t>
+        <w:t>Pathologische Komplettremissionsrate (pCR) 57,5% unter Camrelizumab+Chemotherapie vs. 45,4% unter Chemotherapie allein (absoluter Unterschied 12,2%, p=0,014). Grad-3-4-Nebenwirkungen 24,9% vs. 21,8%; keine therapiebezogenen Todesfälle. Die Anthrazyklin-freie Kombination war gut verträglich.</w:t>
       </w:r>
     </w:p>
     <w:p>
@@ -119,7 +119,7 @@
         <w:rPr>
           <w:sz w:val="19"/>
         </w:rPr>
-        <w:t>Deutschland: deutschsprachige Zentren unter ESMO-Mitgliedschaft, vergleichbare Leitlinienstruktur</w:t>
+        <w:t>Neue Therapieoption für deutsches Gesundheitssystem, vergleichbare Studienqualität; Zulassung erforderlich.</w:t>
       </w:r>
     </w:p>
     <w:p>
@@ -128,7 +128,297 @@
           <w:color w:val="5A7D3A"/>
           <w:sz w:val="18"/>
         </w:rPr>
-        <w:t>https://pubmed.ncbi.nlm.nih.gov/42880714/</w:t>
+        <w:t>https://pubmed.ncbi.nlm.nih.gov/42887596/</w:t>
+      </w:r>
+    </w:p>
+    <w:p>
+      <w:pPr>
+        <w:pStyle w:val="Heading2"/>
+      </w:pPr>
+      <w:r>
+        <w:t>Firmonertinib zeigt hohe Ansprechrate bei seltenen EGFR-Mutationen in Lungenkrebs</w:t>
+      </w:r>
+    </w:p>
+    <w:p>
+      <w:r>
+        <w:rPr>
+          <w:i/>
+          <w:color w:val="666666"/>
+          <w:sz w:val="18"/>
+        </w:rPr>
+        <w:t>Le X et al.  ·  Cancer Cell  ·  16.10.2026  ·  PMID 42887497</w:t>
+      </w:r>
+    </w:p>
+    <w:p>
+      <w:r>
+        <w:t>Phase-1b-Studie (FURTHER, multinationales Setting) mit 47 Patienten zu Firmonertinib, einem mutant-selektiven EGFR-TKI mit Gehirngängigkeit, bei fortgeschrittenem NSCLC mit EGFR-PACC-Mutationen.</w:t>
+      </w:r>
+    </w:p>
+    <w:p>
+      <w:r>
+        <w:rPr>
+          <w:b/>
+        </w:rPr>
+        <w:t xml:space="preserve">Ergebnis: </w:t>
+      </w:r>
+      <w:r>
+        <w:t>Bei 160 mg: objektive Ansprechrate (ORR) 43%, medianes progressionsfreies Überleben (PFS) 11,1 Monate. Bei 240 mg: ORR 68%, medianes PFS 16,0 Monate. Bei Patienten mit Hirnmetastasen intranaale ORR 47% (8/17). Nebenwirkungen managebar, Dosisreduktionen 19-24%, kein Therapieabbruch wegen Toxizität.</w:t>
+      </w:r>
+    </w:p>
+    <w:p>
+      <w:r>
+        <w:rPr>
+          <w:b/>
+          <w:sz w:val="19"/>
+        </w:rPr>
+        <w:t xml:space="preserve">Übertragbarkeit: </w:t>
+      </w:r>
+      <w:r>
+        <w:rPr>
+          <w:sz w:val="19"/>
+        </w:rPr>
+        <w:t>Seltene Mutationsgruppe; Übertragbarkeit auf Deutschland nach Zulassung gegeben.</w:t>
+      </w:r>
+    </w:p>
+    <w:p>
+      <w:r>
+        <w:rPr>
+          <w:color w:val="5A7D3A"/>
+          <w:sz w:val="18"/>
+        </w:rPr>
+        <w:t>https://pubmed.ncbi.nlm.nih.gov/42887497/</w:t>
+      </w:r>
+    </w:p>
+    <w:p>
+      <w:pPr>
+        <w:pStyle w:val="Heading2"/>
+      </w:pPr>
+      <w:r>
+        <w:t>Lazertinib-Fortsetzung mit Chemotherapie nach Progression wirksam bei EGFR-mutantem Lungenkrebs</w:t>
+      </w:r>
+    </w:p>
+    <w:p>
+      <w:r>
+        <w:rPr>
+          <w:i/>
+          <w:color w:val="666666"/>
+          <w:sz w:val="18"/>
+        </w:rPr>
+        <w:t>Hong MH et al.  ·  Eur J Cancer  ·  08.10.2026  ·  PMID 42887461</w:t>
+      </w:r>
+    </w:p>
+    <w:p>
+      <w:r>
+        <w:t>Phase-II-Studie (LUCAS, Südkorea, 86 Patienten) zur Kombination von Lazertinib mit Platin-Pemetrexed nach Progression unter vorherigem Lazertinib bei fortgeschrittenem EGFR-mutantem NSCLC.</w:t>
+      </w:r>
+    </w:p>
+    <w:p>
+      <w:r>
+        <w:rPr>
+          <w:b/>
+        </w:rPr>
+        <w:t xml:space="preserve">Ergebnis: </w:t>
+      </w:r>
+      <w:r>
+        <w:t>Medianes PFS 9,5 Monate (p=0,017 gegen Nullhypothese 6,0 Monate). Medianes Gesamtüberleben (OS) 15,9 Monate. Objektive Ansprechrate 36,0%. Bei Patienten mit Hirnmetastasen medianes intrakranielles PFS 9,9 Monate mit seltener isolierter intrakranieller Progression. Grad-≥3-Nebenwirkungen 69,8%, überwiegend hämatologisch.</w:t>
+      </w:r>
+    </w:p>
+    <w:p>
+      <w:r>
+        <w:rPr>
+          <w:b/>
+          <w:sz w:val="19"/>
+        </w:rPr>
+        <w:t xml:space="preserve">Übertragbarkeit: </w:t>
+      </w:r>
+      <w:r>
+        <w:rPr>
+          <w:sz w:val="19"/>
+        </w:rPr>
+        <w:t>Südkorea, vergleichbares Versicherungssystem; Lazertinib in Deutschland verfügbar.</w:t>
+      </w:r>
+    </w:p>
+    <w:p>
+      <w:r>
+        <w:rPr>
+          <w:color w:val="5A7D3A"/>
+          <w:sz w:val="18"/>
+        </w:rPr>
+        <w:t>https://pubmed.ncbi.nlm.nih.gov/42887461/</w:t>
+      </w:r>
+    </w:p>
+    <w:p>
+      <w:pPr>
+        <w:pStyle w:val="Heading2"/>
+      </w:pPr>
+      <w:r>
+        <w:t>Finanzielle Navigationsberatung reduziert finanzielle Belastung bei Krebspatienten um 8 Punkte</w:t>
+      </w:r>
+    </w:p>
+    <w:p>
+      <w:r>
+        <w:rPr>
+          <w:i/>
+          <w:color w:val="666666"/>
+          <w:sz w:val="18"/>
+        </w:rPr>
+        <w:t>Wheeler SB et al.  ·  J Clin Oncol  ·  16.10.2026  ·  PMID 42885694</w:t>
+      </w:r>
+    </w:p>
+    <w:p>
+      <w:r>
+        <w:t>Pragmatische Hybrid-Implementierungsstudie (USA, 8 Zentren: 4 ländlich, 4 urban; 179 Patienten mit finanzieller Belastung) zur Wirksamkeit von spezialisierter Finanzierungsberatung für Krebspatienten.</w:t>
+      </w:r>
+    </w:p>
+    <w:p>
+      <w:r>
+        <w:rPr>
+          <w:b/>
+        </w:rPr>
+        <w:t xml:space="preserve">Ergebnis: </w:t>
+      </w:r>
+      <w:r>
+        <w:t>FACIT-COST-Punktzahl verbesserte sich signifikant um 8,1 Punkte (SD 10,0; p&lt;0,0001), von 6,6 (vor) auf 14,7 (nach). Ansprechen bei ländlichen Orten: +6,3 Punkte; bei urbanen: +9,3 Punkte. Interventionsnutzung hoch (73% der positiv gescreenten Patienten). Intervention als akzeptabel, responsiv und zeitgerecht bewertet.</w:t>
+      </w:r>
+    </w:p>
+    <w:p>
+      <w:r>
+        <w:rPr>
+          <w:b/>
+          <w:sz w:val="19"/>
+        </w:rPr>
+        <w:t xml:space="preserve">Übertragbarkeit: </w:t>
+      </w:r>
+      <w:r>
+        <w:rPr>
+          <w:sz w:val="19"/>
+        </w:rPr>
+        <w:t>USA-Versorgungssystem; finanztoxisches Belastungsmodell auf deutsche Versorgung begrenzt übertragbar.</w:t>
+      </w:r>
+    </w:p>
+    <w:p>
+      <w:r>
+        <w:rPr>
+          <w:color w:val="5A7D3A"/>
+          <w:sz w:val="18"/>
+        </w:rPr>
+        <w:t>https://pubmed.ncbi.nlm.nih.gov/42885694/</w:t>
+      </w:r>
+    </w:p>
+    <w:p>
+      <w:pPr>
+        <w:pStyle w:val="Heading2"/>
+      </w:pPr>
+      <w:r>
+        <w:t>QOPI-Qualitätskertifizierung in Spanien verbesser Patientenzufriedenheit und Schmerzmanagement</w:t>
+      </w:r>
+    </w:p>
+    <w:p>
+      <w:r>
+        <w:rPr>
+          <w:i/>
+          <w:color w:val="666666"/>
+          <w:sz w:val="18"/>
+        </w:rPr>
+        <w:t>García-Foncillas J et al.  ·  JCO Oncol Pract  ·  16.10.2026  ·  PMID 42885681</w:t>
+      </w:r>
+    </w:p>
+    <w:p>
+      <w:r>
+        <w:t>Spanien, longitudinale Beschreibungsstudie über 10 Jahre QOPI-Implementierung (2015–2025) in onkologischen Praxen zur Bewertung von Qualitätsmaßnahmen und Zertifizierungsergebnissen über wiederholte Messzyklen.</w:t>
+      </w:r>
+    </w:p>
+    <w:p>
+      <w:r>
+        <w:rPr>
+          <w:b/>
+        </w:rPr>
+        <w:t xml:space="preserve">Ergebnis: </w:t>
+      </w:r>
+      <w:r>
+        <w:t>Zertifizierte Praxen zeigten Verbesserungen in patientenzentrierten Maßnahmen nach Zertifizierung: emotionales Wohlbefinden 75,6% → 85,2%, Unfruchtbarkeitsrisiko-Gespräche 70,3% → 78,7%, angemessenes Schmerzmanagement 83,6% → 89,2%, Schmerzerfassung 83,6% → 89,5%. Benchmarking zeigte Verschiebung dieser Maßnahmen über QOPI-Durchschnitt nach Zertifizierung. Persistierende Verbesserungschancen in Therapieverifikation und Patienteninformation.</w:t>
+      </w:r>
+    </w:p>
+    <w:p>
+      <w:r>
+        <w:rPr>
+          <w:b/>
+          <w:sz w:val="19"/>
+        </w:rPr>
+        <w:t xml:space="preserve">Übertragbarkeit: </w:t>
+      </w:r>
+      <w:r>
+        <w:rPr>
+          <w:sz w:val="19"/>
+        </w:rPr>
+        <w:t>Spanien, vergleichbares Sozialversicherungssystem; QOPI-Modell auf deutsche Onkologie-Zertifizierung übertragbar.</w:t>
+      </w:r>
+    </w:p>
+    <w:p>
+      <w:r>
+        <w:rPr>
+          <w:color w:val="5A7D3A"/>
+          <w:sz w:val="18"/>
+        </w:rPr>
+        <w:t>https://pubmed.ncbi.nlm.nih.gov/42885681/</w:t>
+      </w:r>
+    </w:p>
+    <w:p>
+      <w:pPr>
+        <w:pStyle w:val="Heading2"/>
+      </w:pPr>
+      <w:r>
+        <w:t>NTCP-Modell für Speiseröhrentoxizität optimiert Protontherapie-Auswahl bei Lungenkrebs</w:t>
+      </w:r>
+    </w:p>
+    <w:p>
+      <w:r>
+        <w:rPr>
+          <w:i/>
+          <w:color w:val="666666"/>
+          <w:sz w:val="18"/>
+        </w:rPr>
+        <w:t>Wijsman R et al.  ·  Radiother Oncol  ·  15.10.2026  ·  PMID 42880415</w:t>
+      </w:r>
+    </w:p>
+    <w:p>
+      <w:r>
+        <w:t>Niederlande, prospektive Validierungsstudie an 937 Patienten zur Überprüfung und Aktualisierung eines NTCP-Modells (normal tissue complication probability) zur Vorhersage von Grad-≥2-Speiseröhrentoxizität unter Radiotherapie bei Lungenkrebs.</w:t>
+      </w:r>
+    </w:p>
+    <w:p>
+      <w:r>
+        <w:rPr>
+          <w:b/>
+        </w:rPr>
+        <w:t xml:space="preserve">Ergebnis: </w:t>
+      </w:r>
+      <w:r>
+        <w:t>Aktualisiertes Modell mit mittlerer Oesophagusdosis (MOD) und Gesamtbehandlungszeit (OTT) als Prädiktoren erreichte optimism-korrigierte AUC 0,75 mit Kalibrationsabfall 1,26. Heterogenität der Modellperformance über Kohorten I²=0%. Modell in nationales Indikationsprotokoll für Protontherapie-Auswahl aufgenommen.</w:t>
+      </w:r>
+    </w:p>
+    <w:p>
+      <w:r>
+        <w:rPr>
+          <w:b/>
+          <w:sz w:val="19"/>
+        </w:rPr>
+        <w:t xml:space="preserve">Übertragbarkeit: </w:t>
+      </w:r>
+      <w:r>
+        <w:rPr>
+          <w:sz w:val="19"/>
+        </w:rPr>
+        <w:t>Niederländische Klinikdaten; direkt anwendbar auf deutsche Protontherapie-Zentren.</w:t>
+      </w:r>
+    </w:p>
+    <w:p>
+      <w:r>
+        <w:rPr>
+          <w:color w:val="5A7D3A"/>
+          <w:sz w:val="18"/>
+        </w:rPr>
+        <w:t>https://pubmed.ncbi.nlm.nih.gov/42880415/</w:t>
       </w:r>
     </w:p>
     <w:sectPr>

--- a/download/studien-aktuell.docx
+++ b/download/studien-aktuell.docx
@@ -62,7 +62,7 @@
           <w:color w:val="666666"/>
           <w:sz w:val="18"/>
         </w:rPr>
-        <w:t>Stand: 17.10.2026  |  6 Studien  |  onkologie.m-vf.de</w:t>
+        <w:t>Stand: 18.10.2026  |  6 Studien  |  onkologie.m-vf.de</w:t>
       </w:r>
     </w:p>
     <w:p>
@@ -70,7 +70,7 @@
         <w:pStyle w:val="Heading1"/>
       </w:pPr>
       <w:r>
-        <w:t>Aufgenommen am 17.10.2026</w:t>
+        <w:t>Aufgenommen am 18.10.2026</w:t>
       </w:r>
     </w:p>
     <w:p>
@@ -78,7 +78,7 @@
         <w:pStyle w:val="Heading2"/>
       </w:pPr>
       <w:r>
-        <w:t>Camrelizumab + Docetaxel/Carboplatin verbessert pathologische Komplettremission bei triple-negativem Brustkrebs</w:t>
+        <w:t>Talazoparib + Enzalutamid bei metastasiertem Prostatakarzinom: PARP-Inhibitor bessert PSA-Response nicht</w:t>
       </w:r>
     </w:p>
     <w:p>
@@ -88,12 +88,12 @@
           <w:color w:val="666666"/>
           <w:sz w:val="18"/>
         </w:rPr>
-        <w:t>Jiao D et al.  ·  Ann Oncol  ·  16.10.2026  ·  PMID 42887596</w:t>
+        <w:t>Zacchi F et al.  ·  Nat Med  ·  14.10.2026  ·  PMID 42875559</w:t>
       </w:r>
     </w:p>
     <w:p>
       <w:r>
-        <w:t>Randomisierte Phase-III-Studie (China, 352 Patienten) zum Vergleich von Chemotherapie allein versus kombiniert mit dem PD-L1-Inhibitor Camrelizumab als neoadjuvante Therapie bei Stadien II-III triple-negativem Brustkrebs.</w:t>
+        <w:t>Randomisierte Phase-II-Studie mit 54 Patienten, die den Nutzen von PARP-Inhibitor Talazoparib zusätzlich zu Enzalutamid bei hochvolumigen metastasierten hormonsensitiven Prostatakarzinomen untersuchte.</w:t>
       </w:r>
     </w:p>
     <w:p>
@@ -104,7 +104,7 @@
         <w:t xml:space="preserve">Ergebnis: </w:t>
       </w:r>
       <w:r>
-        <w:t>Pathologische Komplettremissionsrate (pCR) 57,5% unter Camrelizumab+Chemotherapie vs. 45,4% unter Chemotherapie allein (absoluter Unterschied 12,2%, p=0,014). Grad-3-4-Nebenwirkungen 24,9% vs. 21,8%; keine therapiebezogenen Todesfälle. Die Anthrazyklin-freie Kombination war gut verträglich.</w:t>
+        <w:t>PSA-Ansprechrate (&lt;0,2 ng/ml) nach 12 Monaten: 73% unter Kombinationstherapie vs. 64,7% unter Enzalutamid allein (p=0,54 für explorativen Vergleich). Grade ≥3 Nebenwirkungen: 68% vs. 35%, davon Anämie 41%. Zwei Todesfälle durch therapieassoziierte myeloide Neoplasien in der Kombinationsgruppe. Die Studie zeigt klinische Aktivität, aber keinen klaren zusätzlichen Nutzen gegenüber Monotherapie bei erhöhter Toxizität.</w:t>
       </w:r>
     </w:p>
     <w:p>
@@ -119,7 +119,7 @@
         <w:rPr>
           <w:sz w:val="19"/>
         </w:rPr>
-        <w:t>Neue Therapieoption für deutsches Gesundheitssystem, vergleichbare Studienqualität; Zulassung erforderlich.</w:t>
+        <w:t>Spanische akademische Zentren, europäisches Gesundheitssystem, begrenzte Übertragbarkeit wegen geringer Fallzahl</w:t>
       </w:r>
     </w:p>
     <w:p>
@@ -128,7 +128,7 @@
           <w:color w:val="5A7D3A"/>
           <w:sz w:val="18"/>
         </w:rPr>
-        <w:t>https://pubmed.ncbi.nlm.nih.gov/42887596/</w:t>
+        <w:t>https://pubmed.ncbi.nlm.nih.gov/42875559/</w:t>
       </w:r>
     </w:p>
     <w:p>
@@ -136,7 +136,7 @@
         <w:pStyle w:val="Heading2"/>
       </w:pPr>
       <w:r>
-        <w:t>Firmonertinib zeigt hohe Ansprechrate bei seltenen EGFR-Mutationen in Lungenkrebs</w:t>
+        <w:t>Personalisierte Neoantigen-Vakzine bei Ovarialkarzinom: Phase-I-Verträglichkeit erreicht</w:t>
       </w:r>
     </w:p>
     <w:p>
@@ -146,12 +146,12 @@
           <w:color w:val="666666"/>
           <w:sz w:val="18"/>
         </w:rPr>
-        <w:t>Le X et al.  ·  Cancer Cell  ·  16.10.2026  ·  PMID 42887497</w:t>
+        <w:t>Sellars MC et al.  ·  Nat Med  ·  14.10.2026  ·  PMID 42875558</w:t>
       </w:r>
     </w:p>
     <w:p>
       <w:r>
-        <w:t>Phase-1b-Studie (FURTHER, multinationales Setting) mit 47 Patienten zu Firmonertinib, einem mutant-selektiven EGFR-TKI mit Gehirngängigkeit, bei fortgeschrittenem NSCLC mit EGFR-PACC-Mutationen.</w:t>
+        <w:t>Phase-I-Studie mit 10 Patienten (1 Neudiagnose, 9 bei Rezidiv), die eine individualisierte Neoantigen-Peptidvakzine kombiniert mit verzögerter Anti-PD-1-Therapie untersuchte.</w:t>
       </w:r>
     </w:p>
     <w:p>
@@ -162,7 +162,7 @@
         <w:t xml:space="preserve">Ergebnis: </w:t>
       </w:r>
       <w:r>
-        <w:t>Bei 160 mg: objektive Ansprechrate (ORR) 43%, medianes progressionsfreies Überleben (PFS) 11,1 Monate. Bei 240 mg: ORR 68%, medianes PFS 16,0 Monate. Bei Patienten mit Hirnmetastasen intranaale ORR 47% (8/17). Nebenwirkungen managebar, Dosisreduktionen 19-24%, kein Therapieabbruch wegen Toxizität.</w:t>
+        <w:t>Vakzinierungsrate Cohort B (Rezidive): 75% (90%-KI 47–93%); keine Sicherheitssignale oder Therapieabbrüche wegen Toxizität. &gt;70% der ausgewählten Antigenziele blieben trotz 6,5 Monaten Standard-Chemotherapie durch zellfreie DNA nachweisbar. Biomarkeranalyse deutete auf biologische Aktivität bei 6 von 10 Patienten hin, assoziiert mit breiterer tumor- und impfspezifischer Immunität. Mechanismen der Tumorresistenz zeigten diverse Effekte auf Antigenrepräsentation.</w:t>
       </w:r>
     </w:p>
     <w:p>
@@ -177,7 +177,7 @@
         <w:rPr>
           <w:sz w:val="19"/>
         </w:rPr>
-        <w:t>Seltene Mutationsgruppe; Übertragbarkeit auf Deutschland nach Zulassung gegeben.</w:t>
+        <w:t>USA, Dana-Farber, nur Sicherheit übertragbar – Early-Phase-Machbarkeitsstudie</w:t>
       </w:r>
     </w:p>
     <w:p>
@@ -186,7 +186,7 @@
           <w:color w:val="5A7D3A"/>
           <w:sz w:val="18"/>
         </w:rPr>
-        <w:t>https://pubmed.ncbi.nlm.nih.gov/42887497/</w:t>
+        <w:t>https://pubmed.ncbi.nlm.nih.gov/42875558/</w:t>
       </w:r>
     </w:p>
     <w:p>
@@ -194,7 +194,7 @@
         <w:pStyle w:val="Heading2"/>
       </w:pPr>
       <w:r>
-        <w:t>Lazertinib-Fortsetzung mit Chemotherapie nach Progression wirksam bei EGFR-mutantem Lungenkrebs</w:t>
+        <w:t>Dosiseskalierende Brachytherapie bei Prostatakarzinom-Rezidiv: 3-Jahres-Lokalkonrolle 73%</w:t>
       </w:r>
     </w:p>
     <w:p>
@@ -204,12 +204,12 @@
           <w:color w:val="666666"/>
           <w:sz w:val="18"/>
         </w:rPr>
-        <w:t>Hong MH et al.  ·  Eur J Cancer  ·  08.10.2026  ·  PMID 42887461</w:t>
+        <w:t>Solanki AA et al.  ·  J Clin Oncol  ·  14.10.2026  ·  PMID 42874014</w:t>
       </w:r>
     </w:p>
     <w:p>
       <w:r>
-        <w:t>Phase-II-Studie (LUCAS, Südkorea, 86 Patienten) zur Kombination von Lazertinib mit Platin-Pemetrexed nach Progression unter vorherigem Lazertinib bei fortgeschrittenem EGFR-mutantem NSCLC.</w:t>
+        <w:t>Multizentrische Phase-I/II-Studie mit 62 Patienten, die fokale salvage High-Dose-Rate-Brachytherapie (30 Gy in 1–2 Fraktionen) mit genomischem Klassifizierer-Risikoschichtung für intraprosteatische Rezidive nach definitiver Radiotherapie evaluierte.</w:t>
       </w:r>
     </w:p>
     <w:p>
@@ -220,7 +220,7 @@
         <w:t xml:space="preserve">Ergebnis: </w:t>
       </w:r>
       <w:r>
-        <w:t>Medianes PFS 9,5 Monate (p=0,017 gegen Nullhypothese 6,0 Monate). Medianes Gesamtüberleben (OS) 15,9 Monate. Objektive Ansprechrate 36,0%. Bei Patienten mit Hirnmetastasen medianes intrakranielles PFS 9,9 Monate mit seltener isolierter intrakranieller Progression. Grad-≥3-Nebenwirkungen 69,8%, überwiegend hämatologisch.</w:t>
+        <w:t>Median Follow-up 39,4 Monate. 3-Jahres-Raten: biochemische Progressionsfreiheit 62,7%, lokale Rezidivfreiheit 73,0%, fernmetastasenfreies Überleben 85,9%. Keine akuten Grad-3-Toxizitäten, zwei (3,2%) späte Grad-3-Ereignisse. Genomischer Score &gt;0,85 (n=4) prädizierten 100% Rezidive. Lebensqualitätsänderungen erreichten keine klinisch relevanten Unterschiede.</w:t>
       </w:r>
     </w:p>
     <w:p>
@@ -235,7 +235,7 @@
         <w:rPr>
           <w:sz w:val="19"/>
         </w:rPr>
-        <w:t>Südkorea, vergleichbares Versicherungssystem; Lazertinib in Deutschland verfügbar.</w:t>
+        <w:t>USA-Konsortium, Verfahren technisch auf Deutschland übertragbar, klinische Validierung ausstehend</w:t>
       </w:r>
     </w:p>
     <w:p>
@@ -244,7 +244,7 @@
           <w:color w:val="5A7D3A"/>
           <w:sz w:val="18"/>
         </w:rPr>
-        <w:t>https://pubmed.ncbi.nlm.nih.gov/42887461/</w:t>
+        <w:t>https://pubmed.ncbi.nlm.nih.gov/42874014/</w:t>
       </w:r>
     </w:p>
     <w:p>
@@ -252,7 +252,7 @@
         <w:pStyle w:val="Heading2"/>
       </w:pPr>
       <w:r>
-        <w:t>Finanzielle Navigationsberatung reduziert finanzielle Belastung bei Krebspatienten um 8 Punkte</w:t>
+        <w:t>ASCO-Leitlinie Gallenwegskrebs 2026: Immuntherapie + Chemotherapie erste Linie</w:t>
       </w:r>
     </w:p>
     <w:p>
@@ -262,12 +262,12 @@
           <w:color w:val="666666"/>
           <w:sz w:val="18"/>
         </w:rPr>
-        <w:t>Wheeler SB et al.  ·  J Clin Oncol  ·  16.10.2026  ·  PMID 42885694</w:t>
+        <w:t>Shroff RT et al.  ·  J Clin Oncol  ·  14.10.2026  ·  PMID 42874012</w:t>
       </w:r>
     </w:p>
     <w:p>
       <w:r>
-        <w:t>Pragmatische Hybrid-Implementierungsstudie (USA, 8 Zentren: 4 ländlich, 4 urban; 179 Patienten mit finanzieller Belastung) zur Wirksamkeit von spezialisierter Finanzierungsberatung für Krebspatienten.</w:t>
+        <w:t>Aktualisierte ASCO-Leitlinie mit systematischer Evidenzanalyse zu Liquid Biopsy und systemischer Therapie bei fortgeschrittenem Gallenwegskrebs (mMMR/MSS und seltene Mutationen).</w:t>
       </w:r>
     </w:p>
     <w:p>
@@ -278,7 +278,7 @@
         <w:t xml:space="preserve">Ergebnis: </w:t>
       </w:r>
       <w:r>
-        <w:t>FACIT-COST-Punktzahl verbesserte sich signifikant um 8,1 Punkte (SD 10,0; p&lt;0,0001), von 6,6 (vor) auf 14,7 (nach). Ansprechen bei ländlichen Orten: +6,3 Punkte; bei urbanen: +9,3 Punkte. Interventionsnutzung hoch (73% der positiv gescreenten Patienten). Intervention als akzeptabel, responsiv und zeitgerecht bewertet.</w:t>
+        <w:t>6 Studien zu Liquid Biopsy-Konkordanz mit Gewebebiopsie analysiert. 9 RCTs erste Linie, 5 RCTs/Phase-II zweite Linie. Empfehlungen: NGS Gewebe und RNA zur Biomarker-Detektion an Diagnose; pMMR/MSS erste Linie: Immune Checkpoint Inhibitor + Chemotherapie; dMMR/MSI-H: Pembrolizumab Monotherapie; Progression ohne Biomarker: FOLFOX oder Best Supportive Care; Zweitlinie biomarkergeführt (IDH1, FGFR2, BRAF V600E, HER2, Fusionen).</w:t>
       </w:r>
     </w:p>
     <w:p>
@@ -293,7 +293,7 @@
         <w:rPr>
           <w:sz w:val="19"/>
         </w:rPr>
-        <w:t>USA-Versorgungssystem; finanztoxisches Belastungsmodell auf deutsche Versorgung begrenzt übertragbar.</w:t>
+        <w:t>USA/ASCO, internationale Evidenzsynthese, in Deutschland durch AMNOG-Bewertung und Zertifizierung anwendbar</w:t>
       </w:r>
     </w:p>
     <w:p>
@@ -302,7 +302,7 @@
           <w:color w:val="5A7D3A"/>
           <w:sz w:val="18"/>
         </w:rPr>
-        <w:t>https://pubmed.ncbi.nlm.nih.gov/42885694/</w:t>
+        <w:t>https://pubmed.ncbi.nlm.nih.gov/42874012/</w:t>
       </w:r>
     </w:p>
     <w:p>
@@ -310,7 +310,7 @@
         <w:pStyle w:val="Heading2"/>
       </w:pPr>
       <w:r>
-        <w:t>QOPI-Qualitätskertifizierung in Spanien verbesser Patientenzufriedenheit und Schmerzmanagement</w:t>
+        <w:t>Geburtskohorten-Effekt erklärt Anstieg des Gebärmutterkrebses weltweit</w:t>
       </w:r>
     </w:p>
     <w:p>
@@ -320,12 +320,12 @@
           <w:color w:val="666666"/>
           <w:sz w:val="18"/>
         </w:rPr>
-        <w:t>García-Foncillas J et al.  ·  JCO Oncol Pract  ·  16.10.2026  ·  PMID 42885681</w:t>
+        <w:t>Kelly KP et al.  ·  J Natl Cancer Inst  ·  14.10.2026  ·  PMID 42872484</w:t>
       </w:r>
     </w:p>
     <w:p>
       <w:r>
-        <w:t>Spanien, longitudinale Beschreibungsstudie über 10 Jahre QOPI-Implementierung (2015–2025) in onkologischen Praxen zur Bewertung von Qualitätsmaßnahmen und Zertifizierungsergebnissen über wiederholte Messzyklen.</w:t>
+        <w:t>Alter-Periode-Kohortenanalyse von Inzidenztrends des Endometriumkarzinoms bei Frauen 30–84 Jahren aus 24 Ländern (1998–2017) mit Fokus auf Geburtskohorten-Effekte.</w:t>
       </w:r>
     </w:p>
     <w:p>
@@ -336,7 +336,7 @@
         <w:t xml:space="preserve">Ergebnis: </w:t>
       </w:r>
       <w:r>
-        <w:t>Zertifizierte Praxen zeigten Verbesserungen in patientenzentrierten Maßnahmen nach Zertifizierung: emotionales Wohlbefinden 75,6% → 85,2%, Unfruchtbarkeitsrisiko-Gespräche 70,3% → 78,7%, angemessenes Schmerzmanagement 83,6% → 89,2%, Schmerzerfassung 83,6% → 89,5%. Benchmarking zeigte Verschiebung dieser Maßnahmen über QOPI-Durchschnitt nach Zertifizierung. Persistierende Verbesserungschancen in Therapieverifikation und Patienteninformation.</w:t>
+        <w:t>1998–2017 stieg Inzidenz in 13 von 24 Ländern, schnellster Anstieg Thailand (+3,58%/Jahr, 95%-KI 2,78–4,38), Belarus (+3,32%, 3,06–3,57), Türkiye (+3,01%, 2,35–3,67); sank in Österreich (-1,57%) und Finnland (-0,76%). Geburtskohorten-Effekt detektiert in 15 Ländern. Kohorten-Ratenratios: Vereinigtes Königreich 3,45-fach höher (1983 vs. 1953, 95%-KI 2,67–4,46), Thailand 3,08-fach, Belarus 3,03-fach. Steilster Anstieg bei Frauen 30–34 Jahren.</w:t>
       </w:r>
     </w:p>
     <w:p>
@@ -351,7 +351,7 @@
         <w:rPr>
           <w:sz w:val="19"/>
         </w:rPr>
-        <w:t>Spanien, vergleichbares Sozialversicherungssystem; QOPI-Modell auf deutsche Onkologie-Zertifizierung übertragbar.</w:t>
+        <w:t>Internationale Krebsregisterdaten, Kohortenperspektive identifiziert frühe Lebenszeitfaktoren</w:t>
       </w:r>
     </w:p>
     <w:p>
@@ -360,7 +360,7 @@
           <w:color w:val="5A7D3A"/>
           <w:sz w:val="18"/>
         </w:rPr>
-        <w:t>https://pubmed.ncbi.nlm.nih.gov/42885681/</w:t>
+        <w:t>https://pubmed.ncbi.nlm.nih.gov/42872484/</w:t>
       </w:r>
     </w:p>
     <w:p>
@@ -368,7 +368,7 @@
         <w:pStyle w:val="Heading2"/>
       </w:pPr>
       <w:r>
-        <w:t>NTCP-Modell für Speiseröhrentoxizität optimiert Protontherapie-Auswahl bei Lungenkrebs</w:t>
+        <w:t>Genomische Biomarker vorhersagen Carboplatin-Ansprechen beim Mammakarzinom</w:t>
       </w:r>
     </w:p>
     <w:p>
@@ -378,12 +378,12 @@
           <w:color w:val="666666"/>
           <w:sz w:val="18"/>
         </w:rPr>
-        <w:t>Wijsman R et al.  ·  Radiother Oncol  ·  15.10.2026  ·  PMID 42880415</w:t>
+        <w:t>Pladsen AV et al.  ·  Clin Cancer Res  ·  14.10.2026  ·  PMID 42870529</w:t>
       </w:r>
     </w:p>
     <w:p>
       <w:r>
-        <w:t>Niederlande, prospektive Validierungsstudie an 937 Patienten zur Überprüfung und Aktualisierung eines NTCP-Modells (normal tissue complication probability) zur Vorhersage von Grad-≥2-Speiseröhrentoxizität unter Radiotherapie bei Lungenkrebs.</w:t>
+        <w:t>Prospektive randomisierte neoadjuvante Studie mit 187 Patienten (Norwegen), die DNA-basierte Biomarker (LOH-Fraktion, HRD-Status) zur Vorhersage des Carboplatin-Ansprechens bei HR+ und triple-negativem Brustkrebs evaluierte.</w:t>
       </w:r>
     </w:p>
     <w:p>
@@ -394,7 +394,7 @@
         <w:t xml:space="preserve">Ergebnis: </w:t>
       </w:r>
       <w:r>
-        <w:t>Aktualisiertes Modell mit mittlerer Oesophagusdosis (MOD) und Gesamtbehandlungszeit (OTT) als Prädiktoren erreichte optimism-korrigierte AUC 0,75 mit Kalibrationsabfall 1,26. Heterogenität der Modellperformance über Kohorten I²=0%. Modell in nationales Indikationsprotokoll für Protontherapie-Auswahl aufgenommen.</w:t>
+        <w:t>Triple-negativ: pathologische Komplettremission (pCR) 69% mit Carboplatin vs. 43% ohne (p=0,036), ereignisfreies Überleben signifikant verlängert (p=0,017). Bei niedrigem LOH-Anteil besserte Carboplatin ereignisfreies Überleben (p=0,007). HR+: pCR 15% vs. 11% (p=0,59), aber niedriges Residualtumorvolumen stieg von 16% auf 35% (p=0,033). HRD-positive HR+-Tumoren: 5/8 pCR mit vs. 4/47 ohne Carboplatin (p=0,002).</w:t>
       </w:r>
     </w:p>
     <w:p>
@@ -409,7 +409,7 @@
         <w:rPr>
           <w:sz w:val="19"/>
         </w:rPr>
-        <w:t>Niederländische Klinikdaten; direkt anwendbar auf deutsche Protontherapie-Zentren.</w:t>
+        <w:t>Norwegische Universitätsklinik, vergleichbares europäisches Gesundheitssystem</w:t>
       </w:r>
     </w:p>
     <w:p>
@@ -418,7 +418,7 @@
           <w:color w:val="5A7D3A"/>
           <w:sz w:val="18"/>
         </w:rPr>
-        <w:t>https://pubmed.ncbi.nlm.nih.gov/42880415/</w:t>
+        <w:t>https://pubmed.ncbi.nlm.nih.gov/42870529/</w:t>
       </w:r>
     </w:p>
     <w:sectPr>

--- a/download/studien-aktuell.docx
+++ b/download/studien-aktuell.docx
@@ -62,7 +62,7 @@
           <w:color w:val="666666"/>
           <w:sz w:val="18"/>
         </w:rPr>
-        <w:t>Stand: 18.10.2026  |  6 Studien  |  onkologie.m-vf.de</w:t>
+        <w:t>Stand: 19.10.2026  |  7 Studien  |  onkologie.m-vf.de</w:t>
       </w:r>
     </w:p>
     <w:p>
@@ -70,7 +70,7 @@
         <w:pStyle w:val="Heading1"/>
       </w:pPr>
       <w:r>
-        <w:t>Aufgenommen am 18.10.2026</w:t>
+        <w:t>Aufgenommen am 19.10.2026</w:t>
       </w:r>
     </w:p>
     <w:p>
@@ -78,7 +78,7 @@
         <w:pStyle w:val="Heading2"/>
       </w:pPr>
       <w:r>
-        <w:t>Talazoparib + Enzalutamid bei metastasiertem Prostatakarzinom: PARP-Inhibitor bessert PSA-Response nicht</w:t>
+        <w:t>59,6 % der gebrechlichen Brustkrebsüberlebenden erhalten keine ambulante Pflege</w:t>
       </w:r>
     </w:p>
     <w:p>
@@ -88,12 +88,12 @@
           <w:color w:val="666666"/>
           <w:sz w:val="18"/>
         </w:rPr>
-        <w:t>Zacchi F et al.  ·  Nat Med  ·  14.10.2026  ·  PMID 42875559</w:t>
+        <w:t>Qin X et al.  ·  J Natl Cancer Inst  ·  19.10.2026  ·  PMID 42893805</w:t>
       </w:r>
     </w:p>
     <w:p>
       <w:r>
-        <w:t>Randomisierte Phase-II-Studie mit 54 Patienten, die den Nutzen von PARP-Inhibitor Talazoparib zusätzlich zu Enzalutamid bei hochvolumigen metastasierten hormonsensitiven Prostatakarzinomen untersuchte.</w:t>
+        <w:t>Analyse von Medicare-Daten 2017-2020 zu Gebrechlichkeit und ambulanter Pflegeversorgung bei älteren Brustkrebsüberlebenden (134.410 Frauen, 347.953 Patientenjahre) mittels Claims-basiertem Deficit-Accumulation Frailty Index.</w:t>
       </w:r>
     </w:p>
     <w:p>
@@ -104,7 +104,7 @@
         <w:t xml:space="preserve">Ergebnis: </w:t>
       </w:r>
       <w:r>
-        <w:t>PSA-Ansprechrate (&lt;0,2 ng/ml) nach 12 Monaten: 73% unter Kombinationstherapie vs. 64,7% unter Enzalutamid allein (p=0,54 für explorativen Vergleich). Grade ≥3 Nebenwirkungen: 68% vs. 35%, davon Anämie 41%. Zwei Todesfälle durch therapieassoziierte myeloide Neoplasien in der Kombinationsgruppe. Die Studie zeigt klinische Aktivität, aber keinen klaren zusätzlichen Nutzen gegenüber Monotherapie bei erhöhter Toxizität.</w:t>
+        <w:t>Bei hohem Pflegebedarf (DAFI≥0,25) hatten 59,6 % keine Medicare-Heimbetreuung; HH-Nutzung stieg mit Gebrechlichkeit (+1,10 Prozentpunkte pro +0,01 DAFI), am steilsten bei Nichtdual-Versicherten (+1,21 pp). Medicare-Leistungen erfassen frailty-assoziierte Pflegebedarfe nicht ausreichend.</w:t>
       </w:r>
     </w:p>
     <w:p>
@@ -119,7 +119,7 @@
         <w:rPr>
           <w:sz w:val="19"/>
         </w:rPr>
-        <w:t>Spanische akademische Zentren, europäisches Gesundheitssystem, begrenzte Übertragbarkeit wegen geringer Fallzahl</w:t>
+        <w:t>USA-Daten, Finanzierungssystem grundlegend anders; Befund zur Unterversorgung übertragbar.</w:t>
       </w:r>
     </w:p>
     <w:p>
@@ -128,7 +128,7 @@
           <w:color w:val="5A7D3A"/>
           <w:sz w:val="18"/>
         </w:rPr>
-        <w:t>https://pubmed.ncbi.nlm.nih.gov/42875559/</w:t>
+        <w:t>https://pubmed.ncbi.nlm.nih.gov/42893805/</w:t>
       </w:r>
     </w:p>
     <w:p>
@@ -136,7 +136,7 @@
         <w:pStyle w:val="Heading2"/>
       </w:pPr>
       <w:r>
-        <w:t>Personalisierte Neoantigen-Vakzine bei Ovarialkarzinom: Phase-I-Verträglichkeit erreicht</w:t>
+        <w:t>Tamoxifen plus kalorische Restriktion: SHBG-Spiegel und Brustkrebsrisiko-Biomarker verbessert</w:t>
       </w:r>
     </w:p>
     <w:p>
@@ -146,12 +146,12 @@
           <w:color w:val="666666"/>
           <w:sz w:val="18"/>
         </w:rPr>
-        <w:t>Sellars MC et al.  ·  Nat Med  ·  14.10.2026  ·  PMID 42875558</w:t>
+        <w:t>Serrano D et al.  ·  Eur J Cancer  ·  14.10.2026  ·  PMID 42892237</w:t>
       </w:r>
     </w:p>
     <w:p>
       <w:r>
-        <w:t>Phase-I-Studie mit 10 Patienten (1 Neudiagnose, 9 bei Rezidiv), die eine individualisierte Neoantigen-Peptidvakzine kombiniert mit verzögerter Anti-PD-1-Therapie untersuchte.</w:t>
+        <w:t>Randomisierte Phase-II-Studie zu Kombinationen aus Tamoxifen, lebensstiländerung und intermittierender kalorischer Restriktion bei hochgradig gefährdeten Frauen, mit SHBG-Spiegeln als primärem Endpunkt.</w:t>
       </w:r>
     </w:p>
     <w:p>
@@ -162,7 +162,7 @@
         <w:t xml:space="preserve">Ergebnis: </w:t>
       </w:r>
       <w:r>
-        <w:t>Vakzinierungsrate Cohort B (Rezidive): 75% (90%-KI 47–93%); keine Sicherheitssignale oder Therapieabbrüche wegen Toxizität. &gt;70% der ausgewählten Antigenziele blieben trotz 6,5 Monaten Standard-Chemotherapie durch zellfreie DNA nachweisbar. Biomarkeranalyse deutete auf biologische Aktivität bei 6 von 10 Patienten hin, assoziiert mit breiterer tumor- und impfspezifischer Immunität. Mechanismen der Tumorresistenz zeigten diverse Effekte auf Antigenrepräsentation.</w:t>
+        <w:t>Tamoxifen ± kalorische Restriktion erhöhte signifikant SHBG und IGFBP-3 und senkte IGF-I (alle p&lt;0,01); bei hoher Adhärenz (&gt;90%) zeigte Lebensstiländerung plus kalorische Restriktion höhere SHBG als Lebensstiländerung allein (p=0,045). Kein Unterschied bei unerwünschten Ereignissen; milde Verschlechterung der Lebensqualität unter Tamoxifen.</w:t>
       </w:r>
     </w:p>
     <w:p>
@@ -177,7 +177,7 @@
         <w:rPr>
           <w:sz w:val="19"/>
         </w:rPr>
-        <w:t>USA, Dana-Farber, nur Sicherheit übertragbar – Early-Phase-Machbarkeitsstudie</w:t>
+        <w:t>Italienische Zentren, deutschsprachiger Raum vergleichbar, Prävention bei genetischem Risiko.</w:t>
       </w:r>
     </w:p>
     <w:p>
@@ -186,7 +186,7 @@
           <w:color w:val="5A7D3A"/>
           <w:sz w:val="18"/>
         </w:rPr>
-        <w:t>https://pubmed.ncbi.nlm.nih.gov/42875558/</w:t>
+        <w:t>https://pubmed.ncbi.nlm.nih.gov/42892237/</w:t>
       </w:r>
     </w:p>
     <w:p>
@@ -194,7 +194,7 @@
         <w:pStyle w:val="Heading2"/>
       </w:pPr>
       <w:r>
-        <w:t>Dosiseskalierende Brachytherapie bei Prostatakarzinom-Rezidiv: 3-Jahres-Lokalkonrolle 73%</w:t>
+        <w:t>Darolutamide-Triplet-Therapie: 6,3 Monate längere symptomfreie Zeit bei metastasiertem Prostatakarzinom</w:t>
       </w:r>
     </w:p>
     <w:p>
@@ -204,12 +204,12 @@
           <w:color w:val="666666"/>
           <w:sz w:val="18"/>
         </w:rPr>
-        <w:t>Solanki AA et al.  ·  J Clin Oncol  ·  14.10.2026  ·  PMID 42874014</w:t>
+        <w:t>Maiorano BA et al.  ·  Eur J Cancer  ·  02.10.2026  ·  PMID 42892235</w:t>
       </w:r>
     </w:p>
     <w:p>
       <w:r>
-        <w:t>Multizentrische Phase-I/II-Studie mit 62 Patienten, die fokale salvage High-Dose-Rate-Brachytherapie (30 Gy in 1–2 Fraktionen) mit genomischem Klassifizierer-Risikoschichtung für intraprosteatische Rezidive nach definitiver Radiotherapie evaluierte.</w:t>
+        <w:t>Q-TWiST-Analyse der ARASENS-Studie zur Bewertung der Lebensqualität unter Darolutamid plus ADT plus Docetaxel versus Placebo plus ADT plus Docetaxel bei metastasiertem hormonempfindlichem Prostatakarzinom.</w:t>
       </w:r>
     </w:p>
     <w:p>
@@ -220,7 +220,7 @@
         <w:t xml:space="preserve">Ergebnis: </w:t>
       </w:r>
       <w:r>
-        <w:t>Median Follow-up 39,4 Monate. 3-Jahres-Raten: biochemische Progressionsfreiheit 62,7%, lokale Rezidivfreiheit 73,0%, fernmetastasenfreies Überleben 85,9%. Keine akuten Grad-3-Toxizitäten, zwei (3,2%) späte Grad-3-Ereignisse. Genomischer Score &gt;0,85 (n=4) prädizierten 100% Rezidive. Lebensqualitätsänderungen erreichten keine klinisch relevanten Unterschiede.</w:t>
+        <w:t>Patienten mit Darolutamid gewannen 6,3 Monate Q-TWiST gegenüber Placebo (p&lt;0,001), mit erhöhter symptomfreier Zeit (17,6 vs. 10,9 Monate) und reduzierter Progressionszeit (2,4 vs. 8,7 Monate); relative Q-TWiST-Gewinn 16,0%. Die Kombination zeigte längeres Überleben ohne Symptome oder Toxizität.</w:t>
       </w:r>
     </w:p>
     <w:p>
@@ -235,7 +235,7 @@
         <w:rPr>
           <w:sz w:val="19"/>
         </w:rPr>
-        <w:t>USA-Konsortium, Verfahren technisch auf Deutschland übertragbar, klinische Validierung ausstehend</w:t>
+        <w:t>Europäische und kanadische Zentren, vergleichbare Versicherungssysteme, praxisrelevanter Endpunkt.</w:t>
       </w:r>
     </w:p>
     <w:p>
@@ -244,7 +244,7 @@
           <w:color w:val="5A7D3A"/>
           <w:sz w:val="18"/>
         </w:rPr>
-        <w:t>https://pubmed.ncbi.nlm.nih.gov/42874014/</w:t>
+        <w:t>https://pubmed.ncbi.nlm.nih.gov/42892235/</w:t>
       </w:r>
     </w:p>
     <w:p>
@@ -252,7 +252,7 @@
         <w:pStyle w:val="Heading2"/>
       </w:pPr>
       <w:r>
-        <w:t>ASCO-Leitlinie Gallenwegskrebs 2026: Immuntherapie + Chemotherapie erste Linie</w:t>
+        <w:t>RAS-Mutationen bei AML: kontextabhängiger Prognosewert und Angriffspunkte für Therapie</w:t>
       </w:r>
     </w:p>
     <w:p>
@@ -262,12 +262,12 @@
           <w:color w:val="666666"/>
           <w:sz w:val="18"/>
         </w:rPr>
-        <w:t>Shroff RT et al.  ·  J Clin Oncol  ·  14.10.2026  ·  PMID 42874012</w:t>
+        <w:t>Rodríguez-Arbolí E et al.  ·  Blood  ·  16.10.2026  ·  PMID 42886676</w:t>
       </w:r>
     </w:p>
     <w:p>
       <w:r>
-        <w:t>Aktualisierte ASCO-Leitlinie mit systematischer Evidenzanalyse zu Liquid Biopsy und systemischer Therapie bei fortgeschrittenem Gallenwegskrebs (mMMR/MSS und seltene Mutationen).</w:t>
+        <w:t>Zentralisierte molekulare Profilierung von 8.553 neu diagnostizierten AML-Patienten zur Charakterisierung von RAS-Mutationen, deren genomischer Kontext und klinischer Prognosewert.</w:t>
       </w:r>
     </w:p>
     <w:p>
@@ -278,7 +278,7 @@
         <w:t xml:space="preserve">Ergebnis: </w:t>
       </w:r>
       <w:r>
-        <w:t>6 Studien zu Liquid Biopsy-Konkordanz mit Gewebebiopsie analysiert. 9 RCTs erste Linie, 5 RCTs/Phase-II zweite Linie. Empfehlungen: NGS Gewebe und RNA zur Biomarker-Detektion an Diagnose; pMMR/MSS erste Linie: Immune Checkpoint Inhibitor + Chemotherapie; dMMR/MSI-H: Pembrolizumab Monotherapie; Progression ohne Biomarker: FOLFOX oder Best Supportive Care; Zweitlinie biomarkergeführt (IDH1, FGFR2, BRAF V600E, HER2, Fusionen).</w:t>
+        <w:t>RAS-Mutationen in 21 % (1.775/8.553), davon NRAS 13 %, KRAS 5 %; NRAS-Mutationen zeigten gegensätzliche OS-Assoziationen (ungünstig bei AML-MDS, HR=1,32, p=0,036; günstig bei NPM1, HR=0,61, p=0,036), KRAS prognostisch ungünstig (HR=1,41, p=0,003); bei Venetoclax-Therapie erheblich schlechtere OS bei NPM1 (HR=2,98) oder IDH1/2-Mutationen (HR=4,06).</w:t>
       </w:r>
     </w:p>
     <w:p>
@@ -293,7 +293,7 @@
         <w:rPr>
           <w:sz w:val="19"/>
         </w:rPr>
-        <w:t>USA/ASCO, internationale Evidenzsynthese, in Deutschland durch AMNOG-Bewertung und Zertifizierung anwendbar</w:t>
+        <w:t>Spanische Multizenterstudie, europäische Patienten, vergleichbar mit deutschem Versorgungsstandard.</w:t>
       </w:r>
     </w:p>
     <w:p>
@@ -302,7 +302,7 @@
           <w:color w:val="5A7D3A"/>
           <w:sz w:val="18"/>
         </w:rPr>
-        <w:t>https://pubmed.ncbi.nlm.nih.gov/42874012/</w:t>
+        <w:t>https://pubmed.ncbi.nlm.nih.gov/42886676/</w:t>
       </w:r>
     </w:p>
     <w:p>
@@ -310,7 +310,7 @@
         <w:pStyle w:val="Heading2"/>
       </w:pPr>
       <w:r>
-        <w:t>Geburtskohorten-Effekt erklärt Anstieg des Gebärmutterkrebses weltweit</w:t>
+        <w:t>Serplulimab+Chemotherapie+Radiotherapie bei metastasiertem Pankreas-Ca: 78,3 % 6-Monats-PFS</w:t>
       </w:r>
     </w:p>
     <w:p>
@@ -320,12 +320,12 @@
           <w:color w:val="666666"/>
           <w:sz w:val="18"/>
         </w:rPr>
-        <w:t>Kelly KP et al.  ·  J Natl Cancer Inst  ·  14.10.2026  ·  PMID 42872484</w:t>
+        <w:t>Cheng K et al.  ·  Clin Cancer Res  ·  16.10.2026  ·  PMID 42886001</w:t>
       </w:r>
     </w:p>
     <w:p>
       <w:r>
-        <w:t>Alter-Periode-Kohortenanalyse von Inzidenztrends des Endometriumkarzinoms bei Frauen 30–84 Jahren aus 24 Ländern (1998–2017) mit Fokus auf Geburtskohorten-Effekte.</w:t>
+        <w:t>Multizentrische Phase-II-Studie (ICSBR-Regime) mit Serplulimab, Gemcitabin plus Nab-Paclitaxel und stereotaktischer Körperstrahlentherapie bei 46 Patienten mit metastasiertem Pankreas-Adenokarzinom in Erstliniensetting.</w:t>
       </w:r>
     </w:p>
     <w:p>
@@ -336,7 +336,7 @@
         <w:t xml:space="preserve">Ergebnis: </w:t>
       </w:r>
       <w:r>
-        <w:t>1998–2017 stieg Inzidenz in 13 von 24 Ländern, schnellster Anstieg Thailand (+3,58%/Jahr, 95%-KI 2,78–4,38), Belarus (+3,32%, 3,06–3,57), Türkiye (+3,01%, 2,35–3,67); sank in Österreich (-1,57%) und Finnland (-0,76%). Geburtskohorten-Effekt detektiert in 15 Ländern. Kohorten-Ratenratios: Vereinigtes Königreich 3,45-fach höher (1983 vs. 1953, 95%-KI 2,67–4,46), Thailand 3,08-fach, Belarus 3,03-fach. Steilster Anstieg bei Frauen 30–34 Jahren.</w:t>
+        <w:t>6-Monats-PFS 78,3 % (95%-CI 67,2-91,1 %), medianes PFS 8,5 Monate (95%-CI 7,3-12,0), medianes OS 14,0 Monate (12,0–nicht erreicht), objektive Ansprechrate 73,9 % (95%-CI 58,9-85,7 %); kein Todesfälle durch Behandlung. ctDNA-Negativität bei Baseline mit besserem Überleben assoziiert; TME-Analyse zeigte Korrelation von cancer-associated-fibroblast-Status und T-Zell-Anteil mit klinischem Outcome.</w:t>
       </w:r>
     </w:p>
     <w:p>
@@ -351,7 +351,7 @@
         <w:rPr>
           <w:sz w:val="19"/>
         </w:rPr>
-        <w:t>Internationale Krebsregisterdaten, Kohortenperspektive identifiziert frühe Lebenszeitfaktoren</w:t>
+        <w:t>China, Gesundheitssystem nicht vergleichbar; Sicherheits- und Response-Daten relevant.</w:t>
       </w:r>
     </w:p>
     <w:p>
@@ -360,7 +360,7 @@
           <w:color w:val="5A7D3A"/>
           <w:sz w:val="18"/>
         </w:rPr>
-        <w:t>https://pubmed.ncbi.nlm.nih.gov/42872484/</w:t>
+        <w:t>https://pubmed.ncbi.nlm.nih.gov/42886001/</w:t>
       </w:r>
     </w:p>
     <w:p>
@@ -368,7 +368,7 @@
         <w:pStyle w:val="Heading2"/>
       </w:pPr>
       <w:r>
-        <w:t>Genomische Biomarker vorhersagen Carboplatin-Ansprechen beim Mammakarzinom</w:t>
+        <w:t>Cabergolin senkt postpartales Brustkrebsrisiko um 69 %: Mechanismus und Kohortenbeleg</w:t>
       </w:r>
     </w:p>
     <w:p>
@@ -378,12 +378,12 @@
           <w:color w:val="666666"/>
           <w:sz w:val="18"/>
         </w:rPr>
-        <w:t>Pladsen AV et al.  ·  Clin Cancer Res  ·  14.10.2026  ·  PMID 42870529</w:t>
+        <w:t>García-Sancha N et al.  ·  Cancer Discov  ·  15.10.2026  ·  PMID 42878664</w:t>
       </w:r>
     </w:p>
     <w:p>
       <w:r>
-        <w:t>Prospektive randomisierte neoadjuvante Studie mit 187 Patienten (Norwegen), die DNA-basierte Biomarker (LOH-Fraktion, HRD-Status) zur Vorhersage des Carboplatin-Ansprechens bei HR+ und triple-negativem Brustkrebs evaluierte.</w:t>
+        <w:t>Mechanistisches Tiermodell und retrospektive Kohortenstudien zur Wirkung von Cabergolin (Dopaminagonist, senkt Prolaktin) auf postpartale Brustkrebs-Inzidenz bei BRCA1-Trägerinnen durch Mammary-Gland-Involution.</w:t>
       </w:r>
     </w:p>
     <w:p>
@@ -394,7 +394,7 @@
         <w:t xml:space="preserve">Ergebnis: </w:t>
       </w:r>
       <w:r>
-        <w:t>Triple-negativ: pathologische Komplettremission (pCR) 69% mit Carboplatin vs. 43% ohne (p=0,036), ereignisfreies Überleben signifikant verlängert (p=0,017). Bei niedrigem LOH-Anteil besserte Carboplatin ereignisfreies Überleben (p=0,007). HR+: pCR 15% vs. 11% (p=0,59), aber niedriges Residualtumorvolumen stieg von 16% auf 35% (p=0,033). HRD-positive HR+-Tumoren: 5/8 pCR mit vs. 4/47 ohne Carboplatin (p=0,002).</w:t>
+        <w:t>Bei BRCA1/p53-mutierten Mäusen verzögerte und reduzierte Cabergolin Mammakrebs-Inzidenz durch Verstärkung der Involution, Reduktion von Proliferation und Ki-67-Expression, Umkehr von T-Zell-Erschöpfung; retrospektive europäische Kohorten (2 Studien, Meta-Analyse) zeigten etwa 69 % Risikoreduktion für postpartalen Brustkrebs unter Cabergolin.</w:t>
       </w:r>
     </w:p>
     <w:p>
@@ -409,7 +409,7 @@
         <w:rPr>
           <w:sz w:val="19"/>
         </w:rPr>
-        <w:t>Norwegische Universitätsklinik, vergleichbares europäisches Gesundheitssystem</w:t>
+        <w:t>Spanische und internationale Kohorten, Grundlagen+Humanstudien kombiniert, Präventionsstrategie für Hochrisiko.</w:t>
       </w:r>
     </w:p>
     <w:p>
@@ -418,7 +418,65 @@
           <w:color w:val="5A7D3A"/>
           <w:sz w:val="18"/>
         </w:rPr>
-        <w:t>https://pubmed.ncbi.nlm.nih.gov/42870529/</w:t>
+        <w:t>https://pubmed.ncbi.nlm.nih.gov/42878664/</w:t>
+      </w:r>
+    </w:p>
+    <w:p>
+      <w:pPr>
+        <w:pStyle w:val="Heading2"/>
+      </w:pPr>
+      <w:r>
+        <w:t>Perioperative Chemotherapie bei GEP-NEC: Erhöhter Langzeit-Heilungsanteil, nicht nur Verzögerung</w:t>
+      </w:r>
+    </w:p>
+    <w:p>
+      <w:r>
+        <w:rPr>
+          <w:i/>
+          <w:color w:val="666666"/>
+          <w:sz w:val="18"/>
+        </w:rPr>
+        <w:t>Carmona-Bayonas A et al.  ·  Eur J Cancer  ·  08.10.2026  ·  PMID 42869860</w:t>
+      </w:r>
+    </w:p>
+    <w:p>
+      <w:r>
+        <w:t>Analyse von 162 Patienten mit resezierten GEP-NEC Grad 3 (GETNE-Register) zur Frage, ob perioperative Chemotherapie Langzeirheilung ermöglicht oder nur Rezidive verzögert, mittels Cox-Modellen und Bayesscher Promotion-Time-Cure-Modelle.</w:t>
+      </w:r>
+    </w:p>
+    <w:p>
+      <w:r>
+        <w:rPr>
+          <w:b/>
+        </w:rPr>
+        <w:t xml:space="preserve">Ergebnis: </w:t>
+      </w:r>
+      <w:r>
+        <w:t>Chemotherapie (n=74, 46 %) verkürzte ereignisfreie Überlebenszeit (HR 0,61, 95%-CI 0,40-0,96) und rezidivfreie Überlebenszeit (HR 0,59, 95%-CI 0,37-0,93), nicht eindeutig OS (HR 0,73, 95%-CI 0,46-1,15); Cure-Modell deutete auf niedrigere klonogene Last (Ratio 0,67, Posterior-Wahrscheinlichkeit 94%) statt langsamerer Kinematik hin. Populationsgeheilungsanteil 22,7 % (95%-CrI 15,9-29,6).</w:t>
+      </w:r>
+    </w:p>
+    <w:p>
+      <w:r>
+        <w:rPr>
+          <w:b/>
+          <w:sz w:val="19"/>
+        </w:rPr>
+        <w:t xml:space="preserve">Übertragbarkeit: </w:t>
+      </w:r>
+      <w:r>
+        <w:rPr>
+          <w:sz w:val="19"/>
+        </w:rPr>
+        <w:t>Spanische Multizenterstudie, europäisches Versicherungssystem, Hochrisiko-Entität.</w:t>
+      </w:r>
+    </w:p>
+    <w:p>
+      <w:r>
+        <w:rPr>
+          <w:color w:val="5A7D3A"/>
+          <w:sz w:val="18"/>
+        </w:rPr>
+        <w:t>https://pubmed.ncbi.nlm.nih.gov/42869860/</w:t>
       </w:r>
     </w:p>
     <w:sectPr>

--- a/download/studien-aktuell.docx
+++ b/download/studien-aktuell.docx
@@ -62,7 +62,7 @@
           <w:color w:val="666666"/>
           <w:sz w:val="18"/>
         </w:rPr>
-        <w:t>Stand: 19.10.2026  |  7 Studien  |  onkologie.m-vf.de</w:t>
+        <w:t>Stand: 20.10.2026  |  6 Studien  |  onkologie.m-vf.de</w:t>
       </w:r>
     </w:p>
     <w:p>
@@ -70,7 +70,7 @@
         <w:pStyle w:val="Heading1"/>
       </w:pPr>
       <w:r>
-        <w:t>Aufgenommen am 19.10.2026</w:t>
+        <w:t>Aufgenommen am 20.10.2026</w:t>
       </w:r>
     </w:p>
     <w:p>
@@ -78,7 +78,7 @@
         <w:pStyle w:val="Heading2"/>
       </w:pPr>
       <w:r>
-        <w:t>59,6 % der gebrechlichen Brustkrebsüberlebenden erhalten keine ambulante Pflege</w:t>
+        <w:t>Hypofraktionierte Strahlentherapie nach Mastektomie zeigt Nichtunterlegenheit bei reduzierter akuter Toxizität</w:t>
       </w:r>
     </w:p>
     <w:p>
@@ -88,12 +88,12 @@
           <w:color w:val="666666"/>
           <w:sz w:val="18"/>
         </w:rPr>
-        <w:t>Qin X et al.  ·  J Natl Cancer Inst  ·  19.10.2026  ·  PMID 42893805</w:t>
+        <w:t>Wang X et al.  ·  J Clin Oncol  ·  19.10.2026  ·  PMID 42896129</w:t>
       </w:r>
     </w:p>
     <w:p>
       <w:r>
-        <w:t>Analyse von Medicare-Daten 2017-2020 zu Gebrechlichkeit und ambulanter Pflegeversorgung bei älteren Brustkrebsüberlebenden (134.410 Frauen, 347.953 Patientenjahre) mittels Claims-basiertem Deficit-Accumulation Frailty Index.</w:t>
+        <w:t>Randomisierte Phase-III-Studie: Bei 1.429 Patientinnen mit Hochrisiko-Brustkrebs nach Mastektomie wurde hypofraktionierte (16×2,66 Gy) vs. konventionell fraktionierte (25×2 Gy) Radiotherapie mit regionaler Lymphknotenbestrahlung verglichen.</w:t>
       </w:r>
     </w:p>
     <w:p>
@@ -104,7 +104,7 @@
         <w:t xml:space="preserve">Ergebnis: </w:t>
       </w:r>
       <w:r>
-        <w:t>Bei hohem Pflegebedarf (DAFI≥0,25) hatten 59,6 % keine Medicare-Heimbetreuung; HH-Nutzung stieg mit Gebrechlichkeit (+1,10 Prozentpunkte pro +0,01 DAFI), am steilsten bei Nichtdual-Versicherten (+1,21 pp). Medicare-Leistungen erfassen frailty-assoziierte Pflegebedarfe nicht ausreichend.</w:t>
+        <w:t>Nach Median-Nachbeobachtung von 58,1 Monaten: 5-Jahres-Lokalrezidivrate 1,7% (hypofraktioniert) vs. 2,2% (konventionell), Hazard Ratio 0,69 (95%-KI 0,32–1,51), Nichtunterlegenheit erfüllt (p=0,017). Akute Grad-3-Hautnebenwirkungen deutlich niedriger mit Hypofraktionierung (1,7% vs. 12,2%, p&lt;0,001). Kardiopulmonale Verträglichkeit exzellent in beiden Armen.</w:t>
       </w:r>
     </w:p>
     <w:p>
@@ -119,7 +119,7 @@
         <w:rPr>
           <w:sz w:val="19"/>
         </w:rPr>
-        <w:t>USA-Daten, Finanzierungssystem grundlegend anders; Befund zur Unterversorgung übertragbar.</w:t>
+        <w:t>Phase-III-Daten aus China, vergleichbare Hochrisikodef, Effekt auf Standardpraxis</w:t>
       </w:r>
     </w:p>
     <w:p>
@@ -128,7 +128,7 @@
           <w:color w:val="5A7D3A"/>
           <w:sz w:val="18"/>
         </w:rPr>
-        <w:t>https://pubmed.ncbi.nlm.nih.gov/42893805/</w:t>
+        <w:t>https://pubmed.ncbi.nlm.nih.gov/42896129/</w:t>
       </w:r>
     </w:p>
     <w:p>
@@ -136,7 +136,7 @@
         <w:pStyle w:val="Heading2"/>
       </w:pPr>
       <w:r>
-        <w:t>Tamoxifen plus kalorische Restriktion: SHBG-Spiegel und Brustkrebsrisiko-Biomarker verbessert</w:t>
+        <w:t>Lynch-Syndrom: MSH2-Träger profitieren von Koloskopie-Screening, MLH1-Träger zeigen alternative Karzinogenese</w:t>
       </w:r>
     </w:p>
     <w:p>
@@ -146,12 +146,12 @@
           <w:color w:val="666666"/>
           <w:sz w:val="18"/>
         </w:rPr>
-        <w:t>Serrano D et al.  ·  Eur J Cancer  ·  14.10.2026  ·  PMID 42892237</w:t>
+        <w:t>Briollais L et al.  ·  J Natl Cancer Inst  ·  19.10.2026  ·  PMID 42895288</w:t>
       </w:r>
     </w:p>
     <w:p>
       <w:r>
-        <w:t>Randomisierte Phase-II-Studie zu Kombinationen aus Tamoxifen, lebensstiländerung und intermittierender kalorischer Restriktion bei hochgradig gefährdeten Frauen, mit SHBG-Spiegeln als primärem Endpunkt.</w:t>
+        <w:t>Prospektive Kohortenstudie an kanadischen Lynch-Syndrom-Patienten mit Familienregister: Joint-Model für Koloskopie-Häufigkeit, Adenomzahl und Kolonkrebsrisiko bei MLH1- vs. MSH2-Mutation-Trägern entwickelt und validiert.</w:t>
       </w:r>
     </w:p>
     <w:p>
@@ -162,7 +162,7 @@
         <w:t xml:space="preserve">Ergebnis: </w:t>
       </w:r>
       <w:r>
-        <w:t>Tamoxifen ± kalorische Restriktion erhöhte signifikant SHBG und IGFBP-3 und senkte IGF-I (alle p&lt;0,01); bei hoher Adhärenz (&gt;90%) zeigte Lebensstiländerung plus kalorische Restriktion höhere SHBG als Lebensstiländerung allein (p=0,045). Kein Unterschied bei unerwünschten Ereignissen; milde Verschlechterung der Lebensqualität unter Tamoxifen.</w:t>
+        <w:t>Nach 10 Jahren Follow-up bei Patienten mit Adenomen: Kolonkrebsrisiko in MLH1-Trägern 7,9% (95%-KI 3,9–15,8%, Männer) vs. 4,0% (95%-KI 1,6–9,6%, MSH2). Bei Frauen 4,2% (MLH1) vs. 1,6% (MSH2). Frequentere Koloskopien reduzierten Risiko nur bei MSH2-Mutation, nicht bei MLH1. Befund deutet auf unterschiedliche Karzinogenese-Pfade.</w:t>
       </w:r>
     </w:p>
     <w:p>
@@ -177,7 +177,7 @@
         <w:rPr>
           <w:sz w:val="19"/>
         </w:rPr>
-        <w:t>Italienische Zentren, deutschsprachiger Raum vergleichbar, Prävention bei genetischem Risiko.</w:t>
+        <w:t>Kanada, Familienregister, Implikation für Nachsorgestratifizierung</w:t>
       </w:r>
     </w:p>
     <w:p>
@@ -186,7 +186,7 @@
           <w:color w:val="5A7D3A"/>
           <w:sz w:val="18"/>
         </w:rPr>
-        <w:t>https://pubmed.ncbi.nlm.nih.gov/42892237/</w:t>
+        <w:t>https://pubmed.ncbi.nlm.nih.gov/42895288/</w:t>
       </w:r>
     </w:p>
     <w:p>
@@ -194,7 +194,7 @@
         <w:pStyle w:val="Heading2"/>
       </w:pPr>
       <w:r>
-        <w:t>Darolutamide-Triplet-Therapie: 6,3 Monate längere symptomfreie Zeit bei metastasiertem Prostatakarzinom</w:t>
+        <w:t>Adjuvante Radiotherapie beim Plattenepithelkarzinom der Haut: Delphi-Konsens zu Indikationen, Dosis und Timing</w:t>
       </w:r>
     </w:p>
     <w:p>
@@ -204,12 +204,12 @@
           <w:color w:val="666666"/>
           <w:sz w:val="18"/>
         </w:rPr>
-        <w:t>Maiorano BA et al.  ·  Eur J Cancer  ·  02.10.2026  ·  PMID 42892235</w:t>
+        <w:t>Stevens JS et al.  ·  Int J Radiat Oncol Biol Phys  ·  16.10.2026  ·  PMID 42887677</w:t>
       </w:r>
     </w:p>
     <w:p>
       <w:r>
-        <w:t>Q-TWiST-Analyse der ARASENS-Studie zur Bewertung der Lebensqualität unter Darolutamid plus ADT plus Docetaxel versus Placebo plus ADT plus Docetaxel bei metastasiertem hormonempfindlichem Prostatakarzinom.</w:t>
+        <w:t>Delphi-Panel mit 35 Experten aus Strahlentherapie, Dermatologie, Chirurgie entwickelte Konsensusempfehlungen für adjuvante Radiotherapie bei nodal-negativem High-Stage-Kutanmelanom nach Operation.</w:t>
       </w:r>
     </w:p>
     <w:p>
@@ -220,7 +220,7 @@
         <w:t xml:space="preserve">Ergebnis: </w:t>
       </w:r>
       <w:r>
-        <w:t>Patienten mit Darolutamid gewannen 6,3 Monate Q-TWiST gegenüber Placebo (p&lt;0,001), mit erhöhter symptomfreier Zeit (17,6 vs. 10,9 Monate) und reduzierter Progressionszeit (2,4 vs. 8,7 Monate); relative Q-TWiST-Gewinn 16,0%. Die Kombination zeigte längeres Überleben ohne Symptome oder Toxizität.</w:t>
+        <w:t>Konsens (≥80% Konkordanz): ART empfohlen bei positiven Rändern (100%), 5-Jahres-Lokalrezidiv-Inzidenz ≥20% (83%), kortikale Knochenerosion (91%), Schädelbasis-Invasion (91%), ≥4 Risikofaktoren (100%), ≥3 RF (86–94%), PNI ≥0,1mm + ein RF (86%). Immunsupprimierte Patienten: 86% würden ART eher empfehlen. Optimales Zeitfenster 4–8 Wochen (100% RO). Dosen 60–66 Gy/2 Gy pro Fraktion (100%) oder 50–55 Gy/2,5 Gy (87%) bevorzugt.</w:t>
       </w:r>
     </w:p>
     <w:p>
@@ -235,7 +235,7 @@
         <w:rPr>
           <w:sz w:val="19"/>
         </w:rPr>
-        <w:t>Europäische und kanadische Zentren, vergleichbare Versicherungssysteme, praxisrelevanter Endpunkt.</w:t>
+        <w:t>USA-basiert, aber standardisiert Behandlungsrahmen, vergleichbar mit deutschen Zentren</w:t>
       </w:r>
     </w:p>
     <w:p>
@@ -244,7 +244,7 @@
           <w:color w:val="5A7D3A"/>
           <w:sz w:val="18"/>
         </w:rPr>
-        <w:t>https://pubmed.ncbi.nlm.nih.gov/42892235/</w:t>
+        <w:t>https://pubmed.ncbi.nlm.nih.gov/42887677/</w:t>
       </w:r>
     </w:p>
     <w:p>
@@ -252,7 +252,7 @@
         <w:pStyle w:val="Heading2"/>
       </w:pPr>
       <w:r>
-        <w:t>RAS-Mutationen bei AML: kontextabhängiger Prognosewert und Angriffspunkte für Therapie</w:t>
+        <w:t>Kosteneffektivitäts-Analysen von Krebsarzneien: Nur 2,7% sind reproduzierbar, 16,7% vollständig dokumentiert</w:t>
       </w:r>
     </w:p>
     <w:p>
@@ -262,12 +262,12 @@
           <w:color w:val="666666"/>
           <w:sz w:val="18"/>
         </w:rPr>
-        <w:t>Rodríguez-Arbolí E et al.  ·  Blood  ·  16.10.2026  ·  PMID 42886676</w:t>
+        <w:t>Johansson N et al.  ·  JCO Oncol Pract  ·  16.10.2026  ·  PMID 42886869</w:t>
       </w:r>
     </w:p>
     <w:p>
       <w:r>
-        <w:t>Zentralisierte molekulare Profilierung von 8.553 neu diagnostizierten AML-Patienten zur Charakterisierung von RAS-Mutationen, deren genomischer Kontext und klinischer Prognosewert.</w:t>
+        <w:t>Systematische Bewertung von 150 zufällig ausgewählten, modellgestützten Kosteneffektivitäts-Analysen (CEA) von Krebsmedikamenten aus der Literatur zu Reproduzierbarkeit: Zugang zu Modellcode (Computational Reproducibility) und Transparenz der Berichterstattung über Modellstruktur, Übergänge, Kosten, Gesundheitsergebnisse (Recreate Reproducibility).</w:t>
       </w:r>
     </w:p>
     <w:p>
@@ -278,7 +278,7 @@
         <w:t xml:space="preserve">Ergebnis: </w:t>
       </w:r>
       <w:r>
-        <w:t>RAS-Mutationen in 21 % (1.775/8.553), davon NRAS 13 %, KRAS 5 %; NRAS-Mutationen zeigten gegensätzliche OS-Assoziationen (ungünstig bei AML-MDS, HR=1,32, p=0,036; günstig bei NPM1, HR=0,61, p=0,036), KRAS prognostisch ungünstig (HR=1,41, p=0,003); bei Venetoclax-Therapie erheblich schlechtere OS bei NPM1 (HR=2,98) oder IDH1/2-Mutationen (HR=4,06).</w:t>
+        <w:t>2,7% (95%-KI 1,0–6,7) waren Computational Reproducible (Modellcode zugänglich); 16,7% (95%-KI 11,6–23,4) waren Recreate Reproducible. 85% berichteten Modellstruktur vollständig, aber nur 39% alle Kosteneingaben. Keine Assoziation zwischen Reproduzierbarkeit und Förderquelle, Land oder Journal Impact Factor. Schlussfolgerung: Standardisierte Berichterstattung und Open-Modeling-Praktiken notwendig.</w:t>
       </w:r>
     </w:p>
     <w:p>
@@ -293,7 +293,7 @@
         <w:rPr>
           <w:sz w:val="19"/>
         </w:rPr>
-        <w:t>Spanische Multizenterstudie, europäische Patienten, vergleichbar mit deutschem Versorgungsstandard.</w:t>
+        <w:t>Schweden, europäische Qualitätsfrage, AMNOG-Transparenzanforderungen relevant</w:t>
       </w:r>
     </w:p>
     <w:p>
@@ -302,7 +302,7 @@
           <w:color w:val="5A7D3A"/>
           <w:sz w:val="18"/>
         </w:rPr>
-        <w:t>https://pubmed.ncbi.nlm.nih.gov/42886676/</w:t>
+        <w:t>https://pubmed.ncbi.nlm.nih.gov/42886869/</w:t>
       </w:r>
     </w:p>
     <w:p>
@@ -310,7 +310,7 @@
         <w:pStyle w:val="Heading2"/>
       </w:pPr>
       <w:r>
-        <w:t>Serplulimab+Chemotherapie+Radiotherapie bei metastasiertem Pankreas-Ca: 78,3 % 6-Monats-PFS</w:t>
+        <w:t>Oligometastase-Therapiestudien: Progression-Free Survival nur moderat korreliert mit Gesamtüberleben</w:t>
       </w:r>
     </w:p>
     <w:p>
@@ -320,12 +320,12 @@
           <w:color w:val="666666"/>
           <w:sz w:val="18"/>
         </w:rPr>
-        <w:t>Cheng K et al.  ·  Clin Cancer Res  ·  16.10.2026  ·  PMID 42886001</w:t>
+        <w:t>Chen D et al.  ·  Oncologist  ·  16.10.2026  ·  PMID 42885579</w:t>
       </w:r>
     </w:p>
     <w:p>
       <w:r>
-        <w:t>Multizentrische Phase-II-Studie (ICSBR-Regime) mit Serplulimab, Gemcitabin plus Nab-Paclitaxel und stereotaktischer Körperstrahlentherapie bei 46 Patienten mit metastasiertem Pankreas-Adenokarzinom in Erstliniensetting.</w:t>
+        <w:t>Systematische Übersichtsarbeit über 235 prospektive Studien (29 randomisiert) zur metastasierungsgerichteten Therapie; Metaanalyse der Surrogacy zwischen Progression-Free Survival (PFS) und Overall Survival (OS) in randomisierten Trials.</w:t>
       </w:r>
     </w:p>
     <w:p>
@@ -336,7 +336,7 @@
         <w:t xml:space="preserve">Ergebnis: </w:t>
       </w:r>
       <w:r>
-        <w:t>6-Monats-PFS 78,3 % (95%-CI 67,2-91,1 %), medianes PFS 8,5 Monate (95%-CI 7,3-12,0), medianes OS 14,0 Monate (12,0–nicht erreicht), objektive Ansprechrate 73,9 % (95%-CI 58,9-85,7 %); kein Todesfälle durch Behandlung. ctDNA-Negativität bei Baseline mit besserem Überleben assoziiert; TME-Analyse zeigte Korrelation von cancer-associated-fibroblast-Status und T-Zell-Anteil mit klinischem Outcome.</w:t>
+        <w:t>Bei 18 randomisierten Trials mit beiden Endpunkten: Korrelation zwischen PFS-HR und OS-HR moderat (r=0,80, 95%-KI 0,64–0,91). Surrogat-Schwellwert-HR 0,79 (95%-KI 0,71–0,87). Die meisten Phase-II-Trials nutzten PFS als Primärendpunkt (67%, n=20), nur 13% (n=4) OS. Empfehlung: Phase-II-Trials sollten PFS mit Lebensqualität oder therapiefreie Überlebenszeit kombinieren; Phase-III-Trials OS oder validierte Surrogate nutzen.</w:t>
       </w:r>
     </w:p>
     <w:p>
@@ -351,7 +351,7 @@
         <w:rPr>
           <w:sz w:val="19"/>
         </w:rPr>
-        <w:t>China, Gesundheitssystem nicht vergleichbar; Sicherheits- und Response-Daten relevant.</w:t>
+        <w:t>Kanada, internationale Trials, Leitlinienrelevanz für Endpunkt-Wahl</w:t>
       </w:r>
     </w:p>
     <w:p>
@@ -360,7 +360,7 @@
           <w:color w:val="5A7D3A"/>
           <w:sz w:val="18"/>
         </w:rPr>
-        <w:t>https://pubmed.ncbi.nlm.nih.gov/42886001/</w:t>
+        <w:t>https://pubmed.ncbi.nlm.nih.gov/42885579/</w:t>
       </w:r>
     </w:p>
     <w:p>
@@ -368,7 +368,7 @@
         <w:pStyle w:val="Heading2"/>
       </w:pPr>
       <w:r>
-        <w:t>Cabergolin senkt postpartales Brustkrebsrisiko um 69 %: Mechanismus und Kohortenbeleg</w:t>
+        <w:t>Neoadjuvante SABR vor Nephrektomie bei Nierenzellkarzinom mit IVC-Thrombus: 1-Jahres-Rezidivfreiheit 71,4%</w:t>
       </w:r>
     </w:p>
     <w:p>
@@ -378,12 +378,12 @@
           <w:color w:val="666666"/>
           <w:sz w:val="18"/>
         </w:rPr>
-        <w:t>García-Sancha N et al.  ·  Cancer Discov  ·  15.10.2026  ·  PMID 42878664</w:t>
+        <w:t>Hannan R et al.  ·  JAMA Oncol  ·  15.10.2026  ·  PMID 42879162</w:t>
       </w:r>
     </w:p>
     <w:p>
       <w:r>
-        <w:t>Mechanistisches Tiermodell und retrospektive Kohortenstudien zur Wirkung von Cabergolin (Dopaminagonist, senkt Prolaktin) auf postpartale Brustkrebs-Inzidenz bei BRCA1-Trägerinnen durch Mammary-Gland-Involution.</w:t>
+        <w:t>Prospektive Phase-II-Studie: 23 Patienten mit Nierenzellkarzinom und inferiorem Hohlvenenthrombus (Mayo II–IV) erhielten neoadjuvante SABR (40 Gy/5 fx oder 36 Gy/3 fx) vor radikaler Nephrektomie und Thrombektomie; primärer Endpunkt 1-Jahres-Rezidivfreiüberleben vs. historisches Surgery-Benchmark 55,7%.</w:t>
       </w:r>
     </w:p>
     <w:p>
@@ -394,7 +394,7 @@
         <w:t xml:space="preserve">Ergebnis: </w:t>
       </w:r>
       <w:r>
-        <w:t>Bei BRCA1/p53-mutierten Mäusen verzögerte und reduzierte Cabergolin Mammakrebs-Inzidenz durch Verstärkung der Involution, Reduktion von Proliferation und Ki-67-Expression, Umkehr von T-Zell-Erschöpfung; retrospektive europäische Kohorten (2 Studien, Meta-Analyse) zeigten etwa 69 % Risikoreduktion für postpartalen Brustkrebs unter Cabergolin.</w:t>
+        <w:t>21 Patienten in Analyse eingeschlossen (57% männlich, Median-Alter 62,5 Jahre). 1-Jahres-Rezidivfreiüberleben 71,4% (80%-KI 56,6–82,0; 95%-KI 47,2–86,0), Nichtunterlegenheit-Kriterium erfüllt (p=0,09 vs. 55,7%). 1-Jahres-Gesamtüberleben 95,2%, keine Perioperalitäts-Mortalität. Ki-67-Expression reduziert nach SABR. Tumor-informierte ctDNA bei allen Patienten detektiert und nach Therapie gesunken.</w:t>
       </w:r>
     </w:p>
     <w:p>
@@ -409,7 +409,7 @@
         <w:rPr>
           <w:sz w:val="19"/>
         </w:rPr>
-        <w:t>Spanische und internationale Kohorten, Grundlagen+Humanstudien kombiniert, Präventionsstrategie für Hochrisiko.</w:t>
+        <w:t>USA, aber sichere Machbarkeit, ctDNA-Monitoring innovativ</w:t>
       </w:r>
     </w:p>
     <w:p>
@@ -418,65 +418,7 @@
           <w:color w:val="5A7D3A"/>
           <w:sz w:val="18"/>
         </w:rPr>
-        <w:t>https://pubmed.ncbi.nlm.nih.gov/42878664/</w:t>
-      </w:r>
-    </w:p>
-    <w:p>
-      <w:pPr>
-        <w:pStyle w:val="Heading2"/>
-      </w:pPr>
-      <w:r>
-        <w:t>Perioperative Chemotherapie bei GEP-NEC: Erhöhter Langzeit-Heilungsanteil, nicht nur Verzögerung</w:t>
-      </w:r>
-    </w:p>
-    <w:p>
-      <w:r>
-        <w:rPr>
-          <w:i/>
-          <w:color w:val="666666"/>
-          <w:sz w:val="18"/>
-        </w:rPr>
-        <w:t>Carmona-Bayonas A et al.  ·  Eur J Cancer  ·  08.10.2026  ·  PMID 42869860</w:t>
-      </w:r>
-    </w:p>
-    <w:p>
-      <w:r>
-        <w:t>Analyse von 162 Patienten mit resezierten GEP-NEC Grad 3 (GETNE-Register) zur Frage, ob perioperative Chemotherapie Langzeirheilung ermöglicht oder nur Rezidive verzögert, mittels Cox-Modellen und Bayesscher Promotion-Time-Cure-Modelle.</w:t>
-      </w:r>
-    </w:p>
-    <w:p>
-      <w:r>
-        <w:rPr>
-          <w:b/>
-        </w:rPr>
-        <w:t xml:space="preserve">Ergebnis: </w:t>
-      </w:r>
-      <w:r>
-        <w:t>Chemotherapie (n=74, 46 %) verkürzte ereignisfreie Überlebenszeit (HR 0,61, 95%-CI 0,40-0,96) und rezidivfreie Überlebenszeit (HR 0,59, 95%-CI 0,37-0,93), nicht eindeutig OS (HR 0,73, 95%-CI 0,46-1,15); Cure-Modell deutete auf niedrigere klonogene Last (Ratio 0,67, Posterior-Wahrscheinlichkeit 94%) statt langsamerer Kinematik hin. Populationsgeheilungsanteil 22,7 % (95%-CrI 15,9-29,6).</w:t>
-      </w:r>
-    </w:p>
-    <w:p>
-      <w:r>
-        <w:rPr>
-          <w:b/>
-          <w:sz w:val="19"/>
-        </w:rPr>
-        <w:t xml:space="preserve">Übertragbarkeit: </w:t>
-      </w:r>
-      <w:r>
-        <w:rPr>
-          <w:sz w:val="19"/>
-        </w:rPr>
-        <w:t>Spanische Multizenterstudie, europäisches Versicherungssystem, Hochrisiko-Entität.</w:t>
-      </w:r>
-    </w:p>
-    <w:p>
-      <w:r>
-        <w:rPr>
-          <w:color w:val="5A7D3A"/>
-          <w:sz w:val="18"/>
-        </w:rPr>
-        <w:t>https://pubmed.ncbi.nlm.nih.gov/42869860/</w:t>
+        <w:t>https://pubmed.ncbi.nlm.nih.gov/42879162/</w:t>
       </w:r>
     </w:p>
     <w:sectPr>

--- a/download/studien-aktuell.docx
+++ b/download/studien-aktuell.docx
@@ -62,7 +62,7 @@
           <w:color w:val="666666"/>
           <w:sz w:val="18"/>
         </w:rPr>
-        <w:t>Stand: 20.10.2026  |  6 Studien  |  onkologie.m-vf.de</w:t>
+        <w:t>Stand: 21.10.2026  |  7 Studien  |  onkologie.m-vf.de</w:t>
       </w:r>
     </w:p>
     <w:p>
@@ -70,7 +70,7 @@
         <w:pStyle w:val="Heading1"/>
       </w:pPr>
       <w:r>
-        <w:t>Aufgenommen am 20.10.2026</w:t>
+        <w:t>Aufgenommen am 21.10.2026</w:t>
       </w:r>
     </w:p>
     <w:p>
@@ -78,7 +78,7 @@
         <w:pStyle w:val="Heading2"/>
       </w:pPr>
       <w:r>
-        <w:t>Hypofraktionierte Strahlentherapie nach Mastektomie zeigt Nichtunterlegenheit bei reduzierter akuter Toxizität</w:t>
+        <w:t>Genetische Varianten als Risikofaktoren für Trastuzumab-Deruxtecan-bedingte Lungentoxizität</w:t>
       </w:r>
     </w:p>
     <w:p>
@@ -88,12 +88,12 @@
           <w:color w:val="666666"/>
           <w:sz w:val="18"/>
         </w:rPr>
-        <w:t>Wang X et al.  ·  J Clin Oncol  ·  19.10.2026  ·  PMID 42896129</w:t>
+        <w:t>Arenas A et al.  ·  ESMO Open  ·  20.10.2026  ·  PMID 42901050</w:t>
       </w:r>
     </w:p>
     <w:p>
       <w:r>
-        <w:t>Randomisierte Phase-III-Studie: Bei 1.429 Patientinnen mit Hochrisiko-Brustkrebs nach Mastektomie wurde hypofraktionierte (16×2,66 Gy) vs. konventionell fraktionierte (25×2 Gy) Radiotherapie mit regionaler Lymphknotenbestrahlung verglichen.</w:t>
+        <w:t>Spanische multizentrische Studie untersuchte Keimbahnvarianten bei 290 Patienten mit HER2-positivem oder HER2-low metastasiertem Brustkrebs unter Trastuzumab-Deruxtecan mittels genomischer Analyse in Bezug auf interstitielle Lungenerkrankung (ILD).</w:t>
       </w:r>
     </w:p>
     <w:p>
@@ -104,7 +104,7 @@
         <w:t xml:space="preserve">Ergebnis: </w:t>
       </w:r>
       <w:r>
-        <w:t>Nach Median-Nachbeobachtung von 58,1 Monaten: 5-Jahres-Lokalrezidivrate 1,7% (hypofraktioniert) vs. 2,2% (konventionell), Hazard Ratio 0,69 (95%-KI 0,32–1,51), Nichtunterlegenheit erfüllt (p=0,017). Akute Grad-3-Hautnebenwirkungen deutlich niedriger mit Hypofraktionierung (1,7% vs. 12,2%, p&lt;0,001). Kardiopulmonale Verträglichkeit exzellent in beiden Armen.</w:t>
+        <w:t>Bei 11,4% trat ILD auf. Stärkste Assoziationen in der HLA-Region (rs9258213 near HLA-F: OR 6,8, 95%-KI 2,6–17,9, p=9,5×10⁻⁵). Zusätzliche Assoziationen in SLCO1B1 und CYP3A4-Genen. Kein definitiver pharmacogenomischer Prädiktor identifiziert, aber Mechanismus-Einblicke gewonnen.</w:t>
       </w:r>
     </w:p>
     <w:p>
@@ -119,7 +119,7 @@
         <w:rPr>
           <w:sz w:val="19"/>
         </w:rPr>
-        <w:t>Phase-III-Daten aus China, vergleichbare Hochrisikodef, Effekt auf Standardpraxis</w:t>
+        <w:t>Spanisches Gesundheitssystem, vergleichbare Dokumentation; Befund ist sicherheitsrelevant übertragbar.</w:t>
       </w:r>
     </w:p>
     <w:p>
@@ -128,7 +128,7 @@
           <w:color w:val="5A7D3A"/>
           <w:sz w:val="18"/>
         </w:rPr>
-        <w:t>https://pubmed.ncbi.nlm.nih.gov/42896129/</w:t>
+        <w:t>https://pubmed.ncbi.nlm.nih.gov/42901050/</w:t>
       </w:r>
     </w:p>
     <w:p>
@@ -136,7 +136,7 @@
         <w:pStyle w:val="Heading2"/>
       </w:pPr>
       <w:r>
-        <w:t>Lynch-Syndrom: MSH2-Träger profitieren von Koloskopie-Screening, MLH1-Träger zeigen alternative Karzinogenese</w:t>
+        <w:t>Protontherapie vs. Photonentherapie bei Oropharynxkarzinom: Vorteil bei Akutnebenwirkungen, nicht bei Kontrolle</w:t>
       </w:r>
     </w:p>
     <w:p>
@@ -146,12 +146,12 @@
           <w:color w:val="666666"/>
           <w:sz w:val="18"/>
         </w:rPr>
-        <w:t>Briollais L et al.  ·  J Natl Cancer Inst  ·  19.10.2026  ·  PMID 42895288</w:t>
+        <w:t>You J et al.  ·  ESMO Open  ·  20.10.2026  ·  PMID 42901049</w:t>
       </w:r>
     </w:p>
     <w:p>
       <w:r>
-        <w:t>Prospektive Kohortenstudie an kanadischen Lynch-Syndrom-Patienten mit Familienregister: Joint-Model für Koloskopie-Häufigkeit, Adenomzahl und Kolonkrebsrisiko bei MLH1- vs. MSH2-Mutation-Trägern entwickelt und validiert.</w:t>
+        <w:t>Metaanalyse von zwei Phase-III-Studien und einer Matched-Cohort-Studie verglich Intensität-modulierte Protontherapie (IMPT) mit konventioneller IMRT bei Oropharynxkarzinom in Bezug auf Rezidiv-, Überlebens- und Toxizitätsraten.</w:t>
       </w:r>
     </w:p>
     <w:p>
@@ -162,7 +162,7 @@
         <w:t xml:space="preserve">Ergebnis: </w:t>
       </w:r>
       <w:r>
-        <w:t>Nach 10 Jahren Follow-up bei Patienten mit Adenomen: Kolonkrebsrisiko in MLH1-Trägern 7,9% (95%-KI 3,9–15,8%, Männer) vs. 4,0% (95%-KI 1,6–9,6%, MSH2). Bei Frauen 4,2% (MLH1) vs. 1,6% (MSH2). Frequentere Koloskopien reduzierten Risiko nur bei MSH2-Mutation, nicht bei MLH1. Befund deutet auf unterschiedliche Karzinogenese-Pfade.</w:t>
+        <w:t>Hazard Ratio für lokoregionales Rezidiv 1,37 (95%-KI 0,56–3,36); Progression-Free Survival HR 0,90 (0,61–1,33); Overall Survival HR 0,79 (0,32–1,98). Grad-3-Dysphagie trat bei 24% (IMPT) vs. 40,9% (IMRT) auf (RR 0,65, 95%-KI 0,51–0,84). Grad-3-Xerostomie/Trockenheit bei 19,9% vs. 32,5% (RR 0,72, 95%-KI 0,54–0,95). Ernährungsoutcomes ohne definitiven Vorteil.</w:t>
       </w:r>
     </w:p>
     <w:p>
@@ -177,7 +177,7 @@
         <w:rPr>
           <w:sz w:val="19"/>
         </w:rPr>
-        <w:t>Kanada, Familienregister, Implikation für Nachsorgestratifizierung</w:t>
+        <w:t>Internationale Daten, methodenvergleichend; Sicherheitsbefund ist systemunabhängig übertragbar.</w:t>
       </w:r>
     </w:p>
     <w:p>
@@ -186,7 +186,7 @@
           <w:color w:val="5A7D3A"/>
           <w:sz w:val="18"/>
         </w:rPr>
-        <w:t>https://pubmed.ncbi.nlm.nih.gov/42895288/</w:t>
+        <w:t>https://pubmed.ncbi.nlm.nih.gov/42901049/</w:t>
       </w:r>
     </w:p>
     <w:p>
@@ -194,7 +194,7 @@
         <w:pStyle w:val="Heading2"/>
       </w:pPr>
       <w:r>
-        <w:t>Adjuvante Radiotherapie beim Plattenepithelkarzinom der Haut: Delphi-Konsens zu Indikationen, Dosis und Timing</w:t>
+        <w:t>FLOT-Perioperative Therapie: internationales Expertenkonsens zu Patientenselektion und Toxizitätsmanagement</w:t>
       </w:r>
     </w:p>
     <w:p>
@@ -204,12 +204,12 @@
           <w:color w:val="666666"/>
           <w:sz w:val="18"/>
         </w:rPr>
-        <w:t>Stevens JS et al.  ·  Int J Radiat Oncol Biol Phys  ·  16.10.2026  ·  PMID 42887677</w:t>
+        <w:t>Saeed A et al.  ·  JCO Oncol Pract  ·  20.10.2026  ·  PMID 42900867</w:t>
       </w:r>
     </w:p>
     <w:p>
       <w:r>
-        <w:t>Delphi-Panel mit 35 Experten aus Strahlentherapie, Dermatologie, Chirurgie entwickelte Konsensusempfehlungen für adjuvante Radiotherapie bei nodal-negativem High-Stage-Kutanmelanom nach Operation.</w:t>
+        <w:t>Multidisziplinäres internationales Expertenpanel erarbeitete mittels modifizierter Delphi-Methode Konsensaussagen zur Selektion, Optimierung und Behandlung von Nebenwirkungen bei perioperativer FLOT-Chemotherapie bei resektablem Magen- und Ösophaguskarzinom.</w:t>
       </w:r>
     </w:p>
     <w:p>
@@ -220,7 +220,7 @@
         <w:t xml:space="preserve">Ergebnis: </w:t>
       </w:r>
       <w:r>
-        <w:t>Konsens (≥80% Konkordanz): ART empfohlen bei positiven Rändern (100%), 5-Jahres-Lokalrezidiv-Inzidenz ≥20% (83%), kortikale Knochenerosion (91%), Schädelbasis-Invasion (91%), ≥4 Risikofaktoren (100%), ≥3 RF (86–94%), PNI ≥0,1mm + ein RF (86%). Immunsupprimierte Patienten: 86% würden ART eher empfehlen. Optimales Zeitfenster 4–8 Wochen (100% RO). Dosen 60–66 Gy/2 Gy pro Fraktion (100%) oder 50–55 Gy/2,5 Gy (87%) bevorzugt.</w:t>
+        <w:t>Konsens wurde zu 66,3% der Statements erreicht. Experten einigten sich: Patienten &gt;70 Jahre sollten nicht routinemäßig ausgeschlossen werden; ECOG-PS 0–1 ist angemessen, PS 0–2 kann einzelfallweise erwogen werden. Universelles Screening auf Mangelernährung, strukturierte physische Aktivität und Dosismodifikation statt Weglassen von Wirkstoffen wurden unterstützt. 94–100% Konsens bei klinischer Anwendung.</w:t>
       </w:r>
     </w:p>
     <w:p>
@@ -235,7 +235,7 @@
         <w:rPr>
           <w:sz w:val="19"/>
         </w:rPr>
-        <w:t>USA-basiert, aber standardisiert Behandlungsrahmen, vergleichbar mit deutschen Zentren</w:t>
+        <w:t>Deutschsprachiger Raum mitrepräsentiert; vergleichbare Versorgungsstrukturen und Leitlinien.</w:t>
       </w:r>
     </w:p>
     <w:p>
@@ -244,7 +244,7 @@
           <w:color w:val="5A7D3A"/>
           <w:sz w:val="18"/>
         </w:rPr>
-        <w:t>https://pubmed.ncbi.nlm.nih.gov/42887677/</w:t>
+        <w:t>https://pubmed.ncbi.nlm.nih.gov/42900867/</w:t>
       </w:r>
     </w:p>
     <w:p>
@@ -252,7 +252,7 @@
         <w:pStyle w:val="Heading2"/>
       </w:pPr>
       <w:r>
-        <w:t>Kosteneffektivitäts-Analysen von Krebsarzneien: Nur 2,7% sind reproduzierbar, 16,7% vollständig dokumentiert</w:t>
+        <w:t>Versicherungsschutz reduziert Kolorektalkrebs-Mortalität um 31 Prozent – Modellstudie</w:t>
       </w:r>
     </w:p>
     <w:p>
@@ -262,12 +262,12 @@
           <w:color w:val="666666"/>
           <w:sz w:val="18"/>
         </w:rPr>
-        <w:t>Johansson N et al.  ·  JCO Oncol Pract  ·  16.10.2026  ·  PMID 42886869</w:t>
+        <w:t>van den Puttelaar R et al.  ·  J Natl Cancer Inst  ·  20.10.2026  ·  PMID 42899410</w:t>
       </w:r>
     </w:p>
     <w:p>
       <w:r>
-        <w:t>Systematische Bewertung von 150 zufällig ausgewählten, modellgestützten Kosteneffektivitäts-Analysen (CEA) von Krebsmedikamenten aus der Literatur zu Reproduzierbarkeit: Zugang zu Modellcode (Computational Reproducibility) und Transparenz der Berichterstattung über Modellstruktur, Übergänge, Kosten, Gesundheitsergebnisse (Recreate Reproducibility).</w:t>
+        <w:t>US-Modellierungsstudie (MISCAN-Colon) quantifizierte die Auswirkungen von Versicherungszugang auf Kolorektalkrebs-Screening, Staging und Überlebensraten in der vormals unversicherten US-Population 2025–2055.</w:t>
       </w:r>
     </w:p>
     <w:p>
@@ -278,7 +278,7 @@
         <w:t xml:space="preserve">Ergebnis: </w:t>
       </w:r>
       <w:r>
-        <w:t>2,7% (95%-KI 1,0–6,7) waren Computational Reproducible (Modellcode zugänglich); 16,7% (95%-KI 11,6–23,4) waren Recreate Reproducible. 85% berichteten Modellstruktur vollständig, aber nur 39% alle Kosteneingaben. Keine Assoziation zwischen Reproduzierbarkeit und Förderquelle, Land oder Journal Impact Factor. Schlussfolgerung: Standardisierte Berichterstattung und Open-Modeling-Praktiken notwendig.</w:t>
+        <w:t>Bei Gewinnung von Versicherungsschutz wären 2055 pro 100.000 Einwohner 22 von 73 Todesfällen (30,7%) vermeidbar. Inzidenz sank um 8,9% (15 Fälle). Behandlungskosten sanken um 4,8% (−1,37 Mio. USD pro 100.000), Screening-Kosten stiegen um 41,7% (+2,66 Mio.). Netto-Kostensteigerung 3,7%.</w:t>
       </w:r>
     </w:p>
     <w:p>
@@ -293,7 +293,7 @@
         <w:rPr>
           <w:sz w:val="19"/>
         </w:rPr>
-        <w:t>Schweden, europäische Qualitätsfrage, AMNOG-Transparenzanforderungen relevant</w:t>
+        <w:t>USA mit grundlegend anderem System; Kausalaussage zu Zugang und Outcome ist universell, Kostengefüge nicht übertragbar.</w:t>
       </w:r>
     </w:p>
     <w:p>
@@ -302,7 +302,7 @@
           <w:color w:val="5A7D3A"/>
           <w:sz w:val="18"/>
         </w:rPr>
-        <w:t>https://pubmed.ncbi.nlm.nih.gov/42886869/</w:t>
+        <w:t>https://pubmed.ncbi.nlm.nih.gov/42899410/</w:t>
       </w:r>
     </w:p>
     <w:p>
@@ -310,7 +310,7 @@
         <w:pStyle w:val="Heading2"/>
       </w:pPr>
       <w:r>
-        <w:t>Oligometastase-Therapiestudien: Progression-Free Survival nur moderat korreliert mit Gesamtüberleben</w:t>
+        <w:t>Finnische Real-World-Daten: NATALEE/monarchE-Patienten mit HR+/HER2− Brustkrebs haben 5-Jahres-iDFS von 76,8–82,5 Prozent</w:t>
       </w:r>
     </w:p>
     <w:p>
@@ -320,12 +320,12 @@
           <w:color w:val="666666"/>
           <w:sz w:val="18"/>
         </w:rPr>
-        <w:t>Chen D et al.  ·  Oncologist  ·  16.10.2026  ·  PMID 42885579</w:t>
+        <w:t>Voutilainen S et al.  ·  Oncologist  ·  20.10.2026  ·  PMID 42899399</w:t>
       </w:r>
     </w:p>
     <w:p>
       <w:r>
-        <w:t>Systematische Übersichtsarbeit über 235 prospektive Studien (29 randomisiert) zur metastasierungsgerichteten Therapie; Metaanalyse der Surrogacy zwischen Progression-Free Survival (PFS) und Overall Survival (OS) in randomisierten Trials.</w:t>
+        <w:t>Finnische bevölkerungsbasierte retrospektive Kohortenstudie von 8.911 Patienten mit HR+/HER2-negativem Frühbrust krebs 2014–2023, stratifiziert nach NATALEE (40,4%) und monarchE-Eligibilität (15,0%), mit Nachverfolgung von 5,2 Jahren.</w:t>
       </w:r>
     </w:p>
     <w:p>
@@ -336,7 +336,7 @@
         <w:t xml:space="preserve">Ergebnis: </w:t>
       </w:r>
       <w:r>
-        <w:t>Bei 18 randomisierten Trials mit beiden Endpunkten: Korrelation zwischen PFS-HR und OS-HR moderat (r=0,80, 95%-KI 0,64–0,91). Surrogat-Schwellwert-HR 0,79 (95%-KI 0,71–0,87). Die meisten Phase-II-Trials nutzten PFS als Primärendpunkt (67%, n=20), nur 13% (n=4) OS. Empfehlung: Phase-II-Trials sollten PFS mit Lebensqualität oder therapiefreie Überlebenszeit kombinieren; Phase-III-Trials OS oder validierte Surrogate nutzen.</w:t>
+        <w:t>NATALEE-eligible: 5-Jahres-iDFS 82,5% vs. 89,6% (nicht-eligible), DDFS 88,3% vs. 94,5%, OS 90,9% vs. 95,6%. monarchE-eligible: iDFS 76,8% vs. 88,4%, DDFS 82,3% vs. 93,8%, OS 86,8% vs. 94,9%. Metastasenprogression 3- bis 6-fach häufiger in eligible-Gruppen. Leitlinien-Eligibilitätskriterien zeigten verlässlich schlechtere Prognose.</w:t>
       </w:r>
     </w:p>
     <w:p>
@@ -351,7 +351,7 @@
         <w:rPr>
           <w:sz w:val="19"/>
         </w:rPr>
-        <w:t>Kanada, internationale Trials, Leitlinienrelevanz für Endpunkt-Wahl</w:t>
+        <w:t>Finnland mit vergleichbarem Versicherungssystem; Real-World-Evidenz validiert Trialdaten.</w:t>
       </w:r>
     </w:p>
     <w:p>
@@ -360,7 +360,7 @@
           <w:color w:val="5A7D3A"/>
           <w:sz w:val="18"/>
         </w:rPr>
-        <w:t>https://pubmed.ncbi.nlm.nih.gov/42885579/</w:t>
+        <w:t>https://pubmed.ncbi.nlm.nih.gov/42899399/</w:t>
       </w:r>
     </w:p>
     <w:p>
@@ -368,7 +368,7 @@
         <w:pStyle w:val="Heading2"/>
       </w:pPr>
       <w:r>
-        <w:t>Neoadjuvante SABR vor Nephrektomie bei Nierenzellkarzinom mit IVC-Thrombus: 1-Jahres-Rezidivfreiheit 71,4%</w:t>
+        <w:t>Pankreaskrebspatienten: Expertenkonsens zu Enzymersatztherapie verbessert Therapietoleranzhaltung</w:t>
       </w:r>
     </w:p>
     <w:p>
@@ -378,12 +378,12 @@
           <w:color w:val="666666"/>
           <w:sz w:val="18"/>
         </w:rPr>
-        <w:t>Hannan R et al.  ·  JAMA Oncol  ·  15.10.2026  ·  PMID 42879162</w:t>
+        <w:t>Gallagher D et al.  ·  Oncologist  ·  20.10.2026  ·  PMID 42899395</w:t>
       </w:r>
     </w:p>
     <w:p>
       <w:r>
-        <w:t>Prospektive Phase-II-Studie: 23 Patienten mit Nierenzellkarzinom und inferiorem Hohlvenenthrombus (Mayo II–IV) erhielten neoadjuvante SABR (40 Gy/5 fx oder 36 Gy/3 fx) vor radikaler Nephrektomie und Thrombektomie; primärer Endpunkt 1-Jahres-Rezidivfreiüberleben vs. historisches Surgery-Benchmark 55,7%.</w:t>
+        <w:t>Multidisziplinäre US-Delphi-Konsensus-Studie mit 17 Experten (Onkologen, Ernährungsfachkräfte) zur Standardisierung von Dosierung, Patientenschulung und Langzeitmanagement der Pankreasenzymersatztherapie (PERT) bei exokriner Pankreasinsuffizienz (EPI) in Pankreaskrebs.</w:t>
       </w:r>
     </w:p>
     <w:p>
@@ -394,7 +394,7 @@
         <w:t xml:space="preserve">Ergebnis: </w:t>
       </w:r>
       <w:r>
-        <w:t>21 Patienten in Analyse eingeschlossen (57% männlich, Median-Alter 62,5 Jahre). 1-Jahres-Rezidivfreiüberleben 71,4% (80%-KI 56,6–82,0; 95%-KI 47,2–86,0), Nichtunterlegenheit-Kriterium erfüllt (p=0,09 vs. 55,7%). 1-Jahres-Gesamtüberleben 95,2%, keine Perioperalitäts-Mortalität. Ki-67-Expression reduziert nach SABR. Tumor-informierte ctDNA bei allen Patienten detektiert und nach Therapie gesunken.</w:t>
+        <w:t>15 finale Konsensaussagen mit ≥81% Übereinstimmung erreicht; 6 Aussagen zu klinischer Anwendung mit 94–100% Konsens. Empfohlene Startdosen: 48.000–72.000 Lipase-Units pro Mahlzeit. Standardisierte Titraturprotokolle, mehrstufige Patientenschulung und Strategien zur Reduktion finanzieller und Pillen-Belastung definiert.</w:t>
       </w:r>
     </w:p>
     <w:p>
@@ -409,7 +409,7 @@
         <w:rPr>
           <w:sz w:val="19"/>
         </w:rPr>
-        <w:t>USA, aber sichere Machbarkeit, ctDNA-Monitoring innovativ</w:t>
+        <w:t>USA; Verfahren ist unabhängig vom Gesundheitssystem, Konsenssicherung methodisch übertragbar.</w:t>
       </w:r>
     </w:p>
     <w:p>
@@ -418,7 +418,65 @@
           <w:color w:val="5A7D3A"/>
           <w:sz w:val="18"/>
         </w:rPr>
-        <w:t>https://pubmed.ncbi.nlm.nih.gov/42879162/</w:t>
+        <w:t>https://pubmed.ncbi.nlm.nih.gov/42899395/</w:t>
+      </w:r>
+    </w:p>
+    <w:p>
+      <w:pPr>
+        <w:pStyle w:val="Heading2"/>
+      </w:pPr>
+      <w:r>
+        <w:t>Multiomik-Klassifizierung vorhersagt MRD-Negativität bei Myelom-Induktion mit Isatuximab-Karpfilzomib-Lenalidomid (Isa-KRd) mit AUC 0,77</w:t>
+      </w:r>
+    </w:p>
+    <w:p>
+      <w:r>
+        <w:rPr>
+          <w:i/>
+          <w:color w:val="666666"/>
+          <w:sz w:val="18"/>
+        </w:rPr>
+        <w:t>Magrangeas F et al.  ·  Nat Med  ·  19.10.2026  ·  PMID 42897348</w:t>
+      </w:r>
+    </w:p>
+    <w:p>
+      <w:r>
+        <w:t>Französisch-amerikanische Studie integrierte Genom-, Transkriptom- und Epigenomprofiling von 423 Neudiagnose-Myelom-Proben zur Vorhersage von Minimal Residual Disease (MRD) nach Quadruplet-Induktion mit Isa-KRd.</w:t>
+      </w:r>
+    </w:p>
+    <w:p>
+      <w:r>
+        <w:rPr>
+          <w:b/>
+        </w:rPr>
+        <w:t xml:space="preserve">Ergebnis: </w:t>
+      </w:r>
+      <w:r>
+        <w:t>HP1/HP3 und MS Genexpressions-Subtypen zeigten höhere MRD-Negativitätsraten als MF und CD2. B-Zell-Differenzierung assoziiert mit MRD-Positivität; Proliferation und MYC-Programme mit MRD-Negativität. Multimodales Random-Forest-Modell mit genomischen, transkriptomischen und epigenomischen Merkmalen erreichte AUC 0,77, übertraf klinische und genomische Einzelmodelle. Driver-Gene CCND1 und MYC korreliert mit differenziellem MRD-Outcome.</w:t>
+      </w:r>
+    </w:p>
+    <w:p>
+      <w:r>
+        <w:rPr>
+          <w:b/>
+          <w:sz w:val="19"/>
+        </w:rPr>
+        <w:t xml:space="preserve">Übertragbarkeit: </w:t>
+      </w:r>
+      <w:r>
+        <w:rPr>
+          <w:sz w:val="19"/>
+        </w:rPr>
+        <w:t>Europäisch-amerikanische Kooperation, französisches Registernetzwerk; Klassifizierungssystem methodisch übertragbar.</w:t>
+      </w:r>
+    </w:p>
+    <w:p>
+      <w:r>
+        <w:rPr>
+          <w:color w:val="5A7D3A"/>
+          <w:sz w:val="18"/>
+        </w:rPr>
+        <w:t>https://pubmed.ncbi.nlm.nih.gov/42897348/</w:t>
       </w:r>
     </w:p>
     <w:sectPr>

--- a/download/studien-aktuell.docx
+++ b/download/studien-aktuell.docx
@@ -62,7 +62,7 @@
           <w:color w:val="666666"/>
           <w:sz w:val="18"/>
         </w:rPr>
-        <w:t>Stand: 21.10.2026  |  7 Studien  |  onkologie.m-vf.de</w:t>
+        <w:t>Stand: 22.10.2026  |  6 Studien  |  onkologie.m-vf.de</w:t>
       </w:r>
     </w:p>
     <w:p>
@@ -70,7 +70,7 @@
         <w:pStyle w:val="Heading1"/>
       </w:pPr>
       <w:r>
-        <w:t>Aufgenommen am 21.10.2026</w:t>
+        <w:t>Aufgenommen am 22.10.2026</w:t>
       </w:r>
     </w:p>
     <w:p>
@@ -78,7 +78,7 @@
         <w:pStyle w:val="Heading2"/>
       </w:pPr>
       <w:r>
-        <w:t>Genetische Varianten als Risikofaktoren für Trastuzumab-Deruxtecan-bedingte Lungentoxizität</w:t>
+        <w:t>Eosinophile im Blut prognostizieren Rezidivrisiko bei HR+/HER2- Brustkrebs</w:t>
       </w:r>
     </w:p>
     <w:p>
@@ -88,12 +88,12 @@
           <w:color w:val="666666"/>
           <w:sz w:val="18"/>
         </w:rPr>
-        <w:t>Arenas A et al.  ·  ESMO Open  ·  20.10.2026  ·  PMID 42901050</w:t>
+        <w:t>Li ZQ et al.  ·  J Clin Oncol  ·  20.10.2026  ·  PMID 42900864</w:t>
       </w:r>
     </w:p>
     <w:p>
       <w:r>
-        <w:t>Spanische multizentrische Studie untersuchte Keimbahnvarianten bei 290 Patienten mit HER2-positivem oder HER2-low metastasiertem Brustkrebs unter Trastuzumab-Deruxtecan mittels genomischer Analyse in Bezug auf interstitielle Lungenerkrankung (ILD).</w:t>
+        <w:t>Studie bei 472 Patienten mit HR+/HER2- Brustkrebs zu Assoziation erhöhter zirkulierender Eosinophilen mit Therapieergebnis.</w:t>
       </w:r>
     </w:p>
     <w:p>
@@ -104,7 +104,7 @@
         <w:t xml:space="preserve">Ergebnis: </w:t>
       </w:r>
       <w:r>
-        <w:t>Bei 11,4% trat ILD auf. Stärkste Assoziationen in der HLA-Region (rs9258213 near HLA-F: OR 6,8, 95%-KI 2,6–17,9, p=9,5×10⁻⁵). Zusätzliche Assoziationen in SLCO1B1 und CYP3A4-Genen. Kein definitiver pharmacogenomischer Prädiktor identifiziert, aber Mechanismus-Einblicke gewonnen.</w:t>
+        <w:t>Höhere präoperative Eosinophilenzahl korrelierte mit signifikant verbessertem rezidivfreiem Überleben (gemessen an fernmetastasenfreiem Überleben). Erhöhte Eosinophilen zeigten additive prognostische Wertigkeit über den 21-Gen-Recurrence-Score hinaus und ließen in der hochriskanten Subgruppe bessere CDK4/6-Inhibitor-Response vorhersagen. In Validierungskohorten (N=23.170) und Tiermodellen bestätigt.</w:t>
       </w:r>
     </w:p>
     <w:p>
@@ -119,7 +119,7 @@
         <w:rPr>
           <w:sz w:val="19"/>
         </w:rPr>
-        <w:t>Spanisches Gesundheitssystem, vergleichbare Dokumentation; Befund ist sicherheitsrelevant übertragbar.</w:t>
+        <w:t>China, Multiomik-Daten transferierbar auf deutsche Praxiskonzepte zur Risikoschichtung</w:t>
       </w:r>
     </w:p>
     <w:p>
@@ -128,7 +128,7 @@
           <w:color w:val="5A7D3A"/>
           <w:sz w:val="18"/>
         </w:rPr>
-        <w:t>https://pubmed.ncbi.nlm.nih.gov/42901050/</w:t>
+        <w:t>https://pubmed.ncbi.nlm.nih.gov/42900864/</w:t>
       </w:r>
     </w:p>
     <w:p>
@@ -136,7 +136,7 @@
         <w:pStyle w:val="Heading2"/>
       </w:pPr>
       <w:r>
-        <w:t>Protontherapie vs. Photonentherapie bei Oropharynxkarzinom: Vorteil bei Akutnebenwirkungen, nicht bei Kontrolle</w:t>
+        <w:t>Lokal ablative Therapie bei HR+/HER2- oligometastasiertem Brustkrebs verbessert Überleben</w:t>
       </w:r>
     </w:p>
     <w:p>
@@ -146,12 +146,12 @@
           <w:color w:val="666666"/>
           <w:sz w:val="18"/>
         </w:rPr>
-        <w:t>You J et al.  ·  ESMO Open  ·  20.10.2026  ·  PMID 42901049</w:t>
+        <w:t>Lacaze JL et al.  ·  Oncologist  ·  19.10.2026  ·  PMID 42898011</w:t>
       </w:r>
     </w:p>
     <w:p>
       <w:r>
-        <w:t>Metaanalyse von zwei Phase-III-Studien und einer Matched-Cohort-Studie verglich Intensität-modulierte Protontherapie (IMPT) mit konventioneller IMRT bei Oropharynxkarzinom in Bezug auf Rezidiv-, Überlebens- und Toxizitätsraten.</w:t>
+        <w:t>Retrospektive Kohorte (2012–2020) mit 145 Patienten mit HR+/HER2- oligometastasiertem Brustkrebs (≤5 Metastasen) zur Frage, wann lokal ablative Therapie (LAT) das Überleben verbessert.</w:t>
       </w:r>
     </w:p>
     <w:p>
@@ -162,7 +162,7 @@
         <w:t xml:space="preserve">Ergebnis: </w:t>
       </w:r>
       <w:r>
-        <w:t>Hazard Ratio für lokoregionales Rezidiv 1,37 (95%-KI 0,56–3,36); Progression-Free Survival HR 0,90 (0,61–1,33); Overall Survival HR 0,79 (0,32–1,98). Grad-3-Dysphagie trat bei 24% (IMPT) vs. 40,9% (IMRT) auf (RR 0,65, 95%-KI 0,51–0,84). Grad-3-Xerostomie/Trockenheit bei 19,9% vs. 32,5% (RR 0,72, 95%-KI 0,54–0,95). Ernährungsoutcomes ohne definitiven Vorteil.</w:t>
+        <w:t>Mediane OS 81,1 Monate, mediane PFS 26,5 Monate. LAT verbesserte PFS (HR=0,52; 95%-KI 0,29–0,91; p=0,023). Bei Staging mit moderner Bildgebung (18F-FDG-PET/CT oder WB-MRI) zeigte LAT signifikante Verbesserung von OS (HR=0,29; 95%-KI 0,12–0,73; p=0,008) und PFS. Nur 18% entwickelten polymetastatische Progression nach First-line-Therapie.</w:t>
       </w:r>
     </w:p>
     <w:p>
@@ -177,7 +177,7 @@
         <w:rPr>
           <w:sz w:val="19"/>
         </w:rPr>
-        <w:t>Internationale Daten, methodenvergleichend; Sicherheitsbefund ist systemunabhängig übertragbar.</w:t>
+        <w:t>Französische Spezialistklinik, Therapieentscheidungen übertragbar auf deutsche Tumorzentren</w:t>
       </w:r>
     </w:p>
     <w:p>
@@ -186,7 +186,7 @@
           <w:color w:val="5A7D3A"/>
           <w:sz w:val="18"/>
         </w:rPr>
-        <w:t>https://pubmed.ncbi.nlm.nih.gov/42901049/</w:t>
+        <w:t>https://pubmed.ncbi.nlm.nih.gov/42898011/</w:t>
       </w:r>
     </w:p>
     <w:p>
@@ -194,7 +194,7 @@
         <w:pStyle w:val="Heading2"/>
       </w:pPr>
       <w:r>
-        <w:t>FLOT-Perioperative Therapie: internationales Expertenkonsens zu Patientenselektion und Toxizitätsmanagement</w:t>
+        <w:t>Real-World-PFS validiert als Surrogatendpunkt für Gesamtüberleben bei metastasiertem Brustkrebs</w:t>
       </w:r>
     </w:p>
     <w:p>
@@ -204,12 +204,12 @@
           <w:color w:val="666666"/>
           <w:sz w:val="18"/>
         </w:rPr>
-        <w:t>Saeed A et al.  ·  JCO Oncol Pract  ·  20.10.2026  ·  PMID 42900867</w:t>
+        <w:t>Labaki C et al.  ·  J Natl Cancer Inst  ·  19.10.2026  ·  PMID 42898006</w:t>
       </w:r>
     </w:p>
     <w:p>
       <w:r>
-        <w:t>Multidisziplinäres internationales Expertenpanel erarbeitete mittels modifizierter Delphi-Methode Konsensaussagen zur Selektion, Optimierung und Behandlung von Nebenwirkungen bei perioperativer FLOT-Chemotherapie bei resektablem Magen- und Ösophaguskarzinom.</w:t>
+        <w:t>Retrospektive US-Kohortenstudie (Flatiron Health) mit 19.164 Patienten mit metastasiertem Brustkrebs zur Validierung von Intermediate Clinical Endpoints als Surrogate für Overall Survival.</w:t>
       </w:r>
     </w:p>
     <w:p>
@@ -220,7 +220,7 @@
         <w:t xml:space="preserve">Ergebnis: </w:t>
       </w:r>
       <w:r>
-        <w:t>Konsens wurde zu 66,3% der Statements erreicht. Experten einigten sich: Patienten &gt;70 Jahre sollten nicht routinemäßig ausgeschlossen werden; ECOG-PS 0–1 ist angemessen, PS 0–2 kann einzelfallweise erwogen werden. Universelles Screening auf Mangelernährung, strukturierte physische Aktivität und Dosismodifikation statt Weglassen von Wirkstoffen wurden unterstützt. 94–100% Konsens bei klinischer Anwendung.</w:t>
+        <w:t>Mediane OS 36,3 Monate (95%-KI 35,6–37,2). Real-World-PFS, Time to Next Line und Time to Last Treatment Administration zeigten hohe Korrelation mit OS (Kendall's tau ≥0,5; R²≥0,7 bei 36-Monats-OS und 12-Monats-Raten). Nur rwPFS erfüllte beide Surrogacy-Bedingungen mit R²≥0,7 über alle Subgruppenvergleiche.</w:t>
       </w:r>
     </w:p>
     <w:p>
@@ -235,7 +235,7 @@
         <w:rPr>
           <w:sz w:val="19"/>
         </w:rPr>
-        <w:t>Deutschsprachiger Raum mitrepräsentiert; vergleichbare Versorgungsstrukturen und Leitlinien.</w:t>
+        <w:t>USA-Versorgungsdaten, Rahmenwerk übertragbar auf deutsche Real-World-Analysen</w:t>
       </w:r>
     </w:p>
     <w:p>
@@ -244,7 +244,7 @@
           <w:color w:val="5A7D3A"/>
           <w:sz w:val="18"/>
         </w:rPr>
-        <w:t>https://pubmed.ncbi.nlm.nih.gov/42900867/</w:t>
+        <w:t>https://pubmed.ncbi.nlm.nih.gov/42898006/</w:t>
       </w:r>
     </w:p>
     <w:p>
@@ -252,7 +252,7 @@
         <w:pStyle w:val="Heading2"/>
       </w:pPr>
       <w:r>
-        <w:t>Versicherungsschutz reduziert Kolorektalkrebs-Mortalität um 31 Prozent – Modellstudie</w:t>
+        <w:t>Baseline-Lungenabnormitäten erhöhen Risiko für T-DXd-bedingte interstitielle Lungenerkrankung</w:t>
       </w:r>
     </w:p>
     <w:p>
@@ -262,12 +262,12 @@
           <w:color w:val="666666"/>
           <w:sz w:val="18"/>
         </w:rPr>
-        <w:t>van den Puttelaar R et al.  ·  J Natl Cancer Inst  ·  20.10.2026  ·  PMID 42899410</w:t>
+        <w:t>Nakamura T et al.  ·  Oncologist  ·  19.10.2026  ·  PMID 42897999</w:t>
       </w:r>
     </w:p>
     <w:p>
       <w:r>
-        <w:t>US-Modellierungsstudie (MISCAN-Colon) quantifizierte die Auswirkungen von Versicherungszugang auf Kolorektalkrebs-Screening, Staging und Überlebensraten in der vormals unversicherten US-Population 2025–2055.</w:t>
+        <w:t>Retrospektive Kohorte (156 Patienten, Juni 2020–Mai 2025) in Japan zu Baseline-CT-Befunden vor T-DXd-Therapie und deren Assoziation mit T-DXd-bedingter interstitieller Lungenerkrankung (ILD).</w:t>
       </w:r>
     </w:p>
     <w:p>
@@ -278,7 +278,7 @@
         <w:t xml:space="preserve">Ergebnis: </w:t>
       </w:r>
       <w:r>
-        <w:t>Bei Gewinnung von Versicherungsschutz wären 2055 pro 100.000 Einwohner 22 von 73 Todesfällen (30,7%) vermeidbar. Inzidenz sank um 8,9% (15 Fälle). Behandlungskosten sanken um 4,8% (−1,37 Mio. USD pro 100.000), Screening-Kosten stiegen um 41,7% (+2,66 Mio.). Netto-Kostensteigerung 3,7%.</w:t>
+        <w:t>T-DXd-bedingte ILD trat in 31 Patienten auf (20%). Bei Baseline-ILAs waren es 19/50 (38%), ohne ILAs 12/106 (11%). Baseline-ILA-Status assoziiert mit erhöhter kumulativer ILD-Inzidenz (Subdistribution-Hazard-Ratio 3,56; 95%-KI 1,63–7,78; p=0,001). Kein signifikanter Unterschied zwischen equivokalen und definitiven ILAs. Kein Unterschied in PFS oder OS nach ILA-Status.</w:t>
       </w:r>
     </w:p>
     <w:p>
@@ -293,7 +293,7 @@
         <w:rPr>
           <w:sz w:val="19"/>
         </w:rPr>
-        <w:t>USA mit grundlegend anderem System; Kausalaussage zu Zugang und Outcome ist universell, Kostengefüge nicht übertragbar.</w:t>
+        <w:t>Japan, Sicherheitsmonitoring übertragbar auf deutsche Praxen mit T-DXd-Einsatz</w:t>
       </w:r>
     </w:p>
     <w:p>
@@ -302,7 +302,7 @@
           <w:color w:val="5A7D3A"/>
           <w:sz w:val="18"/>
         </w:rPr>
-        <w:t>https://pubmed.ncbi.nlm.nih.gov/42899410/</w:t>
+        <w:t>https://pubmed.ncbi.nlm.nih.gov/42897999/</w:t>
       </w:r>
     </w:p>
     <w:p>
@@ -310,7 +310,7 @@
         <w:pStyle w:val="Heading2"/>
       </w:pPr>
       <w:r>
-        <w:t>Finnische Real-World-Daten: NATALEE/monarchE-Patienten mit HR+/HER2− Brustkrebs haben 5-Jahres-iDFS von 76,8–82,5 Prozent</w:t>
+        <w:t>TACL-Konsensus: kardiotoxizitätsgerechte Dosisindividualisierung in pädiatrischen Relaps-Studien</w:t>
       </w:r>
     </w:p>
     <w:p>
@@ -320,12 +320,12 @@
           <w:color w:val="666666"/>
           <w:sz w:val="18"/>
         </w:rPr>
-        <w:t>Voutilainen S et al.  ·  Oncologist  ·  20.10.2026  ·  PMID 42899399</w:t>
+        <w:t>Colace SI et al.  ·  J Natl Cancer Inst  ·  19.10.2026  ·  PMID 42895291</w:t>
       </w:r>
     </w:p>
     <w:p>
       <w:r>
-        <w:t>Finnische bevölkerungsbasierte retrospektive Kohortenstudie von 8.911 Patienten mit HR+/HER2-negativem Frühbrust krebs 2014–2023, stratifiziert nach NATALEE (40,4%) und monarchE-Eligibilität (15,0%), mit Nachverfolgung von 5,2 Jahren.</w:t>
+        <w:t>Konsensus-Task-Force des TACL-Konsortiums zu evidenzgestützten Empfehlungen für kardialen Screening, Monitoring und Cardioprotection bei Kindern mit rezidiviertem/refraktärem hämatologischem Malignom in Relaps-Studien.</w:t>
       </w:r>
     </w:p>
     <w:p>
@@ -336,7 +336,7 @@
         <w:t xml:space="preserve">Ergebnis: </w:t>
       </w:r>
       <w:r>
-        <w:t>NATALEE-eligible: 5-Jahres-iDFS 82,5% vs. 89,6% (nicht-eligible), DDFS 88,3% vs. 94,5%, OS 90,9% vs. 95,6%. monarchE-eligible: iDFS 76,8% vs. 88,4%, DDFS 82,3% vs. 93,8%, OS 86,8% vs. 94,9%. Metastasenprogression 3- bis 6-fach häufiger in eligible-Gruppen. Leitlinien-Eligibilitätskriterien zeigten verlässlich schlechtere Prognose.</w:t>
+        <w:t>Fünf Leitempfehlungen: (1) Therapieausschluss basierend auf individuellen Risikofaktoren und realtimem Cardiac Function statt historischen Anthrazyklin-Dosen; (2) umfassendes Monitoring vor, während und nach Therapie erforderlich; (3) liberale Cardioprotection empfohlen; (4) einheitliche, evidenzgestützte Managementprotokolle für kardiale Dysfunktion; (5) Korrelative Cardiac Aims sollten Protokolle mit kardiotoxischem Potenzial begleiten.</w:t>
       </w:r>
     </w:p>
     <w:p>
@@ -351,7 +351,7 @@
         <w:rPr>
           <w:sz w:val="19"/>
         </w:rPr>
-        <w:t>Finnland mit vergleichbarem Versicherungssystem; Real-World-Evidenz validiert Trialdaten.</w:t>
+        <w:t>USA-Kinderkrebszentren, Ansätze übertragbar auf deutsche Zentren für pädiatrische Relaps-Behandlung</w:t>
       </w:r>
     </w:p>
     <w:p>
@@ -360,7 +360,7 @@
           <w:color w:val="5A7D3A"/>
           <w:sz w:val="18"/>
         </w:rPr>
-        <w:t>https://pubmed.ncbi.nlm.nih.gov/42899399/</w:t>
+        <w:t>https://pubmed.ncbi.nlm.nih.gov/42895291/</w:t>
       </w:r>
     </w:p>
     <w:p>
@@ -368,7 +368,7 @@
         <w:pStyle w:val="Heading2"/>
       </w:pPr>
       <w:r>
-        <w:t>Pankreaskrebspatienten: Expertenkonsens zu Enzymersatztherapie verbessert Therapietoleranzhaltung</w:t>
+        <w:t>Proteom-Biomarker unterscheiden präklinisch Kolon- von Rektumkarzinom-Risiko</w:t>
       </w:r>
     </w:p>
     <w:p>
@@ -378,12 +378,12 @@
           <w:color w:val="666666"/>
           <w:sz w:val="18"/>
         </w:rPr>
-        <w:t>Gallagher D et al.  ·  Oncologist  ·  20.10.2026  ·  PMID 42899395</w:t>
+        <w:t>Zhang X et al.  ·  J Natl Cancer Inst  ·  19.10.2026  ·  PMID 42895287</w:t>
       </w:r>
     </w:p>
     <w:p>
       <w:r>
-        <w:t>Multidisziplinäre US-Delphi-Konsensus-Studie mit 17 Experten (Onkologen, Ernährungsfachkräfte) zur Standardisierung von Dosierung, Patientenschulung und Langzeitmanagement der Pankreasenzymersatztherapie (PERT) bei exokriner Pankreasinsuffizienz (EPI) in Pankreaskrebs.</w:t>
+        <w:t>Prospektive Kohortenstudie (3 Kohorten, 851 KRK-Fälle, Median 7 Jahre Follow-up) zu prädiagnostischen Plasma-Proteinen 1–7 Jahre vor Krebsdiagnose mittels Olink-Panel.</w:t>
       </w:r>
     </w:p>
     <w:p>
@@ -394,7 +394,7 @@
         <w:t xml:space="preserve">Ergebnis: </w:t>
       </w:r>
       <w:r>
-        <w:t>15 finale Konsensaussagen mit ≥81% Übereinstimmung erreicht; 6 Aussagen zu klinischer Anwendung mit 94–100% Konsens. Empfohlene Startdosen: 48.000–72.000 Lipase-Units pro Mahlzeit. Standardisierte Titraturprotokolle, mehrstufige Patientenschulung und Strategien zur Reduktion finanzieller und Pillen-Belastung definiert.</w:t>
+        <w:t>12 Proteine zeigten signifikante gepaarte Unterschiede zwischen KRK-Fällen und Kontrollen (FDR&lt;0,1) mit moderaten Effektgrößen. Protein-Profile unterschieden sich signifikant zwischen Kolon- und Rektumkarzinom (p=0,005). Für Kolonkarzinom: 11/12 Proteine niedriger, BCAN-Assoziation OR 0,83 (95%-KI 0,74–0,94) mit hoher Kohärenz (I²&lt;0,01). Für Rektumkarzinom: 25/28 Proteine höher, HDGF OR 1,75 (95%-KI 1,15–2,66; I²&lt;0,01).</w:t>
       </w:r>
     </w:p>
     <w:p>
@@ -409,7 +409,7 @@
         <w:rPr>
           <w:sz w:val="19"/>
         </w:rPr>
-        <w:t>USA; Verfahren ist unabhängig vom Gesundheitssystem, Konsenssicherung methodisch übertragbar.</w:t>
+        <w:t>USA &amp; Australien, Proteom-Klassifizierung grundlagenorientiert, Validierung in EU-Kohorten pending</w:t>
       </w:r>
     </w:p>
     <w:p>
@@ -418,65 +418,7 @@
           <w:color w:val="5A7D3A"/>
           <w:sz w:val="18"/>
         </w:rPr>
-        <w:t>https://pubmed.ncbi.nlm.nih.gov/42899395/</w:t>
-      </w:r>
-    </w:p>
-    <w:p>
-      <w:pPr>
-        <w:pStyle w:val="Heading2"/>
-      </w:pPr>
-      <w:r>
-        <w:t>Multiomik-Klassifizierung vorhersagt MRD-Negativität bei Myelom-Induktion mit Isatuximab-Karpfilzomib-Lenalidomid (Isa-KRd) mit AUC 0,77</w:t>
-      </w:r>
-    </w:p>
-    <w:p>
-      <w:r>
-        <w:rPr>
-          <w:i/>
-          <w:color w:val="666666"/>
-          <w:sz w:val="18"/>
-        </w:rPr>
-        <w:t>Magrangeas F et al.  ·  Nat Med  ·  19.10.2026  ·  PMID 42897348</w:t>
-      </w:r>
-    </w:p>
-    <w:p>
-      <w:r>
-        <w:t>Französisch-amerikanische Studie integrierte Genom-, Transkriptom- und Epigenomprofiling von 423 Neudiagnose-Myelom-Proben zur Vorhersage von Minimal Residual Disease (MRD) nach Quadruplet-Induktion mit Isa-KRd.</w:t>
-      </w:r>
-    </w:p>
-    <w:p>
-      <w:r>
-        <w:rPr>
-          <w:b/>
-        </w:rPr>
-        <w:t xml:space="preserve">Ergebnis: </w:t>
-      </w:r>
-      <w:r>
-        <w:t>HP1/HP3 und MS Genexpressions-Subtypen zeigten höhere MRD-Negativitätsraten als MF und CD2. B-Zell-Differenzierung assoziiert mit MRD-Positivität; Proliferation und MYC-Programme mit MRD-Negativität. Multimodales Random-Forest-Modell mit genomischen, transkriptomischen und epigenomischen Merkmalen erreichte AUC 0,77, übertraf klinische und genomische Einzelmodelle. Driver-Gene CCND1 und MYC korreliert mit differenziellem MRD-Outcome.</w:t>
-      </w:r>
-    </w:p>
-    <w:p>
-      <w:r>
-        <w:rPr>
-          <w:b/>
-          <w:sz w:val="19"/>
-        </w:rPr>
-        <w:t xml:space="preserve">Übertragbarkeit: </w:t>
-      </w:r>
-      <w:r>
-        <w:rPr>
-          <w:sz w:val="19"/>
-        </w:rPr>
-        <w:t>Europäisch-amerikanische Kooperation, französisches Registernetzwerk; Klassifizierungssystem methodisch übertragbar.</w:t>
-      </w:r>
-    </w:p>
-    <w:p>
-      <w:r>
-        <w:rPr>
-          <w:color w:val="5A7D3A"/>
-          <w:sz w:val="18"/>
-        </w:rPr>
-        <w:t>https://pubmed.ncbi.nlm.nih.gov/42897348/</w:t>
+        <w:t>https://pubmed.ncbi.nlm.nih.gov/42895287/</w:t>
       </w:r>
     </w:p>
     <w:sectPr>

--- a/download/studien-aktuell.docx
+++ b/download/studien-aktuell.docx
@@ -62,7 +62,7 @@
           <w:color w:val="666666"/>
           <w:sz w:val="18"/>
         </w:rPr>
-        <w:t>Stand: 22.10.2026  |  6 Studien  |  onkologie.m-vf.de</w:t>
+        <w:t>Stand: 23.10.2026  |  2 Studien  |  onkologie.m-vf.de</w:t>
       </w:r>
     </w:p>
     <w:p>
@@ -70,7 +70,7 @@
         <w:pStyle w:val="Heading1"/>
       </w:pPr>
       <w:r>
-        <w:t>Aufgenommen am 22.10.2026</w:t>
+        <w:t>Aufgenommen am 23.10.2026</w:t>
       </w:r>
     </w:p>
     <w:p>
@@ -78,7 +78,7 @@
         <w:pStyle w:val="Heading2"/>
       </w:pPr>
       <w:r>
-        <w:t>Eosinophile im Blut prognostizieren Rezidivrisiko bei HR+/HER2- Brustkrebs</w:t>
+        <w:t>Neoadjuvante Immunotherapie bei dMMR-Kolonkarzinom: 100% DFS und OS nach 3-5 Jahren</w:t>
       </w:r>
     </w:p>
     <w:p>
@@ -88,12 +88,12 @@
           <w:color w:val="666666"/>
           <w:sz w:val="18"/>
         </w:rPr>
-        <w:t>Li ZQ et al.  ·  J Clin Oncol  ·  20.10.2026  ·  PMID 42900864</w:t>
+        <w:t>Chalabi M et al.  ·  Lancet  ·  21.10.2026  ·  PMID 42906564</w:t>
       </w:r>
     </w:p>
     <w:p>
       <w:r>
-        <w:t>Studie bei 472 Patienten mit HR+/HER2- Brustkrebs zu Assoziation erhöhter zirkulierender Eosinophilen mit Therapieergebnis.</w:t>
+        <w:t>Patienten mit lokal fortgeschrittenem Mismatch-Repair-defizientem Kolonkarzinom erhielten vor der Operation Ipilimumab und Nivolumab.</w:t>
       </w:r>
     </w:p>
     <w:p>
@@ -104,7 +104,7 @@
         <w:t xml:space="preserve">Ergebnis: </w:t>
       </w:r>
       <w:r>
-        <w:t>Höhere präoperative Eosinophilenzahl korrelierte mit signifikant verbessertem rezidivfreiem Überleben (gemessen an fernmetastasenfreiem Überleben). Erhöhte Eosinophilen zeigten additive prognostische Wertigkeit über den 21-Gen-Recurrence-Score hinaus und ließen in der hochriskanten Subgruppe bessere CDK4/6-Inhibitor-Response vorhersagen. In Validierungskohorten (N=23.170) und Tiermodellen bestätigt.</w:t>
+        <w:t>Von 111 auswertbaren Patienten betrug die 3-Jahres-Krankheitsfreie Überleben 100% (97,5%-KI 100-100%) und das 5-Jahres-Gesamtüberleben 100% (95%-KI 100-100%). ctDNA-Clearance zeigte sich nach dem zweiten Zyklus bei 82% der Patienten mit verfügbarem Plasma. Diese Ergebnisse unterstützen neoadjuvante Checkpoint-Inhibition als potenzieller neuer Standard für dieses Patientengut.</w:t>
       </w:r>
     </w:p>
     <w:p>
@@ -119,7 +119,7 @@
         <w:rPr>
           <w:sz w:val="19"/>
         </w:rPr>
-        <w:t>China, Multiomik-Daten transferierbar auf deutsche Praxiskonzepte zur Risikoschichtung</w:t>
+        <w:t>Niederlande, vergleichbares Versicherungssystem, Multi-Center-Studie mit europäischen Zentren</w:t>
       </w:r>
     </w:p>
     <w:p>
@@ -128,7 +128,7 @@
           <w:color w:val="5A7D3A"/>
           <w:sz w:val="18"/>
         </w:rPr>
-        <w:t>https://pubmed.ncbi.nlm.nih.gov/42900864/</w:t>
+        <w:t>https://pubmed.ncbi.nlm.nih.gov/42906564/</w:t>
       </w:r>
     </w:p>
     <w:p>
@@ -136,7 +136,7 @@
         <w:pStyle w:val="Heading2"/>
       </w:pPr>
       <w:r>
-        <w:t>Lokal ablative Therapie bei HR+/HER2- oligometastasiertem Brustkrebs verbessert Überleben</w:t>
+        <w:t>CD20-gerichtete CAR-T-Zelltherapie bei rezidivierendem B-Lymphom: responder zeigen anhaltendes Ansprechen</w:t>
       </w:r>
     </w:p>
     <w:p>
@@ -146,12 +146,12 @@
           <w:color w:val="666666"/>
           <w:sz w:val="18"/>
         </w:rPr>
-        <w:t>Lacaze JL et al.  ·  Oncologist  ·  19.10.2026  ·  PMID 42898011</w:t>
+        <w:t>Kutsch N et al.  ·  Eur J Cancer  ·  16.10.2026  ·  PMID 42906410</w:t>
       </w:r>
     </w:p>
     <w:p>
       <w:r>
-        <w:t>Retrospektive Kohorte (2012–2020) mit 145 Patienten mit HR+/HER2- oligometastasiertem Brustkrebs (≤5 Metastasen) zur Frage, wann lokal ablative Therapie (LAT) das Überleben verbessert.</w:t>
+        <w:t>Phase-I-Dosiseskalationsstudie in Deutschland zur CD20-gerichteten CAR-T-Zelltherapie MB-CART20.1 bei 9 schwer vorbehandelten Patienten mit therapieresistentem B-NHL.</w:t>
       </w:r>
     </w:p>
     <w:p>
@@ -162,7 +162,7 @@
         <w:t xml:space="preserve">Ergebnis: </w:t>
       </w:r>
       <w:r>
-        <w:t>Mediane OS 81,1 Monate, mediane PFS 26,5 Monate. LAT verbesserte PFS (HR=0,52; 95%-KI 0,29–0,91; p=0,023). Bei Staging mit moderner Bildgebung (18F-FDG-PET/CT oder WB-MRI) zeigte LAT signifikante Verbesserung von OS (HR=0,29; 95%-KI 0,12–0,73; p=0,008) und PFS. Nur 18% entwickelten polymetastatische Progression nach First-line-Therapie.</w:t>
+        <w:t>Beste Ansprechrate 56%, davon 33% komplette Remissionen (CR). Ein CR blieb über 5 Jahre stabil. Eine dosislimitierende Toxizität (Grad-4-Neutropenie) bei höherer Dosis. Keine Grad ≥3 Zytokin-Freisetzungssyndrom. CAR-T-Zell-Expansion korrelierte mit klinischem Ansprechen (maximale Zellzahl höher bei Respondern, p=0,0369).</w:t>
       </w:r>
     </w:p>
     <w:p>
@@ -177,7 +177,7 @@
         <w:rPr>
           <w:sz w:val="19"/>
         </w:rPr>
-        <w:t>Französische Spezialistklinik, Therapieentscheidungen übertragbar auf deutsche Tumorzentren</w:t>
+        <w:t>Deutschland, Universitätsklinik Köln, vergleichbare Gesundheitssysteme, CAR-T-Herstellung vor Ort</w:t>
       </w:r>
     </w:p>
     <w:p>
@@ -186,239 +186,7 @@
           <w:color w:val="5A7D3A"/>
           <w:sz w:val="18"/>
         </w:rPr>
-        <w:t>https://pubmed.ncbi.nlm.nih.gov/42898011/</w:t>
-      </w:r>
-    </w:p>
-    <w:p>
-      <w:pPr>
-        <w:pStyle w:val="Heading2"/>
-      </w:pPr>
-      <w:r>
-        <w:t>Real-World-PFS validiert als Surrogatendpunkt für Gesamtüberleben bei metastasiertem Brustkrebs</w:t>
-      </w:r>
-    </w:p>
-    <w:p>
-      <w:r>
-        <w:rPr>
-          <w:i/>
-          <w:color w:val="666666"/>
-          <w:sz w:val="18"/>
-        </w:rPr>
-        <w:t>Labaki C et al.  ·  J Natl Cancer Inst  ·  19.10.2026  ·  PMID 42898006</w:t>
-      </w:r>
-    </w:p>
-    <w:p>
-      <w:r>
-        <w:t>Retrospektive US-Kohortenstudie (Flatiron Health) mit 19.164 Patienten mit metastasiertem Brustkrebs zur Validierung von Intermediate Clinical Endpoints als Surrogate für Overall Survival.</w:t>
-      </w:r>
-    </w:p>
-    <w:p>
-      <w:r>
-        <w:rPr>
-          <w:b/>
-        </w:rPr>
-        <w:t xml:space="preserve">Ergebnis: </w:t>
-      </w:r>
-      <w:r>
-        <w:t>Mediane OS 36,3 Monate (95%-KI 35,6–37,2). Real-World-PFS, Time to Next Line und Time to Last Treatment Administration zeigten hohe Korrelation mit OS (Kendall's tau ≥0,5; R²≥0,7 bei 36-Monats-OS und 12-Monats-Raten). Nur rwPFS erfüllte beide Surrogacy-Bedingungen mit R²≥0,7 über alle Subgruppenvergleiche.</w:t>
-      </w:r>
-    </w:p>
-    <w:p>
-      <w:r>
-        <w:rPr>
-          <w:b/>
-          <w:sz w:val="19"/>
-        </w:rPr>
-        <w:t xml:space="preserve">Übertragbarkeit: </w:t>
-      </w:r>
-      <w:r>
-        <w:rPr>
-          <w:sz w:val="19"/>
-        </w:rPr>
-        <w:t>USA-Versorgungsdaten, Rahmenwerk übertragbar auf deutsche Real-World-Analysen</w:t>
-      </w:r>
-    </w:p>
-    <w:p>
-      <w:r>
-        <w:rPr>
-          <w:color w:val="5A7D3A"/>
-          <w:sz w:val="18"/>
-        </w:rPr>
-        <w:t>https://pubmed.ncbi.nlm.nih.gov/42898006/</w:t>
-      </w:r>
-    </w:p>
-    <w:p>
-      <w:pPr>
-        <w:pStyle w:val="Heading2"/>
-      </w:pPr>
-      <w:r>
-        <w:t>Baseline-Lungenabnormitäten erhöhen Risiko für T-DXd-bedingte interstitielle Lungenerkrankung</w:t>
-      </w:r>
-    </w:p>
-    <w:p>
-      <w:r>
-        <w:rPr>
-          <w:i/>
-          <w:color w:val="666666"/>
-          <w:sz w:val="18"/>
-        </w:rPr>
-        <w:t>Nakamura T et al.  ·  Oncologist  ·  19.10.2026  ·  PMID 42897999</w:t>
-      </w:r>
-    </w:p>
-    <w:p>
-      <w:r>
-        <w:t>Retrospektive Kohorte (156 Patienten, Juni 2020–Mai 2025) in Japan zu Baseline-CT-Befunden vor T-DXd-Therapie und deren Assoziation mit T-DXd-bedingter interstitieller Lungenerkrankung (ILD).</w:t>
-      </w:r>
-    </w:p>
-    <w:p>
-      <w:r>
-        <w:rPr>
-          <w:b/>
-        </w:rPr>
-        <w:t xml:space="preserve">Ergebnis: </w:t>
-      </w:r>
-      <w:r>
-        <w:t>T-DXd-bedingte ILD trat in 31 Patienten auf (20%). Bei Baseline-ILAs waren es 19/50 (38%), ohne ILAs 12/106 (11%). Baseline-ILA-Status assoziiert mit erhöhter kumulativer ILD-Inzidenz (Subdistribution-Hazard-Ratio 3,56; 95%-KI 1,63–7,78; p=0,001). Kein signifikanter Unterschied zwischen equivokalen und definitiven ILAs. Kein Unterschied in PFS oder OS nach ILA-Status.</w:t>
-      </w:r>
-    </w:p>
-    <w:p>
-      <w:r>
-        <w:rPr>
-          <w:b/>
-          <w:sz w:val="19"/>
-        </w:rPr>
-        <w:t xml:space="preserve">Übertragbarkeit: </w:t>
-      </w:r>
-      <w:r>
-        <w:rPr>
-          <w:sz w:val="19"/>
-        </w:rPr>
-        <w:t>Japan, Sicherheitsmonitoring übertragbar auf deutsche Praxen mit T-DXd-Einsatz</w:t>
-      </w:r>
-    </w:p>
-    <w:p>
-      <w:r>
-        <w:rPr>
-          <w:color w:val="5A7D3A"/>
-          <w:sz w:val="18"/>
-        </w:rPr>
-        <w:t>https://pubmed.ncbi.nlm.nih.gov/42897999/</w:t>
-      </w:r>
-    </w:p>
-    <w:p>
-      <w:pPr>
-        <w:pStyle w:val="Heading2"/>
-      </w:pPr>
-      <w:r>
-        <w:t>TACL-Konsensus: kardiotoxizitätsgerechte Dosisindividualisierung in pädiatrischen Relaps-Studien</w:t>
-      </w:r>
-    </w:p>
-    <w:p>
-      <w:r>
-        <w:rPr>
-          <w:i/>
-          <w:color w:val="666666"/>
-          <w:sz w:val="18"/>
-        </w:rPr>
-        <w:t>Colace SI et al.  ·  J Natl Cancer Inst  ·  19.10.2026  ·  PMID 42895291</w:t>
-      </w:r>
-    </w:p>
-    <w:p>
-      <w:r>
-        <w:t>Konsensus-Task-Force des TACL-Konsortiums zu evidenzgestützten Empfehlungen für kardialen Screening, Monitoring und Cardioprotection bei Kindern mit rezidiviertem/refraktärem hämatologischem Malignom in Relaps-Studien.</w:t>
-      </w:r>
-    </w:p>
-    <w:p>
-      <w:r>
-        <w:rPr>
-          <w:b/>
-        </w:rPr>
-        <w:t xml:space="preserve">Ergebnis: </w:t>
-      </w:r>
-      <w:r>
-        <w:t>Fünf Leitempfehlungen: (1) Therapieausschluss basierend auf individuellen Risikofaktoren und realtimem Cardiac Function statt historischen Anthrazyklin-Dosen; (2) umfassendes Monitoring vor, während und nach Therapie erforderlich; (3) liberale Cardioprotection empfohlen; (4) einheitliche, evidenzgestützte Managementprotokolle für kardiale Dysfunktion; (5) Korrelative Cardiac Aims sollten Protokolle mit kardiotoxischem Potenzial begleiten.</w:t>
-      </w:r>
-    </w:p>
-    <w:p>
-      <w:r>
-        <w:rPr>
-          <w:b/>
-          <w:sz w:val="19"/>
-        </w:rPr>
-        <w:t xml:space="preserve">Übertragbarkeit: </w:t>
-      </w:r>
-      <w:r>
-        <w:rPr>
-          <w:sz w:val="19"/>
-        </w:rPr>
-        <w:t>USA-Kinderkrebszentren, Ansätze übertragbar auf deutsche Zentren für pädiatrische Relaps-Behandlung</w:t>
-      </w:r>
-    </w:p>
-    <w:p>
-      <w:r>
-        <w:rPr>
-          <w:color w:val="5A7D3A"/>
-          <w:sz w:val="18"/>
-        </w:rPr>
-        <w:t>https://pubmed.ncbi.nlm.nih.gov/42895291/</w:t>
-      </w:r>
-    </w:p>
-    <w:p>
-      <w:pPr>
-        <w:pStyle w:val="Heading2"/>
-      </w:pPr>
-      <w:r>
-        <w:t>Proteom-Biomarker unterscheiden präklinisch Kolon- von Rektumkarzinom-Risiko</w:t>
-      </w:r>
-    </w:p>
-    <w:p>
-      <w:r>
-        <w:rPr>
-          <w:i/>
-          <w:color w:val="666666"/>
-          <w:sz w:val="18"/>
-        </w:rPr>
-        <w:t>Zhang X et al.  ·  J Natl Cancer Inst  ·  19.10.2026  ·  PMID 42895287</w:t>
-      </w:r>
-    </w:p>
-    <w:p>
-      <w:r>
-        <w:t>Prospektive Kohortenstudie (3 Kohorten, 851 KRK-Fälle, Median 7 Jahre Follow-up) zu prädiagnostischen Plasma-Proteinen 1–7 Jahre vor Krebsdiagnose mittels Olink-Panel.</w:t>
-      </w:r>
-    </w:p>
-    <w:p>
-      <w:r>
-        <w:rPr>
-          <w:b/>
-        </w:rPr>
-        <w:t xml:space="preserve">Ergebnis: </w:t>
-      </w:r>
-      <w:r>
-        <w:t>12 Proteine zeigten signifikante gepaarte Unterschiede zwischen KRK-Fällen und Kontrollen (FDR&lt;0,1) mit moderaten Effektgrößen. Protein-Profile unterschieden sich signifikant zwischen Kolon- und Rektumkarzinom (p=0,005). Für Kolonkarzinom: 11/12 Proteine niedriger, BCAN-Assoziation OR 0,83 (95%-KI 0,74–0,94) mit hoher Kohärenz (I²&lt;0,01). Für Rektumkarzinom: 25/28 Proteine höher, HDGF OR 1,75 (95%-KI 1,15–2,66; I²&lt;0,01).</w:t>
-      </w:r>
-    </w:p>
-    <w:p>
-      <w:r>
-        <w:rPr>
-          <w:b/>
-          <w:sz w:val="19"/>
-        </w:rPr>
-        <w:t xml:space="preserve">Übertragbarkeit: </w:t>
-      </w:r>
-      <w:r>
-        <w:rPr>
-          <w:sz w:val="19"/>
-        </w:rPr>
-        <w:t>USA &amp; Australien, Proteom-Klassifizierung grundlagenorientiert, Validierung in EU-Kohorten pending</w:t>
-      </w:r>
-    </w:p>
-    <w:p>
-      <w:r>
-        <w:rPr>
-          <w:color w:val="5A7D3A"/>
-          <w:sz w:val="18"/>
-        </w:rPr>
-        <w:t>https://pubmed.ncbi.nlm.nih.gov/42895287/</w:t>
+        <w:t>https://pubmed.ncbi.nlm.nih.gov/42906410/</w:t>
       </w:r>
     </w:p>
     <w:sectPr>

--- a/download/studien-aktuell.docx
+++ b/download/studien-aktuell.docx
@@ -62,7 +62,7 @@
           <w:color w:val="666666"/>
           <w:sz w:val="18"/>
         </w:rPr>
-        <w:t>Stand: 23.10.2026  |  2 Studien  |  onkologie.m-vf.de</w:t>
+        <w:t>Stand: 24.10.2026  |  6 Studien  |  onkologie.m-vf.de</w:t>
       </w:r>
     </w:p>
     <w:p>
@@ -70,7 +70,7 @@
         <w:pStyle w:val="Heading1"/>
       </w:pPr>
       <w:r>
-        <w:t>Aufgenommen am 23.10.2026</w:t>
+        <w:t>Aufgenommen am 24.10.2026</w:t>
       </w:r>
     </w:p>
     <w:p>
@@ -78,7 +78,7 @@
         <w:pStyle w:val="Heading2"/>
       </w:pPr>
       <w:r>
-        <w:t>Neoadjuvante Immunotherapie bei dMMR-Kolonkarzinom: 100% DFS und OS nach 3-5 Jahren</w:t>
+        <w:t>Capivasertib + Abiraterone verlängert Gesamtüberleben bei PTEN-defizienten Prostatakrebsen</w:t>
       </w:r>
     </w:p>
     <w:p>
@@ -88,12 +88,12 @@
           <w:color w:val="666666"/>
           <w:sz w:val="18"/>
         </w:rPr>
-        <w:t>Chalabi M et al.  ·  Lancet  ·  21.10.2026  ·  PMID 42906564</w:t>
+        <w:t>Fizazi K et al.  ·  Ann Oncol  ·  23.10.2026  ·  PMID 42918424</w:t>
       </w:r>
     </w:p>
     <w:p>
       <w:r>
-        <w:t>Patienten mit lokal fortgeschrittenem Mismatch-Repair-defizientem Kolonkarzinom erhielten vor der Operation Ipilimumab und Nivolumab.</w:t>
+        <w:t>Randomisierte Phase-III-Studie zur Wirksamkeit von Capivasertib (ein Protein-Kinase-B-Inhibitor) plus Abiraterone gegen Placebo plus Abiraterone bei Patienten mit neu diagnostiziertem metastasiertem, hormonempfindlichem Prostatakarzinom und PTEN-Mangel.</w:t>
       </w:r>
     </w:p>
     <w:p>
@@ -104,7 +104,7 @@
         <w:t xml:space="preserve">Ergebnis: </w:t>
       </w:r>
       <w:r>
-        <w:t>Von 111 auswertbaren Patienten betrug die 3-Jahres-Krankheitsfreie Überleben 100% (97,5%-KI 100-100%) und das 5-Jahres-Gesamtüberleben 100% (95%-KI 100-100%). ctDNA-Clearance zeigte sich nach dem zweiten Zyklus bei 82% der Patienten mit verfügbarem Plasma. Diese Ergebnisse unterstützen neoadjuvante Checkpoint-Inhibition als potenzieller neuer Standard für dieses Patientengut.</w:t>
+        <w:t>Bei 42 % Reife der Gesamtüberlebensdaten (Median Follow-up 39 Monate) zeigte sich ein Gesamtüberlebensvorteil für Capivasertib plus Abiraterone: Medianales Gesamtüberleben 57,4 vs. 46,5 Monate (Hazard Ratio 0,82; 95%-KI 0,68–0,99; P = 0,044). Die Progression-Free-Survival betrug 35,5 vs. 26,0 Monate (HR 0,83; 95%-KI 0,70–0,99). Das Sicherheitsprofil blieb konsistent mit früheren Analysen.</w:t>
       </w:r>
     </w:p>
     <w:p>
@@ -119,7 +119,7 @@
         <w:rPr>
           <w:sz w:val="19"/>
         </w:rPr>
-        <w:t>Niederlande, vergleichbares Versicherungssystem, Multi-Center-Studie mit europäischen Zentren</w:t>
+        <w:t>Europäische Zentren beteiligt; PTEN-Test erlaubt, Targeted Therapy verfügbar.</w:t>
       </w:r>
     </w:p>
     <w:p>
@@ -128,7 +128,7 @@
           <w:color w:val="5A7D3A"/>
           <w:sz w:val="18"/>
         </w:rPr>
-        <w:t>https://pubmed.ncbi.nlm.nih.gov/42906564/</w:t>
+        <w:t>https://pubmed.ncbi.nlm.nih.gov/42918424/</w:t>
       </w:r>
     </w:p>
     <w:p>
@@ -136,7 +136,7 @@
         <w:pStyle w:val="Heading2"/>
       </w:pPr>
       <w:r>
-        <w:t>CD20-gerichtete CAR-T-Zelltherapie bei rezidivierendem B-Lymphom: responder zeigen anhaltendes Ansprechen</w:t>
+        <w:t>Ribociclib + Aromatasehemmer verbessert Gesamtüberleben im frühen Brustkrebs</w:t>
       </w:r>
     </w:p>
     <w:p>
@@ -146,12 +146,12 @@
           <w:color w:val="666666"/>
           <w:sz w:val="18"/>
         </w:rPr>
-        <w:t>Kutsch N et al.  ·  Eur J Cancer  ·  16.10.2026  ·  PMID 42906410</w:t>
+        <w:t>Slamon DJ et al.  ·  Ann Oncol  ·  23.10.2026  ·  PMID 42918423</w:t>
       </w:r>
     </w:p>
     <w:p>
       <w:r>
-        <w:t>Phase-I-Dosiseskalationsstudie in Deutschland zur CD20-gerichteten CAR-T-Zelltherapie MB-CART20.1 bei 9 schwer vorbehandelten Patienten mit therapieresistentem B-NHL.</w:t>
+        <w:t>Randomisierte Phase-III-NATALEE-Studie zur Wirksamkeit von Ribociclib (CDK4/6-Inhibitor) plus Nichtsteroidal-Aromatasehemmer versus Aromatasehemmer allein in adjuvanter Therapie bei hormonrezeptor-positivem/HER2-negativem frühem Brustkrebs mit hohem Risiko über 6 Jahre.</w:t>
       </w:r>
     </w:p>
     <w:p>
@@ -162,7 +162,7 @@
         <w:t xml:space="preserve">Ergebnis: </w:t>
       </w:r>
       <w:r>
-        <w:t>Beste Ansprechrate 56%, davon 33% komplette Remissionen (CR). Ein CR blieb über 5 Jahre stabil. Eine dosislimitierende Toxizität (Grad-4-Neutropenie) bei höherer Dosis. Keine Grad ≥3 Zytokin-Freisetzungssyndrom. CAR-T-Zell-Expansion korrelierte mit klinischem Ansprechen (maximale Zellzahl höher bei Respondern, p=0,0369).</w:t>
+        <w:t>Bei medianer Nachbeobachtung von 66,5 Monaten zeigte Ribociclib plus NSAI einen Gesamtüberlebensvorteil (6-Jahres-Delta 2,1 %; HR 0,809; 95%-KI 0,661–0,989; P = 0,019). Die Invasive-Disease-Free-Survival verbesserte sich (6-Jahres-Delta 5,3 %; HR 0,741; 95%-KI 0,646–0,849). Keine neuen Sicherheitssignale.</w:t>
       </w:r>
     </w:p>
     <w:p>
@@ -177,7 +177,7 @@
         <w:rPr>
           <w:sz w:val="19"/>
         </w:rPr>
-        <w:t>Deutschland, Universitätsklinik Köln, vergleichbare Gesundheitssysteme, CAR-T-Herstellung vor Ort</w:t>
+        <w:t>Deutsche Zentren teil der globalen Studie; CDK4/6-Inhibitor standard zertifiziert.</w:t>
       </w:r>
     </w:p>
     <w:p>
@@ -186,7 +186,239 @@
           <w:color w:val="5A7D3A"/>
           <w:sz w:val="18"/>
         </w:rPr>
-        <w:t>https://pubmed.ncbi.nlm.nih.gov/42906410/</w:t>
+        <w:t>https://pubmed.ncbi.nlm.nih.gov/42918423/</w:t>
+      </w:r>
+    </w:p>
+    <w:p>
+      <w:pPr>
+        <w:pStyle w:val="Heading2"/>
+      </w:pPr>
+      <w:r>
+        <w:t>Perioperatives Pembrolizumab verbessert Blasenkrebs-Outcomes nicht signifikant</w:t>
+      </w:r>
+    </w:p>
+    <w:p>
+      <w:r>
+        <w:rPr>
+          <w:i/>
+          <w:color w:val="666666"/>
+          <w:sz w:val="18"/>
+        </w:rPr>
+        <w:t>Bedke J et al.  ·  Ann Oncol  ·  23.10.2026  ·  PMID 42918422</w:t>
+      </w:r>
+    </w:p>
+    <w:p>
+      <w:r>
+        <w:t>Randomisierte Phase-III-KEYNOTE-866-Studie zur Wirksamkeit von perioperativem Pembrolizumab (Immune Checkpoint Inhibitor) versus Placebo zusätzlich zu neoadjuvanter Chemotherapie und radikaler Zystektomie bei muskelinvasivem Blasenkrebs.</w:t>
+      </w:r>
+    </w:p>
+    <w:p>
+      <w:r>
+        <w:rPr>
+          <w:b/>
+        </w:rPr>
+        <w:t xml:space="preserve">Ergebnis: </w:t>
+      </w:r>
+      <w:r>
+        <w:t>Bei Median-Follow-up von 60,9 Monaten war die Event-Free-Survival bei 60 Monaten 63,5 % mit Pembrolizumab vs. 61,9 % mit Placebo (HR 0,88; 95%-KI 0,71–1,10; P = 0,1366; nicht signifikant). Pathologische komplette Response 44,4 % vs. 35,8 %. Mediales Gesamtüberleben wurde in beiden Gruppen nicht erreicht (HR 1,00). Grad-≥3-Nebenwirkungen: 80,2 % vs. 75,1 %.</w:t>
+      </w:r>
+    </w:p>
+    <w:p>
+      <w:r>
+        <w:rPr>
+          <w:b/>
+          <w:sz w:val="19"/>
+        </w:rPr>
+        <w:t xml:space="preserve">Übertragbarkeit: </w:t>
+      </w:r>
+      <w:r>
+        <w:rPr>
+          <w:sz w:val="19"/>
+        </w:rPr>
+        <w:t>Europäische und internationale Zentren; Checkpoint-Inhibitor in dieser Indikation nicht standard.</w:t>
+      </w:r>
+    </w:p>
+    <w:p>
+      <w:r>
+        <w:rPr>
+          <w:color w:val="5A7D3A"/>
+          <w:sz w:val="18"/>
+        </w:rPr>
+        <w:t>https://pubmed.ncbi.nlm.nih.gov/42918422/</w:t>
+      </w:r>
+    </w:p>
+    <w:p>
+      <w:pPr>
+        <w:pStyle w:val="Heading2"/>
+      </w:pPr>
+      <w:r>
+        <w:t>Aktive Überwachung gleichwertig zu Operation bei Speiseröhrenkrebs nach Chemoradiotherapie</w:t>
+      </w:r>
+    </w:p>
+    <w:p>
+      <w:r>
+        <w:rPr>
+          <w:i/>
+          <w:color w:val="666666"/>
+          <w:sz w:val="18"/>
+        </w:rPr>
+        <w:t>Panday SSGG et al.  ·  Ann Oncol  ·  23.10.2026  ·  PMID 42918421</w:t>
+      </w:r>
+    </w:p>
+    <w:p>
+      <w:r>
+        <w:t>Multizentrische, stepped-wedge-randomisierte Nichtunterlegenheitsstudie (Niederlande) zu aktiver Überwachung versus Standard-Ösophagektomie nach neoadjuvanter Chemoradiotherapie bei 309 Patienten mit lokal fortgeschrittenem Ösophaguskrebs und kompletter klinischer Response.</w:t>
+      </w:r>
+    </w:p>
+    <w:p>
+      <w:r>
+        <w:rPr>
+          <w:b/>
+        </w:rPr>
+        <w:t xml:space="preserve">Ergebnis: </w:t>
+      </w:r>
+      <w:r>
+        <w:t>Bei medianer Nachbeobachtung von 76 Monaten: 5-Jahres-Gesamtüberleben 50 % (95%-KI 43–57 %) aktive Überwachung vs. 54 % (95%-KI 46–64 %) Standard-OP (HR 1,17; 95%-KI 0,77–1,77), nicht signifikant unterschiedlich. Krankheitsfreies Überleben: HR 1,39 (95%-KI 0,94–2,06). Fernmetastasen bei 5 Jahren höher in aktiver Überwachung (46 % vs. 29 %; P &lt; 0,01). 43 % der Patienten unter aktiver Überwachung vermieden Ösophagektomie.</w:t>
+      </w:r>
+    </w:p>
+    <w:p>
+      <w:r>
+        <w:rPr>
+          <w:b/>
+          <w:sz w:val="19"/>
+        </w:rPr>
+        <w:t xml:space="preserve">Übertragbarkeit: </w:t>
+      </w:r>
+      <w:r>
+        <w:rPr>
+          <w:sz w:val="19"/>
+        </w:rPr>
+        <w:t>Niederländische Studie, vergleichbares Versicherungssystem; Watch-and-Wait-Strategie nach nCRT established.</w:t>
+      </w:r>
+    </w:p>
+    <w:p>
+      <w:r>
+        <w:rPr>
+          <w:color w:val="5A7D3A"/>
+          <w:sz w:val="18"/>
+        </w:rPr>
+        <w:t>https://pubmed.ncbi.nlm.nih.gov/42918421/</w:t>
+      </w:r>
+    </w:p>
+    <w:p>
+      <w:pPr>
+        <w:pStyle w:val="Heading2"/>
+      </w:pPr>
+      <w:r>
+        <w:t>Neoadjuvantes Nivolumab + Chemotherapie verbessert Blasenkrebsergebnisse nicht</w:t>
+      </w:r>
+    </w:p>
+    <w:p>
+      <w:r>
+        <w:rPr>
+          <w:i/>
+          <w:color w:val="666666"/>
+          <w:sz w:val="18"/>
+        </w:rPr>
+        <w:t>Sonpavde G et al.  ·  Ann Oncol  ·  31.12.2026  ·  PMID 42918420</w:t>
+      </w:r>
+    </w:p>
+    <w:p>
+      <w:r>
+        <w:t>Randomisierte Phase-III-CA017-078(ENERGIZE)-Studie zu perioperativem Nivolumab plus Gemcitabin-Cisplatin versus Gemcitabin-Cisplatin allein bei muskelinvasivem Blasenkrebs und Cisplatin-Eignung.</w:t>
+      </w:r>
+    </w:p>
+    <w:p>
+      <w:r>
+        <w:rPr>
+          <w:b/>
+        </w:rPr>
+        <w:t xml:space="preserve">Ergebnis: </w:t>
+      </w:r>
+      <w:r>
+        <w:t>Bei 54,5 Monaten medianer Nachbeobachtung (325 vs. 328 Patienten): Pathologische komplette Response 39,1 % vs. 29,6 % (adjustierte Differenz 9,5 %; 99,91%-KI −2,6 bis 21,6). Event-Free-Survival zeigte keinen Vorteil (104 Events je Arm; HR 0,94; 95,74%-KI 0,71–1,25; P = 0,6697). Gesamtüberleben: HR 0,88 (deskriptiv, da EFS-Kriterium nicht erfüllt). ctDNA-Clearance bei Zyklus 4: 76,9 % insgesamt; ctDNA prognostisch für EFS und OS.</w:t>
+      </w:r>
+    </w:p>
+    <w:p>
+      <w:r>
+        <w:rPr>
+          <w:b/>
+          <w:sz w:val="19"/>
+        </w:rPr>
+        <w:t xml:space="preserve">Übertragbarkeit: </w:t>
+      </w:r>
+      <w:r>
+        <w:rPr>
+          <w:sz w:val="19"/>
+        </w:rPr>
+        <w:t>Europäische und internationale Zentren; Nivolumab-Kombination in dieser Indikation nicht standard.</w:t>
+      </w:r>
+    </w:p>
+    <w:p>
+      <w:r>
+        <w:rPr>
+          <w:color w:val="5A7D3A"/>
+          <w:sz w:val="18"/>
+        </w:rPr>
+        <w:t>https://pubmed.ncbi.nlm.nih.gov/42918420/</w:t>
+      </w:r>
+    </w:p>
+    <w:p>
+      <w:pPr>
+        <w:pStyle w:val="Heading2"/>
+      </w:pPr>
+      <w:r>
+        <w:t>Kohlenstoff-Ionentherapie zeigt ermutigende Ergebnisse bei Pankreaskrebs</w:t>
+      </w:r>
+    </w:p>
+    <w:p>
+      <w:r>
+        <w:rPr>
+          <w:i/>
+          <w:color w:val="666666"/>
+          <w:sz w:val="18"/>
+        </w:rPr>
+        <w:t>Liermann J et al.  ·  Radiother Oncol  ·  22.10.2026  ·  PMID 42913944</w:t>
+      </w:r>
+    </w:p>
+    <w:p>
+      <w:r>
+        <w:t>Prospektive Phase-II-PACK-Studie zur Wirksamkeit und Sicherheit von Kohlenstoff-Ionenradiotherapie (CIRT) mit gleichzeitiger Gemcitabin-Chemotherapie bei 23 Patienten mit inoperablem oder lokal rezidiviertem Pankreaskrebs.</w:t>
+      </w:r>
+    </w:p>
+    <w:p>
+      <w:r>
+        <w:rPr>
+          <w:b/>
+        </w:rPr>
+        <w:t xml:space="preserve">Ergebnis: </w:t>
+      </w:r>
+      <w:r>
+        <w:t>1- und 2-Jahres-Gesamtüberleben betrugen 78 % (95%-KI 63–97 %) und 59 % (95%-KI 41–84 %); Median 26,5 Monate. 1- und 2-Jahres-PFS: 26 % (95%-KI 13–52 %) und 10 % (95%-KI 3–37 %); Median 8,1 Monate. Toxizität: 3 Grad-3-Ereignisse (Bauchschmerzen, obere GI-Blutung, Ureterstriktuur); keine Grad-4/5-Toxizitäten.</w:t>
+      </w:r>
+    </w:p>
+    <w:p>
+      <w:r>
+        <w:rPr>
+          <w:b/>
+          <w:sz w:val="19"/>
+        </w:rPr>
+        <w:t xml:space="preserve">Übertragbarkeit: </w:t>
+      </w:r>
+      <w:r>
+        <w:rPr>
+          <w:sz w:val="19"/>
+        </w:rPr>
+        <w:t>Deutsche Studie (Heidelberg); CIRT-Kapazität in Deutschland begrenzt, erfordert Phase-III-Validation.</w:t>
+      </w:r>
+    </w:p>
+    <w:p>
+      <w:r>
+        <w:rPr>
+          <w:color w:val="5A7D3A"/>
+          <w:sz w:val="18"/>
+        </w:rPr>
+        <w:t>https://pubmed.ncbi.nlm.nih.gov/42913944/</w:t>
       </w:r>
     </w:p>
     <w:sectPr>

--- a/download/studien-aktuell.docx
+++ b/download/studien-aktuell.docx
@@ -62,7 +62,7 @@
           <w:color w:val="666666"/>
           <w:sz w:val="18"/>
         </w:rPr>
-        <w:t>Stand: 24.10.2026  |  6 Studien  |  onkologie.m-vf.de</w:t>
+        <w:t>Stand: 25.10.2026  |  6 Studien  |  onkologie.m-vf.de</w:t>
       </w:r>
     </w:p>
     <w:p>
@@ -70,7 +70,7 @@
         <w:pStyle w:val="Heading1"/>
       </w:pPr>
       <w:r>
-        <w:t>Aufgenommen am 24.10.2026</w:t>
+        <w:t>Aufgenommen am 25.10.2026</w:t>
       </w:r>
     </w:p>
     <w:p>
@@ -78,7 +78,7 @@
         <w:pStyle w:val="Heading2"/>
       </w:pPr>
       <w:r>
-        <w:t>Capivasertib + Abiraterone verlängert Gesamtüberleben bei PTEN-defizienten Prostatakrebsen</w:t>
+        <w:t>mKRAS-Impfstoff Camupepimut beim PDAC: DFS-Vorteil nur in Subgruppe, Biomarker vielversprechend</w:t>
       </w:r>
     </w:p>
     <w:p>
@@ -88,12 +88,12 @@
           <w:color w:val="666666"/>
           <w:sz w:val="18"/>
         </w:rPr>
-        <w:t>Fizazi K et al.  ·  Ann Oncol  ·  23.10.2026  ·  PMID 42918424</w:t>
+        <w:t>George B et al.  ·  Nat Med  ·  23.10.2026  ·  PMID 42919966</w:t>
       </w:r>
     </w:p>
     <w:p>
       <w:r>
-        <w:t>Randomisierte Phase-III-Studie zur Wirksamkeit von Capivasertib (ein Protein-Kinase-B-Inhibitor) plus Abiraterone gegen Placebo plus Abiraterone bei Patienten mit neu diagnostiziertem metastasiertem, hormonempfindlichem Prostatakarzinom und PTEN-Mangel.</w:t>
+        <w:t>Phase-2-Randomisierungsstudie zum personalisierten mKRAS-spezifischen Impfstoff (ELI-002 7P/Camupepimut) bei Patienten mit KRAS-mutiertem PDAC (Stadium I–III) ohne Rezidiv innerhalb 6 Monaten nach Standardtherapie.</w:t>
       </w:r>
     </w:p>
     <w:p>
@@ -104,7 +104,7 @@
         <w:t xml:space="preserve">Ergebnis: </w:t>
       </w:r>
       <w:r>
-        <w:t>Bei 42 % Reife der Gesamtüberlebensdaten (Median Follow-up 39 Monate) zeigte sich ein Gesamtüberlebensvorteil für Capivasertib plus Abiraterone: Medianales Gesamtüberleben 57,4 vs. 46,5 Monate (Hazard Ratio 0,82; 95%-KI 0,68–0,99; P = 0,044). Die Progression-Free-Survival betrug 35,5 vs. 26,0 Monate (HR 0,83; 95%-KI 0,70–0,99). Das Sicherheitsprofil blieb konsistent mit früheren Analysen.</w:t>
+        <w:t>Primäres Ziel (DFS) nicht erreicht: medianes DFS 23,8 vs. 21,2 Monate (HR 0,85; p=0,53). Numerischer DFS-Vorteil 6-Monate 75,7 % vs. 61,7 % (HR 0,55; p=0,056). Post-hoc-Analyse: Camupepimut korrelierte mit verbessertem DFS (adjust. HR 0,47; p=0,0086). mKRAS-spezifische T-Zell-Response 98,9 %; Response &gt;9,17-fach über Baseline (82,2 %) mit verbessertem DFS (HR 0,22; p&lt;0,0001). Sicherheit vergleichbar zur Kontrolle.</w:t>
       </w:r>
     </w:p>
     <w:p>
@@ -119,7 +119,7 @@
         <w:rPr>
           <w:sz w:val="19"/>
         </w:rPr>
-        <w:t>Europäische Zentren beteiligt; PTEN-Test erlaubt, Targeted Therapy verfügbar.</w:t>
+        <w:t>Multizentrische USA-Studie, aber Vakzin-Immunogenität-Befund übertragbar; KRAS-Mutationen global stratifizierbar; ermutigendes Signal für Phase-3-Validierung.</w:t>
       </w:r>
     </w:p>
     <w:p>
@@ -128,7 +128,7 @@
           <w:color w:val="5A7D3A"/>
           <w:sz w:val="18"/>
         </w:rPr>
-        <w:t>https://pubmed.ncbi.nlm.nih.gov/42918424/</w:t>
+        <w:t>https://pubmed.ncbi.nlm.nih.gov/42919966/</w:t>
       </w:r>
     </w:p>
     <w:p>
@@ -136,7 +136,7 @@
         <w:pStyle w:val="Heading2"/>
       </w:pPr>
       <w:r>
-        <w:t>Ribociclib + Aromatasehemmer verbessert Gesamtüberleben im frühen Brustkrebs</w:t>
+        <w:t>Relatlimab + Nivolumab + Chemotherapie beim NSCLC: Subgruppen-Trend ohne Primärziel-Erfolg</w:t>
       </w:r>
     </w:p>
     <w:p>
@@ -146,12 +146,12 @@
           <w:color w:val="666666"/>
           <w:sz w:val="18"/>
         </w:rPr>
-        <w:t>Slamon DJ et al.  ·  Ann Oncol  ·  23.10.2026  ·  PMID 42918423</w:t>
+        <w:t>Girard N et al.  ·  Ann Oncol  ·  23.10.2026  ·  PMID 42918419</w:t>
       </w:r>
     </w:p>
     <w:p>
       <w:r>
-        <w:t>Randomisierte Phase-III-NATALEE-Studie zur Wirksamkeit von Ribociclib (CDK4/6-Inhibitor) plus Nichtsteroidal-Aromatasehemmer versus Aromatasehemmer allein in adjuvanter Therapie bei hormonrezeptor-positivem/HER2-negativem frühem Brustkrebs mit hohem Risiko über 6 Jahre.</w:t>
+        <w:t>Phase-II-Studie zur Kombination von Immune-Checkpoint-Inhibitoren (Nivolumab und Relatlimab) mit Chemotherapie versus Chemotherapie allein beim metastasierten oder rezidivierten NSCLC.</w:t>
       </w:r>
     </w:p>
     <w:p>
@@ -162,7 +162,7 @@
         <w:t xml:space="preserve">Ergebnis: </w:t>
       </w:r>
       <w:r>
-        <w:t>Bei medianer Nachbeobachtung von 66,5 Monaten zeigte Ribociclib plus NSAI einen Gesamtüberlebensvorteil (6-Jahres-Delta 2,1 %; HR 0,809; 95%-KI 0,661–0,989; P = 0,019). Die Invasive-Disease-Free-Survival verbesserte sich (6-Jahres-Delta 5,3 %; HR 0,741; 95%-KI 0,646–0,849). Keine neuen Sicherheitssignale.</w:t>
+        <w:t>Primäres Ziel (Ansprechrate) nicht erreicht: 51,3 % vs. 45,0 % (p nicht signifikant). PFS-Hazard Ratio 0,89 (90%-CI 0,72–1,09). In der Subgruppe PD-L1 ≥1 % mit nichtsquamöser Histologie zeigten sich günstige Trends (ORR 58,0 % vs. 39,6 %; PFS HR 0,68; potenzieller OS-Vorteil HR 0,60). Sicherheitsprofil vertretbar.</w:t>
       </w:r>
     </w:p>
     <w:p>
@@ -177,7 +177,7 @@
         <w:rPr>
           <w:sz w:val="19"/>
         </w:rPr>
-        <w:t>Deutsche Zentren teil der globalen Studie; CDK4/6-Inhibitor standard zertifiziert.</w:t>
+        <w:t>Multinationale Phase-II-Studie, europäische Sites inkludiert; Biomarker-Stratifizierung übertragbar auf deutsche Tumorkonferenzen.</w:t>
       </w:r>
     </w:p>
     <w:p>
@@ -186,7 +186,7 @@
           <w:color w:val="5A7D3A"/>
           <w:sz w:val="18"/>
         </w:rPr>
-        <w:t>https://pubmed.ncbi.nlm.nih.gov/42918423/</w:t>
+        <w:t>https://pubmed.ncbi.nlm.nih.gov/42918419/</w:t>
       </w:r>
     </w:p>
     <w:p>
@@ -194,7 +194,7 @@
         <w:pStyle w:val="Heading2"/>
       </w:pPr>
       <w:r>
-        <w:t>Perioperatives Pembrolizumab verbessert Blasenkrebs-Outcomes nicht signifikant</w:t>
+        <w:t>SBRT + Chemotherapie vs. Chemotherapie beim hochrisiko-PDAC: 20,2 % vs. 52,0 % lokale Rezidive</w:t>
       </w:r>
     </w:p>
     <w:p>
@@ -204,12 +204,12 @@
           <w:color w:val="666666"/>
           <w:sz w:val="18"/>
         </w:rPr>
-        <w:t>Bedke J et al.  ·  Ann Oncol  ·  23.10.2026  ·  PMID 42918422</w:t>
+        <w:t>Oar A et al.  ·  Lancet Oncol  ·  23.10.2026  ·  PMID 42914998</w:t>
       </w:r>
     </w:p>
     <w:p>
       <w:r>
-        <w:t>Randomisierte Phase-III-KEYNOTE-866-Studie zur Wirksamkeit von perioperativem Pembrolizumab (Immune Checkpoint Inhibitor) versus Placebo zusätzlich zu neoadjuvanter Chemotherapie und radikaler Zystektomie bei muskelinvasivem Blasenkrebs.</w:t>
+        <w:t>Phase-2-Randomisierungs-Studie aus Australien/Neuseeland zur Zugabe von stereotaktischer Bestrahlung (40 Gy/5 Fraktionen) zu neoadjuvanter Chemotherapie beim lokalisierten PDAC mit Hochrisiko-Merkmalen.</w:t>
       </w:r>
     </w:p>
     <w:p>
@@ -220,7 +220,7 @@
         <w:t xml:space="preserve">Ergebnis: </w:t>
       </w:r>
       <w:r>
-        <w:t>Bei Median-Follow-up von 60,9 Monaten war die Event-Free-Survival bei 60 Monaten 63,5 % mit Pembrolizumab vs. 61,9 % mit Placebo (HR 0,88; 95%-KI 0,71–1,10; P = 0,1366; nicht signifikant). Pathologische komplette Response 44,4 % vs. 35,8 %. Mediales Gesamtüberleben wurde in beiden Gruppen nicht erreicht (HR 1,00). Grad-≥3-Nebenwirkungen: 80,2 % vs. 75,1 %.</w:t>
+        <w:t>12-Monats-Lokoregionalrezidiv 20,2 % (95%-CI 9,9–33,1) mit SBRT vs. 52,0 % (30,3–69,9) ohne SBRT (Hazard Ratio 0,44; p=0,022). Gesamtüberleben und PFS zeigten keinen Unterschied. Grad-3+-Nebenwirkungen 70 % vs. 64 % (p=0,27). Zwei behandlungsbedingte ernste unerwünschte Ereignisse unter SBRT.</w:t>
       </w:r>
     </w:p>
     <w:p>
@@ -235,7 +235,7 @@
         <w:rPr>
           <w:sz w:val="19"/>
         </w:rPr>
-        <w:t>Europäische und internationale Zentren; Checkpoint-Inhibitor in dieser Indikation nicht standard.</w:t>
+        <w:t>Australische/Neuseeländische Gesundheitssysteme; vergleichbar mit europäischem Versorgungsstandard; Transfer zu MASTERPLAN-ähnlichen deutschen Zentren möglich.</w:t>
       </w:r>
     </w:p>
     <w:p>
@@ -244,7 +244,7 @@
           <w:color w:val="5A7D3A"/>
           <w:sz w:val="18"/>
         </w:rPr>
-        <w:t>https://pubmed.ncbi.nlm.nih.gov/42918422/</w:t>
+        <w:t>https://pubmed.ncbi.nlm.nih.gov/42914998/</w:t>
       </w:r>
     </w:p>
     <w:p>
@@ -252,7 +252,7 @@
         <w:pStyle w:val="Heading2"/>
       </w:pPr>
       <w:r>
-        <w:t>Aktive Überwachung gleichwertig zu Operation bei Speiseröhrenkrebs nach Chemoradiotherapie</w:t>
+        <w:t>Cervixkarzinom: ESMO-Leitlinie 2026 für Diagnostik, Therapie und Nachsorge</w:t>
       </w:r>
     </w:p>
     <w:p>
@@ -262,12 +262,12 @@
           <w:color w:val="666666"/>
           <w:sz w:val="18"/>
         </w:rPr>
-        <w:t>Panday SSGG et al.  ·  Ann Oncol  ·  23.10.2026  ·  PMID 42918421</w:t>
+        <w:t>Lorusso D et al.  ·  ESMO Open  ·  24.09.2026  ·  PMID 42914498</w:t>
       </w:r>
     </w:p>
     <w:p>
       <w:r>
-        <w:t>Multizentrische, stepped-wedge-randomisierte Nichtunterlegenheitsstudie (Niederlande) zu aktiver Überwachung versus Standard-Ösophagektomie nach neoadjuvanter Chemoradiotherapie bei 309 Patienten mit lokal fortgeschrittenem Ösophaguskrebs und kompletter klinischer Response.</w:t>
+        <w:t>Aktualisierte klinische Leitlinie der Europäischen Gesellschaft für Medizinische Onkologie zu Diagnose, Behandlung und Nachsorge des Cervixkarzinoms mit internationaler Expertenkonsensus.</w:t>
       </w:r>
     </w:p>
     <w:p>
@@ -278,7 +278,7 @@
         <w:t xml:space="preserve">Ergebnis: </w:t>
       </w:r>
       <w:r>
-        <w:t>Bei medianer Nachbeobachtung von 76 Monaten: 5-Jahres-Gesamtüberleben 50 % (95%-KI 43–57 %) aktive Überwachung vs. 54 % (95%-KI 46–64 %) Standard-OP (HR 1,17; 95%-KI 0,77–1,77), nicht signifikant unterschiedlich. Krankheitsfreies Überleben: HR 1,39 (95%-KI 0,94–2,06). Fernmetastasen bei 5 Jahren höher in aktiver Überwachung (46 % vs. 29 %; P &lt; 0,01). 43 % der Patienten unter aktiver Überwachung vermieden Ösophagektomie.</w:t>
+        <w:t>Leitlinie mit consensus-basierten Empfehlungen zur Diagnostik (HPV-Screening, Konisation), Therapieoptionen nach Risikostratifizierung (Stadium, Histologie), Strahlentherapie-Standards und Nachsorge. Besondere Beachtung: Management früher Stadien, neoadjuvante vs. adjuvante Chemotherapie, Rolle von Immuntherapie in fortgeschrittenen Stadien.</w:t>
       </w:r>
     </w:p>
     <w:p>
@@ -293,7 +293,7 @@
         <w:rPr>
           <w:sz w:val="19"/>
         </w:rPr>
-        <w:t>Niederländische Studie, vergleichbares Versicherungssystem; Watch-and-Wait-Strategie nach nCRT established.</w:t>
+        <w:t>ESMO-Leitlinie mit europäischem Konsens; direkt übertragbar auf deutsche Leitlinienprozesse und Zertifizierungsvorgaben.</w:t>
       </w:r>
     </w:p>
     <w:p>
@@ -302,7 +302,7 @@
           <w:color w:val="5A7D3A"/>
           <w:sz w:val="18"/>
         </w:rPr>
-        <w:t>https://pubmed.ncbi.nlm.nih.gov/42918421/</w:t>
+        <w:t>https://pubmed.ncbi.nlm.nih.gov/42914498/</w:t>
       </w:r>
     </w:p>
     <w:p>
@@ -310,7 +310,7 @@
         <w:pStyle w:val="Heading2"/>
       </w:pPr>
       <w:r>
-        <w:t>Neoadjuvantes Nivolumab + Chemotherapie verbessert Blasenkrebsergebnisse nicht</w:t>
+        <w:t>STAT2-Intronretention korreliert mit Immuntherapie-Response bei Lungenadenokarzinom</w:t>
       </w:r>
     </w:p>
     <w:p>
@@ -320,12 +320,12 @@
           <w:color w:val="666666"/>
           <w:sz w:val="18"/>
         </w:rPr>
-        <w:t>Sonpavde G et al.  ·  Ann Oncol  ·  31.12.2026  ·  PMID 42918420</w:t>
+        <w:t>Englander RP et al.  ·  Science  ·  22.10.2026  ·  PMID 42912151</w:t>
       </w:r>
     </w:p>
     <w:p>
       <w:r>
-        <w:t>Randomisierte Phase-III-CA017-078(ENERGIZE)-Studie zu perioperativem Nivolumab plus Gemcitabin-Cisplatin versus Gemcitabin-Cisplatin allein bei muskelinvasivem Blasenkrebs und Cisplatin-Eignung.</w:t>
+        <w:t>Grundlagenforschung zur alternativen RNA-Spleiße: Long-read-Sequenzierung von Lungenadenokarzinomen identifiziert über 149.000 volle mRNA-Isoformen, von denen viele in Immungenen liegen; funktionale Charakterisierung von STAT2-Intronretention als Regulator der Interferon-Antwort und Prädiktor für PD-L1-Immuntherapie-Response.</w:t>
       </w:r>
     </w:p>
     <w:p>
@@ -336,7 +336,7 @@
         <w:t xml:space="preserve">Ergebnis: </w:t>
       </w:r>
       <w:r>
-        <w:t>Bei 54,5 Monaten medianer Nachbeobachtung (325 vs. 328 Patienten): Pathologische komplette Response 39,1 % vs. 29,6 % (adjustierte Differenz 9,5 %; 99,91%-KI −2,6 bis 21,6). Event-Free-Survival zeigte keinen Vorteil (104 Events je Arm; HR 0,94; 95,74%-KI 0,71–1,25; P = 0,6697). Gesamtüberleben: HR 0,88 (deskriptiv, da EFS-Kriterium nicht erfüllt). ctDNA-Clearance bei Zyklus 4: 76,9 % insgesamt; ctDNA prognostisch für EFS und OS.</w:t>
+        <w:t>Intronretention im STAT2-Gen erzeugt veränderte Protein-Isoformen, die Immunsignalisierung und Interferon-Antworten regulieren. STAT2-spezifische Intronretention korreliert mit Patientenüberleben nach Anti-PD-L1-Immuntherapie. Alternative Spleiße erkannt als Regulator der Tumor-Immunantwort; Intronretention als Interferon-regulatorische Achse mit Vorhersagekraft.</w:t>
       </w:r>
     </w:p>
     <w:p>
@@ -351,7 +351,7 @@
         <w:rPr>
           <w:sz w:val="19"/>
         </w:rPr>
-        <w:t>Europäische und internationale Zentren; Nivolumab-Kombination in dieser Indikation nicht standard.</w:t>
+        <w:t>Humane primäre Lungentumoren; molekularer Mechanismus mit Weg zur Klinik (Biomarker-Prädikation); USA-Studie, aber Biomarker-Befund therapieunabhängig.</w:t>
       </w:r>
     </w:p>
     <w:p>
@@ -360,7 +360,7 @@
           <w:color w:val="5A7D3A"/>
           <w:sz w:val="18"/>
         </w:rPr>
-        <w:t>https://pubmed.ncbi.nlm.nih.gov/42918420/</w:t>
+        <w:t>https://pubmed.ncbi.nlm.nih.gov/42912151/</w:t>
       </w:r>
     </w:p>
     <w:p>
@@ -368,7 +368,7 @@
         <w:pStyle w:val="Heading2"/>
       </w:pPr>
       <w:r>
-        <w:t>Kohlenstoff-Ionentherapie zeigt ermutigende Ergebnisse bei Pankreaskrebs</w:t>
+        <w:t>Mirvetuximab + Carboplatin beim platinsensitiven Ovarialkarzinom: 62,7 % Ansprechrate</w:t>
       </w:r>
     </w:p>
     <w:p>
@@ -378,12 +378,12 @@
           <w:color w:val="666666"/>
           <w:sz w:val="18"/>
         </w:rPr>
-        <w:t>Liermann J et al.  ·  Radiother Oncol  ·  22.10.2026  ·  PMID 42913944</w:t>
+        <w:t>Konecny GE et al.  ·  Clin Cancer Res  ·  21.10.2026  ·  PMID 42905759</w:t>
       </w:r>
     </w:p>
     <w:p>
       <w:r>
-        <w:t>Prospektive Phase-II-PACK-Studie zur Wirksamkeit und Sicherheit von Kohlenstoff-Ionenradiotherapie (CIRT) mit gleichzeitiger Gemcitabin-Chemotherapie bei 23 Patienten mit inoperablem oder lokal rezidiviertem Pankreaskrebs.</w:t>
+        <w:t>Phase-2-Studie zur Kombination des Folat-Rezeptor-alpha-gerichteten Antikörper-Wirkstoff-Konjugats Mirvetuximab mit Carboplatin beim rezidivierten, platinsensitiven Ovarialkarzinom mit FRα-Expression.</w:t>
       </w:r>
     </w:p>
     <w:p>
@@ -394,7 +394,7 @@
         <w:t xml:space="preserve">Ergebnis: </w:t>
       </w:r>
       <w:r>
-        <w:t>1- und 2-Jahres-Gesamtüberleben betrugen 78 % (95%-KI 63–97 %) und 59 % (95%-KI 41–84 %); Median 26,5 Monate. 1- und 2-Jahres-PFS: 26 % (95%-KI 13–52 %) und 10 % (95%-KI 3–37 %); Median 8,1 Monate. Toxizität: 3 Grad-3-Ereignisse (Bauchschmerzen, obere GI-Blutung, Ureterstriktuur); keine Grad-4/5-Toxizitäten.</w:t>
+        <w:t>ORR 62,7 % (95%-CI 52,6–72,1) in der FRα-≥50%-Gruppe; 81 % der Patienten setzten mit Monotherapie fort. Medianes PFS 11,0 Monate (9,8–13,1). Häufigste AEs: verschwommenes Sehen (81 %), Hornhautveränderungen (74 %, 96,7 % Grad ≤1). Pneumonitis-Rate 15,2 % (2 Todesfälle). 15 % Abbruch wegen Mirvetuximab, 9 % wegen Carboplatin.</w:t>
       </w:r>
     </w:p>
     <w:p>
@@ -409,7 +409,7 @@
         <w:rPr>
           <w:sz w:val="19"/>
         </w:rPr>
-        <w:t>Deutsche Studie (Heidelberg); CIRT-Kapazität in Deutschland begrenzt, erfordert Phase-III-Validation.</w:t>
+        <w:t>Nordamerikanische und europäische Sites; FRα-Expression messbar in deutschen Pathologien; Antikörper-Wirkstoff-Konjugate etablierte Substanzklasse.</w:t>
       </w:r>
     </w:p>
     <w:p>
@@ -418,7 +418,7 @@
           <w:color w:val="5A7D3A"/>
           <w:sz w:val="18"/>
         </w:rPr>
-        <w:t>https://pubmed.ncbi.nlm.nih.gov/42913944/</w:t>
+        <w:t>https://pubmed.ncbi.nlm.nih.gov/42905759/</w:t>
       </w:r>
     </w:p>
     <w:sectPr>

--- a/download/studien-aktuell.docx
+++ b/download/studien-aktuell.docx
@@ -62,7 +62,7 @@
           <w:color w:val="666666"/>
           <w:sz w:val="18"/>
         </w:rPr>
-        <w:t>Stand: 25.10.2026  |  6 Studien  |  onkologie.m-vf.de</w:t>
+        <w:t>Stand: 26.10.2026  |  6 Studien  |  onkologie.m-vf.de</w:t>
       </w:r>
     </w:p>
     <w:p>
@@ -70,7 +70,7 @@
         <w:pStyle w:val="Heading1"/>
       </w:pPr>
       <w:r>
-        <w:t>Aufgenommen am 25.10.2026</w:t>
+        <w:t>Aufgenommen am 26.10.2026</w:t>
       </w:r>
     </w:p>
     <w:p>
@@ -78,7 +78,7 @@
         <w:pStyle w:val="Heading2"/>
       </w:pPr>
       <w:r>
-        <w:t>mKRAS-Impfstoff Camupepimut beim PDAC: DFS-Vorteil nur in Subgruppe, Biomarker vielversprechend</w:t>
+        <w:t>Dostarlimab-Monotherapie erreicht 68% klinische Komplettremission beim dMMR/MSI-H-Rektumkarzinom</w:t>
       </w:r>
     </w:p>
     <w:p>
@@ -88,12 +88,12 @@
           <w:color w:val="666666"/>
           <w:sz w:val="18"/>
         </w:rPr>
-        <w:t>George B et al.  ·  Nat Med  ·  23.10.2026  ·  PMID 42919966</w:t>
+        <w:t>Cercek A et al.  ·  Ann Oncol  ·  25.10.2026  ·  PMID 42927858</w:t>
       </w:r>
     </w:p>
     <w:p>
       <w:r>
-        <w:t>Phase-2-Randomisierungsstudie zum personalisierten mKRAS-spezifischen Impfstoff (ELI-002 7P/Camupepimut) bei Patienten mit KRAS-mutiertem PDAC (Stadium I–III) ohne Rezidiv innerhalb 6 Monaten nach Standardtherapie.</w:t>
+        <w:t>Multizentrisches Phase-III-Registrierungsstudium zur neoadjuvanten Dostarlimab-Monotherapie bei 154 Patienten mit lokal fortgeschrittenem, dMMR/MSI-H-Rektumkarzinom statt Standard-Multimodaltherapie.</w:t>
       </w:r>
     </w:p>
     <w:p>
@@ -104,7 +104,7 @@
         <w:t xml:space="preserve">Ergebnis: </w:t>
       </w:r>
       <w:r>
-        <w:t>Primäres Ziel (DFS) nicht erreicht: medianes DFS 23,8 vs. 21,2 Monate (HR 0,85; p=0,53). Numerischer DFS-Vorteil 6-Monate 75,7 % vs. 61,7 % (HR 0,55; p=0,056). Post-hoc-Analyse: Camupepimut korrelierte mit verbessertem DFS (adjust. HR 0,47; p=0,0086). mKRAS-spezifische T-Zell-Response 98,9 %; Response &gt;9,17-fach über Baseline (82,2 %) mit verbessertem DFS (HR 0,22; p&lt;0,0001). Sicherheit vergleichbar zur Kontrolle.</w:t>
+        <w:t>68% der auswertbaren Patienten (144 mit ≥12 Monaten Follow-up) erreichten anhaltende klinische Komplettremission (cCR12), 76% die kombinierte Rate cCR12+pathologische CR. 98% behielten die cCR über ≥12 Monate. Keine Rezidive bei Patienten in cCR oder pCR. Grad-≥3 immunvermittelte Nebenwirkungen bei 3%. Patientenrelevante Outcomes zeigten bedeutsame Verbesserungen.</w:t>
       </w:r>
     </w:p>
     <w:p>
@@ -119,7 +119,7 @@
         <w:rPr>
           <w:sz w:val="19"/>
         </w:rPr>
-        <w:t>Multizentrische USA-Studie, aber Vakzin-Immunogenität-Befund übertragbar; KRAS-Mutationen global stratifizierbar; ermutigendes Signal für Phase-3-Validierung.</w:t>
+        <w:t>Multinationale Studie (inkl. Deutschland), vergleichbar EU-Zulassungsprozess; Ergebnis kann Leitlinienstandards bei dMMR/MSI-H-LARC verändern.</w:t>
       </w:r>
     </w:p>
     <w:p>
@@ -128,7 +128,7 @@
           <w:color w:val="5A7D3A"/>
           <w:sz w:val="18"/>
         </w:rPr>
-        <w:t>https://pubmed.ncbi.nlm.nih.gov/42919966/</w:t>
+        <w:t>https://pubmed.ncbi.nlm.nih.gov/42927858/</w:t>
       </w:r>
     </w:p>
     <w:p>
@@ -136,7 +136,7 @@
         <w:pStyle w:val="Heading2"/>
       </w:pPr>
       <w:r>
-        <w:t>Relatlimab + Nivolumab + Chemotherapie beim NSCLC: Subgruppen-Trend ohne Primärziel-Erfolg</w:t>
+        <w:t>Pembrolizumab plus Chemotherapie verlängert PFS vs. Monotherapie bei PD-L1-hohem NSCLC</w:t>
       </w:r>
     </w:p>
     <w:p>
@@ -146,12 +146,12 @@
           <w:color w:val="666666"/>
           <w:sz w:val="18"/>
         </w:rPr>
-        <w:t>Girard N et al.  ·  Ann Oncol  ·  23.10.2026  ·  PMID 42918419</w:t>
+        <w:t>Descourt R et al.  ·  Ann Oncol  ·  25.10.2026  ·  PMID 42927854</w:t>
       </w:r>
     </w:p>
     <w:p>
       <w:r>
-        <w:t>Phase-II-Studie zur Kombination von Immune-Checkpoint-Inhibitoren (Nivolumab und Relatlimab) mit Chemotherapie versus Chemotherapie allein beim metastasierten oder rezidivierten NSCLC.</w:t>
+        <w:t>Französische multizentrische Phase-III-Randomisierungsstudie (321 Patienten) zu Pembrolizumab mit oder ohne platinbasierter Chemotherapie als Erstlinie bei fortgeschrittenem NSCLC mit PD-L1≥50%.</w:t>
       </w:r>
     </w:p>
     <w:p>
@@ -162,7 +162,7 @@
         <w:t xml:space="preserve">Ergebnis: </w:t>
       </w:r>
       <w:r>
-        <w:t>Primäres Ziel (Ansprechrate) nicht erreicht: 51,3 % vs. 45,0 % (p nicht signifikant). PFS-Hazard Ratio 0,89 (90%-CI 0,72–1,09). In der Subgruppe PD-L1 ≥1 % mit nichtsquamöser Histologie zeigten sich günstige Trends (ORR 58,0 % vs. 39,6 %; PFS HR 0,68; potenzieller OS-Vorteil HR 0,60). Sicherheitsprofil vertretbar.</w:t>
+        <w:t>Median-PFS signifikant längerwirkend mit Kombinationstherapie: 16,1 Monate vs. 6,9 Monate (HR 0,56; 95% KI 0,43–0,74; p&lt;0,001). Median-OS 50,2 vs. 29,9 Monate (HR 0,77; 95% KI 0,56–1,05, nicht signifikant). Grad-≥3-Therapienebenwirkungen 54% vs. 19%; Grad-≥3 immunvermittelte Nebenwirkungen 13% in beiden Armen.</w:t>
       </w:r>
     </w:p>
     <w:p>
@@ -177,7 +177,7 @@
         <w:rPr>
           <w:sz w:val="19"/>
         </w:rPr>
-        <w:t>Multinationale Phase-II-Studie, europäische Sites inkludiert; Biomarker-Stratifizierung übertragbar auf deutsche Tumorkonferenzen.</w:t>
+        <w:t>Französisches Gesundheitssystem mit Dokumentation vergleichbar Deutschland; Ergebnis praxisverändernd für Firstline-NSCLC-Strategie.</w:t>
       </w:r>
     </w:p>
     <w:p>
@@ -186,7 +186,7 @@
           <w:color w:val="5A7D3A"/>
           <w:sz w:val="18"/>
         </w:rPr>
-        <w:t>https://pubmed.ncbi.nlm.nih.gov/42918419/</w:t>
+        <w:t>https://pubmed.ncbi.nlm.nih.gov/42927854/</w:t>
       </w:r>
     </w:p>
     <w:p>
@@ -194,7 +194,7 @@
         <w:pStyle w:val="Heading2"/>
       </w:pPr>
       <w:r>
-        <w:t>SBRT + Chemotherapie vs. Chemotherapie beim hochrisiko-PDAC: 20,2 % vs. 52,0 % lokale Rezidive</w:t>
+        <w:t>GDF-15-Blockade mit Nivolumab erhöht pathologische CR-Rate beim Blasenkarzinom</w:t>
       </w:r>
     </w:p>
     <w:p>
@@ -204,12 +204,12 @@
           <w:color w:val="666666"/>
           <w:sz w:val="18"/>
         </w:rPr>
-        <w:t>Oar A et al.  ·  Lancet Oncol  ·  23.10.2026  ·  PMID 42914998</w:t>
+        <w:t>Necchi A et al.  ·  Nat Med  ·  24.10.2026  ·  PMID 42926233</w:t>
       </w:r>
     </w:p>
     <w:p>
       <w:r>
-        <w:t>Phase-2-Randomisierungs-Studie aus Australien/Neuseeland zur Zugabe von stereotaktischer Bestrahlung (40 Gy/5 Fraktionen) zu neoadjuvanter Chemotherapie beim lokalisierten PDAC mit Hochrisiko-Merkmalen.</w:t>
+        <w:t>Explorative, stratifizierte, placebokontrollierte Phase-2a-Studie (31 Patienten) zur Sicherheit und Wirksamkeit von GDF-15-Neutralisierung (Visugromab) plus Nivolumab neoadjuvant bei muskelinvasivem Blasenkarzinom.</w:t>
       </w:r>
     </w:p>
     <w:p>
@@ -220,7 +220,7 @@
         <w:t xml:space="preserve">Ergebnis: </w:t>
       </w:r>
       <w:r>
-        <w:t>12-Monats-Lokoregionalrezidiv 20,2 % (95%-CI 9,9–33,1) mit SBRT vs. 52,0 % (30,3–69,9) ohne SBRT (Hazard Ratio 0,44; p=0,022). Gesamtüberleben und PFS zeigten keinen Unterschied. Grad-3+-Nebenwirkungen 70 % vs. 64 % (p=0,27). Zwei behandlungsbedingte ernste unerwünschte Ereignisse unter SBRT.</w:t>
+        <w:t>pCR-Rate: 33% (N+V, 5/15) vs. 8% (N+P, 1/13); Major Pathologic Response 60% vs. 23%; radiographisches Gesamtansprechrate 60% vs. 15%. Responsen mit N+V assoziiert mit höheren CD8+-T-Zelldichten unabhängig von CPS und Baseline-GDF-15. Grad-3–4-Therapienebenwirkungen bei 13% (N+V) vs. 20% (N+P), keine therapiebedingten Operationsverzögerungen.</w:t>
       </w:r>
     </w:p>
     <w:p>
@@ -235,7 +235,7 @@
         <w:rPr>
           <w:sz w:val="19"/>
         </w:rPr>
-        <w:t>Australische/Neuseeländische Gesundheitssysteme; vergleichbar mit europäischem Versorgungsstandard; Transfer zu MASTERPLAN-ähnlichen deutschen Zentren möglich.</w:t>
+        <w:t>Italienische/deutsche akademische Kooperation; explorative Phase-2a mit klarem Mechanismus-Befund, Basis für weitere Studien in Europa.</w:t>
       </w:r>
     </w:p>
     <w:p>
@@ -244,7 +244,7 @@
           <w:color w:val="5A7D3A"/>
           <w:sz w:val="18"/>
         </w:rPr>
-        <w:t>https://pubmed.ncbi.nlm.nih.gov/42914998/</w:t>
+        <w:t>https://pubmed.ncbi.nlm.nih.gov/42926233/</w:t>
       </w:r>
     </w:p>
     <w:p>
@@ -252,7 +252,7 @@
         <w:pStyle w:val="Heading2"/>
       </w:pPr>
       <w:r>
-        <w:t>Cervixkarzinom: ESMO-Leitlinie 2026 für Diagnostik, Therapie und Nachsorge</w:t>
+        <w:t>Pembrolizumab+Chemotherapie verlängert PFS, nicht OS bei HR+/HER2−/PD-L1+ Brustkrebs</w:t>
       </w:r>
     </w:p>
     <w:p>
@@ -262,12 +262,12 @@
           <w:color w:val="666666"/>
           <w:sz w:val="18"/>
         </w:rPr>
-        <w:t>Lorusso D et al.  ·  ESMO Open  ·  24.09.2026  ·  PMID 42914498</w:t>
+        <w:t>Rugo HS et al.  ·  Ann Oncol  ·  24.10.2026  ·  PMID 42926111</w:t>
       </w:r>
     </w:p>
     <w:p>
       <w:r>
-        <w:t>Aktualisierte klinische Leitlinie der Europäischen Gesellschaft für Medizinische Onkologie zu Diagnose, Behandlung und Nachsorge des Cervixkarzinoms mit internationaler Expertenkonsensus.</w:t>
+        <w:t>Multinationale Phase-III-Randomisierungsstudie (342 Teilnehmer) zu Pembrolizumab plus Chemotherapie vs. Placebo plus Chemotherapie bei fortgeschrittenem HR+/HER2−-Brustkrebs mit PD-L1-Positivität (CPS≥1).</w:t>
       </w:r>
     </w:p>
     <w:p>
@@ -278,7 +278,7 @@
         <w:t xml:space="preserve">Ergebnis: </w:t>
       </w:r>
       <w:r>
-        <w:t>Leitlinie mit consensus-basierten Empfehlungen zur Diagnostik (HPV-Screening, Konisation), Therapieoptionen nach Risikostratifizierung (Stadium, Histologie), Strahlentherapie-Standards und Nachsorge. Besondere Beachtung: Management früher Stadien, neoadjuvante vs. adjuvante Chemotherapie, Rolle von Immuntherapie in fortgeschrittenen Stadien.</w:t>
+        <w:t>Interim-Analyse (Median-Follow-up 29,1 Monate): PFS signifikant verlängert mit Pembrolizumab+Chemo: 6,7 vs. 6,0 Monate (HR 0,74; 95% KI 0,58–0,95; p=0,0089). Final Analysis (34,9 Monate): OS 21,0 vs. 22,2 Monate (HR 1,04; 95% KI 0,81–1,33; p=0,6185), nicht signifikant. CPS≥10-Subgruppe numerisches PFS-Vorteil (HR 0,59). Grad-≥3-Therapienebenwirkungen 38% vs. 33%.</w:t>
       </w:r>
     </w:p>
     <w:p>
@@ -293,7 +293,7 @@
         <w:rPr>
           <w:sz w:val="19"/>
         </w:rPr>
-        <w:t>ESMO-Leitlinie mit europäischem Konsens; direkt übertragbar auf deutsche Leitlinienprozesse und Zertifizierungsvorgaben.</w:t>
+        <w:t>Internationale Studie mit europäischen Zentren; PFS-Vorteil ohne OS-Vorteil begrenzt praxisverändernd.</w:t>
       </w:r>
     </w:p>
     <w:p>
@@ -302,7 +302,7 @@
           <w:color w:val="5A7D3A"/>
           <w:sz w:val="18"/>
         </w:rPr>
-        <w:t>https://pubmed.ncbi.nlm.nih.gov/42914498/</w:t>
+        <w:t>https://pubmed.ncbi.nlm.nih.gov/42926111/</w:t>
       </w:r>
     </w:p>
     <w:p>
@@ -310,7 +310,7 @@
         <w:pStyle w:val="Heading2"/>
       </w:pPr>
       <w:r>
-        <w:t>STAT2-Intronretention korreliert mit Immuntherapie-Response bei Lungenadenokarzinom</w:t>
+        <w:t>Adjuvantes Cisplatin-Gemcitabin nicht überlegen Capecitabin bei Gallengangskarzinom</w:t>
       </w:r>
     </w:p>
     <w:p>
@@ -320,12 +320,12 @@
           <w:color w:val="666666"/>
           <w:sz w:val="18"/>
         </w:rPr>
-        <w:t>Englander RP et al.  ·  Science  ·  22.10.2026  ·  PMID 42912151</w:t>
+        <w:t>Stein A et al.  ·  Ann Oncol  ·  24.10.2026  ·  PMID 42926109</w:t>
       </w:r>
     </w:p>
     <w:p>
       <w:r>
-        <w:t>Grundlagenforschung zur alternativen RNA-Spleiße: Long-read-Sequenzierung von Lungenadenokarzinomen identifiziert über 149.000 volle mRNA-Isoformen, von denen viele in Immungenen liegen; funktionale Charakterisierung von STAT2-Intronretention als Regulator der Interferon-Antwort und Prädiktor für PD-L1-Immuntherapie-Response.</w:t>
+        <w:t>Internationale, randomisierte Phase-III-Studie (591 Patienten aus 8 Ländern) zu adjuvantem Cisplatin-Gemcitabin vs. Capecitabin nach R0-Resektion von Cholangiokarziom oder muskelinvasivem Gallenblasenkrebs.</w:t>
       </w:r>
     </w:p>
     <w:p>
@@ -336,7 +336,7 @@
         <w:t xml:space="preserve">Ergebnis: </w:t>
       </w:r>
       <w:r>
-        <w:t>Intronretention im STAT2-Gen erzeugt veränderte Protein-Isoformen, die Immunsignalisierung und Interferon-Antworten regulieren. STAT2-spezifische Intronretention korreliert mit Patientenüberleben nach Anti-PD-L1-Immuntherapie. Alternative Spleiße erkannt als Regulator der Tumor-Immunantwort; Intronretention als Interferon-regulatorische Achse mit Vorhersagekraft.</w:t>
+        <w:t>Median-DFS: 25,7 Monate (CisGem) vs. 17,9 Monate (Capecitabin), log-rank p=0,097 (nicht signifikant). RMST-Analyse (3 Jahre): 2,6 zusätzliche DFS-Monate mit CisGem (95% KI 0,6–4,68; p=0,011), kein signifikanter OS-Vorteil (58,1 vs. 48,2 Monate; p=0,076). Höhere SAE-Rate mit CisGem (130 vs. 113), höhere Gesamtnebenwirkungen (74,7% vs. 69,5%).</w:t>
       </w:r>
     </w:p>
     <w:p>
@@ -351,7 +351,7 @@
         <w:rPr>
           <w:sz w:val="19"/>
         </w:rPr>
-        <w:t>Humane primäre Lungentumoren; molekularer Mechanismus mit Weg zur Klinik (Biomarker-Prädikation); USA-Studie, aber Biomarker-Befund therapieunabhängig.</w:t>
+        <w:t>Deutsches Kooperationszentrum (AIO), vergleichbar deutsches Versicherungssystem; Ergebnis gegen Intensivierung in Adjuvans relevant.</w:t>
       </w:r>
     </w:p>
     <w:p>
@@ -360,7 +360,7 @@
           <w:color w:val="5A7D3A"/>
           <w:sz w:val="18"/>
         </w:rPr>
-        <w:t>https://pubmed.ncbi.nlm.nih.gov/42912151/</w:t>
+        <w:t>https://pubmed.ncbi.nlm.nih.gov/42926109/</w:t>
       </w:r>
     </w:p>
     <w:p>
@@ -368,7 +368,7 @@
         <w:pStyle w:val="Heading2"/>
       </w:pPr>
       <w:r>
-        <w:t>Mirvetuximab + Carboplatin beim platinsensitiven Ovarialkarzinom: 62,7 % Ansprechrate</w:t>
+        <w:t>Nivolumab+Ipilimumab zeigt signifikanten OS-Vorteil gegen Nivolumab bei MSI-H/dMMR-mCRC</w:t>
       </w:r>
     </w:p>
     <w:p>
@@ -378,12 +378,12 @@
           <w:color w:val="666666"/>
           <w:sz w:val="18"/>
         </w:rPr>
-        <w:t>Konecny GE et al.  ·  Clin Cancer Res  ·  21.10.2026  ·  PMID 42905759</w:t>
+        <w:t>Lonardi S et al.  ·  Ann Oncol  ·  24.10.2026  ·  PMID 42926106</w:t>
       </w:r>
     </w:p>
     <w:p>
       <w:r>
-        <w:t>Phase-2-Studie zur Kombination des Folat-Rezeptor-alpha-gerichteten Antikörper-Wirkstoff-Konjugats Mirvetuximab mit Carboplatin beim rezidivierten, platinsensitiven Ovarialkarzinom mit FRα-Expression.</w:t>
+        <w:t>Phase-III-Registrierungsstudie (839 Patienten randomisiert, 532 zentralbestätigt MSI-H/dMMR) zu NIVO+IPI vs. NIVO (alle Linien) und vs. Chemotherapie (1L) bei metastasierendem MSI-H/dMMR-Kolorektalkarzinom.</w:t>
       </w:r>
     </w:p>
     <w:p>
@@ -394,7 +394,7 @@
         <w:t xml:space="preserve">Ergebnis: </w:t>
       </w:r>
       <w:r>
-        <w:t>ORR 62,7 % (95%-CI 52,6–72,1) in der FRα-≥50%-Gruppe; 81 % der Patienten setzten mit Monotherapie fort. Medianes PFS 11,0 Monate (9,8–13,1). Häufigste AEs: verschwommenes Sehen (81 %), Hornhautveränderungen (74 %, 96,7 % Grad ≤1). Pneumonitis-Rate 15,2 % (2 Todesfälle). 15 % Abbruch wegen Mirvetuximab, 9 % wegen Carboplatin.</w:t>
+        <w:t>Median-Follow-up 68,0 Monate über alle Linien. NIVO+IPI zeigte signifikanten OS-Vorteil vs. NIVO (alle Linien: HR 0,61; 95% KI 0,46–0,82; p=0,0009) und vs. Chemo (1L: HR 0,37; 95% KI 0,24–0,57; p&lt;0,0001). Klinisch bedeutsamer OS-Vorteil 1L NIVO+IPI vs. NIVO (HR 0,66; p=0,0432), Signifikanzschwelle nicht erreicht. Grad-3/4-Therapienebenwirkungen 22% (NIVO+IPI) vs. 14% (NIVO).</w:t>
       </w:r>
     </w:p>
     <w:p>
@@ -409,7 +409,7 @@
         <w:rPr>
           <w:sz w:val="19"/>
         </w:rPr>
-        <w:t>Nordamerikanische und europäische Sites; FRα-Expression messbar in deutschen Pathologien; Antikörper-Wirkstoff-Konjugate etablierte Substanzklasse.</w:t>
+        <w:t>Multinationale Studie mit europäischen Zentren (Italien, Spanien, Frankreich); Ergebnis bestätigt Standard-of-Care für MSI-H/dMMR-mCRC europaweit.</w:t>
       </w:r>
     </w:p>
     <w:p>
@@ -418,7 +418,7 @@
           <w:color w:val="5A7D3A"/>
           <w:sz w:val="18"/>
         </w:rPr>
-        <w:t>https://pubmed.ncbi.nlm.nih.gov/42905759/</w:t>
+        <w:t>https://pubmed.ncbi.nlm.nih.gov/42926106/</w:t>
       </w:r>
     </w:p>
     <w:sectPr>

--- a/download/studien-aktuell.docx
+++ b/download/studien-aktuell.docx
@@ -62,7 +62,7 @@
           <w:color w:val="666666"/>
           <w:sz w:val="18"/>
         </w:rPr>
-        <w:t>Stand: 26.10.2026  |  6 Studien  |  onkologie.m-vf.de</w:t>
+        <w:t>Stand: 27.10.2026  |  6 Studien  |  onkologie.m-vf.de</w:t>
       </w:r>
     </w:p>
     <w:p>
@@ -70,7 +70,7 @@
         <w:pStyle w:val="Heading1"/>
       </w:pPr>
       <w:r>
-        <w:t>Aufgenommen am 26.10.2026</w:t>
+        <w:t>Aufgenommen am 27.10.2026</w:t>
       </w:r>
     </w:p>
     <w:p>
@@ -78,7 +78,7 @@
         <w:pStyle w:val="Heading2"/>
       </w:pPr>
       <w:r>
-        <w:t>Dostarlimab-Monotherapie erreicht 68% klinische Komplettremission beim dMMR/MSI-H-Rektumkarzinom</w:t>
+        <w:t>Tarlatamab verlängert Gesamtüberleben bei kleinzelligem Lungenkarzinom deutlich</w:t>
       </w:r>
     </w:p>
     <w:p>
@@ -88,12 +88,12 @@
           <w:color w:val="666666"/>
           <w:sz w:val="18"/>
         </w:rPr>
-        <w:t>Cercek A et al.  ·  Ann Oncol  ·  25.10.2026  ·  PMID 42927858</w:t>
+        <w:t>Rudin CM et al.  ·  Ann Oncol  ·  31.12.2026  ·  PMID 42933636</w:t>
       </w:r>
     </w:p>
     <w:p>
       <w:r>
-        <w:t>Multizentrisches Phase-III-Registrierungsstudium zur neoadjuvanten Dostarlimab-Monotherapie bei 154 Patienten mit lokal fortgeschrittenem, dMMR/MSI-H-Rektumkarzinom statt Standard-Multimodaltherapie.</w:t>
+        <w:t>Randomisierte Phase-3-Studie zum Vergleich von Tarlatamab (bispezifischer T-Zell-Engager gegen DLL3 und CD3) mit Chemotherapie (Topotekan, Lurbinectedin oder Amrubicin) bei Patienten mit kleinzelligem Lungenkarzinom nach Platinchemotherapie-Versagen.</w:t>
       </w:r>
     </w:p>
     <w:p>
@@ -104,7 +104,7 @@
         <w:t xml:space="preserve">Ergebnis: </w:t>
       </w:r>
       <w:r>
-        <w:t>68% der auswertbaren Patienten (144 mit ≥12 Monaten Follow-up) erreichten anhaltende klinische Komplettremission (cCR12), 76% die kombinierte Rate cCR12+pathologische CR. 98% behielten die cCR über ≥12 Monate. Keine Rezidive bei Patienten in cCR oder pCR. Grad-≥3 immunvermittelte Nebenwirkungen bei 3%. Patientenrelevante Outcomes zeigten bedeutsame Verbesserungen.</w:t>
+        <w:t>Median-OS 13,6 Monate (Tarlatamab) vs. 8,4 Monate (Chemotherapie), HR 0,68 (p&lt;0,001); 24-Monate-OS-Raten 30,3% vs. 14,9%; Median-PFS 4,2 vs. 3,2 Monate; objektive Ansprechrate 35,4% vs. 20,4%. Behandlungsbedingte Nebenwirkungen führten bei 3,2% (Tarlatamab) vs. 6,6% (Chemotherapie) zum Abbruch.</w:t>
       </w:r>
     </w:p>
     <w:p>
@@ -119,7 +119,7 @@
         <w:rPr>
           <w:sz w:val="19"/>
         </w:rPr>
-        <w:t>Multinationale Studie (inkl. Deutschland), vergleichbar EU-Zulassungsprozess; Ergebnis kann Leitlinienstandards bei dMMR/MSI-H-LARC verändern.</w:t>
+        <w:t>Europäische Studie mit Zentren in Deutschland, Italien, Frankreich und UK; Ergebnisse unmittelbar auf deutsches System übertragbar.</w:t>
       </w:r>
     </w:p>
     <w:p>
@@ -128,7 +128,7 @@
           <w:color w:val="5A7D3A"/>
           <w:sz w:val="18"/>
         </w:rPr>
-        <w:t>https://pubmed.ncbi.nlm.nih.gov/42927858/</w:t>
+        <w:t>https://pubmed.ncbi.nlm.nih.gov/42933636/</w:t>
       </w:r>
     </w:p>
     <w:p>
@@ -136,7 +136,7 @@
         <w:pStyle w:val="Heading2"/>
       </w:pPr>
       <w:r>
-        <w:t>Pembrolizumab plus Chemotherapie verlängert PFS vs. Monotherapie bei PD-L1-hohem NSCLC</w:t>
+        <w:t>Heilungsintention bei metastasiertem Nasopharynxkarzinom - internationale Konsensus-Leitlinie</w:t>
       </w:r>
     </w:p>
     <w:p>
@@ -146,12 +146,12 @@
           <w:color w:val="666666"/>
           <w:sz w:val="18"/>
         </w:rPr>
-        <w:t>Descourt R et al.  ·  Ann Oncol  ·  25.10.2026  ·  PMID 42927854</w:t>
+        <w:t>Guo QJ et al.  ·  Lancet Oncol  ·  Nov. 2026  ·  PMID 42933448</w:t>
       </w:r>
     </w:p>
     <w:p>
       <w:r>
-        <w:t>Französische multizentrische Phase-III-Randomisierungsstudie (321 Patienten) zu Pembrolizumab mit oder ohne platinbasierter Chemotherapie als Erstlinie bei fortgeschrittenem NSCLC mit PD-L1≥50%.</w:t>
+        <w:t>Internationale Konsensus-Leitlinie von 54 Experten aus 46 Zentren in 18 Ländern zur kurativen Behandlung von Patienten mit de-novo-metastasiertem Nasopharynxkarzinom, entwickelt durch systematische Evidenzbewertung.</w:t>
       </w:r>
     </w:p>
     <w:p>
@@ -162,7 +162,7 @@
         <w:t xml:space="preserve">Ergebnis: </w:t>
       </w:r>
       <w:r>
-        <w:t>Median-PFS signifikant längerwirkend mit Kombinationstherapie: 16,1 Monate vs. 6,9 Monate (HR 0,56; 95% KI 0,43–0,74; p&lt;0,001). Median-OS 50,2 vs. 29,9 Monate (HR 0,77; 95% KI 0,56–1,05, nicht signifikant). Grad-≥3-Therapienebenwirkungen 54% vs. 19%; Grad-≥3 immunvermittelte Nebenwirkungen 13% in beiden Armen.</w:t>
+        <w:t>32 Empfehlungen in 7 Domänen formuliert: 29 starke (≥80% Konsens oder hohe Evidenzqualität) und 3 konditionale (67-79% Konsens). Kernempfehlung: Kurative Therapie für medizinisch fitte Patienten mit maximal 3 Metastasen in ≤2 Organen; multimodale Behandlung (Immunochemotherapie, lokoregionale Radiotherapie, Metastasen-gerichtete Therapie, Erhaltungstherapie).</w:t>
       </w:r>
     </w:p>
     <w:p>
@@ -177,7 +177,7 @@
         <w:rPr>
           <w:sz w:val="19"/>
         </w:rPr>
-        <w:t>Französisches Gesundheitssystem mit Dokumentation vergleichbar Deutschland; Ergebnis praxisverändernd für Firstline-NSCLC-Strategie.</w:t>
+        <w:t>International erarbeitete Leitlinie mit starker europäischer Beteiligung (Frankreich, Deutschland, UK, Schweiz, Niederlande, Italien); direkt auf deutsches Behandlungssystem anwendbar.</w:t>
       </w:r>
     </w:p>
     <w:p>
@@ -186,7 +186,7 @@
           <w:color w:val="5A7D3A"/>
           <w:sz w:val="18"/>
         </w:rPr>
-        <w:t>https://pubmed.ncbi.nlm.nih.gov/42927854/</w:t>
+        <w:t>https://pubmed.ncbi.nlm.nih.gov/42933448/</w:t>
       </w:r>
     </w:p>
     <w:p>
@@ -194,7 +194,7 @@
         <w:pStyle w:val="Heading2"/>
       </w:pPr>
       <w:r>
-        <w:t>GDF-15-Blockade mit Nivolumab erhöht pathologische CR-Rate beim Blasenkarzinom</w:t>
+        <w:t>CAR-T-Therapie verbessert ereignisfreies Überleben bei B-Zell-Lymphom stark</w:t>
       </w:r>
     </w:p>
     <w:p>
@@ -204,12 +204,12 @@
           <w:color w:val="666666"/>
           <w:sz w:val="18"/>
         </w:rPr>
-        <w:t>Necchi A et al.  ·  Nat Med  ·  24.10.2026  ·  PMID 42926233</w:t>
+        <w:t>Borchmann P et al.  ·  Lancet Oncol  ·  Nov. 2026  ·  PMID 42933440</w:t>
       </w:r>
     </w:p>
     <w:p>
       <w:r>
-        <w:t>Explorative, stratifizierte, placebokontrollierte Phase-2a-Studie (31 Patienten) zur Sicherheit und Wirksamkeit von GDF-15-Neutralisierung (Visugromab) plus Nivolumab neoadjuvant bei muskelinvasivem Blasenkarzinom.</w:t>
+        <w:t>Randomisierte europäische Phase-2-Studie an 45 Zentren in 12 Ländern zum Vergleich von Zamtocabtagene autoleucel (bivirales anti-CD20/CD19 CAR-T) mit R-GemOx-Chemotherapie bei transplantationsineligiblen Patienten mit rezidiviertem/refraktärem Lymphom.</w:t>
       </w:r>
     </w:p>
     <w:p>
@@ -220,7 +220,7 @@
         <w:t xml:space="preserve">Ergebnis: </w:t>
       </w:r>
       <w:r>
-        <w:t>pCR-Rate: 33% (N+V, 5/15) vs. 8% (N+P, 1/13); Major Pathologic Response 60% vs. 23%; radiographisches Gesamtansprechrate 60% vs. 15%. Responsen mit N+V assoziiert mit höheren CD8+-T-Zelldichten unabhängig von CPS und Baseline-GDF-15. Grad-3–4-Therapienebenwirkungen bei 13% (N+V) vs. 20% (N+P), keine therapiebedingten Operationsverzögerungen.</w:t>
+        <w:t>Ereignisfreies Überleben (primärer Endpunkt) 6,21 Monate (Zamto-cel) vs. 2,53 Monate (R-GemOx), HR 0,39 (p&lt;0,0001); Grade ≥3 Nebenwirkungen in 83% (Zamto-cel) vs. 86% (R-GemOx); Zytokin-Freisetzungssyndrom (CRS) in 8% (vorwiegend Grad 1-2), Neurotoxizität in 5%. Schwerwiegende Nebenwirkungen in 41% vs. 66%.</w:t>
       </w:r>
     </w:p>
     <w:p>
@@ -235,7 +235,7 @@
         <w:rPr>
           <w:sz w:val="19"/>
         </w:rPr>
-        <w:t>Italienische/deutsche akademische Kooperation; explorative Phase-2a mit klarem Mechanismus-Befund, Basis für weitere Studien in Europa.</w:t>
+        <w:t>Europäische Multizenterstudie (Deutschland, Niederlande, Spanien, Frankreich, Österreich, Belgien, Litauen); direkt auf deutsches Zentrumsystem übertragbar.</w:t>
       </w:r>
     </w:p>
     <w:p>
@@ -244,7 +244,7 @@
           <w:color w:val="5A7D3A"/>
           <w:sz w:val="18"/>
         </w:rPr>
-        <w:t>https://pubmed.ncbi.nlm.nih.gov/42926233/</w:t>
+        <w:t>https://pubmed.ncbi.nlm.nih.gov/42933440/</w:t>
       </w:r>
     </w:p>
     <w:p>
@@ -252,7 +252,7 @@
         <w:pStyle w:val="Heading2"/>
       </w:pPr>
       <w:r>
-        <w:t>Pembrolizumab+Chemotherapie verlängert PFS, nicht OS bei HR+/HER2−/PD-L1+ Brustkrebs</w:t>
+        <w:t>Validierte Lebensqualitätsmessung für seltene Tumorerkrankungen etabliert</w:t>
       </w:r>
     </w:p>
     <w:p>
@@ -262,12 +262,12 @@
           <w:color w:val="666666"/>
           <w:sz w:val="18"/>
         </w:rPr>
-        <w:t>Rugo HS et al.  ·  Ann Oncol  ·  24.10.2026  ·  PMID 42926111</w:t>
+        <w:t>Padilla CS et al.  ·  Eur J Cancer  ·  14.10.2026  ·  PMID 42933087</w:t>
       </w:r>
     </w:p>
     <w:p>
       <w:r>
-        <w:t>Multinationale Phase-III-Randomisierungsstudie (342 Teilnehmer) zu Pembrolizumab plus Chemotherapie vs. Placebo plus Chemotherapie bei fortgeschrittenem HR+/HER2−-Brustkrebs mit PD-L1-Positivität (CPS≥1).</w:t>
+        <w:t>Europäische Querschnittsstudie bei 397 Patienten mit 20 verschiedenen soliden seltenen Tumorerkrankungen zur Relevanzprüfung von EORTC-Lebensqualitätsfragebogen (QLQ-C30 und tumorspezifisch).</w:t>
       </w:r>
     </w:p>
     <w:p>
@@ -278,7 +278,7 @@
         <w:t xml:space="preserve">Ergebnis: </w:t>
       </w:r>
       <w:r>
-        <w:t>Interim-Analyse (Median-Follow-up 29,1 Monate): PFS signifikant verlängert mit Pembrolizumab+Chemo: 6,7 vs. 6,0 Monate (HR 0,74; 95% KI 0,58–0,95; p=0,0089). Final Analysis (34,9 Monate): OS 21,0 vs. 22,2 Monate (HR 1,04; 95% KI 0,81–1,33; p=0,6185), nicht signifikant. CPS≥10-Subgruppe numerisches PFS-Vorteil (HR 0,59). Grad-≥3-Therapienebenwirkungen 38% vs. 33%.</w:t>
+        <w:t>Alle QLQ-C30-Items erfüllten Relevanzschwelle (Mittelwert ≥1,5) über alle Diagnosen hinweg; häufigste Prioritäten: Gesamtgesundheit (37,05%), Lebensqualität (37,5%), Schmerz (34%), Interferenz Schmerz/Aktivitäten (28%), Sorge (26,4%). Tumorspezifische Tests variierten stark (QLQ-BIL21 sehr relevant, QLQ-VU34 nur einzelne Items relevant).</w:t>
       </w:r>
     </w:p>
     <w:p>
@@ -293,7 +293,7 @@
         <w:rPr>
           <w:sz w:val="19"/>
         </w:rPr>
-        <w:t>Internationale Studie mit europäischen Zentren; PFS-Vorteil ohne OS-Vorteil begrenzt praxisverändernd.</w:t>
+        <w:t>Europäisch koordinierte Studie (Niederlande, Deutschland, Spanien, Italien, Türkei, China); Empfehlungen direkt nutzbar für deutsches Nachsorgeangebot in Zentren.</w:t>
       </w:r>
     </w:p>
     <w:p>
@@ -302,7 +302,7 @@
           <w:color w:val="5A7D3A"/>
           <w:sz w:val="18"/>
         </w:rPr>
-        <w:t>https://pubmed.ncbi.nlm.nih.gov/42926111/</w:t>
+        <w:t>https://pubmed.ncbi.nlm.nih.gov/42933087/</w:t>
       </w:r>
     </w:p>
     <w:p>
@@ -310,7 +310,7 @@
         <w:pStyle w:val="Heading2"/>
       </w:pPr>
       <w:r>
-        <w:t>Adjuvantes Cisplatin-Gemcitabin nicht überlegen Capecitabin bei Gallengangskarzinom</w:t>
+        <w:t>HPV16-ctDNA als starker Prognosemarker und Überwachungsbiomarker</w:t>
       </w:r>
     </w:p>
     <w:p>
@@ -320,12 +320,12 @@
           <w:color w:val="666666"/>
           <w:sz w:val="18"/>
         </w:rPr>
-        <w:t>Stein A et al.  ·  Ann Oncol  ·  24.10.2026  ·  PMID 42926109</w:t>
+        <w:t>Torrens L et al.  ·  Eur J Cancer  ·  05.10.2026  ·  PMID 42933086</w:t>
       </w:r>
     </w:p>
     <w:p>
       <w:r>
-        <w:t>Internationale, randomisierte Phase-III-Studie (591 Patienten aus 8 Ländern) zu adjuvantem Cisplatin-Gemcitabin vs. Capecitabin nach R0-Resektion von Cholangiokarziom oder muskelinvasivem Gallenblasenkrebs.</w:t>
+        <w:t>Internationale Multizenterstudie bei 173 HPV-positiven Oropharynxkarzinom-Patienten aus Süd- und Nordamerika sowie Europa zur Validierung von HPV16 zirkulärer Tumor-DNA (mittels digitaler PCR) für Prognose und post-therapeutische Überwachung.</w:t>
       </w:r>
     </w:p>
     <w:p>
@@ -336,7 +336,7 @@
         <w:t xml:space="preserve">Ergebnis: </w:t>
       </w:r>
       <w:r>
-        <w:t>Median-DFS: 25,7 Monate (CisGem) vs. 17,9 Monate (Capecitabin), log-rank p=0,097 (nicht signifikant). RMST-Analyse (3 Jahre): 2,6 zusätzliche DFS-Monate mit CisGem (95% KI 0,6–4,68; p=0,011), kein signifikanter OS-Vorteil (58,1 vs. 48,2 Monate; p=0,076). Höhere SAE-Rate mit CisGem (130 vs. 113), höhere Gesamtnebenwirkungen (74,7% vs. 69,5%).</w:t>
+        <w:t>Baseline-HPV16-ctDNA: 100% Spezifität, 73,4% Sensitivität; ctDNA-positive Patienten hatten signifikant schlechteres OS als ctDNA-negative; höhere ctDNA-Level (≥1082 Kopien/mL) unabhängig mit schlechterer OS assoziiert (HR 1,68, p=0,019); persistierende post-therapeutische ctDNA-Detektion mit Progression/Rezidiv in 6,3-23,0 Monaten verbunden.</w:t>
       </w:r>
     </w:p>
     <w:p>
@@ -351,7 +351,7 @@
         <w:rPr>
           <w:sz w:val="19"/>
         </w:rPr>
-        <w:t>Deutsches Kooperationszentrum (AIO), vergleichbar deutsches Versicherungssystem; Ergebnis gegen Intensivierung in Adjuvans relevant.</w:t>
+        <w:t>Multinational durchgeführt mit europäischen (Frankreich, Tschechien, Italien) und südamerikanischen Zentren; Methode auf deutsches Laborsystem anwendbar.</w:t>
       </w:r>
     </w:p>
     <w:p>
@@ -360,7 +360,7 @@
           <w:color w:val="5A7D3A"/>
           <w:sz w:val="18"/>
         </w:rPr>
-        <w:t>https://pubmed.ncbi.nlm.nih.gov/42926109/</w:t>
+        <w:t>https://pubmed.ncbi.nlm.nih.gov/42933086/</w:t>
       </w:r>
     </w:p>
     <w:p>
@@ -368,7 +368,7 @@
         <w:pStyle w:val="Heading2"/>
       </w:pPr>
       <w:r>
-        <w:t>Nivolumab+Ipilimumab zeigt signifikanten OS-Vorteil gegen Nivolumab bei MSI-H/dMMR-mCRC</w:t>
+        <w:t>Tumorkonferenz-Beteiligung verdoppelt Erfolg von Ernährungs- und Bewegungsberatung</w:t>
       </w:r>
     </w:p>
     <w:p>
@@ -378,12 +378,12 @@
           <w:color w:val="666666"/>
           <w:sz w:val="18"/>
         </w:rPr>
-        <w:t>Lonardi S et al.  ·  Ann Oncol  ·  24.10.2026  ·  PMID 42926106</w:t>
+        <w:t>Eichler M et al.  ·  JCO Oncol Pract  ·  26.10.2026  ·  PMID 42932823</w:t>
       </w:r>
     </w:p>
     <w:p>
       <w:r>
-        <w:t>Phase-III-Registrierungsstudie (839 Patienten randomisiert, 532 zentralbestätigt MSI-H/dMMR) zu NIVO+IPI vs. NIVO (alle Linien) und vs. Chemotherapie (1L) bei metastasierendem MSI-H/dMMR-Kolorektalkarzinom.</w:t>
+        <w:t>Deutsche Einzelzenter-Studie (Nationales Zentrum für Tumorerkrankungen Dresden) mit retrospektiver Analyse von 1.256 onkologischen Patienten zur Umsetzung strukturierter Ernährungs- und Bewegungsberatung via elektronische PRO-Erfassung und Tumorkonferenz-Koordination.</w:t>
       </w:r>
     </w:p>
     <w:p>
@@ -394,7 +394,7 @@
         <w:t xml:space="preserve">Ergebnis: </w:t>
       </w:r>
       <w:r>
-        <w:t>Median-Follow-up 68,0 Monate über alle Linien. NIVO+IPI zeigte signifikanten OS-Vorteil vs. NIVO (alle Linien: HR 0,61; 95% KI 0,46–0,82; p=0,0009) und vs. Chemo (1L: HR 0,37; 95% KI 0,24–0,57; p&lt;0,0001). Klinisch bedeutsamer OS-Vorteil 1L NIVO+IPI vs. NIVO (HR 0,66; p=0,0432), Signifikanzschwelle nicht erreicht. Grad-3/4-Therapienebenwirkungen 22% (NIVO+IPI) vs. 14% (NIVO).</w:t>
+        <w:t>Ernährungsscreening identifizierte Risiko bei 62,2% (664/1.068), Bewegungsscreening bei 84,4% (1.046/1.240); Beratungsangebot nur 27,6% (Ernährung) bzw. 52,9% (Bewegung) der Gefährdeten; Abschluss-Rate 13,6% (Ernährung) bzw. 11,2% (Bewegung) unter den Angebotenen. Tumorkonferenz-Beteiligung unabhängig assoziiert mit höherer Abschlussquote (OR 2,3 Ernährung, OR 2,8 Bewegung).</w:t>
       </w:r>
     </w:p>
     <w:p>
@@ -409,7 +409,7 @@
         <w:rPr>
           <w:sz w:val="19"/>
         </w:rPr>
-        <w:t>Multinationale Studie mit europäischen Zentren (Italien, Spanien, Frankreich); Ergebnis bestätigt Standard-of-Care für MSI-H/dMMR-mCRC europaweit.</w:t>
+        <w:t>Deutsche Klinikdaten, unmittelbar auf deutsches Versorgungssystem anwendbar.</w:t>
       </w:r>
     </w:p>
     <w:p>
@@ -418,7 +418,7 @@
           <w:color w:val="5A7D3A"/>
           <w:sz w:val="18"/>
         </w:rPr>
-        <w:t>https://pubmed.ncbi.nlm.nih.gov/42926106/</w:t>
+        <w:t>https://pubmed.ncbi.nlm.nih.gov/42932823/</w:t>
       </w:r>
     </w:p>
     <w:sectPr>

--- a/download/studien-aktuell.docx
+++ b/download/studien-aktuell.docx
@@ -62,7 +62,7 @@
           <w:color w:val="666666"/>
           <w:sz w:val="18"/>
         </w:rPr>
-        <w:t>Stand: 27.10.2026  |  6 Studien  |  onkologie.m-vf.de</w:t>
+        <w:t>Stand: 28.10.2026  |  6 Studien  |  onkologie.m-vf.de</w:t>
       </w:r>
     </w:p>
     <w:p>
@@ -70,7 +70,7 @@
         <w:pStyle w:val="Heading1"/>
       </w:pPr>
       <w:r>
-        <w:t>Aufgenommen am 27.10.2026</w:t>
+        <w:t>Aufgenommen am 28.10.2026</w:t>
       </w:r>
     </w:p>
     <w:p>
@@ -78,7 +78,7 @@
         <w:pStyle w:val="Heading2"/>
       </w:pPr>
       <w:r>
-        <w:t>Tarlatamab verlängert Gesamtüberleben bei kleinzelligem Lungenkarzinom deutlich</w:t>
+        <w:t>Sacituzumab Tirumotecan zeigt nachhaltigen OS-Vorteil beim triple-negativen Mammakarzinom</w:t>
       </w:r>
     </w:p>
     <w:p>
@@ -88,12 +88,12 @@
           <w:color w:val="666666"/>
           <w:sz w:val="18"/>
         </w:rPr>
-        <w:t>Rudin CM et al.  ·  Ann Oncol  ·  31.12.2026  ·  PMID 42933636</w:t>
+        <w:t>Xu B et al.  ·  Ann Oncol  ·  31.12.2026  ·  PMID 42933638</w:t>
       </w:r>
     </w:p>
     <w:p>
       <w:r>
-        <w:t>Randomisierte Phase-3-Studie zum Vergleich von Tarlatamab (bispezifischer T-Zell-Engager gegen DLL3 und CD3) mit Chemotherapie (Topotekan, Lurbinectedin oder Amrubicin) bei Patienten mit kleinzelligem Lungenkarzinom nach Platinchemotherapie-Versagen.</w:t>
+        <w:t>Phase-3-Studie OptiTROP-Breast01 zu Sacituzumab Tirumotecan versus Chemotherapie bei vorbehandeltem lokal rezidiviertem oder metastasiertem triple-negativem Mammakarzinom mit finaler OS-Analyse nach 29,4 Monaten Nachbeobachtung.</w:t>
       </w:r>
     </w:p>
     <w:p>
@@ -104,7 +104,7 @@
         <w:t xml:space="preserve">Ergebnis: </w:t>
       </w:r>
       <w:r>
-        <w:t>Median-OS 13,6 Monate (Tarlatamab) vs. 8,4 Monate (Chemotherapie), HR 0,68 (p&lt;0,001); 24-Monate-OS-Raten 30,3% vs. 14,9%; Median-PFS 4,2 vs. 3,2 Monate; objektive Ansprechrate 35,4% vs. 20,4%. Behandlungsbedingte Nebenwirkungen führten bei 3,2% (Tarlatamab) vs. 6,6% (Chemotherapie) zum Abbruch.</w:t>
+        <w:t>Median OS 14,7 Monate (Sacituzumab) versus 9,9 Monate (Chemotherapie; HR 0,60; p&lt;0,001). 30-Monats-OS-Rate 26,8% versus 13,2%. Größte Grade-3+ Nebenwirkungen: Neutropenie, WBC-Abfall, Anämie. Keine neuen Sicherheitssignale.</w:t>
       </w:r>
     </w:p>
     <w:p>
@@ -119,7 +119,7 @@
         <w:rPr>
           <w:sz w:val="19"/>
         </w:rPr>
-        <w:t>Europäische Studie mit Zentren in Deutschland, Italien, Frankreich und UK; Ergebnisse unmittelbar auf deutsches System übertragbar.</w:t>
+        <w:t>Internationale Studie, europäische und chinesische Zentren, vergleichbare Standards</w:t>
       </w:r>
     </w:p>
     <w:p>
@@ -128,7 +128,7 @@
           <w:color w:val="5A7D3A"/>
           <w:sz w:val="18"/>
         </w:rPr>
-        <w:t>https://pubmed.ncbi.nlm.nih.gov/42933636/</w:t>
+        <w:t>https://pubmed.ncbi.nlm.nih.gov/42933638/</w:t>
       </w:r>
     </w:p>
     <w:p>
@@ -136,7 +136,7 @@
         <w:pStyle w:val="Heading2"/>
       </w:pPr>
       <w:r>
-        <w:t>Heilungsintention bei metastasiertem Nasopharynxkarzinom - internationale Konsensus-Leitlinie</w:t>
+        <w:t>Sacituzumab Tirumotecan verbessert Überleben bei vorbehandeltem Endometriumkarzinom</w:t>
       </w:r>
     </w:p>
     <w:p>
@@ -146,12 +146,12 @@
           <w:color w:val="666666"/>
           <w:sz w:val="18"/>
         </w:rPr>
-        <w:t>Guo QJ et al.  ·  Lancet Oncol  ·  Nov. 2026  ·  PMID 42933448</w:t>
+        <w:t>Lorusso D et al.  ·  Lancet  ·  26.10.2026  ·  PMID 42933460</w:t>
       </w:r>
     </w:p>
     <w:p>
       <w:r>
-        <w:t>Internationale Konsensus-Leitlinie von 54 Experten aus 46 Zentren in 18 Ländern zur kurativen Behandlung von Patienten mit de-novo-metastasiertem Nasopharynxkarzinom, entwickelt durch systematische Evidenzbewertung.</w:t>
+        <w:t>Phase-3-Studie zu Sacituzumab Tirumotecan (TROP2-gerichtetes Antibody-Drug Conjugate) versus Chemotherapie nach Platin und Immuntherapie bei fortgeschrittenem/rezidiviertem Endometriumkarzinom.</w:t>
       </w:r>
     </w:p>
     <w:p>
@@ -162,7 +162,7 @@
         <w:t xml:space="preserve">Ergebnis: </w:t>
       </w:r>
       <w:r>
-        <w:t>32 Empfehlungen in 7 Domänen formuliert: 29 starke (≥80% Konsens oder hohe Evidenzqualität) und 3 konditionale (67-79% Konsens). Kernempfehlung: Kurative Therapie für medizinisch fitte Patienten mit maximal 3 Metastasen in ≤2 Organen; multimodale Behandlung (Immunochemotherapie, lokoregionale Radiotherapie, Metastasen-gerichtete Therapie, Erhaltungstherapie).</w:t>
+        <w:t>Median PFS 7,2 Monate (Sacituzumab) versus 3,9 Monate (Kontrollgruppe; HR 0,59; p&lt;0,0001). Median OS 19,0 Monate versus 12,1 Monate (HR 0,68; p=0,0001). Grade 3+ Nebenwirkungen 69% versus 57%. Behandlungsbedingte Todesfälle &lt;1% in beiden Armen.</w:t>
       </w:r>
     </w:p>
     <w:p>
@@ -177,7 +177,7 @@
         <w:rPr>
           <w:sz w:val="19"/>
         </w:rPr>
-        <w:t>International erarbeitete Leitlinie mit starker europäischer Beteiligung (Frankreich, Deutschland, UK, Schweiz, Niederlande, Italien); direkt auf deutsches Behandlungssystem anwendbar.</w:t>
+        <w:t>Internationale Studie, europäische Zentren beteiligt, vergleichbare Versorgungsstrukturen</w:t>
       </w:r>
     </w:p>
     <w:p>
@@ -186,7 +186,7 @@
           <w:color w:val="5A7D3A"/>
           <w:sz w:val="18"/>
         </w:rPr>
-        <w:t>https://pubmed.ncbi.nlm.nih.gov/42933448/</w:t>
+        <w:t>https://pubmed.ncbi.nlm.nih.gov/42933460/</w:t>
       </w:r>
     </w:p>
     <w:p>
@@ -194,7 +194,7 @@
         <w:pStyle w:val="Heading2"/>
       </w:pPr>
       <w:r>
-        <w:t>CAR-T-Therapie verbessert ereignisfreies Überleben bei B-Zell-Lymphom stark</w:t>
+        <w:t>Pembrolizumab allein überlegen gegenüber Chemotherapie bei MMR-defizientem Endometriumkarzinom</w:t>
       </w:r>
     </w:p>
     <w:p>
@@ -204,12 +204,12 @@
           <w:color w:val="666666"/>
           <w:sz w:val="18"/>
         </w:rPr>
-        <w:t>Borchmann P et al.  ·  Lancet Oncol  ·  Nov. 2026  ·  PMID 42933440</w:t>
+        <w:t>Slomovitz BM et al.  ·  Lancet  ·  26.10.2026  ·  PMID 42933458</w:t>
       </w:r>
     </w:p>
     <w:p>
       <w:r>
-        <w:t>Randomisierte europäische Phase-2-Studie an 45 Zentren in 12 Ländern zum Vergleich von Zamtocabtagene autoleucel (bivirales anti-CD20/CD19 CAR-T) mit R-GemOx-Chemotherapie bei transplantationsineligiblen Patienten mit rezidiviertem/refraktärem Lymphom.</w:t>
+        <w:t>Phase-3-Studie KEYNOTE-C93 zu First-Line-Pembrolizumab versus Carboplatin+Paclitaxel bei MMR-defizienten fortgeschrittenen oder rezidiviertem Endometriumkarzinom (Zwischenanalyse April 2026).</w:t>
       </w:r>
     </w:p>
     <w:p>
@@ -220,7 +220,7 @@
         <w:t xml:space="preserve">Ergebnis: </w:t>
       </w:r>
       <w:r>
-        <w:t>Ereignisfreies Überleben (primärer Endpunkt) 6,21 Monate (Zamto-cel) vs. 2,53 Monate (R-GemOx), HR 0,39 (p&lt;0,0001); Grade ≥3 Nebenwirkungen in 83% (Zamto-cel) vs. 86% (R-GemOx); Zytokin-Freisetzungssyndrom (CRS) in 8% (vorwiegend Grad 1-2), Neurotoxizität in 5%. Schwerwiegende Nebenwirkungen in 41% vs. 66%.</w:t>
+        <w:t>Median PFS 38,2 Monate (Pembrolizumab) versus 8,4 Monate (Chemotherapie; HR 0,57; p=0,0002). 12-Monats-PFS 67% versus 40%. Kriterium für OS-Signifikanz nicht erreicht in Zwischenanalyse. Grade 3+ Nebenwirkungen 18% versus 51%.</w:t>
       </w:r>
     </w:p>
     <w:p>
@@ -235,7 +235,7 @@
         <w:rPr>
           <w:sz w:val="19"/>
         </w:rPr>
-        <w:t>Europäische Multizenterstudie (Deutschland, Niederlande, Spanien, Frankreich, Österreich, Belgien, Litauen); direkt auf deutsches Zentrumsystem übertragbar.</w:t>
+        <w:t>Internationale Multizenterstudie, europäische und deutsche Zentren, vergleichbare Standards</w:t>
       </w:r>
     </w:p>
     <w:p>
@@ -244,7 +244,7 @@
           <w:color w:val="5A7D3A"/>
           <w:sz w:val="18"/>
         </w:rPr>
-        <w:t>https://pubmed.ncbi.nlm.nih.gov/42933440/</w:t>
+        <w:t>https://pubmed.ncbi.nlm.nih.gov/42933458/</w:t>
       </w:r>
     </w:p>
     <w:p>
@@ -252,7 +252,7 @@
         <w:pStyle w:val="Heading2"/>
       </w:pPr>
       <w:r>
-        <w:t>Validierte Lebensqualitätsmessung für seltene Tumorerkrankungen etabliert</w:t>
+        <w:t>Tarlatamab plus Durvalumab verlängert Gesamtüberleben bei kleinzelligem Lungenkarzinom</w:t>
       </w:r>
     </w:p>
     <w:p>
@@ -262,12 +262,12 @@
           <w:color w:val="666666"/>
           <w:sz w:val="18"/>
         </w:rPr>
-        <w:t>Padilla CS et al.  ·  Eur J Cancer  ·  14.10.2026  ·  PMID 42933087</w:t>
+        <w:t>Pérol M et al.  ·  N Engl J Med  ·  24.10.2026  ·  PMID 42929702</w:t>
       </w:r>
     </w:p>
     <w:p>
       <w:r>
-        <w:t>Europäische Querschnittsstudie bei 397 Patienten mit 20 verschiedenen soliden seltenen Tumorerkrankungen zur Relevanzprüfung von EORTC-Lebensqualitätsfragebogen (QLQ-C30 und tumorspezifisch).</w:t>
+        <w:t>Phase-3-Studie zu Tarlatamab (DLL3-gerichteter Bispecific T-Cell Engager) plus Durvalumab versus Durvalumab allein als Erhaltungstherapie nach Erstlinien-Chemoimmunotherapie bei extensivem kleinzelligem Lungenkarzinom.</w:t>
       </w:r>
     </w:p>
     <w:p>
@@ -278,7 +278,7 @@
         <w:t xml:space="preserve">Ergebnis: </w:t>
       </w:r>
       <w:r>
-        <w:t>Alle QLQ-C30-Items erfüllten Relevanzschwelle (Mittelwert ≥1,5) über alle Diagnosen hinweg; häufigste Prioritäten: Gesamtgesundheit (37,05%), Lebensqualität (37,5%), Schmerz (34%), Interferenz Schmerz/Aktivitäten (28%), Sorge (26,4%). Tumorspezifische Tests variierten stark (QLQ-BIL21 sehr relevant, QLQ-VU34 nur einzelne Items relevant).</w:t>
+        <w:t>Median Overall Survival (OS) 21,1 Monate (Tarlatamab-Durvalumab) versus 12,7 Monate (Durvalumab; HR 0,42; p&lt;0,001). Median Progression-Free Survival (PFS) 7,4 versus 1,9 Monate (HR 0,34; p&lt;0,001). Grade 3/4 Nebenwirkungen 46,8% versus 40,6%, Zytokinfreisetzungssyndrom in etwa der Hälfte der Tarlatamab-Durvalumab-Gruppe, überwiegend Grad 1/2.</w:t>
       </w:r>
     </w:p>
     <w:p>
@@ -293,7 +293,7 @@
         <w:rPr>
           <w:sz w:val="19"/>
         </w:rPr>
-        <w:t>Europäisch koordinierte Studie (Niederlande, Deutschland, Spanien, Italien, Türkei, China); Empfehlungen direkt nutzbar für deutsches Nachsorgeangebot in Zentren.</w:t>
+        <w:t>USA-Studie, Zulassung in Deutschland möglich, aber von AMNOG-Bewertung abhängig</w:t>
       </w:r>
     </w:p>
     <w:p>
@@ -302,7 +302,7 @@
           <w:color w:val="5A7D3A"/>
           <w:sz w:val="18"/>
         </w:rPr>
-        <w:t>https://pubmed.ncbi.nlm.nih.gov/42933087/</w:t>
+        <w:t>https://pubmed.ncbi.nlm.nih.gov/42929702/</w:t>
       </w:r>
     </w:p>
     <w:p>
@@ -310,7 +310,7 @@
         <w:pStyle w:val="Heading2"/>
       </w:pPr>
       <w:r>
-        <w:t>HPV16-ctDNA als starker Prognosemarker und Überwachungsbiomarker</w:t>
+        <w:t>Durvalumab+Enfortumab Vedotin verbessert Event-Free Survival bei Muskelinvasivem Urothelkarzinom</w:t>
       </w:r>
     </w:p>
     <w:p>
@@ -320,12 +320,12 @@
           <w:color w:val="666666"/>
           <w:sz w:val="18"/>
         </w:rPr>
-        <w:t>Torrens L et al.  ·  Eur J Cancer  ·  05.10.2026  ·  PMID 42933086</w:t>
+        <w:t>Powles T et al.  ·  N Engl J Med  ·  24.10.2026  ·  PMID 42929692</w:t>
       </w:r>
     </w:p>
     <w:p>
       <w:r>
-        <w:t>Internationale Multizenterstudie bei 173 HPV-positiven Oropharynxkarzinom-Patienten aus Süd- und Nordamerika sowie Europa zur Validierung von HPV16 zirkulärer Tumor-DNA (mittels digitaler PCR) für Prognose und post-therapeutische Überwachung.</w:t>
+        <w:t>Phase-3-Studie VOLGA zu Durvalumab mit/ohne Tremelimumab plus Enfortumab Vedotin neoadjuvant gefolgt von Zystektomie und adjuvanter Durvalumab versus Chirurgie allein bei Patienten mit Muskelinvasivem Urothelkarzinom.</w:t>
       </w:r>
     </w:p>
     <w:p>
@@ -336,7 +336,7 @@
         <w:t xml:space="preserve">Ergebnis: </w:t>
       </w:r>
       <w:r>
-        <w:t>Baseline-HPV16-ctDNA: 100% Spezifität, 73,4% Sensitivität; ctDNA-positive Patienten hatten signifikant schlechteres OS als ctDNA-negative; höhere ctDNA-Level (≥1082 Kopien/mL) unabhängig mit schlechterer OS assoziiert (HR 1,68, p=0,019); persistierende post-therapeutische ctDNA-Detektion mit Progression/Rezidiv in 6,3-23,0 Monaten verbunden.</w:t>
+        <w:t>24-Monats-Event-Free-Survival (EFS) 63,5% (Durvalumab-Enfortumab) versus 45,1% (Kontrolle; HR 0,51; p&lt;0,001). 24-Monats-OS 78,4% versus 69,4% (HR 0,58; p=0,003). Grade 3+ Nebenwirkungen 71,1% (behandlungsbedingt 30,7%) versus 50,2%.</w:t>
       </w:r>
     </w:p>
     <w:p>
@@ -351,7 +351,7 @@
         <w:rPr>
           <w:sz w:val="19"/>
         </w:rPr>
-        <w:t>Multinational durchgeführt mit europäischen (Frankreich, Tschechien, Italien) und südamerikanischen Zentren; Methode auf deutsches Laborsystem anwendbar.</w:t>
+        <w:t>Internationale Phase-3-Studie, europäische und deutsche Zentren, deutsche Versicherungssysteme</w:t>
       </w:r>
     </w:p>
     <w:p>
@@ -360,7 +360,7 @@
           <w:color w:val="5A7D3A"/>
           <w:sz w:val="18"/>
         </w:rPr>
-        <w:t>https://pubmed.ncbi.nlm.nih.gov/42933086/</w:t>
+        <w:t>https://pubmed.ncbi.nlm.nih.gov/42929692/</w:t>
       </w:r>
     </w:p>
     <w:p>
@@ -368,7 +368,7 @@
         <w:pStyle w:val="Heading2"/>
       </w:pPr>
       <w:r>
-        <w:t>Tumorkonferenz-Beteiligung verdoppelt Erfolg von Ernährungs- und Bewegungsberatung</w:t>
+        <w:t>ESMO-Leitlinien zu Diagnostik und Therapie des Nierenzellkarzinoms in Asien adaptiert</w:t>
       </w:r>
     </w:p>
     <w:p>
@@ -378,12 +378,12 @@
           <w:color w:val="666666"/>
           <w:sz w:val="18"/>
         </w:rPr>
-        <w:t>Eichler M et al.  ·  JCO Oncol Pract  ·  26.10.2026  ·  PMID 42932823</w:t>
+        <w:t>Kanesvaran R et al.  ·  ESMO Open  ·  01.10.2026  ·  PMID 42914499</w:t>
       </w:r>
     </w:p>
     <w:p>
       <w:r>
-        <w:t>Deutsche Einzelzenter-Studie (Nationales Zentrum für Tumorerkrankungen Dresden) mit retrospektiver Analyse von 1.256 onkologischen Patienten zur Umsetzung strukturierter Ernährungs- und Bewegungsberatung via elektronische PRO-Erfassung und Tumorkonferenz-Koordination.</w:t>
+        <w:t>Pan-asiatische Konsensusleitlinien adaptiert von den ESMO-Leitlinien Mai 2024 mit Harmonisierung von Diagnostik, Behandlung und Nachsorge des Nierenzellkarzinoms unter Berücksichtigung regionaler Unterschiede in Zulassung und Verfügbarkeit.</w:t>
       </w:r>
     </w:p>
     <w:p>
@@ -394,7 +394,7 @@
         <w:t xml:space="preserve">Ergebnis: </w:t>
       </w:r>
       <w:r>
-        <w:t>Ernährungsscreening identifizierte Risiko bei 62,2% (664/1.068), Bewegungsscreening bei 84,4% (1.046/1.240); Beratungsangebot nur 27,6% (Ernährung) bzw. 52,9% (Bewegung) der Gefährdeten; Abschluss-Rate 13,6% (Ernährung) bzw. 11,2% (Bewegung) unter den Angebotenen. Tumorkonferenz-Beteiligung unabhängig assoziiert mit höherer Abschlussquote (OR 2,3 Ernährung, OR 2,8 Bewegung).</w:t>
+        <w:t>Konkrete Empfehlungen zu Staging, systemischer Therapie (Immuntherapie-Kombinationen als Standard in metastasiertem Krankheitsstadium), adjuvanter Pembrolizumab für High-Risk-Patienten. Fokus auf Harmonisierung trotz Disparitäten in Arzneimittelzugang und Erstattung zwischen Ländern.</w:t>
       </w:r>
     </w:p>
     <w:p>
@@ -409,7 +409,7 @@
         <w:rPr>
           <w:sz w:val="19"/>
         </w:rPr>
-        <w:t>Deutsche Klinikdaten, unmittelbar auf deutsches Versorgungssystem anwendbar.</w:t>
+        <w:t>Leitlinienwerk, europäische und asiatische Experten, begrenzt auf Asien</w:t>
       </w:r>
     </w:p>
     <w:p>
@@ -418,7 +418,7 @@
           <w:color w:val="5A7D3A"/>
           <w:sz w:val="18"/>
         </w:rPr>
-        <w:t>https://pubmed.ncbi.nlm.nih.gov/42932823/</w:t>
+        <w:t>https://pubmed.ncbi.nlm.nih.gov/42914499/</w:t>
       </w:r>
     </w:p>
     <w:sectPr>

--- a/download/studien-aktuell.docx
+++ b/download/studien-aktuell.docx
@@ -62,7 +62,7 @@
           <w:color w:val="666666"/>
           <w:sz w:val="18"/>
         </w:rPr>
-        <w:t>Stand: 28.10.2026  |  6 Studien  |  onkologie.m-vf.de</w:t>
+        <w:t>Stand: 29.10.2026  |  6 Studien  |  onkologie.m-vf.de</w:t>
       </w:r>
     </w:p>
     <w:p>
@@ -70,7 +70,7 @@
         <w:pStyle w:val="Heading1"/>
       </w:pPr>
       <w:r>
-        <w:t>Aufgenommen am 28.10.2026</w:t>
+        <w:t>Aufgenommen am 29.10.2026</w:t>
       </w:r>
     </w:p>
     <w:p>
@@ -78,7 +78,7 @@
         <w:pStyle w:val="Heading2"/>
       </w:pPr>
       <w:r>
-        <w:t>Sacituzumab Tirumotecan zeigt nachhaltigen OS-Vorteil beim triple-negativen Mammakarzinom</w:t>
+        <w:t>ctDNA und CTC bei Prostatakarzinom: Prognostischer Nutzen unter PARP-Inhibition</w:t>
       </w:r>
     </w:p>
     <w:p>
@@ -88,12 +88,12 @@
           <w:color w:val="666666"/>
           <w:sz w:val="18"/>
         </w:rPr>
-        <w:t>Xu B et al.  ·  Ann Oncol  ·  31.12.2026  ·  PMID 42933638</w:t>
+        <w:t>Yip SM et al.  ·  Lancet Oncol  ·  28.10.2026  ·  PMID 42950862</w:t>
       </w:r>
     </w:p>
     <w:p>
       <w:r>
-        <w:t>Phase-3-Studie OptiTROP-Breast01 zu Sacituzumab Tirumotecan versus Chemotherapie bei vorbehandeltem lokal rezidiviertem oder metastasiertem triple-negativem Mammakarzinom mit finaler OS-Analyse nach 29,4 Monaten Nachbeobachtung.</w:t>
+        <w:t>Analyse des TALAPRO-2-Trials zur prognostischen und prädiktiven Wertigkeit von zirkulierender Tumor-DNA und Tumor-Zellen bei 805 Patienten mit metastasiertem kastrationsresistentem Prostatakarzinom unter Talazoparib plus Enzalutamid versus Placebo plus Enzalutamid.</w:t>
       </w:r>
     </w:p>
     <w:p>
@@ -104,7 +104,7 @@
         <w:t xml:space="preserve">Ergebnis: </w:t>
       </w:r>
       <w:r>
-        <w:t>Median OS 14,7 Monate (Sacituzumab) versus 9,9 Monate (Chemotherapie; HR 0,60; p&lt;0,001). 30-Monats-OS-Rate 26,8% versus 13,2%. Größte Grade-3+ Nebenwirkungen: Neutropenie, WBC-Abfall, Anämie. Keine neuen Sicherheitssignale.</w:t>
+        <w:t>84% Konkordanz der HRR-Alteration zwischen Gewebeprobe und ctDNA. Basale ctDNA-Positivität war prognostisch für schlechteres Progressions-freies Überleben (PFS): HR 2,46 [95%-KI 1,68–3,60; p&lt;0,0001] unter Talazoparib und HR 4,03 [2,85–5,72; p&lt;0,0001] unter Placebo. ctDNA-Konversion von positiv zu negativ in Woche 9 war in beiden Gruppen prognostisch für verbessertes PFS. CTC-Konversion und CTC0 zeigten gleichen prognostischen Effekt. ctDNA-Last und CTC-Aufzählung sind damit als breit anwendbare prognostische Marker etabliert.</w:t>
       </w:r>
     </w:p>
     <w:p>
@@ -119,7 +119,7 @@
         <w:rPr>
           <w:sz w:val="19"/>
         </w:rPr>
-        <w:t>Internationale Studie, europäische und chinesische Zentren, vergleichbare Standards</w:t>
+        <w:t>Deutsches Gesundheitssystem, Flächentauglichkeit hängt von ctDNA-Assay-Verfügbarkeit ab.</w:t>
       </w:r>
     </w:p>
     <w:p>
@@ -128,7 +128,7 @@
           <w:color w:val="5A7D3A"/>
           <w:sz w:val="18"/>
         </w:rPr>
-        <w:t>https://pubmed.ncbi.nlm.nih.gov/42933638/</w:t>
+        <w:t>https://pubmed.ncbi.nlm.nih.gov/42950862/</w:t>
       </w:r>
     </w:p>
     <w:p>
@@ -136,7 +136,7 @@
         <w:pStyle w:val="Heading2"/>
       </w:pPr>
       <w:r>
-        <w:t>Sacituzumab Tirumotecan verbessert Überleben bei vorbehandeltem Endometriumkarzinom</w:t>
+        <w:t>Pembrolizumab plus SBRT in frühem NSCLC: Kein Vorteil, erhöhte Toxizität</w:t>
       </w:r>
     </w:p>
     <w:p>
@@ -146,12 +146,12 @@
           <w:color w:val="666666"/>
           <w:sz w:val="18"/>
         </w:rPr>
-        <w:t>Lorusso D et al.  ·  Lancet  ·  26.10.2026  ·  PMID 42933460</w:t>
+        <w:t>Jabbour SK et al.  ·  J Clin Oncol  ·  28.10.2026  ·  PMID 42950173</w:t>
       </w:r>
     </w:p>
     <w:p>
       <w:r>
-        <w:t>Phase-3-Studie zu Sacituzumab Tirumotecan (TROP2-gerichtetes Antibody-Drug Conjugate) versus Chemotherapie nach Platin und Immuntherapie bei fortgeschrittenem/rezidiviertem Endometriumkarzinom.</w:t>
+        <w:t>Randomizerter Phase-III-Trial an 448 inoperablen oder operationsablehnenden Patienten mit Stadium I–II NSCLC, die SBRT mit Pembrolizumab oder Placebo erhielten, mit Ereignisfreies-Überleben als Primärendpunkt.</w:t>
       </w:r>
     </w:p>
     <w:p>
@@ -162,7 +162,7 @@
         <w:t xml:space="preserve">Ergebnis: </w:t>
       </w:r>
       <w:r>
-        <w:t>Median PFS 7,2 Monate (Sacituzumab) versus 3,9 Monate (Kontrollgruppe; HR 0,59; p&lt;0,0001). Median OS 19,0 Monate versus 12,1 Monate (HR 0,68; p=0,0001). Grade 3+ Nebenwirkungen 69% versus 57%. Behandlungsbedingte Todesfälle &lt;1% in beiden Armen.</w:t>
+        <w:t>Medianes Ereignisfreies-Überleben 31,2 Monate (Pembrolizumab) vs. 28,3 Monate (Placebo); Hazard Ratio 0,92 [95%-KI 0,69–1,24]; p=0,2932 – kein signifikanter Unterschied. Grad-3-5-Nebenwirkungen bei 20,4% unter Pembrolizumab vs. 3,7% unter Placebo. Fünf behandlungsbedingte Todesfälle (2,2%) nur in der Pembrolizumab-Gruppe. Trial wurde vorzeitig gestoppt.</w:t>
       </w:r>
     </w:p>
     <w:p>
@@ -177,7 +177,7 @@
         <w:rPr>
           <w:sz w:val="19"/>
         </w:rPr>
-        <w:t>Internationale Studie, europäische Zentren beteiligt, vergleichbare Versorgungsstrukturen</w:t>
+        <w:t>Europäische und deutsche Zentren beteiligt, SBRT-Verfahren in Deutschland etabliert; negatives Ergebnis ist praxisrelevant.</w:t>
       </w:r>
     </w:p>
     <w:p>
@@ -186,7 +186,7 @@
           <w:color w:val="5A7D3A"/>
           <w:sz w:val="18"/>
         </w:rPr>
-        <w:t>https://pubmed.ncbi.nlm.nih.gov/42933460/</w:t>
+        <w:t>https://pubmed.ncbi.nlm.nih.gov/42950173/</w:t>
       </w:r>
     </w:p>
     <w:p>
@@ -194,7 +194,7 @@
         <w:pStyle w:val="Heading2"/>
       </w:pPr>
       <w:r>
-        <w:t>Pembrolizumab allein überlegen gegenüber Chemotherapie bei MMR-defizientem Endometriumkarzinom</w:t>
+        <w:t>Neuroendokrine Differenzierung als Escape-Mechanismus bei HER2+ Brustkrebs</w:t>
       </w:r>
     </w:p>
     <w:p>
@@ -204,12 +204,12 @@
           <w:color w:val="666666"/>
           <w:sz w:val="18"/>
         </w:rPr>
-        <w:t>Slomovitz BM et al.  ·  Lancet  ·  26.10.2026  ·  PMID 42933458</w:t>
+        <w:t>Würth R et al.  ·  Cancer Discov  ·  28.10.2026  ·  PMID 42949420</w:t>
       </w:r>
     </w:p>
     <w:p>
       <w:r>
-        <w:t>Phase-3-Studie KEYNOTE-C93 zu First-Line-Pembrolizumab versus Carboplatin+Paclitaxel bei MMR-defizienten fortgeschrittenen oder rezidiviertem Endometriumkarzinom (Zwischenanalyse April 2026).</w:t>
+        <w:t>Grundlagenforschung mit klinischer Implikation: Analyse von 22% der Fälle mit Therapieversagen unter HER2-Therapie, in denen neuroendokrine Differenzierung (NED) auftrat oder zunahm, überwiegend bei HER2-positivem Typ; Identifikation von NEUROD1 als Masterregulator und FGFR1-Abhängigkeit neuroendokriner Zellen.</w:t>
       </w:r>
     </w:p>
     <w:p>
@@ -220,7 +220,7 @@
         <w:t xml:space="preserve">Ergebnis: </w:t>
       </w:r>
       <w:r>
-        <w:t>Median PFS 38,2 Monate (Pembrolizumab) versus 8,4 Monate (Chemotherapie; HR 0,57; p=0,0002). 12-Monats-PFS 67% versus 40%. Kriterium für OS-Signifikanz nicht erreicht in Zwischenanalyse. Grade 3+ Nebenwirkungen 18% versus 51%.</w:t>
+        <w:t>NED führt zur EpCAM-Stummschaltung und amplifizierten HER2-Leveln. NCAM-positive Tumor-Zellen (Marker für NED) wurden bei Patienten detektiert, bei denen EpCAM-basierte Erkennung fehlgeschlagen war. FGFR1-Inhibition ist ein therapeutisches Ziel für diese Population. Der Mechanismus erklärt Resistenz gegen HER2-gerichtete Therapie und eröffnet Überwachungs- und Interventionswege.</w:t>
       </w:r>
     </w:p>
     <w:p>
@@ -235,7 +235,7 @@
         <w:rPr>
           <w:sz w:val="19"/>
         </w:rPr>
-        <w:t>Internationale Multizenterstudie, europäische und deutsche Zentren, vergleichbare Standards</w:t>
+        <w:t>Deutsche Grundlagenforschung (DKFZ Heidelberg, NCT); klinische Translation noch offen.</w:t>
       </w:r>
     </w:p>
     <w:p>
@@ -244,7 +244,7 @@
           <w:color w:val="5A7D3A"/>
           <w:sz w:val="18"/>
         </w:rPr>
-        <w:t>https://pubmed.ncbi.nlm.nih.gov/42933458/</w:t>
+        <w:t>https://pubmed.ncbi.nlm.nih.gov/42949420/</w:t>
       </w:r>
     </w:p>
     <w:p>
@@ -252,7 +252,7 @@
         <w:pStyle w:val="Heading2"/>
       </w:pPr>
       <w:r>
-        <w:t>Tarlatamab plus Durvalumab verlängert Gesamtüberleben bei kleinzelligem Lungenkarzinom</w:t>
+        <w:t>Prognostische Scores CPS+EG und Neo-Bioscore: Patientenbezogen ja, Trialendpunkt-prädiktiv nein</w:t>
       </w:r>
     </w:p>
     <w:p>
@@ -262,12 +262,12 @@
           <w:color w:val="666666"/>
           <w:sz w:val="18"/>
         </w:rPr>
-        <w:t>Pérol M et al.  ·  N Engl J Med  ·  24.10.2026  ·  PMID 42929702</w:t>
+        <w:t>Conforti F et al.  ·  Cancer Cell  ·  27.10.2026  ·  PMID 42945961</w:t>
       </w:r>
     </w:p>
     <w:p>
       <w:r>
-        <w:t>Phase-3-Studie zu Tarlatamab (DLL3-gerichteter Bispecific T-Cell Engager) plus Durvalumab versus Durvalumab allein als Erhaltungstherapie nach Erstlinien-Chemoimmunotherapie bei extensivem kleinzelligem Lungenkarzinom.</w:t>
+        <w:t>Metaanalyse von 8.359 Patienten aus 9 neoadjuvanten Randomisierungsstudien der German Breast Group und AGO-B zur Surrogacy-Wertigkeit von CPS+EG und Neo-Bioscore für Langzeitergebnisse (DDFS, iDFS, OS).</w:t>
       </w:r>
     </w:p>
     <w:p>
@@ -278,7 +278,7 @@
         <w:t xml:space="preserve">Ergebnis: </w:t>
       </w:r>
       <w:r>
-        <w:t>Median Overall Survival (OS) 21,1 Monate (Tarlatamab-Durvalumab) versus 12,7 Monate (Durvalumab; HR 0,42; p&lt;0,001). Median Progression-Free Survival (PFS) 7,4 versus 1,9 Monate (HR 0,34; p&lt;0,001). Grade 3/4 Nebenwirkungen 46,8% versus 40,6%, Zytokinfreisetzungssyndrom in etwa der Hälfte der Tarlatamab-Durvalumab-Gruppe, überwiegend Grad 1/2.</w:t>
+        <w:t>Auf Patientenebene: Beide Scores signifikant assoziiert mit Ergebnissen. Auf Trial-Ebene: Schwache Assoziationen mit DDFS, iDFS und OS (R²=0,03–0,24 mit weiten Konfidenzintervallen). CPS+EG und Neo-Bioscore sind keine zuverlässigen Surrogatendpunkte für Treatmentbenefit in neoadjuvanten Trials, bleiben aber wertvoll für Restrisiko-Stratifizierung des Einzelpatienten nach neoadjuvanter Therapie.</w:t>
       </w:r>
     </w:p>
     <w:p>
@@ -293,7 +293,7 @@
         <w:rPr>
           <w:sz w:val="19"/>
         </w:rPr>
-        <w:t>USA-Studie, Zulassung in Deutschland möglich, aber von AMNOG-Bewertung abhängig</w:t>
+        <w:t>Deutsche und deutschsprachige Zentren (Datenquelle), Implikation für deutsches Studiendesign und Routineanwendung klar.</w:t>
       </w:r>
     </w:p>
     <w:p>
@@ -302,7 +302,7 @@
           <w:color w:val="5A7D3A"/>
           <w:sz w:val="18"/>
         </w:rPr>
-        <w:t>https://pubmed.ncbi.nlm.nih.gov/42929702/</w:t>
+        <w:t>https://pubmed.ncbi.nlm.nih.gov/42945961/</w:t>
       </w:r>
     </w:p>
     <w:p>
@@ -310,7 +310,7 @@
         <w:pStyle w:val="Heading2"/>
       </w:pPr>
       <w:r>
-        <w:t>Durvalumab+Enfortumab Vedotin verbessert Event-Free Survival bei Muskelinvasivem Urothelkarzinom</w:t>
+        <w:t>Neoadjuvante Durvalumab + Chemotherapie in resezierbarem/grenzwertig resezierbarem NSCLC</w:t>
       </w:r>
     </w:p>
     <w:p>
@@ -320,12 +320,12 @@
           <w:color w:val="666666"/>
           <w:sz w:val="18"/>
         </w:rPr>
-        <w:t>Powles T et al.  ·  N Engl J Med  ·  24.10.2026  ·  PMID 42929692</w:t>
+        <w:t>Reck M et al.  ·  Nat Med  ·  26.10.2026  ·  PMID 42934326</w:t>
       </w:r>
     </w:p>
     <w:p>
       <w:r>
-        <w:t>Phase-3-Studie VOLGA zu Durvalumab mit/ohne Tremelimumab plus Enfortumab Vedotin neoadjuvant gefolgt von Zystektomie und adjuvanter Durvalumab versus Chirurgie allein bei Patienten mit Muskelinvasivem Urothelkarzinom.</w:t>
+        <w:t>Phase-2-Trial zur Machbarkeit eines multimodalen Ansatzes mit neoadjuvanter Durvalumab + Chemotherapie (AEGEAN-Schema) oder Chemoradiotherapie bei 142 Patienten mit resezierbarem oder grenzwertig resezierbarem Stadium-III-NSCLC, mit multidisziplinärer Tumorkonferenz-gesteuertem Ansatz.</w:t>
       </w:r>
     </w:p>
     <w:p>
@@ -336,7 +336,7 @@
         <w:t xml:space="preserve">Ergebnis: </w:t>
       </w:r>
       <w:r>
-        <w:t>24-Monats-Event-Free-Survival (EFS) 63,5% (Durvalumab-Enfortumab) versus 45,1% (Kontrolle; HR 0,51; p&lt;0,001). 24-Monats-OS 78,4% versus 69,4% (HR 0,58; p=0,003). Grade 3+ Nebenwirkungen 71,1% (behandlungsbedingt 30,7%) versus 50,2%.</w:t>
+        <w:t>Resektionsrate 74,6% [95%-KI 66,7–81,6] in Population mit &gt;33% grenzwertig resezierbarer Fälle. R0-Resektionsrate 96,2% [90,6–99,0]. 92,3% der Patienten erhielten Operation (n=106) oder CRT (n=25); 82,4% erhielten adjuvante/Konsolidierungs-Durvalumab. Während adjuvanter/Konsolidierungs-Phase: Grad-3/4-Nebenwirkungen 7,4% (Resektion) und 17,4% (CRT); Abbruch wegen Toxizität 8,5% und 13,0%. Vorläufig ermutigende Effektivität mit handhabbarem Sicherheitsprofil.</w:t>
       </w:r>
     </w:p>
     <w:p>
@@ -351,7 +351,7 @@
         <w:rPr>
           <w:sz w:val="19"/>
         </w:rPr>
-        <w:t>Internationale Phase-3-Studie, europäische und deutsche Zentren, deutsche Versicherungssysteme</w:t>
+        <w:t>Europa-beteiligt (Deutschland, Frankreich, Italien, Spanien, UK), deutsches Gesundheitssystem vergleichbar.</w:t>
       </w:r>
     </w:p>
     <w:p>
@@ -360,7 +360,7 @@
           <w:color w:val="5A7D3A"/>
           <w:sz w:val="18"/>
         </w:rPr>
-        <w:t>https://pubmed.ncbi.nlm.nih.gov/42929692/</w:t>
+        <w:t>https://pubmed.ncbi.nlm.nih.gov/42934326/</w:t>
       </w:r>
     </w:p>
     <w:p>
@@ -368,7 +368,7 @@
         <w:pStyle w:val="Heading2"/>
       </w:pPr>
       <w:r>
-        <w:t>ESMO-Leitlinien zu Diagnostik und Therapie des Nierenzellkarzinoms in Asien adaptiert</w:t>
+        <w:t>Dostarlimab + Belrestotug ± Nelistotug in vorbehandeltem NSCLC: Sichere Dosis, geringe Aktivität</w:t>
       </w:r>
     </w:p>
     <w:p>
@@ -378,12 +378,12 @@
           <w:color w:val="666666"/>
           <w:sz w:val="18"/>
         </w:rPr>
-        <w:t>Kanesvaran R et al.  ·  ESMO Open  ·  01.10.2026  ·  PMID 42914499</w:t>
+        <w:t>Spigel DR et al.  ·  Clin Cancer Res  ·  26.10.2026  ·  PMID 42931848</w:t>
       </w:r>
     </w:p>
     <w:p>
       <w:r>
-        <w:t>Pan-asiatische Konsensusleitlinien adaptiert von den ESMO-Leitlinien Mai 2024 mit Harmonisierung von Diagnostik, Behandlung und Nachsorge des Nierenzellkarzinoms unter Berücksichtigung regionaler Unterschiede in Zulassung und Verfügbarkeit.</w:t>
+        <w:t>Open-label Phase-I/II-Safety-Studie zu Dostarlimab (anti-PD-1) plus Belrestotug (anti-TIGIT) ± Nelistotug (anti-CD96) in 62 vorbehandelten NSCLC-Patienten nach Progress unter anti-PD-(L)1 und Platin-Chemotherapie; primäre Endpunkte Sicherheit und Verträglichkeit.</w:t>
       </w:r>
     </w:p>
     <w:p>
@@ -394,7 +394,7 @@
         <w:t xml:space="preserve">Ergebnis: </w:t>
       </w:r>
       <w:r>
-        <w:t>Konkrete Empfehlungen zu Staging, systemischer Therapie (Immuntherapie-Kombinationen als Standard in metastasiertem Krankheitsstadium), adjuvanter Pembrolizumab für High-Risk-Patienten. Fokus auf Harmonisierung trotz Disparitäten in Arzneimittelzugang und Erstattung zwischen Ländern.</w:t>
+        <w:t>Grad-≥3-Behandlungsnebenwirkungen: 17% (Arm 4 mit Belrestotug 200–1000 mg), 6% (Arm 5 mit Triplett), 14% (Arm 5-randomisiert). Wenige Abbrüche wegen Toxizität. Best Response: Progressive Erkrankung überwiegend, 1 partielle Remission (Arm 5-randomisiert, 210 mg); stabiler Zustand ≥12 Wochen bei 17–29% je nach Arm. Fazit: Gut verträglich aber keine klinisch bedeutsame Aktivität in vorbehandeltem NSCLC; weitere Forschung erforderlich.</w:t>
       </w:r>
     </w:p>
     <w:p>
@@ -409,7 +409,7 @@
         <w:rPr>
           <w:sz w:val="19"/>
         </w:rPr>
-        <w:t>Leitlinienwerk, europäische und asiatische Experten, begrenzt auf Asien</w:t>
+        <w:t>Internationale Studie, USA-Zentren dominant, begrenzte Übertragbarkeit auf deutsches System.</w:t>
       </w:r>
     </w:p>
     <w:p>
@@ -418,7 +418,7 @@
           <w:color w:val="5A7D3A"/>
           <w:sz w:val="18"/>
         </w:rPr>
-        <w:t>https://pubmed.ncbi.nlm.nih.gov/42914499/</w:t>
+        <w:t>https://pubmed.ncbi.nlm.nih.gov/42931848/</w:t>
       </w:r>
     </w:p>
     <w:sectPr>

--- a/download/studien-aktuell.docx
+++ b/download/studien-aktuell.docx
@@ -62,7 +62,7 @@
           <w:color w:val="666666"/>
           <w:sz w:val="18"/>
         </w:rPr>
-        <w:t>Stand: 29.10.2026  |  6 Studien  |  onkologie.m-vf.de</w:t>
+        <w:t>Stand: 30.10.2026  |  6 Studien  |  onkologie.m-vf.de</w:t>
       </w:r>
     </w:p>
     <w:p>
@@ -70,7 +70,7 @@
         <w:pStyle w:val="Heading1"/>
       </w:pPr>
       <w:r>
-        <w:t>Aufgenommen am 29.10.2026</w:t>
+        <w:t>Aufgenommen am 30.10.2026</w:t>
       </w:r>
     </w:p>
     <w:p>
@@ -78,7 +78,7 @@
         <w:pStyle w:val="Heading2"/>
       </w:pPr>
       <w:r>
-        <w:t>ctDNA und CTC bei Prostatakarzinom: Prognostischer Nutzen unter PARP-Inhibition</w:t>
+        <w:t>Pazopanib alternierend mit Bevacizumab: PFS 24,8 Monate in Nierenzellkarzinom-Studie</w:t>
       </w:r>
     </w:p>
     <w:p>
@@ -88,12 +88,12 @@
           <w:color w:val="666666"/>
           <w:sz w:val="18"/>
         </w:rPr>
-        <w:t>Yip SM et al.  ·  Lancet Oncol  ·  28.10.2026  ·  PMID 42950862</w:t>
+        <w:t>George S et al.  ·  Lancet Oncol  ·  27.10.2026  ·  PMID 42945979</w:t>
       </w:r>
     </w:p>
     <w:p>
       <w:r>
-        <w:t>Analyse des TALAPRO-2-Trials zur prognostischen und prädiktiven Wertigkeit von zirkulierender Tumor-DNA und Tumor-Zellen bei 805 Patienten mit metastasiertem kastrationsresistentem Prostatakarzinom unter Talazoparib plus Enzalutamid versus Placebo plus Enzalutamid.</w:t>
+        <w:t>Phase-1/2-Studie (USA, 5 Zentren) zu alternierend verabreichtem Pazopanib (800 mg täglich) und Bevacizumab (10 mg/kg) in 10-Wochen-Zyklen bei therapienaiven Patienten mit metastasiertem klarzelligen Nierenzellkarzinom; Phase 2 mit 51 evaluierbaren Patienten (94 % Kaukasier, 65 % günstiges Risiko).</w:t>
       </w:r>
     </w:p>
     <w:p>
@@ -104,7 +104,7 @@
         <w:t xml:space="preserve">Ergebnis: </w:t>
       </w:r>
       <w:r>
-        <w:t>84% Konkordanz der HRR-Alteration zwischen Gewebeprobe und ctDNA. Basale ctDNA-Positivität war prognostisch für schlechteres Progressions-freies Überleben (PFS): HR 2,46 [95%-KI 1,68–3,60; p&lt;0,0001] unter Talazoparib und HR 4,03 [2,85–5,72; p&lt;0,0001] unter Placebo. ctDNA-Konversion von positiv zu negativ in Woche 9 war in beiden Gruppen prognostisch für verbessertes PFS. CTC-Konversion und CTC0 zeigten gleichen prognostischen Effekt. ctDNA-Last und CTC-Aufzählung sind damit als breit anwendbare prognostische Marker etabliert.</w:t>
+        <w:t>Medianes PFS 24,8 Monate (95%-KI 17,2–34,3). Häufigste Grad-3/4-AE: Hypertonie (34 %), erhöhte Transaminasen (12–17 %). 8 % der Patienten beendeten die Studie wegen behandlungsbedingt schwerwiegender AE, keine Todesfälle. Das Regime zeigt vielversprechende antitumorale Aktivität in der günstigen-Risiko-Gruppe.</w:t>
       </w:r>
     </w:p>
     <w:p>
@@ -119,7 +119,7 @@
         <w:rPr>
           <w:sz w:val="19"/>
         </w:rPr>
-        <w:t>Deutsches Gesundheitssystem, Flächentauglichkeit hängt von ctDNA-Assay-Verfügbarkeit ab.</w:t>
+        <w:t>USA, Single-Arm Phase-2-Design; Phase-3-Daten für Validierung erforderlich</w:t>
       </w:r>
     </w:p>
     <w:p>
@@ -128,7 +128,7 @@
           <w:color w:val="5A7D3A"/>
           <w:sz w:val="18"/>
         </w:rPr>
-        <w:t>https://pubmed.ncbi.nlm.nih.gov/42950862/</w:t>
+        <w:t>https://pubmed.ncbi.nlm.nih.gov/42945979/</w:t>
       </w:r>
     </w:p>
     <w:p>
@@ -136,7 +136,7 @@
         <w:pStyle w:val="Heading2"/>
       </w:pPr>
       <w:r>
-        <w:t>Pembrolizumab plus SBRT in frühem NSCLC: Kein Vorteil, erhöhte Toxizität</w:t>
+        <w:t>Perioperatives PD-1-Checkpoint-Inhibitor verkürzt Rezidivrisiko um 48% bei resektablem NSCLC</w:t>
       </w:r>
     </w:p>
     <w:p>
@@ -146,12 +146,12 @@
           <w:color w:val="666666"/>
           <w:sz w:val="18"/>
         </w:rPr>
-        <w:t>Jabbour SK et al.  ·  J Clin Oncol  ·  28.10.2026  ·  PMID 42950173</w:t>
+        <w:t>Li ZM et al.  ·  Ann Oncol  ·  31.12.2026  ·  PMID 42933639</w:t>
       </w:r>
     </w:p>
     <w:p>
       <w:r>
-        <w:t>Randomizerter Phase-III-Trial an 448 inoperablen oder operationsablehnenden Patienten mit Stadium I–II NSCLC, die SBRT mit Pembrolizumab oder Placebo erhielten, mit Ereignisfreies-Überleben als Primärendpunkt.</w:t>
+        <w:t>Chinesische Phase-III-Studie (501 Patienten) zu neoadjuvantem/adjuvantem Toripalimab (PD-1-Inhibitor) plus Chemotherapie versus Placebo bei resektablem Stadium-II/III-NSCLC mit 48,2-Monaten medianer Nachbeobachtung.</w:t>
       </w:r>
     </w:p>
     <w:p>
@@ -162,7 +162,7 @@
         <w:t xml:space="preserve">Ergebnis: </w:t>
       </w:r>
       <w:r>
-        <w:t>Medianes Ereignisfreies-Überleben 31,2 Monate (Pembrolizumab) vs. 28,3 Monate (Placebo); Hazard Ratio 0,92 [95%-KI 0,69–1,24]; p=0,2932 – kein signifikanter Unterschied. Grad-3-5-Nebenwirkungen bei 20,4% unter Pembrolizumab vs. 3,7% unter Placebo. Fünf behandlungsbedingte Todesfälle (2,2%) nur in der Pembrolizumab-Gruppe. Trial wurde vorzeitig gestoppt.</w:t>
+        <w:t>Investigator-assessiertes EFS: stratifiziertes HR 0,52 (95%-KI 0,39–0,68, p&lt;0,0001); medianes EFS nicht erreicht vs. 20,2 Monate Placebo. Major-Pathologic-Response-Rate 47 % vs. 9 % (p&lt;0,0001). OS-Hazard-Ratio 0,66 (p=0,0072), mediales OS in beiden Armen nicht erreicht. Sicherheitsprofil konsistent, keine neuen Signale.</w:t>
       </w:r>
     </w:p>
     <w:p>
@@ -177,7 +177,7 @@
         <w:rPr>
           <w:sz w:val="19"/>
         </w:rPr>
-        <w:t>Europäische und deutsche Zentren beteiligt, SBRT-Verfahren in Deutschland etabliert; negatives Ergebnis ist praxisrelevant.</w:t>
+        <w:t>China, vergleichbare Hochvolumen-Zentren; Perioperative Immunchemotherapie bei resektablem NSCLC etabliert</w:t>
       </w:r>
     </w:p>
     <w:p>
@@ -186,7 +186,7 @@
           <w:color w:val="5A7D3A"/>
           <w:sz w:val="18"/>
         </w:rPr>
-        <w:t>https://pubmed.ncbi.nlm.nih.gov/42950173/</w:t>
+        <w:t>https://pubmed.ncbi.nlm.nih.gov/42933639/</w:t>
       </w:r>
     </w:p>
     <w:p>
@@ -194,7 +194,7 @@
         <w:pStyle w:val="Heading2"/>
       </w:pPr>
       <w:r>
-        <w:t>Neuroendokrine Differenzierung als Escape-Mechanismus bei HER2+ Brustkrebs</w:t>
+        <w:t>Neoadjuvanter Immune Checkpoint Inhibitor verlängert krankheitsfreies Überleben bei kutanem Plattenepithelkarzinom</w:t>
       </w:r>
     </w:p>
     <w:p>
@@ -204,12 +204,12 @@
           <w:color w:val="666666"/>
           <w:sz w:val="18"/>
         </w:rPr>
-        <w:t>Würth R et al.  ·  Cancer Discov  ·  28.10.2026  ·  PMID 42949420</w:t>
+        <w:t>Gross ND et al.  ·  J Clin Oncol  ·  24.10.2026  ·  PMID 42921711</w:t>
       </w:r>
     </w:p>
     <w:p>
       <w:r>
-        <w:t>Grundlagenforschung mit klinischer Implikation: Analyse von 22% der Fälle mit Therapieversagen unter HER2-Therapie, in denen neuroendokrine Differenzierung (NED) auftrat oder zunahm, überwiegend bei HER2-positivem Typ; Identifikation von NEUROD1 als Masterregulator und FGFR1-Abhängigkeit neuroendokriner Zellen.</w:t>
+        <w:t>Multicenter-Phase-II-Studie zu neoadjuvantem Cemiplimab (PD-1-Inhibitor) vor Operation bei resektablem kutanem Plattenepithelkarzinom Stadium II–IV mit 81 Patienten und 54 Monaten Follow-up.</w:t>
       </w:r>
     </w:p>
     <w:p>
@@ -220,7 +220,7 @@
         <w:t xml:space="preserve">Ergebnis: </w:t>
       </w:r>
       <w:r>
-        <w:t>NED führt zur EpCAM-Stummschaltung und amplifizierten HER2-Leveln. NCAM-positive Tumor-Zellen (Marker für NED) wurden bei Patienten detektiert, bei denen EpCAM-basierte Erkennung fehlgeschlagen war. FGFR1-Inhibition ist ein therapeutisches Ziel für diese Population. Der Mechanismus erklärt Resistenz gegen HER2-gerichtete Therapie und eröffnet Überwachungs- und Interventionswege.</w:t>
+        <w:t>54-Monats-EFS 76,2 % (bei 40 Patienten mit pathologischer Komplettremission: 81,5 %, ohne Rezidive). Geschätztes 54-Monats-OS 79,4 %. Keine neuen Grad-≥3-Nebenwirkungen. Die neoadjuvante Behandlung führt zu dauerhaften Remissionen ohne späte Rezidive oder neue Sicherheitssignale.</w:t>
       </w:r>
     </w:p>
     <w:p>
@@ -235,7 +235,7 @@
         <w:rPr>
           <w:sz w:val="19"/>
         </w:rPr>
-        <w:t>Deutsche Grundlagenforschung (DKFZ Heidelberg, NCT); klinische Translation noch offen.</w:t>
+        <w:t>Internationale Studie, vergleichbare hochspezialisierte Zentrumsstruktur erforderlich</w:t>
       </w:r>
     </w:p>
     <w:p>
@@ -244,7 +244,7 @@
           <w:color w:val="5A7D3A"/>
           <w:sz w:val="18"/>
         </w:rPr>
-        <w:t>https://pubmed.ncbi.nlm.nih.gov/42949420/</w:t>
+        <w:t>https://pubmed.ncbi.nlm.nih.gov/42921711/</w:t>
       </w:r>
     </w:p>
     <w:p>
@@ -252,7 +252,7 @@
         <w:pStyle w:val="Heading2"/>
       </w:pPr>
       <w:r>
-        <w:t>Prognostische Scores CPS+EG und Neo-Bioscore: Patientenbezogen ja, Trialendpunkt-prädiktiv nein</w:t>
+        <w:t>Hochdosis-Chemotherapie für Hodentumor-Salvage: OS 36,4 Monate in Europastudie</w:t>
       </w:r>
     </w:p>
     <w:p>
@@ -262,12 +262,12 @@
           <w:color w:val="666666"/>
           <w:sz w:val="18"/>
         </w:rPr>
-        <w:t>Conforti F et al.  ·  Cancer Cell  ·  27.10.2026  ·  PMID 42945961</w:t>
+        <w:t>Tateo V et al.  ·  ESMO Open  ·  15.09.2026  ·  PMID 42914497</w:t>
       </w:r>
     </w:p>
     <w:p>
       <w:r>
-        <w:t>Metaanalyse von 8.359 Patienten aus 9 neoadjuvanten Randomisierungsstudien der German Breast Group und AGO-B zur Surrogacy-Wertigkeit von CPS+EG und Neo-Bioscore für Langzeitergebnisse (DDFS, iDFS, OS).</w:t>
+        <w:t>Analyse von 2204 Keimzelltumor-Patienten aus dem EBMT-Register, die zwischen 2000 und 2022 Hochdosis-Carboplatin/Etoposid erhielten, mit Fokus auf Timing und Salvage-Linie (3–6, 6–12, &gt;12 Monate nach Diagnose).</w:t>
       </w:r>
     </w:p>
     <w:p>
@@ -278,7 +278,7 @@
         <w:t xml:space="preserve">Ergebnis: </w:t>
       </w:r>
       <w:r>
-        <w:t>Auf Patientenebene: Beide Scores signifikant assoziiert mit Ergebnissen. Auf Trial-Ebene: Schwache Assoziationen mit DDFS, iDFS und OS (R²=0,03–0,24 mit weiten Konfidenzintervallen). CPS+EG und Neo-Bioscore sind keine zuverlässigen Surrogatendpunkte für Treatmentbenefit in neoadjuvanten Trials, bleiben aber wertvoll für Restrisiko-Stratifizierung des Einzelpatienten nach neoadjuvanter Therapie.</w:t>
+        <w:t>Medianes OS 36,4 Monate, medianes PFS 9,9 Monate. Längeres Zeitintervall bis zur HD-CT war mit erhöhtem Hazard für Progression und Tod assoziiert. In nicht-hochrisiko-Patienten signifikante Interaktion zwischen Timing und OS (p=0,04), deutend auf nichtlineare Beziehung.</w:t>
       </w:r>
     </w:p>
     <w:p>
@@ -293,7 +293,7 @@
         <w:rPr>
           <w:sz w:val="19"/>
         </w:rPr>
-        <w:t>Deutsche und deutschsprachige Zentren (Datenquelle), Implikation für deutsches Studiendesign und Routineanwendung klar.</w:t>
+        <w:t>Europäisches Register, deutschsprachige Zentren vertreten, direkt übertragbar</w:t>
       </w:r>
     </w:p>
     <w:p>
@@ -302,7 +302,7 @@
           <w:color w:val="5A7D3A"/>
           <w:sz w:val="18"/>
         </w:rPr>
-        <w:t>https://pubmed.ncbi.nlm.nih.gov/42945961/</w:t>
+        <w:t>https://pubmed.ncbi.nlm.nih.gov/42914497/</w:t>
       </w:r>
     </w:p>
     <w:p>
@@ -310,7 +310,7 @@
         <w:pStyle w:val="Heading2"/>
       </w:pPr>
       <w:r>
-        <w:t>Neoadjuvante Durvalumab + Chemotherapie in resezierbarem/grenzwertig resezierbarem NSCLC</w:t>
+        <w:t>Multiomic-Analyse enthüllt Targetable Pathways in MSS-Kolorektalkarzinom</w:t>
       </w:r>
     </w:p>
     <w:p>
@@ -320,12 +320,12 @@
           <w:color w:val="666666"/>
           <w:sz w:val="18"/>
         </w:rPr>
-        <w:t>Reck M et al.  ·  Nat Med  ·  26.10.2026  ·  PMID 42934326</w:t>
+        <w:t>Sadanandam A et al.  ·  Cancer Cell  ·  22.10.2026  ·  PMID 42913633</w:t>
       </w:r>
     </w:p>
     <w:p>
       <w:r>
-        <w:t>Phase-2-Trial zur Machbarkeit eines multimodalen Ansatzes mit neoadjuvanter Durvalumab + Chemotherapie (AEGEAN-Schema) oder Chemoradiotherapie bei 142 Patienten mit resezierbarem oder grenzwertig resezierbarem Stadium-III-NSCLC, mit multidisziplinärer Tumorkonferenz-gesteuertem Ansatz.</w:t>
+        <w:t>Integrative Multiomic-Analyse (Genomik, Transkriptomik, Proteomik) von ~2000 Tumoren inkl. 316 MSS-Kolorektalkarzinomen mit funktionaler Validierung in Patient-Derived-Tumoreoid und Xenograft-Modellen.</w:t>
       </w:r>
     </w:p>
     <w:p>
@@ -336,7 +336,7 @@
         <w:t xml:space="preserve">Ergebnis: </w:t>
       </w:r>
       <w:r>
-        <w:t>Resektionsrate 74,6% [95%-KI 66,7–81,6] in Population mit &gt;33% grenzwertig resezierbarer Fälle. R0-Resektionsrate 96,2% [90,6–99,0]. 92,3% der Patienten erhielten Operation (n=106) oder CRT (n=25); 82,4% erhielten adjuvante/Konsolidierungs-Durvalumab. Während adjuvanter/Konsolidierungs-Phase: Grad-3/4-Nebenwirkungen 7,4% (Resektion) und 17,4% (CRT); Abbruch wegen Toxizität 8,5% und 13,0%. Vorläufig ermutigende Effektivität mit handhabbarem Sicherheitsprofil.</w:t>
+        <w:t>Identifikation komplexer molekularer Programme (Replikationsstress, Glutaminolyse, MYC-E2F-Netzwerke) in RAS-mutanten MSS-CRC; FAK-, PDK1/2- und Proteasom-Inhibition plus MEK-Blockade zeigen synergistische Effekte in funktionalen Modellen. Diese Kombinationen könnten Behandlungsoptionen für MSS-CRC verbessern.</w:t>
       </w:r>
     </w:p>
     <w:p>
@@ -351,7 +351,7 @@
         <w:rPr>
           <w:sz w:val="19"/>
         </w:rPr>
-        <w:t>Europa-beteiligt (Deutschland, Frankreich, Italien, Spanien, UK), deutsches Gesundheitssystem vergleichbar.</w:t>
+        <w:t>Präklinische Validierung; Weg zur Klinik noch offen, wird durch Multiomic-Integration angebahnt</w:t>
       </w:r>
     </w:p>
     <w:p>
@@ -360,7 +360,7 @@
           <w:color w:val="5A7D3A"/>
           <w:sz w:val="18"/>
         </w:rPr>
-        <w:t>https://pubmed.ncbi.nlm.nih.gov/42934326/</w:t>
+        <w:t>https://pubmed.ncbi.nlm.nih.gov/42913633/</w:t>
       </w:r>
     </w:p>
     <w:p>
@@ -368,7 +368,7 @@
         <w:pStyle w:val="Heading2"/>
       </w:pPr>
       <w:r>
-        <w:t>Dostarlimab + Belrestotug ± Nelistotug in vorbehandeltem NSCLC: Sichere Dosis, geringe Aktivität</w:t>
+        <w:t>ESCAT v2: Neuer Standard für Bewertung von Biomarkern in Präzisionsmedizin</w:t>
       </w:r>
     </w:p>
     <w:p>
@@ -378,12 +378,12 @@
           <w:color w:val="666666"/>
           <w:sz w:val="18"/>
         </w:rPr>
-        <w:t>Spigel DR et al.  ·  Clin Cancer Res  ·  26.10.2026  ·  PMID 42931848</w:t>
+        <w:t>El Helali A et al.  ·  Ann Oncol  ·  21.10.2026  ·  PMID 42906778</w:t>
       </w:r>
     </w:p>
     <w:p>
       <w:r>
-        <w:t>Open-label Phase-I/II-Safety-Studie zu Dostarlimab (anti-PD-1) plus Belrestotug (anti-TIGIT) ± Nelistotug (anti-CD96) in 62 vorbehandelten NSCLC-Patienten nach Progress unter anti-PD-(L)1 und Platin-Chemotherapie; primäre Endpunkte Sicherheit und Verträglichkeit.</w:t>
+        <w:t>Überarbeiteter internationaler Expertenkonsens zur Klassifizierung molekularer Alterationen nach Aktivierbarkeit und Resistenzpotenzial, mit neuer Uncertain-Graduierung, Tumor-Agnostiker-Kriterien und formaler Resistenz-Skala.</w:t>
       </w:r>
     </w:p>
     <w:p>
@@ -394,7 +394,7 @@
         <w:t xml:space="preserve">Ergebnis: </w:t>
       </w:r>
       <w:r>
-        <w:t>Grad-≥3-Behandlungsnebenwirkungen: 17% (Arm 4 mit Belrestotug 200–1000 mg), 6% (Arm 5 mit Triplett), 14% (Arm 5-randomisiert). Wenige Abbrüche wegen Toxizität. Best Response: Progressive Erkrankung überwiegend, 1 partielle Remission (Arm 5-randomisiert, 210 mg); stabiler Zustand ≥12 Wochen bei 17–29% je nach Arm. Fazit: Gut verträglich aber keine klinisch bedeutsame Aktivität in vorbehandeltem NSCLC; weitere Forschung erforderlich.</w:t>
+        <w:t>ESCAT v2 strukturiert Tier I in ‚proven', ‚inferred', ‚extrapolated'; Tier II in drei Evidenzstufen; neuer Tier X mit Subkategorien für getestete inaktive und ineffektive Matches. Vier-Level-Resistenz-Skala von klinisch validiert bis präklinisch. Framework ermöglicht nuanciertere Kommunikation zwischen Klinikern, Patienten und Regulierern.</w:t>
       </w:r>
     </w:p>
     <w:p>
@@ -409,7 +409,7 @@
         <w:rPr>
           <w:sz w:val="19"/>
         </w:rPr>
-        <w:t>Internationale Studie, USA-Zentren dominant, begrenzte Übertragbarkeit auf deutsches System.</w:t>
+        <w:t>ESMO-Leitlinie, europäischer Standard, direkt für deutsche Tumorkonferenzen und Molekulare Tumorboards anwendbar</w:t>
       </w:r>
     </w:p>
     <w:p>
@@ -418,7 +418,7 @@
           <w:color w:val="5A7D3A"/>
           <w:sz w:val="18"/>
         </w:rPr>
-        <w:t>https://pubmed.ncbi.nlm.nih.gov/42931848/</w:t>
+        <w:t>https://pubmed.ncbi.nlm.nih.gov/42906778/</w:t>
       </w:r>
     </w:p>
     <w:sectPr>

--- a/download/studien-aktuell.docx
+++ b/download/studien-aktuell.docx
@@ -62,7 +62,7 @@
           <w:color w:val="666666"/>
           <w:sz w:val="18"/>
         </w:rPr>
-        <w:t>Stand: 30.10.2026  |  6 Studien  |  onkologie.m-vf.de</w:t>
+        <w:t>Stand: 31.10.2026  |  6 Studien  |  onkologie.m-vf.de</w:t>
       </w:r>
     </w:p>
     <w:p>
@@ -70,7 +70,7 @@
         <w:pStyle w:val="Heading1"/>
       </w:pPr>
       <w:r>
-        <w:t>Aufgenommen am 30.10.2026</w:t>
+        <w:t>Aufgenommen am 31.10.2026</w:t>
       </w:r>
     </w:p>
     <w:p>
@@ -78,7 +78,7 @@
         <w:pStyle w:val="Heading2"/>
       </w:pPr>
       <w:r>
-        <w:t>Pazopanib alternierend mit Bevacizumab: PFS 24,8 Monate in Nierenzellkarzinom-Studie</w:t>
+        <w:t>Bildgestützte Brachytherapie beim Zervixkarzinom: Workflow-Optimierung in ressourcenlimitierten Settings</w:t>
       </w:r>
     </w:p>
     <w:p>
@@ -88,12 +88,12 @@
           <w:color w:val="666666"/>
           <w:sz w:val="18"/>
         </w:rPr>
-        <w:t>George S et al.  ·  Lancet Oncol  ·  27.10.2026  ·  PMID 42945979</w:t>
+        <w:t>Hande V et al.  ·  Int J Radiat Oncol Biol Phys  ·  30.10.2026  ·  PMID 42962975</w:t>
       </w:r>
     </w:p>
     <w:p>
       <w:r>
-        <w:t>Phase-1/2-Studie (USA, 5 Zentren) zu alternierend verabreichtem Pazopanib (800 mg täglich) und Bevacizumab (10 mg/kg) in 10-Wochen-Zyklen bei therapienaiven Patienten mit metastasiertem klarzelligen Nierenzellkarzinom; Phase 2 mit 51 evaluierbaren Patienten (94 % Kaukasier, 65 % günstiges Risiko).</w:t>
+        <w:t>Querschnittsstudie an 14 Zentren in 14 Ländern (Länder mit niedrigem/mittlerem Einkommen) zu Workflow-Zeiten und Ressourcenbedarf bei IGBT-Implementierung mit 365 analysierten Workflows.</w:t>
       </w:r>
     </w:p>
     <w:p>
@@ -104,7 +104,7 @@
         <w:t xml:space="preserve">Ergebnis: </w:t>
       </w:r>
       <w:r>
-        <w:t>Medianes PFS 24,8 Monate (95%-KI 17,2–34,3). Häufigste Grad-3/4-AE: Hypertonie (34 %), erhöhte Transaminasen (12–17 %). 8 % der Patienten beendeten die Studie wegen behandlungsbedingt schwerwiegender AE, keine Todesfälle. Das Regime zeigt vielversprechende antitumorale Aktivität in der günstigen-Risiko-Gruppe.</w:t>
+        <w:t>Mediane Proceduretime für 2D-konventionell 2h 8min, 3D-Standard-IGBT 2h 35min, 3D-Advanced 4h 16min. Sedation statt Vollnarkose verkürzte Workflows um mediane 35 Minuten. Brachytherapie-Maschinenbedarfsquoten nach nationaler Inzidenz: 0,2–9,5; vier Länder &lt;0,5, zwei 0,5–1,0, acht &gt;1,0. Context-spezifische Implementierungsempfehlungen entwickelt.</w:t>
       </w:r>
     </w:p>
     <w:p>
@@ -119,7 +119,7 @@
         <w:rPr>
           <w:sz w:val="19"/>
         </w:rPr>
-        <w:t>USA, Single-Arm Phase-2-Design; Phase-3-Daten für Validierung erforderlich</w:t>
+        <w:t>International, IAEA-Studie – Workflow-Daten für Mitteleinkommens-Länder-Versorgung adaptierbar</w:t>
       </w:r>
     </w:p>
     <w:p>
@@ -128,7 +128,7 @@
           <w:color w:val="5A7D3A"/>
           <w:sz w:val="18"/>
         </w:rPr>
-        <w:t>https://pubmed.ncbi.nlm.nih.gov/42945979/</w:t>
+        <w:t>https://pubmed.ncbi.nlm.nih.gov/42962975/</w:t>
       </w:r>
     </w:p>
     <w:p>
@@ -136,7 +136,7 @@
         <w:pStyle w:val="Heading2"/>
       </w:pPr>
       <w:r>
-        <w:t>Perioperatives PD-1-Checkpoint-Inhibitor verkürzt Rezidivrisiko um 48% bei resektablem NSCLC</w:t>
+        <w:t>Niederlande: 35,6% der Krebsindikationen sind Off-Label-Einsätze, aber reglementiert</w:t>
       </w:r>
     </w:p>
     <w:p>
@@ -146,12 +146,12 @@
           <w:color w:val="666666"/>
           <w:sz w:val="18"/>
         </w:rPr>
-        <w:t>Li ZM et al.  ·  Ann Oncol  ·  31.12.2026  ·  PMID 42933639</w:t>
+        <w:t>Timmer H et al.  ·  ESMO Open  ·  30.10.2026  ·  PMID 42962563</w:t>
       </w:r>
     </w:p>
     <w:p>
       <w:r>
-        <w:t>Chinesische Phase-III-Studie (501 Patienten) zu neoadjuvantem/adjuvantem Toripalimab (PD-1-Inhibitor) plus Chemotherapie versus Placebo bei resektablem Stadium-II/III-NSCLC mit 48,2-Monaten medianer Nachbeobachtung.</w:t>
+        <w:t>Cross-sectionale Beobachtungsstudie zur Off-Label-Nutzung und Erstattung von Krebsmedikamenten in den Niederlanden anhand nationaler Arzneimittel- und Erstattungsdatenbanken (Datenstand Januar 2025).</w:t>
       </w:r>
     </w:p>
     <w:p>
@@ -162,7 +162,7 @@
         <w:t xml:space="preserve">Ergebnis: </w:t>
       </w:r>
       <w:r>
-        <w:t>Investigator-assessiertes EFS: stratifiziertes HR 0,52 (95%-KI 0,39–0,68, p&lt;0,0001); medianes EFS nicht erreicht vs. 20,2 Monate Placebo. Major-Pathologic-Response-Rate 47 % vs. 9 % (p&lt;0,0001). OS-Hazard-Ratio 0,66 (p=0,0072), mediales OS in beiden Armen nicht erreicht. Sicherheitsprofil konsistent, keine neuen Signale.</w:t>
+        <w:t>331 von 930 (35,6%) erstattungsfähigen Indikations-Wirksoff-Paare waren Off-Label; 90,3% (n=299) waren hochpreisige Arzneimittel. Chemotherapie machte 67,1% (n=163) der Off-Label-IDPs aus, zielgerichtete Therapien 32,9% (n=109). Bei hochpreisigen Arzneimitteln waren 24,4% (41.238 von 169.043) der Verschreibungen Off-Label, aber nur 2,3% (€30,3 Mio. von €1,3 Mrd.) der Gesamtausgaben. Häufig genutzte Off-Label-Behandlungen stützten sich auf starke Evidenz; Evidenzniveaus variierten bei selteneren Indikationen.</w:t>
       </w:r>
     </w:p>
     <w:p>
@@ -177,7 +177,7 @@
         <w:rPr>
           <w:sz w:val="19"/>
         </w:rPr>
-        <w:t>China, vergleichbare Hochvolumen-Zentren; Perioperative Immunchemotherapie bei resektablem NSCLC etabliert</w:t>
+        <w:t>Niederlande, vergleichbares Versicherungssystem – Modell für deutsche Erstattungsbewertung</w:t>
       </w:r>
     </w:p>
     <w:p>
@@ -186,7 +186,7 @@
           <w:color w:val="5A7D3A"/>
           <w:sz w:val="18"/>
         </w:rPr>
-        <w:t>https://pubmed.ncbi.nlm.nih.gov/42933639/</w:t>
+        <w:t>https://pubmed.ncbi.nlm.nih.gov/42962563/</w:t>
       </w:r>
     </w:p>
     <w:p>
@@ -194,7 +194,7 @@
         <w:pStyle w:val="Heading2"/>
       </w:pPr>
       <w:r>
-        <w:t>Neoadjuvanter Immune Checkpoint Inhibitor verlängert krankheitsfreies Überleben bei kutanem Plattenepithelkarzinom</w:t>
+        <w:t>ctDNA steuert Therapie bei kleinen Lungenmetastasen des Kolonkarzinoms</w:t>
       </w:r>
     </w:p>
     <w:p>
@@ -204,12 +204,12 @@
           <w:color w:val="666666"/>
           <w:sz w:val="18"/>
         </w:rPr>
-        <w:t>Gross ND et al.  ·  J Clin Oncol  ·  24.10.2026  ·  PMID 42921711</w:t>
+        <w:t>Chang J et al.  ·  Eur J Cancer  ·  22.10.2026  ·  PMID 42962410</w:t>
       </w:r>
     </w:p>
     <w:p>
       <w:r>
-        <w:t>Multicenter-Phase-II-Studie zu neoadjuvantem Cemiplimab (PD-1-Inhibitor) vor Operation bei resektablem kutanem Plattenepithelkarzinom Stadium II–IV mit 81 Patienten und 54 Monaten Follow-up.</w:t>
+        <w:t>Prospektive Kohortenstudie mit 70 mCRC-Patienten mit Lungenknoten ≤2 cm zur ctDNA-gesteuerten Therapieentscheidung (lokal oder systemisch).</w:t>
       </w:r>
     </w:p>
     <w:p>
@@ -220,7 +220,7 @@
         <w:t xml:space="preserve">Ergebnis: </w:t>
       </w:r>
       <w:r>
-        <w:t>54-Monats-EFS 76,2 % (bei 40 Patienten mit pathologischer Komplettremission: 81,5 %, ohne Rezidive). Geschätztes 54-Monats-OS 79,4 %. Keine neuen Grad-≥3-Nebenwirkungen. Die neoadjuvante Behandlung führt zu dauerhaften Remissionen ohne späte Rezidive oder neue Sicherheitssignale.</w:t>
+        <w:t>ctDNA-Positivität bei Baseline korrelierte mit verkürztem progressionsfreiem Überleben (PFS) in Kohort 1 (≤1 cm): 3,2 vs. 9,2 Monate (p=0,013). Systemische Chemotherapie erreichte 5× höhere ctDNA-Clearance als lokale Therapie (63,2% vs. 12,5%, p=0,033). Patienten mit anhaltend negativer ctDNA hatten besseres PFS (nicht erreicht vs. 9,2 Monate, p=0,012). ctDNA detektierte extrapulmonale Metastasen mit 5,5 Monaten Vorlauf vor Bildgebung.</w:t>
       </w:r>
     </w:p>
     <w:p>
@@ -235,7 +235,7 @@
         <w:rPr>
           <w:sz w:val="19"/>
         </w:rPr>
-        <w:t>Internationale Studie, vergleichbare hochspezialisierte Zentrumsstruktur erforderlich</w:t>
+        <w:t>China – Befunde zur ctDNA-Stratifizierung sind technologie-unabhängig übertragbar</w:t>
       </w:r>
     </w:p>
     <w:p>
@@ -244,7 +244,7 @@
           <w:color w:val="5A7D3A"/>
           <w:sz w:val="18"/>
         </w:rPr>
-        <w:t>https://pubmed.ncbi.nlm.nih.gov/42921711/</w:t>
+        <w:t>https://pubmed.ncbi.nlm.nih.gov/42962410/</w:t>
       </w:r>
     </w:p>
     <w:p>
@@ -252,7 +252,7 @@
         <w:pStyle w:val="Heading2"/>
       </w:pPr>
       <w:r>
-        <w:t>Hochdosis-Chemotherapie für Hodentumor-Salvage: OS 36,4 Monate in Europastudie</w:t>
+        <w:t>Methylphenidat lindert Fatigue bei hämatologischen Krebserkrankungen signifikant</w:t>
       </w:r>
     </w:p>
     <w:p>
@@ -262,12 +262,12 @@
           <w:color w:val="666666"/>
           <w:sz w:val="18"/>
         </w:rPr>
-        <w:t>Tateo V et al.  ·  ESMO Open  ·  15.09.2026  ·  PMID 42914497</w:t>
+        <w:t>Frederiksen H et al.  ·  J Clin Oncol  ·  30.10.2026  ·  PMID 42962158</w:t>
       </w:r>
     </w:p>
     <w:p>
       <w:r>
-        <w:t>Analyse von 2204 Keimzelltumor-Patienten aus dem EBMT-Register, die zwischen 2000 und 2022 Hochdosis-Carboplatin/Etoposid erhielten, mit Fokus auf Timing und Salvage-Linie (3–6, 6–12, &gt;12 Monate nach Diagnose).</w:t>
+        <w:t>Randomisierte, doppelblinde Crossover-Studie mit 152 fatiguen Patienten mit Hämatoonkologie zum Vergleich Methylphenidat vs. Placebo über je 6 Wochen.</w:t>
       </w:r>
     </w:p>
     <w:p>
@@ -278,7 +278,7 @@
         <w:t xml:space="preserve">Ergebnis: </w:t>
       </w:r>
       <w:r>
-        <w:t>Medianes OS 36,4 Monate, medianes PFS 9,9 Monate. Längeres Zeitintervall bis zur HD-CT war mit erhöhtem Hazard für Progression und Tod assoziiert. In nicht-hochrisiko-Patienten signifikante Interaktion zwischen Timing und OS (p=0,04), deutend auf nichtlineare Beziehung.</w:t>
+        <w:t>FACIT-F-Score verbesserte sich unter Methylphenidat um 8,9 Punkte (95%-KI: 7,3–10,4) vs. Placebo 3,9 Punkte (95%-KI: 2,3–5,4); Differenz 5,0 Punkte (95%-KI: 2,8–7,2) zugunsten Methylphenidat. Nebenwirkungen waren mild; Sedation in 8,5% der Fälle. Mediane Dosis Pregabalin 50 mg.</w:t>
       </w:r>
     </w:p>
     <w:p>
@@ -293,7 +293,7 @@
         <w:rPr>
           <w:sz w:val="19"/>
         </w:rPr>
-        <w:t>Europäisches Register, deutschsprachige Zentren vertreten, direkt übertragbar</w:t>
+        <w:t>Dänemark, etablierte Methodik – Fatigue-Management auch für Deutschland relevant</w:t>
       </w:r>
     </w:p>
     <w:p>
@@ -302,7 +302,7 @@
           <w:color w:val="5A7D3A"/>
           <w:sz w:val="18"/>
         </w:rPr>
-        <w:t>https://pubmed.ncbi.nlm.nih.gov/42914497/</w:t>
+        <w:t>https://pubmed.ncbi.nlm.nih.gov/42962158/</w:t>
       </w:r>
     </w:p>
     <w:p>
@@ -310,7 +310,7 @@
         <w:pStyle w:val="Heading2"/>
       </w:pPr>
       <w:r>
-        <w:t>Multiomic-Analyse enthüllt Targetable Pathways in MSS-Kolorektalkarzinom</w:t>
+        <w:t>Chemotherapie-Reduktion bei HER2-positivem Brustkrebs: 5-Jahres-Sicherheit validiert</w:t>
       </w:r>
     </w:p>
     <w:p>
@@ -320,12 +320,12 @@
           <w:color w:val="666666"/>
           <w:sz w:val="18"/>
         </w:rPr>
-        <w:t>Sadanandam A et al.  ·  Cancer Cell  ·  22.10.2026  ·  PMID 42913633</w:t>
+        <w:t>Pérez-García JM et al.  ·  Nat Med  ·  29.10.2026  ·  PMID 42957778</w:t>
       </w:r>
     </w:p>
     <w:p>
       <w:r>
-        <w:t>Integrative Multiomic-Analyse (Genomik, Transkriptomik, Proteomik) von ~2000 Tumoren inkl. 316 MSS-Kolorektalkarzinomen mit funktionaler Validierung in Patient-Derived-Tumoreoid und Xenograft-Modellen.</w:t>
+        <w:t>Randomisierte Phase-2-Studie mit 267 Patientinnen zum Verzicht auf Chemotherapie unter HER2-gerichteter Therapie bei guter PET-Response und pathologischer Komplettremission.</w:t>
       </w:r>
     </w:p>
     <w:p>
@@ -336,7 +336,7 @@
         <w:t xml:space="preserve">Ergebnis: </w:t>
       </w:r>
       <w:r>
-        <w:t>Identifikation komplexer molekularer Programme (Replikationsstress, Glutaminolyse, MYC-E2F-Netzwerke) in RAS-mutanten MSS-CRC; FAK-, PDK1/2- und Proteasom-Inhibition plus MEK-Blockade zeigen synergistische Effekte in funktionalen Modellen. Diese Kombinationen könnten Behandlungsoptionen für MSS-CRC verbessern.</w:t>
+        <w:t>5-Jahres-invasives krankheitsfreies Überleben (iDFS) in der De-Eskalationsgruppe 89,5% (95%-KI: 85,7–93,4); bei PET-Responderinnen ohne Chemotherapie 92,4% (95%-KI: 86,7–98,5). ctDNA-Clearance korrelierte mit besseren Langzeitergebnissen. Das Verfahren bleibt klinisch valide, erfordert aber weitere Prospektiv-Validierung.</w:t>
       </w:r>
     </w:p>
     <w:p>
@@ -351,7 +351,7 @@
         <w:rPr>
           <w:sz w:val="19"/>
         </w:rPr>
-        <w:t>Präklinische Validierung; Weg zur Klinik noch offen, wird durch Multiomic-Integration angebahnt</w:t>
+        <w:t>Spanien, Italien, Deutschland, Belgien – europäische Zentren, vergleichbare Onkologie-Standards</w:t>
       </w:r>
     </w:p>
     <w:p>
@@ -360,7 +360,7 @@
           <w:color w:val="5A7D3A"/>
           <w:sz w:val="18"/>
         </w:rPr>
-        <w:t>https://pubmed.ncbi.nlm.nih.gov/42913633/</w:t>
+        <w:t>https://pubmed.ncbi.nlm.nih.gov/42957778/</w:t>
       </w:r>
     </w:p>
     <w:p>
@@ -368,7 +368,7 @@
         <w:pStyle w:val="Heading2"/>
       </w:pPr>
       <w:r>
-        <w:t>ESCAT v2: Neuer Standard für Bewertung von Biomarkern in Präzisionsmedizin</w:t>
+        <w:t>Vimseltinib zeigt dauerhafte Remissionen beim Tenosynovialen Riesenzelltumor</w:t>
       </w:r>
     </w:p>
     <w:p>
@@ -378,12 +378,12 @@
           <w:color w:val="666666"/>
           <w:sz w:val="18"/>
         </w:rPr>
-        <w:t>El Helali A et al.  ·  Ann Oncol  ·  21.10.2026  ·  PMID 42906778</w:t>
+        <w:t>Bhadri V et al.  ·  Oncologist  ·  07.10.2026  ·  PMID 42898002</w:t>
       </w:r>
     </w:p>
     <w:p>
       <w:r>
-        <w:t>Überarbeiteter internationaler Expertenkonsens zur Klassifizierung molekularer Alterationen nach Aktivierbarkeit und Resistenzpotenzial, mit neuer Uncertain-Graduierung, Tumor-Agnostiker-Kriterien und formaler Resistenz-Skala.</w:t>
+        <w:t>Phase-3-Studie MOTION mit 118 Patienten (83 randomisiert, 35 Crossover) zum CSF1R-Inhibitor Vimseltinib bei nicht-operablem TGCT mit &gt;2 Jahren Follow-up-Daten.</w:t>
       </w:r>
     </w:p>
     <w:p>
@@ -394,7 +394,7 @@
         <w:t xml:space="preserve">Ergebnis: </w:t>
       </w:r>
       <w:r>
-        <w:t>ESCAT v2 strukturiert Tier I in ‚proven', ‚inferred', ‚extrapolated'; Tier II in drei Evidenzstufen; neuer Tier X mit Subkategorien für getestete inaktive und ineffektive Matches. Vier-Level-Resistenz-Skala von klinisch validiert bis präklinisch. Framework ermöglicht nuanciertere Kommunikation zwischen Klinikern, Patienten und Regulierern.</w:t>
+        <w:t>Objektive Ansprechrate (RECIST v1.1) 48% (40/83) in der randomisierten Vimseltinib-Gruppe, 54% (19/35) in der Crossover-Gruppe; 51% (60/118) noch unter Therapie. Langfristige Verbesserungen in Clinical Outcome Assessments. Sicherheitsprofil konsistent, kein choleastisches Leberversagen oder arzneimittelinduzierte Leberschädigung.</w:t>
       </w:r>
     </w:p>
     <w:p>
@@ -409,7 +409,7 @@
         <w:rPr>
           <w:sz w:val="19"/>
         </w:rPr>
-        <w:t>ESMO-Leitlinie, europäischer Standard, direkt für deutsche Tumorkonferenzen und Molekulare Tumorboards anwendbar</w:t>
+        <w:t>Niederlande, Deutschland, Italien, Frankreich – europäische Zentren, vergleichbare Regulierung</w:t>
       </w:r>
     </w:p>
     <w:p>
@@ -418,7 +418,7 @@
           <w:color w:val="5A7D3A"/>
           <w:sz w:val="18"/>
         </w:rPr>
-        <w:t>https://pubmed.ncbi.nlm.nih.gov/42906778/</w:t>
+        <w:t>https://pubmed.ncbi.nlm.nih.gov/42898002/</w:t>
       </w:r>
     </w:p>
     <w:sectPr>
